--- a/analysis-code/results.docx
+++ b/analysis-code/results.docx
@@ -16257,19 +16257,19 @@
               <w:jc w:val="right"/>
             </w:pPr>
             <w:r>
-              <w:t xml:space="preserve">-0.539</w:t>
-            </w:r>
-          </w:p>
-        </w:tc>
-        <w:tc>
-          <w:tcPr/>
-          <w:p>
-            <w:pPr>
-              <w:pStyle w:val="Compact"/>
-              <w:jc w:val="right"/>
-            </w:pPr>
-            <w:r>
-              <w:t xml:space="preserve">0.221</w:t>
+              <w:t xml:space="preserve">-0.535</w:t>
+            </w:r>
+          </w:p>
+        </w:tc>
+        <w:tc>
+          <w:tcPr/>
+          <w:p>
+            <w:pPr>
+              <w:pStyle w:val="Compact"/>
+              <w:jc w:val="right"/>
+            </w:pPr>
+            <w:r>
+              <w:t xml:space="preserve">0.065</w:t>
             </w:r>
           </w:p>
         </w:tc>
@@ -16281,19 +16281,19 @@
               <w:jc w:val="center"/>
             </w:pPr>
             <w:r>
-              <w:t xml:space="preserve">[-0.972, -0.105]</w:t>
-            </w:r>
-          </w:p>
-        </w:tc>
-        <w:tc>
-          <w:tcPr/>
-          <w:p>
-            <w:pPr>
-              <w:pStyle w:val="Compact"/>
-              <w:jc w:val="right"/>
-            </w:pPr>
-            <w:r>
-              <w:t xml:space="preserve">.015</w:t>
+              <w:t xml:space="preserve">[-0.663, -0.407]</w:t>
+            </w:r>
+          </w:p>
+        </w:tc>
+        <w:tc>
+          <w:tcPr/>
+          <w:p>
+            <w:pPr>
+              <w:pStyle w:val="Compact"/>
+              <w:jc w:val="right"/>
+            </w:pPr>
+            <w:r>
+              <w:t xml:space="preserve">&lt; .001</w:t>
             </w:r>
           </w:p>
         </w:tc>
@@ -16319,19 +16319,19 @@
               <w:jc w:val="right"/>
             </w:pPr>
             <w:r>
-              <w:t xml:space="preserve">0.635</w:t>
-            </w:r>
-          </w:p>
-        </w:tc>
-        <w:tc>
-          <w:tcPr/>
-          <w:p>
-            <w:pPr>
-              <w:pStyle w:val="Compact"/>
-              <w:jc w:val="right"/>
-            </w:pPr>
-            <w:r>
-              <w:t xml:space="preserve">0.030</w:t>
+              <w:t xml:space="preserve">0.601</w:t>
+            </w:r>
+          </w:p>
+        </w:tc>
+        <w:tc>
+          <w:tcPr/>
+          <w:p>
+            <w:pPr>
+              <w:pStyle w:val="Compact"/>
+              <w:jc w:val="right"/>
+            </w:pPr>
+            <w:r>
+              <w:t xml:space="preserve">0.027</w:t>
             </w:r>
           </w:p>
         </w:tc>
@@ -16343,7 +16343,7 @@
               <w:jc w:val="center"/>
             </w:pPr>
             <w:r>
-              <w:t xml:space="preserve">[0.576, 0.693]</w:t>
+              <w:t xml:space="preserve">[0.548, 0.653]</w:t>
             </w:r>
           </w:p>
         </w:tc>
@@ -16381,19 +16381,19 @@
               <w:jc w:val="right"/>
             </w:pPr>
             <w:r>
-              <w:t xml:space="preserve">0.415</w:t>
-            </w:r>
-          </w:p>
-        </w:tc>
-        <w:tc>
-          <w:tcPr/>
-          <w:p>
-            <w:pPr>
-              <w:pStyle w:val="Compact"/>
-              <w:jc w:val="right"/>
-            </w:pPr>
-            <w:r>
-              <w:t xml:space="preserve">0.037</w:t>
+              <w:t xml:space="preserve">0.393</w:t>
+            </w:r>
+          </w:p>
+        </w:tc>
+        <w:tc>
+          <w:tcPr/>
+          <w:p>
+            <w:pPr>
+              <w:pStyle w:val="Compact"/>
+              <w:jc w:val="right"/>
+            </w:pPr>
+            <w:r>
+              <w:t xml:space="preserve">0.035</w:t>
             </w:r>
           </w:p>
         </w:tc>
@@ -16405,7 +16405,7 @@
               <w:jc w:val="center"/>
             </w:pPr>
             <w:r>
-              <w:t xml:space="preserve">[0.342, 0.489]</w:t>
+              <w:t xml:space="preserve">[0.324, 0.462]</w:t>
             </w:r>
           </w:p>
         </w:tc>
@@ -16443,19 +16443,19 @@
               <w:jc w:val="right"/>
             </w:pPr>
             <w:r>
-              <w:t xml:space="preserve">-0.050</w:t>
-            </w:r>
-          </w:p>
-        </w:tc>
-        <w:tc>
-          <w:tcPr/>
-          <w:p>
-            <w:pPr>
-              <w:pStyle w:val="Compact"/>
-              <w:jc w:val="right"/>
-            </w:pPr>
-            <w:r>
-              <w:t xml:space="preserve">0.050</w:t>
+              <w:t xml:space="preserve">-0.036</w:t>
+            </w:r>
+          </w:p>
+        </w:tc>
+        <w:tc>
+          <w:tcPr/>
+          <w:p>
+            <w:pPr>
+              <w:pStyle w:val="Compact"/>
+              <w:jc w:val="right"/>
+            </w:pPr>
+            <w:r>
+              <w:t xml:space="preserve">0.047</w:t>
             </w:r>
           </w:p>
         </w:tc>
@@ -16467,20 +16467,220 @@
               <w:jc w:val="center"/>
             </w:pPr>
             <w:r>
-              <w:t xml:space="preserve">[-0.147, 0.048]</w:t>
-            </w:r>
-          </w:p>
-        </w:tc>
-        <w:tc>
-          <w:tcPr/>
-          <w:p>
-            <w:pPr>
-              <w:pStyle w:val="Compact"/>
-              <w:jc w:val="right"/>
-            </w:pPr>
-            <w:r>
-              <w:t xml:space="preserve">.317</w:t>
-            </w:r>
+              <w:t xml:space="preserve">[-0.129, 0.056]</w:t>
+            </w:r>
+          </w:p>
+        </w:tc>
+        <w:tc>
+          <w:tcPr/>
+          <w:p>
+            <w:pPr>
+              <w:pStyle w:val="Compact"/>
+              <w:jc w:val="right"/>
+            </w:pPr>
+            <w:r>
+              <w:t xml:space="preserve">.441</w:t>
+            </w:r>
+          </w:p>
+        </w:tc>
+      </w:tr>
+      <w:tr>
+        <w:tc>
+          <w:tcPr/>
+          <w:p>
+            <w:pPr>
+              <w:pStyle w:val="Compact"/>
+              <w:jc w:val="left"/>
+            </w:pPr>
+            <w:r>
+              <w:t xml:space="preserve">SD (LabID: (Intercept))</w:t>
+            </w:r>
+          </w:p>
+        </w:tc>
+        <w:tc>
+          <w:tcPr/>
+          <w:p>
+            <w:pPr>
+              <w:pStyle w:val="Compact"/>
+              <w:jc w:val="right"/>
+            </w:pPr>
+            <w:r>
+              <w:t xml:space="preserve">0.374</w:t>
+            </w:r>
+          </w:p>
+        </w:tc>
+        <w:tc>
+          <w:tcPr/>
+          <w:p>
+            <w:pPr>
+              <w:pStyle w:val="Compact"/>
+            </w:pPr>
+          </w:p>
+        </w:tc>
+        <w:tc>
+          <w:tcPr/>
+          <w:p>
+            <w:pPr>
+              <w:pStyle w:val="Compact"/>
+            </w:pPr>
+          </w:p>
+        </w:tc>
+        <w:tc>
+          <w:tcPr/>
+          <w:p>
+            <w:pPr>
+              <w:pStyle w:val="Compact"/>
+            </w:pPr>
+          </w:p>
+        </w:tc>
+      </w:tr>
+      <w:tr>
+        <w:tc>
+          <w:tcPr/>
+          <w:p>
+            <w:pPr>
+              <w:pStyle w:val="Compact"/>
+              <w:jc w:val="left"/>
+            </w:pPr>
+            <w:r>
+              <w:t xml:space="preserve">SD (Country: feedback:justification)</w:t>
+            </w:r>
+          </w:p>
+        </w:tc>
+        <w:tc>
+          <w:tcPr/>
+          <w:p>
+            <w:pPr>
+              <w:pStyle w:val="Compact"/>
+              <w:jc w:val="right"/>
+            </w:pPr>
+            <w:r>
+              <w:t xml:space="preserve">0.155</w:t>
+            </w:r>
+          </w:p>
+        </w:tc>
+        <w:tc>
+          <w:tcPr/>
+          <w:p>
+            <w:pPr>
+              <w:pStyle w:val="Compact"/>
+            </w:pPr>
+          </w:p>
+        </w:tc>
+        <w:tc>
+          <w:tcPr/>
+          <w:p>
+            <w:pPr>
+              <w:pStyle w:val="Compact"/>
+            </w:pPr>
+          </w:p>
+        </w:tc>
+        <w:tc>
+          <w:tcPr/>
+          <w:p>
+            <w:pPr>
+              <w:pStyle w:val="Compact"/>
+            </w:pPr>
+          </w:p>
+        </w:tc>
+      </w:tr>
+      <w:tr>
+        <w:tc>
+          <w:tcPr/>
+          <w:p>
+            <w:pPr>
+              <w:pStyle w:val="Compact"/>
+              <w:jc w:val="left"/>
+            </w:pPr>
+            <w:r>
+              <w:t xml:space="preserve">SD (Country: justification)</w:t>
+            </w:r>
+          </w:p>
+        </w:tc>
+        <w:tc>
+          <w:tcPr/>
+          <w:p>
+            <w:pPr>
+              <w:pStyle w:val="Compact"/>
+              <w:jc w:val="right"/>
+            </w:pPr>
+            <w:r>
+              <w:t xml:space="preserve">0.124</w:t>
+            </w:r>
+          </w:p>
+        </w:tc>
+        <w:tc>
+          <w:tcPr/>
+          <w:p>
+            <w:pPr>
+              <w:pStyle w:val="Compact"/>
+            </w:pPr>
+          </w:p>
+        </w:tc>
+        <w:tc>
+          <w:tcPr/>
+          <w:p>
+            <w:pPr>
+              <w:pStyle w:val="Compact"/>
+            </w:pPr>
+          </w:p>
+        </w:tc>
+        <w:tc>
+          <w:tcPr/>
+          <w:p>
+            <w:pPr>
+              <w:pStyle w:val="Compact"/>
+            </w:pPr>
+          </w:p>
+        </w:tc>
+      </w:tr>
+      <w:tr>
+        <w:tc>
+          <w:tcPr/>
+          <w:p>
+            <w:pPr>
+              <w:pStyle w:val="Compact"/>
+              <w:jc w:val="left"/>
+            </w:pPr>
+            <w:r>
+              <w:t xml:space="preserve">SD (Country: feedback)</w:t>
+            </w:r>
+          </w:p>
+        </w:tc>
+        <w:tc>
+          <w:tcPr/>
+          <w:p>
+            <w:pPr>
+              <w:pStyle w:val="Compact"/>
+              <w:jc w:val="right"/>
+            </w:pPr>
+            <w:r>
+              <w:t xml:space="preserve">0.008</w:t>
+            </w:r>
+          </w:p>
+        </w:tc>
+        <w:tc>
+          <w:tcPr/>
+          <w:p>
+            <w:pPr>
+              <w:pStyle w:val="Compact"/>
+            </w:pPr>
+          </w:p>
+        </w:tc>
+        <w:tc>
+          <w:tcPr/>
+          <w:p>
+            <w:pPr>
+              <w:pStyle w:val="Compact"/>
+            </w:pPr>
+          </w:p>
+        </w:tc>
+        <w:tc>
+          <w:tcPr/>
+          <w:p>
+            <w:pPr>
+              <w:pStyle w:val="Compact"/>
+            </w:pPr>
           </w:p>
         </w:tc>
       </w:tr>
@@ -16505,207 +16705,7 @@
               <w:jc w:val="right"/>
             </w:pPr>
             <w:r>
-              <w:t xml:space="preserve">0.511</w:t>
-            </w:r>
-          </w:p>
-        </w:tc>
-        <w:tc>
-          <w:tcPr/>
-          <w:p>
-            <w:pPr>
-              <w:pStyle w:val="Compact"/>
-            </w:pPr>
-          </w:p>
-        </w:tc>
-        <w:tc>
-          <w:tcPr/>
-          <w:p>
-            <w:pPr>
-              <w:pStyle w:val="Compact"/>
-            </w:pPr>
-          </w:p>
-        </w:tc>
-        <w:tc>
-          <w:tcPr/>
-          <w:p>
-            <w:pPr>
-              <w:pStyle w:val="Compact"/>
-            </w:pPr>
-          </w:p>
-        </w:tc>
-      </w:tr>
-      <w:tr>
-        <w:tc>
-          <w:tcPr/>
-          <w:p>
-            <w:pPr>
-              <w:pStyle w:val="Compact"/>
-              <w:jc w:val="left"/>
-            </w:pPr>
-            <w:r>
-              <w:t xml:space="preserve">SD (Country: feedback)</w:t>
-            </w:r>
-          </w:p>
-        </w:tc>
-        <w:tc>
-          <w:tcPr/>
-          <w:p>
-            <w:pPr>
-              <w:pStyle w:val="Compact"/>
-              <w:jc w:val="right"/>
-            </w:pPr>
-            <w:r>
-              <w:t xml:space="preserve">0.058</w:t>
-            </w:r>
-          </w:p>
-        </w:tc>
-        <w:tc>
-          <w:tcPr/>
-          <w:p>
-            <w:pPr>
-              <w:pStyle w:val="Compact"/>
-            </w:pPr>
-          </w:p>
-        </w:tc>
-        <w:tc>
-          <w:tcPr/>
-          <w:p>
-            <w:pPr>
-              <w:pStyle w:val="Compact"/>
-            </w:pPr>
-          </w:p>
-        </w:tc>
-        <w:tc>
-          <w:tcPr/>
-          <w:p>
-            <w:pPr>
-              <w:pStyle w:val="Compact"/>
-            </w:pPr>
-          </w:p>
-        </w:tc>
-      </w:tr>
-      <w:tr>
-        <w:tc>
-          <w:tcPr/>
-          <w:p>
-            <w:pPr>
-              <w:pStyle w:val="Compact"/>
-              <w:jc w:val="left"/>
-            </w:pPr>
-            <w:r>
-              <w:t xml:space="preserve">SD (Country: justification)</w:t>
-            </w:r>
-          </w:p>
-        </w:tc>
-        <w:tc>
-          <w:tcPr/>
-          <w:p>
-            <w:pPr>
-              <w:pStyle w:val="Compact"/>
-              <w:jc w:val="right"/>
-            </w:pPr>
-            <w:r>
-              <w:t xml:space="preserve">0.145</w:t>
-            </w:r>
-          </w:p>
-        </w:tc>
-        <w:tc>
-          <w:tcPr/>
-          <w:p>
-            <w:pPr>
-              <w:pStyle w:val="Compact"/>
-            </w:pPr>
-          </w:p>
-        </w:tc>
-        <w:tc>
-          <w:tcPr/>
-          <w:p>
-            <w:pPr>
-              <w:pStyle w:val="Compact"/>
-            </w:pPr>
-          </w:p>
-        </w:tc>
-        <w:tc>
-          <w:tcPr/>
-          <w:p>
-            <w:pPr>
-              <w:pStyle w:val="Compact"/>
-            </w:pPr>
-          </w:p>
-        </w:tc>
-      </w:tr>
-      <w:tr>
-        <w:tc>
-          <w:tcPr/>
-          <w:p>
-            <w:pPr>
-              <w:pStyle w:val="Compact"/>
-              <w:jc w:val="left"/>
-            </w:pPr>
-            <w:r>
-              <w:t xml:space="preserve">SD (Country: feedback:justification)</w:t>
-            </w:r>
-          </w:p>
-        </w:tc>
-        <w:tc>
-          <w:tcPr/>
-          <w:p>
-            <w:pPr>
-              <w:pStyle w:val="Compact"/>
-              <w:jc w:val="right"/>
-            </w:pPr>
-            <w:r>
-              <w:t xml:space="preserve">0.175</w:t>
-            </w:r>
-          </w:p>
-        </w:tc>
-        <w:tc>
-          <w:tcPr/>
-          <w:p>
-            <w:pPr>
-              <w:pStyle w:val="Compact"/>
-            </w:pPr>
-          </w:p>
-        </w:tc>
-        <w:tc>
-          <w:tcPr/>
-          <w:p>
-            <w:pPr>
-              <w:pStyle w:val="Compact"/>
-            </w:pPr>
-          </w:p>
-        </w:tc>
-        <w:tc>
-          <w:tcPr/>
-          <w:p>
-            <w:pPr>
-              <w:pStyle w:val="Compact"/>
-            </w:pPr>
-          </w:p>
-        </w:tc>
-      </w:tr>
-      <w:tr>
-        <w:tc>
-          <w:tcPr/>
-          <w:p>
-            <w:pPr>
-              <w:pStyle w:val="Compact"/>
-              <w:jc w:val="left"/>
-            </w:pPr>
-            <w:r>
-              <w:t xml:space="preserve">SD (problem: (Intercept))</w:t>
-            </w:r>
-          </w:p>
-        </w:tc>
-        <w:tc>
-          <w:tcPr/>
-          <w:p>
-            <w:pPr>
-              <w:pStyle w:val="Compact"/>
-              <w:jc w:val="right"/>
-            </w:pPr>
-            <w:r>
-              <w:t xml:space="preserve">0.519</w:t>
+              <w:t xml:space="preserve">0.323</w:t>
             </w:r>
           </w:p>
         </w:tc>
@@ -16755,7 +16755,57 @@
               <w:jc w:val="right"/>
             </w:pPr>
             <w:r>
-              <w:t xml:space="preserve">48038</w:t>
+              <w:t xml:space="preserve">47632</w:t>
+            </w:r>
+          </w:p>
+        </w:tc>
+        <w:tc>
+          <w:tcPr/>
+          <w:p>
+            <w:pPr>
+              <w:pStyle w:val="Compact"/>
+            </w:pPr>
+          </w:p>
+        </w:tc>
+        <w:tc>
+          <w:tcPr/>
+          <w:p>
+            <w:pPr>
+              <w:pStyle w:val="Compact"/>
+            </w:pPr>
+          </w:p>
+        </w:tc>
+        <w:tc>
+          <w:tcPr/>
+          <w:p>
+            <w:pPr>
+              <w:pStyle w:val="Compact"/>
+            </w:pPr>
+          </w:p>
+        </w:tc>
+      </w:tr>
+      <w:tr>
+        <w:tc>
+          <w:tcPr/>
+          <w:p>
+            <w:pPr>
+              <w:pStyle w:val="Compact"/>
+              <w:jc w:val="left"/>
+            </w:pPr>
+            <w:r>
+              <w:t xml:space="preserve">N LabID</w:t>
+            </w:r>
+          </w:p>
+        </w:tc>
+        <w:tc>
+          <w:tcPr/>
+          <w:p>
+            <w:pPr>
+              <w:pStyle w:val="Compact"/>
+              <w:jc w:val="right"/>
+            </w:pPr>
+            <w:r>
+              <w:t xml:space="preserve">137</w:t>
             </w:r>
           </w:p>
         </w:tc>
@@ -16805,57 +16855,7 @@
               <w:jc w:val="right"/>
             </w:pPr>
             <w:r>
-              <w:t xml:space="preserve">53</w:t>
-            </w:r>
-          </w:p>
-        </w:tc>
-        <w:tc>
-          <w:tcPr/>
-          <w:p>
-            <w:pPr>
-              <w:pStyle w:val="Compact"/>
-            </w:pPr>
-          </w:p>
-        </w:tc>
-        <w:tc>
-          <w:tcPr/>
-          <w:p>
-            <w:pPr>
-              <w:pStyle w:val="Compact"/>
-            </w:pPr>
-          </w:p>
-        </w:tc>
-        <w:tc>
-          <w:tcPr/>
-          <w:p>
-            <w:pPr>
-              <w:pStyle w:val="Compact"/>
-            </w:pPr>
-          </w:p>
-        </w:tc>
-      </w:tr>
-      <w:tr>
-        <w:tc>
-          <w:tcPr/>
-          <w:p>
-            <w:pPr>
-              <w:pStyle w:val="Compact"/>
-              <w:jc w:val="left"/>
-            </w:pPr>
-            <w:r>
-              <w:t xml:space="preserve">N problem</w:t>
-            </w:r>
-          </w:p>
-        </w:tc>
-        <w:tc>
-          <w:tcPr/>
-          <w:p>
-            <w:pPr>
-              <w:pStyle w:val="Compact"/>
-              <w:jc w:val="right"/>
-            </w:pPr>
-            <w:r>
-              <w:t xml:space="preserve">6</w:t>
+              <w:t xml:space="preserve">52</w:t>
             </w:r>
           </w:p>
         </w:tc>
@@ -16910,11 +16910,11 @@
         <w:tblCaption w:val="Model for H2b and H3b (model with random intercepts for participating site); individidualistic countries."/>
       </w:tblPr>
       <w:tblGrid>
-        <w:gridCol w:w="3805"/>
-        <w:gridCol w:w="925"/>
-        <w:gridCol w:w="617"/>
-        <w:gridCol w:w="1748"/>
-        <w:gridCol w:w="822"/>
+        <w:gridCol w:w="3756"/>
+        <w:gridCol w:w="913"/>
+        <w:gridCol w:w="609"/>
+        <w:gridCol w:w="1827"/>
+        <w:gridCol w:w="812"/>
       </w:tblGrid>
       <w:tr>
         <w:trPr>
@@ -17002,19 +17002,19 @@
               <w:jc w:val="right"/>
             </w:pPr>
             <w:r>
-              <w:t xml:space="preserve">-0.340</w:t>
-            </w:r>
-          </w:p>
-        </w:tc>
-        <w:tc>
-          <w:tcPr/>
-          <w:p>
-            <w:pPr>
-              <w:pStyle w:val="Compact"/>
-              <w:jc w:val="right"/>
-            </w:pPr>
-            <w:r>
-              <w:t xml:space="preserve">0.237</w:t>
+              <w:t xml:space="preserve">-0.379</w:t>
+            </w:r>
+          </w:p>
+        </w:tc>
+        <w:tc>
+          <w:tcPr/>
+          <w:p>
+            <w:pPr>
+              <w:pStyle w:val="Compact"/>
+              <w:jc w:val="right"/>
+            </w:pPr>
+            <w:r>
+              <w:t xml:space="preserve">0.069</w:t>
             </w:r>
           </w:p>
         </w:tc>
@@ -17026,19 +17026,19 @@
               <w:jc w:val="center"/>
             </w:pPr>
             <w:r>
-              <w:t xml:space="preserve">[-0.804, 0.123]</w:t>
-            </w:r>
-          </w:p>
-        </w:tc>
-        <w:tc>
-          <w:tcPr/>
-          <w:p>
-            <w:pPr>
-              <w:pStyle w:val="Compact"/>
-              <w:jc w:val="right"/>
-            </w:pPr>
-            <w:r>
-              <w:t xml:space="preserve">.150</w:t>
+              <w:t xml:space="preserve">[-0.515, -0.244]</w:t>
+            </w:r>
+          </w:p>
+        </w:tc>
+        <w:tc>
+          <w:tcPr/>
+          <w:p>
+            <w:pPr>
+              <w:pStyle w:val="Compact"/>
+              <w:jc w:val="right"/>
+            </w:pPr>
+            <w:r>
+              <w:t xml:space="preserve">&lt; .001</w:t>
             </w:r>
           </w:p>
         </w:tc>
@@ -17064,7 +17064,7 @@
               <w:jc w:val="right"/>
             </w:pPr>
             <w:r>
-              <w:t xml:space="preserve">0.643</w:t>
+              <w:t xml:space="preserve">0.602</w:t>
             </w:r>
           </w:p>
         </w:tc>
@@ -17088,7 +17088,7 @@
               <w:jc w:val="center"/>
             </w:pPr>
             <w:r>
-              <w:t xml:space="preserve">[0.580, 0.706]</w:t>
+              <w:t xml:space="preserve">[0.540, 0.664]</w:t>
             </w:r>
           </w:p>
         </w:tc>
@@ -17126,19 +17126,19 @@
               <w:jc w:val="right"/>
             </w:pPr>
             <w:r>
-              <w:t xml:space="preserve">0.440</w:t>
-            </w:r>
-          </w:p>
-        </w:tc>
-        <w:tc>
-          <w:tcPr/>
-          <w:p>
-            <w:pPr>
-              <w:pStyle w:val="Compact"/>
-              <w:jc w:val="right"/>
-            </w:pPr>
-            <w:r>
-              <w:t xml:space="preserve">0.042</w:t>
+              <w:t xml:space="preserve">0.414</w:t>
+            </w:r>
+          </w:p>
+        </w:tc>
+        <w:tc>
+          <w:tcPr/>
+          <w:p>
+            <w:pPr>
+              <w:pStyle w:val="Compact"/>
+              <w:jc w:val="right"/>
+            </w:pPr>
+            <w:r>
+              <w:t xml:space="preserve">0.039</w:t>
             </w:r>
           </w:p>
         </w:tc>
@@ -17150,7 +17150,7 @@
               <w:jc w:val="center"/>
             </w:pPr>
             <w:r>
-              <w:t xml:space="preserve">[0.357, 0.523]</w:t>
+              <w:t xml:space="preserve">[0.337, 0.491]</w:t>
             </w:r>
           </w:p>
         </w:tc>
@@ -17188,19 +17188,19 @@
               <w:jc w:val="right"/>
             </w:pPr>
             <w:r>
-              <w:t xml:space="preserve">0.006</w:t>
-            </w:r>
-          </w:p>
-        </w:tc>
-        <w:tc>
-          <w:tcPr/>
-          <w:p>
-            <w:pPr>
-              <w:pStyle w:val="Compact"/>
-              <w:jc w:val="right"/>
-            </w:pPr>
-            <w:r>
-              <w:t xml:space="preserve">0.049</w:t>
+              <w:t xml:space="preserve">0.022</w:t>
+            </w:r>
+          </w:p>
+        </w:tc>
+        <w:tc>
+          <w:tcPr/>
+          <w:p>
+            <w:pPr>
+              <w:pStyle w:val="Compact"/>
+              <w:jc w:val="right"/>
+            </w:pPr>
+            <w:r>
+              <w:t xml:space="preserve">0.047</w:t>
             </w:r>
           </w:p>
         </w:tc>
@@ -17212,20 +17212,220 @@
               <w:jc w:val="center"/>
             </w:pPr>
             <w:r>
-              <w:t xml:space="preserve">[-0.090, 0.101]</w:t>
-            </w:r>
-          </w:p>
-        </w:tc>
-        <w:tc>
-          <w:tcPr/>
-          <w:p>
-            <w:pPr>
-              <w:pStyle w:val="Compact"/>
-              <w:jc w:val="right"/>
-            </w:pPr>
-            <w:r>
-              <w:t xml:space="preserve">.910</w:t>
-            </w:r>
+              <w:t xml:space="preserve">[-0.070, 0.115]</w:t>
+            </w:r>
+          </w:p>
+        </w:tc>
+        <w:tc>
+          <w:tcPr/>
+          <w:p>
+            <w:pPr>
+              <w:pStyle w:val="Compact"/>
+              <w:jc w:val="right"/>
+            </w:pPr>
+            <w:r>
+              <w:t xml:space="preserve">.632</w:t>
+            </w:r>
+          </w:p>
+        </w:tc>
+      </w:tr>
+      <w:tr>
+        <w:tc>
+          <w:tcPr/>
+          <w:p>
+            <w:pPr>
+              <w:pStyle w:val="Compact"/>
+              <w:jc w:val="left"/>
+            </w:pPr>
+            <w:r>
+              <w:t xml:space="preserve">SD (LabID: (Intercept))</w:t>
+            </w:r>
+          </w:p>
+        </w:tc>
+        <w:tc>
+          <w:tcPr/>
+          <w:p>
+            <w:pPr>
+              <w:pStyle w:val="Compact"/>
+              <w:jc w:val="right"/>
+            </w:pPr>
+            <w:r>
+              <w:t xml:space="preserve">0.320</w:t>
+            </w:r>
+          </w:p>
+        </w:tc>
+        <w:tc>
+          <w:tcPr/>
+          <w:p>
+            <w:pPr>
+              <w:pStyle w:val="Compact"/>
+            </w:pPr>
+          </w:p>
+        </w:tc>
+        <w:tc>
+          <w:tcPr/>
+          <w:p>
+            <w:pPr>
+              <w:pStyle w:val="Compact"/>
+            </w:pPr>
+          </w:p>
+        </w:tc>
+        <w:tc>
+          <w:tcPr/>
+          <w:p>
+            <w:pPr>
+              <w:pStyle w:val="Compact"/>
+            </w:pPr>
+          </w:p>
+        </w:tc>
+      </w:tr>
+      <w:tr>
+        <w:tc>
+          <w:tcPr/>
+          <w:p>
+            <w:pPr>
+              <w:pStyle w:val="Compact"/>
+              <w:jc w:val="left"/>
+            </w:pPr>
+            <w:r>
+              <w:t xml:space="preserve">SD (Country: feedback:justification)</w:t>
+            </w:r>
+          </w:p>
+        </w:tc>
+        <w:tc>
+          <w:tcPr/>
+          <w:p>
+            <w:pPr>
+              <w:pStyle w:val="Compact"/>
+              <w:jc w:val="right"/>
+            </w:pPr>
+            <w:r>
+              <w:t xml:space="preserve">0.041</w:t>
+            </w:r>
+          </w:p>
+        </w:tc>
+        <w:tc>
+          <w:tcPr/>
+          <w:p>
+            <w:pPr>
+              <w:pStyle w:val="Compact"/>
+            </w:pPr>
+          </w:p>
+        </w:tc>
+        <w:tc>
+          <w:tcPr/>
+          <w:p>
+            <w:pPr>
+              <w:pStyle w:val="Compact"/>
+            </w:pPr>
+          </w:p>
+        </w:tc>
+        <w:tc>
+          <w:tcPr/>
+          <w:p>
+            <w:pPr>
+              <w:pStyle w:val="Compact"/>
+            </w:pPr>
+          </w:p>
+        </w:tc>
+      </w:tr>
+      <w:tr>
+        <w:tc>
+          <w:tcPr/>
+          <w:p>
+            <w:pPr>
+              <w:pStyle w:val="Compact"/>
+              <w:jc w:val="left"/>
+            </w:pPr>
+            <w:r>
+              <w:t xml:space="preserve">SD (Country: justification)</w:t>
+            </w:r>
+          </w:p>
+        </w:tc>
+        <w:tc>
+          <w:tcPr/>
+          <w:p>
+            <w:pPr>
+              <w:pStyle w:val="Compact"/>
+              <w:jc w:val="right"/>
+            </w:pPr>
+            <w:r>
+              <w:t xml:space="preserve">0.098</w:t>
+            </w:r>
+          </w:p>
+        </w:tc>
+        <w:tc>
+          <w:tcPr/>
+          <w:p>
+            <w:pPr>
+              <w:pStyle w:val="Compact"/>
+            </w:pPr>
+          </w:p>
+        </w:tc>
+        <w:tc>
+          <w:tcPr/>
+          <w:p>
+            <w:pPr>
+              <w:pStyle w:val="Compact"/>
+            </w:pPr>
+          </w:p>
+        </w:tc>
+        <w:tc>
+          <w:tcPr/>
+          <w:p>
+            <w:pPr>
+              <w:pStyle w:val="Compact"/>
+            </w:pPr>
+          </w:p>
+        </w:tc>
+      </w:tr>
+      <w:tr>
+        <w:tc>
+          <w:tcPr/>
+          <w:p>
+            <w:pPr>
+              <w:pStyle w:val="Compact"/>
+              <w:jc w:val="left"/>
+            </w:pPr>
+            <w:r>
+              <w:t xml:space="preserve">SD (Country: feedback)</w:t>
+            </w:r>
+          </w:p>
+        </w:tc>
+        <w:tc>
+          <w:tcPr/>
+          <w:p>
+            <w:pPr>
+              <w:pStyle w:val="Compact"/>
+              <w:jc w:val="right"/>
+            </w:pPr>
+            <w:r>
+              <w:t xml:space="preserve">0.000</w:t>
+            </w:r>
+          </w:p>
+        </w:tc>
+        <w:tc>
+          <w:tcPr/>
+          <w:p>
+            <w:pPr>
+              <w:pStyle w:val="Compact"/>
+            </w:pPr>
+          </w:p>
+        </w:tc>
+        <w:tc>
+          <w:tcPr/>
+          <w:p>
+            <w:pPr>
+              <w:pStyle w:val="Compact"/>
+            </w:pPr>
+          </w:p>
+        </w:tc>
+        <w:tc>
+          <w:tcPr/>
+          <w:p>
+            <w:pPr>
+              <w:pStyle w:val="Compact"/>
+            </w:pPr>
           </w:p>
         </w:tc>
       </w:tr>
@@ -17250,207 +17450,7 @@
               <w:jc w:val="right"/>
             </w:pPr>
             <w:r>
-              <w:t xml:space="preserve">0.387</w:t>
-            </w:r>
-          </w:p>
-        </w:tc>
-        <w:tc>
-          <w:tcPr/>
-          <w:p>
-            <w:pPr>
-              <w:pStyle w:val="Compact"/>
-            </w:pPr>
-          </w:p>
-        </w:tc>
-        <w:tc>
-          <w:tcPr/>
-          <w:p>
-            <w:pPr>
-              <w:pStyle w:val="Compact"/>
-            </w:pPr>
-          </w:p>
-        </w:tc>
-        <w:tc>
-          <w:tcPr/>
-          <w:p>
-            <w:pPr>
-              <w:pStyle w:val="Compact"/>
-            </w:pPr>
-          </w:p>
-        </w:tc>
-      </w:tr>
-      <w:tr>
-        <w:tc>
-          <w:tcPr/>
-          <w:p>
-            <w:pPr>
-              <w:pStyle w:val="Compact"/>
-              <w:jc w:val="left"/>
-            </w:pPr>
-            <w:r>
-              <w:t xml:space="preserve">SD (Country: feedback)</w:t>
-            </w:r>
-          </w:p>
-        </w:tc>
-        <w:tc>
-          <w:tcPr/>
-          <w:p>
-            <w:pPr>
-              <w:pStyle w:val="Compact"/>
-              <w:jc w:val="right"/>
-            </w:pPr>
-            <w:r>
-              <w:t xml:space="preserve">0.000</w:t>
-            </w:r>
-          </w:p>
-        </w:tc>
-        <w:tc>
-          <w:tcPr/>
-          <w:p>
-            <w:pPr>
-              <w:pStyle w:val="Compact"/>
-            </w:pPr>
-          </w:p>
-        </w:tc>
-        <w:tc>
-          <w:tcPr/>
-          <w:p>
-            <w:pPr>
-              <w:pStyle w:val="Compact"/>
-            </w:pPr>
-          </w:p>
-        </w:tc>
-        <w:tc>
-          <w:tcPr/>
-          <w:p>
-            <w:pPr>
-              <w:pStyle w:val="Compact"/>
-            </w:pPr>
-          </w:p>
-        </w:tc>
-      </w:tr>
-      <w:tr>
-        <w:tc>
-          <w:tcPr/>
-          <w:p>
-            <w:pPr>
-              <w:pStyle w:val="Compact"/>
-              <w:jc w:val="left"/>
-            </w:pPr>
-            <w:r>
-              <w:t xml:space="preserve">SD (Country: justification)</w:t>
-            </w:r>
-          </w:p>
-        </w:tc>
-        <w:tc>
-          <w:tcPr/>
-          <w:p>
-            <w:pPr>
-              <w:pStyle w:val="Compact"/>
-              <w:jc w:val="right"/>
-            </w:pPr>
-            <w:r>
-              <w:t xml:space="preserve">0.122</w:t>
-            </w:r>
-          </w:p>
-        </w:tc>
-        <w:tc>
-          <w:tcPr/>
-          <w:p>
-            <w:pPr>
-              <w:pStyle w:val="Compact"/>
-            </w:pPr>
-          </w:p>
-        </w:tc>
-        <w:tc>
-          <w:tcPr/>
-          <w:p>
-            <w:pPr>
-              <w:pStyle w:val="Compact"/>
-            </w:pPr>
-          </w:p>
-        </w:tc>
-        <w:tc>
-          <w:tcPr/>
-          <w:p>
-            <w:pPr>
-              <w:pStyle w:val="Compact"/>
-            </w:pPr>
-          </w:p>
-        </w:tc>
-      </w:tr>
-      <w:tr>
-        <w:tc>
-          <w:tcPr/>
-          <w:p>
-            <w:pPr>
-              <w:pStyle w:val="Compact"/>
-              <w:jc w:val="left"/>
-            </w:pPr>
-            <w:r>
-              <w:t xml:space="preserve">SD (Country: feedback:justification)</w:t>
-            </w:r>
-          </w:p>
-        </w:tc>
-        <w:tc>
-          <w:tcPr/>
-          <w:p>
-            <w:pPr>
-              <w:pStyle w:val="Compact"/>
-              <w:jc w:val="right"/>
-            </w:pPr>
-            <w:r>
-              <w:t xml:space="preserve">0.058</w:t>
-            </w:r>
-          </w:p>
-        </w:tc>
-        <w:tc>
-          <w:tcPr/>
-          <w:p>
-            <w:pPr>
-              <w:pStyle w:val="Compact"/>
-            </w:pPr>
-          </w:p>
-        </w:tc>
-        <w:tc>
-          <w:tcPr/>
-          <w:p>
-            <w:pPr>
-              <w:pStyle w:val="Compact"/>
-            </w:pPr>
-          </w:p>
-        </w:tc>
-        <w:tc>
-          <w:tcPr/>
-          <w:p>
-            <w:pPr>
-              <w:pStyle w:val="Compact"/>
-            </w:pPr>
-          </w:p>
-        </w:tc>
-      </w:tr>
-      <w:tr>
-        <w:tc>
-          <w:tcPr/>
-          <w:p>
-            <w:pPr>
-              <w:pStyle w:val="Compact"/>
-              <w:jc w:val="left"/>
-            </w:pPr>
-            <w:r>
-              <w:t xml:space="preserve">SD (problem: (Intercept))</w:t>
-            </w:r>
-          </w:p>
-        </w:tc>
-        <w:tc>
-          <w:tcPr/>
-          <w:p>
-            <w:pPr>
-              <w:pStyle w:val="Compact"/>
-              <w:jc w:val="right"/>
-            </w:pPr>
-            <w:r>
-              <w:t xml:space="preserve">0.553</w:t>
+              <w:t xml:space="preserve">0.268</w:t>
             </w:r>
           </w:p>
         </w:tc>
@@ -17500,7 +17500,57 @@
               <w:jc w:val="right"/>
             </w:pPr>
             <w:r>
-              <w:t xml:space="preserve">33989</w:t>
+              <w:t xml:space="preserve">33604</w:t>
+            </w:r>
+          </w:p>
+        </w:tc>
+        <w:tc>
+          <w:tcPr/>
+          <w:p>
+            <w:pPr>
+              <w:pStyle w:val="Compact"/>
+            </w:pPr>
+          </w:p>
+        </w:tc>
+        <w:tc>
+          <w:tcPr/>
+          <w:p>
+            <w:pPr>
+              <w:pStyle w:val="Compact"/>
+            </w:pPr>
+          </w:p>
+        </w:tc>
+        <w:tc>
+          <w:tcPr/>
+          <w:p>
+            <w:pPr>
+              <w:pStyle w:val="Compact"/>
+            </w:pPr>
+          </w:p>
+        </w:tc>
+      </w:tr>
+      <w:tr>
+        <w:tc>
+          <w:tcPr/>
+          <w:p>
+            <w:pPr>
+              <w:pStyle w:val="Compact"/>
+              <w:jc w:val="left"/>
+            </w:pPr>
+            <w:r>
+              <w:t xml:space="preserve">N LabID</w:t>
+            </w:r>
+          </w:p>
+        </w:tc>
+        <w:tc>
+          <w:tcPr/>
+          <w:p>
+            <w:pPr>
+              <w:pStyle w:val="Compact"/>
+              <w:jc w:val="right"/>
+            </w:pPr>
+            <w:r>
+              <w:t xml:space="preserve">95</w:t>
             </w:r>
           </w:p>
         </w:tc>
@@ -17550,57 +17600,7 @@
               <w:jc w:val="right"/>
             </w:pPr>
             <w:r>
-              <w:t xml:space="preserve">31</w:t>
-            </w:r>
-          </w:p>
-        </w:tc>
-        <w:tc>
-          <w:tcPr/>
-          <w:p>
-            <w:pPr>
-              <w:pStyle w:val="Compact"/>
-            </w:pPr>
-          </w:p>
-        </w:tc>
-        <w:tc>
-          <w:tcPr/>
-          <w:p>
-            <w:pPr>
-              <w:pStyle w:val="Compact"/>
-            </w:pPr>
-          </w:p>
-        </w:tc>
-        <w:tc>
-          <w:tcPr/>
-          <w:p>
-            <w:pPr>
-              <w:pStyle w:val="Compact"/>
-            </w:pPr>
-          </w:p>
-        </w:tc>
-      </w:tr>
-      <w:tr>
-        <w:tc>
-          <w:tcPr/>
-          <w:p>
-            <w:pPr>
-              <w:pStyle w:val="Compact"/>
-              <w:jc w:val="left"/>
-            </w:pPr>
-            <w:r>
-              <w:t xml:space="preserve">N problem</w:t>
-            </w:r>
-          </w:p>
-        </w:tc>
-        <w:tc>
-          <w:tcPr/>
-          <w:p>
-            <w:pPr>
-              <w:pStyle w:val="Compact"/>
-              <w:jc w:val="right"/>
-            </w:pPr>
-            <w:r>
-              <w:t xml:space="preserve">6</w:t>
+              <w:t xml:space="preserve">30</w:t>
             </w:r>
           </w:p>
         </w:tc>
@@ -17739,19 +17739,19 @@
               <w:jc w:val="right"/>
             </w:pPr>
             <w:r>
-              <w:t xml:space="preserve">-0.816</w:t>
-            </w:r>
-          </w:p>
-        </w:tc>
-        <w:tc>
-          <w:tcPr/>
-          <w:p>
-            <w:pPr>
-              <w:pStyle w:val="Compact"/>
-              <w:jc w:val="right"/>
-            </w:pPr>
-            <w:r>
-              <w:t xml:space="preserve">0.235</w:t>
+              <w:t xml:space="preserve">-0.774</w:t>
+            </w:r>
+          </w:p>
+        </w:tc>
+        <w:tc>
+          <w:tcPr/>
+          <w:p>
+            <w:pPr>
+              <w:pStyle w:val="Compact"/>
+              <w:jc w:val="right"/>
+            </w:pPr>
+            <w:r>
+              <w:t xml:space="preserve">0.111</w:t>
             </w:r>
           </w:p>
         </w:tc>
@@ -17763,7 +17763,7 @@
               <w:jc w:val="center"/>
             </w:pPr>
             <w:r>
-              <w:t xml:space="preserve">[-1.277, -0.355]</w:t>
+              <w:t xml:space="preserve">[-0.991, -0.557]</w:t>
             </w:r>
           </w:p>
         </w:tc>
@@ -17801,19 +17801,19 @@
               <w:jc w:val="right"/>
             </w:pPr>
             <w:r>
-              <w:t xml:space="preserve">0.637</w:t>
-            </w:r>
-          </w:p>
-        </w:tc>
-        <w:tc>
-          <w:tcPr/>
-          <w:p>
-            <w:pPr>
-              <w:pStyle w:val="Compact"/>
-              <w:jc w:val="right"/>
-            </w:pPr>
-            <w:r>
-              <w:t xml:space="preserve">0.060</w:t>
+              <w:t xml:space="preserve">0.597</w:t>
+            </w:r>
+          </w:p>
+        </w:tc>
+        <w:tc>
+          <w:tcPr/>
+          <w:p>
+            <w:pPr>
+              <w:pStyle w:val="Compact"/>
+              <w:jc w:val="right"/>
+            </w:pPr>
+            <w:r>
+              <w:t xml:space="preserve">0.050</w:t>
             </w:r>
           </w:p>
         </w:tc>
@@ -17825,7 +17825,7 @@
               <w:jc w:val="center"/>
             </w:pPr>
             <w:r>
-              <w:t xml:space="preserve">[0.520, 0.754]</w:t>
+              <w:t xml:space="preserve">[0.499, 0.695]</w:t>
             </w:r>
           </w:p>
         </w:tc>
@@ -17863,19 +17863,19 @@
               <w:jc w:val="right"/>
             </w:pPr>
             <w:r>
-              <w:t xml:space="preserve">0.385</w:t>
-            </w:r>
-          </w:p>
-        </w:tc>
-        <w:tc>
-          <w:tcPr/>
-          <w:p>
-            <w:pPr>
-              <w:pStyle w:val="Compact"/>
-              <w:jc w:val="right"/>
-            </w:pPr>
-            <w:r>
-              <w:t xml:space="preserve">0.071</w:t>
+              <w:t xml:space="preserve">0.364</w:t>
+            </w:r>
+          </w:p>
+        </w:tc>
+        <w:tc>
+          <w:tcPr/>
+          <w:p>
+            <w:pPr>
+              <w:pStyle w:val="Compact"/>
+              <w:jc w:val="right"/>
+            </w:pPr>
+            <w:r>
+              <w:t xml:space="preserve">0.066</w:t>
             </w:r>
           </w:p>
         </w:tc>
@@ -17887,7 +17887,7 @@
               <w:jc w:val="center"/>
             </w:pPr>
             <w:r>
-              <w:t xml:space="preserve">[0.246, 0.525]</w:t>
+              <w:t xml:space="preserve">[0.235, 0.494]</w:t>
             </w:r>
           </w:p>
         </w:tc>
@@ -17925,19 +17925,19 @@
               <w:jc w:val="right"/>
             </w:pPr>
             <w:r>
-              <w:t xml:space="preserve">-0.168</w:t>
-            </w:r>
-          </w:p>
-        </w:tc>
-        <w:tc>
-          <w:tcPr/>
-          <w:p>
-            <w:pPr>
-              <w:pStyle w:val="Compact"/>
-              <w:jc w:val="right"/>
-            </w:pPr>
-            <w:r>
-              <w:t xml:space="preserve">0.097</w:t>
+              <w:t xml:space="preserve">-0.161</w:t>
+            </w:r>
+          </w:p>
+        </w:tc>
+        <w:tc>
+          <w:tcPr/>
+          <w:p>
+            <w:pPr>
+              <w:pStyle w:val="Compact"/>
+              <w:jc w:val="right"/>
+            </w:pPr>
+            <w:r>
+              <w:t xml:space="preserve">0.091</w:t>
             </w:r>
           </w:p>
         </w:tc>
@@ -17949,20 +17949,220 @@
               <w:jc w:val="center"/>
             </w:pPr>
             <w:r>
-              <w:t xml:space="preserve">[-0.359, 0.023]</w:t>
-            </w:r>
-          </w:p>
-        </w:tc>
-        <w:tc>
-          <w:tcPr/>
-          <w:p>
-            <w:pPr>
-              <w:pStyle w:val="Compact"/>
-              <w:jc w:val="right"/>
-            </w:pPr>
-            <w:r>
-              <w:t xml:space="preserve">.085</w:t>
-            </w:r>
+              <w:t xml:space="preserve">[-0.340, 0.018]</w:t>
+            </w:r>
+          </w:p>
+        </w:tc>
+        <w:tc>
+          <w:tcPr/>
+          <w:p>
+            <w:pPr>
+              <w:pStyle w:val="Compact"/>
+              <w:jc w:val="right"/>
+            </w:pPr>
+            <w:r>
+              <w:t xml:space="preserve">.078</w:t>
+            </w:r>
+          </w:p>
+        </w:tc>
+      </w:tr>
+      <w:tr>
+        <w:tc>
+          <w:tcPr/>
+          <w:p>
+            <w:pPr>
+              <w:pStyle w:val="Compact"/>
+              <w:jc w:val="left"/>
+            </w:pPr>
+            <w:r>
+              <w:t xml:space="preserve">SD (LabID: (Intercept))</w:t>
+            </w:r>
+          </w:p>
+        </w:tc>
+        <w:tc>
+          <w:tcPr/>
+          <w:p>
+            <w:pPr>
+              <w:pStyle w:val="Compact"/>
+              <w:jc w:val="right"/>
+            </w:pPr>
+            <w:r>
+              <w:t xml:space="preserve">0.483</w:t>
+            </w:r>
+          </w:p>
+        </w:tc>
+        <w:tc>
+          <w:tcPr/>
+          <w:p>
+            <w:pPr>
+              <w:pStyle w:val="Compact"/>
+            </w:pPr>
+          </w:p>
+        </w:tc>
+        <w:tc>
+          <w:tcPr/>
+          <w:p>
+            <w:pPr>
+              <w:pStyle w:val="Compact"/>
+            </w:pPr>
+          </w:p>
+        </w:tc>
+        <w:tc>
+          <w:tcPr/>
+          <w:p>
+            <w:pPr>
+              <w:pStyle w:val="Compact"/>
+            </w:pPr>
+          </w:p>
+        </w:tc>
+      </w:tr>
+      <w:tr>
+        <w:tc>
+          <w:tcPr/>
+          <w:p>
+            <w:pPr>
+              <w:pStyle w:val="Compact"/>
+              <w:jc w:val="left"/>
+            </w:pPr>
+            <w:r>
+              <w:t xml:space="preserve">SD (Country: feedback:justification)</w:t>
+            </w:r>
+          </w:p>
+        </w:tc>
+        <w:tc>
+          <w:tcPr/>
+          <w:p>
+            <w:pPr>
+              <w:pStyle w:val="Compact"/>
+              <w:jc w:val="right"/>
+            </w:pPr>
+            <w:r>
+              <w:t xml:space="preserve">0.213</w:t>
+            </w:r>
+          </w:p>
+        </w:tc>
+        <w:tc>
+          <w:tcPr/>
+          <w:p>
+            <w:pPr>
+              <w:pStyle w:val="Compact"/>
+            </w:pPr>
+          </w:p>
+        </w:tc>
+        <w:tc>
+          <w:tcPr/>
+          <w:p>
+            <w:pPr>
+              <w:pStyle w:val="Compact"/>
+            </w:pPr>
+          </w:p>
+        </w:tc>
+        <w:tc>
+          <w:tcPr/>
+          <w:p>
+            <w:pPr>
+              <w:pStyle w:val="Compact"/>
+            </w:pPr>
+          </w:p>
+        </w:tc>
+      </w:tr>
+      <w:tr>
+        <w:tc>
+          <w:tcPr/>
+          <w:p>
+            <w:pPr>
+              <w:pStyle w:val="Compact"/>
+              <w:jc w:val="left"/>
+            </w:pPr>
+            <w:r>
+              <w:t xml:space="preserve">SD (Country: justification)</w:t>
+            </w:r>
+          </w:p>
+        </w:tc>
+        <w:tc>
+          <w:tcPr/>
+          <w:p>
+            <w:pPr>
+              <w:pStyle w:val="Compact"/>
+              <w:jc w:val="right"/>
+            </w:pPr>
+            <w:r>
+              <w:t xml:space="preserve">0.148</w:t>
+            </w:r>
+          </w:p>
+        </w:tc>
+        <w:tc>
+          <w:tcPr/>
+          <w:p>
+            <w:pPr>
+              <w:pStyle w:val="Compact"/>
+            </w:pPr>
+          </w:p>
+        </w:tc>
+        <w:tc>
+          <w:tcPr/>
+          <w:p>
+            <w:pPr>
+              <w:pStyle w:val="Compact"/>
+            </w:pPr>
+          </w:p>
+        </w:tc>
+        <w:tc>
+          <w:tcPr/>
+          <w:p>
+            <w:pPr>
+              <w:pStyle w:val="Compact"/>
+            </w:pPr>
+          </w:p>
+        </w:tc>
+      </w:tr>
+      <w:tr>
+        <w:tc>
+          <w:tcPr/>
+          <w:p>
+            <w:pPr>
+              <w:pStyle w:val="Compact"/>
+              <w:jc w:val="left"/>
+            </w:pPr>
+            <w:r>
+              <w:t xml:space="preserve">SD (Country: feedback)</w:t>
+            </w:r>
+          </w:p>
+        </w:tc>
+        <w:tc>
+          <w:tcPr/>
+          <w:p>
+            <w:pPr>
+              <w:pStyle w:val="Compact"/>
+              <w:jc w:val="right"/>
+            </w:pPr>
+            <w:r>
+              <w:t xml:space="preserve">0.000</w:t>
+            </w:r>
+          </w:p>
+        </w:tc>
+        <w:tc>
+          <w:tcPr/>
+          <w:p>
+            <w:pPr>
+              <w:pStyle w:val="Compact"/>
+            </w:pPr>
+          </w:p>
+        </w:tc>
+        <w:tc>
+          <w:tcPr/>
+          <w:p>
+            <w:pPr>
+              <w:pStyle w:val="Compact"/>
+            </w:pPr>
+          </w:p>
+        </w:tc>
+        <w:tc>
+          <w:tcPr/>
+          <w:p>
+            <w:pPr>
+              <w:pStyle w:val="Compact"/>
+            </w:pPr>
           </w:p>
         </w:tc>
       </w:tr>
@@ -17987,207 +18187,7 @@
               <w:jc w:val="right"/>
             </w:pPr>
             <w:r>
-              <w:t xml:space="preserve">0.518</w:t>
-            </w:r>
-          </w:p>
-        </w:tc>
-        <w:tc>
-          <w:tcPr/>
-          <w:p>
-            <w:pPr>
-              <w:pStyle w:val="Compact"/>
-            </w:pPr>
-          </w:p>
-        </w:tc>
-        <w:tc>
-          <w:tcPr/>
-          <w:p>
-            <w:pPr>
-              <w:pStyle w:val="Compact"/>
-            </w:pPr>
-          </w:p>
-        </w:tc>
-        <w:tc>
-          <w:tcPr/>
-          <w:p>
-            <w:pPr>
-              <w:pStyle w:val="Compact"/>
-            </w:pPr>
-          </w:p>
-        </w:tc>
-      </w:tr>
-      <w:tr>
-        <w:tc>
-          <w:tcPr/>
-          <w:p>
-            <w:pPr>
-              <w:pStyle w:val="Compact"/>
-              <w:jc w:val="left"/>
-            </w:pPr>
-            <w:r>
-              <w:t xml:space="preserve">SD (Country: feedback)</w:t>
-            </w:r>
-          </w:p>
-        </w:tc>
-        <w:tc>
-          <w:tcPr/>
-          <w:p>
-            <w:pPr>
-              <w:pStyle w:val="Compact"/>
-              <w:jc w:val="right"/>
-            </w:pPr>
-            <w:r>
-              <w:t xml:space="preserve">0.077</w:t>
-            </w:r>
-          </w:p>
-        </w:tc>
-        <w:tc>
-          <w:tcPr/>
-          <w:p>
-            <w:pPr>
-              <w:pStyle w:val="Compact"/>
-            </w:pPr>
-          </w:p>
-        </w:tc>
-        <w:tc>
-          <w:tcPr/>
-          <w:p>
-            <w:pPr>
-              <w:pStyle w:val="Compact"/>
-            </w:pPr>
-          </w:p>
-        </w:tc>
-        <w:tc>
-          <w:tcPr/>
-          <w:p>
-            <w:pPr>
-              <w:pStyle w:val="Compact"/>
-            </w:pPr>
-          </w:p>
-        </w:tc>
-      </w:tr>
-      <w:tr>
-        <w:tc>
-          <w:tcPr/>
-          <w:p>
-            <w:pPr>
-              <w:pStyle w:val="Compact"/>
-              <w:jc w:val="left"/>
-            </w:pPr>
-            <w:r>
-              <w:t xml:space="preserve">SD (Country: justification)</w:t>
-            </w:r>
-          </w:p>
-        </w:tc>
-        <w:tc>
-          <w:tcPr/>
-          <w:p>
-            <w:pPr>
-              <w:pStyle w:val="Compact"/>
-              <w:jc w:val="right"/>
-            </w:pPr>
-            <w:r>
-              <w:t xml:space="preserve">0.170</w:t>
-            </w:r>
-          </w:p>
-        </w:tc>
-        <w:tc>
-          <w:tcPr/>
-          <w:p>
-            <w:pPr>
-              <w:pStyle w:val="Compact"/>
-            </w:pPr>
-          </w:p>
-        </w:tc>
-        <w:tc>
-          <w:tcPr/>
-          <w:p>
-            <w:pPr>
-              <w:pStyle w:val="Compact"/>
-            </w:pPr>
-          </w:p>
-        </w:tc>
-        <w:tc>
-          <w:tcPr/>
-          <w:p>
-            <w:pPr>
-              <w:pStyle w:val="Compact"/>
-            </w:pPr>
-          </w:p>
-        </w:tc>
-      </w:tr>
-      <w:tr>
-        <w:tc>
-          <w:tcPr/>
-          <w:p>
-            <w:pPr>
-              <w:pStyle w:val="Compact"/>
-              <w:jc w:val="left"/>
-            </w:pPr>
-            <w:r>
-              <w:t xml:space="preserve">SD (Country: feedback:justification)</w:t>
-            </w:r>
-          </w:p>
-        </w:tc>
-        <w:tc>
-          <w:tcPr/>
-          <w:p>
-            <w:pPr>
-              <w:pStyle w:val="Compact"/>
-              <w:jc w:val="right"/>
-            </w:pPr>
-            <w:r>
-              <w:t xml:space="preserve">0.231</w:t>
-            </w:r>
-          </w:p>
-        </w:tc>
-        <w:tc>
-          <w:tcPr/>
-          <w:p>
-            <w:pPr>
-              <w:pStyle w:val="Compact"/>
-            </w:pPr>
-          </w:p>
-        </w:tc>
-        <w:tc>
-          <w:tcPr/>
-          <w:p>
-            <w:pPr>
-              <w:pStyle w:val="Compact"/>
-            </w:pPr>
-          </w:p>
-        </w:tc>
-        <w:tc>
-          <w:tcPr/>
-          <w:p>
-            <w:pPr>
-              <w:pStyle w:val="Compact"/>
-            </w:pPr>
-          </w:p>
-        </w:tc>
-      </w:tr>
-      <w:tr>
-        <w:tc>
-          <w:tcPr/>
-          <w:p>
-            <w:pPr>
-              <w:pStyle w:val="Compact"/>
-              <w:jc w:val="left"/>
-            </w:pPr>
-            <w:r>
-              <w:t xml:space="preserve">SD (problem: (Intercept))</w:t>
-            </w:r>
-          </w:p>
-        </w:tc>
-        <w:tc>
-          <w:tcPr/>
-          <w:p>
-            <w:pPr>
-              <w:pStyle w:val="Compact"/>
-              <w:jc w:val="right"/>
-            </w:pPr>
-            <w:r>
-              <w:t xml:space="preserve">0.494</w:t>
+              <w:t xml:space="preserve">0.225</w:t>
             </w:r>
           </w:p>
         </w:tc>
@@ -18237,7 +18237,57 @@
               <w:jc w:val="right"/>
             </w:pPr>
             <w:r>
-              <w:t xml:space="preserve">14049</w:t>
+              <w:t xml:space="preserve">14028</w:t>
+            </w:r>
+          </w:p>
+        </w:tc>
+        <w:tc>
+          <w:tcPr/>
+          <w:p>
+            <w:pPr>
+              <w:pStyle w:val="Compact"/>
+            </w:pPr>
+          </w:p>
+        </w:tc>
+        <w:tc>
+          <w:tcPr/>
+          <w:p>
+            <w:pPr>
+              <w:pStyle w:val="Compact"/>
+            </w:pPr>
+          </w:p>
+        </w:tc>
+        <w:tc>
+          <w:tcPr/>
+          <w:p>
+            <w:pPr>
+              <w:pStyle w:val="Compact"/>
+            </w:pPr>
+          </w:p>
+        </w:tc>
+      </w:tr>
+      <w:tr>
+        <w:tc>
+          <w:tcPr/>
+          <w:p>
+            <w:pPr>
+              <w:pStyle w:val="Compact"/>
+              <w:jc w:val="left"/>
+            </w:pPr>
+            <w:r>
+              <w:t xml:space="preserve">N LabID</w:t>
+            </w:r>
+          </w:p>
+        </w:tc>
+        <w:tc>
+          <w:tcPr/>
+          <w:p>
+            <w:pPr>
+              <w:pStyle w:val="Compact"/>
+              <w:jc w:val="right"/>
+            </w:pPr>
+            <w:r>
+              <w:t xml:space="preserve">43</w:t>
             </w:r>
           </w:p>
         </w:tc>
@@ -18288,56 +18338,6 @@
             </w:pPr>
             <w:r>
               <w:t xml:space="preserve">22</w:t>
-            </w:r>
-          </w:p>
-        </w:tc>
-        <w:tc>
-          <w:tcPr/>
-          <w:p>
-            <w:pPr>
-              <w:pStyle w:val="Compact"/>
-            </w:pPr>
-          </w:p>
-        </w:tc>
-        <w:tc>
-          <w:tcPr/>
-          <w:p>
-            <w:pPr>
-              <w:pStyle w:val="Compact"/>
-            </w:pPr>
-          </w:p>
-        </w:tc>
-        <w:tc>
-          <w:tcPr/>
-          <w:p>
-            <w:pPr>
-              <w:pStyle w:val="Compact"/>
-            </w:pPr>
-          </w:p>
-        </w:tc>
-      </w:tr>
-      <w:tr>
-        <w:tc>
-          <w:tcPr/>
-          <w:p>
-            <w:pPr>
-              <w:pStyle w:val="Compact"/>
-              <w:jc w:val="left"/>
-            </w:pPr>
-            <w:r>
-              <w:t xml:space="preserve">N problem</w:t>
-            </w:r>
-          </w:p>
-        </w:tc>
-        <w:tc>
-          <w:tcPr/>
-          <w:p>
-            <w:pPr>
-              <w:pStyle w:val="Compact"/>
-              <w:jc w:val="right"/>
-            </w:pPr>
-            <w:r>
-              <w:t xml:space="preserve">6</w:t>
             </w:r>
           </w:p>
         </w:tc>

--- a/analysis-code/results.docx
+++ b/analysis-code/results.docx
@@ -19518,19 +19518,19 @@
               <w:jc w:val="right"/>
             </w:pPr>
             <w:r>
-              <w:t xml:space="preserve">-0.466</w:t>
-            </w:r>
-          </w:p>
-        </w:tc>
-        <w:tc>
-          <w:tcPr/>
-          <w:p>
-            <w:pPr>
-              <w:pStyle w:val="Compact"/>
-              <w:jc w:val="right"/>
-            </w:pPr>
-            <w:r>
-              <w:t xml:space="preserve">0.399</w:t>
+              <w:t xml:space="preserve">0.262</w:t>
+            </w:r>
+          </w:p>
+        </w:tc>
+        <w:tc>
+          <w:tcPr/>
+          <w:p>
+            <w:pPr>
+              <w:pStyle w:val="Compact"/>
+              <w:jc w:val="right"/>
+            </w:pPr>
+            <w:r>
+              <w:t xml:space="preserve">0.201</w:t>
             </w:r>
           </w:p>
         </w:tc>
@@ -19542,19 +19542,19 @@
               <w:jc w:val="center"/>
             </w:pPr>
             <w:r>
-              <w:t xml:space="preserve">[-1.247, 0.315]</w:t>
-            </w:r>
-          </w:p>
-        </w:tc>
-        <w:tc>
-          <w:tcPr/>
-          <w:p>
-            <w:pPr>
-              <w:pStyle w:val="Compact"/>
-              <w:jc w:val="right"/>
-            </w:pPr>
-            <w:r>
-              <w:t xml:space="preserve">.243</w:t>
+              <w:t xml:space="preserve">[-0.133, 0.656]</w:t>
+            </w:r>
+          </w:p>
+        </w:tc>
+        <w:tc>
+          <w:tcPr/>
+          <w:p>
+            <w:pPr>
+              <w:pStyle w:val="Compact"/>
+              <w:jc w:val="right"/>
+            </w:pPr>
+            <w:r>
+              <w:t xml:space="preserve">.193</w:t>
             </w:r>
           </w:p>
         </w:tc>
@@ -19580,19 +19580,19 @@
               <w:jc w:val="right"/>
             </w:pPr>
             <w:r>
-              <w:t xml:space="preserve">0.254</w:t>
-            </w:r>
-          </w:p>
-        </w:tc>
-        <w:tc>
-          <w:tcPr/>
-          <w:p>
-            <w:pPr>
-              <w:pStyle w:val="Compact"/>
-              <w:jc w:val="right"/>
-            </w:pPr>
-            <w:r>
-              <w:t xml:space="preserve">0.462</w:t>
+              <w:t xml:space="preserve">0.345</w:t>
+            </w:r>
+          </w:p>
+        </w:tc>
+        <w:tc>
+          <w:tcPr/>
+          <w:p>
+            <w:pPr>
+              <w:pStyle w:val="Compact"/>
+              <w:jc w:val="right"/>
+            </w:pPr>
+            <w:r>
+              <w:t xml:space="preserve">0.046</w:t>
             </w:r>
           </w:p>
         </w:tc>
@@ -19604,19 +19604,19 @@
               <w:jc w:val="center"/>
             </w:pPr>
             <w:r>
-              <w:t xml:space="preserve">[-0.651, 1.159]</w:t>
-            </w:r>
-          </w:p>
-        </w:tc>
-        <w:tc>
-          <w:tcPr/>
-          <w:p>
-            <w:pPr>
-              <w:pStyle w:val="Compact"/>
-              <w:jc w:val="right"/>
-            </w:pPr>
-            <w:r>
-              <w:t xml:space="preserve">.583</w:t>
+              <w:t xml:space="preserve">[0.255, 0.436]</w:t>
+            </w:r>
+          </w:p>
+        </w:tc>
+        <w:tc>
+          <w:tcPr/>
+          <w:p>
+            <w:pPr>
+              <w:pStyle w:val="Compact"/>
+              <w:jc w:val="right"/>
+            </w:pPr>
+            <w:r>
+              <w:t xml:space="preserve">&lt; .001</w:t>
             </w:r>
           </w:p>
         </w:tc>
@@ -19642,19 +19642,19 @@
               <w:jc w:val="right"/>
             </w:pPr>
             <w:r>
-              <w:t xml:space="preserve">0.533</w:t>
-            </w:r>
-          </w:p>
-        </w:tc>
-        <w:tc>
-          <w:tcPr/>
-          <w:p>
-            <w:pPr>
-              <w:pStyle w:val="Compact"/>
-              <w:jc w:val="right"/>
-            </w:pPr>
-            <w:r>
-              <w:t xml:space="preserve">0.470</w:t>
+              <w:t xml:space="preserve">0.252</w:t>
+            </w:r>
+          </w:p>
+        </w:tc>
+        <w:tc>
+          <w:tcPr/>
+          <w:p>
+            <w:pPr>
+              <w:pStyle w:val="Compact"/>
+              <w:jc w:val="right"/>
+            </w:pPr>
+            <w:r>
+              <w:t xml:space="preserve">0.041</w:t>
             </w:r>
           </w:p>
         </w:tc>
@@ -19666,19 +19666,19 @@
               <w:jc w:val="center"/>
             </w:pPr>
             <w:r>
-              <w:t xml:space="preserve">[-0.388, 1.455]</w:t>
-            </w:r>
-          </w:p>
-        </w:tc>
-        <w:tc>
-          <w:tcPr/>
-          <w:p>
-            <w:pPr>
-              <w:pStyle w:val="Compact"/>
-              <w:jc w:val="right"/>
-            </w:pPr>
-            <w:r>
-              <w:t xml:space="preserve">.257</w:t>
+              <w:t xml:space="preserve">[0.172, 0.332]</w:t>
+            </w:r>
+          </w:p>
+        </w:tc>
+        <w:tc>
+          <w:tcPr/>
+          <w:p>
+            <w:pPr>
+              <w:pStyle w:val="Compact"/>
+              <w:jc w:val="right"/>
+            </w:pPr>
+            <w:r>
+              <w:t xml:space="preserve">&lt; .001</w:t>
             </w:r>
           </w:p>
         </w:tc>
@@ -19704,6 +19704,1258 @@
               <w:jc w:val="right"/>
             </w:pPr>
             <w:r>
+              <w:t xml:space="preserve">0.046</w:t>
+            </w:r>
+          </w:p>
+        </w:tc>
+        <w:tc>
+          <w:tcPr/>
+          <w:p>
+            <w:pPr>
+              <w:pStyle w:val="Compact"/>
+              <w:jc w:val="right"/>
+            </w:pPr>
+            <w:r>
+              <w:t xml:space="preserve">0.036</w:t>
+            </w:r>
+          </w:p>
+        </w:tc>
+        <w:tc>
+          <w:tcPr/>
+          <w:p>
+            <w:pPr>
+              <w:pStyle w:val="Compact"/>
+              <w:jc w:val="center"/>
+            </w:pPr>
+            <w:r>
+              <w:t xml:space="preserve">[-0.024, 0.116]</w:t>
+            </w:r>
+          </w:p>
+        </w:tc>
+        <w:tc>
+          <w:tcPr/>
+          <w:p>
+            <w:pPr>
+              <w:pStyle w:val="Compact"/>
+              <w:jc w:val="right"/>
+            </w:pPr>
+            <w:r>
+              <w:t xml:space="preserve">.195</w:t>
+            </w:r>
+          </w:p>
+        </w:tc>
+      </w:tr>
+      <w:tr>
+        <w:tc>
+          <w:tcPr/>
+          <w:p>
+            <w:pPr>
+              <w:pStyle w:val="Compact"/>
+              <w:jc w:val="left"/>
+            </w:pPr>
+            <w:r>
+              <w:t xml:space="preserve">AOT_score</w:t>
+            </w:r>
+          </w:p>
+        </w:tc>
+        <w:tc>
+          <w:tcPr/>
+          <w:p>
+            <w:pPr>
+              <w:pStyle w:val="Compact"/>
+              <w:jc w:val="right"/>
+            </w:pPr>
+            <w:r>
+              <w:t xml:space="preserve">0.154</w:t>
+            </w:r>
+          </w:p>
+        </w:tc>
+        <w:tc>
+          <w:tcPr/>
+          <w:p>
+            <w:pPr>
+              <w:pStyle w:val="Compact"/>
+              <w:jc w:val="right"/>
+            </w:pPr>
+            <w:r>
+              <w:t xml:space="preserve">0.033</w:t>
+            </w:r>
+          </w:p>
+        </w:tc>
+        <w:tc>
+          <w:tcPr/>
+          <w:p>
+            <w:pPr>
+              <w:pStyle w:val="Compact"/>
+              <w:jc w:val="center"/>
+            </w:pPr>
+            <w:r>
+              <w:t xml:space="preserve">[0.089, 0.219]</w:t>
+            </w:r>
+          </w:p>
+        </w:tc>
+        <w:tc>
+          <w:tcPr/>
+          <w:p>
+            <w:pPr>
+              <w:pStyle w:val="Compact"/>
+              <w:jc w:val="right"/>
+            </w:pPr>
+            <w:r>
+              <w:t xml:space="preserve">&lt; .001</w:t>
+            </w:r>
+          </w:p>
+        </w:tc>
+      </w:tr>
+      <w:tr>
+        <w:tc>
+          <w:tcPr/>
+          <w:p>
+            <w:pPr>
+              <w:pStyle w:val="Compact"/>
+              <w:jc w:val="left"/>
+            </w:pPr>
+            <w:r>
+              <w:t xml:space="preserve">IC_HI</w:t>
+            </w:r>
+          </w:p>
+        </w:tc>
+        <w:tc>
+          <w:tcPr/>
+          <w:p>
+            <w:pPr>
+              <w:pStyle w:val="Compact"/>
+              <w:jc w:val="right"/>
+            </w:pPr>
+            <w:r>
+              <w:t xml:space="preserve">-0.004</w:t>
+            </w:r>
+          </w:p>
+        </w:tc>
+        <w:tc>
+          <w:tcPr/>
+          <w:p>
+            <w:pPr>
+              <w:pStyle w:val="Compact"/>
+              <w:jc w:val="right"/>
+            </w:pPr>
+            <w:r>
+              <w:t xml:space="preserve">0.032</w:t>
+            </w:r>
+          </w:p>
+        </w:tc>
+        <w:tc>
+          <w:tcPr/>
+          <w:p>
+            <w:pPr>
+              <w:pStyle w:val="Compact"/>
+              <w:jc w:val="center"/>
+            </w:pPr>
+            <w:r>
+              <w:t xml:space="preserve">[-0.066, 0.058]</w:t>
+            </w:r>
+          </w:p>
+        </w:tc>
+        <w:tc>
+          <w:tcPr/>
+          <w:p>
+            <w:pPr>
+              <w:pStyle w:val="Compact"/>
+              <w:jc w:val="right"/>
+            </w:pPr>
+            <w:r>
+              <w:t xml:space="preserve">.897</w:t>
+            </w:r>
+          </w:p>
+        </w:tc>
+      </w:tr>
+      <w:tr>
+        <w:tc>
+          <w:tcPr/>
+          <w:p>
+            <w:pPr>
+              <w:pStyle w:val="Compact"/>
+              <w:jc w:val="left"/>
+            </w:pPr>
+            <w:r>
+              <w:t xml:space="preserve">IC_VI</w:t>
+            </w:r>
+          </w:p>
+        </w:tc>
+        <w:tc>
+          <w:tcPr/>
+          <w:p>
+            <w:pPr>
+              <w:pStyle w:val="Compact"/>
+              <w:jc w:val="right"/>
+            </w:pPr>
+            <w:r>
+              <w:t xml:space="preserve">-0.050</w:t>
+            </w:r>
+          </w:p>
+        </w:tc>
+        <w:tc>
+          <w:tcPr/>
+          <w:p>
+            <w:pPr>
+              <w:pStyle w:val="Compact"/>
+              <w:jc w:val="right"/>
+            </w:pPr>
+            <w:r>
+              <w:t xml:space="preserve">0.034</w:t>
+            </w:r>
+          </w:p>
+        </w:tc>
+        <w:tc>
+          <w:tcPr/>
+          <w:p>
+            <w:pPr>
+              <w:pStyle w:val="Compact"/>
+              <w:jc w:val="center"/>
+            </w:pPr>
+            <w:r>
+              <w:t xml:space="preserve">[-0.117, 0.018]</w:t>
+            </w:r>
+          </w:p>
+        </w:tc>
+        <w:tc>
+          <w:tcPr/>
+          <w:p>
+            <w:pPr>
+              <w:pStyle w:val="Compact"/>
+              <w:jc w:val="right"/>
+            </w:pPr>
+            <w:r>
+              <w:t xml:space="preserve">.148</w:t>
+            </w:r>
+          </w:p>
+        </w:tc>
+      </w:tr>
+      <w:tr>
+        <w:tc>
+          <w:tcPr/>
+          <w:p>
+            <w:pPr>
+              <w:pStyle w:val="Compact"/>
+              <w:jc w:val="left"/>
+            </w:pPr>
+            <w:r>
+              <w:t xml:space="preserve">IC_HC</w:t>
+            </w:r>
+          </w:p>
+        </w:tc>
+        <w:tc>
+          <w:tcPr/>
+          <w:p>
+            <w:pPr>
+              <w:pStyle w:val="Compact"/>
+              <w:jc w:val="right"/>
+            </w:pPr>
+            <w:r>
+              <w:t xml:space="preserve">-0.085</w:t>
+            </w:r>
+          </w:p>
+        </w:tc>
+        <w:tc>
+          <w:tcPr/>
+          <w:p>
+            <w:pPr>
+              <w:pStyle w:val="Compact"/>
+              <w:jc w:val="right"/>
+            </w:pPr>
+            <w:r>
+              <w:t xml:space="preserve">0.035</w:t>
+            </w:r>
+          </w:p>
+        </w:tc>
+        <w:tc>
+          <w:tcPr/>
+          <w:p>
+            <w:pPr>
+              <w:pStyle w:val="Compact"/>
+              <w:jc w:val="center"/>
+            </w:pPr>
+            <w:r>
+              <w:t xml:space="preserve">[-0.154, -0.015]</w:t>
+            </w:r>
+          </w:p>
+        </w:tc>
+        <w:tc>
+          <w:tcPr/>
+          <w:p>
+            <w:pPr>
+              <w:pStyle w:val="Compact"/>
+              <w:jc w:val="right"/>
+            </w:pPr>
+            <w:r>
+              <w:t xml:space="preserve">.017</w:t>
+            </w:r>
+          </w:p>
+        </w:tc>
+      </w:tr>
+      <w:tr>
+        <w:tc>
+          <w:tcPr/>
+          <w:p>
+            <w:pPr>
+              <w:pStyle w:val="Compact"/>
+              <w:jc w:val="left"/>
+            </w:pPr>
+            <w:r>
+              <w:t xml:space="preserve">IC_VC</w:t>
+            </w:r>
+          </w:p>
+        </w:tc>
+        <w:tc>
+          <w:tcPr/>
+          <w:p>
+            <w:pPr>
+              <w:pStyle w:val="Compact"/>
+              <w:jc w:val="right"/>
+            </w:pPr>
+            <w:r>
+              <w:t xml:space="preserve">-0.029</w:t>
+            </w:r>
+          </w:p>
+        </w:tc>
+        <w:tc>
+          <w:tcPr/>
+          <w:p>
+            <w:pPr>
+              <w:pStyle w:val="Compact"/>
+              <w:jc w:val="right"/>
+            </w:pPr>
+            <w:r>
+              <w:t xml:space="preserve">0.035</w:t>
+            </w:r>
+          </w:p>
+        </w:tc>
+        <w:tc>
+          <w:tcPr/>
+          <w:p>
+            <w:pPr>
+              <w:pStyle w:val="Compact"/>
+              <w:jc w:val="center"/>
+            </w:pPr>
+            <w:r>
+              <w:t xml:space="preserve">[-0.098, 0.040]</w:t>
+            </w:r>
+          </w:p>
+        </w:tc>
+        <w:tc>
+          <w:tcPr/>
+          <w:p>
+            <w:pPr>
+              <w:pStyle w:val="Compact"/>
+              <w:jc w:val="right"/>
+            </w:pPr>
+            <w:r>
+              <w:t xml:space="preserve">.408</w:t>
+            </w:r>
+          </w:p>
+        </w:tc>
+      </w:tr>
+      <w:tr>
+        <w:tc>
+          <w:tcPr/>
+          <w:p>
+            <w:pPr>
+              <w:pStyle w:val="Compact"/>
+              <w:jc w:val="left"/>
+            </w:pPr>
+            <w:r>
+              <w:t xml:space="preserve">feedback:justification</w:t>
+            </w:r>
+          </w:p>
+        </w:tc>
+        <w:tc>
+          <w:tcPr/>
+          <w:p>
+            <w:pPr>
+              <w:pStyle w:val="Compact"/>
+              <w:jc w:val="right"/>
+            </w:pPr>
+            <w:r>
+              <w:t xml:space="preserve">-0.054</w:t>
+            </w:r>
+          </w:p>
+        </w:tc>
+        <w:tc>
+          <w:tcPr/>
+          <w:p>
+            <w:pPr>
+              <w:pStyle w:val="Compact"/>
+              <w:jc w:val="right"/>
+            </w:pPr>
+            <w:r>
+              <w:t xml:space="preserve">0.057</w:t>
+            </w:r>
+          </w:p>
+        </w:tc>
+        <w:tc>
+          <w:tcPr/>
+          <w:p>
+            <w:pPr>
+              <w:pStyle w:val="Compact"/>
+              <w:jc w:val="center"/>
+            </w:pPr>
+            <w:r>
+              <w:t xml:space="preserve">[-0.166, 0.059]</w:t>
+            </w:r>
+          </w:p>
+        </w:tc>
+        <w:tc>
+          <w:tcPr/>
+          <w:p>
+            <w:pPr>
+              <w:pStyle w:val="Compact"/>
+              <w:jc w:val="right"/>
+            </w:pPr>
+            <w:r>
+              <w:t xml:space="preserve">.349</w:t>
+            </w:r>
+          </w:p>
+        </w:tc>
+      </w:tr>
+      <w:tr>
+        <w:tc>
+          <w:tcPr/>
+          <w:p>
+            <w:pPr>
+              <w:pStyle w:val="Compact"/>
+              <w:jc w:val="left"/>
+            </w:pPr>
+            <w:r>
+              <w:t xml:space="preserve">feedback:IH_score</w:t>
+            </w:r>
+          </w:p>
+        </w:tc>
+        <w:tc>
+          <w:tcPr/>
+          <w:p>
+            <w:pPr>
+              <w:pStyle w:val="Compact"/>
+              <w:jc w:val="right"/>
+            </w:pPr>
+            <w:r>
+              <w:t xml:space="preserve">0.000</w:t>
+            </w:r>
+          </w:p>
+        </w:tc>
+        <w:tc>
+          <w:tcPr/>
+          <w:p>
+            <w:pPr>
+              <w:pStyle w:val="Compact"/>
+              <w:jc w:val="right"/>
+            </w:pPr>
+            <w:r>
+              <w:t xml:space="preserve">0.048</w:t>
+            </w:r>
+          </w:p>
+        </w:tc>
+        <w:tc>
+          <w:tcPr/>
+          <w:p>
+            <w:pPr>
+              <w:pStyle w:val="Compact"/>
+              <w:jc w:val="center"/>
+            </w:pPr>
+            <w:r>
+              <w:t xml:space="preserve">[-0.093, 0.094]</w:t>
+            </w:r>
+          </w:p>
+        </w:tc>
+        <w:tc>
+          <w:tcPr/>
+          <w:p>
+            <w:pPr>
+              <w:pStyle w:val="Compact"/>
+              <w:jc w:val="right"/>
+            </w:pPr>
+            <w:r>
+              <w:t xml:space="preserve">.993</w:t>
+            </w:r>
+          </w:p>
+        </w:tc>
+      </w:tr>
+      <w:tr>
+        <w:tc>
+          <w:tcPr/>
+          <w:p>
+            <w:pPr>
+              <w:pStyle w:val="Compact"/>
+              <w:jc w:val="left"/>
+            </w:pPr>
+            <w:r>
+              <w:t xml:space="preserve">feedback:AOT_score</w:t>
+            </w:r>
+          </w:p>
+        </w:tc>
+        <w:tc>
+          <w:tcPr/>
+          <w:p>
+            <w:pPr>
+              <w:pStyle w:val="Compact"/>
+              <w:jc w:val="right"/>
+            </w:pPr>
+            <w:r>
+              <w:t xml:space="preserve">-0.043</w:t>
+            </w:r>
+          </w:p>
+        </w:tc>
+        <w:tc>
+          <w:tcPr/>
+          <w:p>
+            <w:pPr>
+              <w:pStyle w:val="Compact"/>
+              <w:jc w:val="right"/>
+            </w:pPr>
+            <w:r>
+              <w:t xml:space="preserve">0.045</w:t>
+            </w:r>
+          </w:p>
+        </w:tc>
+        <w:tc>
+          <w:tcPr/>
+          <w:p>
+            <w:pPr>
+              <w:pStyle w:val="Compact"/>
+              <w:jc w:val="center"/>
+            </w:pPr>
+            <w:r>
+              <w:t xml:space="preserve">[-0.130, 0.045]</w:t>
+            </w:r>
+          </w:p>
+        </w:tc>
+        <w:tc>
+          <w:tcPr/>
+          <w:p>
+            <w:pPr>
+              <w:pStyle w:val="Compact"/>
+              <w:jc w:val="right"/>
+            </w:pPr>
+            <w:r>
+              <w:t xml:space="preserve">.338</w:t>
+            </w:r>
+          </w:p>
+        </w:tc>
+      </w:tr>
+      <w:tr>
+        <w:tc>
+          <w:tcPr/>
+          <w:p>
+            <w:pPr>
+              <w:pStyle w:val="Compact"/>
+              <w:jc w:val="left"/>
+            </w:pPr>
+            <w:r>
+              <w:t xml:space="preserve">feedback:IC_HI</w:t>
+            </w:r>
+          </w:p>
+        </w:tc>
+        <w:tc>
+          <w:tcPr/>
+          <w:p>
+            <w:pPr>
+              <w:pStyle w:val="Compact"/>
+              <w:jc w:val="right"/>
+            </w:pPr>
+            <w:r>
+              <w:t xml:space="preserve">0.025</w:t>
+            </w:r>
+          </w:p>
+        </w:tc>
+        <w:tc>
+          <w:tcPr/>
+          <w:p>
+            <w:pPr>
+              <w:pStyle w:val="Compact"/>
+              <w:jc w:val="right"/>
+            </w:pPr>
+            <w:r>
+              <w:t xml:space="preserve">0.043</w:t>
+            </w:r>
+          </w:p>
+        </w:tc>
+        <w:tc>
+          <w:tcPr/>
+          <w:p>
+            <w:pPr>
+              <w:pStyle w:val="Compact"/>
+              <w:jc w:val="center"/>
+            </w:pPr>
+            <w:r>
+              <w:t xml:space="preserve">[-0.058, 0.109]</w:t>
+            </w:r>
+          </w:p>
+        </w:tc>
+        <w:tc>
+          <w:tcPr/>
+          <w:p>
+            <w:pPr>
+              <w:pStyle w:val="Compact"/>
+              <w:jc w:val="right"/>
+            </w:pPr>
+            <w:r>
+              <w:t xml:space="preserve">.556</w:t>
+            </w:r>
+          </w:p>
+        </w:tc>
+      </w:tr>
+      <w:tr>
+        <w:tc>
+          <w:tcPr/>
+          <w:p>
+            <w:pPr>
+              <w:pStyle w:val="Compact"/>
+              <w:jc w:val="left"/>
+            </w:pPr>
+            <w:r>
+              <w:t xml:space="preserve">feedback:IC_VI</w:t>
+            </w:r>
+          </w:p>
+        </w:tc>
+        <w:tc>
+          <w:tcPr/>
+          <w:p>
+            <w:pPr>
+              <w:pStyle w:val="Compact"/>
+              <w:jc w:val="right"/>
+            </w:pPr>
+            <w:r>
+              <w:t xml:space="preserve">-0.001</w:t>
+            </w:r>
+          </w:p>
+        </w:tc>
+        <w:tc>
+          <w:tcPr/>
+          <w:p>
+            <w:pPr>
+              <w:pStyle w:val="Compact"/>
+              <w:jc w:val="right"/>
+            </w:pPr>
+            <w:r>
+              <w:t xml:space="preserve">0.046</w:t>
+            </w:r>
+          </w:p>
+        </w:tc>
+        <w:tc>
+          <w:tcPr/>
+          <w:p>
+            <w:pPr>
+              <w:pStyle w:val="Compact"/>
+              <w:jc w:val="center"/>
+            </w:pPr>
+            <w:r>
+              <w:t xml:space="preserve">[-0.091, 0.090]</w:t>
+            </w:r>
+          </w:p>
+        </w:tc>
+        <w:tc>
+          <w:tcPr/>
+          <w:p>
+            <w:pPr>
+              <w:pStyle w:val="Compact"/>
+              <w:jc w:val="right"/>
+            </w:pPr>
+            <w:r>
+              <w:t xml:space="preserve">.990</w:t>
+            </w:r>
+          </w:p>
+        </w:tc>
+      </w:tr>
+      <w:tr>
+        <w:tc>
+          <w:tcPr/>
+          <w:p>
+            <w:pPr>
+              <w:pStyle w:val="Compact"/>
+              <w:jc w:val="left"/>
+            </w:pPr>
+            <w:r>
+              <w:t xml:space="preserve">feedback:IC_HC</w:t>
+            </w:r>
+          </w:p>
+        </w:tc>
+        <w:tc>
+          <w:tcPr/>
+          <w:p>
+            <w:pPr>
+              <w:pStyle w:val="Compact"/>
+              <w:jc w:val="right"/>
+            </w:pPr>
+            <w:r>
+              <w:t xml:space="preserve">0.013</w:t>
+            </w:r>
+          </w:p>
+        </w:tc>
+        <w:tc>
+          <w:tcPr/>
+          <w:p>
+            <w:pPr>
+              <w:pStyle w:val="Compact"/>
+              <w:jc w:val="right"/>
+            </w:pPr>
+            <w:r>
+              <w:t xml:space="preserve">0.047</w:t>
+            </w:r>
+          </w:p>
+        </w:tc>
+        <w:tc>
+          <w:tcPr/>
+          <w:p>
+            <w:pPr>
+              <w:pStyle w:val="Compact"/>
+              <w:jc w:val="center"/>
+            </w:pPr>
+            <w:r>
+              <w:t xml:space="preserve">[-0.079, 0.106]</w:t>
+            </w:r>
+          </w:p>
+        </w:tc>
+        <w:tc>
+          <w:tcPr/>
+          <w:p>
+            <w:pPr>
+              <w:pStyle w:val="Compact"/>
+              <w:jc w:val="right"/>
+            </w:pPr>
+            <w:r>
+              <w:t xml:space="preserve">.775</w:t>
+            </w:r>
+          </w:p>
+        </w:tc>
+      </w:tr>
+      <w:tr>
+        <w:tc>
+          <w:tcPr/>
+          <w:p>
+            <w:pPr>
+              <w:pStyle w:val="Compact"/>
+              <w:jc w:val="left"/>
+            </w:pPr>
+            <w:r>
+              <w:t xml:space="preserve">feedback:IC_VC</w:t>
+            </w:r>
+          </w:p>
+        </w:tc>
+        <w:tc>
+          <w:tcPr/>
+          <w:p>
+            <w:pPr>
+              <w:pStyle w:val="Compact"/>
+              <w:jc w:val="right"/>
+            </w:pPr>
+            <w:r>
+              <w:t xml:space="preserve">0.050</w:t>
+            </w:r>
+          </w:p>
+        </w:tc>
+        <w:tc>
+          <w:tcPr/>
+          <w:p>
+            <w:pPr>
+              <w:pStyle w:val="Compact"/>
+              <w:jc w:val="right"/>
+            </w:pPr>
+            <w:r>
+              <w:t xml:space="preserve">0.047</w:t>
+            </w:r>
+          </w:p>
+        </w:tc>
+        <w:tc>
+          <w:tcPr/>
+          <w:p>
+            <w:pPr>
+              <w:pStyle w:val="Compact"/>
+              <w:jc w:val="center"/>
+            </w:pPr>
+            <w:r>
+              <w:t xml:space="preserve">[-0.042, 0.142]</w:t>
+            </w:r>
+          </w:p>
+        </w:tc>
+        <w:tc>
+          <w:tcPr/>
+          <w:p>
+            <w:pPr>
+              <w:pStyle w:val="Compact"/>
+              <w:jc w:val="right"/>
+            </w:pPr>
+            <w:r>
+              <w:t xml:space="preserve">.291</w:t>
+            </w:r>
+          </w:p>
+        </w:tc>
+      </w:tr>
+      <w:tr>
+        <w:tc>
+          <w:tcPr/>
+          <w:p>
+            <w:pPr>
+              <w:pStyle w:val="Compact"/>
+              <w:jc w:val="left"/>
+            </w:pPr>
+            <w:r>
+              <w:t xml:space="preserve">justification:IH_score</w:t>
+            </w:r>
+          </w:p>
+        </w:tc>
+        <w:tc>
+          <w:tcPr/>
+          <w:p>
+            <w:pPr>
+              <w:pStyle w:val="Compact"/>
+              <w:jc w:val="right"/>
+            </w:pPr>
+            <w:r>
+              <w:t xml:space="preserve">-0.008</w:t>
+            </w:r>
+          </w:p>
+        </w:tc>
+        <w:tc>
+          <w:tcPr/>
+          <w:p>
+            <w:pPr>
+              <w:pStyle w:val="Compact"/>
+              <w:jc w:val="right"/>
+            </w:pPr>
+            <w:r>
+              <w:t xml:space="preserve">0.048</w:t>
+            </w:r>
+          </w:p>
+        </w:tc>
+        <w:tc>
+          <w:tcPr/>
+          <w:p>
+            <w:pPr>
+              <w:pStyle w:val="Compact"/>
+              <w:jc w:val="center"/>
+            </w:pPr>
+            <w:r>
+              <w:t xml:space="preserve">[-0.102, 0.087]</w:t>
+            </w:r>
+          </w:p>
+        </w:tc>
+        <w:tc>
+          <w:tcPr/>
+          <w:p>
+            <w:pPr>
+              <w:pStyle w:val="Compact"/>
+              <w:jc w:val="right"/>
+            </w:pPr>
+            <w:r>
+              <w:t xml:space="preserve">.874</w:t>
+            </w:r>
+          </w:p>
+        </w:tc>
+      </w:tr>
+      <w:tr>
+        <w:tc>
+          <w:tcPr/>
+          <w:p>
+            <w:pPr>
+              <w:pStyle w:val="Compact"/>
+              <w:jc w:val="left"/>
+            </w:pPr>
+            <w:r>
+              <w:t xml:space="preserve">justification:AOT_score</w:t>
+            </w:r>
+          </w:p>
+        </w:tc>
+        <w:tc>
+          <w:tcPr/>
+          <w:p>
+            <w:pPr>
+              <w:pStyle w:val="Compact"/>
+              <w:jc w:val="right"/>
+            </w:pPr>
+            <w:r>
+              <w:t xml:space="preserve">-0.079</w:t>
+            </w:r>
+          </w:p>
+        </w:tc>
+        <w:tc>
+          <w:tcPr/>
+          <w:p>
+            <w:pPr>
+              <w:pStyle w:val="Compact"/>
+              <w:jc w:val="right"/>
+            </w:pPr>
+            <w:r>
+              <w:t xml:space="preserve">0.046</w:t>
+            </w:r>
+          </w:p>
+        </w:tc>
+        <w:tc>
+          <w:tcPr/>
+          <w:p>
+            <w:pPr>
+              <w:pStyle w:val="Compact"/>
+              <w:jc w:val="center"/>
+            </w:pPr>
+            <w:r>
+              <w:t xml:space="preserve">[-0.168, 0.010]</w:t>
+            </w:r>
+          </w:p>
+        </w:tc>
+        <w:tc>
+          <w:tcPr/>
+          <w:p>
+            <w:pPr>
+              <w:pStyle w:val="Compact"/>
+              <w:jc w:val="right"/>
+            </w:pPr>
+            <w:r>
+              <w:t xml:space="preserve">.084</w:t>
+            </w:r>
+          </w:p>
+        </w:tc>
+      </w:tr>
+      <w:tr>
+        <w:tc>
+          <w:tcPr/>
+          <w:p>
+            <w:pPr>
+              <w:pStyle w:val="Compact"/>
+              <w:jc w:val="left"/>
+            </w:pPr>
+            <w:r>
+              <w:t xml:space="preserve">justification:IC_HI</w:t>
+            </w:r>
+          </w:p>
+        </w:tc>
+        <w:tc>
+          <w:tcPr/>
+          <w:p>
+            <w:pPr>
+              <w:pStyle w:val="Compact"/>
+              <w:jc w:val="right"/>
+            </w:pPr>
+            <w:r>
+              <w:t xml:space="preserve">0.027</w:t>
+            </w:r>
+          </w:p>
+        </w:tc>
+        <w:tc>
+          <w:tcPr/>
+          <w:p>
+            <w:pPr>
+              <w:pStyle w:val="Compact"/>
+              <w:jc w:val="right"/>
+            </w:pPr>
+            <w:r>
+              <w:t xml:space="preserve">0.044</w:t>
+            </w:r>
+          </w:p>
+        </w:tc>
+        <w:tc>
+          <w:tcPr/>
+          <w:p>
+            <w:pPr>
+              <w:pStyle w:val="Compact"/>
+              <w:jc w:val="center"/>
+            </w:pPr>
+            <w:r>
+              <w:t xml:space="preserve">[-0.058, 0.112]</w:t>
+            </w:r>
+          </w:p>
+        </w:tc>
+        <w:tc>
+          <w:tcPr/>
+          <w:p>
+            <w:pPr>
+              <w:pStyle w:val="Compact"/>
+              <w:jc w:val="right"/>
+            </w:pPr>
+            <w:r>
+              <w:t xml:space="preserve">.536</w:t>
+            </w:r>
+          </w:p>
+        </w:tc>
+      </w:tr>
+      <w:tr>
+        <w:tc>
+          <w:tcPr/>
+          <w:p>
+            <w:pPr>
+              <w:pStyle w:val="Compact"/>
+              <w:jc w:val="left"/>
+            </w:pPr>
+            <w:r>
+              <w:t xml:space="preserve">justification:IC_VI</w:t>
+            </w:r>
+          </w:p>
+        </w:tc>
+        <w:tc>
+          <w:tcPr/>
+          <w:p>
+            <w:pPr>
+              <w:pStyle w:val="Compact"/>
+              <w:jc w:val="right"/>
+            </w:pPr>
+            <w:r>
+              <w:t xml:space="preserve">-0.006</w:t>
+            </w:r>
+          </w:p>
+        </w:tc>
+        <w:tc>
+          <w:tcPr/>
+          <w:p>
+            <w:pPr>
+              <w:pStyle w:val="Compact"/>
+              <w:jc w:val="right"/>
+            </w:pPr>
+            <w:r>
+              <w:t xml:space="preserve">0.047</w:t>
+            </w:r>
+          </w:p>
+        </w:tc>
+        <w:tc>
+          <w:tcPr/>
+          <w:p>
+            <w:pPr>
+              <w:pStyle w:val="Compact"/>
+              <w:jc w:val="center"/>
+            </w:pPr>
+            <w:r>
+              <w:t xml:space="preserve">[-0.098, 0.086]</w:t>
+            </w:r>
+          </w:p>
+        </w:tc>
+        <w:tc>
+          <w:tcPr/>
+          <w:p>
+            <w:pPr>
+              <w:pStyle w:val="Compact"/>
+              <w:jc w:val="right"/>
+            </w:pPr>
+            <w:r>
+              <w:t xml:space="preserve">.903</w:t>
+            </w:r>
+          </w:p>
+        </w:tc>
+      </w:tr>
+      <w:tr>
+        <w:tc>
+          <w:tcPr/>
+          <w:p>
+            <w:pPr>
+              <w:pStyle w:val="Compact"/>
+              <w:jc w:val="left"/>
+            </w:pPr>
+            <w:r>
+              <w:t xml:space="preserve">justification:IC_HC</w:t>
+            </w:r>
+          </w:p>
+        </w:tc>
+        <w:tc>
+          <w:tcPr/>
+          <w:p>
+            <w:pPr>
+              <w:pStyle w:val="Compact"/>
+              <w:jc w:val="right"/>
+            </w:pPr>
+            <w:r>
+              <w:t xml:space="preserve">0.043</w:t>
+            </w:r>
+          </w:p>
+        </w:tc>
+        <w:tc>
+          <w:tcPr/>
+          <w:p>
+            <w:pPr>
+              <w:pStyle w:val="Compact"/>
+              <w:jc w:val="right"/>
+            </w:pPr>
+            <w:r>
+              <w:t xml:space="preserve">0.048</w:t>
+            </w:r>
+          </w:p>
+        </w:tc>
+        <w:tc>
+          <w:tcPr/>
+          <w:p>
+            <w:pPr>
+              <w:pStyle w:val="Compact"/>
+              <w:jc w:val="center"/>
+            </w:pPr>
+            <w:r>
+              <w:t xml:space="preserve">[-0.050, 0.137]</w:t>
+            </w:r>
+          </w:p>
+        </w:tc>
+        <w:tc>
+          <w:tcPr/>
+          <w:p>
+            <w:pPr>
+              <w:pStyle w:val="Compact"/>
+              <w:jc w:val="right"/>
+            </w:pPr>
+            <w:r>
+              <w:t xml:space="preserve">.365</w:t>
+            </w:r>
+          </w:p>
+        </w:tc>
+      </w:tr>
+      <w:tr>
+        <w:tc>
+          <w:tcPr/>
+          <w:p>
+            <w:pPr>
+              <w:pStyle w:val="Compact"/>
+              <w:jc w:val="left"/>
+            </w:pPr>
+            <w:r>
+              <w:t xml:space="preserve">justification:IC_VC</w:t>
+            </w:r>
+          </w:p>
+        </w:tc>
+        <w:tc>
+          <w:tcPr/>
+          <w:p>
+            <w:pPr>
+              <w:pStyle w:val="Compact"/>
+              <w:jc w:val="right"/>
+            </w:pPr>
+            <w:r>
+              <w:t xml:space="preserve">0.000</w:t>
+            </w:r>
+          </w:p>
+        </w:tc>
+        <w:tc>
+          <w:tcPr/>
+          <w:p>
+            <w:pPr>
+              <w:pStyle w:val="Compact"/>
+              <w:jc w:val="right"/>
+            </w:pPr>
+            <w:r>
+              <w:t xml:space="preserve">0.047</w:t>
+            </w:r>
+          </w:p>
+        </w:tc>
+        <w:tc>
+          <w:tcPr/>
+          <w:p>
+            <w:pPr>
+              <w:pStyle w:val="Compact"/>
+              <w:jc w:val="center"/>
+            </w:pPr>
+            <w:r>
+              <w:t xml:space="preserve">[-0.093, 0.093]</w:t>
+            </w:r>
+          </w:p>
+        </w:tc>
+        <w:tc>
+          <w:tcPr/>
+          <w:p>
+            <w:pPr>
+              <w:pStyle w:val="Compact"/>
+              <w:jc w:val="right"/>
+            </w:pPr>
+            <w:r>
+              <w:t xml:space="preserve">.997</w:t>
+            </w:r>
+          </w:p>
+        </w:tc>
+      </w:tr>
+      <w:tr>
+        <w:tc>
+          <w:tcPr/>
+          <w:p>
+            <w:pPr>
+              <w:pStyle w:val="Compact"/>
+              <w:jc w:val="left"/>
+            </w:pPr>
+            <w:r>
+              <w:t xml:space="preserve">feedback:justification:IH_score</w:t>
+            </w:r>
+          </w:p>
+        </w:tc>
+        <w:tc>
+          <w:tcPr/>
+          <w:p>
+            <w:pPr>
+              <w:pStyle w:val="Compact"/>
+              <w:jc w:val="right"/>
+            </w:pPr>
+            <w:r>
+              <w:t xml:space="preserve">0.001</w:t>
+            </w:r>
+          </w:p>
+        </w:tc>
+        <w:tc>
+          <w:tcPr/>
+          <w:p>
+            <w:pPr>
+              <w:pStyle w:val="Compact"/>
+              <w:jc w:val="right"/>
+            </w:pPr>
+            <w:r>
+              <w:t xml:space="preserve">0.066</w:t>
+            </w:r>
+          </w:p>
+        </w:tc>
+        <w:tc>
+          <w:tcPr/>
+          <w:p>
+            <w:pPr>
+              <w:pStyle w:val="Compact"/>
+              <w:jc w:val="center"/>
+            </w:pPr>
+            <w:r>
+              <w:t xml:space="preserve">[-0.129, 0.132]</w:t>
+            </w:r>
+          </w:p>
+        </w:tc>
+        <w:tc>
+          <w:tcPr/>
+          <w:p>
+            <w:pPr>
+              <w:pStyle w:val="Compact"/>
+              <w:jc w:val="right"/>
+            </w:pPr>
+            <w:r>
+              <w:t xml:space="preserve">.985</w:t>
+            </w:r>
+          </w:p>
+        </w:tc>
+      </w:tr>
+      <w:tr>
+        <w:tc>
+          <w:tcPr/>
+          <w:p>
+            <w:pPr>
+              <w:pStyle w:val="Compact"/>
+              <w:jc w:val="left"/>
+            </w:pPr>
+            <w:r>
+              <w:t xml:space="preserve">feedback:justification:AOT_score</w:t>
+            </w:r>
+          </w:p>
+        </w:tc>
+        <w:tc>
+          <w:tcPr/>
+          <w:p>
+            <w:pPr>
+              <w:pStyle w:val="Compact"/>
+              <w:jc w:val="right"/>
+            </w:pPr>
+            <w:r>
+              <w:t xml:space="preserve">0.051</w:t>
+            </w:r>
+          </w:p>
+        </w:tc>
+        <w:tc>
+          <w:tcPr/>
+          <w:p>
+            <w:pPr>
+              <w:pStyle w:val="Compact"/>
+              <w:jc w:val="right"/>
+            </w:pPr>
+            <w:r>
               <w:t xml:space="preserve">0.063</w:t>
             </w:r>
           </w:p>
@@ -19713,72 +20965,60 @@
           <w:p>
             <w:pPr>
               <w:pStyle w:val="Compact"/>
-              <w:jc w:val="right"/>
-            </w:pPr>
-            <w:r>
-              <w:t xml:space="preserve">0.048</w:t>
-            </w:r>
-          </w:p>
-        </w:tc>
-        <w:tc>
-          <w:tcPr/>
-          <w:p>
-            <w:pPr>
-              <w:pStyle w:val="Compact"/>
               <w:jc w:val="center"/>
             </w:pPr>
             <w:r>
-              <w:t xml:space="preserve">[-0.032, 0.158]</w:t>
-            </w:r>
-          </w:p>
-        </w:tc>
-        <w:tc>
-          <w:tcPr/>
-          <w:p>
-            <w:pPr>
-              <w:pStyle w:val="Compact"/>
-              <w:jc w:val="right"/>
-            </w:pPr>
-            <w:r>
-              <w:t xml:space="preserve">.195</w:t>
-            </w:r>
-          </w:p>
-        </w:tc>
-      </w:tr>
-      <w:tr>
-        <w:tc>
-          <w:tcPr/>
-          <w:p>
-            <w:pPr>
-              <w:pStyle w:val="Compact"/>
-              <w:jc w:val="left"/>
-            </w:pPr>
-            <w:r>
-              <w:t xml:space="preserve">AOT_score</w:t>
-            </w:r>
-          </w:p>
-        </w:tc>
-        <w:tc>
-          <w:tcPr/>
-          <w:p>
-            <w:pPr>
-              <w:pStyle w:val="Compact"/>
-              <w:jc w:val="right"/>
-            </w:pPr>
-            <w:r>
-              <w:t xml:space="preserve">0.255</w:t>
-            </w:r>
-          </w:p>
-        </w:tc>
-        <w:tc>
-          <w:tcPr/>
-          <w:p>
-            <w:pPr>
-              <w:pStyle w:val="Compact"/>
-              <w:jc w:val="right"/>
-            </w:pPr>
-            <w:r>
-              <w:t xml:space="preserve">0.055</w:t>
+              <w:t xml:space="preserve">[-0.072, 0.174]</w:t>
+            </w:r>
+          </w:p>
+        </w:tc>
+        <w:tc>
+          <w:tcPr/>
+          <w:p>
+            <w:pPr>
+              <w:pStyle w:val="Compact"/>
+              <w:jc w:val="right"/>
+            </w:pPr>
+            <w:r>
+              <w:t xml:space="preserve">.418</w:t>
+            </w:r>
+          </w:p>
+        </w:tc>
+      </w:tr>
+      <w:tr>
+        <w:tc>
+          <w:tcPr/>
+          <w:p>
+            <w:pPr>
+              <w:pStyle w:val="Compact"/>
+              <w:jc w:val="left"/>
+            </w:pPr>
+            <w:r>
+              <w:t xml:space="preserve">feedback:justification:IC_HI</w:t>
+            </w:r>
+          </w:p>
+        </w:tc>
+        <w:tc>
+          <w:tcPr/>
+          <w:p>
+            <w:pPr>
+              <w:pStyle w:val="Compact"/>
+              <w:jc w:val="right"/>
+            </w:pPr>
+            <w:r>
+              <w:t xml:space="preserve">0.026</w:t>
+            </w:r>
+          </w:p>
+        </w:tc>
+        <w:tc>
+          <w:tcPr/>
+          <w:p>
+            <w:pPr>
+              <w:pStyle w:val="Compact"/>
+              <w:jc w:val="right"/>
+            </w:pPr>
+            <w:r>
+              <w:t xml:space="preserve">0.060</w:t>
             </w:r>
           </w:p>
         </w:tc>
@@ -19790,57 +21030,57 @@
               <w:jc w:val="center"/>
             </w:pPr>
             <w:r>
-              <w:t xml:space="preserve">[0.147, 0.363]</w:t>
-            </w:r>
-          </w:p>
-        </w:tc>
-        <w:tc>
-          <w:tcPr/>
-          <w:p>
-            <w:pPr>
-              <w:pStyle w:val="Compact"/>
-              <w:jc w:val="right"/>
-            </w:pPr>
-            <w:r>
-              <w:t xml:space="preserve">&lt; .001</w:t>
-            </w:r>
-          </w:p>
-        </w:tc>
-      </w:tr>
-      <w:tr>
-        <w:tc>
-          <w:tcPr/>
-          <w:p>
-            <w:pPr>
-              <w:pStyle w:val="Compact"/>
-              <w:jc w:val="left"/>
-            </w:pPr>
-            <w:r>
-              <w:t xml:space="preserve">IC_HI</w:t>
-            </w:r>
-          </w:p>
-        </w:tc>
-        <w:tc>
-          <w:tcPr/>
-          <w:p>
-            <w:pPr>
-              <w:pStyle w:val="Compact"/>
-              <w:jc w:val="right"/>
-            </w:pPr>
-            <w:r>
-              <w:t xml:space="preserve">-0.001</w:t>
-            </w:r>
-          </w:p>
-        </w:tc>
-        <w:tc>
-          <w:tcPr/>
-          <w:p>
-            <w:pPr>
-              <w:pStyle w:val="Compact"/>
-              <w:jc w:val="right"/>
-            </w:pPr>
-            <w:r>
-              <w:t xml:space="preserve">0.006</w:t>
+              <w:t xml:space="preserve">[-0.091, 0.143]</w:t>
+            </w:r>
+          </w:p>
+        </w:tc>
+        <w:tc>
+          <w:tcPr/>
+          <w:p>
+            <w:pPr>
+              <w:pStyle w:val="Compact"/>
+              <w:jc w:val="right"/>
+            </w:pPr>
+            <w:r>
+              <w:t xml:space="preserve">.664</w:t>
+            </w:r>
+          </w:p>
+        </w:tc>
+      </w:tr>
+      <w:tr>
+        <w:tc>
+          <w:tcPr/>
+          <w:p>
+            <w:pPr>
+              <w:pStyle w:val="Compact"/>
+              <w:jc w:val="left"/>
+            </w:pPr>
+            <w:r>
+              <w:t xml:space="preserve">feedback:justification:IC_VI</w:t>
+            </w:r>
+          </w:p>
+        </w:tc>
+        <w:tc>
+          <w:tcPr/>
+          <w:p>
+            <w:pPr>
+              <w:pStyle w:val="Compact"/>
+              <w:jc w:val="right"/>
+            </w:pPr>
+            <w:r>
+              <w:t xml:space="preserve">-0.002</w:t>
+            </w:r>
+          </w:p>
+        </w:tc>
+        <w:tc>
+          <w:tcPr/>
+          <w:p>
+            <w:pPr>
+              <w:pStyle w:val="Compact"/>
+              <w:jc w:val="right"/>
+            </w:pPr>
+            <w:r>
+              <w:t xml:space="preserve">0.065</w:t>
             </w:r>
           </w:p>
         </w:tc>
@@ -19852,57 +21092,57 @@
               <w:jc w:val="center"/>
             </w:pPr>
             <w:r>
-              <w:t xml:space="preserve">[-0.013, 0.012]</w:t>
-            </w:r>
-          </w:p>
-        </w:tc>
-        <w:tc>
-          <w:tcPr/>
-          <w:p>
-            <w:pPr>
-              <w:pStyle w:val="Compact"/>
-              <w:jc w:val="right"/>
-            </w:pPr>
-            <w:r>
-              <w:t xml:space="preserve">.899</w:t>
-            </w:r>
-          </w:p>
-        </w:tc>
-      </w:tr>
-      <w:tr>
-        <w:tc>
-          <w:tcPr/>
-          <w:p>
-            <w:pPr>
-              <w:pStyle w:val="Compact"/>
-              <w:jc w:val="left"/>
-            </w:pPr>
-            <w:r>
-              <w:t xml:space="preserve">IC_VI</w:t>
-            </w:r>
-          </w:p>
-        </w:tc>
-        <w:tc>
-          <w:tcPr/>
-          <w:p>
-            <w:pPr>
-              <w:pStyle w:val="Compact"/>
-              <w:jc w:val="right"/>
-            </w:pPr>
-            <w:r>
-              <w:t xml:space="preserve">-0.008</w:t>
-            </w:r>
-          </w:p>
-        </w:tc>
-        <w:tc>
-          <w:tcPr/>
-          <w:p>
-            <w:pPr>
-              <w:pStyle w:val="Compact"/>
-              <w:jc w:val="right"/>
-            </w:pPr>
-            <w:r>
-              <w:t xml:space="preserve">0.006</w:t>
+              <w:t xml:space="preserve">[-0.129, 0.125]</w:t>
+            </w:r>
+          </w:p>
+        </w:tc>
+        <w:tc>
+          <w:tcPr/>
+          <w:p>
+            <w:pPr>
+              <w:pStyle w:val="Compact"/>
+              <w:jc w:val="right"/>
+            </w:pPr>
+            <w:r>
+              <w:t xml:space="preserve">.975</w:t>
+            </w:r>
+          </w:p>
+        </w:tc>
+      </w:tr>
+      <w:tr>
+        <w:tc>
+          <w:tcPr/>
+          <w:p>
+            <w:pPr>
+              <w:pStyle w:val="Compact"/>
+              <w:jc w:val="left"/>
+            </w:pPr>
+            <w:r>
+              <w:t xml:space="preserve">feedback:justification:IC_HC</w:t>
+            </w:r>
+          </w:p>
+        </w:tc>
+        <w:tc>
+          <w:tcPr/>
+          <w:p>
+            <w:pPr>
+              <w:pStyle w:val="Compact"/>
+              <w:jc w:val="right"/>
+            </w:pPr>
+            <w:r>
+              <w:t xml:space="preserve">-0.009</w:t>
+            </w:r>
+          </w:p>
+        </w:tc>
+        <w:tc>
+          <w:tcPr/>
+          <w:p>
+            <w:pPr>
+              <w:pStyle w:val="Compact"/>
+              <w:jc w:val="right"/>
+            </w:pPr>
+            <w:r>
+              <w:t xml:space="preserve">0.065</w:t>
             </w:r>
           </w:p>
         </w:tc>
@@ -19914,57 +21154,57 @@
               <w:jc w:val="center"/>
             </w:pPr>
             <w:r>
-              <w:t xml:space="preserve">[-0.019, 0.003]</w:t>
-            </w:r>
-          </w:p>
-        </w:tc>
-        <w:tc>
-          <w:tcPr/>
-          <w:p>
-            <w:pPr>
-              <w:pStyle w:val="Compact"/>
-              <w:jc w:val="right"/>
-            </w:pPr>
-            <w:r>
-              <w:t xml:space="preserve">.147</w:t>
-            </w:r>
-          </w:p>
-        </w:tc>
-      </w:tr>
-      <w:tr>
-        <w:tc>
-          <w:tcPr/>
-          <w:p>
-            <w:pPr>
-              <w:pStyle w:val="Compact"/>
-              <w:jc w:val="left"/>
-            </w:pPr>
-            <w:r>
-              <w:t xml:space="preserve">IC_HC</w:t>
-            </w:r>
-          </w:p>
-        </w:tc>
-        <w:tc>
-          <w:tcPr/>
-          <w:p>
-            <w:pPr>
-              <w:pStyle w:val="Compact"/>
-              <w:jc w:val="right"/>
-            </w:pPr>
-            <w:r>
-              <w:t xml:space="preserve">-0.016</w:t>
-            </w:r>
-          </w:p>
-        </w:tc>
-        <w:tc>
-          <w:tcPr/>
-          <w:p>
-            <w:pPr>
-              <w:pStyle w:val="Compact"/>
-              <w:jc w:val="right"/>
-            </w:pPr>
-            <w:r>
-              <w:t xml:space="preserve">0.007</w:t>
+              <w:t xml:space="preserve">[-0.137, 0.120]</w:t>
+            </w:r>
+          </w:p>
+        </w:tc>
+        <w:tc>
+          <w:tcPr/>
+          <w:p>
+            <w:pPr>
+              <w:pStyle w:val="Compact"/>
+              <w:jc w:val="right"/>
+            </w:pPr>
+            <w:r>
+              <w:t xml:space="preserve">.895</w:t>
+            </w:r>
+          </w:p>
+        </w:tc>
+      </w:tr>
+      <w:tr>
+        <w:tc>
+          <w:tcPr/>
+          <w:p>
+            <w:pPr>
+              <w:pStyle w:val="Compact"/>
+              <w:jc w:val="left"/>
+            </w:pPr>
+            <w:r>
+              <w:t xml:space="preserve">feedback:justification:IC_VC</w:t>
+            </w:r>
+          </w:p>
+        </w:tc>
+        <w:tc>
+          <w:tcPr/>
+          <w:p>
+            <w:pPr>
+              <w:pStyle w:val="Compact"/>
+              <w:jc w:val="right"/>
+            </w:pPr>
+            <w:r>
+              <w:t xml:space="preserve">-0.038</w:t>
+            </w:r>
+          </w:p>
+        </w:tc>
+        <w:tc>
+          <w:tcPr/>
+          <w:p>
+            <w:pPr>
+              <w:pStyle w:val="Compact"/>
+              <w:jc w:val="right"/>
+            </w:pPr>
+            <w:r>
+              <w:t xml:space="preserve">0.065</w:t>
             </w:r>
           </w:p>
         </w:tc>
@@ -19976,1259 +21216,19 @@
               <w:jc w:val="center"/>
             </w:pPr>
             <w:r>
-              <w:t xml:space="preserve">[-0.030, -0.003]</w:t>
-            </w:r>
-          </w:p>
-        </w:tc>
-        <w:tc>
-          <w:tcPr/>
-          <w:p>
-            <w:pPr>
-              <w:pStyle w:val="Compact"/>
-              <w:jc w:val="right"/>
-            </w:pPr>
-            <w:r>
-              <w:t xml:space="preserve">.017</w:t>
-            </w:r>
-          </w:p>
-        </w:tc>
-      </w:tr>
-      <w:tr>
-        <w:tc>
-          <w:tcPr/>
-          <w:p>
-            <w:pPr>
-              <w:pStyle w:val="Compact"/>
-              <w:jc w:val="left"/>
-            </w:pPr>
-            <w:r>
-              <w:t xml:space="preserve">IC_VC</w:t>
-            </w:r>
-          </w:p>
-        </w:tc>
-        <w:tc>
-          <w:tcPr/>
-          <w:p>
-            <w:pPr>
-              <w:pStyle w:val="Compact"/>
-              <w:jc w:val="right"/>
-            </w:pPr>
-            <w:r>
-              <w:t xml:space="preserve">-0.005</w:t>
-            </w:r>
-          </w:p>
-        </w:tc>
-        <w:tc>
-          <w:tcPr/>
-          <w:p>
-            <w:pPr>
-              <w:pStyle w:val="Compact"/>
-              <w:jc w:val="right"/>
-            </w:pPr>
-            <w:r>
-              <w:t xml:space="preserve">0.006</w:t>
-            </w:r>
-          </w:p>
-        </w:tc>
-        <w:tc>
-          <w:tcPr/>
-          <w:p>
-            <w:pPr>
-              <w:pStyle w:val="Compact"/>
-              <w:jc w:val="center"/>
-            </w:pPr>
-            <w:r>
-              <w:t xml:space="preserve">[-0.016, 0.007]</w:t>
-            </w:r>
-          </w:p>
-        </w:tc>
-        <w:tc>
-          <w:tcPr/>
-          <w:p>
-            <w:pPr>
-              <w:pStyle w:val="Compact"/>
-              <w:jc w:val="right"/>
-            </w:pPr>
-            <w:r>
-              <w:t xml:space="preserve">.408</w:t>
-            </w:r>
-          </w:p>
-        </w:tc>
-      </w:tr>
-      <w:tr>
-        <w:tc>
-          <w:tcPr/>
-          <w:p>
-            <w:pPr>
-              <w:pStyle w:val="Compact"/>
-              <w:jc w:val="left"/>
-            </w:pPr>
-            <w:r>
-              <w:t xml:space="preserve">feedback:justification</w:t>
-            </w:r>
-          </w:p>
-        </w:tc>
-        <w:tc>
-          <w:tcPr/>
-          <w:p>
-            <w:pPr>
-              <w:pStyle w:val="Compact"/>
-              <w:jc w:val="right"/>
-            </w:pPr>
-            <w:r>
-              <w:t xml:space="preserve">-0.377</w:t>
-            </w:r>
-          </w:p>
-        </w:tc>
-        <w:tc>
-          <w:tcPr/>
-          <w:p>
-            <w:pPr>
-              <w:pStyle w:val="Compact"/>
-              <w:jc w:val="right"/>
-            </w:pPr>
-            <w:r>
-              <w:t xml:space="preserve">0.656</w:t>
-            </w:r>
-          </w:p>
-        </w:tc>
-        <w:tc>
-          <w:tcPr/>
-          <w:p>
-            <w:pPr>
-              <w:pStyle w:val="Compact"/>
-              <w:jc w:val="center"/>
-            </w:pPr>
-            <w:r>
-              <w:t xml:space="preserve">[-1.663, 0.908]</w:t>
-            </w:r>
-          </w:p>
-        </w:tc>
-        <w:tc>
-          <w:tcPr/>
-          <w:p>
-            <w:pPr>
-              <w:pStyle w:val="Compact"/>
-              <w:jc w:val="right"/>
-            </w:pPr>
-            <w:r>
-              <w:t xml:space="preserve">.565</w:t>
-            </w:r>
-          </w:p>
-        </w:tc>
-      </w:tr>
-      <w:tr>
-        <w:tc>
-          <w:tcPr/>
-          <w:p>
-            <w:pPr>
-              <w:pStyle w:val="Compact"/>
-              <w:jc w:val="left"/>
-            </w:pPr>
-            <w:r>
-              <w:t xml:space="preserve">feedback:IH_score</w:t>
-            </w:r>
-          </w:p>
-        </w:tc>
-        <w:tc>
-          <w:tcPr/>
-          <w:p>
-            <w:pPr>
-              <w:pStyle w:val="Compact"/>
-              <w:jc w:val="right"/>
-            </w:pPr>
-            <w:r>
-              <w:t xml:space="preserve">0.001</w:t>
-            </w:r>
-          </w:p>
-        </w:tc>
-        <w:tc>
-          <w:tcPr/>
-          <w:p>
-            <w:pPr>
-              <w:pStyle w:val="Compact"/>
-              <w:jc w:val="right"/>
-            </w:pPr>
-            <w:r>
-              <w:t xml:space="preserve">0.065</w:t>
-            </w:r>
-          </w:p>
-        </w:tc>
-        <w:tc>
-          <w:tcPr/>
-          <w:p>
-            <w:pPr>
-              <w:pStyle w:val="Compact"/>
-              <w:jc w:val="center"/>
-            </w:pPr>
-            <w:r>
-              <w:t xml:space="preserve">[-0.126, 0.127]</w:t>
-            </w:r>
-          </w:p>
-        </w:tc>
-        <w:tc>
-          <w:tcPr/>
-          <w:p>
-            <w:pPr>
-              <w:pStyle w:val="Compact"/>
-              <w:jc w:val="right"/>
-            </w:pPr>
-            <w:r>
-              <w:t xml:space="preserve">.993</w:t>
-            </w:r>
-          </w:p>
-        </w:tc>
-      </w:tr>
-      <w:tr>
-        <w:tc>
-          <w:tcPr/>
-          <w:p>
-            <w:pPr>
-              <w:pStyle w:val="Compact"/>
-              <w:jc w:val="left"/>
-            </w:pPr>
-            <w:r>
-              <w:t xml:space="preserve">feedback:AOT_score</w:t>
-            </w:r>
-          </w:p>
-        </w:tc>
-        <w:tc>
-          <w:tcPr/>
-          <w:p>
-            <w:pPr>
-              <w:pStyle w:val="Compact"/>
-              <w:jc w:val="right"/>
-            </w:pPr>
-            <w:r>
-              <w:t xml:space="preserve">-0.070</w:t>
-            </w:r>
-          </w:p>
-        </w:tc>
-        <w:tc>
-          <w:tcPr/>
-          <w:p>
-            <w:pPr>
-              <w:pStyle w:val="Compact"/>
-              <w:jc w:val="right"/>
-            </w:pPr>
-            <w:r>
-              <w:t xml:space="preserve">0.074</w:t>
-            </w:r>
-          </w:p>
-        </w:tc>
-        <w:tc>
-          <w:tcPr/>
-          <w:p>
-            <w:pPr>
-              <w:pStyle w:val="Compact"/>
-              <w:jc w:val="center"/>
-            </w:pPr>
-            <w:r>
-              <w:t xml:space="preserve">[-0.215, 0.074]</w:t>
-            </w:r>
-          </w:p>
-        </w:tc>
-        <w:tc>
-          <w:tcPr/>
-          <w:p>
-            <w:pPr>
-              <w:pStyle w:val="Compact"/>
-              <w:jc w:val="right"/>
-            </w:pPr>
-            <w:r>
-              <w:t xml:space="preserve">.340</w:t>
-            </w:r>
-          </w:p>
-        </w:tc>
-      </w:tr>
-      <w:tr>
-        <w:tc>
-          <w:tcPr/>
-          <w:p>
-            <w:pPr>
-              <w:pStyle w:val="Compact"/>
-              <w:jc w:val="left"/>
-            </w:pPr>
-            <w:r>
-              <w:t xml:space="preserve">feedback:IC_HI</w:t>
-            </w:r>
-          </w:p>
-        </w:tc>
-        <w:tc>
-          <w:tcPr/>
-          <w:p>
-            <w:pPr>
-              <w:pStyle w:val="Compact"/>
-              <w:jc w:val="right"/>
-            </w:pPr>
-            <w:r>
-              <w:t xml:space="preserve">0.005</w:t>
-            </w:r>
-          </w:p>
-        </w:tc>
-        <w:tc>
-          <w:tcPr/>
-          <w:p>
-            <w:pPr>
-              <w:pStyle w:val="Compact"/>
-              <w:jc w:val="right"/>
-            </w:pPr>
-            <w:r>
-              <w:t xml:space="preserve">0.009</w:t>
-            </w:r>
-          </w:p>
-        </w:tc>
-        <w:tc>
-          <w:tcPr/>
-          <w:p>
-            <w:pPr>
-              <w:pStyle w:val="Compact"/>
-              <w:jc w:val="center"/>
-            </w:pPr>
-            <w:r>
-              <w:t xml:space="preserve">[-0.012, 0.022]</w:t>
-            </w:r>
-          </w:p>
-        </w:tc>
-        <w:tc>
-          <w:tcPr/>
-          <w:p>
-            <w:pPr>
-              <w:pStyle w:val="Compact"/>
-              <w:jc w:val="right"/>
-            </w:pPr>
-            <w:r>
-              <w:t xml:space="preserve">.558</w:t>
-            </w:r>
-          </w:p>
-        </w:tc>
-      </w:tr>
-      <w:tr>
-        <w:tc>
-          <w:tcPr/>
-          <w:p>
-            <w:pPr>
-              <w:pStyle w:val="Compact"/>
-              <w:jc w:val="left"/>
-            </w:pPr>
-            <w:r>
-              <w:t xml:space="preserve">feedback:IC_VI</w:t>
-            </w:r>
-          </w:p>
-        </w:tc>
-        <w:tc>
-          <w:tcPr/>
-          <w:p>
-            <w:pPr>
-              <w:pStyle w:val="Compact"/>
-              <w:jc w:val="right"/>
-            </w:pPr>
-            <w:r>
-              <w:t xml:space="preserve">-0.000</w:t>
-            </w:r>
-          </w:p>
-        </w:tc>
-        <w:tc>
-          <w:tcPr/>
-          <w:p>
-            <w:pPr>
-              <w:pStyle w:val="Compact"/>
-              <w:jc w:val="right"/>
-            </w:pPr>
-            <w:r>
-              <w:t xml:space="preserve">0.007</w:t>
-            </w:r>
-          </w:p>
-        </w:tc>
-        <w:tc>
-          <w:tcPr/>
-          <w:p>
-            <w:pPr>
-              <w:pStyle w:val="Compact"/>
-              <w:jc w:val="center"/>
-            </w:pPr>
-            <w:r>
-              <w:t xml:space="preserve">[-0.015, 0.014]</w:t>
-            </w:r>
-          </w:p>
-        </w:tc>
-        <w:tc>
-          <w:tcPr/>
-          <w:p>
-            <w:pPr>
-              <w:pStyle w:val="Compact"/>
-              <w:jc w:val="right"/>
-            </w:pPr>
-            <w:r>
-              <w:t xml:space="preserve">.989</w:t>
-            </w:r>
-          </w:p>
-        </w:tc>
-      </w:tr>
-      <w:tr>
-        <w:tc>
-          <w:tcPr/>
-          <w:p>
-            <w:pPr>
-              <w:pStyle w:val="Compact"/>
-              <w:jc w:val="left"/>
-            </w:pPr>
-            <w:r>
-              <w:t xml:space="preserve">feedback:IC_HC</w:t>
-            </w:r>
-          </w:p>
-        </w:tc>
-        <w:tc>
-          <w:tcPr/>
-          <w:p>
-            <w:pPr>
-              <w:pStyle w:val="Compact"/>
-              <w:jc w:val="right"/>
-            </w:pPr>
-            <w:r>
-              <w:t xml:space="preserve">0.003</w:t>
-            </w:r>
-          </w:p>
-        </w:tc>
-        <w:tc>
-          <w:tcPr/>
-          <w:p>
-            <w:pPr>
-              <w:pStyle w:val="Compact"/>
-              <w:jc w:val="right"/>
-            </w:pPr>
-            <w:r>
-              <w:t xml:space="preserve">0.009</w:t>
-            </w:r>
-          </w:p>
-        </w:tc>
-        <w:tc>
-          <w:tcPr/>
-          <w:p>
-            <w:pPr>
-              <w:pStyle w:val="Compact"/>
-              <w:jc w:val="center"/>
-            </w:pPr>
-            <w:r>
-              <w:t xml:space="preserve">[-0.015, 0.020]</w:t>
-            </w:r>
-          </w:p>
-        </w:tc>
-        <w:tc>
-          <w:tcPr/>
-          <w:p>
-            <w:pPr>
-              <w:pStyle w:val="Compact"/>
-              <w:jc w:val="right"/>
-            </w:pPr>
-            <w:r>
-              <w:t xml:space="preserve">.777</w:t>
-            </w:r>
-          </w:p>
-        </w:tc>
-      </w:tr>
-      <w:tr>
-        <w:tc>
-          <w:tcPr/>
-          <w:p>
-            <w:pPr>
-              <w:pStyle w:val="Compact"/>
-              <w:jc w:val="left"/>
-            </w:pPr>
-            <w:r>
-              <w:t xml:space="preserve">feedback:IC_VC</w:t>
-            </w:r>
-          </w:p>
-        </w:tc>
-        <w:tc>
-          <w:tcPr/>
-          <w:p>
-            <w:pPr>
-              <w:pStyle w:val="Compact"/>
-              <w:jc w:val="right"/>
-            </w:pPr>
-            <w:r>
-              <w:t xml:space="preserve">0.008</w:t>
-            </w:r>
-          </w:p>
-        </w:tc>
-        <w:tc>
-          <w:tcPr/>
-          <w:p>
-            <w:pPr>
-              <w:pStyle w:val="Compact"/>
-              <w:jc w:val="right"/>
-            </w:pPr>
-            <w:r>
-              <w:t xml:space="preserve">0.008</w:t>
-            </w:r>
-          </w:p>
-        </w:tc>
-        <w:tc>
-          <w:tcPr/>
-          <w:p>
-            <w:pPr>
-              <w:pStyle w:val="Compact"/>
-              <w:jc w:val="center"/>
-            </w:pPr>
-            <w:r>
-              <w:t xml:space="preserve">[-0.007, 0.024]</w:t>
-            </w:r>
-          </w:p>
-        </w:tc>
-        <w:tc>
-          <w:tcPr/>
-          <w:p>
-            <w:pPr>
-              <w:pStyle w:val="Compact"/>
-              <w:jc w:val="right"/>
-            </w:pPr>
-            <w:r>
-              <w:t xml:space="preserve">.291</w:t>
-            </w:r>
-          </w:p>
-        </w:tc>
-      </w:tr>
-      <w:tr>
-        <w:tc>
-          <w:tcPr/>
-          <w:p>
-            <w:pPr>
-              <w:pStyle w:val="Compact"/>
-              <w:jc w:val="left"/>
-            </w:pPr>
-            <w:r>
-              <w:t xml:space="preserve">justification:IH_score</w:t>
-            </w:r>
-          </w:p>
-        </w:tc>
-        <w:tc>
-          <w:tcPr/>
-          <w:p>
-            <w:pPr>
-              <w:pStyle w:val="Compact"/>
-              <w:jc w:val="right"/>
-            </w:pPr>
-            <w:r>
-              <w:t xml:space="preserve">-0.010</w:t>
-            </w:r>
-          </w:p>
-        </w:tc>
-        <w:tc>
-          <w:tcPr/>
-          <w:p>
-            <w:pPr>
-              <w:pStyle w:val="Compact"/>
-              <w:jc w:val="right"/>
-            </w:pPr>
-            <w:r>
-              <w:t xml:space="preserve">0.065</w:t>
-            </w:r>
-          </w:p>
-        </w:tc>
-        <w:tc>
-          <w:tcPr/>
-          <w:p>
-            <w:pPr>
-              <w:pStyle w:val="Compact"/>
-              <w:jc w:val="center"/>
-            </w:pPr>
-            <w:r>
-              <w:t xml:space="preserve">[-0.139, 0.118]</w:t>
-            </w:r>
-          </w:p>
-        </w:tc>
-        <w:tc>
-          <w:tcPr/>
-          <w:p>
-            <w:pPr>
-              <w:pStyle w:val="Compact"/>
-              <w:jc w:val="right"/>
-            </w:pPr>
-            <w:r>
-              <w:t xml:space="preserve">.874</w:t>
-            </w:r>
-          </w:p>
-        </w:tc>
-      </w:tr>
-      <w:tr>
-        <w:tc>
-          <w:tcPr/>
-          <w:p>
-            <w:pPr>
-              <w:pStyle w:val="Compact"/>
-              <w:jc w:val="left"/>
-            </w:pPr>
-            <w:r>
-              <w:t xml:space="preserve">justification:AOT_score</w:t>
-            </w:r>
-          </w:p>
-        </w:tc>
-        <w:tc>
-          <w:tcPr/>
-          <w:p>
-            <w:pPr>
-              <w:pStyle w:val="Compact"/>
-              <w:jc w:val="right"/>
-            </w:pPr>
-            <w:r>
-              <w:t xml:space="preserve">-0.130</w:t>
-            </w:r>
-          </w:p>
-        </w:tc>
-        <w:tc>
-          <w:tcPr/>
-          <w:p>
-            <w:pPr>
-              <w:pStyle w:val="Compact"/>
-              <w:jc w:val="right"/>
-            </w:pPr>
-            <w:r>
-              <w:t xml:space="preserve">0.075</w:t>
-            </w:r>
-          </w:p>
-        </w:tc>
-        <w:tc>
-          <w:tcPr/>
-          <w:p>
-            <w:pPr>
-              <w:pStyle w:val="Compact"/>
-              <w:jc w:val="center"/>
-            </w:pPr>
-            <w:r>
-              <w:t xml:space="preserve">[-0.278, 0.018]</w:t>
-            </w:r>
-          </w:p>
-        </w:tc>
-        <w:tc>
-          <w:tcPr/>
-          <w:p>
-            <w:pPr>
-              <w:pStyle w:val="Compact"/>
-              <w:jc w:val="right"/>
-            </w:pPr>
-            <w:r>
-              <w:t xml:space="preserve">.084</w:t>
-            </w:r>
-          </w:p>
-        </w:tc>
-      </w:tr>
-      <w:tr>
-        <w:tc>
-          <w:tcPr/>
-          <w:p>
-            <w:pPr>
-              <w:pStyle w:val="Compact"/>
-              <w:jc w:val="left"/>
-            </w:pPr>
-            <w:r>
-              <w:t xml:space="preserve">justification:IC_HI</w:t>
-            </w:r>
-          </w:p>
-        </w:tc>
-        <w:tc>
-          <w:tcPr/>
-          <w:p>
-            <w:pPr>
-              <w:pStyle w:val="Compact"/>
-              <w:jc w:val="right"/>
-            </w:pPr>
-            <w:r>
-              <w:t xml:space="preserve">0.005</w:t>
-            </w:r>
-          </w:p>
-        </w:tc>
-        <w:tc>
-          <w:tcPr/>
-          <w:p>
-            <w:pPr>
-              <w:pStyle w:val="Compact"/>
-              <w:jc w:val="right"/>
-            </w:pPr>
-            <w:r>
-              <w:t xml:space="preserve">0.009</w:t>
-            </w:r>
-          </w:p>
-        </w:tc>
-        <w:tc>
-          <w:tcPr/>
-          <w:p>
-            <w:pPr>
-              <w:pStyle w:val="Compact"/>
-              <w:jc w:val="center"/>
-            </w:pPr>
-            <w:r>
-              <w:t xml:space="preserve">[-0.012, 0.023]</w:t>
-            </w:r>
-          </w:p>
-        </w:tc>
-        <w:tc>
-          <w:tcPr/>
-          <w:p>
-            <w:pPr>
-              <w:pStyle w:val="Compact"/>
-              <w:jc w:val="right"/>
-            </w:pPr>
-            <w:r>
-              <w:t xml:space="preserve">.538</w:t>
-            </w:r>
-          </w:p>
-        </w:tc>
-      </w:tr>
-      <w:tr>
-        <w:tc>
-          <w:tcPr/>
-          <w:p>
-            <w:pPr>
-              <w:pStyle w:val="Compact"/>
-              <w:jc w:val="left"/>
-            </w:pPr>
-            <w:r>
-              <w:t xml:space="preserve">justification:IC_VI</w:t>
-            </w:r>
-          </w:p>
-        </w:tc>
-        <w:tc>
-          <w:tcPr/>
-          <w:p>
-            <w:pPr>
-              <w:pStyle w:val="Compact"/>
-              <w:jc w:val="right"/>
-            </w:pPr>
-            <w:r>
-              <w:t xml:space="preserve">-0.001</w:t>
-            </w:r>
-          </w:p>
-        </w:tc>
-        <w:tc>
-          <w:tcPr/>
-          <w:p>
-            <w:pPr>
-              <w:pStyle w:val="Compact"/>
-              <w:jc w:val="right"/>
-            </w:pPr>
-            <w:r>
-              <w:t xml:space="preserve">0.008</w:t>
-            </w:r>
-          </w:p>
-        </w:tc>
-        <w:tc>
-          <w:tcPr/>
-          <w:p>
-            <w:pPr>
-              <w:pStyle w:val="Compact"/>
-              <w:jc w:val="center"/>
-            </w:pPr>
-            <w:r>
-              <w:t xml:space="preserve">[-0.016, 0.014]</w:t>
-            </w:r>
-          </w:p>
-        </w:tc>
-        <w:tc>
-          <w:tcPr/>
-          <w:p>
-            <w:pPr>
-              <w:pStyle w:val="Compact"/>
-              <w:jc w:val="right"/>
-            </w:pPr>
-            <w:r>
-              <w:t xml:space="preserve">.904</w:t>
-            </w:r>
-          </w:p>
-        </w:tc>
-      </w:tr>
-      <w:tr>
-        <w:tc>
-          <w:tcPr/>
-          <w:p>
-            <w:pPr>
-              <w:pStyle w:val="Compact"/>
-              <w:jc w:val="left"/>
-            </w:pPr>
-            <w:r>
-              <w:t xml:space="preserve">justification:IC_HC</w:t>
-            </w:r>
-          </w:p>
-        </w:tc>
-        <w:tc>
-          <w:tcPr/>
-          <w:p>
-            <w:pPr>
-              <w:pStyle w:val="Compact"/>
-              <w:jc w:val="right"/>
-            </w:pPr>
-            <w:r>
-              <w:t xml:space="preserve">0.008</w:t>
-            </w:r>
-          </w:p>
-        </w:tc>
-        <w:tc>
-          <w:tcPr/>
-          <w:p>
-            <w:pPr>
-              <w:pStyle w:val="Compact"/>
-              <w:jc w:val="right"/>
-            </w:pPr>
-            <w:r>
-              <w:t xml:space="preserve">0.009</w:t>
-            </w:r>
-          </w:p>
-        </w:tc>
-        <w:tc>
-          <w:tcPr/>
-          <w:p>
-            <w:pPr>
-              <w:pStyle w:val="Compact"/>
-              <w:jc w:val="center"/>
-            </w:pPr>
-            <w:r>
-              <w:t xml:space="preserve">[-0.010, 0.026]</w:t>
-            </w:r>
-          </w:p>
-        </w:tc>
-        <w:tc>
-          <w:tcPr/>
-          <w:p>
-            <w:pPr>
-              <w:pStyle w:val="Compact"/>
-              <w:jc w:val="right"/>
-            </w:pPr>
-            <w:r>
-              <w:t xml:space="preserve">.366</w:t>
-            </w:r>
-          </w:p>
-        </w:tc>
-      </w:tr>
-      <w:tr>
-        <w:tc>
-          <w:tcPr/>
-          <w:p>
-            <w:pPr>
-              <w:pStyle w:val="Compact"/>
-              <w:jc w:val="left"/>
-            </w:pPr>
-            <w:r>
-              <w:t xml:space="preserve">justification:IC_VC</w:t>
-            </w:r>
-          </w:p>
-        </w:tc>
-        <w:tc>
-          <w:tcPr/>
-          <w:p>
-            <w:pPr>
-              <w:pStyle w:val="Compact"/>
-              <w:jc w:val="right"/>
-            </w:pPr>
-            <w:r>
-              <w:t xml:space="preserve">0.000</w:t>
-            </w:r>
-          </w:p>
-        </w:tc>
-        <w:tc>
-          <w:tcPr/>
-          <w:p>
-            <w:pPr>
-              <w:pStyle w:val="Compact"/>
-              <w:jc w:val="right"/>
-            </w:pPr>
-            <w:r>
-              <w:t xml:space="preserve">0.008</w:t>
-            </w:r>
-          </w:p>
-        </w:tc>
-        <w:tc>
-          <w:tcPr/>
-          <w:p>
-            <w:pPr>
-              <w:pStyle w:val="Compact"/>
-              <w:jc w:val="center"/>
-            </w:pPr>
-            <w:r>
-              <w:t xml:space="preserve">[-0.015, 0.016]</w:t>
-            </w:r>
-          </w:p>
-        </w:tc>
-        <w:tc>
-          <w:tcPr/>
-          <w:p>
-            <w:pPr>
-              <w:pStyle w:val="Compact"/>
-              <w:jc w:val="right"/>
-            </w:pPr>
-            <w:r>
-              <w:t xml:space="preserve">.996</w:t>
-            </w:r>
-          </w:p>
-        </w:tc>
-      </w:tr>
-      <w:tr>
-        <w:tc>
-          <w:tcPr/>
-          <w:p>
-            <w:pPr>
-              <w:pStyle w:val="Compact"/>
-              <w:jc w:val="left"/>
-            </w:pPr>
-            <w:r>
-              <w:t xml:space="preserve">feedback:justification:IH_score</w:t>
-            </w:r>
-          </w:p>
-        </w:tc>
-        <w:tc>
-          <w:tcPr/>
-          <w:p>
-            <w:pPr>
-              <w:pStyle w:val="Compact"/>
-              <w:jc w:val="right"/>
-            </w:pPr>
-            <w:r>
-              <w:t xml:space="preserve">0.002</w:t>
-            </w:r>
-          </w:p>
-        </w:tc>
-        <w:tc>
-          <w:tcPr/>
-          <w:p>
-            <w:pPr>
-              <w:pStyle w:val="Compact"/>
-              <w:jc w:val="right"/>
-            </w:pPr>
-            <w:r>
-              <w:t xml:space="preserve">0.090</w:t>
-            </w:r>
-          </w:p>
-        </w:tc>
-        <w:tc>
-          <w:tcPr/>
-          <w:p>
-            <w:pPr>
-              <w:pStyle w:val="Compact"/>
-              <w:jc w:val="center"/>
-            </w:pPr>
-            <w:r>
-              <w:t xml:space="preserve">[-0.175, 0.178]</w:t>
-            </w:r>
-          </w:p>
-        </w:tc>
-        <w:tc>
-          <w:tcPr/>
-          <w:p>
-            <w:pPr>
-              <w:pStyle w:val="Compact"/>
-              <w:jc w:val="right"/>
-            </w:pPr>
-            <w:r>
-              <w:t xml:space="preserve">.985</w:t>
-            </w:r>
-          </w:p>
-        </w:tc>
-      </w:tr>
-      <w:tr>
-        <w:tc>
-          <w:tcPr/>
-          <w:p>
-            <w:pPr>
-              <w:pStyle w:val="Compact"/>
-              <w:jc w:val="left"/>
-            </w:pPr>
-            <w:r>
-              <w:t xml:space="preserve">feedback:justification:AOT_score</w:t>
-            </w:r>
-          </w:p>
-        </w:tc>
-        <w:tc>
-          <w:tcPr/>
-          <w:p>
-            <w:pPr>
-              <w:pStyle w:val="Compact"/>
-              <w:jc w:val="right"/>
-            </w:pPr>
-            <w:r>
-              <w:t xml:space="preserve">0.084</w:t>
-            </w:r>
-          </w:p>
-        </w:tc>
-        <w:tc>
-          <w:tcPr/>
-          <w:p>
-            <w:pPr>
-              <w:pStyle w:val="Compact"/>
-              <w:jc w:val="right"/>
-            </w:pPr>
-            <w:r>
-              <w:t xml:space="preserve">0.104</w:t>
-            </w:r>
-          </w:p>
-        </w:tc>
-        <w:tc>
-          <w:tcPr/>
-          <w:p>
-            <w:pPr>
-              <w:pStyle w:val="Compact"/>
-              <w:jc w:val="center"/>
-            </w:pPr>
-            <w:r>
-              <w:t xml:space="preserve">[-0.119, 0.287]</w:t>
-            </w:r>
-          </w:p>
-        </w:tc>
-        <w:tc>
-          <w:tcPr/>
-          <w:p>
-            <w:pPr>
-              <w:pStyle w:val="Compact"/>
-              <w:jc w:val="right"/>
-            </w:pPr>
-            <w:r>
-              <w:t xml:space="preserve">.420</w:t>
-            </w:r>
-          </w:p>
-        </w:tc>
-      </w:tr>
-      <w:tr>
-        <w:tc>
-          <w:tcPr/>
-          <w:p>
-            <w:pPr>
-              <w:pStyle w:val="Compact"/>
-              <w:jc w:val="left"/>
-            </w:pPr>
-            <w:r>
-              <w:t xml:space="preserve">feedback:justification:IC_HI</w:t>
-            </w:r>
-          </w:p>
-        </w:tc>
-        <w:tc>
-          <w:tcPr/>
-          <w:p>
-            <w:pPr>
-              <w:pStyle w:val="Compact"/>
-              <w:jc w:val="right"/>
-            </w:pPr>
-            <w:r>
-              <w:t xml:space="preserve">0.005</w:t>
-            </w:r>
-          </w:p>
-        </w:tc>
-        <w:tc>
-          <w:tcPr/>
-          <w:p>
-            <w:pPr>
-              <w:pStyle w:val="Compact"/>
-              <w:jc w:val="right"/>
-            </w:pPr>
-            <w:r>
-              <w:t xml:space="preserve">0.012</w:t>
-            </w:r>
-          </w:p>
-        </w:tc>
-        <w:tc>
-          <w:tcPr/>
-          <w:p>
-            <w:pPr>
-              <w:pStyle w:val="Compact"/>
-              <w:jc w:val="center"/>
-            </w:pPr>
-            <w:r>
-              <w:t xml:space="preserve">[-0.019, 0.029]</w:t>
-            </w:r>
-          </w:p>
-        </w:tc>
-        <w:tc>
-          <w:tcPr/>
-          <w:p>
-            <w:pPr>
-              <w:pStyle w:val="Compact"/>
-              <w:jc w:val="right"/>
-            </w:pPr>
-            <w:r>
-              <w:t xml:space="preserve">.663</w:t>
-            </w:r>
-          </w:p>
-        </w:tc>
-      </w:tr>
-      <w:tr>
-        <w:tc>
-          <w:tcPr/>
-          <w:p>
-            <w:pPr>
-              <w:pStyle w:val="Compact"/>
-              <w:jc w:val="left"/>
-            </w:pPr>
-            <w:r>
-              <w:t xml:space="preserve">feedback:justification:IC_VI</w:t>
-            </w:r>
-          </w:p>
-        </w:tc>
-        <w:tc>
-          <w:tcPr/>
-          <w:p>
-            <w:pPr>
-              <w:pStyle w:val="Compact"/>
-              <w:jc w:val="right"/>
-            </w:pPr>
-            <w:r>
-              <w:t xml:space="preserve">-0.000</w:t>
-            </w:r>
-          </w:p>
-        </w:tc>
-        <w:tc>
-          <w:tcPr/>
-          <w:p>
-            <w:pPr>
-              <w:pStyle w:val="Compact"/>
-              <w:jc w:val="right"/>
-            </w:pPr>
-            <w:r>
-              <w:t xml:space="preserve">0.010</w:t>
-            </w:r>
-          </w:p>
-        </w:tc>
-        <w:tc>
-          <w:tcPr/>
-          <w:p>
-            <w:pPr>
-              <w:pStyle w:val="Compact"/>
-              <w:jc w:val="center"/>
-            </w:pPr>
-            <w:r>
-              <w:t xml:space="preserve">[-0.021, 0.020]</w:t>
-            </w:r>
-          </w:p>
-        </w:tc>
-        <w:tc>
-          <w:tcPr/>
-          <w:p>
-            <w:pPr>
-              <w:pStyle w:val="Compact"/>
-              <w:jc w:val="right"/>
-            </w:pPr>
-            <w:r>
-              <w:t xml:space="preserve">.975</w:t>
-            </w:r>
-          </w:p>
-        </w:tc>
-      </w:tr>
-      <w:tr>
-        <w:tc>
-          <w:tcPr/>
-          <w:p>
-            <w:pPr>
-              <w:pStyle w:val="Compact"/>
-              <w:jc w:val="left"/>
-            </w:pPr>
-            <w:r>
-              <w:t xml:space="preserve">feedback:justification:IC_HC</w:t>
-            </w:r>
-          </w:p>
-        </w:tc>
-        <w:tc>
-          <w:tcPr/>
-          <w:p>
-            <w:pPr>
-              <w:pStyle w:val="Compact"/>
-              <w:jc w:val="right"/>
-            </w:pPr>
-            <w:r>
-              <w:t xml:space="preserve">-0.002</w:t>
-            </w:r>
-          </w:p>
-        </w:tc>
-        <w:tc>
-          <w:tcPr/>
-          <w:p>
-            <w:pPr>
-              <w:pStyle w:val="Compact"/>
-              <w:jc w:val="right"/>
-            </w:pPr>
-            <w:r>
-              <w:t xml:space="preserve">0.013</w:t>
-            </w:r>
-          </w:p>
-        </w:tc>
-        <w:tc>
-          <w:tcPr/>
-          <w:p>
-            <w:pPr>
-              <w:pStyle w:val="Compact"/>
-              <w:jc w:val="center"/>
-            </w:pPr>
-            <w:r>
-              <w:t xml:space="preserve">[-0.026, 0.023]</w:t>
-            </w:r>
-          </w:p>
-        </w:tc>
-        <w:tc>
-          <w:tcPr/>
-          <w:p>
-            <w:pPr>
-              <w:pStyle w:val="Compact"/>
-              <w:jc w:val="right"/>
-            </w:pPr>
-            <w:r>
-              <w:t xml:space="preserve">.896</w:t>
-            </w:r>
-          </w:p>
-        </w:tc>
-      </w:tr>
-      <w:tr>
-        <w:tc>
-          <w:tcPr/>
-          <w:p>
-            <w:pPr>
-              <w:pStyle w:val="Compact"/>
-              <w:jc w:val="left"/>
-            </w:pPr>
-            <w:r>
-              <w:t xml:space="preserve">feedback:justification:IC_VC</w:t>
-            </w:r>
-          </w:p>
-        </w:tc>
-        <w:tc>
-          <w:tcPr/>
-          <w:p>
-            <w:pPr>
-              <w:pStyle w:val="Compact"/>
-              <w:jc w:val="right"/>
-            </w:pPr>
-            <w:r>
-              <w:t xml:space="preserve">-0.006</w:t>
-            </w:r>
-          </w:p>
-        </w:tc>
-        <w:tc>
-          <w:tcPr/>
-          <w:p>
-            <w:pPr>
-              <w:pStyle w:val="Compact"/>
-              <w:jc w:val="right"/>
-            </w:pPr>
-            <w:r>
-              <w:t xml:space="preserve">0.011</w:t>
-            </w:r>
-          </w:p>
-        </w:tc>
-        <w:tc>
-          <w:tcPr/>
-          <w:p>
-            <w:pPr>
-              <w:pStyle w:val="Compact"/>
-              <w:jc w:val="center"/>
-            </w:pPr>
-            <w:r>
-              <w:t xml:space="preserve">[-0.028, 0.015]</w:t>
-            </w:r>
-          </w:p>
-        </w:tc>
-        <w:tc>
-          <w:tcPr/>
-          <w:p>
-            <w:pPr>
-              <w:pStyle w:val="Compact"/>
-              <w:jc w:val="right"/>
-            </w:pPr>
-            <w:r>
-              <w:t xml:space="preserve">.558</w:t>
+              <w:t xml:space="preserve">[-0.165, 0.089]</w:t>
+            </w:r>
+          </w:p>
+        </w:tc>
+        <w:tc>
+          <w:tcPr/>
+          <w:p>
+            <w:pPr>
+              <w:pStyle w:val="Compact"/>
+              <w:jc w:val="right"/>
+            </w:pPr>
+            <w:r>
+              <w:t xml:space="preserve">.557</w:t>
             </w:r>
           </w:p>
         </w:tc>
@@ -21748,19 +21748,19 @@
               <w:jc w:val="right"/>
             </w:pPr>
             <w:r>
-              <w:t xml:space="preserve">-1.258</w:t>
-            </w:r>
-          </w:p>
-        </w:tc>
-        <w:tc>
-          <w:tcPr/>
-          <w:p>
-            <w:pPr>
-              <w:pStyle w:val="Compact"/>
-              <w:jc w:val="right"/>
-            </w:pPr>
-            <w:r>
-              <w:t xml:space="preserve">0.328</w:t>
+              <w:t xml:space="preserve">-0.510</w:t>
+            </w:r>
+          </w:p>
+        </w:tc>
+        <w:tc>
+          <w:tcPr/>
+          <w:p>
+            <w:pPr>
+              <w:pStyle w:val="Compact"/>
+              <w:jc w:val="right"/>
+            </w:pPr>
+            <w:r>
+              <w:t xml:space="preserve">0.226</w:t>
             </w:r>
           </w:p>
         </w:tc>
@@ -21772,7 +21772,69 @@
               <w:jc w:val="center"/>
             </w:pPr>
             <w:r>
-              <w:t xml:space="preserve">[-1.901, -0.616]</w:t>
+              <w:t xml:space="preserve">[-0.953, -0.067]</w:t>
+            </w:r>
+          </w:p>
+        </w:tc>
+        <w:tc>
+          <w:tcPr/>
+          <w:p>
+            <w:pPr>
+              <w:pStyle w:val="Compact"/>
+              <w:jc w:val="right"/>
+            </w:pPr>
+            <w:r>
+              <w:t xml:space="preserve">.024</w:t>
+            </w:r>
+          </w:p>
+        </w:tc>
+      </w:tr>
+      <w:tr>
+        <w:tc>
+          <w:tcPr/>
+          <w:p>
+            <w:pPr>
+              <w:pStyle w:val="Compact"/>
+              <w:jc w:val="left"/>
+            </w:pPr>
+            <w:r>
+              <w:t xml:space="preserve">feedback</w:t>
+            </w:r>
+          </w:p>
+        </w:tc>
+        <w:tc>
+          <w:tcPr/>
+          <w:p>
+            <w:pPr>
+              <w:pStyle w:val="Compact"/>
+              <w:jc w:val="right"/>
+            </w:pPr>
+            <w:r>
+              <w:t xml:space="preserve">0.647</w:t>
+            </w:r>
+          </w:p>
+        </w:tc>
+        <w:tc>
+          <w:tcPr/>
+          <w:p>
+            <w:pPr>
+              <w:pStyle w:val="Compact"/>
+              <w:jc w:val="right"/>
+            </w:pPr>
+            <w:r>
+              <w:t xml:space="preserve">0.031</w:t>
+            </w:r>
+          </w:p>
+        </w:tc>
+        <w:tc>
+          <w:tcPr/>
+          <w:p>
+            <w:pPr>
+              <w:pStyle w:val="Compact"/>
+              <w:jc w:val="center"/>
+            </w:pPr>
+            <w:r>
+              <w:t xml:space="preserve">[0.587, 0.707]</w:t>
             </w:r>
           </w:p>
         </w:tc>
@@ -21798,31 +21860,31 @@
               <w:jc w:val="left"/>
             </w:pPr>
             <w:r>
-              <w:t xml:space="preserve">feedback</w:t>
-            </w:r>
-          </w:p>
-        </w:tc>
-        <w:tc>
-          <w:tcPr/>
-          <w:p>
-            <w:pPr>
-              <w:pStyle w:val="Compact"/>
-              <w:jc w:val="right"/>
-            </w:pPr>
-            <w:r>
-              <w:t xml:space="preserve">0.060</w:t>
-            </w:r>
-          </w:p>
-        </w:tc>
-        <w:tc>
-          <w:tcPr/>
-          <w:p>
-            <w:pPr>
-              <w:pStyle w:val="Compact"/>
-              <w:jc w:val="right"/>
-            </w:pPr>
-            <w:r>
-              <w:t xml:space="preserve">0.323</w:t>
+              <w:t xml:space="preserve">justification</w:t>
+            </w:r>
+          </w:p>
+        </w:tc>
+        <w:tc>
+          <w:tcPr/>
+          <w:p>
+            <w:pPr>
+              <w:pStyle w:val="Compact"/>
+              <w:jc w:val="right"/>
+            </w:pPr>
+            <w:r>
+              <w:t xml:space="preserve">0.420</w:t>
+            </w:r>
+          </w:p>
+        </w:tc>
+        <w:tc>
+          <w:tcPr/>
+          <w:p>
+            <w:pPr>
+              <w:pStyle w:val="Compact"/>
+              <w:jc w:val="right"/>
+            </w:pPr>
+            <w:r>
+              <w:t xml:space="preserve">0.038</w:t>
             </w:r>
           </w:p>
         </w:tc>
@@ -21834,57 +21896,57 @@
               <w:jc w:val="center"/>
             </w:pPr>
             <w:r>
-              <w:t xml:space="preserve">[-0.573, 0.693]</w:t>
-            </w:r>
-          </w:p>
-        </w:tc>
-        <w:tc>
-          <w:tcPr/>
-          <w:p>
-            <w:pPr>
-              <w:pStyle w:val="Compact"/>
-              <w:jc w:val="right"/>
-            </w:pPr>
-            <w:r>
-              <w:t xml:space="preserve">.852</w:t>
-            </w:r>
-          </w:p>
-        </w:tc>
-      </w:tr>
-      <w:tr>
-        <w:tc>
-          <w:tcPr/>
-          <w:p>
-            <w:pPr>
-              <w:pStyle w:val="Compact"/>
-              <w:jc w:val="left"/>
-            </w:pPr>
-            <w:r>
-              <w:t xml:space="preserve">justification</w:t>
-            </w:r>
-          </w:p>
-        </w:tc>
-        <w:tc>
-          <w:tcPr/>
-          <w:p>
-            <w:pPr>
-              <w:pStyle w:val="Compact"/>
-              <w:jc w:val="right"/>
-            </w:pPr>
-            <w:r>
-              <w:t xml:space="preserve">0.007</w:t>
-            </w:r>
-          </w:p>
-        </w:tc>
-        <w:tc>
-          <w:tcPr/>
-          <w:p>
-            <w:pPr>
-              <w:pStyle w:val="Compact"/>
-              <w:jc w:val="right"/>
-            </w:pPr>
-            <w:r>
-              <w:t xml:space="preserve">0.335</w:t>
+              <w:t xml:space="preserve">[0.346, 0.495]</w:t>
+            </w:r>
+          </w:p>
+        </w:tc>
+        <w:tc>
+          <w:tcPr/>
+          <w:p>
+            <w:pPr>
+              <w:pStyle w:val="Compact"/>
+              <w:jc w:val="right"/>
+            </w:pPr>
+            <w:r>
+              <w:t xml:space="preserve">&lt; .001</w:t>
+            </w:r>
+          </w:p>
+        </w:tc>
+      </w:tr>
+      <w:tr>
+        <w:tc>
+          <w:tcPr/>
+          <w:p>
+            <w:pPr>
+              <w:pStyle w:val="Compact"/>
+              <w:jc w:val="left"/>
+            </w:pPr>
+            <w:r>
+              <w:t xml:space="preserve">IH_score</w:t>
+            </w:r>
+          </w:p>
+        </w:tc>
+        <w:tc>
+          <w:tcPr/>
+          <w:p>
+            <w:pPr>
+              <w:pStyle w:val="Compact"/>
+              <w:jc w:val="right"/>
+            </w:pPr>
+            <w:r>
+              <w:t xml:space="preserve">-0.051</w:t>
+            </w:r>
+          </w:p>
+        </w:tc>
+        <w:tc>
+          <w:tcPr/>
+          <w:p>
+            <w:pPr>
+              <w:pStyle w:val="Compact"/>
+              <w:jc w:val="right"/>
+            </w:pPr>
+            <w:r>
+              <w:t xml:space="preserve">0.024</w:t>
             </w:r>
           </w:p>
         </w:tc>
@@ -21896,45 +21958,417 @@
               <w:jc w:val="center"/>
             </w:pPr>
             <w:r>
-              <w:t xml:space="preserve">[-0.649, 0.663]</w:t>
-            </w:r>
-          </w:p>
-        </w:tc>
-        <w:tc>
-          <w:tcPr/>
-          <w:p>
-            <w:pPr>
-              <w:pStyle w:val="Compact"/>
-              <w:jc w:val="right"/>
-            </w:pPr>
-            <w:r>
-              <w:t xml:space="preserve">.983</w:t>
-            </w:r>
-          </w:p>
-        </w:tc>
-      </w:tr>
-      <w:tr>
-        <w:tc>
-          <w:tcPr/>
-          <w:p>
-            <w:pPr>
-              <w:pStyle w:val="Compact"/>
-              <w:jc w:val="left"/>
-            </w:pPr>
-            <w:r>
-              <w:t xml:space="preserve">IH_score</w:t>
-            </w:r>
-          </w:p>
-        </w:tc>
-        <w:tc>
-          <w:tcPr/>
-          <w:p>
-            <w:pPr>
-              <w:pStyle w:val="Compact"/>
-              <w:jc w:val="right"/>
-            </w:pPr>
-            <w:r>
-              <w:t xml:space="preserve">-0.069</w:t>
+              <w:t xml:space="preserve">[-0.098, -0.003]</w:t>
+            </w:r>
+          </w:p>
+        </w:tc>
+        <w:tc>
+          <w:tcPr/>
+          <w:p>
+            <w:pPr>
+              <w:pStyle w:val="Compact"/>
+              <w:jc w:val="right"/>
+            </w:pPr>
+            <w:r>
+              <w:t xml:space="preserve">.036</w:t>
+            </w:r>
+          </w:p>
+        </w:tc>
+      </w:tr>
+      <w:tr>
+        <w:tc>
+          <w:tcPr/>
+          <w:p>
+            <w:pPr>
+              <w:pStyle w:val="Compact"/>
+              <w:jc w:val="left"/>
+            </w:pPr>
+            <w:r>
+              <w:t xml:space="preserve">AOT_score</w:t>
+            </w:r>
+          </w:p>
+        </w:tc>
+        <w:tc>
+          <w:tcPr/>
+          <w:p>
+            <w:pPr>
+              <w:pStyle w:val="Compact"/>
+              <w:jc w:val="right"/>
+            </w:pPr>
+            <w:r>
+              <w:t xml:space="preserve">0.295</w:t>
+            </w:r>
+          </w:p>
+        </w:tc>
+        <w:tc>
+          <w:tcPr/>
+          <w:p>
+            <w:pPr>
+              <w:pStyle w:val="Compact"/>
+              <w:jc w:val="right"/>
+            </w:pPr>
+            <w:r>
+              <w:t xml:space="preserve">0.023</w:t>
+            </w:r>
+          </w:p>
+        </w:tc>
+        <w:tc>
+          <w:tcPr/>
+          <w:p>
+            <w:pPr>
+              <w:pStyle w:val="Compact"/>
+              <w:jc w:val="center"/>
+            </w:pPr>
+            <w:r>
+              <w:t xml:space="preserve">[0.250, 0.341]</w:t>
+            </w:r>
+          </w:p>
+        </w:tc>
+        <w:tc>
+          <w:tcPr/>
+          <w:p>
+            <w:pPr>
+              <w:pStyle w:val="Compact"/>
+              <w:jc w:val="right"/>
+            </w:pPr>
+            <w:r>
+              <w:t xml:space="preserve">&lt; .001</w:t>
+            </w:r>
+          </w:p>
+        </w:tc>
+      </w:tr>
+      <w:tr>
+        <w:tc>
+          <w:tcPr/>
+          <w:p>
+            <w:pPr>
+              <w:pStyle w:val="Compact"/>
+              <w:jc w:val="left"/>
+            </w:pPr>
+            <w:r>
+              <w:t xml:space="preserve">IC_HI</w:t>
+            </w:r>
+          </w:p>
+        </w:tc>
+        <w:tc>
+          <w:tcPr/>
+          <w:p>
+            <w:pPr>
+              <w:pStyle w:val="Compact"/>
+              <w:jc w:val="right"/>
+            </w:pPr>
+            <w:r>
+              <w:t xml:space="preserve">-0.070</w:t>
+            </w:r>
+          </w:p>
+        </w:tc>
+        <w:tc>
+          <w:tcPr/>
+          <w:p>
+            <w:pPr>
+              <w:pStyle w:val="Compact"/>
+              <w:jc w:val="right"/>
+            </w:pPr>
+            <w:r>
+              <w:t xml:space="preserve">0.021</w:t>
+            </w:r>
+          </w:p>
+        </w:tc>
+        <w:tc>
+          <w:tcPr/>
+          <w:p>
+            <w:pPr>
+              <w:pStyle w:val="Compact"/>
+              <w:jc w:val="center"/>
+            </w:pPr>
+            <w:r>
+              <w:t xml:space="preserve">[-0.112, -0.028]</w:t>
+            </w:r>
+          </w:p>
+        </w:tc>
+        <w:tc>
+          <w:tcPr/>
+          <w:p>
+            <w:pPr>
+              <w:pStyle w:val="Compact"/>
+              <w:jc w:val="right"/>
+            </w:pPr>
+            <w:r>
+              <w:t xml:space="preserve">.001</w:t>
+            </w:r>
+          </w:p>
+        </w:tc>
+      </w:tr>
+      <w:tr>
+        <w:tc>
+          <w:tcPr/>
+          <w:p>
+            <w:pPr>
+              <w:pStyle w:val="Compact"/>
+              <w:jc w:val="left"/>
+            </w:pPr>
+            <w:r>
+              <w:t xml:space="preserve">IC_VI</w:t>
+            </w:r>
+          </w:p>
+        </w:tc>
+        <w:tc>
+          <w:tcPr/>
+          <w:p>
+            <w:pPr>
+              <w:pStyle w:val="Compact"/>
+              <w:jc w:val="right"/>
+            </w:pPr>
+            <w:r>
+              <w:t xml:space="preserve">0.047</w:t>
+            </w:r>
+          </w:p>
+        </w:tc>
+        <w:tc>
+          <w:tcPr/>
+          <w:p>
+            <w:pPr>
+              <w:pStyle w:val="Compact"/>
+              <w:jc w:val="right"/>
+            </w:pPr>
+            <w:r>
+              <w:t xml:space="preserve">0.023</w:t>
+            </w:r>
+          </w:p>
+        </w:tc>
+        <w:tc>
+          <w:tcPr/>
+          <w:p>
+            <w:pPr>
+              <w:pStyle w:val="Compact"/>
+              <w:jc w:val="center"/>
+            </w:pPr>
+            <w:r>
+              <w:t xml:space="preserve">[0.001, 0.092]</w:t>
+            </w:r>
+          </w:p>
+        </w:tc>
+        <w:tc>
+          <w:tcPr/>
+          <w:p>
+            <w:pPr>
+              <w:pStyle w:val="Compact"/>
+              <w:jc w:val="right"/>
+            </w:pPr>
+            <w:r>
+              <w:t xml:space="preserve">.044</w:t>
+            </w:r>
+          </w:p>
+        </w:tc>
+      </w:tr>
+      <w:tr>
+        <w:tc>
+          <w:tcPr/>
+          <w:p>
+            <w:pPr>
+              <w:pStyle w:val="Compact"/>
+              <w:jc w:val="left"/>
+            </w:pPr>
+            <w:r>
+              <w:t xml:space="preserve">IC_HC</w:t>
+            </w:r>
+          </w:p>
+        </w:tc>
+        <w:tc>
+          <w:tcPr/>
+          <w:p>
+            <w:pPr>
+              <w:pStyle w:val="Compact"/>
+              <w:jc w:val="right"/>
+            </w:pPr>
+            <w:r>
+              <w:t xml:space="preserve">-0.087</w:t>
+            </w:r>
+          </w:p>
+        </w:tc>
+        <w:tc>
+          <w:tcPr/>
+          <w:p>
+            <w:pPr>
+              <w:pStyle w:val="Compact"/>
+              <w:jc w:val="right"/>
+            </w:pPr>
+            <w:r>
+              <w:t xml:space="preserve">0.024</w:t>
+            </w:r>
+          </w:p>
+        </w:tc>
+        <w:tc>
+          <w:tcPr/>
+          <w:p>
+            <w:pPr>
+              <w:pStyle w:val="Compact"/>
+              <w:jc w:val="center"/>
+            </w:pPr>
+            <w:r>
+              <w:t xml:space="preserve">[-0.133, -0.040]</w:t>
+            </w:r>
+          </w:p>
+        </w:tc>
+        <w:tc>
+          <w:tcPr/>
+          <w:p>
+            <w:pPr>
+              <w:pStyle w:val="Compact"/>
+              <w:jc w:val="right"/>
+            </w:pPr>
+            <w:r>
+              <w:t xml:space="preserve">&lt; .001</w:t>
+            </w:r>
+          </w:p>
+        </w:tc>
+      </w:tr>
+      <w:tr>
+        <w:tc>
+          <w:tcPr/>
+          <w:p>
+            <w:pPr>
+              <w:pStyle w:val="Compact"/>
+              <w:jc w:val="left"/>
+            </w:pPr>
+            <w:r>
+              <w:t xml:space="preserve">IC_VC</w:t>
+            </w:r>
+          </w:p>
+        </w:tc>
+        <w:tc>
+          <w:tcPr/>
+          <w:p>
+            <w:pPr>
+              <w:pStyle w:val="Compact"/>
+              <w:jc w:val="right"/>
+            </w:pPr>
+            <w:r>
+              <w:t xml:space="preserve">-0.099</w:t>
+            </w:r>
+          </w:p>
+        </w:tc>
+        <w:tc>
+          <w:tcPr/>
+          <w:p>
+            <w:pPr>
+              <w:pStyle w:val="Compact"/>
+              <w:jc w:val="right"/>
+            </w:pPr>
+            <w:r>
+              <w:t xml:space="preserve">0.023</w:t>
+            </w:r>
+          </w:p>
+        </w:tc>
+        <w:tc>
+          <w:tcPr/>
+          <w:p>
+            <w:pPr>
+              <w:pStyle w:val="Compact"/>
+              <w:jc w:val="center"/>
+            </w:pPr>
+            <w:r>
+              <w:t xml:space="preserve">[-0.144, -0.053]</w:t>
+            </w:r>
+          </w:p>
+        </w:tc>
+        <w:tc>
+          <w:tcPr/>
+          <w:p>
+            <w:pPr>
+              <w:pStyle w:val="Compact"/>
+              <w:jc w:val="right"/>
+            </w:pPr>
+            <w:r>
+              <w:t xml:space="preserve">&lt; .001</w:t>
+            </w:r>
+          </w:p>
+        </w:tc>
+      </w:tr>
+      <w:tr>
+        <w:tc>
+          <w:tcPr/>
+          <w:p>
+            <w:pPr>
+              <w:pStyle w:val="Compact"/>
+              <w:jc w:val="left"/>
+            </w:pPr>
+            <w:r>
+              <w:t xml:space="preserve">feedback:justification</w:t>
+            </w:r>
+          </w:p>
+        </w:tc>
+        <w:tc>
+          <w:tcPr/>
+          <w:p>
+            <w:pPr>
+              <w:pStyle w:val="Compact"/>
+              <w:jc w:val="right"/>
+            </w:pPr>
+            <w:r>
+              <w:t xml:space="preserve">-0.043</w:t>
+            </w:r>
+          </w:p>
+        </w:tc>
+        <w:tc>
+          <w:tcPr/>
+          <w:p>
+            <w:pPr>
+              <w:pStyle w:val="Compact"/>
+              <w:jc w:val="right"/>
+            </w:pPr>
+            <w:r>
+              <w:t xml:space="preserve">0.048</w:t>
+            </w:r>
+          </w:p>
+        </w:tc>
+        <w:tc>
+          <w:tcPr/>
+          <w:p>
+            <w:pPr>
+              <w:pStyle w:val="Compact"/>
+              <w:jc w:val="center"/>
+            </w:pPr>
+            <w:r>
+              <w:t xml:space="preserve">[-0.137, 0.052]</w:t>
+            </w:r>
+          </w:p>
+        </w:tc>
+        <w:tc>
+          <w:tcPr/>
+          <w:p>
+            <w:pPr>
+              <w:pStyle w:val="Compact"/>
+              <w:jc w:val="right"/>
+            </w:pPr>
+            <w:r>
+              <w:t xml:space="preserve">.375</w:t>
+            </w:r>
+          </w:p>
+        </w:tc>
+      </w:tr>
+      <w:tr>
+        <w:tc>
+          <w:tcPr/>
+          <w:p>
+            <w:pPr>
+              <w:pStyle w:val="Compact"/>
+              <w:jc w:val="left"/>
+            </w:pPr>
+            <w:r>
+              <w:t xml:space="preserve">feedback:IH_score</w:t>
+            </w:r>
+          </w:p>
+        </w:tc>
+        <w:tc>
+          <w:tcPr/>
+          <w:p>
+            <w:pPr>
+              <w:pStyle w:val="Compact"/>
+              <w:jc w:val="right"/>
+            </w:pPr>
+            <w:r>
+              <w:t xml:space="preserve">0.049</w:t>
             </w:r>
           </w:p>
         </w:tc>
@@ -21958,57 +22392,57 @@
               <w:jc w:val="center"/>
             </w:pPr>
             <w:r>
-              <w:t xml:space="preserve">[-0.133, -0.004]</w:t>
-            </w:r>
-          </w:p>
-        </w:tc>
-        <w:tc>
-          <w:tcPr/>
-          <w:p>
-            <w:pPr>
-              <w:pStyle w:val="Compact"/>
-              <w:jc w:val="right"/>
-            </w:pPr>
-            <w:r>
-              <w:t xml:space="preserve">.036</w:t>
-            </w:r>
-          </w:p>
-        </w:tc>
-      </w:tr>
-      <w:tr>
-        <w:tc>
-          <w:tcPr/>
-          <w:p>
-            <w:pPr>
-              <w:pStyle w:val="Compact"/>
-              <w:jc w:val="left"/>
-            </w:pPr>
-            <w:r>
-              <w:t xml:space="preserve">AOT_score</w:t>
-            </w:r>
-          </w:p>
-        </w:tc>
-        <w:tc>
-          <w:tcPr/>
-          <w:p>
-            <w:pPr>
-              <w:pStyle w:val="Compact"/>
-              <w:jc w:val="right"/>
-            </w:pPr>
-            <w:r>
-              <w:t xml:space="preserve">0.497</w:t>
-            </w:r>
-          </w:p>
-        </w:tc>
-        <w:tc>
-          <w:tcPr/>
-          <w:p>
-            <w:pPr>
-              <w:pStyle w:val="Compact"/>
-              <w:jc w:val="right"/>
-            </w:pPr>
-            <w:r>
-              <w:t xml:space="preserve">0.039</w:t>
+              <w:t xml:space="preserve">[-0.014, 0.113]</w:t>
+            </w:r>
+          </w:p>
+        </w:tc>
+        <w:tc>
+          <w:tcPr/>
+          <w:p>
+            <w:pPr>
+              <w:pStyle w:val="Compact"/>
+              <w:jc w:val="right"/>
+            </w:pPr>
+            <w:r>
+              <w:t xml:space="preserve">.129</w:t>
+            </w:r>
+          </w:p>
+        </w:tc>
+      </w:tr>
+      <w:tr>
+        <w:tc>
+          <w:tcPr/>
+          <w:p>
+            <w:pPr>
+              <w:pStyle w:val="Compact"/>
+              <w:jc w:val="left"/>
+            </w:pPr>
+            <w:r>
+              <w:t xml:space="preserve">feedback:AOT_score</w:t>
+            </w:r>
+          </w:p>
+        </w:tc>
+        <w:tc>
+          <w:tcPr/>
+          <w:p>
+            <w:pPr>
+              <w:pStyle w:val="Compact"/>
+              <w:jc w:val="right"/>
+            </w:pPr>
+            <w:r>
+              <w:t xml:space="preserve">-0.074</w:t>
+            </w:r>
+          </w:p>
+        </w:tc>
+        <w:tc>
+          <w:tcPr/>
+          <w:p>
+            <w:pPr>
+              <w:pStyle w:val="Compact"/>
+              <w:jc w:val="right"/>
+            </w:pPr>
+            <w:r>
+              <w:t xml:space="preserve">0.031</w:t>
             </w:r>
           </w:p>
         </w:tc>
@@ -22020,57 +22454,57 @@
               <w:jc w:val="center"/>
             </w:pPr>
             <w:r>
-              <w:t xml:space="preserve">[0.421, 0.573]</w:t>
-            </w:r>
-          </w:p>
-        </w:tc>
-        <w:tc>
-          <w:tcPr/>
-          <w:p>
-            <w:pPr>
-              <w:pStyle w:val="Compact"/>
-              <w:jc w:val="right"/>
-            </w:pPr>
-            <w:r>
-              <w:t xml:space="preserve">&lt; .001</w:t>
-            </w:r>
-          </w:p>
-        </w:tc>
-      </w:tr>
-      <w:tr>
-        <w:tc>
-          <w:tcPr/>
-          <w:p>
-            <w:pPr>
-              <w:pStyle w:val="Compact"/>
-              <w:jc w:val="left"/>
-            </w:pPr>
-            <w:r>
-              <w:t xml:space="preserve">IC_HI</w:t>
-            </w:r>
-          </w:p>
-        </w:tc>
-        <w:tc>
-          <w:tcPr/>
-          <w:p>
-            <w:pPr>
-              <w:pStyle w:val="Compact"/>
-              <w:jc w:val="right"/>
-            </w:pPr>
-            <w:r>
-              <w:t xml:space="preserve">-0.014</w:t>
-            </w:r>
-          </w:p>
-        </w:tc>
-        <w:tc>
-          <w:tcPr/>
-          <w:p>
-            <w:pPr>
-              <w:pStyle w:val="Compact"/>
-              <w:jc w:val="right"/>
-            </w:pPr>
-            <w:r>
-              <w:t xml:space="preserve">0.004</w:t>
+              <w:t xml:space="preserve">[-0.135, -0.013]</w:t>
+            </w:r>
+          </w:p>
+        </w:tc>
+        <w:tc>
+          <w:tcPr/>
+          <w:p>
+            <w:pPr>
+              <w:pStyle w:val="Compact"/>
+              <w:jc w:val="right"/>
+            </w:pPr>
+            <w:r>
+              <w:t xml:space="preserve">.017</w:t>
+            </w:r>
+          </w:p>
+        </w:tc>
+      </w:tr>
+      <w:tr>
+        <w:tc>
+          <w:tcPr/>
+          <w:p>
+            <w:pPr>
+              <w:pStyle w:val="Compact"/>
+              <w:jc w:val="left"/>
+            </w:pPr>
+            <w:r>
+              <w:t xml:space="preserve">feedback:IC_HI</w:t>
+            </w:r>
+          </w:p>
+        </w:tc>
+        <w:tc>
+          <w:tcPr/>
+          <w:p>
+            <w:pPr>
+              <w:pStyle w:val="Compact"/>
+              <w:jc w:val="right"/>
+            </w:pPr>
+            <w:r>
+              <w:t xml:space="preserve">0.029</w:t>
+            </w:r>
+          </w:p>
+        </w:tc>
+        <w:tc>
+          <w:tcPr/>
+          <w:p>
+            <w:pPr>
+              <w:pStyle w:val="Compact"/>
+              <w:jc w:val="right"/>
+            </w:pPr>
+            <w:r>
+              <w:t xml:space="preserve">0.029</w:t>
             </w:r>
           </w:p>
         </w:tc>
@@ -22082,57 +22516,57 @@
               <w:jc w:val="center"/>
             </w:pPr>
             <w:r>
-              <w:t xml:space="preserve">[-0.022, -0.006]</w:t>
-            </w:r>
-          </w:p>
-        </w:tc>
-        <w:tc>
-          <w:tcPr/>
-          <w:p>
-            <w:pPr>
-              <w:pStyle w:val="Compact"/>
-              <w:jc w:val="right"/>
-            </w:pPr>
-            <w:r>
-              <w:t xml:space="preserve">.001</w:t>
-            </w:r>
-          </w:p>
-        </w:tc>
-      </w:tr>
-      <w:tr>
-        <w:tc>
-          <w:tcPr/>
-          <w:p>
-            <w:pPr>
-              <w:pStyle w:val="Compact"/>
-              <w:jc w:val="left"/>
-            </w:pPr>
-            <w:r>
-              <w:t xml:space="preserve">IC_VI</w:t>
-            </w:r>
-          </w:p>
-        </w:tc>
-        <w:tc>
-          <w:tcPr/>
-          <w:p>
-            <w:pPr>
-              <w:pStyle w:val="Compact"/>
-              <w:jc w:val="right"/>
-            </w:pPr>
-            <w:r>
-              <w:t xml:space="preserve">0.007</w:t>
-            </w:r>
-          </w:p>
-        </w:tc>
-        <w:tc>
-          <w:tcPr/>
-          <w:p>
-            <w:pPr>
-              <w:pStyle w:val="Compact"/>
-              <w:jc w:val="right"/>
-            </w:pPr>
-            <w:r>
-              <w:t xml:space="preserve">0.004</w:t>
+              <w:t xml:space="preserve">[-0.028, 0.086]</w:t>
+            </w:r>
+          </w:p>
+        </w:tc>
+        <w:tc>
+          <w:tcPr/>
+          <w:p>
+            <w:pPr>
+              <w:pStyle w:val="Compact"/>
+              <w:jc w:val="right"/>
+            </w:pPr>
+            <w:r>
+              <w:t xml:space="preserve">.326</w:t>
+            </w:r>
+          </w:p>
+        </w:tc>
+      </w:tr>
+      <w:tr>
+        <w:tc>
+          <w:tcPr/>
+          <w:p>
+            <w:pPr>
+              <w:pStyle w:val="Compact"/>
+              <w:jc w:val="left"/>
+            </w:pPr>
+            <w:r>
+              <w:t xml:space="preserve">feedback:IC_VI</w:t>
+            </w:r>
+          </w:p>
+        </w:tc>
+        <w:tc>
+          <w:tcPr/>
+          <w:p>
+            <w:pPr>
+              <w:pStyle w:val="Compact"/>
+              <w:jc w:val="right"/>
+            </w:pPr>
+            <w:r>
+              <w:t xml:space="preserve">0.013</w:t>
+            </w:r>
+          </w:p>
+        </w:tc>
+        <w:tc>
+          <w:tcPr/>
+          <w:p>
+            <w:pPr>
+              <w:pStyle w:val="Compact"/>
+              <w:jc w:val="right"/>
+            </w:pPr>
+            <w:r>
+              <w:t xml:space="preserve">0.032</w:t>
             </w:r>
           </w:p>
         </w:tc>
@@ -22144,57 +22578,57 @@
               <w:jc w:val="center"/>
             </w:pPr>
             <w:r>
-              <w:t xml:space="preserve">[0.000, 0.015]</w:t>
-            </w:r>
-          </w:p>
-        </w:tc>
-        <w:tc>
-          <w:tcPr/>
-          <w:p>
-            <w:pPr>
-              <w:pStyle w:val="Compact"/>
-              <w:jc w:val="right"/>
-            </w:pPr>
-            <w:r>
-              <w:t xml:space="preserve">.044</w:t>
-            </w:r>
-          </w:p>
-        </w:tc>
-      </w:tr>
-      <w:tr>
-        <w:tc>
-          <w:tcPr/>
-          <w:p>
-            <w:pPr>
-              <w:pStyle w:val="Compact"/>
-              <w:jc w:val="left"/>
-            </w:pPr>
-            <w:r>
-              <w:t xml:space="preserve">IC_HC</w:t>
-            </w:r>
-          </w:p>
-        </w:tc>
-        <w:tc>
-          <w:tcPr/>
-          <w:p>
-            <w:pPr>
-              <w:pStyle w:val="Compact"/>
-              <w:jc w:val="right"/>
-            </w:pPr>
-            <w:r>
-              <w:t xml:space="preserve">-0.017</w:t>
-            </w:r>
-          </w:p>
-        </w:tc>
-        <w:tc>
-          <w:tcPr/>
-          <w:p>
-            <w:pPr>
-              <w:pStyle w:val="Compact"/>
-              <w:jc w:val="right"/>
-            </w:pPr>
-            <w:r>
-              <w:t xml:space="preserve">0.005</w:t>
+              <w:t xml:space="preserve">[-0.049, 0.075]</w:t>
+            </w:r>
+          </w:p>
+        </w:tc>
+        <w:tc>
+          <w:tcPr/>
+          <w:p>
+            <w:pPr>
+              <w:pStyle w:val="Compact"/>
+              <w:jc w:val="right"/>
+            </w:pPr>
+            <w:r>
+              <w:t xml:space="preserve">.673</w:t>
+            </w:r>
+          </w:p>
+        </w:tc>
+      </w:tr>
+      <w:tr>
+        <w:tc>
+          <w:tcPr/>
+          <w:p>
+            <w:pPr>
+              <w:pStyle w:val="Compact"/>
+              <w:jc w:val="left"/>
+            </w:pPr>
+            <w:r>
+              <w:t xml:space="preserve">feedback:IC_HC</w:t>
+            </w:r>
+          </w:p>
+        </w:tc>
+        <w:tc>
+          <w:tcPr/>
+          <w:p>
+            <w:pPr>
+              <w:pStyle w:val="Compact"/>
+              <w:jc w:val="right"/>
+            </w:pPr>
+            <w:r>
+              <w:t xml:space="preserve">0.061</w:t>
+            </w:r>
+          </w:p>
+        </w:tc>
+        <w:tc>
+          <w:tcPr/>
+          <w:p>
+            <w:pPr>
+              <w:pStyle w:val="Compact"/>
+              <w:jc w:val="right"/>
+            </w:pPr>
+            <w:r>
+              <w:t xml:space="preserve">0.032</w:t>
             </w:r>
           </w:p>
         </w:tc>
@@ -22206,57 +22640,57 @@
               <w:jc w:val="center"/>
             </w:pPr>
             <w:r>
-              <w:t xml:space="preserve">[-0.026, -0.008]</w:t>
-            </w:r>
-          </w:p>
-        </w:tc>
-        <w:tc>
-          <w:tcPr/>
-          <w:p>
-            <w:pPr>
-              <w:pStyle w:val="Compact"/>
-              <w:jc w:val="right"/>
-            </w:pPr>
-            <w:r>
-              <w:t xml:space="preserve">&lt; .001</w:t>
-            </w:r>
-          </w:p>
-        </w:tc>
-      </w:tr>
-      <w:tr>
-        <w:tc>
-          <w:tcPr/>
-          <w:p>
-            <w:pPr>
-              <w:pStyle w:val="Compact"/>
-              <w:jc w:val="left"/>
-            </w:pPr>
-            <w:r>
-              <w:t xml:space="preserve">IC_VC</w:t>
-            </w:r>
-          </w:p>
-        </w:tc>
-        <w:tc>
-          <w:tcPr/>
-          <w:p>
-            <w:pPr>
-              <w:pStyle w:val="Compact"/>
-              <w:jc w:val="right"/>
-            </w:pPr>
-            <w:r>
-              <w:t xml:space="preserve">-0.016</w:t>
-            </w:r>
-          </w:p>
-        </w:tc>
-        <w:tc>
-          <w:tcPr/>
-          <w:p>
-            <w:pPr>
-              <w:pStyle w:val="Compact"/>
-              <w:jc w:val="right"/>
-            </w:pPr>
-            <w:r>
-              <w:t xml:space="preserve">0.004</w:t>
+              <w:t xml:space="preserve">[-0.002, 0.124]</w:t>
+            </w:r>
+          </w:p>
+        </w:tc>
+        <w:tc>
+          <w:tcPr/>
+          <w:p>
+            <w:pPr>
+              <w:pStyle w:val="Compact"/>
+              <w:jc w:val="right"/>
+            </w:pPr>
+            <w:r>
+              <w:t xml:space="preserve">.056</w:t>
+            </w:r>
+          </w:p>
+        </w:tc>
+      </w:tr>
+      <w:tr>
+        <w:tc>
+          <w:tcPr/>
+          <w:p>
+            <w:pPr>
+              <w:pStyle w:val="Compact"/>
+              <w:jc w:val="left"/>
+            </w:pPr>
+            <w:r>
+              <w:t xml:space="preserve">feedback:IC_VC</w:t>
+            </w:r>
+          </w:p>
+        </w:tc>
+        <w:tc>
+          <w:tcPr/>
+          <w:p>
+            <w:pPr>
+              <w:pStyle w:val="Compact"/>
+              <w:jc w:val="right"/>
+            </w:pPr>
+            <w:r>
+              <w:t xml:space="preserve">0.066</w:t>
+            </w:r>
+          </w:p>
+        </w:tc>
+        <w:tc>
+          <w:tcPr/>
+          <w:p>
+            <w:pPr>
+              <w:pStyle w:val="Compact"/>
+              <w:jc w:val="right"/>
+            </w:pPr>
+            <w:r>
+              <w:t xml:space="preserve">0.032</w:t>
             </w:r>
           </w:p>
         </w:tc>
@@ -22268,57 +22702,57 @@
               <w:jc w:val="center"/>
             </w:pPr>
             <w:r>
-              <w:t xml:space="preserve">[-0.024, -0.009]</w:t>
-            </w:r>
-          </w:p>
-        </w:tc>
-        <w:tc>
-          <w:tcPr/>
-          <w:p>
-            <w:pPr>
-              <w:pStyle w:val="Compact"/>
-              <w:jc w:val="right"/>
-            </w:pPr>
-            <w:r>
-              <w:t xml:space="preserve">&lt; .001</w:t>
-            </w:r>
-          </w:p>
-        </w:tc>
-      </w:tr>
-      <w:tr>
-        <w:tc>
-          <w:tcPr/>
-          <w:p>
-            <w:pPr>
-              <w:pStyle w:val="Compact"/>
-              <w:jc w:val="left"/>
-            </w:pPr>
-            <w:r>
-              <w:t xml:space="preserve">feedback:justification</w:t>
-            </w:r>
-          </w:p>
-        </w:tc>
-        <w:tc>
-          <w:tcPr/>
-          <w:p>
-            <w:pPr>
-              <w:pStyle w:val="Compact"/>
-              <w:jc w:val="right"/>
-            </w:pPr>
-            <w:r>
-              <w:t xml:space="preserve">-0.173</w:t>
-            </w:r>
-          </w:p>
-        </w:tc>
-        <w:tc>
-          <w:tcPr/>
-          <w:p>
-            <w:pPr>
-              <w:pStyle w:val="Compact"/>
-              <w:jc w:val="right"/>
-            </w:pPr>
-            <w:r>
-              <w:t xml:space="preserve">0.469</w:t>
+              <w:t xml:space="preserve">[0.004, 0.128]</w:t>
+            </w:r>
+          </w:p>
+        </w:tc>
+        <w:tc>
+          <w:tcPr/>
+          <w:p>
+            <w:pPr>
+              <w:pStyle w:val="Compact"/>
+              <w:jc w:val="right"/>
+            </w:pPr>
+            <w:r>
+              <w:t xml:space="preserve">.038</w:t>
+            </w:r>
+          </w:p>
+        </w:tc>
+      </w:tr>
+      <w:tr>
+        <w:tc>
+          <w:tcPr/>
+          <w:p>
+            <w:pPr>
+              <w:pStyle w:val="Compact"/>
+              <w:jc w:val="left"/>
+            </w:pPr>
+            <w:r>
+              <w:t xml:space="preserve">justification:IH_score</w:t>
+            </w:r>
+          </w:p>
+        </w:tc>
+        <w:tc>
+          <w:tcPr/>
+          <w:p>
+            <w:pPr>
+              <w:pStyle w:val="Compact"/>
+              <w:jc w:val="right"/>
+            </w:pPr>
+            <w:r>
+              <w:t xml:space="preserve">-0.000</w:t>
+            </w:r>
+          </w:p>
+        </w:tc>
+        <w:tc>
+          <w:tcPr/>
+          <w:p>
+            <w:pPr>
+              <w:pStyle w:val="Compact"/>
+              <w:jc w:val="right"/>
+            </w:pPr>
+            <w:r>
+              <w:t xml:space="preserve">0.033</w:t>
             </w:r>
           </w:p>
         </w:tc>
@@ -22330,57 +22764,57 @@
               <w:jc w:val="center"/>
             </w:pPr>
             <w:r>
-              <w:t xml:space="preserve">[-1.093, 0.746]</w:t>
-            </w:r>
-          </w:p>
-        </w:tc>
-        <w:tc>
-          <w:tcPr/>
-          <w:p>
-            <w:pPr>
-              <w:pStyle w:val="Compact"/>
-              <w:jc w:val="right"/>
-            </w:pPr>
-            <w:r>
-              <w:t xml:space="preserve">.712</w:t>
-            </w:r>
-          </w:p>
-        </w:tc>
-      </w:tr>
-      <w:tr>
-        <w:tc>
-          <w:tcPr/>
-          <w:p>
-            <w:pPr>
-              <w:pStyle w:val="Compact"/>
-              <w:jc w:val="left"/>
-            </w:pPr>
-            <w:r>
-              <w:t xml:space="preserve">feedback:IH_score</w:t>
-            </w:r>
-          </w:p>
-        </w:tc>
-        <w:tc>
-          <w:tcPr/>
-          <w:p>
-            <w:pPr>
-              <w:pStyle w:val="Compact"/>
-              <w:jc w:val="right"/>
-            </w:pPr>
-            <w:r>
-              <w:t xml:space="preserve">0.067</w:t>
-            </w:r>
-          </w:p>
-        </w:tc>
-        <w:tc>
-          <w:tcPr/>
-          <w:p>
-            <w:pPr>
-              <w:pStyle w:val="Compact"/>
-              <w:jc w:val="right"/>
-            </w:pPr>
-            <w:r>
-              <w:t xml:space="preserve">0.044</w:t>
+              <w:t xml:space="preserve">[-0.066, 0.065]</w:t>
+            </w:r>
+          </w:p>
+        </w:tc>
+        <w:tc>
+          <w:tcPr/>
+          <w:p>
+            <w:pPr>
+              <w:pStyle w:val="Compact"/>
+              <w:jc w:val="right"/>
+            </w:pPr>
+            <w:r>
+              <w:t xml:space="preserve">.994</w:t>
+            </w:r>
+          </w:p>
+        </w:tc>
+      </w:tr>
+      <w:tr>
+        <w:tc>
+          <w:tcPr/>
+          <w:p>
+            <w:pPr>
+              <w:pStyle w:val="Compact"/>
+              <w:jc w:val="left"/>
+            </w:pPr>
+            <w:r>
+              <w:t xml:space="preserve">justification:AOT_score</w:t>
+            </w:r>
+          </w:p>
+        </w:tc>
+        <w:tc>
+          <w:tcPr/>
+          <w:p>
+            <w:pPr>
+              <w:pStyle w:val="Compact"/>
+              <w:jc w:val="right"/>
+            </w:pPr>
+            <w:r>
+              <w:t xml:space="preserve">-0.019</w:t>
+            </w:r>
+          </w:p>
+        </w:tc>
+        <w:tc>
+          <w:tcPr/>
+          <w:p>
+            <w:pPr>
+              <w:pStyle w:val="Compact"/>
+              <w:jc w:val="right"/>
+            </w:pPr>
+            <w:r>
+              <w:t xml:space="preserve">0.032</w:t>
             </w:r>
           </w:p>
         </w:tc>
@@ -22392,57 +22826,57 @@
               <w:jc w:val="center"/>
             </w:pPr>
             <w:r>
-              <w:t xml:space="preserve">[-0.020, 0.154]</w:t>
-            </w:r>
-          </w:p>
-        </w:tc>
-        <w:tc>
-          <w:tcPr/>
-          <w:p>
-            <w:pPr>
-              <w:pStyle w:val="Compact"/>
-              <w:jc w:val="right"/>
-            </w:pPr>
-            <w:r>
-              <w:t xml:space="preserve">.130</w:t>
-            </w:r>
-          </w:p>
-        </w:tc>
-      </w:tr>
-      <w:tr>
-        <w:tc>
-          <w:tcPr/>
-          <w:p>
-            <w:pPr>
-              <w:pStyle w:val="Compact"/>
-              <w:jc w:val="left"/>
-            </w:pPr>
-            <w:r>
-              <w:t xml:space="preserve">feedback:AOT_score</w:t>
-            </w:r>
-          </w:p>
-        </w:tc>
-        <w:tc>
-          <w:tcPr/>
-          <w:p>
-            <w:pPr>
-              <w:pStyle w:val="Compact"/>
-              <w:jc w:val="right"/>
-            </w:pPr>
-            <w:r>
-              <w:t xml:space="preserve">-0.124</w:t>
-            </w:r>
-          </w:p>
-        </w:tc>
-        <w:tc>
-          <w:tcPr/>
-          <w:p>
-            <w:pPr>
-              <w:pStyle w:val="Compact"/>
-              <w:jc w:val="right"/>
-            </w:pPr>
-            <w:r>
-              <w:t xml:space="preserve">0.052</w:t>
+              <w:t xml:space="preserve">[-0.082, 0.043]</w:t>
+            </w:r>
+          </w:p>
+        </w:tc>
+        <w:tc>
+          <w:tcPr/>
+          <w:p>
+            <w:pPr>
+              <w:pStyle w:val="Compact"/>
+              <w:jc w:val="right"/>
+            </w:pPr>
+            <w:r>
+              <w:t xml:space="preserve">.550</w:t>
+            </w:r>
+          </w:p>
+        </w:tc>
+      </w:tr>
+      <w:tr>
+        <w:tc>
+          <w:tcPr/>
+          <w:p>
+            <w:pPr>
+              <w:pStyle w:val="Compact"/>
+              <w:jc w:val="left"/>
+            </w:pPr>
+            <w:r>
+              <w:t xml:space="preserve">justification:IC_HI</w:t>
+            </w:r>
+          </w:p>
+        </w:tc>
+        <w:tc>
+          <w:tcPr/>
+          <w:p>
+            <w:pPr>
+              <w:pStyle w:val="Compact"/>
+              <w:jc w:val="right"/>
+            </w:pPr>
+            <w:r>
+              <w:t xml:space="preserve">0.045</w:t>
+            </w:r>
+          </w:p>
+        </w:tc>
+        <w:tc>
+          <w:tcPr/>
+          <w:p>
+            <w:pPr>
+              <w:pStyle w:val="Compact"/>
+              <w:jc w:val="right"/>
+            </w:pPr>
+            <w:r>
+              <w:t xml:space="preserve">0.030</w:t>
             </w:r>
           </w:p>
         </w:tc>
@@ -22454,57 +22888,57 @@
               <w:jc w:val="center"/>
             </w:pPr>
             <w:r>
-              <w:t xml:space="preserve">[-0.227, -0.021]</w:t>
-            </w:r>
-          </w:p>
-        </w:tc>
-        <w:tc>
-          <w:tcPr/>
-          <w:p>
-            <w:pPr>
-              <w:pStyle w:val="Compact"/>
-              <w:jc w:val="right"/>
-            </w:pPr>
-            <w:r>
-              <w:t xml:space="preserve">.018</w:t>
-            </w:r>
-          </w:p>
-        </w:tc>
-      </w:tr>
-      <w:tr>
-        <w:tc>
-          <w:tcPr/>
-          <w:p>
-            <w:pPr>
-              <w:pStyle w:val="Compact"/>
-              <w:jc w:val="left"/>
-            </w:pPr>
-            <w:r>
-              <w:t xml:space="preserve">feedback:IC_HI</w:t>
-            </w:r>
-          </w:p>
-        </w:tc>
-        <w:tc>
-          <w:tcPr/>
-          <w:p>
-            <w:pPr>
-              <w:pStyle w:val="Compact"/>
-              <w:jc w:val="right"/>
-            </w:pPr>
-            <w:r>
-              <w:t xml:space="preserve">0.006</w:t>
-            </w:r>
-          </w:p>
-        </w:tc>
-        <w:tc>
-          <w:tcPr/>
-          <w:p>
-            <w:pPr>
-              <w:pStyle w:val="Compact"/>
-              <w:jc w:val="right"/>
-            </w:pPr>
-            <w:r>
-              <w:t xml:space="preserve">0.006</w:t>
+              <w:t xml:space="preserve">[-0.014, 0.103]</w:t>
+            </w:r>
+          </w:p>
+        </w:tc>
+        <w:tc>
+          <w:tcPr/>
+          <w:p>
+            <w:pPr>
+              <w:pStyle w:val="Compact"/>
+              <w:jc w:val="right"/>
+            </w:pPr>
+            <w:r>
+              <w:t xml:space="preserve">.135</w:t>
+            </w:r>
+          </w:p>
+        </w:tc>
+      </w:tr>
+      <w:tr>
+        <w:tc>
+          <w:tcPr/>
+          <w:p>
+            <w:pPr>
+              <w:pStyle w:val="Compact"/>
+              <w:jc w:val="left"/>
+            </w:pPr>
+            <w:r>
+              <w:t xml:space="preserve">justification:IC_VI</w:t>
+            </w:r>
+          </w:p>
+        </w:tc>
+        <w:tc>
+          <w:tcPr/>
+          <w:p>
+            <w:pPr>
+              <w:pStyle w:val="Compact"/>
+              <w:jc w:val="right"/>
+            </w:pPr>
+            <w:r>
+              <w:t xml:space="preserve">0.030</w:t>
+            </w:r>
+          </w:p>
+        </w:tc>
+        <w:tc>
+          <w:tcPr/>
+          <w:p>
+            <w:pPr>
+              <w:pStyle w:val="Compact"/>
+              <w:jc w:val="right"/>
+            </w:pPr>
+            <w:r>
+              <w:t xml:space="preserve">0.032</w:t>
             </w:r>
           </w:p>
         </w:tc>
@@ -22516,57 +22950,57 @@
               <w:jc w:val="center"/>
             </w:pPr>
             <w:r>
-              <w:t xml:space="preserve">[-0.006, 0.017]</w:t>
-            </w:r>
-          </w:p>
-        </w:tc>
-        <w:tc>
-          <w:tcPr/>
-          <w:p>
-            <w:pPr>
-              <w:pStyle w:val="Compact"/>
-              <w:jc w:val="right"/>
-            </w:pPr>
-            <w:r>
-              <w:t xml:space="preserve">.328</w:t>
-            </w:r>
-          </w:p>
-        </w:tc>
-      </w:tr>
-      <w:tr>
-        <w:tc>
-          <w:tcPr/>
-          <w:p>
-            <w:pPr>
-              <w:pStyle w:val="Compact"/>
-              <w:jc w:val="left"/>
-            </w:pPr>
-            <w:r>
-              <w:t xml:space="preserve">feedback:IC_VI</w:t>
-            </w:r>
-          </w:p>
-        </w:tc>
-        <w:tc>
-          <w:tcPr/>
-          <w:p>
-            <w:pPr>
-              <w:pStyle w:val="Compact"/>
-              <w:jc w:val="right"/>
-            </w:pPr>
-            <w:r>
-              <w:t xml:space="preserve">0.002</w:t>
-            </w:r>
-          </w:p>
-        </w:tc>
-        <w:tc>
-          <w:tcPr/>
-          <w:p>
-            <w:pPr>
-              <w:pStyle w:val="Compact"/>
-              <w:jc w:val="right"/>
-            </w:pPr>
-            <w:r>
-              <w:t xml:space="preserve">0.005</w:t>
+              <w:t xml:space="preserve">[-0.034, 0.093]</w:t>
+            </w:r>
+          </w:p>
+        </w:tc>
+        <w:tc>
+          <w:tcPr/>
+          <w:p>
+            <w:pPr>
+              <w:pStyle w:val="Compact"/>
+              <w:jc w:val="right"/>
+            </w:pPr>
+            <w:r>
+              <w:t xml:space="preserve">.355</w:t>
+            </w:r>
+          </w:p>
+        </w:tc>
+      </w:tr>
+      <w:tr>
+        <w:tc>
+          <w:tcPr/>
+          <w:p>
+            <w:pPr>
+              <w:pStyle w:val="Compact"/>
+              <w:jc w:val="left"/>
+            </w:pPr>
+            <w:r>
+              <w:t xml:space="preserve">justification:IC_HC</w:t>
+            </w:r>
+          </w:p>
+        </w:tc>
+        <w:tc>
+          <w:tcPr/>
+          <w:p>
+            <w:pPr>
+              <w:pStyle w:val="Compact"/>
+              <w:jc w:val="right"/>
+            </w:pPr>
+            <w:r>
+              <w:t xml:space="preserve">0.053</w:t>
+            </w:r>
+          </w:p>
+        </w:tc>
+        <w:tc>
+          <w:tcPr/>
+          <w:p>
+            <w:pPr>
+              <w:pStyle w:val="Compact"/>
+              <w:jc w:val="right"/>
+            </w:pPr>
+            <w:r>
+              <w:t xml:space="preserve">0.033</w:t>
             </w:r>
           </w:p>
         </w:tc>
@@ -22578,57 +23012,57 @@
               <w:jc w:val="center"/>
             </w:pPr>
             <w:r>
-              <w:t xml:space="preserve">[-0.008, 0.012]</w:t>
-            </w:r>
-          </w:p>
-        </w:tc>
-        <w:tc>
-          <w:tcPr/>
-          <w:p>
-            <w:pPr>
-              <w:pStyle w:val="Compact"/>
-              <w:jc w:val="right"/>
-            </w:pPr>
-            <w:r>
-              <w:t xml:space="preserve">.674</w:t>
-            </w:r>
-          </w:p>
-        </w:tc>
-      </w:tr>
-      <w:tr>
-        <w:tc>
-          <w:tcPr/>
-          <w:p>
-            <w:pPr>
-              <w:pStyle w:val="Compact"/>
-              <w:jc w:val="left"/>
-            </w:pPr>
-            <w:r>
-              <w:t xml:space="preserve">feedback:IC_HC</w:t>
-            </w:r>
-          </w:p>
-        </w:tc>
-        <w:tc>
-          <w:tcPr/>
-          <w:p>
-            <w:pPr>
-              <w:pStyle w:val="Compact"/>
-              <w:jc w:val="right"/>
-            </w:pPr>
-            <w:r>
-              <w:t xml:space="preserve">0.012</w:t>
-            </w:r>
-          </w:p>
-        </w:tc>
-        <w:tc>
-          <w:tcPr/>
-          <w:p>
-            <w:pPr>
-              <w:pStyle w:val="Compact"/>
-              <w:jc w:val="right"/>
-            </w:pPr>
-            <w:r>
-              <w:t xml:space="preserve">0.006</w:t>
+              <w:t xml:space="preserve">[-0.012, 0.117]</w:t>
+            </w:r>
+          </w:p>
+        </w:tc>
+        <w:tc>
+          <w:tcPr/>
+          <w:p>
+            <w:pPr>
+              <w:pStyle w:val="Compact"/>
+              <w:jc w:val="right"/>
+            </w:pPr>
+            <w:r>
+              <w:t xml:space="preserve">.110</w:t>
+            </w:r>
+          </w:p>
+        </w:tc>
+      </w:tr>
+      <w:tr>
+        <w:tc>
+          <w:tcPr/>
+          <w:p>
+            <w:pPr>
+              <w:pStyle w:val="Compact"/>
+              <w:jc w:val="left"/>
+            </w:pPr>
+            <w:r>
+              <w:t xml:space="preserve">justification:IC_VC</w:t>
+            </w:r>
+          </w:p>
+        </w:tc>
+        <w:tc>
+          <w:tcPr/>
+          <w:p>
+            <w:pPr>
+              <w:pStyle w:val="Compact"/>
+              <w:jc w:val="right"/>
+            </w:pPr>
+            <w:r>
+              <w:t xml:space="preserve">-0.015</w:t>
+            </w:r>
+          </w:p>
+        </w:tc>
+        <w:tc>
+          <w:tcPr/>
+          <w:p>
+            <w:pPr>
+              <w:pStyle w:val="Compact"/>
+              <w:jc w:val="right"/>
+            </w:pPr>
+            <w:r>
+              <w:t xml:space="preserve">0.032</w:t>
             </w:r>
           </w:p>
         </w:tc>
@@ -22640,57 +23074,57 @@
               <w:jc w:val="center"/>
             </w:pPr>
             <w:r>
-              <w:t xml:space="preserve">[-0.000, 0.024]</w:t>
-            </w:r>
-          </w:p>
-        </w:tc>
-        <w:tc>
-          <w:tcPr/>
-          <w:p>
-            <w:pPr>
-              <w:pStyle w:val="Compact"/>
-              <w:jc w:val="right"/>
-            </w:pPr>
-            <w:r>
-              <w:t xml:space="preserve">.057</w:t>
-            </w:r>
-          </w:p>
-        </w:tc>
-      </w:tr>
-      <w:tr>
-        <w:tc>
-          <w:tcPr/>
-          <w:p>
-            <w:pPr>
-              <w:pStyle w:val="Compact"/>
-              <w:jc w:val="left"/>
-            </w:pPr>
-            <w:r>
-              <w:t xml:space="preserve">feedback:IC_VC</w:t>
-            </w:r>
-          </w:p>
-        </w:tc>
-        <w:tc>
-          <w:tcPr/>
-          <w:p>
-            <w:pPr>
-              <w:pStyle w:val="Compact"/>
-              <w:jc w:val="right"/>
-            </w:pPr>
-            <w:r>
-              <w:t xml:space="preserve">0.011</w:t>
-            </w:r>
-          </w:p>
-        </w:tc>
-        <w:tc>
-          <w:tcPr/>
-          <w:p>
-            <w:pPr>
-              <w:pStyle w:val="Compact"/>
-              <w:jc w:val="right"/>
-            </w:pPr>
-            <w:r>
-              <w:t xml:space="preserve">0.005</w:t>
+              <w:t xml:space="preserve">[-0.079, 0.048]</w:t>
+            </w:r>
+          </w:p>
+        </w:tc>
+        <w:tc>
+          <w:tcPr/>
+          <w:p>
+            <w:pPr>
+              <w:pStyle w:val="Compact"/>
+              <w:jc w:val="right"/>
+            </w:pPr>
+            <w:r>
+              <w:t xml:space="preserve">.631</w:t>
+            </w:r>
+          </w:p>
+        </w:tc>
+      </w:tr>
+      <w:tr>
+        <w:tc>
+          <w:tcPr/>
+          <w:p>
+            <w:pPr>
+              <w:pStyle w:val="Compact"/>
+              <w:jc w:val="left"/>
+            </w:pPr>
+            <w:r>
+              <w:t xml:space="preserve">feedback:justification:IH_score</w:t>
+            </w:r>
+          </w:p>
+        </w:tc>
+        <w:tc>
+          <w:tcPr/>
+          <w:p>
+            <w:pPr>
+              <w:pStyle w:val="Compact"/>
+              <w:jc w:val="right"/>
+            </w:pPr>
+            <w:r>
+              <w:t xml:space="preserve">-0.020</w:t>
+            </w:r>
+          </w:p>
+        </w:tc>
+        <w:tc>
+          <w:tcPr/>
+          <w:p>
+            <w:pPr>
+              <w:pStyle w:val="Compact"/>
+              <w:jc w:val="right"/>
+            </w:pPr>
+            <w:r>
+              <w:t xml:space="preserve">0.047</w:t>
             </w:r>
           </w:p>
         </w:tc>
@@ -22702,45 +23136,45 @@
               <w:jc w:val="center"/>
             </w:pPr>
             <w:r>
-              <w:t xml:space="preserve">[0.001, 0.021]</w:t>
-            </w:r>
-          </w:p>
-        </w:tc>
-        <w:tc>
-          <w:tcPr/>
-          <w:p>
-            <w:pPr>
-              <w:pStyle w:val="Compact"/>
-              <w:jc w:val="right"/>
-            </w:pPr>
-            <w:r>
-              <w:t xml:space="preserve">.037</w:t>
-            </w:r>
-          </w:p>
-        </w:tc>
-      </w:tr>
-      <w:tr>
-        <w:tc>
-          <w:tcPr/>
-          <w:p>
-            <w:pPr>
-              <w:pStyle w:val="Compact"/>
-              <w:jc w:val="left"/>
-            </w:pPr>
-            <w:r>
-              <w:t xml:space="preserve">justification:IH_score</w:t>
-            </w:r>
-          </w:p>
-        </w:tc>
-        <w:tc>
-          <w:tcPr/>
-          <w:p>
-            <w:pPr>
-              <w:pStyle w:val="Compact"/>
-              <w:jc w:val="right"/>
-            </w:pPr>
-            <w:r>
-              <w:t xml:space="preserve">-0.000</w:t>
+              <w:t xml:space="preserve">[-0.111, 0.071]</w:t>
+            </w:r>
+          </w:p>
+        </w:tc>
+        <w:tc>
+          <w:tcPr/>
+          <w:p>
+            <w:pPr>
+              <w:pStyle w:val="Compact"/>
+              <w:jc w:val="right"/>
+            </w:pPr>
+            <w:r>
+              <w:t xml:space="preserve">.669</w:t>
+            </w:r>
+          </w:p>
+        </w:tc>
+      </w:tr>
+      <w:tr>
+        <w:tc>
+          <w:tcPr/>
+          <w:p>
+            <w:pPr>
+              <w:pStyle w:val="Compact"/>
+              <w:jc w:val="left"/>
+            </w:pPr>
+            <w:r>
+              <w:t xml:space="preserve">feedback:justification:AOT_score</w:t>
+            </w:r>
+          </w:p>
+        </w:tc>
+        <w:tc>
+          <w:tcPr/>
+          <w:p>
+            <w:pPr>
+              <w:pStyle w:val="Compact"/>
+              <w:jc w:val="right"/>
+            </w:pPr>
+            <w:r>
+              <w:t xml:space="preserve">0.099</w:t>
             </w:r>
           </w:p>
         </w:tc>
@@ -22764,57 +23198,57 @@
               <w:jc w:val="center"/>
             </w:pPr>
             <w:r>
-              <w:t xml:space="preserve">[-0.090, 0.089]</w:t>
-            </w:r>
-          </w:p>
-        </w:tc>
-        <w:tc>
-          <w:tcPr/>
-          <w:p>
-            <w:pPr>
-              <w:pStyle w:val="Compact"/>
-              <w:jc w:val="right"/>
-            </w:pPr>
-            <w:r>
-              <w:t xml:space="preserve">.994</w:t>
-            </w:r>
-          </w:p>
-        </w:tc>
-      </w:tr>
-      <w:tr>
-        <w:tc>
-          <w:tcPr/>
-          <w:p>
-            <w:pPr>
-              <w:pStyle w:val="Compact"/>
-              <w:jc w:val="left"/>
-            </w:pPr>
-            <w:r>
-              <w:t xml:space="preserve">justification:AOT_score</w:t>
-            </w:r>
-          </w:p>
-        </w:tc>
-        <w:tc>
-          <w:tcPr/>
-          <w:p>
-            <w:pPr>
-              <w:pStyle w:val="Compact"/>
-              <w:jc w:val="right"/>
-            </w:pPr>
-            <w:r>
-              <w:t xml:space="preserve">-0.032</w:t>
-            </w:r>
-          </w:p>
-        </w:tc>
-        <w:tc>
-          <w:tcPr/>
-          <w:p>
-            <w:pPr>
-              <w:pStyle w:val="Compact"/>
-              <w:jc w:val="right"/>
-            </w:pPr>
-            <w:r>
-              <w:t xml:space="preserve">0.054</w:t>
+              <w:t xml:space="preserve">[0.012, 0.187]</w:t>
+            </w:r>
+          </w:p>
+        </w:tc>
+        <w:tc>
+          <w:tcPr/>
+          <w:p>
+            <w:pPr>
+              <w:pStyle w:val="Compact"/>
+              <w:jc w:val="right"/>
+            </w:pPr>
+            <w:r>
+              <w:t xml:space="preserve">.026</w:t>
+            </w:r>
+          </w:p>
+        </w:tc>
+      </w:tr>
+      <w:tr>
+        <w:tc>
+          <w:tcPr/>
+          <w:p>
+            <w:pPr>
+              <w:pStyle w:val="Compact"/>
+              <w:jc w:val="left"/>
+            </w:pPr>
+            <w:r>
+              <w:t xml:space="preserve">feedback:justification:IC_HI</w:t>
+            </w:r>
+          </w:p>
+        </w:tc>
+        <w:tc>
+          <w:tcPr/>
+          <w:p>
+            <w:pPr>
+              <w:pStyle w:val="Compact"/>
+              <w:jc w:val="right"/>
+            </w:pPr>
+            <w:r>
+              <w:t xml:space="preserve">-0.015</w:t>
+            </w:r>
+          </w:p>
+        </w:tc>
+        <w:tc>
+          <w:tcPr/>
+          <w:p>
+            <w:pPr>
+              <w:pStyle w:val="Compact"/>
+              <w:jc w:val="right"/>
+            </w:pPr>
+            <w:r>
+              <w:t xml:space="preserve">0.042</w:t>
             </w:r>
           </w:p>
         </w:tc>
@@ -22826,57 +23260,57 @@
               <w:jc w:val="center"/>
             </w:pPr>
             <w:r>
-              <w:t xml:space="preserve">[-0.137, 0.073]</w:t>
-            </w:r>
-          </w:p>
-        </w:tc>
-        <w:tc>
-          <w:tcPr/>
-          <w:p>
-            <w:pPr>
-              <w:pStyle w:val="Compact"/>
-              <w:jc w:val="right"/>
-            </w:pPr>
-            <w:r>
-              <w:t xml:space="preserve">.553</w:t>
-            </w:r>
-          </w:p>
-        </w:tc>
-      </w:tr>
-      <w:tr>
-        <w:tc>
-          <w:tcPr/>
-          <w:p>
-            <w:pPr>
-              <w:pStyle w:val="Compact"/>
-              <w:jc w:val="left"/>
-            </w:pPr>
-            <w:r>
-              <w:t xml:space="preserve">justification:IC_HI</w:t>
-            </w:r>
-          </w:p>
-        </w:tc>
-        <w:tc>
-          <w:tcPr/>
-          <w:p>
-            <w:pPr>
-              <w:pStyle w:val="Compact"/>
-              <w:jc w:val="right"/>
-            </w:pPr>
-            <w:r>
-              <w:t xml:space="preserve">0.009</w:t>
-            </w:r>
-          </w:p>
-        </w:tc>
-        <w:tc>
-          <w:tcPr/>
-          <w:p>
-            <w:pPr>
-              <w:pStyle w:val="Compact"/>
-              <w:jc w:val="right"/>
-            </w:pPr>
-            <w:r>
-              <w:t xml:space="preserve">0.006</w:t>
+              <w:t xml:space="preserve">[-0.096, 0.067]</w:t>
+            </w:r>
+          </w:p>
+        </w:tc>
+        <w:tc>
+          <w:tcPr/>
+          <w:p>
+            <w:pPr>
+              <w:pStyle w:val="Compact"/>
+              <w:jc w:val="right"/>
+            </w:pPr>
+            <w:r>
+              <w:t xml:space="preserve">.725</w:t>
+            </w:r>
+          </w:p>
+        </w:tc>
+      </w:tr>
+      <w:tr>
+        <w:tc>
+          <w:tcPr/>
+          <w:p>
+            <w:pPr>
+              <w:pStyle w:val="Compact"/>
+              <w:jc w:val="left"/>
+            </w:pPr>
+            <w:r>
+              <w:t xml:space="preserve">feedback:justification:IC_VI</w:t>
+            </w:r>
+          </w:p>
+        </w:tc>
+        <w:tc>
+          <w:tcPr/>
+          <w:p>
+            <w:pPr>
+              <w:pStyle w:val="Compact"/>
+              <w:jc w:val="right"/>
+            </w:pPr>
+            <w:r>
+              <w:t xml:space="preserve">-0.040</w:t>
+            </w:r>
+          </w:p>
+        </w:tc>
+        <w:tc>
+          <w:tcPr/>
+          <w:p>
+            <w:pPr>
+              <w:pStyle w:val="Compact"/>
+              <w:jc w:val="right"/>
+            </w:pPr>
+            <w:r>
+              <w:t xml:space="preserve">0.045</w:t>
             </w:r>
           </w:p>
         </w:tc>
@@ -22888,57 +23322,57 @@
               <w:jc w:val="center"/>
             </w:pPr>
             <w:r>
-              <w:t xml:space="preserve">[-0.003, 0.021]</w:t>
-            </w:r>
-          </w:p>
-        </w:tc>
-        <w:tc>
-          <w:tcPr/>
-          <w:p>
-            <w:pPr>
-              <w:pStyle w:val="Compact"/>
-              <w:jc w:val="right"/>
-            </w:pPr>
-            <w:r>
-              <w:t xml:space="preserve">.136</w:t>
-            </w:r>
-          </w:p>
-        </w:tc>
-      </w:tr>
-      <w:tr>
-        <w:tc>
-          <w:tcPr/>
-          <w:p>
-            <w:pPr>
-              <w:pStyle w:val="Compact"/>
-              <w:jc w:val="left"/>
-            </w:pPr>
-            <w:r>
-              <w:t xml:space="preserve">justification:IC_VI</w:t>
-            </w:r>
-          </w:p>
-        </w:tc>
-        <w:tc>
-          <w:tcPr/>
-          <w:p>
-            <w:pPr>
-              <w:pStyle w:val="Compact"/>
-              <w:jc w:val="right"/>
-            </w:pPr>
-            <w:r>
-              <w:t xml:space="preserve">0.005</w:t>
-            </w:r>
-          </w:p>
-        </w:tc>
-        <w:tc>
-          <w:tcPr/>
-          <w:p>
-            <w:pPr>
-              <w:pStyle w:val="Compact"/>
-              <w:jc w:val="right"/>
-            </w:pPr>
-            <w:r>
-              <w:t xml:space="preserve">0.005</w:t>
+              <w:t xml:space="preserve">[-0.129, 0.048]</w:t>
+            </w:r>
+          </w:p>
+        </w:tc>
+        <w:tc>
+          <w:tcPr/>
+          <w:p>
+            <w:pPr>
+              <w:pStyle w:val="Compact"/>
+              <w:jc w:val="right"/>
+            </w:pPr>
+            <w:r>
+              <w:t xml:space="preserve">.372</w:t>
+            </w:r>
+          </w:p>
+        </w:tc>
+      </w:tr>
+      <w:tr>
+        <w:tc>
+          <w:tcPr/>
+          <w:p>
+            <w:pPr>
+              <w:pStyle w:val="Compact"/>
+              <w:jc w:val="left"/>
+            </w:pPr>
+            <w:r>
+              <w:t xml:space="preserve">feedback:justification:IC_HC</w:t>
+            </w:r>
+          </w:p>
+        </w:tc>
+        <w:tc>
+          <w:tcPr/>
+          <w:p>
+            <w:pPr>
+              <w:pStyle w:val="Compact"/>
+              <w:jc w:val="right"/>
+            </w:pPr>
+            <w:r>
+              <w:t xml:space="preserve">-0.009</w:t>
+            </w:r>
+          </w:p>
+        </w:tc>
+        <w:tc>
+          <w:tcPr/>
+          <w:p>
+            <w:pPr>
+              <w:pStyle w:val="Compact"/>
+              <w:jc w:val="right"/>
+            </w:pPr>
+            <w:r>
+              <w:t xml:space="preserve">0.046</w:t>
             </w:r>
           </w:p>
         </w:tc>
@@ -22950,57 +23384,57 @@
               <w:jc w:val="center"/>
             </w:pPr>
             <w:r>
-              <w:t xml:space="preserve">[-0.005, 0.015]</w:t>
-            </w:r>
-          </w:p>
-        </w:tc>
-        <w:tc>
-          <w:tcPr/>
-          <w:p>
-            <w:pPr>
-              <w:pStyle w:val="Compact"/>
-              <w:jc w:val="right"/>
-            </w:pPr>
-            <w:r>
-              <w:t xml:space="preserve">.356</w:t>
-            </w:r>
-          </w:p>
-        </w:tc>
-      </w:tr>
-      <w:tr>
-        <w:tc>
-          <w:tcPr/>
-          <w:p>
-            <w:pPr>
-              <w:pStyle w:val="Compact"/>
-              <w:jc w:val="left"/>
-            </w:pPr>
-            <w:r>
-              <w:t xml:space="preserve">justification:IC_HC</w:t>
-            </w:r>
-          </w:p>
-        </w:tc>
-        <w:tc>
-          <w:tcPr/>
-          <w:p>
-            <w:pPr>
-              <w:pStyle w:val="Compact"/>
-              <w:jc w:val="right"/>
-            </w:pPr>
-            <w:r>
-              <w:t xml:space="preserve">0.010</w:t>
-            </w:r>
-          </w:p>
-        </w:tc>
-        <w:tc>
-          <w:tcPr/>
-          <w:p>
-            <w:pPr>
-              <w:pStyle w:val="Compact"/>
-              <w:jc w:val="right"/>
-            </w:pPr>
-            <w:r>
-              <w:t xml:space="preserve">0.006</w:t>
+              <w:t xml:space="preserve">[-0.099, 0.080]</w:t>
+            </w:r>
+          </w:p>
+        </w:tc>
+        <w:tc>
+          <w:tcPr/>
+          <w:p>
+            <w:pPr>
+              <w:pStyle w:val="Compact"/>
+              <w:jc w:val="right"/>
+            </w:pPr>
+            <w:r>
+              <w:t xml:space="preserve">.837</w:t>
+            </w:r>
+          </w:p>
+        </w:tc>
+      </w:tr>
+      <w:tr>
+        <w:tc>
+          <w:tcPr/>
+          <w:p>
+            <w:pPr>
+              <w:pStyle w:val="Compact"/>
+              <w:jc w:val="left"/>
+            </w:pPr>
+            <w:r>
+              <w:t xml:space="preserve">feedback:justification:IC_VC</w:t>
+            </w:r>
+          </w:p>
+        </w:tc>
+        <w:tc>
+          <w:tcPr/>
+          <w:p>
+            <w:pPr>
+              <w:pStyle w:val="Compact"/>
+              <w:jc w:val="right"/>
+            </w:pPr>
+            <w:r>
+              <w:t xml:space="preserve">-0.051</w:t>
+            </w:r>
+          </w:p>
+        </w:tc>
+        <w:tc>
+          <w:tcPr/>
+          <w:p>
+            <w:pPr>
+              <w:pStyle w:val="Compact"/>
+              <w:jc w:val="right"/>
+            </w:pPr>
+            <w:r>
+              <w:t xml:space="preserve">0.045</w:t>
             </w:r>
           </w:p>
         </w:tc>
@@ -23012,453 +23446,19 @@
               <w:jc w:val="center"/>
             </w:pPr>
             <w:r>
-              <w:t xml:space="preserve">[-0.002, 0.023]</w:t>
-            </w:r>
-          </w:p>
-        </w:tc>
-        <w:tc>
-          <w:tcPr/>
-          <w:p>
-            <w:pPr>
-              <w:pStyle w:val="Compact"/>
-              <w:jc w:val="right"/>
-            </w:pPr>
-            <w:r>
-              <w:t xml:space="preserve">.111</w:t>
-            </w:r>
-          </w:p>
-        </w:tc>
-      </w:tr>
-      <w:tr>
-        <w:tc>
-          <w:tcPr/>
-          <w:p>
-            <w:pPr>
-              <w:pStyle w:val="Compact"/>
-              <w:jc w:val="left"/>
-            </w:pPr>
-            <w:r>
-              <w:t xml:space="preserve">justification:IC_VC</w:t>
-            </w:r>
-          </w:p>
-        </w:tc>
-        <w:tc>
-          <w:tcPr/>
-          <w:p>
-            <w:pPr>
-              <w:pStyle w:val="Compact"/>
-              <w:jc w:val="right"/>
-            </w:pPr>
-            <w:r>
-              <w:t xml:space="preserve">-0.003</w:t>
-            </w:r>
-          </w:p>
-        </w:tc>
-        <w:tc>
-          <w:tcPr/>
-          <w:p>
-            <w:pPr>
-              <w:pStyle w:val="Compact"/>
-              <w:jc w:val="right"/>
-            </w:pPr>
-            <w:r>
-              <w:t xml:space="preserve">0.005</w:t>
-            </w:r>
-          </w:p>
-        </w:tc>
-        <w:tc>
-          <w:tcPr/>
-          <w:p>
-            <w:pPr>
-              <w:pStyle w:val="Compact"/>
-              <w:jc w:val="center"/>
-            </w:pPr>
-            <w:r>
-              <w:t xml:space="preserve">[-0.013, 0.008]</w:t>
-            </w:r>
-          </w:p>
-        </w:tc>
-        <w:tc>
-          <w:tcPr/>
-          <w:p>
-            <w:pPr>
-              <w:pStyle w:val="Compact"/>
-              <w:jc w:val="right"/>
-            </w:pPr>
-            <w:r>
-              <w:t xml:space="preserve">.632</w:t>
-            </w:r>
-          </w:p>
-        </w:tc>
-      </w:tr>
-      <w:tr>
-        <w:tc>
-          <w:tcPr/>
-          <w:p>
-            <w:pPr>
-              <w:pStyle w:val="Compact"/>
-              <w:jc w:val="left"/>
-            </w:pPr>
-            <w:r>
-              <w:t xml:space="preserve">feedback:justification:IH_score</w:t>
-            </w:r>
-          </w:p>
-        </w:tc>
-        <w:tc>
-          <w:tcPr/>
-          <w:p>
-            <w:pPr>
-              <w:pStyle w:val="Compact"/>
-              <w:jc w:val="right"/>
-            </w:pPr>
-            <w:r>
-              <w:t xml:space="preserve">-0.027</w:t>
-            </w:r>
-          </w:p>
-        </w:tc>
-        <w:tc>
-          <w:tcPr/>
-          <w:p>
-            <w:pPr>
-              <w:pStyle w:val="Compact"/>
-              <w:jc w:val="right"/>
-            </w:pPr>
-            <w:r>
-              <w:t xml:space="preserve">0.063</w:t>
-            </w:r>
-          </w:p>
-        </w:tc>
-        <w:tc>
-          <w:tcPr/>
-          <w:p>
-            <w:pPr>
-              <w:pStyle w:val="Compact"/>
-              <w:jc w:val="center"/>
-            </w:pPr>
-            <w:r>
-              <w:t xml:space="preserve">[-0.151, 0.097]</w:t>
-            </w:r>
-          </w:p>
-        </w:tc>
-        <w:tc>
-          <w:tcPr/>
-          <w:p>
-            <w:pPr>
-              <w:pStyle w:val="Compact"/>
-              <w:jc w:val="right"/>
-            </w:pPr>
-            <w:r>
-              <w:t xml:space="preserve">.671</w:t>
-            </w:r>
-          </w:p>
-        </w:tc>
-      </w:tr>
-      <w:tr>
-        <w:tc>
-          <w:tcPr/>
-          <w:p>
-            <w:pPr>
-              <w:pStyle w:val="Compact"/>
-              <w:jc w:val="left"/>
-            </w:pPr>
-            <w:r>
-              <w:t xml:space="preserve">feedback:justification:AOT_score</w:t>
-            </w:r>
-          </w:p>
-        </w:tc>
-        <w:tc>
-          <w:tcPr/>
-          <w:p>
-            <w:pPr>
-              <w:pStyle w:val="Compact"/>
-              <w:jc w:val="right"/>
-            </w:pPr>
-            <w:r>
-              <w:t xml:space="preserve">0.167</w:t>
-            </w:r>
-          </w:p>
-        </w:tc>
-        <w:tc>
-          <w:tcPr/>
-          <w:p>
-            <w:pPr>
-              <w:pStyle w:val="Compact"/>
-              <w:jc w:val="right"/>
-            </w:pPr>
-            <w:r>
-              <w:t xml:space="preserve">0.075</w:t>
-            </w:r>
-          </w:p>
-        </w:tc>
-        <w:tc>
-          <w:tcPr/>
-          <w:p>
-            <w:pPr>
-              <w:pStyle w:val="Compact"/>
-              <w:jc w:val="center"/>
-            </w:pPr>
-            <w:r>
-              <w:t xml:space="preserve">[0.019, 0.314]</w:t>
-            </w:r>
-          </w:p>
-        </w:tc>
-        <w:tc>
-          <w:tcPr/>
-          <w:p>
-            <w:pPr>
-              <w:pStyle w:val="Compact"/>
-              <w:jc w:val="right"/>
-            </w:pPr>
-            <w:r>
-              <w:t xml:space="preserve">.027</w:t>
-            </w:r>
-          </w:p>
-        </w:tc>
-      </w:tr>
-      <w:tr>
-        <w:tc>
-          <w:tcPr/>
-          <w:p>
-            <w:pPr>
-              <w:pStyle w:val="Compact"/>
-              <w:jc w:val="left"/>
-            </w:pPr>
-            <w:r>
-              <w:t xml:space="preserve">feedback:justification:IC_HI</w:t>
-            </w:r>
-          </w:p>
-        </w:tc>
-        <w:tc>
-          <w:tcPr/>
-          <w:p>
-            <w:pPr>
-              <w:pStyle w:val="Compact"/>
-              <w:jc w:val="right"/>
-            </w:pPr>
-            <w:r>
-              <w:t xml:space="preserve">-0.003</w:t>
-            </w:r>
-          </w:p>
-        </w:tc>
-        <w:tc>
-          <w:tcPr/>
-          <w:p>
-            <w:pPr>
-              <w:pStyle w:val="Compact"/>
-              <w:jc w:val="right"/>
-            </w:pPr>
-            <w:r>
-              <w:t xml:space="preserve">0.008</w:t>
-            </w:r>
-          </w:p>
-        </w:tc>
-        <w:tc>
-          <w:tcPr/>
-          <w:p>
-            <w:pPr>
-              <w:pStyle w:val="Compact"/>
-              <w:jc w:val="center"/>
-            </w:pPr>
-            <w:r>
-              <w:t xml:space="preserve">[-0.019, 0.014]</w:t>
-            </w:r>
-          </w:p>
-        </w:tc>
-        <w:tc>
-          <w:tcPr/>
-          <w:p>
-            <w:pPr>
-              <w:pStyle w:val="Compact"/>
-              <w:jc w:val="right"/>
-            </w:pPr>
-            <w:r>
-              <w:t xml:space="preserve">.727</w:t>
-            </w:r>
-          </w:p>
-        </w:tc>
-      </w:tr>
-      <w:tr>
-        <w:tc>
-          <w:tcPr/>
-          <w:p>
-            <w:pPr>
-              <w:pStyle w:val="Compact"/>
-              <w:jc w:val="left"/>
-            </w:pPr>
-            <w:r>
-              <w:t xml:space="preserve">feedback:justification:IC_VI</w:t>
-            </w:r>
-          </w:p>
-        </w:tc>
-        <w:tc>
-          <w:tcPr/>
-          <w:p>
-            <w:pPr>
-              <w:pStyle w:val="Compact"/>
-              <w:jc w:val="right"/>
-            </w:pPr>
-            <w:r>
-              <w:t xml:space="preserve">-0.006</w:t>
-            </w:r>
-          </w:p>
-        </w:tc>
-        <w:tc>
-          <w:tcPr/>
-          <w:p>
-            <w:pPr>
-              <w:pStyle w:val="Compact"/>
-              <w:jc w:val="right"/>
-            </w:pPr>
-            <w:r>
-              <w:t xml:space="preserve">0.007</w:t>
-            </w:r>
-          </w:p>
-        </w:tc>
-        <w:tc>
-          <w:tcPr/>
-          <w:p>
-            <w:pPr>
-              <w:pStyle w:val="Compact"/>
-              <w:jc w:val="center"/>
-            </w:pPr>
-            <w:r>
-              <w:t xml:space="preserve">[-0.021, 0.008]</w:t>
-            </w:r>
-          </w:p>
-        </w:tc>
-        <w:tc>
-          <w:tcPr/>
-          <w:p>
-            <w:pPr>
-              <w:pStyle w:val="Compact"/>
-              <w:jc w:val="right"/>
-            </w:pPr>
-            <w:r>
-              <w:t xml:space="preserve">.372</w:t>
-            </w:r>
-          </w:p>
-        </w:tc>
-      </w:tr>
-      <w:tr>
-        <w:tc>
-          <w:tcPr/>
-          <w:p>
-            <w:pPr>
-              <w:pStyle w:val="Compact"/>
-              <w:jc w:val="left"/>
-            </w:pPr>
-            <w:r>
-              <w:t xml:space="preserve">feedback:justification:IC_HC</w:t>
-            </w:r>
-          </w:p>
-        </w:tc>
-        <w:tc>
-          <w:tcPr/>
-          <w:p>
-            <w:pPr>
-              <w:pStyle w:val="Compact"/>
-              <w:jc w:val="right"/>
-            </w:pPr>
-            <w:r>
-              <w:t xml:space="preserve">-0.002</w:t>
-            </w:r>
-          </w:p>
-        </w:tc>
-        <w:tc>
-          <w:tcPr/>
-          <w:p>
-            <w:pPr>
-              <w:pStyle w:val="Compact"/>
-              <w:jc w:val="right"/>
-            </w:pPr>
-            <w:r>
-              <w:t xml:space="preserve">0.009</w:t>
-            </w:r>
-          </w:p>
-        </w:tc>
-        <w:tc>
-          <w:tcPr/>
-          <w:p>
-            <w:pPr>
-              <w:pStyle w:val="Compact"/>
-              <w:jc w:val="center"/>
-            </w:pPr>
-            <w:r>
-              <w:t xml:space="preserve">[-0.019, 0.015]</w:t>
-            </w:r>
-          </w:p>
-        </w:tc>
-        <w:tc>
-          <w:tcPr/>
-          <w:p>
-            <w:pPr>
-              <w:pStyle w:val="Compact"/>
-              <w:jc w:val="right"/>
-            </w:pPr>
-            <w:r>
-              <w:t xml:space="preserve">.838</w:t>
-            </w:r>
-          </w:p>
-        </w:tc>
-      </w:tr>
-      <w:tr>
-        <w:tc>
-          <w:tcPr/>
-          <w:p>
-            <w:pPr>
-              <w:pStyle w:val="Compact"/>
-              <w:jc w:val="left"/>
-            </w:pPr>
-            <w:r>
-              <w:t xml:space="preserve">feedback:justification:IC_VC</w:t>
-            </w:r>
-          </w:p>
-        </w:tc>
-        <w:tc>
-          <w:tcPr/>
-          <w:p>
-            <w:pPr>
-              <w:pStyle w:val="Compact"/>
-              <w:jc w:val="right"/>
-            </w:pPr>
-            <w:r>
-              <w:t xml:space="preserve">-0.008</w:t>
-            </w:r>
-          </w:p>
-        </w:tc>
-        <w:tc>
-          <w:tcPr/>
-          <w:p>
-            <w:pPr>
-              <w:pStyle w:val="Compact"/>
-              <w:jc w:val="right"/>
-            </w:pPr>
-            <w:r>
-              <w:t xml:space="preserve">0.007</w:t>
-            </w:r>
-          </w:p>
-        </w:tc>
-        <w:tc>
-          <w:tcPr/>
-          <w:p>
-            <w:pPr>
-              <w:pStyle w:val="Compact"/>
-              <w:jc w:val="center"/>
-            </w:pPr>
-            <w:r>
-              <w:t xml:space="preserve">[-0.023, 0.006]</w:t>
-            </w:r>
-          </w:p>
-        </w:tc>
-        <w:tc>
-          <w:tcPr/>
-          <w:p>
-            <w:pPr>
-              <w:pStyle w:val="Compact"/>
-              <w:jc w:val="right"/>
-            </w:pPr>
-            <w:r>
-              <w:t xml:space="preserve">.256</w:t>
+              <w:t xml:space="preserve">[-0.140, 0.037]</w:t>
+            </w:r>
+          </w:p>
+        </w:tc>
+        <w:tc>
+          <w:tcPr/>
+          <w:p>
+            <w:pPr>
+              <w:pStyle w:val="Compact"/>
+              <w:jc w:val="right"/>
+            </w:pPr>
+            <w:r>
+              <w:t xml:space="preserve">.257</w:t>
             </w:r>
           </w:p>
         </w:tc>

--- a/analysis-code/results.docx
+++ b/analysis-code/results.docx
@@ -21,7 +21,7 @@
         <w:pStyle w:val="Date"/>
       </w:pPr>
       <w:r>
-        <w:t xml:space="preserve">2026-08-12</w:t>
+        <w:t xml:space="preserve">2026-08-21</w:t>
       </w:r>
     </w:p>
     <w:p>
@@ -29,7 +29,7 @@
         <w:br w:type="page"/>
       </w:r>
     </w:p>
-    <w:bookmarkStart w:id="43" w:name="results"/>
+    <w:bookmarkStart w:id="50" w:name="results"/>
     <w:p>
       <w:pPr>
         <w:pStyle w:val="Heading1"/>
@@ -18765,7 +18765,7 @@
     <w:bookmarkEnd w:id="35"/>
     <w:bookmarkEnd w:id="36"/>
     <w:bookmarkEnd w:id="37"/>
-    <w:bookmarkStart w:id="42" w:name="exploratory-analyses"/>
+    <w:bookmarkStart w:id="49" w:name="exploratory-analyses"/>
     <w:p>
       <w:pPr>
         <w:pStyle w:val="Heading2"/>
@@ -19518,19 +19518,19 @@
               <w:jc w:val="right"/>
             </w:pPr>
             <w:r>
-              <w:t xml:space="preserve">0.262</w:t>
-            </w:r>
-          </w:p>
-        </w:tc>
-        <w:tc>
-          <w:tcPr/>
-          <w:p>
-            <w:pPr>
-              <w:pStyle w:val="Compact"/>
-              <w:jc w:val="right"/>
-            </w:pPr>
-            <w:r>
-              <w:t xml:space="preserve">0.201</w:t>
+              <w:t xml:space="preserve">-0.466</w:t>
+            </w:r>
+          </w:p>
+        </w:tc>
+        <w:tc>
+          <w:tcPr/>
+          <w:p>
+            <w:pPr>
+              <w:pStyle w:val="Compact"/>
+              <w:jc w:val="right"/>
+            </w:pPr>
+            <w:r>
+              <w:t xml:space="preserve">0.399</w:t>
             </w:r>
           </w:p>
         </w:tc>
@@ -19542,19 +19542,19 @@
               <w:jc w:val="center"/>
             </w:pPr>
             <w:r>
-              <w:t xml:space="preserve">[-0.133, 0.656]</w:t>
-            </w:r>
-          </w:p>
-        </w:tc>
-        <w:tc>
-          <w:tcPr/>
-          <w:p>
-            <w:pPr>
-              <w:pStyle w:val="Compact"/>
-              <w:jc w:val="right"/>
-            </w:pPr>
-            <w:r>
-              <w:t xml:space="preserve">.193</w:t>
+              <w:t xml:space="preserve">[-1.247, 0.315]</w:t>
+            </w:r>
+          </w:p>
+        </w:tc>
+        <w:tc>
+          <w:tcPr/>
+          <w:p>
+            <w:pPr>
+              <w:pStyle w:val="Compact"/>
+              <w:jc w:val="right"/>
+            </w:pPr>
+            <w:r>
+              <w:t xml:space="preserve">.243</w:t>
             </w:r>
           </w:p>
         </w:tc>
@@ -19580,19 +19580,19 @@
               <w:jc w:val="right"/>
             </w:pPr>
             <w:r>
-              <w:t xml:space="preserve">0.345</w:t>
-            </w:r>
-          </w:p>
-        </w:tc>
-        <w:tc>
-          <w:tcPr/>
-          <w:p>
-            <w:pPr>
-              <w:pStyle w:val="Compact"/>
-              <w:jc w:val="right"/>
-            </w:pPr>
-            <w:r>
-              <w:t xml:space="preserve">0.046</w:t>
+              <w:t xml:space="preserve">0.254</w:t>
+            </w:r>
+          </w:p>
+        </w:tc>
+        <w:tc>
+          <w:tcPr/>
+          <w:p>
+            <w:pPr>
+              <w:pStyle w:val="Compact"/>
+              <w:jc w:val="right"/>
+            </w:pPr>
+            <w:r>
+              <w:t xml:space="preserve">0.462</w:t>
             </w:r>
           </w:p>
         </w:tc>
@@ -19604,7 +19604,193 @@
               <w:jc w:val="center"/>
             </w:pPr>
             <w:r>
-              <w:t xml:space="preserve">[0.255, 0.436]</w:t>
+              <w:t xml:space="preserve">[-0.651, 1.159]</w:t>
+            </w:r>
+          </w:p>
+        </w:tc>
+        <w:tc>
+          <w:tcPr/>
+          <w:p>
+            <w:pPr>
+              <w:pStyle w:val="Compact"/>
+              <w:jc w:val="right"/>
+            </w:pPr>
+            <w:r>
+              <w:t xml:space="preserve">.583</w:t>
+            </w:r>
+          </w:p>
+        </w:tc>
+      </w:tr>
+      <w:tr>
+        <w:tc>
+          <w:tcPr/>
+          <w:p>
+            <w:pPr>
+              <w:pStyle w:val="Compact"/>
+              <w:jc w:val="left"/>
+            </w:pPr>
+            <w:r>
+              <w:t xml:space="preserve">justification</w:t>
+            </w:r>
+          </w:p>
+        </w:tc>
+        <w:tc>
+          <w:tcPr/>
+          <w:p>
+            <w:pPr>
+              <w:pStyle w:val="Compact"/>
+              <w:jc w:val="right"/>
+            </w:pPr>
+            <w:r>
+              <w:t xml:space="preserve">0.533</w:t>
+            </w:r>
+          </w:p>
+        </w:tc>
+        <w:tc>
+          <w:tcPr/>
+          <w:p>
+            <w:pPr>
+              <w:pStyle w:val="Compact"/>
+              <w:jc w:val="right"/>
+            </w:pPr>
+            <w:r>
+              <w:t xml:space="preserve">0.470</w:t>
+            </w:r>
+          </w:p>
+        </w:tc>
+        <w:tc>
+          <w:tcPr/>
+          <w:p>
+            <w:pPr>
+              <w:pStyle w:val="Compact"/>
+              <w:jc w:val="center"/>
+            </w:pPr>
+            <w:r>
+              <w:t xml:space="preserve">[-0.388, 1.455]</w:t>
+            </w:r>
+          </w:p>
+        </w:tc>
+        <w:tc>
+          <w:tcPr/>
+          <w:p>
+            <w:pPr>
+              <w:pStyle w:val="Compact"/>
+              <w:jc w:val="right"/>
+            </w:pPr>
+            <w:r>
+              <w:t xml:space="preserve">.257</w:t>
+            </w:r>
+          </w:p>
+        </w:tc>
+      </w:tr>
+      <w:tr>
+        <w:tc>
+          <w:tcPr/>
+          <w:p>
+            <w:pPr>
+              <w:pStyle w:val="Compact"/>
+              <w:jc w:val="left"/>
+            </w:pPr>
+            <w:r>
+              <w:t xml:space="preserve">IH_score</w:t>
+            </w:r>
+          </w:p>
+        </w:tc>
+        <w:tc>
+          <w:tcPr/>
+          <w:p>
+            <w:pPr>
+              <w:pStyle w:val="Compact"/>
+              <w:jc w:val="right"/>
+            </w:pPr>
+            <w:r>
+              <w:t xml:space="preserve">0.063</w:t>
+            </w:r>
+          </w:p>
+        </w:tc>
+        <w:tc>
+          <w:tcPr/>
+          <w:p>
+            <w:pPr>
+              <w:pStyle w:val="Compact"/>
+              <w:jc w:val="right"/>
+            </w:pPr>
+            <w:r>
+              <w:t xml:space="preserve">0.048</w:t>
+            </w:r>
+          </w:p>
+        </w:tc>
+        <w:tc>
+          <w:tcPr/>
+          <w:p>
+            <w:pPr>
+              <w:pStyle w:val="Compact"/>
+              <w:jc w:val="center"/>
+            </w:pPr>
+            <w:r>
+              <w:t xml:space="preserve">[-0.032, 0.158]</w:t>
+            </w:r>
+          </w:p>
+        </w:tc>
+        <w:tc>
+          <w:tcPr/>
+          <w:p>
+            <w:pPr>
+              <w:pStyle w:val="Compact"/>
+              <w:jc w:val="right"/>
+            </w:pPr>
+            <w:r>
+              <w:t xml:space="preserve">.195</w:t>
+            </w:r>
+          </w:p>
+        </w:tc>
+      </w:tr>
+      <w:tr>
+        <w:tc>
+          <w:tcPr/>
+          <w:p>
+            <w:pPr>
+              <w:pStyle w:val="Compact"/>
+              <w:jc w:val="left"/>
+            </w:pPr>
+            <w:r>
+              <w:t xml:space="preserve">AOT_score</w:t>
+            </w:r>
+          </w:p>
+        </w:tc>
+        <w:tc>
+          <w:tcPr/>
+          <w:p>
+            <w:pPr>
+              <w:pStyle w:val="Compact"/>
+              <w:jc w:val="right"/>
+            </w:pPr>
+            <w:r>
+              <w:t xml:space="preserve">0.255</w:t>
+            </w:r>
+          </w:p>
+        </w:tc>
+        <w:tc>
+          <w:tcPr/>
+          <w:p>
+            <w:pPr>
+              <w:pStyle w:val="Compact"/>
+              <w:jc w:val="right"/>
+            </w:pPr>
+            <w:r>
+              <w:t xml:space="preserve">0.055</w:t>
+            </w:r>
+          </w:p>
+        </w:tc>
+        <w:tc>
+          <w:tcPr/>
+          <w:p>
+            <w:pPr>
+              <w:pStyle w:val="Compact"/>
+              <w:jc w:val="center"/>
+            </w:pPr>
+            <w:r>
+              <w:t xml:space="preserve">[0.147, 0.363]</w:t>
             </w:r>
           </w:p>
         </w:tc>
@@ -19630,31 +19816,31 @@
               <w:jc w:val="left"/>
             </w:pPr>
             <w:r>
-              <w:t xml:space="preserve">justification</w:t>
-            </w:r>
-          </w:p>
-        </w:tc>
-        <w:tc>
-          <w:tcPr/>
-          <w:p>
-            <w:pPr>
-              <w:pStyle w:val="Compact"/>
-              <w:jc w:val="right"/>
-            </w:pPr>
-            <w:r>
-              <w:t xml:space="preserve">0.252</w:t>
-            </w:r>
-          </w:p>
-        </w:tc>
-        <w:tc>
-          <w:tcPr/>
-          <w:p>
-            <w:pPr>
-              <w:pStyle w:val="Compact"/>
-              <w:jc w:val="right"/>
-            </w:pPr>
-            <w:r>
-              <w:t xml:space="preserve">0.041</w:t>
+              <w:t xml:space="preserve">IC_HI</w:t>
+            </w:r>
+          </w:p>
+        </w:tc>
+        <w:tc>
+          <w:tcPr/>
+          <w:p>
+            <w:pPr>
+              <w:pStyle w:val="Compact"/>
+              <w:jc w:val="right"/>
+            </w:pPr>
+            <w:r>
+              <w:t xml:space="preserve">-0.001</w:t>
+            </w:r>
+          </w:p>
+        </w:tc>
+        <w:tc>
+          <w:tcPr/>
+          <w:p>
+            <w:pPr>
+              <w:pStyle w:val="Compact"/>
+              <w:jc w:val="right"/>
+            </w:pPr>
+            <w:r>
+              <w:t xml:space="preserve">0.006</w:t>
             </w:r>
           </w:p>
         </w:tc>
@@ -19666,57 +19852,57 @@
               <w:jc w:val="center"/>
             </w:pPr>
             <w:r>
-              <w:t xml:space="preserve">[0.172, 0.332]</w:t>
-            </w:r>
-          </w:p>
-        </w:tc>
-        <w:tc>
-          <w:tcPr/>
-          <w:p>
-            <w:pPr>
-              <w:pStyle w:val="Compact"/>
-              <w:jc w:val="right"/>
-            </w:pPr>
-            <w:r>
-              <w:t xml:space="preserve">&lt; .001</w:t>
-            </w:r>
-          </w:p>
-        </w:tc>
-      </w:tr>
-      <w:tr>
-        <w:tc>
-          <w:tcPr/>
-          <w:p>
-            <w:pPr>
-              <w:pStyle w:val="Compact"/>
-              <w:jc w:val="left"/>
-            </w:pPr>
-            <w:r>
-              <w:t xml:space="preserve">IH_score</w:t>
-            </w:r>
-          </w:p>
-        </w:tc>
-        <w:tc>
-          <w:tcPr/>
-          <w:p>
-            <w:pPr>
-              <w:pStyle w:val="Compact"/>
-              <w:jc w:val="right"/>
-            </w:pPr>
-            <w:r>
-              <w:t xml:space="preserve">0.046</w:t>
-            </w:r>
-          </w:p>
-        </w:tc>
-        <w:tc>
-          <w:tcPr/>
-          <w:p>
-            <w:pPr>
-              <w:pStyle w:val="Compact"/>
-              <w:jc w:val="right"/>
-            </w:pPr>
-            <w:r>
-              <w:t xml:space="preserve">0.036</w:t>
+              <w:t xml:space="preserve">[-0.013, 0.012]</w:t>
+            </w:r>
+          </w:p>
+        </w:tc>
+        <w:tc>
+          <w:tcPr/>
+          <w:p>
+            <w:pPr>
+              <w:pStyle w:val="Compact"/>
+              <w:jc w:val="right"/>
+            </w:pPr>
+            <w:r>
+              <w:t xml:space="preserve">.899</w:t>
+            </w:r>
+          </w:p>
+        </w:tc>
+      </w:tr>
+      <w:tr>
+        <w:tc>
+          <w:tcPr/>
+          <w:p>
+            <w:pPr>
+              <w:pStyle w:val="Compact"/>
+              <w:jc w:val="left"/>
+            </w:pPr>
+            <w:r>
+              <w:t xml:space="preserve">IC_VI</w:t>
+            </w:r>
+          </w:p>
+        </w:tc>
+        <w:tc>
+          <w:tcPr/>
+          <w:p>
+            <w:pPr>
+              <w:pStyle w:val="Compact"/>
+              <w:jc w:val="right"/>
+            </w:pPr>
+            <w:r>
+              <w:t xml:space="preserve">-0.008</w:t>
+            </w:r>
+          </w:p>
+        </w:tc>
+        <w:tc>
+          <w:tcPr/>
+          <w:p>
+            <w:pPr>
+              <w:pStyle w:val="Compact"/>
+              <w:jc w:val="right"/>
+            </w:pPr>
+            <w:r>
+              <w:t xml:space="preserve">0.006</w:t>
             </w:r>
           </w:p>
         </w:tc>
@@ -19728,57 +19914,57 @@
               <w:jc w:val="center"/>
             </w:pPr>
             <w:r>
-              <w:t xml:space="preserve">[-0.024, 0.116]</w:t>
-            </w:r>
-          </w:p>
-        </w:tc>
-        <w:tc>
-          <w:tcPr/>
-          <w:p>
-            <w:pPr>
-              <w:pStyle w:val="Compact"/>
-              <w:jc w:val="right"/>
-            </w:pPr>
-            <w:r>
-              <w:t xml:space="preserve">.195</w:t>
-            </w:r>
-          </w:p>
-        </w:tc>
-      </w:tr>
-      <w:tr>
-        <w:tc>
-          <w:tcPr/>
-          <w:p>
-            <w:pPr>
-              <w:pStyle w:val="Compact"/>
-              <w:jc w:val="left"/>
-            </w:pPr>
-            <w:r>
-              <w:t xml:space="preserve">AOT_score</w:t>
-            </w:r>
-          </w:p>
-        </w:tc>
-        <w:tc>
-          <w:tcPr/>
-          <w:p>
-            <w:pPr>
-              <w:pStyle w:val="Compact"/>
-              <w:jc w:val="right"/>
-            </w:pPr>
-            <w:r>
-              <w:t xml:space="preserve">0.154</w:t>
-            </w:r>
-          </w:p>
-        </w:tc>
-        <w:tc>
-          <w:tcPr/>
-          <w:p>
-            <w:pPr>
-              <w:pStyle w:val="Compact"/>
-              <w:jc w:val="right"/>
-            </w:pPr>
-            <w:r>
-              <w:t xml:space="preserve">0.033</w:t>
+              <w:t xml:space="preserve">[-0.019, 0.003]</w:t>
+            </w:r>
+          </w:p>
+        </w:tc>
+        <w:tc>
+          <w:tcPr/>
+          <w:p>
+            <w:pPr>
+              <w:pStyle w:val="Compact"/>
+              <w:jc w:val="right"/>
+            </w:pPr>
+            <w:r>
+              <w:t xml:space="preserve">.147</w:t>
+            </w:r>
+          </w:p>
+        </w:tc>
+      </w:tr>
+      <w:tr>
+        <w:tc>
+          <w:tcPr/>
+          <w:p>
+            <w:pPr>
+              <w:pStyle w:val="Compact"/>
+              <w:jc w:val="left"/>
+            </w:pPr>
+            <w:r>
+              <w:t xml:space="preserve">IC_HC</w:t>
+            </w:r>
+          </w:p>
+        </w:tc>
+        <w:tc>
+          <w:tcPr/>
+          <w:p>
+            <w:pPr>
+              <w:pStyle w:val="Compact"/>
+              <w:jc w:val="right"/>
+            </w:pPr>
+            <w:r>
+              <w:t xml:space="preserve">-0.016</w:t>
+            </w:r>
+          </w:p>
+        </w:tc>
+        <w:tc>
+          <w:tcPr/>
+          <w:p>
+            <w:pPr>
+              <w:pStyle w:val="Compact"/>
+              <w:jc w:val="right"/>
+            </w:pPr>
+            <w:r>
+              <w:t xml:space="preserve">0.007</w:t>
             </w:r>
           </w:p>
         </w:tc>
@@ -19790,57 +19976,57 @@
               <w:jc w:val="center"/>
             </w:pPr>
             <w:r>
-              <w:t xml:space="preserve">[0.089, 0.219]</w:t>
-            </w:r>
-          </w:p>
-        </w:tc>
-        <w:tc>
-          <w:tcPr/>
-          <w:p>
-            <w:pPr>
-              <w:pStyle w:val="Compact"/>
-              <w:jc w:val="right"/>
-            </w:pPr>
-            <w:r>
-              <w:t xml:space="preserve">&lt; .001</w:t>
-            </w:r>
-          </w:p>
-        </w:tc>
-      </w:tr>
-      <w:tr>
-        <w:tc>
-          <w:tcPr/>
-          <w:p>
-            <w:pPr>
-              <w:pStyle w:val="Compact"/>
-              <w:jc w:val="left"/>
-            </w:pPr>
-            <w:r>
-              <w:t xml:space="preserve">IC_HI</w:t>
-            </w:r>
-          </w:p>
-        </w:tc>
-        <w:tc>
-          <w:tcPr/>
-          <w:p>
-            <w:pPr>
-              <w:pStyle w:val="Compact"/>
-              <w:jc w:val="right"/>
-            </w:pPr>
-            <w:r>
-              <w:t xml:space="preserve">-0.004</w:t>
-            </w:r>
-          </w:p>
-        </w:tc>
-        <w:tc>
-          <w:tcPr/>
-          <w:p>
-            <w:pPr>
-              <w:pStyle w:val="Compact"/>
-              <w:jc w:val="right"/>
-            </w:pPr>
-            <w:r>
-              <w:t xml:space="preserve">0.032</w:t>
+              <w:t xml:space="preserve">[-0.030, -0.003]</w:t>
+            </w:r>
+          </w:p>
+        </w:tc>
+        <w:tc>
+          <w:tcPr/>
+          <w:p>
+            <w:pPr>
+              <w:pStyle w:val="Compact"/>
+              <w:jc w:val="right"/>
+            </w:pPr>
+            <w:r>
+              <w:t xml:space="preserve">.017</w:t>
+            </w:r>
+          </w:p>
+        </w:tc>
+      </w:tr>
+      <w:tr>
+        <w:tc>
+          <w:tcPr/>
+          <w:p>
+            <w:pPr>
+              <w:pStyle w:val="Compact"/>
+              <w:jc w:val="left"/>
+            </w:pPr>
+            <w:r>
+              <w:t xml:space="preserve">IC_VC</w:t>
+            </w:r>
+          </w:p>
+        </w:tc>
+        <w:tc>
+          <w:tcPr/>
+          <w:p>
+            <w:pPr>
+              <w:pStyle w:val="Compact"/>
+              <w:jc w:val="right"/>
+            </w:pPr>
+            <w:r>
+              <w:t xml:space="preserve">-0.005</w:t>
+            </w:r>
+          </w:p>
+        </w:tc>
+        <w:tc>
+          <w:tcPr/>
+          <w:p>
+            <w:pPr>
+              <w:pStyle w:val="Compact"/>
+              <w:jc w:val="right"/>
+            </w:pPr>
+            <w:r>
+              <w:t xml:space="preserve">0.006</w:t>
             </w:r>
           </w:p>
         </w:tc>
@@ -19852,57 +20038,57 @@
               <w:jc w:val="center"/>
             </w:pPr>
             <w:r>
-              <w:t xml:space="preserve">[-0.066, 0.058]</w:t>
-            </w:r>
-          </w:p>
-        </w:tc>
-        <w:tc>
-          <w:tcPr/>
-          <w:p>
-            <w:pPr>
-              <w:pStyle w:val="Compact"/>
-              <w:jc w:val="right"/>
-            </w:pPr>
-            <w:r>
-              <w:t xml:space="preserve">.897</w:t>
-            </w:r>
-          </w:p>
-        </w:tc>
-      </w:tr>
-      <w:tr>
-        <w:tc>
-          <w:tcPr/>
-          <w:p>
-            <w:pPr>
-              <w:pStyle w:val="Compact"/>
-              <w:jc w:val="left"/>
-            </w:pPr>
-            <w:r>
-              <w:t xml:space="preserve">IC_VI</w:t>
-            </w:r>
-          </w:p>
-        </w:tc>
-        <w:tc>
-          <w:tcPr/>
-          <w:p>
-            <w:pPr>
-              <w:pStyle w:val="Compact"/>
-              <w:jc w:val="right"/>
-            </w:pPr>
-            <w:r>
-              <w:t xml:space="preserve">-0.050</w:t>
-            </w:r>
-          </w:p>
-        </w:tc>
-        <w:tc>
-          <w:tcPr/>
-          <w:p>
-            <w:pPr>
-              <w:pStyle w:val="Compact"/>
-              <w:jc w:val="right"/>
-            </w:pPr>
-            <w:r>
-              <w:t xml:space="preserve">0.034</w:t>
+              <w:t xml:space="preserve">[-0.016, 0.007]</w:t>
+            </w:r>
+          </w:p>
+        </w:tc>
+        <w:tc>
+          <w:tcPr/>
+          <w:p>
+            <w:pPr>
+              <w:pStyle w:val="Compact"/>
+              <w:jc w:val="right"/>
+            </w:pPr>
+            <w:r>
+              <w:t xml:space="preserve">.408</w:t>
+            </w:r>
+          </w:p>
+        </w:tc>
+      </w:tr>
+      <w:tr>
+        <w:tc>
+          <w:tcPr/>
+          <w:p>
+            <w:pPr>
+              <w:pStyle w:val="Compact"/>
+              <w:jc w:val="left"/>
+            </w:pPr>
+            <w:r>
+              <w:t xml:space="preserve">feedback:justification</w:t>
+            </w:r>
+          </w:p>
+        </w:tc>
+        <w:tc>
+          <w:tcPr/>
+          <w:p>
+            <w:pPr>
+              <w:pStyle w:val="Compact"/>
+              <w:jc w:val="right"/>
+            </w:pPr>
+            <w:r>
+              <w:t xml:space="preserve">-0.377</w:t>
+            </w:r>
+          </w:p>
+        </w:tc>
+        <w:tc>
+          <w:tcPr/>
+          <w:p>
+            <w:pPr>
+              <w:pStyle w:val="Compact"/>
+              <w:jc w:val="right"/>
+            </w:pPr>
+            <w:r>
+              <w:t xml:space="preserve">0.656</w:t>
             </w:r>
           </w:p>
         </w:tc>
@@ -19914,57 +20100,57 @@
               <w:jc w:val="center"/>
             </w:pPr>
             <w:r>
-              <w:t xml:space="preserve">[-0.117, 0.018]</w:t>
-            </w:r>
-          </w:p>
-        </w:tc>
-        <w:tc>
-          <w:tcPr/>
-          <w:p>
-            <w:pPr>
-              <w:pStyle w:val="Compact"/>
-              <w:jc w:val="right"/>
-            </w:pPr>
-            <w:r>
-              <w:t xml:space="preserve">.148</w:t>
-            </w:r>
-          </w:p>
-        </w:tc>
-      </w:tr>
-      <w:tr>
-        <w:tc>
-          <w:tcPr/>
-          <w:p>
-            <w:pPr>
-              <w:pStyle w:val="Compact"/>
-              <w:jc w:val="left"/>
-            </w:pPr>
-            <w:r>
-              <w:t xml:space="preserve">IC_HC</w:t>
-            </w:r>
-          </w:p>
-        </w:tc>
-        <w:tc>
-          <w:tcPr/>
-          <w:p>
-            <w:pPr>
-              <w:pStyle w:val="Compact"/>
-              <w:jc w:val="right"/>
-            </w:pPr>
-            <w:r>
-              <w:t xml:space="preserve">-0.085</w:t>
-            </w:r>
-          </w:p>
-        </w:tc>
-        <w:tc>
-          <w:tcPr/>
-          <w:p>
-            <w:pPr>
-              <w:pStyle w:val="Compact"/>
-              <w:jc w:val="right"/>
-            </w:pPr>
-            <w:r>
-              <w:t xml:space="preserve">0.035</w:t>
+              <w:t xml:space="preserve">[-1.663, 0.908]</w:t>
+            </w:r>
+          </w:p>
+        </w:tc>
+        <w:tc>
+          <w:tcPr/>
+          <w:p>
+            <w:pPr>
+              <w:pStyle w:val="Compact"/>
+              <w:jc w:val="right"/>
+            </w:pPr>
+            <w:r>
+              <w:t xml:space="preserve">.565</w:t>
+            </w:r>
+          </w:p>
+        </w:tc>
+      </w:tr>
+      <w:tr>
+        <w:tc>
+          <w:tcPr/>
+          <w:p>
+            <w:pPr>
+              <w:pStyle w:val="Compact"/>
+              <w:jc w:val="left"/>
+            </w:pPr>
+            <w:r>
+              <w:t xml:space="preserve">feedback:IH_score</w:t>
+            </w:r>
+          </w:p>
+        </w:tc>
+        <w:tc>
+          <w:tcPr/>
+          <w:p>
+            <w:pPr>
+              <w:pStyle w:val="Compact"/>
+              <w:jc w:val="right"/>
+            </w:pPr>
+            <w:r>
+              <w:t xml:space="preserve">0.001</w:t>
+            </w:r>
+          </w:p>
+        </w:tc>
+        <w:tc>
+          <w:tcPr/>
+          <w:p>
+            <w:pPr>
+              <w:pStyle w:val="Compact"/>
+              <w:jc w:val="right"/>
+            </w:pPr>
+            <w:r>
+              <w:t xml:space="preserve">0.065</w:t>
             </w:r>
           </w:p>
         </w:tc>
@@ -19976,57 +20162,57 @@
               <w:jc w:val="center"/>
             </w:pPr>
             <w:r>
-              <w:t xml:space="preserve">[-0.154, -0.015]</w:t>
-            </w:r>
-          </w:p>
-        </w:tc>
-        <w:tc>
-          <w:tcPr/>
-          <w:p>
-            <w:pPr>
-              <w:pStyle w:val="Compact"/>
-              <w:jc w:val="right"/>
-            </w:pPr>
-            <w:r>
-              <w:t xml:space="preserve">.017</w:t>
-            </w:r>
-          </w:p>
-        </w:tc>
-      </w:tr>
-      <w:tr>
-        <w:tc>
-          <w:tcPr/>
-          <w:p>
-            <w:pPr>
-              <w:pStyle w:val="Compact"/>
-              <w:jc w:val="left"/>
-            </w:pPr>
-            <w:r>
-              <w:t xml:space="preserve">IC_VC</w:t>
-            </w:r>
-          </w:p>
-        </w:tc>
-        <w:tc>
-          <w:tcPr/>
-          <w:p>
-            <w:pPr>
-              <w:pStyle w:val="Compact"/>
-              <w:jc w:val="right"/>
-            </w:pPr>
-            <w:r>
-              <w:t xml:space="preserve">-0.029</w:t>
-            </w:r>
-          </w:p>
-        </w:tc>
-        <w:tc>
-          <w:tcPr/>
-          <w:p>
-            <w:pPr>
-              <w:pStyle w:val="Compact"/>
-              <w:jc w:val="right"/>
-            </w:pPr>
-            <w:r>
-              <w:t xml:space="preserve">0.035</w:t>
+              <w:t xml:space="preserve">[-0.126, 0.127]</w:t>
+            </w:r>
+          </w:p>
+        </w:tc>
+        <w:tc>
+          <w:tcPr/>
+          <w:p>
+            <w:pPr>
+              <w:pStyle w:val="Compact"/>
+              <w:jc w:val="right"/>
+            </w:pPr>
+            <w:r>
+              <w:t xml:space="preserve">.993</w:t>
+            </w:r>
+          </w:p>
+        </w:tc>
+      </w:tr>
+      <w:tr>
+        <w:tc>
+          <w:tcPr/>
+          <w:p>
+            <w:pPr>
+              <w:pStyle w:val="Compact"/>
+              <w:jc w:val="left"/>
+            </w:pPr>
+            <w:r>
+              <w:t xml:space="preserve">feedback:AOT_score</w:t>
+            </w:r>
+          </w:p>
+        </w:tc>
+        <w:tc>
+          <w:tcPr/>
+          <w:p>
+            <w:pPr>
+              <w:pStyle w:val="Compact"/>
+              <w:jc w:val="right"/>
+            </w:pPr>
+            <w:r>
+              <w:t xml:space="preserve">-0.070</w:t>
+            </w:r>
+          </w:p>
+        </w:tc>
+        <w:tc>
+          <w:tcPr/>
+          <w:p>
+            <w:pPr>
+              <w:pStyle w:val="Compact"/>
+              <w:jc w:val="right"/>
+            </w:pPr>
+            <w:r>
+              <w:t xml:space="preserve">0.074</w:t>
             </w:r>
           </w:p>
         </w:tc>
@@ -20038,57 +20224,57 @@
               <w:jc w:val="center"/>
             </w:pPr>
             <w:r>
-              <w:t xml:space="preserve">[-0.098, 0.040]</w:t>
-            </w:r>
-          </w:p>
-        </w:tc>
-        <w:tc>
-          <w:tcPr/>
-          <w:p>
-            <w:pPr>
-              <w:pStyle w:val="Compact"/>
-              <w:jc w:val="right"/>
-            </w:pPr>
-            <w:r>
-              <w:t xml:space="preserve">.408</w:t>
-            </w:r>
-          </w:p>
-        </w:tc>
-      </w:tr>
-      <w:tr>
-        <w:tc>
-          <w:tcPr/>
-          <w:p>
-            <w:pPr>
-              <w:pStyle w:val="Compact"/>
-              <w:jc w:val="left"/>
-            </w:pPr>
-            <w:r>
-              <w:t xml:space="preserve">feedback:justification</w:t>
-            </w:r>
-          </w:p>
-        </w:tc>
-        <w:tc>
-          <w:tcPr/>
-          <w:p>
-            <w:pPr>
-              <w:pStyle w:val="Compact"/>
-              <w:jc w:val="right"/>
-            </w:pPr>
-            <w:r>
-              <w:t xml:space="preserve">-0.054</w:t>
-            </w:r>
-          </w:p>
-        </w:tc>
-        <w:tc>
-          <w:tcPr/>
-          <w:p>
-            <w:pPr>
-              <w:pStyle w:val="Compact"/>
-              <w:jc w:val="right"/>
-            </w:pPr>
-            <w:r>
-              <w:t xml:space="preserve">0.057</w:t>
+              <w:t xml:space="preserve">[-0.215, 0.074]</w:t>
+            </w:r>
+          </w:p>
+        </w:tc>
+        <w:tc>
+          <w:tcPr/>
+          <w:p>
+            <w:pPr>
+              <w:pStyle w:val="Compact"/>
+              <w:jc w:val="right"/>
+            </w:pPr>
+            <w:r>
+              <w:t xml:space="preserve">.340</w:t>
+            </w:r>
+          </w:p>
+        </w:tc>
+      </w:tr>
+      <w:tr>
+        <w:tc>
+          <w:tcPr/>
+          <w:p>
+            <w:pPr>
+              <w:pStyle w:val="Compact"/>
+              <w:jc w:val="left"/>
+            </w:pPr>
+            <w:r>
+              <w:t xml:space="preserve">feedback:IC_HI</w:t>
+            </w:r>
+          </w:p>
+        </w:tc>
+        <w:tc>
+          <w:tcPr/>
+          <w:p>
+            <w:pPr>
+              <w:pStyle w:val="Compact"/>
+              <w:jc w:val="right"/>
+            </w:pPr>
+            <w:r>
+              <w:t xml:space="preserve">0.005</w:t>
+            </w:r>
+          </w:p>
+        </w:tc>
+        <w:tc>
+          <w:tcPr/>
+          <w:p>
+            <w:pPr>
+              <w:pStyle w:val="Compact"/>
+              <w:jc w:val="right"/>
+            </w:pPr>
+            <w:r>
+              <w:t xml:space="preserve">0.009</w:t>
             </w:r>
           </w:p>
         </w:tc>
@@ -20100,33 +20286,529 @@
               <w:jc w:val="center"/>
             </w:pPr>
             <w:r>
-              <w:t xml:space="preserve">[-0.166, 0.059]</w:t>
-            </w:r>
-          </w:p>
-        </w:tc>
-        <w:tc>
-          <w:tcPr/>
-          <w:p>
-            <w:pPr>
-              <w:pStyle w:val="Compact"/>
-              <w:jc w:val="right"/>
-            </w:pPr>
-            <w:r>
-              <w:t xml:space="preserve">.349</w:t>
-            </w:r>
-          </w:p>
-        </w:tc>
-      </w:tr>
-      <w:tr>
-        <w:tc>
-          <w:tcPr/>
-          <w:p>
-            <w:pPr>
-              <w:pStyle w:val="Compact"/>
-              <w:jc w:val="left"/>
-            </w:pPr>
-            <w:r>
-              <w:t xml:space="preserve">feedback:IH_score</w:t>
+              <w:t xml:space="preserve">[-0.012, 0.022]</w:t>
+            </w:r>
+          </w:p>
+        </w:tc>
+        <w:tc>
+          <w:tcPr/>
+          <w:p>
+            <w:pPr>
+              <w:pStyle w:val="Compact"/>
+              <w:jc w:val="right"/>
+            </w:pPr>
+            <w:r>
+              <w:t xml:space="preserve">.558</w:t>
+            </w:r>
+          </w:p>
+        </w:tc>
+      </w:tr>
+      <w:tr>
+        <w:tc>
+          <w:tcPr/>
+          <w:p>
+            <w:pPr>
+              <w:pStyle w:val="Compact"/>
+              <w:jc w:val="left"/>
+            </w:pPr>
+            <w:r>
+              <w:t xml:space="preserve">feedback:IC_VI</w:t>
+            </w:r>
+          </w:p>
+        </w:tc>
+        <w:tc>
+          <w:tcPr/>
+          <w:p>
+            <w:pPr>
+              <w:pStyle w:val="Compact"/>
+              <w:jc w:val="right"/>
+            </w:pPr>
+            <w:r>
+              <w:t xml:space="preserve">-0.000</w:t>
+            </w:r>
+          </w:p>
+        </w:tc>
+        <w:tc>
+          <w:tcPr/>
+          <w:p>
+            <w:pPr>
+              <w:pStyle w:val="Compact"/>
+              <w:jc w:val="right"/>
+            </w:pPr>
+            <w:r>
+              <w:t xml:space="preserve">0.007</w:t>
+            </w:r>
+          </w:p>
+        </w:tc>
+        <w:tc>
+          <w:tcPr/>
+          <w:p>
+            <w:pPr>
+              <w:pStyle w:val="Compact"/>
+              <w:jc w:val="center"/>
+            </w:pPr>
+            <w:r>
+              <w:t xml:space="preserve">[-0.015, 0.014]</w:t>
+            </w:r>
+          </w:p>
+        </w:tc>
+        <w:tc>
+          <w:tcPr/>
+          <w:p>
+            <w:pPr>
+              <w:pStyle w:val="Compact"/>
+              <w:jc w:val="right"/>
+            </w:pPr>
+            <w:r>
+              <w:t xml:space="preserve">.989</w:t>
+            </w:r>
+          </w:p>
+        </w:tc>
+      </w:tr>
+      <w:tr>
+        <w:tc>
+          <w:tcPr/>
+          <w:p>
+            <w:pPr>
+              <w:pStyle w:val="Compact"/>
+              <w:jc w:val="left"/>
+            </w:pPr>
+            <w:r>
+              <w:t xml:space="preserve">feedback:IC_HC</w:t>
+            </w:r>
+          </w:p>
+        </w:tc>
+        <w:tc>
+          <w:tcPr/>
+          <w:p>
+            <w:pPr>
+              <w:pStyle w:val="Compact"/>
+              <w:jc w:val="right"/>
+            </w:pPr>
+            <w:r>
+              <w:t xml:space="preserve">0.003</w:t>
+            </w:r>
+          </w:p>
+        </w:tc>
+        <w:tc>
+          <w:tcPr/>
+          <w:p>
+            <w:pPr>
+              <w:pStyle w:val="Compact"/>
+              <w:jc w:val="right"/>
+            </w:pPr>
+            <w:r>
+              <w:t xml:space="preserve">0.009</w:t>
+            </w:r>
+          </w:p>
+        </w:tc>
+        <w:tc>
+          <w:tcPr/>
+          <w:p>
+            <w:pPr>
+              <w:pStyle w:val="Compact"/>
+              <w:jc w:val="center"/>
+            </w:pPr>
+            <w:r>
+              <w:t xml:space="preserve">[-0.015, 0.020]</w:t>
+            </w:r>
+          </w:p>
+        </w:tc>
+        <w:tc>
+          <w:tcPr/>
+          <w:p>
+            <w:pPr>
+              <w:pStyle w:val="Compact"/>
+              <w:jc w:val="right"/>
+            </w:pPr>
+            <w:r>
+              <w:t xml:space="preserve">.777</w:t>
+            </w:r>
+          </w:p>
+        </w:tc>
+      </w:tr>
+      <w:tr>
+        <w:tc>
+          <w:tcPr/>
+          <w:p>
+            <w:pPr>
+              <w:pStyle w:val="Compact"/>
+              <w:jc w:val="left"/>
+            </w:pPr>
+            <w:r>
+              <w:t xml:space="preserve">feedback:IC_VC</w:t>
+            </w:r>
+          </w:p>
+        </w:tc>
+        <w:tc>
+          <w:tcPr/>
+          <w:p>
+            <w:pPr>
+              <w:pStyle w:val="Compact"/>
+              <w:jc w:val="right"/>
+            </w:pPr>
+            <w:r>
+              <w:t xml:space="preserve">0.008</w:t>
+            </w:r>
+          </w:p>
+        </w:tc>
+        <w:tc>
+          <w:tcPr/>
+          <w:p>
+            <w:pPr>
+              <w:pStyle w:val="Compact"/>
+              <w:jc w:val="right"/>
+            </w:pPr>
+            <w:r>
+              <w:t xml:space="preserve">0.008</w:t>
+            </w:r>
+          </w:p>
+        </w:tc>
+        <w:tc>
+          <w:tcPr/>
+          <w:p>
+            <w:pPr>
+              <w:pStyle w:val="Compact"/>
+              <w:jc w:val="center"/>
+            </w:pPr>
+            <w:r>
+              <w:t xml:space="preserve">[-0.007, 0.024]</w:t>
+            </w:r>
+          </w:p>
+        </w:tc>
+        <w:tc>
+          <w:tcPr/>
+          <w:p>
+            <w:pPr>
+              <w:pStyle w:val="Compact"/>
+              <w:jc w:val="right"/>
+            </w:pPr>
+            <w:r>
+              <w:t xml:space="preserve">.291</w:t>
+            </w:r>
+          </w:p>
+        </w:tc>
+      </w:tr>
+      <w:tr>
+        <w:tc>
+          <w:tcPr/>
+          <w:p>
+            <w:pPr>
+              <w:pStyle w:val="Compact"/>
+              <w:jc w:val="left"/>
+            </w:pPr>
+            <w:r>
+              <w:t xml:space="preserve">justification:IH_score</w:t>
+            </w:r>
+          </w:p>
+        </w:tc>
+        <w:tc>
+          <w:tcPr/>
+          <w:p>
+            <w:pPr>
+              <w:pStyle w:val="Compact"/>
+              <w:jc w:val="right"/>
+            </w:pPr>
+            <w:r>
+              <w:t xml:space="preserve">-0.010</w:t>
+            </w:r>
+          </w:p>
+        </w:tc>
+        <w:tc>
+          <w:tcPr/>
+          <w:p>
+            <w:pPr>
+              <w:pStyle w:val="Compact"/>
+              <w:jc w:val="right"/>
+            </w:pPr>
+            <w:r>
+              <w:t xml:space="preserve">0.065</w:t>
+            </w:r>
+          </w:p>
+        </w:tc>
+        <w:tc>
+          <w:tcPr/>
+          <w:p>
+            <w:pPr>
+              <w:pStyle w:val="Compact"/>
+              <w:jc w:val="center"/>
+            </w:pPr>
+            <w:r>
+              <w:t xml:space="preserve">[-0.139, 0.118]</w:t>
+            </w:r>
+          </w:p>
+        </w:tc>
+        <w:tc>
+          <w:tcPr/>
+          <w:p>
+            <w:pPr>
+              <w:pStyle w:val="Compact"/>
+              <w:jc w:val="right"/>
+            </w:pPr>
+            <w:r>
+              <w:t xml:space="preserve">.874</w:t>
+            </w:r>
+          </w:p>
+        </w:tc>
+      </w:tr>
+      <w:tr>
+        <w:tc>
+          <w:tcPr/>
+          <w:p>
+            <w:pPr>
+              <w:pStyle w:val="Compact"/>
+              <w:jc w:val="left"/>
+            </w:pPr>
+            <w:r>
+              <w:t xml:space="preserve">justification:AOT_score</w:t>
+            </w:r>
+          </w:p>
+        </w:tc>
+        <w:tc>
+          <w:tcPr/>
+          <w:p>
+            <w:pPr>
+              <w:pStyle w:val="Compact"/>
+              <w:jc w:val="right"/>
+            </w:pPr>
+            <w:r>
+              <w:t xml:space="preserve">-0.130</w:t>
+            </w:r>
+          </w:p>
+        </w:tc>
+        <w:tc>
+          <w:tcPr/>
+          <w:p>
+            <w:pPr>
+              <w:pStyle w:val="Compact"/>
+              <w:jc w:val="right"/>
+            </w:pPr>
+            <w:r>
+              <w:t xml:space="preserve">0.075</w:t>
+            </w:r>
+          </w:p>
+        </w:tc>
+        <w:tc>
+          <w:tcPr/>
+          <w:p>
+            <w:pPr>
+              <w:pStyle w:val="Compact"/>
+              <w:jc w:val="center"/>
+            </w:pPr>
+            <w:r>
+              <w:t xml:space="preserve">[-0.278, 0.018]</w:t>
+            </w:r>
+          </w:p>
+        </w:tc>
+        <w:tc>
+          <w:tcPr/>
+          <w:p>
+            <w:pPr>
+              <w:pStyle w:val="Compact"/>
+              <w:jc w:val="right"/>
+            </w:pPr>
+            <w:r>
+              <w:t xml:space="preserve">.084</w:t>
+            </w:r>
+          </w:p>
+        </w:tc>
+      </w:tr>
+      <w:tr>
+        <w:tc>
+          <w:tcPr/>
+          <w:p>
+            <w:pPr>
+              <w:pStyle w:val="Compact"/>
+              <w:jc w:val="left"/>
+            </w:pPr>
+            <w:r>
+              <w:t xml:space="preserve">justification:IC_HI</w:t>
+            </w:r>
+          </w:p>
+        </w:tc>
+        <w:tc>
+          <w:tcPr/>
+          <w:p>
+            <w:pPr>
+              <w:pStyle w:val="Compact"/>
+              <w:jc w:val="right"/>
+            </w:pPr>
+            <w:r>
+              <w:t xml:space="preserve">0.005</w:t>
+            </w:r>
+          </w:p>
+        </w:tc>
+        <w:tc>
+          <w:tcPr/>
+          <w:p>
+            <w:pPr>
+              <w:pStyle w:val="Compact"/>
+              <w:jc w:val="right"/>
+            </w:pPr>
+            <w:r>
+              <w:t xml:space="preserve">0.009</w:t>
+            </w:r>
+          </w:p>
+        </w:tc>
+        <w:tc>
+          <w:tcPr/>
+          <w:p>
+            <w:pPr>
+              <w:pStyle w:val="Compact"/>
+              <w:jc w:val="center"/>
+            </w:pPr>
+            <w:r>
+              <w:t xml:space="preserve">[-0.012, 0.023]</w:t>
+            </w:r>
+          </w:p>
+        </w:tc>
+        <w:tc>
+          <w:tcPr/>
+          <w:p>
+            <w:pPr>
+              <w:pStyle w:val="Compact"/>
+              <w:jc w:val="right"/>
+            </w:pPr>
+            <w:r>
+              <w:t xml:space="preserve">.538</w:t>
+            </w:r>
+          </w:p>
+        </w:tc>
+      </w:tr>
+      <w:tr>
+        <w:tc>
+          <w:tcPr/>
+          <w:p>
+            <w:pPr>
+              <w:pStyle w:val="Compact"/>
+              <w:jc w:val="left"/>
+            </w:pPr>
+            <w:r>
+              <w:t xml:space="preserve">justification:IC_VI</w:t>
+            </w:r>
+          </w:p>
+        </w:tc>
+        <w:tc>
+          <w:tcPr/>
+          <w:p>
+            <w:pPr>
+              <w:pStyle w:val="Compact"/>
+              <w:jc w:val="right"/>
+            </w:pPr>
+            <w:r>
+              <w:t xml:space="preserve">-0.001</w:t>
+            </w:r>
+          </w:p>
+        </w:tc>
+        <w:tc>
+          <w:tcPr/>
+          <w:p>
+            <w:pPr>
+              <w:pStyle w:val="Compact"/>
+              <w:jc w:val="right"/>
+            </w:pPr>
+            <w:r>
+              <w:t xml:space="preserve">0.008</w:t>
+            </w:r>
+          </w:p>
+        </w:tc>
+        <w:tc>
+          <w:tcPr/>
+          <w:p>
+            <w:pPr>
+              <w:pStyle w:val="Compact"/>
+              <w:jc w:val="center"/>
+            </w:pPr>
+            <w:r>
+              <w:t xml:space="preserve">[-0.016, 0.014]</w:t>
+            </w:r>
+          </w:p>
+        </w:tc>
+        <w:tc>
+          <w:tcPr/>
+          <w:p>
+            <w:pPr>
+              <w:pStyle w:val="Compact"/>
+              <w:jc w:val="right"/>
+            </w:pPr>
+            <w:r>
+              <w:t xml:space="preserve">.904</w:t>
+            </w:r>
+          </w:p>
+        </w:tc>
+      </w:tr>
+      <w:tr>
+        <w:tc>
+          <w:tcPr/>
+          <w:p>
+            <w:pPr>
+              <w:pStyle w:val="Compact"/>
+              <w:jc w:val="left"/>
+            </w:pPr>
+            <w:r>
+              <w:t xml:space="preserve">justification:IC_HC</w:t>
+            </w:r>
+          </w:p>
+        </w:tc>
+        <w:tc>
+          <w:tcPr/>
+          <w:p>
+            <w:pPr>
+              <w:pStyle w:val="Compact"/>
+              <w:jc w:val="right"/>
+            </w:pPr>
+            <w:r>
+              <w:t xml:space="preserve">0.008</w:t>
+            </w:r>
+          </w:p>
+        </w:tc>
+        <w:tc>
+          <w:tcPr/>
+          <w:p>
+            <w:pPr>
+              <w:pStyle w:val="Compact"/>
+              <w:jc w:val="right"/>
+            </w:pPr>
+            <w:r>
+              <w:t xml:space="preserve">0.009</w:t>
+            </w:r>
+          </w:p>
+        </w:tc>
+        <w:tc>
+          <w:tcPr/>
+          <w:p>
+            <w:pPr>
+              <w:pStyle w:val="Compact"/>
+              <w:jc w:val="center"/>
+            </w:pPr>
+            <w:r>
+              <w:t xml:space="preserve">[-0.010, 0.026]</w:t>
+            </w:r>
+          </w:p>
+        </w:tc>
+        <w:tc>
+          <w:tcPr/>
+          <w:p>
+            <w:pPr>
+              <w:pStyle w:val="Compact"/>
+              <w:jc w:val="right"/>
+            </w:pPr>
+            <w:r>
+              <w:t xml:space="preserve">.366</w:t>
+            </w:r>
+          </w:p>
+        </w:tc>
+      </w:tr>
+      <w:tr>
+        <w:tc>
+          <w:tcPr/>
+          <w:p>
+            <w:pPr>
+              <w:pStyle w:val="Compact"/>
+              <w:jc w:val="left"/>
+            </w:pPr>
+            <w:r>
+              <w:t xml:space="preserve">justification:IC_VC</w:t>
             </w:r>
           </w:p>
         </w:tc>
@@ -20150,7 +20832,7 @@
               <w:jc w:val="right"/>
             </w:pPr>
             <w:r>
-              <w:t xml:space="preserve">0.048</w:t>
+              <w:t xml:space="preserve">0.008</w:t>
             </w:r>
           </w:p>
         </w:tc>
@@ -20162,57 +20844,57 @@
               <w:jc w:val="center"/>
             </w:pPr>
             <w:r>
-              <w:t xml:space="preserve">[-0.093, 0.094]</w:t>
-            </w:r>
-          </w:p>
-        </w:tc>
-        <w:tc>
-          <w:tcPr/>
-          <w:p>
-            <w:pPr>
-              <w:pStyle w:val="Compact"/>
-              <w:jc w:val="right"/>
-            </w:pPr>
-            <w:r>
-              <w:t xml:space="preserve">.993</w:t>
-            </w:r>
-          </w:p>
-        </w:tc>
-      </w:tr>
-      <w:tr>
-        <w:tc>
-          <w:tcPr/>
-          <w:p>
-            <w:pPr>
-              <w:pStyle w:val="Compact"/>
-              <w:jc w:val="left"/>
-            </w:pPr>
-            <w:r>
-              <w:t xml:space="preserve">feedback:AOT_score</w:t>
-            </w:r>
-          </w:p>
-        </w:tc>
-        <w:tc>
-          <w:tcPr/>
-          <w:p>
-            <w:pPr>
-              <w:pStyle w:val="Compact"/>
-              <w:jc w:val="right"/>
-            </w:pPr>
-            <w:r>
-              <w:t xml:space="preserve">-0.043</w:t>
-            </w:r>
-          </w:p>
-        </w:tc>
-        <w:tc>
-          <w:tcPr/>
-          <w:p>
-            <w:pPr>
-              <w:pStyle w:val="Compact"/>
-              <w:jc w:val="right"/>
-            </w:pPr>
-            <w:r>
-              <w:t xml:space="preserve">0.045</w:t>
+              <w:t xml:space="preserve">[-0.015, 0.016]</w:t>
+            </w:r>
+          </w:p>
+        </w:tc>
+        <w:tc>
+          <w:tcPr/>
+          <w:p>
+            <w:pPr>
+              <w:pStyle w:val="Compact"/>
+              <w:jc w:val="right"/>
+            </w:pPr>
+            <w:r>
+              <w:t xml:space="preserve">.996</w:t>
+            </w:r>
+          </w:p>
+        </w:tc>
+      </w:tr>
+      <w:tr>
+        <w:tc>
+          <w:tcPr/>
+          <w:p>
+            <w:pPr>
+              <w:pStyle w:val="Compact"/>
+              <w:jc w:val="left"/>
+            </w:pPr>
+            <w:r>
+              <w:t xml:space="preserve">feedback:justification:IH_score</w:t>
+            </w:r>
+          </w:p>
+        </w:tc>
+        <w:tc>
+          <w:tcPr/>
+          <w:p>
+            <w:pPr>
+              <w:pStyle w:val="Compact"/>
+              <w:jc w:val="right"/>
+            </w:pPr>
+            <w:r>
+              <w:t xml:space="preserve">0.002</w:t>
+            </w:r>
+          </w:p>
+        </w:tc>
+        <w:tc>
+          <w:tcPr/>
+          <w:p>
+            <w:pPr>
+              <w:pStyle w:val="Compact"/>
+              <w:jc w:val="right"/>
+            </w:pPr>
+            <w:r>
+              <w:t xml:space="preserve">0.090</w:t>
             </w:r>
           </w:p>
         </w:tc>
@@ -20224,57 +20906,57 @@
               <w:jc w:val="center"/>
             </w:pPr>
             <w:r>
-              <w:t xml:space="preserve">[-0.130, 0.045]</w:t>
-            </w:r>
-          </w:p>
-        </w:tc>
-        <w:tc>
-          <w:tcPr/>
-          <w:p>
-            <w:pPr>
-              <w:pStyle w:val="Compact"/>
-              <w:jc w:val="right"/>
-            </w:pPr>
-            <w:r>
-              <w:t xml:space="preserve">.338</w:t>
-            </w:r>
-          </w:p>
-        </w:tc>
-      </w:tr>
-      <w:tr>
-        <w:tc>
-          <w:tcPr/>
-          <w:p>
-            <w:pPr>
-              <w:pStyle w:val="Compact"/>
-              <w:jc w:val="left"/>
-            </w:pPr>
-            <w:r>
-              <w:t xml:space="preserve">feedback:IC_HI</w:t>
-            </w:r>
-          </w:p>
-        </w:tc>
-        <w:tc>
-          <w:tcPr/>
-          <w:p>
-            <w:pPr>
-              <w:pStyle w:val="Compact"/>
-              <w:jc w:val="right"/>
-            </w:pPr>
-            <w:r>
-              <w:t xml:space="preserve">0.025</w:t>
-            </w:r>
-          </w:p>
-        </w:tc>
-        <w:tc>
-          <w:tcPr/>
-          <w:p>
-            <w:pPr>
-              <w:pStyle w:val="Compact"/>
-              <w:jc w:val="right"/>
-            </w:pPr>
-            <w:r>
-              <w:t xml:space="preserve">0.043</w:t>
+              <w:t xml:space="preserve">[-0.175, 0.178]</w:t>
+            </w:r>
+          </w:p>
+        </w:tc>
+        <w:tc>
+          <w:tcPr/>
+          <w:p>
+            <w:pPr>
+              <w:pStyle w:val="Compact"/>
+              <w:jc w:val="right"/>
+            </w:pPr>
+            <w:r>
+              <w:t xml:space="preserve">.985</w:t>
+            </w:r>
+          </w:p>
+        </w:tc>
+      </w:tr>
+      <w:tr>
+        <w:tc>
+          <w:tcPr/>
+          <w:p>
+            <w:pPr>
+              <w:pStyle w:val="Compact"/>
+              <w:jc w:val="left"/>
+            </w:pPr>
+            <w:r>
+              <w:t xml:space="preserve">feedback:justification:AOT_score</w:t>
+            </w:r>
+          </w:p>
+        </w:tc>
+        <w:tc>
+          <w:tcPr/>
+          <w:p>
+            <w:pPr>
+              <w:pStyle w:val="Compact"/>
+              <w:jc w:val="right"/>
+            </w:pPr>
+            <w:r>
+              <w:t xml:space="preserve">0.084</w:t>
+            </w:r>
+          </w:p>
+        </w:tc>
+        <w:tc>
+          <w:tcPr/>
+          <w:p>
+            <w:pPr>
+              <w:pStyle w:val="Compact"/>
+              <w:jc w:val="right"/>
+            </w:pPr>
+            <w:r>
+              <w:t xml:space="preserve">0.104</w:t>
             </w:r>
           </w:p>
         </w:tc>
@@ -20286,57 +20968,57 @@
               <w:jc w:val="center"/>
             </w:pPr>
             <w:r>
-              <w:t xml:space="preserve">[-0.058, 0.109]</w:t>
-            </w:r>
-          </w:p>
-        </w:tc>
-        <w:tc>
-          <w:tcPr/>
-          <w:p>
-            <w:pPr>
-              <w:pStyle w:val="Compact"/>
-              <w:jc w:val="right"/>
-            </w:pPr>
-            <w:r>
-              <w:t xml:space="preserve">.556</w:t>
-            </w:r>
-          </w:p>
-        </w:tc>
-      </w:tr>
-      <w:tr>
-        <w:tc>
-          <w:tcPr/>
-          <w:p>
-            <w:pPr>
-              <w:pStyle w:val="Compact"/>
-              <w:jc w:val="left"/>
-            </w:pPr>
-            <w:r>
-              <w:t xml:space="preserve">feedback:IC_VI</w:t>
-            </w:r>
-          </w:p>
-        </w:tc>
-        <w:tc>
-          <w:tcPr/>
-          <w:p>
-            <w:pPr>
-              <w:pStyle w:val="Compact"/>
-              <w:jc w:val="right"/>
-            </w:pPr>
-            <w:r>
-              <w:t xml:space="preserve">-0.001</w:t>
-            </w:r>
-          </w:p>
-        </w:tc>
-        <w:tc>
-          <w:tcPr/>
-          <w:p>
-            <w:pPr>
-              <w:pStyle w:val="Compact"/>
-              <w:jc w:val="right"/>
-            </w:pPr>
-            <w:r>
-              <w:t xml:space="preserve">0.046</w:t>
+              <w:t xml:space="preserve">[-0.119, 0.287]</w:t>
+            </w:r>
+          </w:p>
+        </w:tc>
+        <w:tc>
+          <w:tcPr/>
+          <w:p>
+            <w:pPr>
+              <w:pStyle w:val="Compact"/>
+              <w:jc w:val="right"/>
+            </w:pPr>
+            <w:r>
+              <w:t xml:space="preserve">.420</w:t>
+            </w:r>
+          </w:p>
+        </w:tc>
+      </w:tr>
+      <w:tr>
+        <w:tc>
+          <w:tcPr/>
+          <w:p>
+            <w:pPr>
+              <w:pStyle w:val="Compact"/>
+              <w:jc w:val="left"/>
+            </w:pPr>
+            <w:r>
+              <w:t xml:space="preserve">feedback:justification:IC_HI</w:t>
+            </w:r>
+          </w:p>
+        </w:tc>
+        <w:tc>
+          <w:tcPr/>
+          <w:p>
+            <w:pPr>
+              <w:pStyle w:val="Compact"/>
+              <w:jc w:val="right"/>
+            </w:pPr>
+            <w:r>
+              <w:t xml:space="preserve">0.005</w:t>
+            </w:r>
+          </w:p>
+        </w:tc>
+        <w:tc>
+          <w:tcPr/>
+          <w:p>
+            <w:pPr>
+              <w:pStyle w:val="Compact"/>
+              <w:jc w:val="right"/>
+            </w:pPr>
+            <w:r>
+              <w:t xml:space="preserve">0.012</w:t>
             </w:r>
           </w:p>
         </w:tc>
@@ -20348,33 +21030,107 @@
               <w:jc w:val="center"/>
             </w:pPr>
             <w:r>
-              <w:t xml:space="preserve">[-0.091, 0.090]</w:t>
-            </w:r>
-          </w:p>
-        </w:tc>
-        <w:tc>
-          <w:tcPr/>
-          <w:p>
-            <w:pPr>
-              <w:pStyle w:val="Compact"/>
-              <w:jc w:val="right"/>
-            </w:pPr>
-            <w:r>
-              <w:t xml:space="preserve">.990</w:t>
-            </w:r>
-          </w:p>
-        </w:tc>
-      </w:tr>
-      <w:tr>
-        <w:tc>
-          <w:tcPr/>
-          <w:p>
-            <w:pPr>
-              <w:pStyle w:val="Compact"/>
-              <w:jc w:val="left"/>
-            </w:pPr>
-            <w:r>
-              <w:t xml:space="preserve">feedback:IC_HC</w:t>
+              <w:t xml:space="preserve">[-0.019, 0.029]</w:t>
+            </w:r>
+          </w:p>
+        </w:tc>
+        <w:tc>
+          <w:tcPr/>
+          <w:p>
+            <w:pPr>
+              <w:pStyle w:val="Compact"/>
+              <w:jc w:val="right"/>
+            </w:pPr>
+            <w:r>
+              <w:t xml:space="preserve">.663</w:t>
+            </w:r>
+          </w:p>
+        </w:tc>
+      </w:tr>
+      <w:tr>
+        <w:tc>
+          <w:tcPr/>
+          <w:p>
+            <w:pPr>
+              <w:pStyle w:val="Compact"/>
+              <w:jc w:val="left"/>
+            </w:pPr>
+            <w:r>
+              <w:t xml:space="preserve">feedback:justification:IC_VI</w:t>
+            </w:r>
+          </w:p>
+        </w:tc>
+        <w:tc>
+          <w:tcPr/>
+          <w:p>
+            <w:pPr>
+              <w:pStyle w:val="Compact"/>
+              <w:jc w:val="right"/>
+            </w:pPr>
+            <w:r>
+              <w:t xml:space="preserve">-0.000</w:t>
+            </w:r>
+          </w:p>
+        </w:tc>
+        <w:tc>
+          <w:tcPr/>
+          <w:p>
+            <w:pPr>
+              <w:pStyle w:val="Compact"/>
+              <w:jc w:val="right"/>
+            </w:pPr>
+            <w:r>
+              <w:t xml:space="preserve">0.010</w:t>
+            </w:r>
+          </w:p>
+        </w:tc>
+        <w:tc>
+          <w:tcPr/>
+          <w:p>
+            <w:pPr>
+              <w:pStyle w:val="Compact"/>
+              <w:jc w:val="center"/>
+            </w:pPr>
+            <w:r>
+              <w:t xml:space="preserve">[-0.021, 0.020]</w:t>
+            </w:r>
+          </w:p>
+        </w:tc>
+        <w:tc>
+          <w:tcPr/>
+          <w:p>
+            <w:pPr>
+              <w:pStyle w:val="Compact"/>
+              <w:jc w:val="right"/>
+            </w:pPr>
+            <w:r>
+              <w:t xml:space="preserve">.975</w:t>
+            </w:r>
+          </w:p>
+        </w:tc>
+      </w:tr>
+      <w:tr>
+        <w:tc>
+          <w:tcPr/>
+          <w:p>
+            <w:pPr>
+              <w:pStyle w:val="Compact"/>
+              <w:jc w:val="left"/>
+            </w:pPr>
+            <w:r>
+              <w:t xml:space="preserve">feedback:justification:IC_HC</w:t>
+            </w:r>
+          </w:p>
+        </w:tc>
+        <w:tc>
+          <w:tcPr/>
+          <w:p>
+            <w:pPr>
+              <w:pStyle w:val="Compact"/>
+              <w:jc w:val="right"/>
+            </w:pPr>
+            <w:r>
+              <w:t xml:space="preserve">-0.002</w:t>
             </w:r>
           </w:p>
         </w:tc>
@@ -20395,72 +21151,60 @@
           <w:p>
             <w:pPr>
               <w:pStyle w:val="Compact"/>
-              <w:jc w:val="right"/>
-            </w:pPr>
-            <w:r>
-              <w:t xml:space="preserve">0.047</w:t>
-            </w:r>
-          </w:p>
-        </w:tc>
-        <w:tc>
-          <w:tcPr/>
-          <w:p>
-            <w:pPr>
-              <w:pStyle w:val="Compact"/>
               <w:jc w:val="center"/>
             </w:pPr>
             <w:r>
-              <w:t xml:space="preserve">[-0.079, 0.106]</w:t>
-            </w:r>
-          </w:p>
-        </w:tc>
-        <w:tc>
-          <w:tcPr/>
-          <w:p>
-            <w:pPr>
-              <w:pStyle w:val="Compact"/>
-              <w:jc w:val="right"/>
-            </w:pPr>
-            <w:r>
-              <w:t xml:space="preserve">.775</w:t>
-            </w:r>
-          </w:p>
-        </w:tc>
-      </w:tr>
-      <w:tr>
-        <w:tc>
-          <w:tcPr/>
-          <w:p>
-            <w:pPr>
-              <w:pStyle w:val="Compact"/>
-              <w:jc w:val="left"/>
-            </w:pPr>
-            <w:r>
-              <w:t xml:space="preserve">feedback:IC_VC</w:t>
-            </w:r>
-          </w:p>
-        </w:tc>
-        <w:tc>
-          <w:tcPr/>
-          <w:p>
-            <w:pPr>
-              <w:pStyle w:val="Compact"/>
-              <w:jc w:val="right"/>
-            </w:pPr>
-            <w:r>
-              <w:t xml:space="preserve">0.050</w:t>
-            </w:r>
-          </w:p>
-        </w:tc>
-        <w:tc>
-          <w:tcPr/>
-          <w:p>
-            <w:pPr>
-              <w:pStyle w:val="Compact"/>
-              <w:jc w:val="right"/>
-            </w:pPr>
-            <w:r>
-              <w:t xml:space="preserve">0.047</w:t>
+              <w:t xml:space="preserve">[-0.026, 0.023]</w:t>
+            </w:r>
+          </w:p>
+        </w:tc>
+        <w:tc>
+          <w:tcPr/>
+          <w:p>
+            <w:pPr>
+              <w:pStyle w:val="Compact"/>
+              <w:jc w:val="right"/>
+            </w:pPr>
+            <w:r>
+              <w:t xml:space="preserve">.896</w:t>
+            </w:r>
+          </w:p>
+        </w:tc>
+      </w:tr>
+      <w:tr>
+        <w:tc>
+          <w:tcPr/>
+          <w:p>
+            <w:pPr>
+              <w:pStyle w:val="Compact"/>
+              <w:jc w:val="left"/>
+            </w:pPr>
+            <w:r>
+              <w:t xml:space="preserve">feedback:justification:IC_VC</w:t>
+            </w:r>
+          </w:p>
+        </w:tc>
+        <w:tc>
+          <w:tcPr/>
+          <w:p>
+            <w:pPr>
+              <w:pStyle w:val="Compact"/>
+              <w:jc w:val="right"/>
+            </w:pPr>
+            <w:r>
+              <w:t xml:space="preserve">-0.006</w:t>
+            </w:r>
+          </w:p>
+        </w:tc>
+        <w:tc>
+          <w:tcPr/>
+          <w:p>
+            <w:pPr>
+              <w:pStyle w:val="Compact"/>
+              <w:jc w:val="right"/>
+            </w:pPr>
+            <w:r>
+              <w:t xml:space="preserve">0.011</w:t>
             </w:r>
           </w:p>
         </w:tc>
@@ -20472,763 +21216,19 @@
               <w:jc w:val="center"/>
             </w:pPr>
             <w:r>
-              <w:t xml:space="preserve">[-0.042, 0.142]</w:t>
-            </w:r>
-          </w:p>
-        </w:tc>
-        <w:tc>
-          <w:tcPr/>
-          <w:p>
-            <w:pPr>
-              <w:pStyle w:val="Compact"/>
-              <w:jc w:val="right"/>
-            </w:pPr>
-            <w:r>
-              <w:t xml:space="preserve">.291</w:t>
-            </w:r>
-          </w:p>
-        </w:tc>
-      </w:tr>
-      <w:tr>
-        <w:tc>
-          <w:tcPr/>
-          <w:p>
-            <w:pPr>
-              <w:pStyle w:val="Compact"/>
-              <w:jc w:val="left"/>
-            </w:pPr>
-            <w:r>
-              <w:t xml:space="preserve">justification:IH_score</w:t>
-            </w:r>
-          </w:p>
-        </w:tc>
-        <w:tc>
-          <w:tcPr/>
-          <w:p>
-            <w:pPr>
-              <w:pStyle w:val="Compact"/>
-              <w:jc w:val="right"/>
-            </w:pPr>
-            <w:r>
-              <w:t xml:space="preserve">-0.008</w:t>
-            </w:r>
-          </w:p>
-        </w:tc>
-        <w:tc>
-          <w:tcPr/>
-          <w:p>
-            <w:pPr>
-              <w:pStyle w:val="Compact"/>
-              <w:jc w:val="right"/>
-            </w:pPr>
-            <w:r>
-              <w:t xml:space="preserve">0.048</w:t>
-            </w:r>
-          </w:p>
-        </w:tc>
-        <w:tc>
-          <w:tcPr/>
-          <w:p>
-            <w:pPr>
-              <w:pStyle w:val="Compact"/>
-              <w:jc w:val="center"/>
-            </w:pPr>
-            <w:r>
-              <w:t xml:space="preserve">[-0.102, 0.087]</w:t>
-            </w:r>
-          </w:p>
-        </w:tc>
-        <w:tc>
-          <w:tcPr/>
-          <w:p>
-            <w:pPr>
-              <w:pStyle w:val="Compact"/>
-              <w:jc w:val="right"/>
-            </w:pPr>
-            <w:r>
-              <w:t xml:space="preserve">.874</w:t>
-            </w:r>
-          </w:p>
-        </w:tc>
-      </w:tr>
-      <w:tr>
-        <w:tc>
-          <w:tcPr/>
-          <w:p>
-            <w:pPr>
-              <w:pStyle w:val="Compact"/>
-              <w:jc w:val="left"/>
-            </w:pPr>
-            <w:r>
-              <w:t xml:space="preserve">justification:AOT_score</w:t>
-            </w:r>
-          </w:p>
-        </w:tc>
-        <w:tc>
-          <w:tcPr/>
-          <w:p>
-            <w:pPr>
-              <w:pStyle w:val="Compact"/>
-              <w:jc w:val="right"/>
-            </w:pPr>
-            <w:r>
-              <w:t xml:space="preserve">-0.079</w:t>
-            </w:r>
-          </w:p>
-        </w:tc>
-        <w:tc>
-          <w:tcPr/>
-          <w:p>
-            <w:pPr>
-              <w:pStyle w:val="Compact"/>
-              <w:jc w:val="right"/>
-            </w:pPr>
-            <w:r>
-              <w:t xml:space="preserve">0.046</w:t>
-            </w:r>
-          </w:p>
-        </w:tc>
-        <w:tc>
-          <w:tcPr/>
-          <w:p>
-            <w:pPr>
-              <w:pStyle w:val="Compact"/>
-              <w:jc w:val="center"/>
-            </w:pPr>
-            <w:r>
-              <w:t xml:space="preserve">[-0.168, 0.010]</w:t>
-            </w:r>
-          </w:p>
-        </w:tc>
-        <w:tc>
-          <w:tcPr/>
-          <w:p>
-            <w:pPr>
-              <w:pStyle w:val="Compact"/>
-              <w:jc w:val="right"/>
-            </w:pPr>
-            <w:r>
-              <w:t xml:space="preserve">.084</w:t>
-            </w:r>
-          </w:p>
-        </w:tc>
-      </w:tr>
-      <w:tr>
-        <w:tc>
-          <w:tcPr/>
-          <w:p>
-            <w:pPr>
-              <w:pStyle w:val="Compact"/>
-              <w:jc w:val="left"/>
-            </w:pPr>
-            <w:r>
-              <w:t xml:space="preserve">justification:IC_HI</w:t>
-            </w:r>
-          </w:p>
-        </w:tc>
-        <w:tc>
-          <w:tcPr/>
-          <w:p>
-            <w:pPr>
-              <w:pStyle w:val="Compact"/>
-              <w:jc w:val="right"/>
-            </w:pPr>
-            <w:r>
-              <w:t xml:space="preserve">0.027</w:t>
-            </w:r>
-          </w:p>
-        </w:tc>
-        <w:tc>
-          <w:tcPr/>
-          <w:p>
-            <w:pPr>
-              <w:pStyle w:val="Compact"/>
-              <w:jc w:val="right"/>
-            </w:pPr>
-            <w:r>
-              <w:t xml:space="preserve">0.044</w:t>
-            </w:r>
-          </w:p>
-        </w:tc>
-        <w:tc>
-          <w:tcPr/>
-          <w:p>
-            <w:pPr>
-              <w:pStyle w:val="Compact"/>
-              <w:jc w:val="center"/>
-            </w:pPr>
-            <w:r>
-              <w:t xml:space="preserve">[-0.058, 0.112]</w:t>
-            </w:r>
-          </w:p>
-        </w:tc>
-        <w:tc>
-          <w:tcPr/>
-          <w:p>
-            <w:pPr>
-              <w:pStyle w:val="Compact"/>
-              <w:jc w:val="right"/>
-            </w:pPr>
-            <w:r>
-              <w:t xml:space="preserve">.536</w:t>
-            </w:r>
-          </w:p>
-        </w:tc>
-      </w:tr>
-      <w:tr>
-        <w:tc>
-          <w:tcPr/>
-          <w:p>
-            <w:pPr>
-              <w:pStyle w:val="Compact"/>
-              <w:jc w:val="left"/>
-            </w:pPr>
-            <w:r>
-              <w:t xml:space="preserve">justification:IC_VI</w:t>
-            </w:r>
-          </w:p>
-        </w:tc>
-        <w:tc>
-          <w:tcPr/>
-          <w:p>
-            <w:pPr>
-              <w:pStyle w:val="Compact"/>
-              <w:jc w:val="right"/>
-            </w:pPr>
-            <w:r>
-              <w:t xml:space="preserve">-0.006</w:t>
-            </w:r>
-          </w:p>
-        </w:tc>
-        <w:tc>
-          <w:tcPr/>
-          <w:p>
-            <w:pPr>
-              <w:pStyle w:val="Compact"/>
-              <w:jc w:val="right"/>
-            </w:pPr>
-            <w:r>
-              <w:t xml:space="preserve">0.047</w:t>
-            </w:r>
-          </w:p>
-        </w:tc>
-        <w:tc>
-          <w:tcPr/>
-          <w:p>
-            <w:pPr>
-              <w:pStyle w:val="Compact"/>
-              <w:jc w:val="center"/>
-            </w:pPr>
-            <w:r>
-              <w:t xml:space="preserve">[-0.098, 0.086]</w:t>
-            </w:r>
-          </w:p>
-        </w:tc>
-        <w:tc>
-          <w:tcPr/>
-          <w:p>
-            <w:pPr>
-              <w:pStyle w:val="Compact"/>
-              <w:jc w:val="right"/>
-            </w:pPr>
-            <w:r>
-              <w:t xml:space="preserve">.903</w:t>
-            </w:r>
-          </w:p>
-        </w:tc>
-      </w:tr>
-      <w:tr>
-        <w:tc>
-          <w:tcPr/>
-          <w:p>
-            <w:pPr>
-              <w:pStyle w:val="Compact"/>
-              <w:jc w:val="left"/>
-            </w:pPr>
-            <w:r>
-              <w:t xml:space="preserve">justification:IC_HC</w:t>
-            </w:r>
-          </w:p>
-        </w:tc>
-        <w:tc>
-          <w:tcPr/>
-          <w:p>
-            <w:pPr>
-              <w:pStyle w:val="Compact"/>
-              <w:jc w:val="right"/>
-            </w:pPr>
-            <w:r>
-              <w:t xml:space="preserve">0.043</w:t>
-            </w:r>
-          </w:p>
-        </w:tc>
-        <w:tc>
-          <w:tcPr/>
-          <w:p>
-            <w:pPr>
-              <w:pStyle w:val="Compact"/>
-              <w:jc w:val="right"/>
-            </w:pPr>
-            <w:r>
-              <w:t xml:space="preserve">0.048</w:t>
-            </w:r>
-          </w:p>
-        </w:tc>
-        <w:tc>
-          <w:tcPr/>
-          <w:p>
-            <w:pPr>
-              <w:pStyle w:val="Compact"/>
-              <w:jc w:val="center"/>
-            </w:pPr>
-            <w:r>
-              <w:t xml:space="preserve">[-0.050, 0.137]</w:t>
-            </w:r>
-          </w:p>
-        </w:tc>
-        <w:tc>
-          <w:tcPr/>
-          <w:p>
-            <w:pPr>
-              <w:pStyle w:val="Compact"/>
-              <w:jc w:val="right"/>
-            </w:pPr>
-            <w:r>
-              <w:t xml:space="preserve">.365</w:t>
-            </w:r>
-          </w:p>
-        </w:tc>
-      </w:tr>
-      <w:tr>
-        <w:tc>
-          <w:tcPr/>
-          <w:p>
-            <w:pPr>
-              <w:pStyle w:val="Compact"/>
-              <w:jc w:val="left"/>
-            </w:pPr>
-            <w:r>
-              <w:t xml:space="preserve">justification:IC_VC</w:t>
-            </w:r>
-          </w:p>
-        </w:tc>
-        <w:tc>
-          <w:tcPr/>
-          <w:p>
-            <w:pPr>
-              <w:pStyle w:val="Compact"/>
-              <w:jc w:val="right"/>
-            </w:pPr>
-            <w:r>
-              <w:t xml:space="preserve">0.000</w:t>
-            </w:r>
-          </w:p>
-        </w:tc>
-        <w:tc>
-          <w:tcPr/>
-          <w:p>
-            <w:pPr>
-              <w:pStyle w:val="Compact"/>
-              <w:jc w:val="right"/>
-            </w:pPr>
-            <w:r>
-              <w:t xml:space="preserve">0.047</w:t>
-            </w:r>
-          </w:p>
-        </w:tc>
-        <w:tc>
-          <w:tcPr/>
-          <w:p>
-            <w:pPr>
-              <w:pStyle w:val="Compact"/>
-              <w:jc w:val="center"/>
-            </w:pPr>
-            <w:r>
-              <w:t xml:space="preserve">[-0.093, 0.093]</w:t>
-            </w:r>
-          </w:p>
-        </w:tc>
-        <w:tc>
-          <w:tcPr/>
-          <w:p>
-            <w:pPr>
-              <w:pStyle w:val="Compact"/>
-              <w:jc w:val="right"/>
-            </w:pPr>
-            <w:r>
-              <w:t xml:space="preserve">.997</w:t>
-            </w:r>
-          </w:p>
-        </w:tc>
-      </w:tr>
-      <w:tr>
-        <w:tc>
-          <w:tcPr/>
-          <w:p>
-            <w:pPr>
-              <w:pStyle w:val="Compact"/>
-              <w:jc w:val="left"/>
-            </w:pPr>
-            <w:r>
-              <w:t xml:space="preserve">feedback:justification:IH_score</w:t>
-            </w:r>
-          </w:p>
-        </w:tc>
-        <w:tc>
-          <w:tcPr/>
-          <w:p>
-            <w:pPr>
-              <w:pStyle w:val="Compact"/>
-              <w:jc w:val="right"/>
-            </w:pPr>
-            <w:r>
-              <w:t xml:space="preserve">0.001</w:t>
-            </w:r>
-          </w:p>
-        </w:tc>
-        <w:tc>
-          <w:tcPr/>
-          <w:p>
-            <w:pPr>
-              <w:pStyle w:val="Compact"/>
-              <w:jc w:val="right"/>
-            </w:pPr>
-            <w:r>
-              <w:t xml:space="preserve">0.066</w:t>
-            </w:r>
-          </w:p>
-        </w:tc>
-        <w:tc>
-          <w:tcPr/>
-          <w:p>
-            <w:pPr>
-              <w:pStyle w:val="Compact"/>
-              <w:jc w:val="center"/>
-            </w:pPr>
-            <w:r>
-              <w:t xml:space="preserve">[-0.129, 0.132]</w:t>
-            </w:r>
-          </w:p>
-        </w:tc>
-        <w:tc>
-          <w:tcPr/>
-          <w:p>
-            <w:pPr>
-              <w:pStyle w:val="Compact"/>
-              <w:jc w:val="right"/>
-            </w:pPr>
-            <w:r>
-              <w:t xml:space="preserve">.985</w:t>
-            </w:r>
-          </w:p>
-        </w:tc>
-      </w:tr>
-      <w:tr>
-        <w:tc>
-          <w:tcPr/>
-          <w:p>
-            <w:pPr>
-              <w:pStyle w:val="Compact"/>
-              <w:jc w:val="left"/>
-            </w:pPr>
-            <w:r>
-              <w:t xml:space="preserve">feedback:justification:AOT_score</w:t>
-            </w:r>
-          </w:p>
-        </w:tc>
-        <w:tc>
-          <w:tcPr/>
-          <w:p>
-            <w:pPr>
-              <w:pStyle w:val="Compact"/>
-              <w:jc w:val="right"/>
-            </w:pPr>
-            <w:r>
-              <w:t xml:space="preserve">0.051</w:t>
-            </w:r>
-          </w:p>
-        </w:tc>
-        <w:tc>
-          <w:tcPr/>
-          <w:p>
-            <w:pPr>
-              <w:pStyle w:val="Compact"/>
-              <w:jc w:val="right"/>
-            </w:pPr>
-            <w:r>
-              <w:t xml:space="preserve">0.063</w:t>
-            </w:r>
-          </w:p>
-        </w:tc>
-        <w:tc>
-          <w:tcPr/>
-          <w:p>
-            <w:pPr>
-              <w:pStyle w:val="Compact"/>
-              <w:jc w:val="center"/>
-            </w:pPr>
-            <w:r>
-              <w:t xml:space="preserve">[-0.072, 0.174]</w:t>
-            </w:r>
-          </w:p>
-        </w:tc>
-        <w:tc>
-          <w:tcPr/>
-          <w:p>
-            <w:pPr>
-              <w:pStyle w:val="Compact"/>
-              <w:jc w:val="right"/>
-            </w:pPr>
-            <w:r>
-              <w:t xml:space="preserve">.418</w:t>
-            </w:r>
-          </w:p>
-        </w:tc>
-      </w:tr>
-      <w:tr>
-        <w:tc>
-          <w:tcPr/>
-          <w:p>
-            <w:pPr>
-              <w:pStyle w:val="Compact"/>
-              <w:jc w:val="left"/>
-            </w:pPr>
-            <w:r>
-              <w:t xml:space="preserve">feedback:justification:IC_HI</w:t>
-            </w:r>
-          </w:p>
-        </w:tc>
-        <w:tc>
-          <w:tcPr/>
-          <w:p>
-            <w:pPr>
-              <w:pStyle w:val="Compact"/>
-              <w:jc w:val="right"/>
-            </w:pPr>
-            <w:r>
-              <w:t xml:space="preserve">0.026</w:t>
-            </w:r>
-          </w:p>
-        </w:tc>
-        <w:tc>
-          <w:tcPr/>
-          <w:p>
-            <w:pPr>
-              <w:pStyle w:val="Compact"/>
-              <w:jc w:val="right"/>
-            </w:pPr>
-            <w:r>
-              <w:t xml:space="preserve">0.060</w:t>
-            </w:r>
-          </w:p>
-        </w:tc>
-        <w:tc>
-          <w:tcPr/>
-          <w:p>
-            <w:pPr>
-              <w:pStyle w:val="Compact"/>
-              <w:jc w:val="center"/>
-            </w:pPr>
-            <w:r>
-              <w:t xml:space="preserve">[-0.091, 0.143]</w:t>
-            </w:r>
-          </w:p>
-        </w:tc>
-        <w:tc>
-          <w:tcPr/>
-          <w:p>
-            <w:pPr>
-              <w:pStyle w:val="Compact"/>
-              <w:jc w:val="right"/>
-            </w:pPr>
-            <w:r>
-              <w:t xml:space="preserve">.664</w:t>
-            </w:r>
-          </w:p>
-        </w:tc>
-      </w:tr>
-      <w:tr>
-        <w:tc>
-          <w:tcPr/>
-          <w:p>
-            <w:pPr>
-              <w:pStyle w:val="Compact"/>
-              <w:jc w:val="left"/>
-            </w:pPr>
-            <w:r>
-              <w:t xml:space="preserve">feedback:justification:IC_VI</w:t>
-            </w:r>
-          </w:p>
-        </w:tc>
-        <w:tc>
-          <w:tcPr/>
-          <w:p>
-            <w:pPr>
-              <w:pStyle w:val="Compact"/>
-              <w:jc w:val="right"/>
-            </w:pPr>
-            <w:r>
-              <w:t xml:space="preserve">-0.002</w:t>
-            </w:r>
-          </w:p>
-        </w:tc>
-        <w:tc>
-          <w:tcPr/>
-          <w:p>
-            <w:pPr>
-              <w:pStyle w:val="Compact"/>
-              <w:jc w:val="right"/>
-            </w:pPr>
-            <w:r>
-              <w:t xml:space="preserve">0.065</w:t>
-            </w:r>
-          </w:p>
-        </w:tc>
-        <w:tc>
-          <w:tcPr/>
-          <w:p>
-            <w:pPr>
-              <w:pStyle w:val="Compact"/>
-              <w:jc w:val="center"/>
-            </w:pPr>
-            <w:r>
-              <w:t xml:space="preserve">[-0.129, 0.125]</w:t>
-            </w:r>
-          </w:p>
-        </w:tc>
-        <w:tc>
-          <w:tcPr/>
-          <w:p>
-            <w:pPr>
-              <w:pStyle w:val="Compact"/>
-              <w:jc w:val="right"/>
-            </w:pPr>
-            <w:r>
-              <w:t xml:space="preserve">.975</w:t>
-            </w:r>
-          </w:p>
-        </w:tc>
-      </w:tr>
-      <w:tr>
-        <w:tc>
-          <w:tcPr/>
-          <w:p>
-            <w:pPr>
-              <w:pStyle w:val="Compact"/>
-              <w:jc w:val="left"/>
-            </w:pPr>
-            <w:r>
-              <w:t xml:space="preserve">feedback:justification:IC_HC</w:t>
-            </w:r>
-          </w:p>
-        </w:tc>
-        <w:tc>
-          <w:tcPr/>
-          <w:p>
-            <w:pPr>
-              <w:pStyle w:val="Compact"/>
-              <w:jc w:val="right"/>
-            </w:pPr>
-            <w:r>
-              <w:t xml:space="preserve">-0.009</w:t>
-            </w:r>
-          </w:p>
-        </w:tc>
-        <w:tc>
-          <w:tcPr/>
-          <w:p>
-            <w:pPr>
-              <w:pStyle w:val="Compact"/>
-              <w:jc w:val="right"/>
-            </w:pPr>
-            <w:r>
-              <w:t xml:space="preserve">0.065</w:t>
-            </w:r>
-          </w:p>
-        </w:tc>
-        <w:tc>
-          <w:tcPr/>
-          <w:p>
-            <w:pPr>
-              <w:pStyle w:val="Compact"/>
-              <w:jc w:val="center"/>
-            </w:pPr>
-            <w:r>
-              <w:t xml:space="preserve">[-0.137, 0.120]</w:t>
-            </w:r>
-          </w:p>
-        </w:tc>
-        <w:tc>
-          <w:tcPr/>
-          <w:p>
-            <w:pPr>
-              <w:pStyle w:val="Compact"/>
-              <w:jc w:val="right"/>
-            </w:pPr>
-            <w:r>
-              <w:t xml:space="preserve">.895</w:t>
-            </w:r>
-          </w:p>
-        </w:tc>
-      </w:tr>
-      <w:tr>
-        <w:tc>
-          <w:tcPr/>
-          <w:p>
-            <w:pPr>
-              <w:pStyle w:val="Compact"/>
-              <w:jc w:val="left"/>
-            </w:pPr>
-            <w:r>
-              <w:t xml:space="preserve">feedback:justification:IC_VC</w:t>
-            </w:r>
-          </w:p>
-        </w:tc>
-        <w:tc>
-          <w:tcPr/>
-          <w:p>
-            <w:pPr>
-              <w:pStyle w:val="Compact"/>
-              <w:jc w:val="right"/>
-            </w:pPr>
-            <w:r>
-              <w:t xml:space="preserve">-0.038</w:t>
-            </w:r>
-          </w:p>
-        </w:tc>
-        <w:tc>
-          <w:tcPr/>
-          <w:p>
-            <w:pPr>
-              <w:pStyle w:val="Compact"/>
-              <w:jc w:val="right"/>
-            </w:pPr>
-            <w:r>
-              <w:t xml:space="preserve">0.065</w:t>
-            </w:r>
-          </w:p>
-        </w:tc>
-        <w:tc>
-          <w:tcPr/>
-          <w:p>
-            <w:pPr>
-              <w:pStyle w:val="Compact"/>
-              <w:jc w:val="center"/>
-            </w:pPr>
-            <w:r>
-              <w:t xml:space="preserve">[-0.165, 0.089]</w:t>
-            </w:r>
-          </w:p>
-        </w:tc>
-        <w:tc>
-          <w:tcPr/>
-          <w:p>
-            <w:pPr>
-              <w:pStyle w:val="Compact"/>
-              <w:jc w:val="right"/>
-            </w:pPr>
-            <w:r>
-              <w:t xml:space="preserve">.557</w:t>
+              <w:t xml:space="preserve">[-0.028, 0.015]</w:t>
+            </w:r>
+          </w:p>
+        </w:tc>
+        <w:tc>
+          <w:tcPr/>
+          <w:p>
+            <w:pPr>
+              <w:pStyle w:val="Compact"/>
+              <w:jc w:val="right"/>
+            </w:pPr>
+            <w:r>
+              <w:t xml:space="preserve">.558</w:t>
             </w:r>
           </w:p>
         </w:tc>
@@ -21644,7 +21644,7 @@
         <w:pStyle w:val="TableCaption"/>
       </w:pPr>
       <w:r>
-        <w:t xml:space="preserve">Model for H2-H3, , including all individual differences measures as predictors.</w:t>
+        <w:t xml:space="preserve">Model for H2-H3, including all individual differences measures as predictors.</w:t>
       </w:r>
     </w:p>
     <w:tbl>
@@ -21653,7 +21653,7 @@
         <w:tblW w:type="pct" w:w="5000"/>
         <w:tblLayout w:type="fixed"/>
         <w:tblLook w:firstRow="1" w:lastRow="0" w:firstColumn="0" w:lastColumn="0" w:noHBand="0" w:noVBand="0" w:val="0020"/>
-        <w:tblCaption w:val="Model for H2-H3, , including all individual differences measures as predictors."/>
+        <w:tblCaption w:val="Model for H2-H3, including all individual differences measures as predictors."/>
       </w:tblPr>
       <w:tblGrid>
         <w:gridCol w:w="3756"/>
@@ -21748,19 +21748,19 @@
               <w:jc w:val="right"/>
             </w:pPr>
             <w:r>
-              <w:t xml:space="preserve">-0.510</w:t>
-            </w:r>
-          </w:p>
-        </w:tc>
-        <w:tc>
-          <w:tcPr/>
-          <w:p>
-            <w:pPr>
-              <w:pStyle w:val="Compact"/>
-              <w:jc w:val="right"/>
-            </w:pPr>
-            <w:r>
-              <w:t xml:space="preserve">0.226</w:t>
+              <w:t xml:space="preserve">-1.258</w:t>
+            </w:r>
+          </w:p>
+        </w:tc>
+        <w:tc>
+          <w:tcPr/>
+          <w:p>
+            <w:pPr>
+              <w:pStyle w:val="Compact"/>
+              <w:jc w:val="right"/>
+            </w:pPr>
+            <w:r>
+              <w:t xml:space="preserve">0.328</w:t>
             </w:r>
           </w:p>
         </w:tc>
@@ -21772,19 +21772,19 @@
               <w:jc w:val="center"/>
             </w:pPr>
             <w:r>
-              <w:t xml:space="preserve">[-0.953, -0.067]</w:t>
-            </w:r>
-          </w:p>
-        </w:tc>
-        <w:tc>
-          <w:tcPr/>
-          <w:p>
-            <w:pPr>
-              <w:pStyle w:val="Compact"/>
-              <w:jc w:val="right"/>
-            </w:pPr>
-            <w:r>
-              <w:t xml:space="preserve">.024</w:t>
+              <w:t xml:space="preserve">[-1.901, -0.616]</w:t>
+            </w:r>
+          </w:p>
+        </w:tc>
+        <w:tc>
+          <w:tcPr/>
+          <w:p>
+            <w:pPr>
+              <w:pStyle w:val="Compact"/>
+              <w:jc w:val="right"/>
+            </w:pPr>
+            <w:r>
+              <w:t xml:space="preserve">&lt; .001</w:t>
             </w:r>
           </w:p>
         </w:tc>
@@ -21810,19 +21810,19 @@
               <w:jc w:val="right"/>
             </w:pPr>
             <w:r>
-              <w:t xml:space="preserve">0.647</w:t>
-            </w:r>
-          </w:p>
-        </w:tc>
-        <w:tc>
-          <w:tcPr/>
-          <w:p>
-            <w:pPr>
-              <w:pStyle w:val="Compact"/>
-              <w:jc w:val="right"/>
-            </w:pPr>
-            <w:r>
-              <w:t xml:space="preserve">0.031</w:t>
+              <w:t xml:space="preserve">0.060</w:t>
+            </w:r>
+          </w:p>
+        </w:tc>
+        <w:tc>
+          <w:tcPr/>
+          <w:p>
+            <w:pPr>
+              <w:pStyle w:val="Compact"/>
+              <w:jc w:val="right"/>
+            </w:pPr>
+            <w:r>
+              <w:t xml:space="preserve">0.323</w:t>
             </w:r>
           </w:p>
         </w:tc>
@@ -21834,7 +21834,193 @@
               <w:jc w:val="center"/>
             </w:pPr>
             <w:r>
-              <w:t xml:space="preserve">[0.587, 0.707]</w:t>
+              <w:t xml:space="preserve">[-0.573, 0.693]</w:t>
+            </w:r>
+          </w:p>
+        </w:tc>
+        <w:tc>
+          <w:tcPr/>
+          <w:p>
+            <w:pPr>
+              <w:pStyle w:val="Compact"/>
+              <w:jc w:val="right"/>
+            </w:pPr>
+            <w:r>
+              <w:t xml:space="preserve">.852</w:t>
+            </w:r>
+          </w:p>
+        </w:tc>
+      </w:tr>
+      <w:tr>
+        <w:tc>
+          <w:tcPr/>
+          <w:p>
+            <w:pPr>
+              <w:pStyle w:val="Compact"/>
+              <w:jc w:val="left"/>
+            </w:pPr>
+            <w:r>
+              <w:t xml:space="preserve">justification</w:t>
+            </w:r>
+          </w:p>
+        </w:tc>
+        <w:tc>
+          <w:tcPr/>
+          <w:p>
+            <w:pPr>
+              <w:pStyle w:val="Compact"/>
+              <w:jc w:val="right"/>
+            </w:pPr>
+            <w:r>
+              <w:t xml:space="preserve">0.007</w:t>
+            </w:r>
+          </w:p>
+        </w:tc>
+        <w:tc>
+          <w:tcPr/>
+          <w:p>
+            <w:pPr>
+              <w:pStyle w:val="Compact"/>
+              <w:jc w:val="right"/>
+            </w:pPr>
+            <w:r>
+              <w:t xml:space="preserve">0.335</w:t>
+            </w:r>
+          </w:p>
+        </w:tc>
+        <w:tc>
+          <w:tcPr/>
+          <w:p>
+            <w:pPr>
+              <w:pStyle w:val="Compact"/>
+              <w:jc w:val="center"/>
+            </w:pPr>
+            <w:r>
+              <w:t xml:space="preserve">[-0.649, 0.663]</w:t>
+            </w:r>
+          </w:p>
+        </w:tc>
+        <w:tc>
+          <w:tcPr/>
+          <w:p>
+            <w:pPr>
+              <w:pStyle w:val="Compact"/>
+              <w:jc w:val="right"/>
+            </w:pPr>
+            <w:r>
+              <w:t xml:space="preserve">.983</w:t>
+            </w:r>
+          </w:p>
+        </w:tc>
+      </w:tr>
+      <w:tr>
+        <w:tc>
+          <w:tcPr/>
+          <w:p>
+            <w:pPr>
+              <w:pStyle w:val="Compact"/>
+              <w:jc w:val="left"/>
+            </w:pPr>
+            <w:r>
+              <w:t xml:space="preserve">IH_score</w:t>
+            </w:r>
+          </w:p>
+        </w:tc>
+        <w:tc>
+          <w:tcPr/>
+          <w:p>
+            <w:pPr>
+              <w:pStyle w:val="Compact"/>
+              <w:jc w:val="right"/>
+            </w:pPr>
+            <w:r>
+              <w:t xml:space="preserve">-0.069</w:t>
+            </w:r>
+          </w:p>
+        </w:tc>
+        <w:tc>
+          <w:tcPr/>
+          <w:p>
+            <w:pPr>
+              <w:pStyle w:val="Compact"/>
+              <w:jc w:val="right"/>
+            </w:pPr>
+            <w:r>
+              <w:t xml:space="preserve">0.033</w:t>
+            </w:r>
+          </w:p>
+        </w:tc>
+        <w:tc>
+          <w:tcPr/>
+          <w:p>
+            <w:pPr>
+              <w:pStyle w:val="Compact"/>
+              <w:jc w:val="center"/>
+            </w:pPr>
+            <w:r>
+              <w:t xml:space="preserve">[-0.133, -0.004]</w:t>
+            </w:r>
+          </w:p>
+        </w:tc>
+        <w:tc>
+          <w:tcPr/>
+          <w:p>
+            <w:pPr>
+              <w:pStyle w:val="Compact"/>
+              <w:jc w:val="right"/>
+            </w:pPr>
+            <w:r>
+              <w:t xml:space="preserve">.036</w:t>
+            </w:r>
+          </w:p>
+        </w:tc>
+      </w:tr>
+      <w:tr>
+        <w:tc>
+          <w:tcPr/>
+          <w:p>
+            <w:pPr>
+              <w:pStyle w:val="Compact"/>
+              <w:jc w:val="left"/>
+            </w:pPr>
+            <w:r>
+              <w:t xml:space="preserve">AOT_score</w:t>
+            </w:r>
+          </w:p>
+        </w:tc>
+        <w:tc>
+          <w:tcPr/>
+          <w:p>
+            <w:pPr>
+              <w:pStyle w:val="Compact"/>
+              <w:jc w:val="right"/>
+            </w:pPr>
+            <w:r>
+              <w:t xml:space="preserve">0.497</w:t>
+            </w:r>
+          </w:p>
+        </w:tc>
+        <w:tc>
+          <w:tcPr/>
+          <w:p>
+            <w:pPr>
+              <w:pStyle w:val="Compact"/>
+              <w:jc w:val="right"/>
+            </w:pPr>
+            <w:r>
+              <w:t xml:space="preserve">0.039</w:t>
+            </w:r>
+          </w:p>
+        </w:tc>
+        <w:tc>
+          <w:tcPr/>
+          <w:p>
+            <w:pPr>
+              <w:pStyle w:val="Compact"/>
+              <w:jc w:val="center"/>
+            </w:pPr>
+            <w:r>
+              <w:t xml:space="preserve">[0.421, 0.573]</w:t>
             </w:r>
           </w:p>
         </w:tc>
@@ -21860,31 +22046,31 @@
               <w:jc w:val="left"/>
             </w:pPr>
             <w:r>
-              <w:t xml:space="preserve">justification</w:t>
-            </w:r>
-          </w:p>
-        </w:tc>
-        <w:tc>
-          <w:tcPr/>
-          <w:p>
-            <w:pPr>
-              <w:pStyle w:val="Compact"/>
-              <w:jc w:val="right"/>
-            </w:pPr>
-            <w:r>
-              <w:t xml:space="preserve">0.420</w:t>
-            </w:r>
-          </w:p>
-        </w:tc>
-        <w:tc>
-          <w:tcPr/>
-          <w:p>
-            <w:pPr>
-              <w:pStyle w:val="Compact"/>
-              <w:jc w:val="right"/>
-            </w:pPr>
-            <w:r>
-              <w:t xml:space="preserve">0.038</w:t>
+              <w:t xml:space="preserve">IC_HI</w:t>
+            </w:r>
+          </w:p>
+        </w:tc>
+        <w:tc>
+          <w:tcPr/>
+          <w:p>
+            <w:pPr>
+              <w:pStyle w:val="Compact"/>
+              <w:jc w:val="right"/>
+            </w:pPr>
+            <w:r>
+              <w:t xml:space="preserve">-0.014</w:t>
+            </w:r>
+          </w:p>
+        </w:tc>
+        <w:tc>
+          <w:tcPr/>
+          <w:p>
+            <w:pPr>
+              <w:pStyle w:val="Compact"/>
+              <w:jc w:val="right"/>
+            </w:pPr>
+            <w:r>
+              <w:t xml:space="preserve">0.004</w:t>
             </w:r>
           </w:p>
         </w:tc>
@@ -21896,7 +22082,131 @@
               <w:jc w:val="center"/>
             </w:pPr>
             <w:r>
-              <w:t xml:space="preserve">[0.346, 0.495]</w:t>
+              <w:t xml:space="preserve">[-0.022, -0.006]</w:t>
+            </w:r>
+          </w:p>
+        </w:tc>
+        <w:tc>
+          <w:tcPr/>
+          <w:p>
+            <w:pPr>
+              <w:pStyle w:val="Compact"/>
+              <w:jc w:val="right"/>
+            </w:pPr>
+            <w:r>
+              <w:t xml:space="preserve">.001</w:t>
+            </w:r>
+          </w:p>
+        </w:tc>
+      </w:tr>
+      <w:tr>
+        <w:tc>
+          <w:tcPr/>
+          <w:p>
+            <w:pPr>
+              <w:pStyle w:val="Compact"/>
+              <w:jc w:val="left"/>
+            </w:pPr>
+            <w:r>
+              <w:t xml:space="preserve">IC_VI</w:t>
+            </w:r>
+          </w:p>
+        </w:tc>
+        <w:tc>
+          <w:tcPr/>
+          <w:p>
+            <w:pPr>
+              <w:pStyle w:val="Compact"/>
+              <w:jc w:val="right"/>
+            </w:pPr>
+            <w:r>
+              <w:t xml:space="preserve">0.007</w:t>
+            </w:r>
+          </w:p>
+        </w:tc>
+        <w:tc>
+          <w:tcPr/>
+          <w:p>
+            <w:pPr>
+              <w:pStyle w:val="Compact"/>
+              <w:jc w:val="right"/>
+            </w:pPr>
+            <w:r>
+              <w:t xml:space="preserve">0.004</w:t>
+            </w:r>
+          </w:p>
+        </w:tc>
+        <w:tc>
+          <w:tcPr/>
+          <w:p>
+            <w:pPr>
+              <w:pStyle w:val="Compact"/>
+              <w:jc w:val="center"/>
+            </w:pPr>
+            <w:r>
+              <w:t xml:space="preserve">[0.000, 0.015]</w:t>
+            </w:r>
+          </w:p>
+        </w:tc>
+        <w:tc>
+          <w:tcPr/>
+          <w:p>
+            <w:pPr>
+              <w:pStyle w:val="Compact"/>
+              <w:jc w:val="right"/>
+            </w:pPr>
+            <w:r>
+              <w:t xml:space="preserve">.044</w:t>
+            </w:r>
+          </w:p>
+        </w:tc>
+      </w:tr>
+      <w:tr>
+        <w:tc>
+          <w:tcPr/>
+          <w:p>
+            <w:pPr>
+              <w:pStyle w:val="Compact"/>
+              <w:jc w:val="left"/>
+            </w:pPr>
+            <w:r>
+              <w:t xml:space="preserve">IC_HC</w:t>
+            </w:r>
+          </w:p>
+        </w:tc>
+        <w:tc>
+          <w:tcPr/>
+          <w:p>
+            <w:pPr>
+              <w:pStyle w:val="Compact"/>
+              <w:jc w:val="right"/>
+            </w:pPr>
+            <w:r>
+              <w:t xml:space="preserve">-0.017</w:t>
+            </w:r>
+          </w:p>
+        </w:tc>
+        <w:tc>
+          <w:tcPr/>
+          <w:p>
+            <w:pPr>
+              <w:pStyle w:val="Compact"/>
+              <w:jc w:val="right"/>
+            </w:pPr>
+            <w:r>
+              <w:t xml:space="preserve">0.005</w:t>
+            </w:r>
+          </w:p>
+        </w:tc>
+        <w:tc>
+          <w:tcPr/>
+          <w:p>
+            <w:pPr>
+              <w:pStyle w:val="Compact"/>
+              <w:jc w:val="center"/>
+            </w:pPr>
+            <w:r>
+              <w:t xml:space="preserve">[-0.026, -0.008]</w:t>
             </w:r>
           </w:p>
         </w:tc>
@@ -21922,31 +22232,31 @@
               <w:jc w:val="left"/>
             </w:pPr>
             <w:r>
-              <w:t xml:space="preserve">IH_score</w:t>
-            </w:r>
-          </w:p>
-        </w:tc>
-        <w:tc>
-          <w:tcPr/>
-          <w:p>
-            <w:pPr>
-              <w:pStyle w:val="Compact"/>
-              <w:jc w:val="right"/>
-            </w:pPr>
-            <w:r>
-              <w:t xml:space="preserve">-0.051</w:t>
-            </w:r>
-          </w:p>
-        </w:tc>
-        <w:tc>
-          <w:tcPr/>
-          <w:p>
-            <w:pPr>
-              <w:pStyle w:val="Compact"/>
-              <w:jc w:val="right"/>
-            </w:pPr>
-            <w:r>
-              <w:t xml:space="preserve">0.024</w:t>
+              <w:t xml:space="preserve">IC_VC</w:t>
+            </w:r>
+          </w:p>
+        </w:tc>
+        <w:tc>
+          <w:tcPr/>
+          <w:p>
+            <w:pPr>
+              <w:pStyle w:val="Compact"/>
+              <w:jc w:val="right"/>
+            </w:pPr>
+            <w:r>
+              <w:t xml:space="preserve">-0.016</w:t>
+            </w:r>
+          </w:p>
+        </w:tc>
+        <w:tc>
+          <w:tcPr/>
+          <w:p>
+            <w:pPr>
+              <w:pStyle w:val="Compact"/>
+              <w:jc w:val="right"/>
+            </w:pPr>
+            <w:r>
+              <w:t xml:space="preserve">0.004</w:t>
             </w:r>
           </w:p>
         </w:tc>
@@ -21958,57 +22268,57 @@
               <w:jc w:val="center"/>
             </w:pPr>
             <w:r>
-              <w:t xml:space="preserve">[-0.098, -0.003]</w:t>
-            </w:r>
-          </w:p>
-        </w:tc>
-        <w:tc>
-          <w:tcPr/>
-          <w:p>
-            <w:pPr>
-              <w:pStyle w:val="Compact"/>
-              <w:jc w:val="right"/>
-            </w:pPr>
-            <w:r>
-              <w:t xml:space="preserve">.036</w:t>
-            </w:r>
-          </w:p>
-        </w:tc>
-      </w:tr>
-      <w:tr>
-        <w:tc>
-          <w:tcPr/>
-          <w:p>
-            <w:pPr>
-              <w:pStyle w:val="Compact"/>
-              <w:jc w:val="left"/>
-            </w:pPr>
-            <w:r>
-              <w:t xml:space="preserve">AOT_score</w:t>
-            </w:r>
-          </w:p>
-        </w:tc>
-        <w:tc>
-          <w:tcPr/>
-          <w:p>
-            <w:pPr>
-              <w:pStyle w:val="Compact"/>
-              <w:jc w:val="right"/>
-            </w:pPr>
-            <w:r>
-              <w:t xml:space="preserve">0.295</w:t>
-            </w:r>
-          </w:p>
-        </w:tc>
-        <w:tc>
-          <w:tcPr/>
-          <w:p>
-            <w:pPr>
-              <w:pStyle w:val="Compact"/>
-              <w:jc w:val="right"/>
-            </w:pPr>
-            <w:r>
-              <w:t xml:space="preserve">0.023</w:t>
+              <w:t xml:space="preserve">[-0.024, -0.009]</w:t>
+            </w:r>
+          </w:p>
+        </w:tc>
+        <w:tc>
+          <w:tcPr/>
+          <w:p>
+            <w:pPr>
+              <w:pStyle w:val="Compact"/>
+              <w:jc w:val="right"/>
+            </w:pPr>
+            <w:r>
+              <w:t xml:space="preserve">&lt; .001</w:t>
+            </w:r>
+          </w:p>
+        </w:tc>
+      </w:tr>
+      <w:tr>
+        <w:tc>
+          <w:tcPr/>
+          <w:p>
+            <w:pPr>
+              <w:pStyle w:val="Compact"/>
+              <w:jc w:val="left"/>
+            </w:pPr>
+            <w:r>
+              <w:t xml:space="preserve">feedback:justification</w:t>
+            </w:r>
+          </w:p>
+        </w:tc>
+        <w:tc>
+          <w:tcPr/>
+          <w:p>
+            <w:pPr>
+              <w:pStyle w:val="Compact"/>
+              <w:jc w:val="right"/>
+            </w:pPr>
+            <w:r>
+              <w:t xml:space="preserve">-0.173</w:t>
+            </w:r>
+          </w:p>
+        </w:tc>
+        <w:tc>
+          <w:tcPr/>
+          <w:p>
+            <w:pPr>
+              <w:pStyle w:val="Compact"/>
+              <w:jc w:val="right"/>
+            </w:pPr>
+            <w:r>
+              <w:t xml:space="preserve">0.469</w:t>
             </w:r>
           </w:p>
         </w:tc>
@@ -22020,57 +22330,57 @@
               <w:jc w:val="center"/>
             </w:pPr>
             <w:r>
-              <w:t xml:space="preserve">[0.250, 0.341]</w:t>
-            </w:r>
-          </w:p>
-        </w:tc>
-        <w:tc>
-          <w:tcPr/>
-          <w:p>
-            <w:pPr>
-              <w:pStyle w:val="Compact"/>
-              <w:jc w:val="right"/>
-            </w:pPr>
-            <w:r>
-              <w:t xml:space="preserve">&lt; .001</w:t>
-            </w:r>
-          </w:p>
-        </w:tc>
-      </w:tr>
-      <w:tr>
-        <w:tc>
-          <w:tcPr/>
-          <w:p>
-            <w:pPr>
-              <w:pStyle w:val="Compact"/>
-              <w:jc w:val="left"/>
-            </w:pPr>
-            <w:r>
-              <w:t xml:space="preserve">IC_HI</w:t>
-            </w:r>
-          </w:p>
-        </w:tc>
-        <w:tc>
-          <w:tcPr/>
-          <w:p>
-            <w:pPr>
-              <w:pStyle w:val="Compact"/>
-              <w:jc w:val="right"/>
-            </w:pPr>
-            <w:r>
-              <w:t xml:space="preserve">-0.070</w:t>
-            </w:r>
-          </w:p>
-        </w:tc>
-        <w:tc>
-          <w:tcPr/>
-          <w:p>
-            <w:pPr>
-              <w:pStyle w:val="Compact"/>
-              <w:jc w:val="right"/>
-            </w:pPr>
-            <w:r>
-              <w:t xml:space="preserve">0.021</w:t>
+              <w:t xml:space="preserve">[-1.093, 0.746]</w:t>
+            </w:r>
+          </w:p>
+        </w:tc>
+        <w:tc>
+          <w:tcPr/>
+          <w:p>
+            <w:pPr>
+              <w:pStyle w:val="Compact"/>
+              <w:jc w:val="right"/>
+            </w:pPr>
+            <w:r>
+              <w:t xml:space="preserve">.712</w:t>
+            </w:r>
+          </w:p>
+        </w:tc>
+      </w:tr>
+      <w:tr>
+        <w:tc>
+          <w:tcPr/>
+          <w:p>
+            <w:pPr>
+              <w:pStyle w:val="Compact"/>
+              <w:jc w:val="left"/>
+            </w:pPr>
+            <w:r>
+              <w:t xml:space="preserve">feedback:IH_score</w:t>
+            </w:r>
+          </w:p>
+        </w:tc>
+        <w:tc>
+          <w:tcPr/>
+          <w:p>
+            <w:pPr>
+              <w:pStyle w:val="Compact"/>
+              <w:jc w:val="right"/>
+            </w:pPr>
+            <w:r>
+              <w:t xml:space="preserve">0.067</w:t>
+            </w:r>
+          </w:p>
+        </w:tc>
+        <w:tc>
+          <w:tcPr/>
+          <w:p>
+            <w:pPr>
+              <w:pStyle w:val="Compact"/>
+              <w:jc w:val="right"/>
+            </w:pPr>
+            <w:r>
+              <w:t xml:space="preserve">0.044</w:t>
             </w:r>
           </w:p>
         </w:tc>
@@ -22082,57 +22392,57 @@
               <w:jc w:val="center"/>
             </w:pPr>
             <w:r>
-              <w:t xml:space="preserve">[-0.112, -0.028]</w:t>
-            </w:r>
-          </w:p>
-        </w:tc>
-        <w:tc>
-          <w:tcPr/>
-          <w:p>
-            <w:pPr>
-              <w:pStyle w:val="Compact"/>
-              <w:jc w:val="right"/>
-            </w:pPr>
-            <w:r>
-              <w:t xml:space="preserve">.001</w:t>
-            </w:r>
-          </w:p>
-        </w:tc>
-      </w:tr>
-      <w:tr>
-        <w:tc>
-          <w:tcPr/>
-          <w:p>
-            <w:pPr>
-              <w:pStyle w:val="Compact"/>
-              <w:jc w:val="left"/>
-            </w:pPr>
-            <w:r>
-              <w:t xml:space="preserve">IC_VI</w:t>
-            </w:r>
-          </w:p>
-        </w:tc>
-        <w:tc>
-          <w:tcPr/>
-          <w:p>
-            <w:pPr>
-              <w:pStyle w:val="Compact"/>
-              <w:jc w:val="right"/>
-            </w:pPr>
-            <w:r>
-              <w:t xml:space="preserve">0.047</w:t>
-            </w:r>
-          </w:p>
-        </w:tc>
-        <w:tc>
-          <w:tcPr/>
-          <w:p>
-            <w:pPr>
-              <w:pStyle w:val="Compact"/>
-              <w:jc w:val="right"/>
-            </w:pPr>
-            <w:r>
-              <w:t xml:space="preserve">0.023</w:t>
+              <w:t xml:space="preserve">[-0.020, 0.154]</w:t>
+            </w:r>
+          </w:p>
+        </w:tc>
+        <w:tc>
+          <w:tcPr/>
+          <w:p>
+            <w:pPr>
+              <w:pStyle w:val="Compact"/>
+              <w:jc w:val="right"/>
+            </w:pPr>
+            <w:r>
+              <w:t xml:space="preserve">.130</w:t>
+            </w:r>
+          </w:p>
+        </w:tc>
+      </w:tr>
+      <w:tr>
+        <w:tc>
+          <w:tcPr/>
+          <w:p>
+            <w:pPr>
+              <w:pStyle w:val="Compact"/>
+              <w:jc w:val="left"/>
+            </w:pPr>
+            <w:r>
+              <w:t xml:space="preserve">feedback:AOT_score</w:t>
+            </w:r>
+          </w:p>
+        </w:tc>
+        <w:tc>
+          <w:tcPr/>
+          <w:p>
+            <w:pPr>
+              <w:pStyle w:val="Compact"/>
+              <w:jc w:val="right"/>
+            </w:pPr>
+            <w:r>
+              <w:t xml:space="preserve">-0.124</w:t>
+            </w:r>
+          </w:p>
+        </w:tc>
+        <w:tc>
+          <w:tcPr/>
+          <w:p>
+            <w:pPr>
+              <w:pStyle w:val="Compact"/>
+              <w:jc w:val="right"/>
+            </w:pPr>
+            <w:r>
+              <w:t xml:space="preserve">0.052</w:t>
             </w:r>
           </w:p>
         </w:tc>
@@ -22144,57 +22454,57 @@
               <w:jc w:val="center"/>
             </w:pPr>
             <w:r>
-              <w:t xml:space="preserve">[0.001, 0.092]</w:t>
-            </w:r>
-          </w:p>
-        </w:tc>
-        <w:tc>
-          <w:tcPr/>
-          <w:p>
-            <w:pPr>
-              <w:pStyle w:val="Compact"/>
-              <w:jc w:val="right"/>
-            </w:pPr>
-            <w:r>
-              <w:t xml:space="preserve">.044</w:t>
-            </w:r>
-          </w:p>
-        </w:tc>
-      </w:tr>
-      <w:tr>
-        <w:tc>
-          <w:tcPr/>
-          <w:p>
-            <w:pPr>
-              <w:pStyle w:val="Compact"/>
-              <w:jc w:val="left"/>
-            </w:pPr>
-            <w:r>
-              <w:t xml:space="preserve">IC_HC</w:t>
-            </w:r>
-          </w:p>
-        </w:tc>
-        <w:tc>
-          <w:tcPr/>
-          <w:p>
-            <w:pPr>
-              <w:pStyle w:val="Compact"/>
-              <w:jc w:val="right"/>
-            </w:pPr>
-            <w:r>
-              <w:t xml:space="preserve">-0.087</w:t>
-            </w:r>
-          </w:p>
-        </w:tc>
-        <w:tc>
-          <w:tcPr/>
-          <w:p>
-            <w:pPr>
-              <w:pStyle w:val="Compact"/>
-              <w:jc w:val="right"/>
-            </w:pPr>
-            <w:r>
-              <w:t xml:space="preserve">0.024</w:t>
+              <w:t xml:space="preserve">[-0.227, -0.021]</w:t>
+            </w:r>
+          </w:p>
+        </w:tc>
+        <w:tc>
+          <w:tcPr/>
+          <w:p>
+            <w:pPr>
+              <w:pStyle w:val="Compact"/>
+              <w:jc w:val="right"/>
+            </w:pPr>
+            <w:r>
+              <w:t xml:space="preserve">.018</w:t>
+            </w:r>
+          </w:p>
+        </w:tc>
+      </w:tr>
+      <w:tr>
+        <w:tc>
+          <w:tcPr/>
+          <w:p>
+            <w:pPr>
+              <w:pStyle w:val="Compact"/>
+              <w:jc w:val="left"/>
+            </w:pPr>
+            <w:r>
+              <w:t xml:space="preserve">feedback:IC_HI</w:t>
+            </w:r>
+          </w:p>
+        </w:tc>
+        <w:tc>
+          <w:tcPr/>
+          <w:p>
+            <w:pPr>
+              <w:pStyle w:val="Compact"/>
+              <w:jc w:val="right"/>
+            </w:pPr>
+            <w:r>
+              <w:t xml:space="preserve">0.006</w:t>
+            </w:r>
+          </w:p>
+        </w:tc>
+        <w:tc>
+          <w:tcPr/>
+          <w:p>
+            <w:pPr>
+              <w:pStyle w:val="Compact"/>
+              <w:jc w:val="right"/>
+            </w:pPr>
+            <w:r>
+              <w:t xml:space="preserve">0.006</w:t>
             </w:r>
           </w:p>
         </w:tc>
@@ -22206,57 +22516,57 @@
               <w:jc w:val="center"/>
             </w:pPr>
             <w:r>
-              <w:t xml:space="preserve">[-0.133, -0.040]</w:t>
-            </w:r>
-          </w:p>
-        </w:tc>
-        <w:tc>
-          <w:tcPr/>
-          <w:p>
-            <w:pPr>
-              <w:pStyle w:val="Compact"/>
-              <w:jc w:val="right"/>
-            </w:pPr>
-            <w:r>
-              <w:t xml:space="preserve">&lt; .001</w:t>
-            </w:r>
-          </w:p>
-        </w:tc>
-      </w:tr>
-      <w:tr>
-        <w:tc>
-          <w:tcPr/>
-          <w:p>
-            <w:pPr>
-              <w:pStyle w:val="Compact"/>
-              <w:jc w:val="left"/>
-            </w:pPr>
-            <w:r>
-              <w:t xml:space="preserve">IC_VC</w:t>
-            </w:r>
-          </w:p>
-        </w:tc>
-        <w:tc>
-          <w:tcPr/>
-          <w:p>
-            <w:pPr>
-              <w:pStyle w:val="Compact"/>
-              <w:jc w:val="right"/>
-            </w:pPr>
-            <w:r>
-              <w:t xml:space="preserve">-0.099</w:t>
-            </w:r>
-          </w:p>
-        </w:tc>
-        <w:tc>
-          <w:tcPr/>
-          <w:p>
-            <w:pPr>
-              <w:pStyle w:val="Compact"/>
-              <w:jc w:val="right"/>
-            </w:pPr>
-            <w:r>
-              <w:t xml:space="preserve">0.023</w:t>
+              <w:t xml:space="preserve">[-0.006, 0.017]</w:t>
+            </w:r>
+          </w:p>
+        </w:tc>
+        <w:tc>
+          <w:tcPr/>
+          <w:p>
+            <w:pPr>
+              <w:pStyle w:val="Compact"/>
+              <w:jc w:val="right"/>
+            </w:pPr>
+            <w:r>
+              <w:t xml:space="preserve">.328</w:t>
+            </w:r>
+          </w:p>
+        </w:tc>
+      </w:tr>
+      <w:tr>
+        <w:tc>
+          <w:tcPr/>
+          <w:p>
+            <w:pPr>
+              <w:pStyle w:val="Compact"/>
+              <w:jc w:val="left"/>
+            </w:pPr>
+            <w:r>
+              <w:t xml:space="preserve">feedback:IC_VI</w:t>
+            </w:r>
+          </w:p>
+        </w:tc>
+        <w:tc>
+          <w:tcPr/>
+          <w:p>
+            <w:pPr>
+              <w:pStyle w:val="Compact"/>
+              <w:jc w:val="right"/>
+            </w:pPr>
+            <w:r>
+              <w:t xml:space="preserve">0.002</w:t>
+            </w:r>
+          </w:p>
+        </w:tc>
+        <w:tc>
+          <w:tcPr/>
+          <w:p>
+            <w:pPr>
+              <w:pStyle w:val="Compact"/>
+              <w:jc w:val="right"/>
+            </w:pPr>
+            <w:r>
+              <w:t xml:space="preserve">0.005</w:t>
             </w:r>
           </w:p>
         </w:tc>
@@ -22268,57 +22578,57 @@
               <w:jc w:val="center"/>
             </w:pPr>
             <w:r>
-              <w:t xml:space="preserve">[-0.144, -0.053]</w:t>
-            </w:r>
-          </w:p>
-        </w:tc>
-        <w:tc>
-          <w:tcPr/>
-          <w:p>
-            <w:pPr>
-              <w:pStyle w:val="Compact"/>
-              <w:jc w:val="right"/>
-            </w:pPr>
-            <w:r>
-              <w:t xml:space="preserve">&lt; .001</w:t>
-            </w:r>
-          </w:p>
-        </w:tc>
-      </w:tr>
-      <w:tr>
-        <w:tc>
-          <w:tcPr/>
-          <w:p>
-            <w:pPr>
-              <w:pStyle w:val="Compact"/>
-              <w:jc w:val="left"/>
-            </w:pPr>
-            <w:r>
-              <w:t xml:space="preserve">feedback:justification</w:t>
-            </w:r>
-          </w:p>
-        </w:tc>
-        <w:tc>
-          <w:tcPr/>
-          <w:p>
-            <w:pPr>
-              <w:pStyle w:val="Compact"/>
-              <w:jc w:val="right"/>
-            </w:pPr>
-            <w:r>
-              <w:t xml:space="preserve">-0.043</w:t>
-            </w:r>
-          </w:p>
-        </w:tc>
-        <w:tc>
-          <w:tcPr/>
-          <w:p>
-            <w:pPr>
-              <w:pStyle w:val="Compact"/>
-              <w:jc w:val="right"/>
-            </w:pPr>
-            <w:r>
-              <w:t xml:space="preserve">0.048</w:t>
+              <w:t xml:space="preserve">[-0.008, 0.012]</w:t>
+            </w:r>
+          </w:p>
+        </w:tc>
+        <w:tc>
+          <w:tcPr/>
+          <w:p>
+            <w:pPr>
+              <w:pStyle w:val="Compact"/>
+              <w:jc w:val="right"/>
+            </w:pPr>
+            <w:r>
+              <w:t xml:space="preserve">.674</w:t>
+            </w:r>
+          </w:p>
+        </w:tc>
+      </w:tr>
+      <w:tr>
+        <w:tc>
+          <w:tcPr/>
+          <w:p>
+            <w:pPr>
+              <w:pStyle w:val="Compact"/>
+              <w:jc w:val="left"/>
+            </w:pPr>
+            <w:r>
+              <w:t xml:space="preserve">feedback:IC_HC</w:t>
+            </w:r>
+          </w:p>
+        </w:tc>
+        <w:tc>
+          <w:tcPr/>
+          <w:p>
+            <w:pPr>
+              <w:pStyle w:val="Compact"/>
+              <w:jc w:val="right"/>
+            </w:pPr>
+            <w:r>
+              <w:t xml:space="preserve">0.012</w:t>
+            </w:r>
+          </w:p>
+        </w:tc>
+        <w:tc>
+          <w:tcPr/>
+          <w:p>
+            <w:pPr>
+              <w:pStyle w:val="Compact"/>
+              <w:jc w:val="right"/>
+            </w:pPr>
+            <w:r>
+              <w:t xml:space="preserve">0.006</w:t>
             </w:r>
           </w:p>
         </w:tc>
@@ -22330,57 +22640,57 @@
               <w:jc w:val="center"/>
             </w:pPr>
             <w:r>
-              <w:t xml:space="preserve">[-0.137, 0.052]</w:t>
-            </w:r>
-          </w:p>
-        </w:tc>
-        <w:tc>
-          <w:tcPr/>
-          <w:p>
-            <w:pPr>
-              <w:pStyle w:val="Compact"/>
-              <w:jc w:val="right"/>
-            </w:pPr>
-            <w:r>
-              <w:t xml:space="preserve">.375</w:t>
-            </w:r>
-          </w:p>
-        </w:tc>
-      </w:tr>
-      <w:tr>
-        <w:tc>
-          <w:tcPr/>
-          <w:p>
-            <w:pPr>
-              <w:pStyle w:val="Compact"/>
-              <w:jc w:val="left"/>
-            </w:pPr>
-            <w:r>
-              <w:t xml:space="preserve">feedback:IH_score</w:t>
-            </w:r>
-          </w:p>
-        </w:tc>
-        <w:tc>
-          <w:tcPr/>
-          <w:p>
-            <w:pPr>
-              <w:pStyle w:val="Compact"/>
-              <w:jc w:val="right"/>
-            </w:pPr>
-            <w:r>
-              <w:t xml:space="preserve">0.049</w:t>
-            </w:r>
-          </w:p>
-        </w:tc>
-        <w:tc>
-          <w:tcPr/>
-          <w:p>
-            <w:pPr>
-              <w:pStyle w:val="Compact"/>
-              <w:jc w:val="right"/>
-            </w:pPr>
-            <w:r>
-              <w:t xml:space="preserve">0.033</w:t>
+              <w:t xml:space="preserve">[-0.000, 0.024]</w:t>
+            </w:r>
+          </w:p>
+        </w:tc>
+        <w:tc>
+          <w:tcPr/>
+          <w:p>
+            <w:pPr>
+              <w:pStyle w:val="Compact"/>
+              <w:jc w:val="right"/>
+            </w:pPr>
+            <w:r>
+              <w:t xml:space="preserve">.057</w:t>
+            </w:r>
+          </w:p>
+        </w:tc>
+      </w:tr>
+      <w:tr>
+        <w:tc>
+          <w:tcPr/>
+          <w:p>
+            <w:pPr>
+              <w:pStyle w:val="Compact"/>
+              <w:jc w:val="left"/>
+            </w:pPr>
+            <w:r>
+              <w:t xml:space="preserve">feedback:IC_VC</w:t>
+            </w:r>
+          </w:p>
+        </w:tc>
+        <w:tc>
+          <w:tcPr/>
+          <w:p>
+            <w:pPr>
+              <w:pStyle w:val="Compact"/>
+              <w:jc w:val="right"/>
+            </w:pPr>
+            <w:r>
+              <w:t xml:space="preserve">0.011</w:t>
+            </w:r>
+          </w:p>
+        </w:tc>
+        <w:tc>
+          <w:tcPr/>
+          <w:p>
+            <w:pPr>
+              <w:pStyle w:val="Compact"/>
+              <w:jc w:val="right"/>
+            </w:pPr>
+            <w:r>
+              <w:t xml:space="preserve">0.005</w:t>
             </w:r>
           </w:p>
         </w:tc>
@@ -22392,57 +22702,57 @@
               <w:jc w:val="center"/>
             </w:pPr>
             <w:r>
-              <w:t xml:space="preserve">[-0.014, 0.113]</w:t>
-            </w:r>
-          </w:p>
-        </w:tc>
-        <w:tc>
-          <w:tcPr/>
-          <w:p>
-            <w:pPr>
-              <w:pStyle w:val="Compact"/>
-              <w:jc w:val="right"/>
-            </w:pPr>
-            <w:r>
-              <w:t xml:space="preserve">.129</w:t>
-            </w:r>
-          </w:p>
-        </w:tc>
-      </w:tr>
-      <w:tr>
-        <w:tc>
-          <w:tcPr/>
-          <w:p>
-            <w:pPr>
-              <w:pStyle w:val="Compact"/>
-              <w:jc w:val="left"/>
-            </w:pPr>
-            <w:r>
-              <w:t xml:space="preserve">feedback:AOT_score</w:t>
-            </w:r>
-          </w:p>
-        </w:tc>
-        <w:tc>
-          <w:tcPr/>
-          <w:p>
-            <w:pPr>
-              <w:pStyle w:val="Compact"/>
-              <w:jc w:val="right"/>
-            </w:pPr>
-            <w:r>
-              <w:t xml:space="preserve">-0.074</w:t>
-            </w:r>
-          </w:p>
-        </w:tc>
-        <w:tc>
-          <w:tcPr/>
-          <w:p>
-            <w:pPr>
-              <w:pStyle w:val="Compact"/>
-              <w:jc w:val="right"/>
-            </w:pPr>
-            <w:r>
-              <w:t xml:space="preserve">0.031</w:t>
+              <w:t xml:space="preserve">[0.001, 0.021]</w:t>
+            </w:r>
+          </w:p>
+        </w:tc>
+        <w:tc>
+          <w:tcPr/>
+          <w:p>
+            <w:pPr>
+              <w:pStyle w:val="Compact"/>
+              <w:jc w:val="right"/>
+            </w:pPr>
+            <w:r>
+              <w:t xml:space="preserve">.037</w:t>
+            </w:r>
+          </w:p>
+        </w:tc>
+      </w:tr>
+      <w:tr>
+        <w:tc>
+          <w:tcPr/>
+          <w:p>
+            <w:pPr>
+              <w:pStyle w:val="Compact"/>
+              <w:jc w:val="left"/>
+            </w:pPr>
+            <w:r>
+              <w:t xml:space="preserve">justification:IH_score</w:t>
+            </w:r>
+          </w:p>
+        </w:tc>
+        <w:tc>
+          <w:tcPr/>
+          <w:p>
+            <w:pPr>
+              <w:pStyle w:val="Compact"/>
+              <w:jc w:val="right"/>
+            </w:pPr>
+            <w:r>
+              <w:t xml:space="preserve">-0.000</w:t>
+            </w:r>
+          </w:p>
+        </w:tc>
+        <w:tc>
+          <w:tcPr/>
+          <w:p>
+            <w:pPr>
+              <w:pStyle w:val="Compact"/>
+              <w:jc w:val="right"/>
+            </w:pPr>
+            <w:r>
+              <w:t xml:space="preserve">0.045</w:t>
             </w:r>
           </w:p>
         </w:tc>
@@ -22454,57 +22764,57 @@
               <w:jc w:val="center"/>
             </w:pPr>
             <w:r>
-              <w:t xml:space="preserve">[-0.135, -0.013]</w:t>
-            </w:r>
-          </w:p>
-        </w:tc>
-        <w:tc>
-          <w:tcPr/>
-          <w:p>
-            <w:pPr>
-              <w:pStyle w:val="Compact"/>
-              <w:jc w:val="right"/>
-            </w:pPr>
-            <w:r>
-              <w:t xml:space="preserve">.017</w:t>
-            </w:r>
-          </w:p>
-        </w:tc>
-      </w:tr>
-      <w:tr>
-        <w:tc>
-          <w:tcPr/>
-          <w:p>
-            <w:pPr>
-              <w:pStyle w:val="Compact"/>
-              <w:jc w:val="left"/>
-            </w:pPr>
-            <w:r>
-              <w:t xml:space="preserve">feedback:IC_HI</w:t>
-            </w:r>
-          </w:p>
-        </w:tc>
-        <w:tc>
-          <w:tcPr/>
-          <w:p>
-            <w:pPr>
-              <w:pStyle w:val="Compact"/>
-              <w:jc w:val="right"/>
-            </w:pPr>
-            <w:r>
-              <w:t xml:space="preserve">0.029</w:t>
-            </w:r>
-          </w:p>
-        </w:tc>
-        <w:tc>
-          <w:tcPr/>
-          <w:p>
-            <w:pPr>
-              <w:pStyle w:val="Compact"/>
-              <w:jc w:val="right"/>
-            </w:pPr>
-            <w:r>
-              <w:t xml:space="preserve">0.029</w:t>
+              <w:t xml:space="preserve">[-0.090, 0.089]</w:t>
+            </w:r>
+          </w:p>
+        </w:tc>
+        <w:tc>
+          <w:tcPr/>
+          <w:p>
+            <w:pPr>
+              <w:pStyle w:val="Compact"/>
+              <w:jc w:val="right"/>
+            </w:pPr>
+            <w:r>
+              <w:t xml:space="preserve">.994</w:t>
+            </w:r>
+          </w:p>
+        </w:tc>
+      </w:tr>
+      <w:tr>
+        <w:tc>
+          <w:tcPr/>
+          <w:p>
+            <w:pPr>
+              <w:pStyle w:val="Compact"/>
+              <w:jc w:val="left"/>
+            </w:pPr>
+            <w:r>
+              <w:t xml:space="preserve">justification:AOT_score</w:t>
+            </w:r>
+          </w:p>
+        </w:tc>
+        <w:tc>
+          <w:tcPr/>
+          <w:p>
+            <w:pPr>
+              <w:pStyle w:val="Compact"/>
+              <w:jc w:val="right"/>
+            </w:pPr>
+            <w:r>
+              <w:t xml:space="preserve">-0.032</w:t>
+            </w:r>
+          </w:p>
+        </w:tc>
+        <w:tc>
+          <w:tcPr/>
+          <w:p>
+            <w:pPr>
+              <w:pStyle w:val="Compact"/>
+              <w:jc w:val="right"/>
+            </w:pPr>
+            <w:r>
+              <w:t xml:space="preserve">0.054</w:t>
             </w:r>
           </w:p>
         </w:tc>
@@ -22516,57 +22826,57 @@
               <w:jc w:val="center"/>
             </w:pPr>
             <w:r>
-              <w:t xml:space="preserve">[-0.028, 0.086]</w:t>
-            </w:r>
-          </w:p>
-        </w:tc>
-        <w:tc>
-          <w:tcPr/>
-          <w:p>
-            <w:pPr>
-              <w:pStyle w:val="Compact"/>
-              <w:jc w:val="right"/>
-            </w:pPr>
-            <w:r>
-              <w:t xml:space="preserve">.326</w:t>
-            </w:r>
-          </w:p>
-        </w:tc>
-      </w:tr>
-      <w:tr>
-        <w:tc>
-          <w:tcPr/>
-          <w:p>
-            <w:pPr>
-              <w:pStyle w:val="Compact"/>
-              <w:jc w:val="left"/>
-            </w:pPr>
-            <w:r>
-              <w:t xml:space="preserve">feedback:IC_VI</w:t>
-            </w:r>
-          </w:p>
-        </w:tc>
-        <w:tc>
-          <w:tcPr/>
-          <w:p>
-            <w:pPr>
-              <w:pStyle w:val="Compact"/>
-              <w:jc w:val="right"/>
-            </w:pPr>
-            <w:r>
-              <w:t xml:space="preserve">0.013</w:t>
-            </w:r>
-          </w:p>
-        </w:tc>
-        <w:tc>
-          <w:tcPr/>
-          <w:p>
-            <w:pPr>
-              <w:pStyle w:val="Compact"/>
-              <w:jc w:val="right"/>
-            </w:pPr>
-            <w:r>
-              <w:t xml:space="preserve">0.032</w:t>
+              <w:t xml:space="preserve">[-0.137, 0.073]</w:t>
+            </w:r>
+          </w:p>
+        </w:tc>
+        <w:tc>
+          <w:tcPr/>
+          <w:p>
+            <w:pPr>
+              <w:pStyle w:val="Compact"/>
+              <w:jc w:val="right"/>
+            </w:pPr>
+            <w:r>
+              <w:t xml:space="preserve">.553</w:t>
+            </w:r>
+          </w:p>
+        </w:tc>
+      </w:tr>
+      <w:tr>
+        <w:tc>
+          <w:tcPr/>
+          <w:p>
+            <w:pPr>
+              <w:pStyle w:val="Compact"/>
+              <w:jc w:val="left"/>
+            </w:pPr>
+            <w:r>
+              <w:t xml:space="preserve">justification:IC_HI</w:t>
+            </w:r>
+          </w:p>
+        </w:tc>
+        <w:tc>
+          <w:tcPr/>
+          <w:p>
+            <w:pPr>
+              <w:pStyle w:val="Compact"/>
+              <w:jc w:val="right"/>
+            </w:pPr>
+            <w:r>
+              <w:t xml:space="preserve">0.009</w:t>
+            </w:r>
+          </w:p>
+        </w:tc>
+        <w:tc>
+          <w:tcPr/>
+          <w:p>
+            <w:pPr>
+              <w:pStyle w:val="Compact"/>
+              <w:jc w:val="right"/>
+            </w:pPr>
+            <w:r>
+              <w:t xml:space="preserve">0.006</w:t>
             </w:r>
           </w:p>
         </w:tc>
@@ -22578,57 +22888,57 @@
               <w:jc w:val="center"/>
             </w:pPr>
             <w:r>
-              <w:t xml:space="preserve">[-0.049, 0.075]</w:t>
-            </w:r>
-          </w:p>
-        </w:tc>
-        <w:tc>
-          <w:tcPr/>
-          <w:p>
-            <w:pPr>
-              <w:pStyle w:val="Compact"/>
-              <w:jc w:val="right"/>
-            </w:pPr>
-            <w:r>
-              <w:t xml:space="preserve">.673</w:t>
-            </w:r>
-          </w:p>
-        </w:tc>
-      </w:tr>
-      <w:tr>
-        <w:tc>
-          <w:tcPr/>
-          <w:p>
-            <w:pPr>
-              <w:pStyle w:val="Compact"/>
-              <w:jc w:val="left"/>
-            </w:pPr>
-            <w:r>
-              <w:t xml:space="preserve">feedback:IC_HC</w:t>
-            </w:r>
-          </w:p>
-        </w:tc>
-        <w:tc>
-          <w:tcPr/>
-          <w:p>
-            <w:pPr>
-              <w:pStyle w:val="Compact"/>
-              <w:jc w:val="right"/>
-            </w:pPr>
-            <w:r>
-              <w:t xml:space="preserve">0.061</w:t>
-            </w:r>
-          </w:p>
-        </w:tc>
-        <w:tc>
-          <w:tcPr/>
-          <w:p>
-            <w:pPr>
-              <w:pStyle w:val="Compact"/>
-              <w:jc w:val="right"/>
-            </w:pPr>
-            <w:r>
-              <w:t xml:space="preserve">0.032</w:t>
+              <w:t xml:space="preserve">[-0.003, 0.021]</w:t>
+            </w:r>
+          </w:p>
+        </w:tc>
+        <w:tc>
+          <w:tcPr/>
+          <w:p>
+            <w:pPr>
+              <w:pStyle w:val="Compact"/>
+              <w:jc w:val="right"/>
+            </w:pPr>
+            <w:r>
+              <w:t xml:space="preserve">.136</w:t>
+            </w:r>
+          </w:p>
+        </w:tc>
+      </w:tr>
+      <w:tr>
+        <w:tc>
+          <w:tcPr/>
+          <w:p>
+            <w:pPr>
+              <w:pStyle w:val="Compact"/>
+              <w:jc w:val="left"/>
+            </w:pPr>
+            <w:r>
+              <w:t xml:space="preserve">justification:IC_VI</w:t>
+            </w:r>
+          </w:p>
+        </w:tc>
+        <w:tc>
+          <w:tcPr/>
+          <w:p>
+            <w:pPr>
+              <w:pStyle w:val="Compact"/>
+              <w:jc w:val="right"/>
+            </w:pPr>
+            <w:r>
+              <w:t xml:space="preserve">0.005</w:t>
+            </w:r>
+          </w:p>
+        </w:tc>
+        <w:tc>
+          <w:tcPr/>
+          <w:p>
+            <w:pPr>
+              <w:pStyle w:val="Compact"/>
+              <w:jc w:val="right"/>
+            </w:pPr>
+            <w:r>
+              <w:t xml:space="preserve">0.005</w:t>
             </w:r>
           </w:p>
         </w:tc>
@@ -22640,57 +22950,57 @@
               <w:jc w:val="center"/>
             </w:pPr>
             <w:r>
-              <w:t xml:space="preserve">[-0.002, 0.124]</w:t>
-            </w:r>
-          </w:p>
-        </w:tc>
-        <w:tc>
-          <w:tcPr/>
-          <w:p>
-            <w:pPr>
-              <w:pStyle w:val="Compact"/>
-              <w:jc w:val="right"/>
-            </w:pPr>
-            <w:r>
-              <w:t xml:space="preserve">.056</w:t>
-            </w:r>
-          </w:p>
-        </w:tc>
-      </w:tr>
-      <w:tr>
-        <w:tc>
-          <w:tcPr/>
-          <w:p>
-            <w:pPr>
-              <w:pStyle w:val="Compact"/>
-              <w:jc w:val="left"/>
-            </w:pPr>
-            <w:r>
-              <w:t xml:space="preserve">feedback:IC_VC</w:t>
-            </w:r>
-          </w:p>
-        </w:tc>
-        <w:tc>
-          <w:tcPr/>
-          <w:p>
-            <w:pPr>
-              <w:pStyle w:val="Compact"/>
-              <w:jc w:val="right"/>
-            </w:pPr>
-            <w:r>
-              <w:t xml:space="preserve">0.066</w:t>
-            </w:r>
-          </w:p>
-        </w:tc>
-        <w:tc>
-          <w:tcPr/>
-          <w:p>
-            <w:pPr>
-              <w:pStyle w:val="Compact"/>
-              <w:jc w:val="right"/>
-            </w:pPr>
-            <w:r>
-              <w:t xml:space="preserve">0.032</w:t>
+              <w:t xml:space="preserve">[-0.005, 0.015]</w:t>
+            </w:r>
+          </w:p>
+        </w:tc>
+        <w:tc>
+          <w:tcPr/>
+          <w:p>
+            <w:pPr>
+              <w:pStyle w:val="Compact"/>
+              <w:jc w:val="right"/>
+            </w:pPr>
+            <w:r>
+              <w:t xml:space="preserve">.356</w:t>
+            </w:r>
+          </w:p>
+        </w:tc>
+      </w:tr>
+      <w:tr>
+        <w:tc>
+          <w:tcPr/>
+          <w:p>
+            <w:pPr>
+              <w:pStyle w:val="Compact"/>
+              <w:jc w:val="left"/>
+            </w:pPr>
+            <w:r>
+              <w:t xml:space="preserve">justification:IC_HC</w:t>
+            </w:r>
+          </w:p>
+        </w:tc>
+        <w:tc>
+          <w:tcPr/>
+          <w:p>
+            <w:pPr>
+              <w:pStyle w:val="Compact"/>
+              <w:jc w:val="right"/>
+            </w:pPr>
+            <w:r>
+              <w:t xml:space="preserve">0.010</w:t>
+            </w:r>
+          </w:p>
+        </w:tc>
+        <w:tc>
+          <w:tcPr/>
+          <w:p>
+            <w:pPr>
+              <w:pStyle w:val="Compact"/>
+              <w:jc w:val="right"/>
+            </w:pPr>
+            <w:r>
+              <w:t xml:space="preserve">0.006</w:t>
             </w:r>
           </w:p>
         </w:tc>
@@ -22702,57 +23012,57 @@
               <w:jc w:val="center"/>
             </w:pPr>
             <w:r>
-              <w:t xml:space="preserve">[0.004, 0.128]</w:t>
-            </w:r>
-          </w:p>
-        </w:tc>
-        <w:tc>
-          <w:tcPr/>
-          <w:p>
-            <w:pPr>
-              <w:pStyle w:val="Compact"/>
-              <w:jc w:val="right"/>
-            </w:pPr>
-            <w:r>
-              <w:t xml:space="preserve">.038</w:t>
-            </w:r>
-          </w:p>
-        </w:tc>
-      </w:tr>
-      <w:tr>
-        <w:tc>
-          <w:tcPr/>
-          <w:p>
-            <w:pPr>
-              <w:pStyle w:val="Compact"/>
-              <w:jc w:val="left"/>
-            </w:pPr>
-            <w:r>
-              <w:t xml:space="preserve">justification:IH_score</w:t>
-            </w:r>
-          </w:p>
-        </w:tc>
-        <w:tc>
-          <w:tcPr/>
-          <w:p>
-            <w:pPr>
-              <w:pStyle w:val="Compact"/>
-              <w:jc w:val="right"/>
-            </w:pPr>
-            <w:r>
-              <w:t xml:space="preserve">-0.000</w:t>
-            </w:r>
-          </w:p>
-        </w:tc>
-        <w:tc>
-          <w:tcPr/>
-          <w:p>
-            <w:pPr>
-              <w:pStyle w:val="Compact"/>
-              <w:jc w:val="right"/>
-            </w:pPr>
-            <w:r>
-              <w:t xml:space="preserve">0.033</w:t>
+              <w:t xml:space="preserve">[-0.002, 0.023]</w:t>
+            </w:r>
+          </w:p>
+        </w:tc>
+        <w:tc>
+          <w:tcPr/>
+          <w:p>
+            <w:pPr>
+              <w:pStyle w:val="Compact"/>
+              <w:jc w:val="right"/>
+            </w:pPr>
+            <w:r>
+              <w:t xml:space="preserve">.111</w:t>
+            </w:r>
+          </w:p>
+        </w:tc>
+      </w:tr>
+      <w:tr>
+        <w:tc>
+          <w:tcPr/>
+          <w:p>
+            <w:pPr>
+              <w:pStyle w:val="Compact"/>
+              <w:jc w:val="left"/>
+            </w:pPr>
+            <w:r>
+              <w:t xml:space="preserve">justification:IC_VC</w:t>
+            </w:r>
+          </w:p>
+        </w:tc>
+        <w:tc>
+          <w:tcPr/>
+          <w:p>
+            <w:pPr>
+              <w:pStyle w:val="Compact"/>
+              <w:jc w:val="right"/>
+            </w:pPr>
+            <w:r>
+              <w:t xml:space="preserve">-0.003</w:t>
+            </w:r>
+          </w:p>
+        </w:tc>
+        <w:tc>
+          <w:tcPr/>
+          <w:p>
+            <w:pPr>
+              <w:pStyle w:val="Compact"/>
+              <w:jc w:val="right"/>
+            </w:pPr>
+            <w:r>
+              <w:t xml:space="preserve">0.005</w:t>
             </w:r>
           </w:p>
         </w:tc>
@@ -22764,57 +23074,57 @@
               <w:jc w:val="center"/>
             </w:pPr>
             <w:r>
-              <w:t xml:space="preserve">[-0.066, 0.065]</w:t>
-            </w:r>
-          </w:p>
-        </w:tc>
-        <w:tc>
-          <w:tcPr/>
-          <w:p>
-            <w:pPr>
-              <w:pStyle w:val="Compact"/>
-              <w:jc w:val="right"/>
-            </w:pPr>
-            <w:r>
-              <w:t xml:space="preserve">.994</w:t>
-            </w:r>
-          </w:p>
-        </w:tc>
-      </w:tr>
-      <w:tr>
-        <w:tc>
-          <w:tcPr/>
-          <w:p>
-            <w:pPr>
-              <w:pStyle w:val="Compact"/>
-              <w:jc w:val="left"/>
-            </w:pPr>
-            <w:r>
-              <w:t xml:space="preserve">justification:AOT_score</w:t>
-            </w:r>
-          </w:p>
-        </w:tc>
-        <w:tc>
-          <w:tcPr/>
-          <w:p>
-            <w:pPr>
-              <w:pStyle w:val="Compact"/>
-              <w:jc w:val="right"/>
-            </w:pPr>
-            <w:r>
-              <w:t xml:space="preserve">-0.019</w:t>
-            </w:r>
-          </w:p>
-        </w:tc>
-        <w:tc>
-          <w:tcPr/>
-          <w:p>
-            <w:pPr>
-              <w:pStyle w:val="Compact"/>
-              <w:jc w:val="right"/>
-            </w:pPr>
-            <w:r>
-              <w:t xml:space="preserve">0.032</w:t>
+              <w:t xml:space="preserve">[-0.013, 0.008]</w:t>
+            </w:r>
+          </w:p>
+        </w:tc>
+        <w:tc>
+          <w:tcPr/>
+          <w:p>
+            <w:pPr>
+              <w:pStyle w:val="Compact"/>
+              <w:jc w:val="right"/>
+            </w:pPr>
+            <w:r>
+              <w:t xml:space="preserve">.632</w:t>
+            </w:r>
+          </w:p>
+        </w:tc>
+      </w:tr>
+      <w:tr>
+        <w:tc>
+          <w:tcPr/>
+          <w:p>
+            <w:pPr>
+              <w:pStyle w:val="Compact"/>
+              <w:jc w:val="left"/>
+            </w:pPr>
+            <w:r>
+              <w:t xml:space="preserve">feedback:justification:IH_score</w:t>
+            </w:r>
+          </w:p>
+        </w:tc>
+        <w:tc>
+          <w:tcPr/>
+          <w:p>
+            <w:pPr>
+              <w:pStyle w:val="Compact"/>
+              <w:jc w:val="right"/>
+            </w:pPr>
+            <w:r>
+              <w:t xml:space="preserve">-0.027</w:t>
+            </w:r>
+          </w:p>
+        </w:tc>
+        <w:tc>
+          <w:tcPr/>
+          <w:p>
+            <w:pPr>
+              <w:pStyle w:val="Compact"/>
+              <w:jc w:val="right"/>
+            </w:pPr>
+            <w:r>
+              <w:t xml:space="preserve">0.063</w:t>
             </w:r>
           </w:p>
         </w:tc>
@@ -22826,57 +23136,57 @@
               <w:jc w:val="center"/>
             </w:pPr>
             <w:r>
-              <w:t xml:space="preserve">[-0.082, 0.043]</w:t>
-            </w:r>
-          </w:p>
-        </w:tc>
-        <w:tc>
-          <w:tcPr/>
-          <w:p>
-            <w:pPr>
-              <w:pStyle w:val="Compact"/>
-              <w:jc w:val="right"/>
-            </w:pPr>
-            <w:r>
-              <w:t xml:space="preserve">.550</w:t>
-            </w:r>
-          </w:p>
-        </w:tc>
-      </w:tr>
-      <w:tr>
-        <w:tc>
-          <w:tcPr/>
-          <w:p>
-            <w:pPr>
-              <w:pStyle w:val="Compact"/>
-              <w:jc w:val="left"/>
-            </w:pPr>
-            <w:r>
-              <w:t xml:space="preserve">justification:IC_HI</w:t>
-            </w:r>
-          </w:p>
-        </w:tc>
-        <w:tc>
-          <w:tcPr/>
-          <w:p>
-            <w:pPr>
-              <w:pStyle w:val="Compact"/>
-              <w:jc w:val="right"/>
-            </w:pPr>
-            <w:r>
-              <w:t xml:space="preserve">0.045</w:t>
-            </w:r>
-          </w:p>
-        </w:tc>
-        <w:tc>
-          <w:tcPr/>
-          <w:p>
-            <w:pPr>
-              <w:pStyle w:val="Compact"/>
-              <w:jc w:val="right"/>
-            </w:pPr>
-            <w:r>
-              <w:t xml:space="preserve">0.030</w:t>
+              <w:t xml:space="preserve">[-0.151, 0.097]</w:t>
+            </w:r>
+          </w:p>
+        </w:tc>
+        <w:tc>
+          <w:tcPr/>
+          <w:p>
+            <w:pPr>
+              <w:pStyle w:val="Compact"/>
+              <w:jc w:val="right"/>
+            </w:pPr>
+            <w:r>
+              <w:t xml:space="preserve">.671</w:t>
+            </w:r>
+          </w:p>
+        </w:tc>
+      </w:tr>
+      <w:tr>
+        <w:tc>
+          <w:tcPr/>
+          <w:p>
+            <w:pPr>
+              <w:pStyle w:val="Compact"/>
+              <w:jc w:val="left"/>
+            </w:pPr>
+            <w:r>
+              <w:t xml:space="preserve">feedback:justification:AOT_score</w:t>
+            </w:r>
+          </w:p>
+        </w:tc>
+        <w:tc>
+          <w:tcPr/>
+          <w:p>
+            <w:pPr>
+              <w:pStyle w:val="Compact"/>
+              <w:jc w:val="right"/>
+            </w:pPr>
+            <w:r>
+              <w:t xml:space="preserve">0.167</w:t>
+            </w:r>
+          </w:p>
+        </w:tc>
+        <w:tc>
+          <w:tcPr/>
+          <w:p>
+            <w:pPr>
+              <w:pStyle w:val="Compact"/>
+              <w:jc w:val="right"/>
+            </w:pPr>
+            <w:r>
+              <w:t xml:space="preserve">0.075</w:t>
             </w:r>
           </w:p>
         </w:tc>
@@ -22888,57 +23198,57 @@
               <w:jc w:val="center"/>
             </w:pPr>
             <w:r>
-              <w:t xml:space="preserve">[-0.014, 0.103]</w:t>
-            </w:r>
-          </w:p>
-        </w:tc>
-        <w:tc>
-          <w:tcPr/>
-          <w:p>
-            <w:pPr>
-              <w:pStyle w:val="Compact"/>
-              <w:jc w:val="right"/>
-            </w:pPr>
-            <w:r>
-              <w:t xml:space="preserve">.135</w:t>
-            </w:r>
-          </w:p>
-        </w:tc>
-      </w:tr>
-      <w:tr>
-        <w:tc>
-          <w:tcPr/>
-          <w:p>
-            <w:pPr>
-              <w:pStyle w:val="Compact"/>
-              <w:jc w:val="left"/>
-            </w:pPr>
-            <w:r>
-              <w:t xml:space="preserve">justification:IC_VI</w:t>
-            </w:r>
-          </w:p>
-        </w:tc>
-        <w:tc>
-          <w:tcPr/>
-          <w:p>
-            <w:pPr>
-              <w:pStyle w:val="Compact"/>
-              <w:jc w:val="right"/>
-            </w:pPr>
-            <w:r>
-              <w:t xml:space="preserve">0.030</w:t>
-            </w:r>
-          </w:p>
-        </w:tc>
-        <w:tc>
-          <w:tcPr/>
-          <w:p>
-            <w:pPr>
-              <w:pStyle w:val="Compact"/>
-              <w:jc w:val="right"/>
-            </w:pPr>
-            <w:r>
-              <w:t xml:space="preserve">0.032</w:t>
+              <w:t xml:space="preserve">[0.019, 0.314]</w:t>
+            </w:r>
+          </w:p>
+        </w:tc>
+        <w:tc>
+          <w:tcPr/>
+          <w:p>
+            <w:pPr>
+              <w:pStyle w:val="Compact"/>
+              <w:jc w:val="right"/>
+            </w:pPr>
+            <w:r>
+              <w:t xml:space="preserve">.027</w:t>
+            </w:r>
+          </w:p>
+        </w:tc>
+      </w:tr>
+      <w:tr>
+        <w:tc>
+          <w:tcPr/>
+          <w:p>
+            <w:pPr>
+              <w:pStyle w:val="Compact"/>
+              <w:jc w:val="left"/>
+            </w:pPr>
+            <w:r>
+              <w:t xml:space="preserve">feedback:justification:IC_HI</w:t>
+            </w:r>
+          </w:p>
+        </w:tc>
+        <w:tc>
+          <w:tcPr/>
+          <w:p>
+            <w:pPr>
+              <w:pStyle w:val="Compact"/>
+              <w:jc w:val="right"/>
+            </w:pPr>
+            <w:r>
+              <w:t xml:space="preserve">-0.003</w:t>
+            </w:r>
+          </w:p>
+        </w:tc>
+        <w:tc>
+          <w:tcPr/>
+          <w:p>
+            <w:pPr>
+              <w:pStyle w:val="Compact"/>
+              <w:jc w:val="right"/>
+            </w:pPr>
+            <w:r>
+              <w:t xml:space="preserve">0.008</w:t>
             </w:r>
           </w:p>
         </w:tc>
@@ -22950,57 +23260,57 @@
               <w:jc w:val="center"/>
             </w:pPr>
             <w:r>
-              <w:t xml:space="preserve">[-0.034, 0.093]</w:t>
-            </w:r>
-          </w:p>
-        </w:tc>
-        <w:tc>
-          <w:tcPr/>
-          <w:p>
-            <w:pPr>
-              <w:pStyle w:val="Compact"/>
-              <w:jc w:val="right"/>
-            </w:pPr>
-            <w:r>
-              <w:t xml:space="preserve">.355</w:t>
-            </w:r>
-          </w:p>
-        </w:tc>
-      </w:tr>
-      <w:tr>
-        <w:tc>
-          <w:tcPr/>
-          <w:p>
-            <w:pPr>
-              <w:pStyle w:val="Compact"/>
-              <w:jc w:val="left"/>
-            </w:pPr>
-            <w:r>
-              <w:t xml:space="preserve">justification:IC_HC</w:t>
-            </w:r>
-          </w:p>
-        </w:tc>
-        <w:tc>
-          <w:tcPr/>
-          <w:p>
-            <w:pPr>
-              <w:pStyle w:val="Compact"/>
-              <w:jc w:val="right"/>
-            </w:pPr>
-            <w:r>
-              <w:t xml:space="preserve">0.053</w:t>
-            </w:r>
-          </w:p>
-        </w:tc>
-        <w:tc>
-          <w:tcPr/>
-          <w:p>
-            <w:pPr>
-              <w:pStyle w:val="Compact"/>
-              <w:jc w:val="right"/>
-            </w:pPr>
-            <w:r>
-              <w:t xml:space="preserve">0.033</w:t>
+              <w:t xml:space="preserve">[-0.019, 0.014]</w:t>
+            </w:r>
+          </w:p>
+        </w:tc>
+        <w:tc>
+          <w:tcPr/>
+          <w:p>
+            <w:pPr>
+              <w:pStyle w:val="Compact"/>
+              <w:jc w:val="right"/>
+            </w:pPr>
+            <w:r>
+              <w:t xml:space="preserve">.727</w:t>
+            </w:r>
+          </w:p>
+        </w:tc>
+      </w:tr>
+      <w:tr>
+        <w:tc>
+          <w:tcPr/>
+          <w:p>
+            <w:pPr>
+              <w:pStyle w:val="Compact"/>
+              <w:jc w:val="left"/>
+            </w:pPr>
+            <w:r>
+              <w:t xml:space="preserve">feedback:justification:IC_VI</w:t>
+            </w:r>
+          </w:p>
+        </w:tc>
+        <w:tc>
+          <w:tcPr/>
+          <w:p>
+            <w:pPr>
+              <w:pStyle w:val="Compact"/>
+              <w:jc w:val="right"/>
+            </w:pPr>
+            <w:r>
+              <w:t xml:space="preserve">-0.006</w:t>
+            </w:r>
+          </w:p>
+        </w:tc>
+        <w:tc>
+          <w:tcPr/>
+          <w:p>
+            <w:pPr>
+              <w:pStyle w:val="Compact"/>
+              <w:jc w:val="right"/>
+            </w:pPr>
+            <w:r>
+              <w:t xml:space="preserve">0.007</w:t>
             </w:r>
           </w:p>
         </w:tc>
@@ -23012,57 +23322,57 @@
               <w:jc w:val="center"/>
             </w:pPr>
             <w:r>
-              <w:t xml:space="preserve">[-0.012, 0.117]</w:t>
-            </w:r>
-          </w:p>
-        </w:tc>
-        <w:tc>
-          <w:tcPr/>
-          <w:p>
-            <w:pPr>
-              <w:pStyle w:val="Compact"/>
-              <w:jc w:val="right"/>
-            </w:pPr>
-            <w:r>
-              <w:t xml:space="preserve">.110</w:t>
-            </w:r>
-          </w:p>
-        </w:tc>
-      </w:tr>
-      <w:tr>
-        <w:tc>
-          <w:tcPr/>
-          <w:p>
-            <w:pPr>
-              <w:pStyle w:val="Compact"/>
-              <w:jc w:val="left"/>
-            </w:pPr>
-            <w:r>
-              <w:t xml:space="preserve">justification:IC_VC</w:t>
-            </w:r>
-          </w:p>
-        </w:tc>
-        <w:tc>
-          <w:tcPr/>
-          <w:p>
-            <w:pPr>
-              <w:pStyle w:val="Compact"/>
-              <w:jc w:val="right"/>
-            </w:pPr>
-            <w:r>
-              <w:t xml:space="preserve">-0.015</w:t>
-            </w:r>
-          </w:p>
-        </w:tc>
-        <w:tc>
-          <w:tcPr/>
-          <w:p>
-            <w:pPr>
-              <w:pStyle w:val="Compact"/>
-              <w:jc w:val="right"/>
-            </w:pPr>
-            <w:r>
-              <w:t xml:space="preserve">0.032</w:t>
+              <w:t xml:space="preserve">[-0.021, 0.008]</w:t>
+            </w:r>
+          </w:p>
+        </w:tc>
+        <w:tc>
+          <w:tcPr/>
+          <w:p>
+            <w:pPr>
+              <w:pStyle w:val="Compact"/>
+              <w:jc w:val="right"/>
+            </w:pPr>
+            <w:r>
+              <w:t xml:space="preserve">.372</w:t>
+            </w:r>
+          </w:p>
+        </w:tc>
+      </w:tr>
+      <w:tr>
+        <w:tc>
+          <w:tcPr/>
+          <w:p>
+            <w:pPr>
+              <w:pStyle w:val="Compact"/>
+              <w:jc w:val="left"/>
+            </w:pPr>
+            <w:r>
+              <w:t xml:space="preserve">feedback:justification:IC_HC</w:t>
+            </w:r>
+          </w:p>
+        </w:tc>
+        <w:tc>
+          <w:tcPr/>
+          <w:p>
+            <w:pPr>
+              <w:pStyle w:val="Compact"/>
+              <w:jc w:val="right"/>
+            </w:pPr>
+            <w:r>
+              <w:t xml:space="preserve">-0.002</w:t>
+            </w:r>
+          </w:p>
+        </w:tc>
+        <w:tc>
+          <w:tcPr/>
+          <w:p>
+            <w:pPr>
+              <w:pStyle w:val="Compact"/>
+              <w:jc w:val="right"/>
+            </w:pPr>
+            <w:r>
+              <w:t xml:space="preserve">0.009</w:t>
             </w:r>
           </w:p>
         </w:tc>
@@ -23074,57 +23384,57 @@
               <w:jc w:val="center"/>
             </w:pPr>
             <w:r>
-              <w:t xml:space="preserve">[-0.079, 0.048]</w:t>
-            </w:r>
-          </w:p>
-        </w:tc>
-        <w:tc>
-          <w:tcPr/>
-          <w:p>
-            <w:pPr>
-              <w:pStyle w:val="Compact"/>
-              <w:jc w:val="right"/>
-            </w:pPr>
-            <w:r>
-              <w:t xml:space="preserve">.631</w:t>
-            </w:r>
-          </w:p>
-        </w:tc>
-      </w:tr>
-      <w:tr>
-        <w:tc>
-          <w:tcPr/>
-          <w:p>
-            <w:pPr>
-              <w:pStyle w:val="Compact"/>
-              <w:jc w:val="left"/>
-            </w:pPr>
-            <w:r>
-              <w:t xml:space="preserve">feedback:justification:IH_score</w:t>
-            </w:r>
-          </w:p>
-        </w:tc>
-        <w:tc>
-          <w:tcPr/>
-          <w:p>
-            <w:pPr>
-              <w:pStyle w:val="Compact"/>
-              <w:jc w:val="right"/>
-            </w:pPr>
-            <w:r>
-              <w:t xml:space="preserve">-0.020</w:t>
-            </w:r>
-          </w:p>
-        </w:tc>
-        <w:tc>
-          <w:tcPr/>
-          <w:p>
-            <w:pPr>
-              <w:pStyle w:val="Compact"/>
-              <w:jc w:val="right"/>
-            </w:pPr>
-            <w:r>
-              <w:t xml:space="preserve">0.047</w:t>
+              <w:t xml:space="preserve">[-0.019, 0.015]</w:t>
+            </w:r>
+          </w:p>
+        </w:tc>
+        <w:tc>
+          <w:tcPr/>
+          <w:p>
+            <w:pPr>
+              <w:pStyle w:val="Compact"/>
+              <w:jc w:val="right"/>
+            </w:pPr>
+            <w:r>
+              <w:t xml:space="preserve">.838</w:t>
+            </w:r>
+          </w:p>
+        </w:tc>
+      </w:tr>
+      <w:tr>
+        <w:tc>
+          <w:tcPr/>
+          <w:p>
+            <w:pPr>
+              <w:pStyle w:val="Compact"/>
+              <w:jc w:val="left"/>
+            </w:pPr>
+            <w:r>
+              <w:t xml:space="preserve">feedback:justification:IC_VC</w:t>
+            </w:r>
+          </w:p>
+        </w:tc>
+        <w:tc>
+          <w:tcPr/>
+          <w:p>
+            <w:pPr>
+              <w:pStyle w:val="Compact"/>
+              <w:jc w:val="right"/>
+            </w:pPr>
+            <w:r>
+              <w:t xml:space="preserve">-0.008</w:t>
+            </w:r>
+          </w:p>
+        </w:tc>
+        <w:tc>
+          <w:tcPr/>
+          <w:p>
+            <w:pPr>
+              <w:pStyle w:val="Compact"/>
+              <w:jc w:val="right"/>
+            </w:pPr>
+            <w:r>
+              <w:t xml:space="preserve">0.007</w:t>
             </w:r>
           </w:p>
         </w:tc>
@@ -23136,329 +23446,19 @@
               <w:jc w:val="center"/>
             </w:pPr>
             <w:r>
-              <w:t xml:space="preserve">[-0.111, 0.071]</w:t>
-            </w:r>
-          </w:p>
-        </w:tc>
-        <w:tc>
-          <w:tcPr/>
-          <w:p>
-            <w:pPr>
-              <w:pStyle w:val="Compact"/>
-              <w:jc w:val="right"/>
-            </w:pPr>
-            <w:r>
-              <w:t xml:space="preserve">.669</w:t>
-            </w:r>
-          </w:p>
-        </w:tc>
-      </w:tr>
-      <w:tr>
-        <w:tc>
-          <w:tcPr/>
-          <w:p>
-            <w:pPr>
-              <w:pStyle w:val="Compact"/>
-              <w:jc w:val="left"/>
-            </w:pPr>
-            <w:r>
-              <w:t xml:space="preserve">feedback:justification:AOT_score</w:t>
-            </w:r>
-          </w:p>
-        </w:tc>
-        <w:tc>
-          <w:tcPr/>
-          <w:p>
-            <w:pPr>
-              <w:pStyle w:val="Compact"/>
-              <w:jc w:val="right"/>
-            </w:pPr>
-            <w:r>
-              <w:t xml:space="preserve">0.099</w:t>
-            </w:r>
-          </w:p>
-        </w:tc>
-        <w:tc>
-          <w:tcPr/>
-          <w:p>
-            <w:pPr>
-              <w:pStyle w:val="Compact"/>
-              <w:jc w:val="right"/>
-            </w:pPr>
-            <w:r>
-              <w:t xml:space="preserve">0.045</w:t>
-            </w:r>
-          </w:p>
-        </w:tc>
-        <w:tc>
-          <w:tcPr/>
-          <w:p>
-            <w:pPr>
-              <w:pStyle w:val="Compact"/>
-              <w:jc w:val="center"/>
-            </w:pPr>
-            <w:r>
-              <w:t xml:space="preserve">[0.012, 0.187]</w:t>
-            </w:r>
-          </w:p>
-        </w:tc>
-        <w:tc>
-          <w:tcPr/>
-          <w:p>
-            <w:pPr>
-              <w:pStyle w:val="Compact"/>
-              <w:jc w:val="right"/>
-            </w:pPr>
-            <w:r>
-              <w:t xml:space="preserve">.026</w:t>
-            </w:r>
-          </w:p>
-        </w:tc>
-      </w:tr>
-      <w:tr>
-        <w:tc>
-          <w:tcPr/>
-          <w:p>
-            <w:pPr>
-              <w:pStyle w:val="Compact"/>
-              <w:jc w:val="left"/>
-            </w:pPr>
-            <w:r>
-              <w:t xml:space="preserve">feedback:justification:IC_HI</w:t>
-            </w:r>
-          </w:p>
-        </w:tc>
-        <w:tc>
-          <w:tcPr/>
-          <w:p>
-            <w:pPr>
-              <w:pStyle w:val="Compact"/>
-              <w:jc w:val="right"/>
-            </w:pPr>
-            <w:r>
-              <w:t xml:space="preserve">-0.015</w:t>
-            </w:r>
-          </w:p>
-        </w:tc>
-        <w:tc>
-          <w:tcPr/>
-          <w:p>
-            <w:pPr>
-              <w:pStyle w:val="Compact"/>
-              <w:jc w:val="right"/>
-            </w:pPr>
-            <w:r>
-              <w:t xml:space="preserve">0.042</w:t>
-            </w:r>
-          </w:p>
-        </w:tc>
-        <w:tc>
-          <w:tcPr/>
-          <w:p>
-            <w:pPr>
-              <w:pStyle w:val="Compact"/>
-              <w:jc w:val="center"/>
-            </w:pPr>
-            <w:r>
-              <w:t xml:space="preserve">[-0.096, 0.067]</w:t>
-            </w:r>
-          </w:p>
-        </w:tc>
-        <w:tc>
-          <w:tcPr/>
-          <w:p>
-            <w:pPr>
-              <w:pStyle w:val="Compact"/>
-              <w:jc w:val="right"/>
-            </w:pPr>
-            <w:r>
-              <w:t xml:space="preserve">.725</w:t>
-            </w:r>
-          </w:p>
-        </w:tc>
-      </w:tr>
-      <w:tr>
-        <w:tc>
-          <w:tcPr/>
-          <w:p>
-            <w:pPr>
-              <w:pStyle w:val="Compact"/>
-              <w:jc w:val="left"/>
-            </w:pPr>
-            <w:r>
-              <w:t xml:space="preserve">feedback:justification:IC_VI</w:t>
-            </w:r>
-          </w:p>
-        </w:tc>
-        <w:tc>
-          <w:tcPr/>
-          <w:p>
-            <w:pPr>
-              <w:pStyle w:val="Compact"/>
-              <w:jc w:val="right"/>
-            </w:pPr>
-            <w:r>
-              <w:t xml:space="preserve">-0.040</w:t>
-            </w:r>
-          </w:p>
-        </w:tc>
-        <w:tc>
-          <w:tcPr/>
-          <w:p>
-            <w:pPr>
-              <w:pStyle w:val="Compact"/>
-              <w:jc w:val="right"/>
-            </w:pPr>
-            <w:r>
-              <w:t xml:space="preserve">0.045</w:t>
-            </w:r>
-          </w:p>
-        </w:tc>
-        <w:tc>
-          <w:tcPr/>
-          <w:p>
-            <w:pPr>
-              <w:pStyle w:val="Compact"/>
-              <w:jc w:val="center"/>
-            </w:pPr>
-            <w:r>
-              <w:t xml:space="preserve">[-0.129, 0.048]</w:t>
-            </w:r>
-          </w:p>
-        </w:tc>
-        <w:tc>
-          <w:tcPr/>
-          <w:p>
-            <w:pPr>
-              <w:pStyle w:val="Compact"/>
-              <w:jc w:val="right"/>
-            </w:pPr>
-            <w:r>
-              <w:t xml:space="preserve">.372</w:t>
-            </w:r>
-          </w:p>
-        </w:tc>
-      </w:tr>
-      <w:tr>
-        <w:tc>
-          <w:tcPr/>
-          <w:p>
-            <w:pPr>
-              <w:pStyle w:val="Compact"/>
-              <w:jc w:val="left"/>
-            </w:pPr>
-            <w:r>
-              <w:t xml:space="preserve">feedback:justification:IC_HC</w:t>
-            </w:r>
-          </w:p>
-        </w:tc>
-        <w:tc>
-          <w:tcPr/>
-          <w:p>
-            <w:pPr>
-              <w:pStyle w:val="Compact"/>
-              <w:jc w:val="right"/>
-            </w:pPr>
-            <w:r>
-              <w:t xml:space="preserve">-0.009</w:t>
-            </w:r>
-          </w:p>
-        </w:tc>
-        <w:tc>
-          <w:tcPr/>
-          <w:p>
-            <w:pPr>
-              <w:pStyle w:val="Compact"/>
-              <w:jc w:val="right"/>
-            </w:pPr>
-            <w:r>
-              <w:t xml:space="preserve">0.046</w:t>
-            </w:r>
-          </w:p>
-        </w:tc>
-        <w:tc>
-          <w:tcPr/>
-          <w:p>
-            <w:pPr>
-              <w:pStyle w:val="Compact"/>
-              <w:jc w:val="center"/>
-            </w:pPr>
-            <w:r>
-              <w:t xml:space="preserve">[-0.099, 0.080]</w:t>
-            </w:r>
-          </w:p>
-        </w:tc>
-        <w:tc>
-          <w:tcPr/>
-          <w:p>
-            <w:pPr>
-              <w:pStyle w:val="Compact"/>
-              <w:jc w:val="right"/>
-            </w:pPr>
-            <w:r>
-              <w:t xml:space="preserve">.837</w:t>
-            </w:r>
-          </w:p>
-        </w:tc>
-      </w:tr>
-      <w:tr>
-        <w:tc>
-          <w:tcPr/>
-          <w:p>
-            <w:pPr>
-              <w:pStyle w:val="Compact"/>
-              <w:jc w:val="left"/>
-            </w:pPr>
-            <w:r>
-              <w:t xml:space="preserve">feedback:justification:IC_VC</w:t>
-            </w:r>
-          </w:p>
-        </w:tc>
-        <w:tc>
-          <w:tcPr/>
-          <w:p>
-            <w:pPr>
-              <w:pStyle w:val="Compact"/>
-              <w:jc w:val="right"/>
-            </w:pPr>
-            <w:r>
-              <w:t xml:space="preserve">-0.051</w:t>
-            </w:r>
-          </w:p>
-        </w:tc>
-        <w:tc>
-          <w:tcPr/>
-          <w:p>
-            <w:pPr>
-              <w:pStyle w:val="Compact"/>
-              <w:jc w:val="right"/>
-            </w:pPr>
-            <w:r>
-              <w:t xml:space="preserve">0.045</w:t>
-            </w:r>
-          </w:p>
-        </w:tc>
-        <w:tc>
-          <w:tcPr/>
-          <w:p>
-            <w:pPr>
-              <w:pStyle w:val="Compact"/>
-              <w:jc w:val="center"/>
-            </w:pPr>
-            <w:r>
-              <w:t xml:space="preserve">[-0.140, 0.037]</w:t>
-            </w:r>
-          </w:p>
-        </w:tc>
-        <w:tc>
-          <w:tcPr/>
-          <w:p>
-            <w:pPr>
-              <w:pStyle w:val="Compact"/>
-              <w:jc w:val="right"/>
-            </w:pPr>
-            <w:r>
-              <w:t xml:space="preserve">.257</w:t>
+              <w:t xml:space="preserve">[-0.023, 0.006]</w:t>
+            </w:r>
+          </w:p>
+        </w:tc>
+        <w:tc>
+          <w:tcPr/>
+          <w:p>
+            <w:pPr>
+              <w:pStyle w:val="Compact"/>
+              <w:jc w:val="right"/>
+            </w:pPr>
+            <w:r>
+              <w:t xml:space="preserve">.256</w:t>
             </w:r>
           </w:p>
         </w:tc>
@@ -23874,8 +23874,2377 @@
         <w:t xml:space="preserve">1.4.2 Community and Student Sample Differences</w:t>
       </w:r>
     </w:p>
+    <w:p>
+      <w:pPr>
+        <w:pStyle w:val="SourceCode"/>
+      </w:pPr>
+      <w:r>
+        <w:rPr>
+          <w:rStyle w:val="CommentTok"/>
+        </w:rPr>
+        <w:t xml:space="preserve"># to check</w:t>
+      </w:r>
+      <w:r>
+        <w:br/>
+      </w:r>
+      <w:r>
+        <w:rPr>
+          <w:rStyle w:val="FunctionTok"/>
+        </w:rPr>
+        <w:t xml:space="preserve">table</w:t>
+      </w:r>
+      <w:r>
+        <w:rPr>
+          <w:rStyle w:val="NormalTok"/>
+        </w:rPr>
+        <w:t xml:space="preserve">(d</w:t>
+      </w:r>
+      <w:r>
+        <w:rPr>
+          <w:rStyle w:val="SpecialCharTok"/>
+        </w:rPr>
+        <w:t xml:space="preserve">$</w:t>
+      </w:r>
+      <w:r>
+        <w:rPr>
+          <w:rStyle w:val="NormalTok"/>
+        </w:rPr>
+        <w:t xml:space="preserve">Sample)</w:t>
+      </w:r>
+    </w:p>
+    <w:p>
+      <w:pPr>
+        <w:pStyle w:val="SourceCode"/>
+      </w:pPr>
+      <w:r>
+        <w:br/>
+      </w:r>
+      <w:r>
+        <w:rPr>
+          <w:rStyle w:val="VerbatimChar"/>
+        </w:rPr>
+        <w:t xml:space="preserve">   234455         5  Chttp:// Community   Student </w:t>
+      </w:r>
+      <w:r>
+        <w:br/>
+      </w:r>
+      <w:r>
+        <w:rPr>
+          <w:rStyle w:val="VerbatimChar"/>
+        </w:rPr>
+        <w:t xml:space="preserve">        1         4         2      4334     10669 </w:t>
+      </w:r>
+    </w:p>
+    <w:p>
+      <w:pPr>
+        <w:pStyle w:val="SourceCode"/>
+      </w:pPr>
+      <w:r>
+        <w:rPr>
+          <w:rStyle w:val="FunctionTok"/>
+        </w:rPr>
+        <w:t xml:space="preserve">sum</w:t>
+      </w:r>
+      <w:r>
+        <w:rPr>
+          <w:rStyle w:val="NormalTok"/>
+        </w:rPr>
+        <w:t xml:space="preserve">(</w:t>
+      </w:r>
+      <w:r>
+        <w:rPr>
+          <w:rStyle w:val="FunctionTok"/>
+        </w:rPr>
+        <w:t xml:space="preserve">is.na</w:t>
+      </w:r>
+      <w:r>
+        <w:rPr>
+          <w:rStyle w:val="NormalTok"/>
+        </w:rPr>
+        <w:t xml:space="preserve">(d</w:t>
+      </w:r>
+      <w:r>
+        <w:rPr>
+          <w:rStyle w:val="SpecialCharTok"/>
+        </w:rPr>
+        <w:t xml:space="preserve">$</w:t>
+      </w:r>
+      <w:r>
+        <w:rPr>
+          <w:rStyle w:val="NormalTok"/>
+        </w:rPr>
+        <w:t xml:space="preserve">Sample))</w:t>
+      </w:r>
+    </w:p>
+    <w:p>
+      <w:pPr>
+        <w:pStyle w:val="SourceCode"/>
+      </w:pPr>
+      <w:r>
+        <w:rPr>
+          <w:rStyle w:val="VerbatimChar"/>
+        </w:rPr>
+        <w:t xml:space="preserve">[1] 235</w:t>
+      </w:r>
+    </w:p>
+    <w:p>
+      <w:pPr>
+        <w:pStyle w:val="SourceCode"/>
+      </w:pPr>
+      <w:r>
+        <w:rPr>
+          <w:rStyle w:val="CommentTok"/>
+        </w:rPr>
+        <w:t xml:space="preserve"># unique(d$Country[is.na(d$Sample)])</w:t>
+      </w:r>
+      <w:r>
+        <w:br/>
+      </w:r>
+      <w:r>
+        <w:rPr>
+          <w:rStyle w:val="CommentTok"/>
+        </w:rPr>
+        <w:t xml:space="preserve"># unique(d$LabID[is.na(d$Sample)])</w:t>
+      </w:r>
+      <w:r>
+        <w:br/>
+      </w:r>
+      <w:r>
+        <w:br/>
+      </w:r>
+      <w:r>
+        <w:rPr>
+          <w:rStyle w:val="NormalTok"/>
+        </w:rPr>
+        <w:t xml:space="preserve">d </w:t>
+      </w:r>
+      <w:r>
+        <w:rPr>
+          <w:rStyle w:val="SpecialCharTok"/>
+        </w:rPr>
+        <w:t xml:space="preserve">%&gt;%</w:t>
+      </w:r>
+      <w:r>
+        <w:br/>
+      </w:r>
+      <w:r>
+        <w:rPr>
+          <w:rStyle w:val="NormalTok"/>
+        </w:rPr>
+        <w:t xml:space="preserve">  </w:t>
+      </w:r>
+      <w:r>
+        <w:rPr>
+          <w:rStyle w:val="FunctionTok"/>
+        </w:rPr>
+        <w:t xml:space="preserve">filter</w:t>
+      </w:r>
+      <w:r>
+        <w:rPr>
+          <w:rStyle w:val="NormalTok"/>
+        </w:rPr>
+        <w:t xml:space="preserve">(</w:t>
+      </w:r>
+      <w:r>
+        <w:rPr>
+          <w:rStyle w:val="FunctionTok"/>
+        </w:rPr>
+        <w:t xml:space="preserve">is.na</w:t>
+      </w:r>
+      <w:r>
+        <w:rPr>
+          <w:rStyle w:val="NormalTok"/>
+        </w:rPr>
+        <w:t xml:space="preserve">(Sample)) </w:t>
+      </w:r>
+      <w:r>
+        <w:rPr>
+          <w:rStyle w:val="SpecialCharTok"/>
+        </w:rPr>
+        <w:t xml:space="preserve">%&gt;%</w:t>
+      </w:r>
+      <w:r>
+        <w:br/>
+      </w:r>
+      <w:r>
+        <w:rPr>
+          <w:rStyle w:val="NormalTok"/>
+        </w:rPr>
+        <w:t xml:space="preserve">  </w:t>
+      </w:r>
+      <w:r>
+        <w:rPr>
+          <w:rStyle w:val="FunctionTok"/>
+        </w:rPr>
+        <w:t xml:space="preserve">group_by</w:t>
+      </w:r>
+      <w:r>
+        <w:rPr>
+          <w:rStyle w:val="NormalTok"/>
+        </w:rPr>
+        <w:t xml:space="preserve">(Country, LabID) </w:t>
+      </w:r>
+      <w:r>
+        <w:rPr>
+          <w:rStyle w:val="SpecialCharTok"/>
+        </w:rPr>
+        <w:t xml:space="preserve">%&gt;%</w:t>
+      </w:r>
+      <w:r>
+        <w:br/>
+      </w:r>
+      <w:r>
+        <w:rPr>
+          <w:rStyle w:val="NormalTok"/>
+        </w:rPr>
+        <w:t xml:space="preserve">  </w:t>
+      </w:r>
+      <w:r>
+        <w:rPr>
+          <w:rStyle w:val="FunctionTok"/>
+        </w:rPr>
+        <w:t xml:space="preserve">summarise</w:t>
+      </w:r>
+      <w:r>
+        <w:rPr>
+          <w:rStyle w:val="NormalTok"/>
+        </w:rPr>
+        <w:t xml:space="preserve">(</w:t>
+      </w:r>
+      <w:r>
+        <w:rPr>
+          <w:rStyle w:val="AttributeTok"/>
+        </w:rPr>
+        <w:t xml:space="preserve">N =</w:t>
+      </w:r>
+      <w:r>
+        <w:rPr>
+          <w:rStyle w:val="NormalTok"/>
+        </w:rPr>
+        <w:t xml:space="preserve"> </w:t>
+      </w:r>
+      <w:r>
+        <w:rPr>
+          <w:rStyle w:val="FunctionTok"/>
+        </w:rPr>
+        <w:t xml:space="preserve">n</w:t>
+      </w:r>
+      <w:r>
+        <w:rPr>
+          <w:rStyle w:val="NormalTok"/>
+        </w:rPr>
+        <w:t xml:space="preserve">())</w:t>
+      </w:r>
+    </w:p>
+    <w:p>
+      <w:pPr>
+        <w:pStyle w:val="SourceCode"/>
+      </w:pPr>
+      <w:r>
+        <w:rPr>
+          <w:rStyle w:val="VerbatimChar"/>
+        </w:rPr>
+        <w:t xml:space="preserve"># A tibble: 11 × 3</w:t>
+      </w:r>
+      <w:r>
+        <w:br/>
+      </w:r>
+      <w:r>
+        <w:rPr>
+          <w:rStyle w:val="VerbatimChar"/>
+        </w:rPr>
+        <w:t xml:space="preserve"># Groups:   Country [9]</w:t>
+      </w:r>
+      <w:r>
+        <w:br/>
+      </w:r>
+      <w:r>
+        <w:rPr>
+          <w:rStyle w:val="VerbatimChar"/>
+        </w:rPr>
+        <w:t xml:space="preserve">   Country     LabID        N</w:t>
+      </w:r>
+      <w:r>
+        <w:br/>
+      </w:r>
+      <w:r>
+        <w:rPr>
+          <w:rStyle w:val="VerbatimChar"/>
+        </w:rPr>
+        <w:t xml:space="preserve">   &lt;chr&gt;       &lt;chr&gt;    &lt;int&gt;</w:t>
+      </w:r>
+      <w:r>
+        <w:br/>
+      </w:r>
+      <w:r>
+        <w:rPr>
+          <w:rStyle w:val="VerbatimChar"/>
+        </w:rPr>
+        <w:t xml:space="preserve"> 1 Bangladesh  &lt;NA&gt;         3</w:t>
+      </w:r>
+      <w:r>
+        <w:br/>
+      </w:r>
+      <w:r>
+        <w:rPr>
+          <w:rStyle w:val="VerbatimChar"/>
+        </w:rPr>
+        <w:t xml:space="preserve"> 2 Colombia    3629        29</w:t>
+      </w:r>
+      <w:r>
+        <w:br/>
+      </w:r>
+      <w:r>
+        <w:rPr>
+          <w:rStyle w:val="VerbatimChar"/>
+        </w:rPr>
+        <w:t xml:space="preserve"> 3 Germany     Sample=S     1</w:t>
+      </w:r>
+      <w:r>
+        <w:br/>
+      </w:r>
+      <w:r>
+        <w:rPr>
+          <w:rStyle w:val="VerbatimChar"/>
+        </w:rPr>
+        <w:t xml:space="preserve"> 4 Germany     &lt;NA&gt;         1</w:t>
+      </w:r>
+      <w:r>
+        <w:br/>
+      </w:r>
+      <w:r>
+        <w:rPr>
+          <w:rStyle w:val="VerbatimChar"/>
+        </w:rPr>
+        <w:t xml:space="preserve"> 5 Italy       3704…        1</w:t>
+      </w:r>
+      <w:r>
+        <w:br/>
+      </w:r>
+      <w:r>
+        <w:rPr>
+          <w:rStyle w:val="VerbatimChar"/>
+        </w:rPr>
+        <w:t xml:space="preserve"> 6 Italy       &lt;NA&gt;        39</w:t>
+      </w:r>
+      <w:r>
+        <w:br/>
+      </w:r>
+      <w:r>
+        <w:rPr>
+          <w:rStyle w:val="VerbatimChar"/>
+        </w:rPr>
+        <w:t xml:space="preserve"> 7 Mexico      15           1</w:t>
+      </w:r>
+      <w:r>
+        <w:br/>
+      </w:r>
+      <w:r>
+        <w:rPr>
+          <w:rStyle w:val="VerbatimChar"/>
+        </w:rPr>
+        <w:t xml:space="preserve"> 8 Netherlands 381         77</w:t>
+      </w:r>
+      <w:r>
+        <w:br/>
+      </w:r>
+      <w:r>
+        <w:rPr>
+          <w:rStyle w:val="VerbatimChar"/>
+        </w:rPr>
+        <w:t xml:space="preserve"> 9 Norway      &lt;NA&gt;        79</w:t>
+      </w:r>
+      <w:r>
+        <w:br/>
+      </w:r>
+      <w:r>
+        <w:rPr>
+          <w:rStyle w:val="VerbatimChar"/>
+        </w:rPr>
+        <w:t xml:space="preserve">10 Serbia      &lt;NA&gt;         3</w:t>
+      </w:r>
+      <w:r>
+        <w:br/>
+      </w:r>
+      <w:r>
+        <w:rPr>
+          <w:rStyle w:val="VerbatimChar"/>
+        </w:rPr>
+        <w:t xml:space="preserve">11 Spain       3275         1</w:t>
+      </w:r>
+    </w:p>
+    <w:p>
+      <w:pPr>
+        <w:pStyle w:val="TableCaption"/>
+      </w:pPr>
+      <w:r>
+        <w:t xml:space="preserve">Model for H1, including sample type (Community vs. Student) as fixed-effect.</w:t>
+      </w:r>
+    </w:p>
+    <w:tbl>
+      <w:tblPr>
+        <w:tblStyle w:val="Table"/>
+        <w:tblW w:type="pct" w:w="5000"/>
+        <w:tblLayout w:type="fixed"/>
+        <w:tblLook w:firstRow="1" w:lastRow="0" w:firstColumn="0" w:lastColumn="0" w:noHBand="0" w:noVBand="0" w:val="0020"/>
+        <w:tblCaption w:val="Model for H1, including sample type (Community vs. Student) as fixed-effect."/>
+      </w:tblPr>
+      <w:tblGrid>
+        <w:gridCol w:w="3805"/>
+        <w:gridCol w:w="925"/>
+        <w:gridCol w:w="617"/>
+        <w:gridCol w:w="1748"/>
+        <w:gridCol w:w="822"/>
+      </w:tblGrid>
+      <w:tr>
+        <w:trPr>
+          <w:tblHeader w:val="on"/>
+        </w:trPr>
+        <w:tc>
+          <w:tcPr/>
+          <w:p>
+            <w:pPr>
+              <w:pStyle w:val="Compact"/>
+              <w:jc w:val="left"/>
+            </w:pPr>
+            <w:r>
+              <w:t xml:space="preserve">Predictor</w:t>
+            </w:r>
+          </w:p>
+        </w:tc>
+        <w:tc>
+          <w:tcPr/>
+          <w:p>
+            <w:pPr>
+              <w:pStyle w:val="Compact"/>
+              <w:jc w:val="right"/>
+            </w:pPr>
+            <w:r>
+              <w:t xml:space="preserve">Estimate</w:t>
+            </w:r>
+          </w:p>
+        </w:tc>
+        <w:tc>
+          <w:tcPr/>
+          <w:p>
+            <w:pPr>
+              <w:pStyle w:val="Compact"/>
+              <w:jc w:val="right"/>
+            </w:pPr>
+            <w:r>
+              <w:t xml:space="preserve">SE</w:t>
+            </w:r>
+          </w:p>
+        </w:tc>
+        <w:tc>
+          <w:tcPr/>
+          <w:p>
+            <w:pPr>
+              <w:pStyle w:val="Compact"/>
+              <w:jc w:val="center"/>
+            </w:pPr>
+            <w:r>
+              <w:t xml:space="preserve">95% CI</w:t>
+            </w:r>
+          </w:p>
+        </w:tc>
+        <w:tc>
+          <w:tcPr/>
+          <w:p>
+            <w:pPr>
+              <w:pStyle w:val="Compact"/>
+              <w:jc w:val="right"/>
+            </w:pPr>
+            <w:r>
+              <w:t xml:space="preserve">p-value</w:t>
+            </w:r>
+          </w:p>
+        </w:tc>
+      </w:tr>
+      <w:tr>
+        <w:tc>
+          <w:tcPr/>
+          <w:p>
+            <w:pPr>
+              <w:pStyle w:val="Compact"/>
+              <w:jc w:val="left"/>
+            </w:pPr>
+            <w:r>
+              <w:t xml:space="preserve">(Intercept)</w:t>
+            </w:r>
+          </w:p>
+        </w:tc>
+        <w:tc>
+          <w:tcPr/>
+          <w:p>
+            <w:pPr>
+              <w:pStyle w:val="Compact"/>
+              <w:jc w:val="right"/>
+            </w:pPr>
+            <w:r>
+              <w:t xml:space="preserve">0.137</w:t>
+            </w:r>
+          </w:p>
+        </w:tc>
+        <w:tc>
+          <w:tcPr/>
+          <w:p>
+            <w:pPr>
+              <w:pStyle w:val="Compact"/>
+              <w:jc w:val="right"/>
+            </w:pPr>
+            <w:r>
+              <w:t xml:space="preserve">0.209</w:t>
+            </w:r>
+          </w:p>
+        </w:tc>
+        <w:tc>
+          <w:tcPr/>
+          <w:p>
+            <w:pPr>
+              <w:pStyle w:val="Compact"/>
+              <w:jc w:val="center"/>
+            </w:pPr>
+            <w:r>
+              <w:t xml:space="preserve">[-0.272, 0.547]</w:t>
+            </w:r>
+          </w:p>
+        </w:tc>
+        <w:tc>
+          <w:tcPr/>
+          <w:p>
+            <w:pPr>
+              <w:pStyle w:val="Compact"/>
+              <w:jc w:val="right"/>
+            </w:pPr>
+            <w:r>
+              <w:t xml:space="preserve">.511</w:t>
+            </w:r>
+          </w:p>
+        </w:tc>
+      </w:tr>
+      <w:tr>
+        <w:tc>
+          <w:tcPr/>
+          <w:p>
+            <w:pPr>
+              <w:pStyle w:val="Compact"/>
+              <w:jc w:val="left"/>
+            </w:pPr>
+            <w:r>
+              <w:t xml:space="preserve">feedback</w:t>
+            </w:r>
+          </w:p>
+        </w:tc>
+        <w:tc>
+          <w:tcPr/>
+          <w:p>
+            <w:pPr>
+              <w:pStyle w:val="Compact"/>
+              <w:jc w:val="right"/>
+            </w:pPr>
+            <w:r>
+              <w:t xml:space="preserve">0.336</w:t>
+            </w:r>
+          </w:p>
+        </w:tc>
+        <w:tc>
+          <w:tcPr/>
+          <w:p>
+            <w:pPr>
+              <w:pStyle w:val="Compact"/>
+              <w:jc w:val="right"/>
+            </w:pPr>
+            <w:r>
+              <w:t xml:space="preserve">0.071</w:t>
+            </w:r>
+          </w:p>
+        </w:tc>
+        <w:tc>
+          <w:tcPr/>
+          <w:p>
+            <w:pPr>
+              <w:pStyle w:val="Compact"/>
+              <w:jc w:val="center"/>
+            </w:pPr>
+            <w:r>
+              <w:t xml:space="preserve">[0.197, 0.474]</w:t>
+            </w:r>
+          </w:p>
+        </w:tc>
+        <w:tc>
+          <w:tcPr/>
+          <w:p>
+            <w:pPr>
+              <w:pStyle w:val="Compact"/>
+              <w:jc w:val="right"/>
+            </w:pPr>
+            <w:r>
+              <w:t xml:space="preserve">&lt; .001</w:t>
+            </w:r>
+          </w:p>
+        </w:tc>
+      </w:tr>
+      <w:tr>
+        <w:tc>
+          <w:tcPr/>
+          <w:p>
+            <w:pPr>
+              <w:pStyle w:val="Compact"/>
+              <w:jc w:val="left"/>
+            </w:pPr>
+            <w:r>
+              <w:t xml:space="preserve">justification</w:t>
+            </w:r>
+          </w:p>
+        </w:tc>
+        <w:tc>
+          <w:tcPr/>
+          <w:p>
+            <w:pPr>
+              <w:pStyle w:val="Compact"/>
+              <w:jc w:val="right"/>
+            </w:pPr>
+            <w:r>
+              <w:t xml:space="preserve">0.207</w:t>
+            </w:r>
+          </w:p>
+        </w:tc>
+        <w:tc>
+          <w:tcPr/>
+          <w:p>
+            <w:pPr>
+              <w:pStyle w:val="Compact"/>
+              <w:jc w:val="right"/>
+            </w:pPr>
+            <w:r>
+              <w:t xml:space="preserve">0.072</w:t>
+            </w:r>
+          </w:p>
+        </w:tc>
+        <w:tc>
+          <w:tcPr/>
+          <w:p>
+            <w:pPr>
+              <w:pStyle w:val="Compact"/>
+              <w:jc w:val="center"/>
+            </w:pPr>
+            <w:r>
+              <w:t xml:space="preserve">[0.065, 0.349]</w:t>
+            </w:r>
+          </w:p>
+        </w:tc>
+        <w:tc>
+          <w:tcPr/>
+          <w:p>
+            <w:pPr>
+              <w:pStyle w:val="Compact"/>
+              <w:jc w:val="right"/>
+            </w:pPr>
+            <w:r>
+              <w:t xml:space="preserve">.004</w:t>
+            </w:r>
+          </w:p>
+        </w:tc>
+      </w:tr>
+      <w:tr>
+        <w:tc>
+          <w:tcPr/>
+          <w:p>
+            <w:pPr>
+              <w:pStyle w:val="Compact"/>
+              <w:jc w:val="left"/>
+            </w:pPr>
+            <w:r>
+              <w:t xml:space="preserve">SampleStudent</w:t>
+            </w:r>
+          </w:p>
+        </w:tc>
+        <w:tc>
+          <w:tcPr/>
+          <w:p>
+            <w:pPr>
+              <w:pStyle w:val="Compact"/>
+              <w:jc w:val="right"/>
+            </w:pPr>
+            <w:r>
+              <w:t xml:space="preserve">0.172</w:t>
+            </w:r>
+          </w:p>
+        </w:tc>
+        <w:tc>
+          <w:tcPr/>
+          <w:p>
+            <w:pPr>
+              <w:pStyle w:val="Compact"/>
+              <w:jc w:val="right"/>
+            </w:pPr>
+            <w:r>
+              <w:t xml:space="preserve">0.067</w:t>
+            </w:r>
+          </w:p>
+        </w:tc>
+        <w:tc>
+          <w:tcPr/>
+          <w:p>
+            <w:pPr>
+              <w:pStyle w:val="Compact"/>
+              <w:jc w:val="center"/>
+            </w:pPr>
+            <w:r>
+              <w:t xml:space="preserve">[0.040, 0.304]</w:t>
+            </w:r>
+          </w:p>
+        </w:tc>
+        <w:tc>
+          <w:tcPr/>
+          <w:p>
+            <w:pPr>
+              <w:pStyle w:val="Compact"/>
+              <w:jc w:val="right"/>
+            </w:pPr>
+            <w:r>
+              <w:t xml:space="preserve">.011</w:t>
+            </w:r>
+          </w:p>
+        </w:tc>
+      </w:tr>
+      <w:tr>
+        <w:tc>
+          <w:tcPr/>
+          <w:p>
+            <w:pPr>
+              <w:pStyle w:val="Compact"/>
+              <w:jc w:val="left"/>
+            </w:pPr>
+            <w:r>
+              <w:t xml:space="preserve">feedback:justification</w:t>
+            </w:r>
+          </w:p>
+        </w:tc>
+        <w:tc>
+          <w:tcPr/>
+          <w:p>
+            <w:pPr>
+              <w:pStyle w:val="Compact"/>
+              <w:jc w:val="right"/>
+            </w:pPr>
+            <w:r>
+              <w:t xml:space="preserve">-0.100</w:t>
+            </w:r>
+          </w:p>
+        </w:tc>
+        <w:tc>
+          <w:tcPr/>
+          <w:p>
+            <w:pPr>
+              <w:pStyle w:val="Compact"/>
+              <w:jc w:val="right"/>
+            </w:pPr>
+            <w:r>
+              <w:t xml:space="preserve">0.099</w:t>
+            </w:r>
+          </w:p>
+        </w:tc>
+        <w:tc>
+          <w:tcPr/>
+          <w:p>
+            <w:pPr>
+              <w:pStyle w:val="Compact"/>
+              <w:jc w:val="center"/>
+            </w:pPr>
+            <w:r>
+              <w:t xml:space="preserve">[-0.295, 0.095]</w:t>
+            </w:r>
+          </w:p>
+        </w:tc>
+        <w:tc>
+          <w:tcPr/>
+          <w:p>
+            <w:pPr>
+              <w:pStyle w:val="Compact"/>
+              <w:jc w:val="right"/>
+            </w:pPr>
+            <w:r>
+              <w:t xml:space="preserve">.313</w:t>
+            </w:r>
+          </w:p>
+        </w:tc>
+      </w:tr>
+      <w:tr>
+        <w:tc>
+          <w:tcPr/>
+          <w:p>
+            <w:pPr>
+              <w:pStyle w:val="Compact"/>
+              <w:jc w:val="left"/>
+            </w:pPr>
+            <w:r>
+              <w:t xml:space="preserve">feedback:SampleStudent</w:t>
+            </w:r>
+          </w:p>
+        </w:tc>
+        <w:tc>
+          <w:tcPr/>
+          <w:p>
+            <w:pPr>
+              <w:pStyle w:val="Compact"/>
+              <w:jc w:val="right"/>
+            </w:pPr>
+            <w:r>
+              <w:t xml:space="preserve">0.024</w:t>
+            </w:r>
+          </w:p>
+        </w:tc>
+        <w:tc>
+          <w:tcPr/>
+          <w:p>
+            <w:pPr>
+              <w:pStyle w:val="Compact"/>
+              <w:jc w:val="right"/>
+            </w:pPr>
+            <w:r>
+              <w:t xml:space="preserve">0.087</w:t>
+            </w:r>
+          </w:p>
+        </w:tc>
+        <w:tc>
+          <w:tcPr/>
+          <w:p>
+            <w:pPr>
+              <w:pStyle w:val="Compact"/>
+              <w:jc w:val="center"/>
+            </w:pPr>
+            <w:r>
+              <w:t xml:space="preserve">[-0.147, 0.195]</w:t>
+            </w:r>
+          </w:p>
+        </w:tc>
+        <w:tc>
+          <w:tcPr/>
+          <w:p>
+            <w:pPr>
+              <w:pStyle w:val="Compact"/>
+              <w:jc w:val="right"/>
+            </w:pPr>
+            <w:r>
+              <w:t xml:space="preserve">.784</w:t>
+            </w:r>
+          </w:p>
+        </w:tc>
+      </w:tr>
+      <w:tr>
+        <w:tc>
+          <w:tcPr/>
+          <w:p>
+            <w:pPr>
+              <w:pStyle w:val="Compact"/>
+              <w:jc w:val="left"/>
+            </w:pPr>
+            <w:r>
+              <w:t xml:space="preserve">justification:SampleStudent</w:t>
+            </w:r>
+          </w:p>
+        </w:tc>
+        <w:tc>
+          <w:tcPr/>
+          <w:p>
+            <w:pPr>
+              <w:pStyle w:val="Compact"/>
+              <w:jc w:val="right"/>
+            </w:pPr>
+            <w:r>
+              <w:t xml:space="preserve">0.066</w:t>
+            </w:r>
+          </w:p>
+        </w:tc>
+        <w:tc>
+          <w:tcPr/>
+          <w:p>
+            <w:pPr>
+              <w:pStyle w:val="Compact"/>
+              <w:jc w:val="right"/>
+            </w:pPr>
+            <w:r>
+              <w:t xml:space="preserve">0.088</w:t>
+            </w:r>
+          </w:p>
+        </w:tc>
+        <w:tc>
+          <w:tcPr/>
+          <w:p>
+            <w:pPr>
+              <w:pStyle w:val="Compact"/>
+              <w:jc w:val="center"/>
+            </w:pPr>
+            <w:r>
+              <w:t xml:space="preserve">[-0.106, 0.238]</w:t>
+            </w:r>
+          </w:p>
+        </w:tc>
+        <w:tc>
+          <w:tcPr/>
+          <w:p>
+            <w:pPr>
+              <w:pStyle w:val="Compact"/>
+              <w:jc w:val="right"/>
+            </w:pPr>
+            <w:r>
+              <w:t xml:space="preserve">.452</w:t>
+            </w:r>
+          </w:p>
+        </w:tc>
+      </w:tr>
+      <w:tr>
+        <w:tc>
+          <w:tcPr/>
+          <w:p>
+            <w:pPr>
+              <w:pStyle w:val="Compact"/>
+              <w:jc w:val="left"/>
+            </w:pPr>
+            <w:r>
+              <w:t xml:space="preserve">feedback:justification:SampleStudent</w:t>
+            </w:r>
+          </w:p>
+        </w:tc>
+        <w:tc>
+          <w:tcPr/>
+          <w:p>
+            <w:pPr>
+              <w:pStyle w:val="Compact"/>
+              <w:jc w:val="right"/>
+            </w:pPr>
+            <w:r>
+              <w:t xml:space="preserve">0.094</w:t>
+            </w:r>
+          </w:p>
+        </w:tc>
+        <w:tc>
+          <w:tcPr/>
+          <w:p>
+            <w:pPr>
+              <w:pStyle w:val="Compact"/>
+              <w:jc w:val="right"/>
+            </w:pPr>
+            <w:r>
+              <w:t xml:space="preserve">0.121</w:t>
+            </w:r>
+          </w:p>
+        </w:tc>
+        <w:tc>
+          <w:tcPr/>
+          <w:p>
+            <w:pPr>
+              <w:pStyle w:val="Compact"/>
+              <w:jc w:val="center"/>
+            </w:pPr>
+            <w:r>
+              <w:t xml:space="preserve">[-0.142, 0.330]</w:t>
+            </w:r>
+          </w:p>
+        </w:tc>
+        <w:tc>
+          <w:tcPr/>
+          <w:p>
+            <w:pPr>
+              <w:pStyle w:val="Compact"/>
+              <w:jc w:val="right"/>
+            </w:pPr>
+            <w:r>
+              <w:t xml:space="preserve">.436</w:t>
+            </w:r>
+          </w:p>
+        </w:tc>
+      </w:tr>
+      <w:tr>
+        <w:tc>
+          <w:tcPr/>
+          <w:p>
+            <w:pPr>
+              <w:pStyle w:val="Compact"/>
+              <w:jc w:val="left"/>
+            </w:pPr>
+            <w:r>
+              <w:t xml:space="preserve">SD (Country: (Intercept))</w:t>
+            </w:r>
+          </w:p>
+        </w:tc>
+        <w:tc>
+          <w:tcPr/>
+          <w:p>
+            <w:pPr>
+              <w:pStyle w:val="Compact"/>
+              <w:jc w:val="right"/>
+            </w:pPr>
+            <w:r>
+              <w:t xml:space="preserve">0.471</w:t>
+            </w:r>
+          </w:p>
+        </w:tc>
+        <w:tc>
+          <w:tcPr/>
+          <w:p>
+            <w:pPr>
+              <w:pStyle w:val="Compact"/>
+            </w:pPr>
+          </w:p>
+        </w:tc>
+        <w:tc>
+          <w:tcPr/>
+          <w:p>
+            <w:pPr>
+              <w:pStyle w:val="Compact"/>
+            </w:pPr>
+          </w:p>
+        </w:tc>
+        <w:tc>
+          <w:tcPr/>
+          <w:p>
+            <w:pPr>
+              <w:pStyle w:val="Compact"/>
+            </w:pPr>
+          </w:p>
+        </w:tc>
+      </w:tr>
+      <w:tr>
+        <w:tc>
+          <w:tcPr/>
+          <w:p>
+            <w:pPr>
+              <w:pStyle w:val="Compact"/>
+              <w:jc w:val="left"/>
+            </w:pPr>
+            <w:r>
+              <w:t xml:space="preserve">SD (Country: feedback)</w:t>
+            </w:r>
+          </w:p>
+        </w:tc>
+        <w:tc>
+          <w:tcPr/>
+          <w:p>
+            <w:pPr>
+              <w:pStyle w:val="Compact"/>
+              <w:jc w:val="right"/>
+            </w:pPr>
+            <w:r>
+              <w:t xml:space="preserve">0.076</w:t>
+            </w:r>
+          </w:p>
+        </w:tc>
+        <w:tc>
+          <w:tcPr/>
+          <w:p>
+            <w:pPr>
+              <w:pStyle w:val="Compact"/>
+            </w:pPr>
+          </w:p>
+        </w:tc>
+        <w:tc>
+          <w:tcPr/>
+          <w:p>
+            <w:pPr>
+              <w:pStyle w:val="Compact"/>
+            </w:pPr>
+          </w:p>
+        </w:tc>
+        <w:tc>
+          <w:tcPr/>
+          <w:p>
+            <w:pPr>
+              <w:pStyle w:val="Compact"/>
+            </w:pPr>
+          </w:p>
+        </w:tc>
+      </w:tr>
+      <w:tr>
+        <w:tc>
+          <w:tcPr/>
+          <w:p>
+            <w:pPr>
+              <w:pStyle w:val="Compact"/>
+              <w:jc w:val="left"/>
+            </w:pPr>
+            <w:r>
+              <w:t xml:space="preserve">SD (Country: justification)</w:t>
+            </w:r>
+          </w:p>
+        </w:tc>
+        <w:tc>
+          <w:tcPr/>
+          <w:p>
+            <w:pPr>
+              <w:pStyle w:val="Compact"/>
+              <w:jc w:val="right"/>
+            </w:pPr>
+            <w:r>
+              <w:t xml:space="preserve">0.000</w:t>
+            </w:r>
+          </w:p>
+        </w:tc>
+        <w:tc>
+          <w:tcPr/>
+          <w:p>
+            <w:pPr>
+              <w:pStyle w:val="Compact"/>
+            </w:pPr>
+          </w:p>
+        </w:tc>
+        <w:tc>
+          <w:tcPr/>
+          <w:p>
+            <w:pPr>
+              <w:pStyle w:val="Compact"/>
+            </w:pPr>
+          </w:p>
+        </w:tc>
+        <w:tc>
+          <w:tcPr/>
+          <w:p>
+            <w:pPr>
+              <w:pStyle w:val="Compact"/>
+            </w:pPr>
+          </w:p>
+        </w:tc>
+      </w:tr>
+      <w:tr>
+        <w:tc>
+          <w:tcPr/>
+          <w:p>
+            <w:pPr>
+              <w:pStyle w:val="Compact"/>
+              <w:jc w:val="left"/>
+            </w:pPr>
+            <w:r>
+              <w:t xml:space="preserve">SD (Country: feedback:justification)</w:t>
+            </w:r>
+          </w:p>
+        </w:tc>
+        <w:tc>
+          <w:tcPr/>
+          <w:p>
+            <w:pPr>
+              <w:pStyle w:val="Compact"/>
+              <w:jc w:val="right"/>
+            </w:pPr>
+            <w:r>
+              <w:t xml:space="preserve">0.042</w:t>
+            </w:r>
+          </w:p>
+        </w:tc>
+        <w:tc>
+          <w:tcPr/>
+          <w:p>
+            <w:pPr>
+              <w:pStyle w:val="Compact"/>
+            </w:pPr>
+          </w:p>
+        </w:tc>
+        <w:tc>
+          <w:tcPr/>
+          <w:p>
+            <w:pPr>
+              <w:pStyle w:val="Compact"/>
+            </w:pPr>
+          </w:p>
+        </w:tc>
+        <w:tc>
+          <w:tcPr/>
+          <w:p>
+            <w:pPr>
+              <w:pStyle w:val="Compact"/>
+            </w:pPr>
+          </w:p>
+        </w:tc>
+      </w:tr>
+      <w:tr>
+        <w:tc>
+          <w:tcPr/>
+          <w:p>
+            <w:pPr>
+              <w:pStyle w:val="Compact"/>
+              <w:jc w:val="left"/>
+            </w:pPr>
+            <w:r>
+              <w:t xml:space="preserve">SD (problem: (Intercept))</w:t>
+            </w:r>
+          </w:p>
+        </w:tc>
+        <w:tc>
+          <w:tcPr/>
+          <w:p>
+            <w:pPr>
+              <w:pStyle w:val="Compact"/>
+              <w:jc w:val="right"/>
+            </w:pPr>
+            <w:r>
+              <w:t xml:space="preserve">0.468</w:t>
+            </w:r>
+          </w:p>
+        </w:tc>
+        <w:tc>
+          <w:tcPr/>
+          <w:p>
+            <w:pPr>
+              <w:pStyle w:val="Compact"/>
+            </w:pPr>
+          </w:p>
+        </w:tc>
+        <w:tc>
+          <w:tcPr/>
+          <w:p>
+            <w:pPr>
+              <w:pStyle w:val="Compact"/>
+            </w:pPr>
+          </w:p>
+        </w:tc>
+        <w:tc>
+          <w:tcPr/>
+          <w:p>
+            <w:pPr>
+              <w:pStyle w:val="Compact"/>
+            </w:pPr>
+          </w:p>
+        </w:tc>
+      </w:tr>
+      <w:tr>
+        <w:tc>
+          <w:tcPr/>
+          <w:p>
+            <w:pPr>
+              <w:pStyle w:val="Compact"/>
+              <w:jc w:val="left"/>
+            </w:pPr>
+            <w:r>
+              <w:t xml:space="preserve">N</w:t>
+            </w:r>
+          </w:p>
+        </w:tc>
+        <w:tc>
+          <w:tcPr/>
+          <w:p>
+            <w:pPr>
+              <w:pStyle w:val="Compact"/>
+              <w:jc w:val="right"/>
+            </w:pPr>
+            <w:r>
+              <w:t xml:space="preserve">23760</w:t>
+            </w:r>
+          </w:p>
+        </w:tc>
+        <w:tc>
+          <w:tcPr/>
+          <w:p>
+            <w:pPr>
+              <w:pStyle w:val="Compact"/>
+            </w:pPr>
+          </w:p>
+        </w:tc>
+        <w:tc>
+          <w:tcPr/>
+          <w:p>
+            <w:pPr>
+              <w:pStyle w:val="Compact"/>
+            </w:pPr>
+          </w:p>
+        </w:tc>
+        <w:tc>
+          <w:tcPr/>
+          <w:p>
+            <w:pPr>
+              <w:pStyle w:val="Compact"/>
+            </w:pPr>
+          </w:p>
+        </w:tc>
+      </w:tr>
+      <w:tr>
+        <w:tc>
+          <w:tcPr/>
+          <w:p>
+            <w:pPr>
+              <w:pStyle w:val="Compact"/>
+              <w:jc w:val="left"/>
+            </w:pPr>
+            <w:r>
+              <w:t xml:space="preserve">N Country</w:t>
+            </w:r>
+          </w:p>
+        </w:tc>
+        <w:tc>
+          <w:tcPr/>
+          <w:p>
+            <w:pPr>
+              <w:pStyle w:val="Compact"/>
+              <w:jc w:val="right"/>
+            </w:pPr>
+            <w:r>
+              <w:t xml:space="preserve">52</w:t>
+            </w:r>
+          </w:p>
+        </w:tc>
+        <w:tc>
+          <w:tcPr/>
+          <w:p>
+            <w:pPr>
+              <w:pStyle w:val="Compact"/>
+            </w:pPr>
+          </w:p>
+        </w:tc>
+        <w:tc>
+          <w:tcPr/>
+          <w:p>
+            <w:pPr>
+              <w:pStyle w:val="Compact"/>
+            </w:pPr>
+          </w:p>
+        </w:tc>
+        <w:tc>
+          <w:tcPr/>
+          <w:p>
+            <w:pPr>
+              <w:pStyle w:val="Compact"/>
+            </w:pPr>
+          </w:p>
+        </w:tc>
+      </w:tr>
+      <w:tr>
+        <w:tc>
+          <w:tcPr/>
+          <w:p>
+            <w:pPr>
+              <w:pStyle w:val="Compact"/>
+              <w:jc w:val="left"/>
+            </w:pPr>
+            <w:r>
+              <w:t xml:space="preserve">N problem</w:t>
+            </w:r>
+          </w:p>
+        </w:tc>
+        <w:tc>
+          <w:tcPr/>
+          <w:p>
+            <w:pPr>
+              <w:pStyle w:val="Compact"/>
+              <w:jc w:val="right"/>
+            </w:pPr>
+            <w:r>
+              <w:t xml:space="preserve">6</w:t>
+            </w:r>
+          </w:p>
+        </w:tc>
+        <w:tc>
+          <w:tcPr/>
+          <w:p>
+            <w:pPr>
+              <w:pStyle w:val="Compact"/>
+            </w:pPr>
+          </w:p>
+        </w:tc>
+        <w:tc>
+          <w:tcPr/>
+          <w:p>
+            <w:pPr>
+              <w:pStyle w:val="Compact"/>
+            </w:pPr>
+          </w:p>
+        </w:tc>
+        <w:tc>
+          <w:tcPr/>
+          <w:p>
+            <w:pPr>
+              <w:pStyle w:val="Compact"/>
+            </w:pPr>
+          </w:p>
+        </w:tc>
+      </w:tr>
+    </w:tbl>
+    <w:p>
+      <w:pPr>
+        <w:pStyle w:val="TableCaption"/>
+      </w:pPr>
+      <w:r>
+        <w:t xml:space="preserve">Model for H2-H3, including sample type (Community vs. Student) as fixed-effect.</w:t>
+      </w:r>
+    </w:p>
+    <w:tbl>
+      <w:tblPr>
+        <w:tblStyle w:val="Table"/>
+        <w:tblW w:type="pct" w:w="5000"/>
+        <w:tblLayout w:type="fixed"/>
+        <w:tblLook w:firstRow="1" w:lastRow="0" w:firstColumn="0" w:lastColumn="0" w:noHBand="0" w:noVBand="0" w:val="0020"/>
+        <w:tblCaption w:val="Model for H2-H3, including sample type (Community vs. Student) as fixed-effect."/>
+      </w:tblPr>
+      <w:tblGrid>
+        <w:gridCol w:w="3756"/>
+        <w:gridCol w:w="913"/>
+        <w:gridCol w:w="609"/>
+        <w:gridCol w:w="1827"/>
+        <w:gridCol w:w="812"/>
+      </w:tblGrid>
+      <w:tr>
+        <w:trPr>
+          <w:tblHeader w:val="on"/>
+        </w:trPr>
+        <w:tc>
+          <w:tcPr/>
+          <w:p>
+            <w:pPr>
+              <w:pStyle w:val="Compact"/>
+              <w:jc w:val="left"/>
+            </w:pPr>
+            <w:r>
+              <w:t xml:space="preserve">Predictor</w:t>
+            </w:r>
+          </w:p>
+        </w:tc>
+        <w:tc>
+          <w:tcPr/>
+          <w:p>
+            <w:pPr>
+              <w:pStyle w:val="Compact"/>
+              <w:jc w:val="right"/>
+            </w:pPr>
+            <w:r>
+              <w:t xml:space="preserve">Estimate</w:t>
+            </w:r>
+          </w:p>
+        </w:tc>
+        <w:tc>
+          <w:tcPr/>
+          <w:p>
+            <w:pPr>
+              <w:pStyle w:val="Compact"/>
+              <w:jc w:val="right"/>
+            </w:pPr>
+            <w:r>
+              <w:t xml:space="preserve">SE</w:t>
+            </w:r>
+          </w:p>
+        </w:tc>
+        <w:tc>
+          <w:tcPr/>
+          <w:p>
+            <w:pPr>
+              <w:pStyle w:val="Compact"/>
+              <w:jc w:val="center"/>
+            </w:pPr>
+            <w:r>
+              <w:t xml:space="preserve">95% CI</w:t>
+            </w:r>
+          </w:p>
+        </w:tc>
+        <w:tc>
+          <w:tcPr/>
+          <w:p>
+            <w:pPr>
+              <w:pStyle w:val="Compact"/>
+              <w:jc w:val="right"/>
+            </w:pPr>
+            <w:r>
+              <w:t xml:space="preserve">p-value</w:t>
+            </w:r>
+          </w:p>
+        </w:tc>
+      </w:tr>
+      <w:tr>
+        <w:tc>
+          <w:tcPr/>
+          <w:p>
+            <w:pPr>
+              <w:pStyle w:val="Compact"/>
+              <w:jc w:val="left"/>
+            </w:pPr>
+            <w:r>
+              <w:t xml:space="preserve">(Intercept)</w:t>
+            </w:r>
+          </w:p>
+        </w:tc>
+        <w:tc>
+          <w:tcPr/>
+          <w:p>
+            <w:pPr>
+              <w:pStyle w:val="Compact"/>
+              <w:jc w:val="right"/>
+            </w:pPr>
+            <w:r>
+              <w:t xml:space="preserve">-0.573</w:t>
+            </w:r>
+          </w:p>
+        </w:tc>
+        <w:tc>
+          <w:tcPr/>
+          <w:p>
+            <w:pPr>
+              <w:pStyle w:val="Compact"/>
+              <w:jc w:val="right"/>
+            </w:pPr>
+            <w:r>
+              <w:t xml:space="preserve">0.226</w:t>
+            </w:r>
+          </w:p>
+        </w:tc>
+        <w:tc>
+          <w:tcPr/>
+          <w:p>
+            <w:pPr>
+              <w:pStyle w:val="Compact"/>
+              <w:jc w:val="center"/>
+            </w:pPr>
+            <w:r>
+              <w:t xml:space="preserve">[-1.015, -0.131]</w:t>
+            </w:r>
+          </w:p>
+        </w:tc>
+        <w:tc>
+          <w:tcPr/>
+          <w:p>
+            <w:pPr>
+              <w:pStyle w:val="Compact"/>
+              <w:jc w:val="right"/>
+            </w:pPr>
+            <w:r>
+              <w:t xml:space="preserve">.011</w:t>
+            </w:r>
+          </w:p>
+        </w:tc>
+      </w:tr>
+      <w:tr>
+        <w:tc>
+          <w:tcPr/>
+          <w:p>
+            <w:pPr>
+              <w:pStyle w:val="Compact"/>
+              <w:jc w:val="left"/>
+            </w:pPr>
+            <w:r>
+              <w:t xml:space="preserve">feedback</w:t>
+            </w:r>
+          </w:p>
+        </w:tc>
+        <w:tc>
+          <w:tcPr/>
+          <w:p>
+            <w:pPr>
+              <w:pStyle w:val="Compact"/>
+              <w:jc w:val="right"/>
+            </w:pPr>
+            <w:r>
+              <w:t xml:space="preserve">0.703</w:t>
+            </w:r>
+          </w:p>
+        </w:tc>
+        <w:tc>
+          <w:tcPr/>
+          <w:p>
+            <w:pPr>
+              <w:pStyle w:val="Compact"/>
+              <w:jc w:val="right"/>
+            </w:pPr>
+            <w:r>
+              <w:t xml:space="preserve">0.053</w:t>
+            </w:r>
+          </w:p>
+        </w:tc>
+        <w:tc>
+          <w:tcPr/>
+          <w:p>
+            <w:pPr>
+              <w:pStyle w:val="Compact"/>
+              <w:jc w:val="center"/>
+            </w:pPr>
+            <w:r>
+              <w:t xml:space="preserve">[0.600, 0.806]</w:t>
+            </w:r>
+          </w:p>
+        </w:tc>
+        <w:tc>
+          <w:tcPr/>
+          <w:p>
+            <w:pPr>
+              <w:pStyle w:val="Compact"/>
+              <w:jc w:val="right"/>
+            </w:pPr>
+            <w:r>
+              <w:t xml:space="preserve">&lt; .001</w:t>
+            </w:r>
+          </w:p>
+        </w:tc>
+      </w:tr>
+      <w:tr>
+        <w:tc>
+          <w:tcPr/>
+          <w:p>
+            <w:pPr>
+              <w:pStyle w:val="Compact"/>
+              <w:jc w:val="left"/>
+            </w:pPr>
+            <w:r>
+              <w:t xml:space="preserve">justification</w:t>
+            </w:r>
+          </w:p>
+        </w:tc>
+        <w:tc>
+          <w:tcPr/>
+          <w:p>
+            <w:pPr>
+              <w:pStyle w:val="Compact"/>
+              <w:jc w:val="right"/>
+            </w:pPr>
+            <w:r>
+              <w:t xml:space="preserve">0.440</w:t>
+            </w:r>
+          </w:p>
+        </w:tc>
+        <w:tc>
+          <w:tcPr/>
+          <w:p>
+            <w:pPr>
+              <w:pStyle w:val="Compact"/>
+              <w:jc w:val="right"/>
+            </w:pPr>
+            <w:r>
+              <w:t xml:space="preserve">0.059</w:t>
+            </w:r>
+          </w:p>
+        </w:tc>
+        <w:tc>
+          <w:tcPr/>
+          <w:p>
+            <w:pPr>
+              <w:pStyle w:val="Compact"/>
+              <w:jc w:val="center"/>
+            </w:pPr>
+            <w:r>
+              <w:t xml:space="preserve">[0.325, 0.556]</w:t>
+            </w:r>
+          </w:p>
+        </w:tc>
+        <w:tc>
+          <w:tcPr/>
+          <w:p>
+            <w:pPr>
+              <w:pStyle w:val="Compact"/>
+              <w:jc w:val="right"/>
+            </w:pPr>
+            <w:r>
+              <w:t xml:space="preserve">&lt; .001</w:t>
+            </w:r>
+          </w:p>
+        </w:tc>
+      </w:tr>
+      <w:tr>
+        <w:tc>
+          <w:tcPr/>
+          <w:p>
+            <w:pPr>
+              <w:pStyle w:val="Compact"/>
+              <w:jc w:val="left"/>
+            </w:pPr>
+            <w:r>
+              <w:t xml:space="preserve">SampleStudent</w:t>
+            </w:r>
+          </w:p>
+        </w:tc>
+        <w:tc>
+          <w:tcPr/>
+          <w:p>
+            <w:pPr>
+              <w:pStyle w:val="Compact"/>
+              <w:jc w:val="right"/>
+            </w:pPr>
+            <w:r>
+              <w:t xml:space="preserve">0.041</w:t>
+            </w:r>
+          </w:p>
+        </w:tc>
+        <w:tc>
+          <w:tcPr/>
+          <w:p>
+            <w:pPr>
+              <w:pStyle w:val="Compact"/>
+              <w:jc w:val="right"/>
+            </w:pPr>
+            <w:r>
+              <w:t xml:space="preserve">0.049</w:t>
+            </w:r>
+          </w:p>
+        </w:tc>
+        <w:tc>
+          <w:tcPr/>
+          <w:p>
+            <w:pPr>
+              <w:pStyle w:val="Compact"/>
+              <w:jc w:val="center"/>
+            </w:pPr>
+            <w:r>
+              <w:t xml:space="preserve">[-0.054, 0.136]</w:t>
+            </w:r>
+          </w:p>
+        </w:tc>
+        <w:tc>
+          <w:tcPr/>
+          <w:p>
+            <w:pPr>
+              <w:pStyle w:val="Compact"/>
+              <w:jc w:val="right"/>
+            </w:pPr>
+            <w:r>
+              <w:t xml:space="preserve">.400</w:t>
+            </w:r>
+          </w:p>
+        </w:tc>
+      </w:tr>
+      <w:tr>
+        <w:tc>
+          <w:tcPr/>
+          <w:p>
+            <w:pPr>
+              <w:pStyle w:val="Compact"/>
+              <w:jc w:val="left"/>
+            </w:pPr>
+            <w:r>
+              <w:t xml:space="preserve">feedback:justification</w:t>
+            </w:r>
+          </w:p>
+        </w:tc>
+        <w:tc>
+          <w:tcPr/>
+          <w:p>
+            <w:pPr>
+              <w:pStyle w:val="Compact"/>
+              <w:jc w:val="right"/>
+            </w:pPr>
+            <w:r>
+              <w:t xml:space="preserve">-0.162</w:t>
+            </w:r>
+          </w:p>
+        </w:tc>
+        <w:tc>
+          <w:tcPr/>
+          <w:p>
+            <w:pPr>
+              <w:pStyle w:val="Compact"/>
+              <w:jc w:val="right"/>
+            </w:pPr>
+            <w:r>
+              <w:t xml:space="preserve">0.080</w:t>
+            </w:r>
+          </w:p>
+        </w:tc>
+        <w:tc>
+          <w:tcPr/>
+          <w:p>
+            <w:pPr>
+              <w:pStyle w:val="Compact"/>
+              <w:jc w:val="center"/>
+            </w:pPr>
+            <w:r>
+              <w:t xml:space="preserve">[-0.318, -0.006]</w:t>
+            </w:r>
+          </w:p>
+        </w:tc>
+        <w:tc>
+          <w:tcPr/>
+          <w:p>
+            <w:pPr>
+              <w:pStyle w:val="Compact"/>
+              <w:jc w:val="right"/>
+            </w:pPr>
+            <w:r>
+              <w:t xml:space="preserve">.042</w:t>
+            </w:r>
+          </w:p>
+        </w:tc>
+      </w:tr>
+      <w:tr>
+        <w:tc>
+          <w:tcPr/>
+          <w:p>
+            <w:pPr>
+              <w:pStyle w:val="Compact"/>
+              <w:jc w:val="left"/>
+            </w:pPr>
+            <w:r>
+              <w:t xml:space="preserve">feedback:SampleStudent</w:t>
+            </w:r>
+          </w:p>
+        </w:tc>
+        <w:tc>
+          <w:tcPr/>
+          <w:p>
+            <w:pPr>
+              <w:pStyle w:val="Compact"/>
+              <w:jc w:val="right"/>
+            </w:pPr>
+            <w:r>
+              <w:t xml:space="preserve">-0.091</w:t>
+            </w:r>
+          </w:p>
+        </w:tc>
+        <w:tc>
+          <w:tcPr/>
+          <w:p>
+            <w:pPr>
+              <w:pStyle w:val="Compact"/>
+              <w:jc w:val="right"/>
+            </w:pPr>
+            <w:r>
+              <w:t xml:space="preserve">0.062</w:t>
+            </w:r>
+          </w:p>
+        </w:tc>
+        <w:tc>
+          <w:tcPr/>
+          <w:p>
+            <w:pPr>
+              <w:pStyle w:val="Compact"/>
+              <w:jc w:val="center"/>
+            </w:pPr>
+            <w:r>
+              <w:t xml:space="preserve">[-0.212, 0.030]</w:t>
+            </w:r>
+          </w:p>
+        </w:tc>
+        <w:tc>
+          <w:tcPr/>
+          <w:p>
+            <w:pPr>
+              <w:pStyle w:val="Compact"/>
+              <w:jc w:val="right"/>
+            </w:pPr>
+            <w:r>
+              <w:t xml:space="preserve">.142</w:t>
+            </w:r>
+          </w:p>
+        </w:tc>
+      </w:tr>
+      <w:tr>
+        <w:tc>
+          <w:tcPr/>
+          <w:p>
+            <w:pPr>
+              <w:pStyle w:val="Compact"/>
+              <w:jc w:val="left"/>
+            </w:pPr>
+            <w:r>
+              <w:t xml:space="preserve">justification:SampleStudent</w:t>
+            </w:r>
+          </w:p>
+        </w:tc>
+        <w:tc>
+          <w:tcPr/>
+          <w:p>
+            <w:pPr>
+              <w:pStyle w:val="Compact"/>
+              <w:jc w:val="right"/>
+            </w:pPr>
+            <w:r>
+              <w:t xml:space="preserve">-0.033</w:t>
+            </w:r>
+          </w:p>
+        </w:tc>
+        <w:tc>
+          <w:tcPr/>
+          <w:p>
+            <w:pPr>
+              <w:pStyle w:val="Compact"/>
+              <w:jc w:val="right"/>
+            </w:pPr>
+            <w:r>
+              <w:t xml:space="preserve">0.067</w:t>
+            </w:r>
+          </w:p>
+        </w:tc>
+        <w:tc>
+          <w:tcPr/>
+          <w:p>
+            <w:pPr>
+              <w:pStyle w:val="Compact"/>
+              <w:jc w:val="center"/>
+            </w:pPr>
+            <w:r>
+              <w:t xml:space="preserve">[-0.164, 0.098]</w:t>
+            </w:r>
+          </w:p>
+        </w:tc>
+        <w:tc>
+          <w:tcPr/>
+          <w:p>
+            <w:pPr>
+              <w:pStyle w:val="Compact"/>
+              <w:jc w:val="right"/>
+            </w:pPr>
+            <w:r>
+              <w:t xml:space="preserve">.622</w:t>
+            </w:r>
+          </w:p>
+        </w:tc>
+      </w:tr>
+      <w:tr>
+        <w:tc>
+          <w:tcPr/>
+          <w:p>
+            <w:pPr>
+              <w:pStyle w:val="Compact"/>
+              <w:jc w:val="left"/>
+            </w:pPr>
+            <w:r>
+              <w:t xml:space="preserve">feedback:justification:SampleStudent</w:t>
+            </w:r>
+          </w:p>
+        </w:tc>
+        <w:tc>
+          <w:tcPr/>
+          <w:p>
+            <w:pPr>
+              <w:pStyle w:val="Compact"/>
+              <w:jc w:val="right"/>
+            </w:pPr>
+            <w:r>
+              <w:t xml:space="preserve">0.155</w:t>
+            </w:r>
+          </w:p>
+        </w:tc>
+        <w:tc>
+          <w:tcPr/>
+          <w:p>
+            <w:pPr>
+              <w:pStyle w:val="Compact"/>
+              <w:jc w:val="right"/>
+            </w:pPr>
+            <w:r>
+              <w:t xml:space="preserve">0.092</w:t>
+            </w:r>
+          </w:p>
+        </w:tc>
+        <w:tc>
+          <w:tcPr/>
+          <w:p>
+            <w:pPr>
+              <w:pStyle w:val="Compact"/>
+              <w:jc w:val="center"/>
+            </w:pPr>
+            <w:r>
+              <w:t xml:space="preserve">[-0.025, 0.336]</w:t>
+            </w:r>
+          </w:p>
+        </w:tc>
+        <w:tc>
+          <w:tcPr/>
+          <w:p>
+            <w:pPr>
+              <w:pStyle w:val="Compact"/>
+              <w:jc w:val="right"/>
+            </w:pPr>
+            <w:r>
+              <w:t xml:space="preserve">.092</w:t>
+            </w:r>
+          </w:p>
+        </w:tc>
+      </w:tr>
+      <w:tr>
+        <w:tc>
+          <w:tcPr/>
+          <w:p>
+            <w:pPr>
+              <w:pStyle w:val="Compact"/>
+              <w:jc w:val="left"/>
+            </w:pPr>
+            <w:r>
+              <w:t xml:space="preserve">SD (Country: (Intercept))</w:t>
+            </w:r>
+          </w:p>
+        </w:tc>
+        <w:tc>
+          <w:tcPr/>
+          <w:p>
+            <w:pPr>
+              <w:pStyle w:val="Compact"/>
+              <w:jc w:val="right"/>
+            </w:pPr>
+            <w:r>
+              <w:t xml:space="preserve">0.513</w:t>
+            </w:r>
+          </w:p>
+        </w:tc>
+        <w:tc>
+          <w:tcPr/>
+          <w:p>
+            <w:pPr>
+              <w:pStyle w:val="Compact"/>
+            </w:pPr>
+          </w:p>
+        </w:tc>
+        <w:tc>
+          <w:tcPr/>
+          <w:p>
+            <w:pPr>
+              <w:pStyle w:val="Compact"/>
+            </w:pPr>
+          </w:p>
+        </w:tc>
+        <w:tc>
+          <w:tcPr/>
+          <w:p>
+            <w:pPr>
+              <w:pStyle w:val="Compact"/>
+            </w:pPr>
+          </w:p>
+        </w:tc>
+      </w:tr>
+      <w:tr>
+        <w:tc>
+          <w:tcPr/>
+          <w:p>
+            <w:pPr>
+              <w:pStyle w:val="Compact"/>
+              <w:jc w:val="left"/>
+            </w:pPr>
+            <w:r>
+              <w:t xml:space="preserve">SD (Country: feedback)</w:t>
+            </w:r>
+          </w:p>
+        </w:tc>
+        <w:tc>
+          <w:tcPr/>
+          <w:p>
+            <w:pPr>
+              <w:pStyle w:val="Compact"/>
+              <w:jc w:val="right"/>
+            </w:pPr>
+            <w:r>
+              <w:t xml:space="preserve">0.048</w:t>
+            </w:r>
+          </w:p>
+        </w:tc>
+        <w:tc>
+          <w:tcPr/>
+          <w:p>
+            <w:pPr>
+              <w:pStyle w:val="Compact"/>
+            </w:pPr>
+          </w:p>
+        </w:tc>
+        <w:tc>
+          <w:tcPr/>
+          <w:p>
+            <w:pPr>
+              <w:pStyle w:val="Compact"/>
+            </w:pPr>
+          </w:p>
+        </w:tc>
+        <w:tc>
+          <w:tcPr/>
+          <w:p>
+            <w:pPr>
+              <w:pStyle w:val="Compact"/>
+            </w:pPr>
+          </w:p>
+        </w:tc>
+      </w:tr>
+      <w:tr>
+        <w:tc>
+          <w:tcPr/>
+          <w:p>
+            <w:pPr>
+              <w:pStyle w:val="Compact"/>
+              <w:jc w:val="left"/>
+            </w:pPr>
+            <w:r>
+              <w:t xml:space="preserve">SD (Country: justification)</w:t>
+            </w:r>
+          </w:p>
+        </w:tc>
+        <w:tc>
+          <w:tcPr/>
+          <w:p>
+            <w:pPr>
+              <w:pStyle w:val="Compact"/>
+              <w:jc w:val="right"/>
+            </w:pPr>
+            <w:r>
+              <w:t xml:space="preserve">0.152</w:t>
+            </w:r>
+          </w:p>
+        </w:tc>
+        <w:tc>
+          <w:tcPr/>
+          <w:p>
+            <w:pPr>
+              <w:pStyle w:val="Compact"/>
+            </w:pPr>
+          </w:p>
+        </w:tc>
+        <w:tc>
+          <w:tcPr/>
+          <w:p>
+            <w:pPr>
+              <w:pStyle w:val="Compact"/>
+            </w:pPr>
+          </w:p>
+        </w:tc>
+        <w:tc>
+          <w:tcPr/>
+          <w:p>
+            <w:pPr>
+              <w:pStyle w:val="Compact"/>
+            </w:pPr>
+          </w:p>
+        </w:tc>
+      </w:tr>
+      <w:tr>
+        <w:tc>
+          <w:tcPr/>
+          <w:p>
+            <w:pPr>
+              <w:pStyle w:val="Compact"/>
+              <w:jc w:val="left"/>
+            </w:pPr>
+            <w:r>
+              <w:t xml:space="preserve">SD (Country: feedback:justification)</w:t>
+            </w:r>
+          </w:p>
+        </w:tc>
+        <w:tc>
+          <w:tcPr/>
+          <w:p>
+            <w:pPr>
+              <w:pStyle w:val="Compact"/>
+              <w:jc w:val="right"/>
+            </w:pPr>
+            <w:r>
+              <w:t xml:space="preserve">0.167</w:t>
+            </w:r>
+          </w:p>
+        </w:tc>
+        <w:tc>
+          <w:tcPr/>
+          <w:p>
+            <w:pPr>
+              <w:pStyle w:val="Compact"/>
+            </w:pPr>
+          </w:p>
+        </w:tc>
+        <w:tc>
+          <w:tcPr/>
+          <w:p>
+            <w:pPr>
+              <w:pStyle w:val="Compact"/>
+            </w:pPr>
+          </w:p>
+        </w:tc>
+        <w:tc>
+          <w:tcPr/>
+          <w:p>
+            <w:pPr>
+              <w:pStyle w:val="Compact"/>
+            </w:pPr>
+          </w:p>
+        </w:tc>
+      </w:tr>
+      <w:tr>
+        <w:tc>
+          <w:tcPr/>
+          <w:p>
+            <w:pPr>
+              <w:pStyle w:val="Compact"/>
+              <w:jc w:val="left"/>
+            </w:pPr>
+            <w:r>
+              <w:t xml:space="preserve">SD (problem: (Intercept))</w:t>
+            </w:r>
+          </w:p>
+        </w:tc>
+        <w:tc>
+          <w:tcPr/>
+          <w:p>
+            <w:pPr>
+              <w:pStyle w:val="Compact"/>
+              <w:jc w:val="right"/>
+            </w:pPr>
+            <w:r>
+              <w:t xml:space="preserve">0.522</w:t>
+            </w:r>
+          </w:p>
+        </w:tc>
+        <w:tc>
+          <w:tcPr/>
+          <w:p>
+            <w:pPr>
+              <w:pStyle w:val="Compact"/>
+            </w:pPr>
+          </w:p>
+        </w:tc>
+        <w:tc>
+          <w:tcPr/>
+          <w:p>
+            <w:pPr>
+              <w:pStyle w:val="Compact"/>
+            </w:pPr>
+          </w:p>
+        </w:tc>
+        <w:tc>
+          <w:tcPr/>
+          <w:p>
+            <w:pPr>
+              <w:pStyle w:val="Compact"/>
+            </w:pPr>
+          </w:p>
+        </w:tc>
+      </w:tr>
+      <w:tr>
+        <w:tc>
+          <w:tcPr/>
+          <w:p>
+            <w:pPr>
+              <w:pStyle w:val="Compact"/>
+              <w:jc w:val="left"/>
+            </w:pPr>
+            <w:r>
+              <w:t xml:space="preserve">N</w:t>
+            </w:r>
+          </w:p>
+        </w:tc>
+        <w:tc>
+          <w:tcPr/>
+          <w:p>
+            <w:pPr>
+              <w:pStyle w:val="Compact"/>
+              <w:jc w:val="right"/>
+            </w:pPr>
+            <w:r>
+              <w:t xml:space="preserve">47290</w:t>
+            </w:r>
+          </w:p>
+        </w:tc>
+        <w:tc>
+          <w:tcPr/>
+          <w:p>
+            <w:pPr>
+              <w:pStyle w:val="Compact"/>
+            </w:pPr>
+          </w:p>
+        </w:tc>
+        <w:tc>
+          <w:tcPr/>
+          <w:p>
+            <w:pPr>
+              <w:pStyle w:val="Compact"/>
+            </w:pPr>
+          </w:p>
+        </w:tc>
+        <w:tc>
+          <w:tcPr/>
+          <w:p>
+            <w:pPr>
+              <w:pStyle w:val="Compact"/>
+            </w:pPr>
+          </w:p>
+        </w:tc>
+      </w:tr>
+      <w:tr>
+        <w:tc>
+          <w:tcPr/>
+          <w:p>
+            <w:pPr>
+              <w:pStyle w:val="Compact"/>
+              <w:jc w:val="left"/>
+            </w:pPr>
+            <w:r>
+              <w:t xml:space="preserve">N Country</w:t>
+            </w:r>
+          </w:p>
+        </w:tc>
+        <w:tc>
+          <w:tcPr/>
+          <w:p>
+            <w:pPr>
+              <w:pStyle w:val="Compact"/>
+              <w:jc w:val="right"/>
+            </w:pPr>
+            <w:r>
+              <w:t xml:space="preserve">52</w:t>
+            </w:r>
+          </w:p>
+        </w:tc>
+        <w:tc>
+          <w:tcPr/>
+          <w:p>
+            <w:pPr>
+              <w:pStyle w:val="Compact"/>
+            </w:pPr>
+          </w:p>
+        </w:tc>
+        <w:tc>
+          <w:tcPr/>
+          <w:p>
+            <w:pPr>
+              <w:pStyle w:val="Compact"/>
+            </w:pPr>
+          </w:p>
+        </w:tc>
+        <w:tc>
+          <w:tcPr/>
+          <w:p>
+            <w:pPr>
+              <w:pStyle w:val="Compact"/>
+            </w:pPr>
+          </w:p>
+        </w:tc>
+      </w:tr>
+      <w:tr>
+        <w:tc>
+          <w:tcPr/>
+          <w:p>
+            <w:pPr>
+              <w:pStyle w:val="Compact"/>
+              <w:jc w:val="left"/>
+            </w:pPr>
+            <w:r>
+              <w:t xml:space="preserve">N problem</w:t>
+            </w:r>
+          </w:p>
+        </w:tc>
+        <w:tc>
+          <w:tcPr/>
+          <w:p>
+            <w:pPr>
+              <w:pStyle w:val="Compact"/>
+              <w:jc w:val="right"/>
+            </w:pPr>
+            <w:r>
+              <w:t xml:space="preserve">6</w:t>
+            </w:r>
+          </w:p>
+        </w:tc>
+        <w:tc>
+          <w:tcPr/>
+          <w:p>
+            <w:pPr>
+              <w:pStyle w:val="Compact"/>
+            </w:pPr>
+          </w:p>
+        </w:tc>
+        <w:tc>
+          <w:tcPr/>
+          <w:p>
+            <w:pPr>
+              <w:pStyle w:val="Compact"/>
+            </w:pPr>
+          </w:p>
+        </w:tc>
+        <w:tc>
+          <w:tcPr/>
+          <w:p>
+            <w:pPr>
+              <w:pStyle w:val="Compact"/>
+            </w:pPr>
+          </w:p>
+        </w:tc>
+      </w:tr>
+    </w:tbl>
     <w:bookmarkEnd w:id="39"/>
-    <w:bookmarkStart w:id="40" w:name="X55d5bb31491588f7d81cfb0349cc27cc194710e"/>
+    <w:bookmarkStart w:id="48" w:name="X55d5bb31491588f7d81cfb0349cc27cc194710e"/>
     <w:p>
       <w:pPr>
         <w:pStyle w:val="Heading3"/>
@@ -23884,19 +26253,1124 @@
         <w:t xml:space="preserve">1.4.3 Confidence Calibration and Intellectual Humility</w:t>
       </w:r>
     </w:p>
-    <w:bookmarkEnd w:id="40"/>
-    <w:bookmarkStart w:id="41" w:name="X13cb0db6799acf2b38da03d8f56d1157d0a7219"/>
+    <w:tbl>
+      <w:tblPr>
+        <w:tblStyle w:val="Table"/>
+        <w:tblW w:type="pct" w:w="5000"/>
+        <w:tblLayout w:type="fixed"/>
+        <w:tblLook w:firstRow="0" w:lastRow="0" w:firstColumn="0" w:lastColumn="0" w:noHBand="0" w:noVBand="0" w:val="0000"/>
+      </w:tblPr>
+      <w:tblGrid>
+        <w:gridCol w:w="7920"/>
+      </w:tblGrid>
+      <w:tr>
+        <w:tc>
+          <w:tcPr/>
+          <w:bookmarkStart w:id="43" w:name="fig-calibration"/>
+          <w:p>
+            <w:pPr>
+              <w:pStyle w:val="Compact"/>
+              <w:jc w:val="center"/>
+            </w:pPr>
+            <w:r>
+              <w:drawing>
+                <wp:inline>
+                  <wp:extent cx="5334000" cy="2667000"/>
+                  <wp:effectExtent b="0" l="0" r="0" t="0"/>
+                  <wp:docPr descr="" title="" id="41" name="Picture"/>
+                  <a:graphic>
+                    <a:graphicData uri="http://schemas.openxmlformats.org/drawingml/2006/picture">
+                      <pic:pic>
+                        <pic:nvPicPr>
+                          <pic:cNvPr descr="results_files/figure-docx/fig-calibration-1.png" id="42" name="Picture"/>
+                          <pic:cNvPicPr>
+                            <a:picLocks noChangeArrowheads="1" noChangeAspect="1"/>
+                          </pic:cNvPicPr>
+                        </pic:nvPicPr>
+                        <pic:blipFill>
+                          <a:blip r:embed="rId40"/>
+                          <a:stretch>
+                            <a:fillRect/>
+                          </a:stretch>
+                        </pic:blipFill>
+                        <pic:spPr bwMode="auto">
+                          <a:xfrm>
+                            <a:off x="0" y="0"/>
+                            <a:ext cx="5334000" cy="2667000"/>
+                          </a:xfrm>
+                          <a:prstGeom prst="rect">
+                            <a:avLst/>
+                          </a:prstGeom>
+                          <a:noFill/>
+                          <a:ln w="9525">
+                            <a:noFill/>
+                            <a:headEnd/>
+                            <a:tailEnd/>
+                          </a:ln>
+                        </pic:spPr>
+                      </pic:pic>
+                    </a:graphicData>
+                  </a:graphic>
+                </wp:inline>
+              </w:drawing>
+            </w:r>
+          </w:p>
+          <w:p>
+            <w:pPr>
+              <w:jc w:val="center"/>
+            </w:pPr>
+            <w:pPr>
+              <w:jc w:val="start"/>
+              <w:spacing w:before="200"/>
+              <w:pStyle w:val="ImageCaption"/>
+            </w:pPr>
+            <w:r>
+              <w:t xml:space="preserve">Figure 2: Number of correct answer (vertical coordinates) plotted as a function of the answer to the calibration responses (e.g. the participant’s estimates of their own accuracy; horizontal coordinates). Some jitter added for visibility. Both plots demonstrates substantial over-confidence, since in both cases most points lie below the identity line. For this plot we only excluded problems where participants declared using external resources.</w:t>
+            </w:r>
+          </w:p>
+          <w:bookmarkEnd w:id="43"/>
+        </w:tc>
+      </w:tr>
+    </w:tbl>
     <w:p>
       <w:pPr>
-        <w:pStyle w:val="Heading3"/>
+        <w:pStyle w:val="TableCaption"/>
       </w:pPr>
       <w:r>
-        <w:t xml:space="preserve">1.4.4 Confidence Resolution and Intellectual Humility</w:t>
+        <w:t xml:space="preserve">Generalised additive models predicting participants’ estimates of performance.</w:t>
       </w:r>
     </w:p>
-    <w:bookmarkEnd w:id="41"/>
-    <w:bookmarkEnd w:id="42"/>
-    <w:bookmarkEnd w:id="43"/>
+    <w:tbl>
+      <w:tblPr>
+        <w:tblStyle w:val="Table"/>
+        <w:tblW w:type="pct" w:w="5000"/>
+        <w:tblLayout w:type="fixed"/>
+        <w:tblLook w:firstRow="1" w:lastRow="0" w:firstColumn="0" w:lastColumn="0" w:noHBand="0" w:noVBand="0" w:val="0020"/>
+        <w:tblCaption w:val="Generalised additive models predicting participants’ estimates of performance."/>
+      </w:tblPr>
+      <w:tblGrid>
+        <w:gridCol w:w="806"/>
+        <w:gridCol w:w="806"/>
+        <w:gridCol w:w="2933"/>
+        <w:gridCol w:w="660"/>
+        <w:gridCol w:w="440"/>
+        <w:gridCol w:w="440"/>
+        <w:gridCol w:w="586"/>
+        <w:gridCol w:w="733"/>
+        <w:gridCol w:w="513"/>
+      </w:tblGrid>
+      <w:tr>
+        <w:trPr>
+          <w:tblHeader w:val="on"/>
+        </w:trPr>
+        <w:tc>
+          <w:tcPr/>
+          <w:p>
+            <w:pPr>
+              <w:pStyle w:val="Compact"/>
+              <w:jc w:val="left"/>
+            </w:pPr>
+            <w:r>
+              <w:t xml:space="preserve">Model</w:t>
+            </w:r>
+          </w:p>
+        </w:tc>
+        <w:tc>
+          <w:tcPr/>
+          <w:p>
+            <w:pPr>
+              <w:pStyle w:val="Compact"/>
+              <w:jc w:val="left"/>
+            </w:pPr>
+            <w:r>
+              <w:t xml:space="preserve">Component</w:t>
+            </w:r>
+          </w:p>
+        </w:tc>
+        <w:tc>
+          <w:tcPr/>
+          <w:p>
+            <w:pPr>
+              <w:pStyle w:val="Compact"/>
+              <w:jc w:val="left"/>
+            </w:pPr>
+            <w:r>
+              <w:t xml:space="preserve">Term</w:t>
+            </w:r>
+          </w:p>
+        </w:tc>
+        <w:tc>
+          <w:tcPr/>
+          <w:p>
+            <w:pPr>
+              <w:pStyle w:val="Compact"/>
+              <w:jc w:val="right"/>
+            </w:pPr>
+            <w:r>
+              <w:t xml:space="preserve">Estimate</w:t>
+            </w:r>
+          </w:p>
+        </w:tc>
+        <w:tc>
+          <w:tcPr/>
+          <w:p>
+            <w:pPr>
+              <w:pStyle w:val="Compact"/>
+              <w:jc w:val="right"/>
+            </w:pPr>
+            <w:r>
+              <w:t xml:space="preserve">SE</w:t>
+            </w:r>
+          </w:p>
+        </w:tc>
+        <w:tc>
+          <w:tcPr/>
+          <w:p>
+            <w:pPr>
+              <w:pStyle w:val="Compact"/>
+              <w:jc w:val="right"/>
+            </w:pPr>
+            <w:r>
+              <w:t xml:space="preserve">edf</w:t>
+            </w:r>
+          </w:p>
+        </w:tc>
+        <w:tc>
+          <w:tcPr/>
+          <w:p>
+            <w:pPr>
+              <w:pStyle w:val="Compact"/>
+              <w:jc w:val="right"/>
+            </w:pPr>
+            <w:r>
+              <w:t xml:space="preserve">Ref. df</w:t>
+            </w:r>
+          </w:p>
+        </w:tc>
+        <w:tc>
+          <w:tcPr/>
+          <w:p>
+            <w:pPr>
+              <w:pStyle w:val="Compact"/>
+              <w:jc w:val="right"/>
+            </w:pPr>
+            <w:r>
+              <w:t xml:space="preserve">Statistic</w:t>
+            </w:r>
+          </w:p>
+        </w:tc>
+        <w:tc>
+          <w:tcPr/>
+          <w:p>
+            <w:pPr>
+              <w:pStyle w:val="Compact"/>
+              <w:jc w:val="right"/>
+            </w:pPr>
+            <w:r>
+              <w:t xml:space="preserve">p</w:t>
+            </w:r>
+          </w:p>
+        </w:tc>
+      </w:tr>
+      <w:tr>
+        <w:tc>
+          <w:tcPr/>
+          <w:p>
+            <w:pPr>
+              <w:pStyle w:val="Compact"/>
+              <w:jc w:val="left"/>
+            </w:pPr>
+            <w:r>
+              <w:t xml:space="preserve">Intuitive</w:t>
+            </w:r>
+          </w:p>
+        </w:tc>
+        <w:tc>
+          <w:tcPr/>
+          <w:p>
+            <w:pPr>
+              <w:pStyle w:val="Compact"/>
+              <w:jc w:val="left"/>
+            </w:pPr>
+            <w:r>
+              <w:t xml:space="preserve">Parametric</w:t>
+            </w:r>
+          </w:p>
+        </w:tc>
+        <w:tc>
+          <w:tcPr/>
+          <w:p>
+            <w:pPr>
+              <w:pStyle w:val="Compact"/>
+              <w:jc w:val="left"/>
+            </w:pPr>
+            <w:r>
+              <w:t xml:space="preserve">Intercept</w:t>
+            </w:r>
+          </w:p>
+        </w:tc>
+        <w:tc>
+          <w:tcPr/>
+          <w:p>
+            <w:pPr>
+              <w:pStyle w:val="Compact"/>
+              <w:jc w:val="right"/>
+            </w:pPr>
+            <w:r>
+              <w:t xml:space="preserve">3.725</w:t>
+            </w:r>
+          </w:p>
+        </w:tc>
+        <w:tc>
+          <w:tcPr/>
+          <w:p>
+            <w:pPr>
+              <w:pStyle w:val="Compact"/>
+              <w:jc w:val="right"/>
+            </w:pPr>
+            <w:r>
+              <w:t xml:space="preserve">0.011</w:t>
+            </w:r>
+          </w:p>
+        </w:tc>
+        <w:tc>
+          <w:tcPr/>
+          <w:p>
+            <w:pPr>
+              <w:pStyle w:val="Compact"/>
+            </w:pPr>
+          </w:p>
+        </w:tc>
+        <w:tc>
+          <w:tcPr/>
+          <w:p>
+            <w:pPr>
+              <w:pStyle w:val="Compact"/>
+            </w:pPr>
+          </w:p>
+        </w:tc>
+        <w:tc>
+          <w:tcPr/>
+          <w:p>
+            <w:pPr>
+              <w:pStyle w:val="Compact"/>
+              <w:jc w:val="right"/>
+            </w:pPr>
+            <w:r>
+              <w:t xml:space="preserve">349.164</w:t>
+            </w:r>
+          </w:p>
+        </w:tc>
+        <w:tc>
+          <w:tcPr/>
+          <w:p>
+            <w:pPr>
+              <w:pStyle w:val="Compact"/>
+              <w:jc w:val="right"/>
+            </w:pPr>
+            <w:r>
+              <w:t xml:space="preserve">&lt; .001</w:t>
+            </w:r>
+          </w:p>
+        </w:tc>
+      </w:tr>
+      <w:tr>
+        <w:tc>
+          <w:tcPr/>
+          <w:p>
+            <w:pPr>
+              <w:pStyle w:val="Compact"/>
+              <w:jc w:val="left"/>
+            </w:pPr>
+            <w:r>
+              <w:t xml:space="preserve">Intuitive</w:t>
+            </w:r>
+          </w:p>
+        </w:tc>
+        <w:tc>
+          <w:tcPr/>
+          <w:p>
+            <w:pPr>
+              <w:pStyle w:val="Compact"/>
+              <w:jc w:val="left"/>
+            </w:pPr>
+            <w:r>
+              <w:t xml:space="preserve">Smooth</w:t>
+            </w:r>
+          </w:p>
+        </w:tc>
+        <w:tc>
+          <w:tcPr/>
+          <w:p>
+            <w:pPr>
+              <w:pStyle w:val="Compact"/>
+              <w:jc w:val="left"/>
+            </w:pPr>
+            <w:r>
+              <w:t xml:space="preserve">Actual accuracy</w:t>
+            </w:r>
+          </w:p>
+        </w:tc>
+        <w:tc>
+          <w:tcPr/>
+          <w:p>
+            <w:pPr>
+              <w:pStyle w:val="Compact"/>
+            </w:pPr>
+          </w:p>
+        </w:tc>
+        <w:tc>
+          <w:tcPr/>
+          <w:p>
+            <w:pPr>
+              <w:pStyle w:val="Compact"/>
+            </w:pPr>
+          </w:p>
+        </w:tc>
+        <w:tc>
+          <w:tcPr/>
+          <w:p>
+            <w:pPr>
+              <w:pStyle w:val="Compact"/>
+              <w:jc w:val="right"/>
+            </w:pPr>
+            <w:r>
+              <w:t xml:space="preserve">4.121</w:t>
+            </w:r>
+          </w:p>
+        </w:tc>
+        <w:tc>
+          <w:tcPr/>
+          <w:p>
+            <w:pPr>
+              <w:pStyle w:val="Compact"/>
+              <w:jc w:val="right"/>
+            </w:pPr>
+            <w:r>
+              <w:t xml:space="preserve">4.813</w:t>
+            </w:r>
+          </w:p>
+        </w:tc>
+        <w:tc>
+          <w:tcPr/>
+          <w:p>
+            <w:pPr>
+              <w:pStyle w:val="Compact"/>
+              <w:jc w:val="right"/>
+            </w:pPr>
+            <w:r>
+              <w:t xml:space="preserve">151.728</w:t>
+            </w:r>
+          </w:p>
+        </w:tc>
+        <w:tc>
+          <w:tcPr/>
+          <w:p>
+            <w:pPr>
+              <w:pStyle w:val="Compact"/>
+              <w:jc w:val="right"/>
+            </w:pPr>
+            <w:r>
+              <w:t xml:space="preserve">&lt; .001</w:t>
+            </w:r>
+          </w:p>
+        </w:tc>
+      </w:tr>
+      <w:tr>
+        <w:tc>
+          <w:tcPr/>
+          <w:p>
+            <w:pPr>
+              <w:pStyle w:val="Compact"/>
+              <w:jc w:val="left"/>
+            </w:pPr>
+            <w:r>
+              <w:t xml:space="preserve">Intuitive</w:t>
+            </w:r>
+          </w:p>
+        </w:tc>
+        <w:tc>
+          <w:tcPr/>
+          <w:p>
+            <w:pPr>
+              <w:pStyle w:val="Compact"/>
+              <w:jc w:val="left"/>
+            </w:pPr>
+            <w:r>
+              <w:t xml:space="preserve">Smooth</w:t>
+            </w:r>
+          </w:p>
+        </w:tc>
+        <w:tc>
+          <w:tcPr/>
+          <w:p>
+            <w:pPr>
+              <w:pStyle w:val="Compact"/>
+              <w:jc w:val="left"/>
+            </w:pPr>
+            <w:r>
+              <w:t xml:space="preserve">Intellectual humility</w:t>
+            </w:r>
+          </w:p>
+        </w:tc>
+        <w:tc>
+          <w:tcPr/>
+          <w:p>
+            <w:pPr>
+              <w:pStyle w:val="Compact"/>
+            </w:pPr>
+          </w:p>
+        </w:tc>
+        <w:tc>
+          <w:tcPr/>
+          <w:p>
+            <w:pPr>
+              <w:pStyle w:val="Compact"/>
+            </w:pPr>
+          </w:p>
+        </w:tc>
+        <w:tc>
+          <w:tcPr/>
+          <w:p>
+            <w:pPr>
+              <w:pStyle w:val="Compact"/>
+              <w:jc w:val="right"/>
+            </w:pPr>
+            <w:r>
+              <w:t xml:space="preserve">2.279</w:t>
+            </w:r>
+          </w:p>
+        </w:tc>
+        <w:tc>
+          <w:tcPr/>
+          <w:p>
+            <w:pPr>
+              <w:pStyle w:val="Compact"/>
+              <w:jc w:val="right"/>
+            </w:pPr>
+            <w:r>
+              <w:t xml:space="preserve">2.757</w:t>
+            </w:r>
+          </w:p>
+        </w:tc>
+        <w:tc>
+          <w:tcPr/>
+          <w:p>
+            <w:pPr>
+              <w:pStyle w:val="Compact"/>
+              <w:jc w:val="right"/>
+            </w:pPr>
+            <w:r>
+              <w:t xml:space="preserve">10.036</w:t>
+            </w:r>
+          </w:p>
+        </w:tc>
+        <w:tc>
+          <w:tcPr/>
+          <w:p>
+            <w:pPr>
+              <w:pStyle w:val="Compact"/>
+              <w:jc w:val="right"/>
+            </w:pPr>
+            <w:r>
+              <w:t xml:space="preserve">&lt; .001</w:t>
+            </w:r>
+          </w:p>
+        </w:tc>
+      </w:tr>
+      <w:tr>
+        <w:tc>
+          <w:tcPr/>
+          <w:p>
+            <w:pPr>
+              <w:pStyle w:val="Compact"/>
+              <w:jc w:val="left"/>
+            </w:pPr>
+            <w:r>
+              <w:t xml:space="preserve">Intuitive</w:t>
+            </w:r>
+          </w:p>
+        </w:tc>
+        <w:tc>
+          <w:tcPr/>
+          <w:p>
+            <w:pPr>
+              <w:pStyle w:val="Compact"/>
+              <w:jc w:val="left"/>
+            </w:pPr>
+            <w:r>
+              <w:t xml:space="preserve">Smooth</w:t>
+            </w:r>
+          </w:p>
+        </w:tc>
+        <w:tc>
+          <w:tcPr/>
+          <w:p>
+            <w:pPr>
+              <w:pStyle w:val="Compact"/>
+              <w:jc w:val="left"/>
+            </w:pPr>
+            <w:r>
+              <w:t xml:space="preserve">Actual accuracy × intellectual humility</w:t>
+            </w:r>
+          </w:p>
+        </w:tc>
+        <w:tc>
+          <w:tcPr/>
+          <w:p>
+            <w:pPr>
+              <w:pStyle w:val="Compact"/>
+            </w:pPr>
+          </w:p>
+        </w:tc>
+        <w:tc>
+          <w:tcPr/>
+          <w:p>
+            <w:pPr>
+              <w:pStyle w:val="Compact"/>
+            </w:pPr>
+          </w:p>
+        </w:tc>
+        <w:tc>
+          <w:tcPr/>
+          <w:p>
+            <w:pPr>
+              <w:pStyle w:val="Compact"/>
+              <w:jc w:val="right"/>
+            </w:pPr>
+            <w:r>
+              <w:t xml:space="preserve">1.894</w:t>
+            </w:r>
+          </w:p>
+        </w:tc>
+        <w:tc>
+          <w:tcPr/>
+          <w:p>
+            <w:pPr>
+              <w:pStyle w:val="Compact"/>
+              <w:jc w:val="right"/>
+            </w:pPr>
+            <w:r>
+              <w:t xml:space="preserve">2.388</w:t>
+            </w:r>
+          </w:p>
+        </w:tc>
+        <w:tc>
+          <w:tcPr/>
+          <w:p>
+            <w:pPr>
+              <w:pStyle w:val="Compact"/>
+              <w:jc w:val="right"/>
+            </w:pPr>
+            <w:r>
+              <w:t xml:space="preserve">0.866</w:t>
+            </w:r>
+          </w:p>
+        </w:tc>
+        <w:tc>
+          <w:tcPr/>
+          <w:p>
+            <w:pPr>
+              <w:pStyle w:val="Compact"/>
+              <w:jc w:val="right"/>
+            </w:pPr>
+            <w:r>
+              <w:t xml:space="preserve">.510</w:t>
+            </w:r>
+          </w:p>
+        </w:tc>
+      </w:tr>
+      <w:tr>
+        <w:tc>
+          <w:tcPr/>
+          <w:p>
+            <w:pPr>
+              <w:pStyle w:val="Compact"/>
+              <w:jc w:val="left"/>
+            </w:pPr>
+            <w:r>
+              <w:t xml:space="preserve">Reflective</w:t>
+            </w:r>
+          </w:p>
+        </w:tc>
+        <w:tc>
+          <w:tcPr/>
+          <w:p>
+            <w:pPr>
+              <w:pStyle w:val="Compact"/>
+              <w:jc w:val="left"/>
+            </w:pPr>
+            <w:r>
+              <w:t xml:space="preserve">Parametric</w:t>
+            </w:r>
+          </w:p>
+        </w:tc>
+        <w:tc>
+          <w:tcPr/>
+          <w:p>
+            <w:pPr>
+              <w:pStyle w:val="Compact"/>
+              <w:jc w:val="left"/>
+            </w:pPr>
+            <w:r>
+              <w:t xml:space="preserve">Intercept</w:t>
+            </w:r>
+          </w:p>
+        </w:tc>
+        <w:tc>
+          <w:tcPr/>
+          <w:p>
+            <w:pPr>
+              <w:pStyle w:val="Compact"/>
+              <w:jc w:val="right"/>
+            </w:pPr>
+            <w:r>
+              <w:t xml:space="preserve">4.975</w:t>
+            </w:r>
+          </w:p>
+        </w:tc>
+        <w:tc>
+          <w:tcPr/>
+          <w:p>
+            <w:pPr>
+              <w:pStyle w:val="Compact"/>
+              <w:jc w:val="right"/>
+            </w:pPr>
+            <w:r>
+              <w:t xml:space="preserve">0.009</w:t>
+            </w:r>
+          </w:p>
+        </w:tc>
+        <w:tc>
+          <w:tcPr/>
+          <w:p>
+            <w:pPr>
+              <w:pStyle w:val="Compact"/>
+            </w:pPr>
+          </w:p>
+        </w:tc>
+        <w:tc>
+          <w:tcPr/>
+          <w:p>
+            <w:pPr>
+              <w:pStyle w:val="Compact"/>
+            </w:pPr>
+          </w:p>
+        </w:tc>
+        <w:tc>
+          <w:tcPr/>
+          <w:p>
+            <w:pPr>
+              <w:pStyle w:val="Compact"/>
+              <w:jc w:val="right"/>
+            </w:pPr>
+            <w:r>
+              <w:t xml:space="preserve">583.248</w:t>
+            </w:r>
+          </w:p>
+        </w:tc>
+        <w:tc>
+          <w:tcPr/>
+          <w:p>
+            <w:pPr>
+              <w:pStyle w:val="Compact"/>
+              <w:jc w:val="right"/>
+            </w:pPr>
+            <w:r>
+              <w:t xml:space="preserve">&lt; .001</w:t>
+            </w:r>
+          </w:p>
+        </w:tc>
+      </w:tr>
+      <w:tr>
+        <w:tc>
+          <w:tcPr/>
+          <w:p>
+            <w:pPr>
+              <w:pStyle w:val="Compact"/>
+              <w:jc w:val="left"/>
+            </w:pPr>
+            <w:r>
+              <w:t xml:space="preserve">Reflective</w:t>
+            </w:r>
+          </w:p>
+        </w:tc>
+        <w:tc>
+          <w:tcPr/>
+          <w:p>
+            <w:pPr>
+              <w:pStyle w:val="Compact"/>
+              <w:jc w:val="left"/>
+            </w:pPr>
+            <w:r>
+              <w:t xml:space="preserve">Smooth</w:t>
+            </w:r>
+          </w:p>
+        </w:tc>
+        <w:tc>
+          <w:tcPr/>
+          <w:p>
+            <w:pPr>
+              <w:pStyle w:val="Compact"/>
+              <w:jc w:val="left"/>
+            </w:pPr>
+            <w:r>
+              <w:t xml:space="preserve">Actual accuracy</w:t>
+            </w:r>
+          </w:p>
+        </w:tc>
+        <w:tc>
+          <w:tcPr/>
+          <w:p>
+            <w:pPr>
+              <w:pStyle w:val="Compact"/>
+            </w:pPr>
+          </w:p>
+        </w:tc>
+        <w:tc>
+          <w:tcPr/>
+          <w:p>
+            <w:pPr>
+              <w:pStyle w:val="Compact"/>
+            </w:pPr>
+          </w:p>
+        </w:tc>
+        <w:tc>
+          <w:tcPr/>
+          <w:p>
+            <w:pPr>
+              <w:pStyle w:val="Compact"/>
+              <w:jc w:val="right"/>
+            </w:pPr>
+            <w:r>
+              <w:t xml:space="preserve">4.804</w:t>
+            </w:r>
+          </w:p>
+        </w:tc>
+        <w:tc>
+          <w:tcPr/>
+          <w:p>
+            <w:pPr>
+              <w:pStyle w:val="Compact"/>
+              <w:jc w:val="right"/>
+            </w:pPr>
+            <w:r>
+              <w:t xml:space="preserve">5.518</w:t>
+            </w:r>
+          </w:p>
+        </w:tc>
+        <w:tc>
+          <w:tcPr/>
+          <w:p>
+            <w:pPr>
+              <w:pStyle w:val="Compact"/>
+              <w:jc w:val="right"/>
+            </w:pPr>
+            <w:r>
+              <w:t xml:space="preserve">298.650</w:t>
+            </w:r>
+          </w:p>
+        </w:tc>
+        <w:tc>
+          <w:tcPr/>
+          <w:p>
+            <w:pPr>
+              <w:pStyle w:val="Compact"/>
+              <w:jc w:val="right"/>
+            </w:pPr>
+            <w:r>
+              <w:t xml:space="preserve">&lt; .001</w:t>
+            </w:r>
+          </w:p>
+        </w:tc>
+      </w:tr>
+      <w:tr>
+        <w:tc>
+          <w:tcPr/>
+          <w:p>
+            <w:pPr>
+              <w:pStyle w:val="Compact"/>
+              <w:jc w:val="left"/>
+            </w:pPr>
+            <w:r>
+              <w:t xml:space="preserve">Reflective</w:t>
+            </w:r>
+          </w:p>
+        </w:tc>
+        <w:tc>
+          <w:tcPr/>
+          <w:p>
+            <w:pPr>
+              <w:pStyle w:val="Compact"/>
+              <w:jc w:val="left"/>
+            </w:pPr>
+            <w:r>
+              <w:t xml:space="preserve">Smooth</w:t>
+            </w:r>
+          </w:p>
+        </w:tc>
+        <w:tc>
+          <w:tcPr/>
+          <w:p>
+            <w:pPr>
+              <w:pStyle w:val="Compact"/>
+              <w:jc w:val="left"/>
+            </w:pPr>
+            <w:r>
+              <w:t xml:space="preserve">Intellectual humility</w:t>
+            </w:r>
+          </w:p>
+        </w:tc>
+        <w:tc>
+          <w:tcPr/>
+          <w:p>
+            <w:pPr>
+              <w:pStyle w:val="Compact"/>
+            </w:pPr>
+          </w:p>
+        </w:tc>
+        <w:tc>
+          <w:tcPr/>
+          <w:p>
+            <w:pPr>
+              <w:pStyle w:val="Compact"/>
+            </w:pPr>
+          </w:p>
+        </w:tc>
+        <w:tc>
+          <w:tcPr/>
+          <w:p>
+            <w:pPr>
+              <w:pStyle w:val="Compact"/>
+              <w:jc w:val="right"/>
+            </w:pPr>
+            <w:r>
+              <w:t xml:space="preserve">1.997</w:t>
+            </w:r>
+          </w:p>
+        </w:tc>
+        <w:tc>
+          <w:tcPr/>
+          <w:p>
+            <w:pPr>
+              <w:pStyle w:val="Compact"/>
+              <w:jc w:val="right"/>
+            </w:pPr>
+            <w:r>
+              <w:t xml:space="preserve">2.456</w:t>
+            </w:r>
+          </w:p>
+        </w:tc>
+        <w:tc>
+          <w:tcPr/>
+          <w:p>
+            <w:pPr>
+              <w:pStyle w:val="Compact"/>
+              <w:jc w:val="right"/>
+            </w:pPr>
+            <w:r>
+              <w:t xml:space="preserve">1.202</w:t>
+            </w:r>
+          </w:p>
+        </w:tc>
+        <w:tc>
+          <w:tcPr/>
+          <w:p>
+            <w:pPr>
+              <w:pStyle w:val="Compact"/>
+              <w:jc w:val="right"/>
+            </w:pPr>
+            <w:r>
+              <w:t xml:space="preserve">.281</w:t>
+            </w:r>
+          </w:p>
+        </w:tc>
+      </w:tr>
+      <w:tr>
+        <w:tc>
+          <w:tcPr/>
+          <w:p>
+            <w:pPr>
+              <w:pStyle w:val="Compact"/>
+              <w:jc w:val="left"/>
+            </w:pPr>
+            <w:r>
+              <w:t xml:space="preserve">Reflective</w:t>
+            </w:r>
+          </w:p>
+        </w:tc>
+        <w:tc>
+          <w:tcPr/>
+          <w:p>
+            <w:pPr>
+              <w:pStyle w:val="Compact"/>
+              <w:jc w:val="left"/>
+            </w:pPr>
+            <w:r>
+              <w:t xml:space="preserve">Smooth</w:t>
+            </w:r>
+          </w:p>
+        </w:tc>
+        <w:tc>
+          <w:tcPr/>
+          <w:p>
+            <w:pPr>
+              <w:pStyle w:val="Compact"/>
+              <w:jc w:val="left"/>
+            </w:pPr>
+            <w:r>
+              <w:t xml:space="preserve">Actual accuracy × intellectual humility</w:t>
+            </w:r>
+          </w:p>
+        </w:tc>
+        <w:tc>
+          <w:tcPr/>
+          <w:p>
+            <w:pPr>
+              <w:pStyle w:val="Compact"/>
+            </w:pPr>
+          </w:p>
+        </w:tc>
+        <w:tc>
+          <w:tcPr/>
+          <w:p>
+            <w:pPr>
+              <w:pStyle w:val="Compact"/>
+            </w:pPr>
+          </w:p>
+        </w:tc>
+        <w:tc>
+          <w:tcPr/>
+          <w:p>
+            <w:pPr>
+              <w:pStyle w:val="Compact"/>
+              <w:jc w:val="right"/>
+            </w:pPr>
+            <w:r>
+              <w:t xml:space="preserve">1.622</w:t>
+            </w:r>
+          </w:p>
+        </w:tc>
+        <w:tc>
+          <w:tcPr/>
+          <w:p>
+            <w:pPr>
+              <w:pStyle w:val="Compact"/>
+              <w:jc w:val="right"/>
+            </w:pPr>
+            <w:r>
+              <w:t xml:space="preserve">2.019</w:t>
+            </w:r>
+          </w:p>
+        </w:tc>
+        <w:tc>
+          <w:tcPr/>
+          <w:p>
+            <w:pPr>
+              <w:pStyle w:val="Compact"/>
+              <w:jc w:val="right"/>
+            </w:pPr>
+            <w:r>
+              <w:t xml:space="preserve">4.232</w:t>
+            </w:r>
+          </w:p>
+        </w:tc>
+        <w:tc>
+          <w:tcPr/>
+          <w:p>
+            <w:pPr>
+              <w:pStyle w:val="Compact"/>
+              <w:jc w:val="right"/>
+            </w:pPr>
+            <w:r>
+              <w:t xml:space="preserve">.014</w:t>
+            </w:r>
+          </w:p>
+        </w:tc>
+      </w:tr>
+    </w:tbl>
+    <w:tbl>
+      <w:tblPr>
+        <w:tblStyle w:val="Table"/>
+        <w:tblW w:type="pct" w:w="5000"/>
+        <w:tblLayout w:type="fixed"/>
+        <w:tblLook w:firstRow="0" w:lastRow="0" w:firstColumn="0" w:lastColumn="0" w:noHBand="0" w:noVBand="0" w:val="0000"/>
+      </w:tblPr>
+      <w:tblGrid>
+        <w:gridCol w:w="7920"/>
+      </w:tblGrid>
+      <w:tr>
+        <w:tc>
+          <w:tcPr/>
+          <w:bookmarkStart w:id="47" w:name="fig-calibration-model"/>
+          <w:p>
+            <w:pPr>
+              <w:pStyle w:val="Compact"/>
+              <w:jc w:val="center"/>
+            </w:pPr>
+            <w:r>
+              <w:drawing>
+                <wp:inline>
+                  <wp:extent cx="5334000" cy="2667000"/>
+                  <wp:effectExtent b="0" l="0" r="0" t="0"/>
+                  <wp:docPr descr="" title="" id="45" name="Picture"/>
+                  <a:graphic>
+                    <a:graphicData uri="http://schemas.openxmlformats.org/drawingml/2006/picture">
+                      <pic:pic>
+                        <pic:nvPicPr>
+                          <pic:cNvPr descr="results_files/figure-docx/fig-calibration-model-1.png" id="46" name="Picture"/>
+                          <pic:cNvPicPr>
+                            <a:picLocks noChangeArrowheads="1" noChangeAspect="1"/>
+                          </pic:cNvPicPr>
+                        </pic:nvPicPr>
+                        <pic:blipFill>
+                          <a:blip r:embed="rId44"/>
+                          <a:stretch>
+                            <a:fillRect/>
+                          </a:stretch>
+                        </pic:blipFill>
+                        <pic:spPr bwMode="auto">
+                          <a:xfrm>
+                            <a:off x="0" y="0"/>
+                            <a:ext cx="5334000" cy="2667000"/>
+                          </a:xfrm>
+                          <a:prstGeom prst="rect">
+                            <a:avLst/>
+                          </a:prstGeom>
+                          <a:noFill/>
+                          <a:ln w="9525">
+                            <a:noFill/>
+                            <a:headEnd/>
+                            <a:tailEnd/>
+                          </a:ln>
+                        </pic:spPr>
+                      </pic:pic>
+                    </a:graphicData>
+                  </a:graphic>
+                </wp:inline>
+              </w:drawing>
+            </w:r>
+          </w:p>
+          <w:p>
+            <w:pPr>
+              <w:jc w:val="center"/>
+            </w:pPr>
+            <w:pPr>
+              <w:jc w:val="start"/>
+              <w:spacing w:before="200"/>
+              <w:pStyle w:val="ImageCaption"/>
+            </w:pPr>
+            <w:r>
+              <w:t xml:space="preserve">Figure 3: Intellectual humility and calibration of estimated performance. Generalised additive models (GAMs) predicting participants’ estimated number of correct answers from their actual accuracy and intellectual humility, fitted separately for the intuitive (left) and reflective (right) phases. Lines show model-predicted estimates for intellectual humility at the mean and ±1 SD; shaded bands indicate 95% confidence intervals. The dashed diagonal indicates perfect calibration, such that values above the line reflect overestimation and values below the line reflect underestimation. Intellectual humility was associated with a small overall shift in estimates in the intuitive phase, whereas in the reflective phase it showed a small but significant interaction with actual accuracy.</w:t>
+            </w:r>
+          </w:p>
+          <w:bookmarkEnd w:id="47"/>
+        </w:tc>
+      </w:tr>
+    </w:tbl>
+    <w:bookmarkEnd w:id="48"/>
+    <w:bookmarkEnd w:id="49"/>
+    <w:bookmarkEnd w:id="50"/>
     <w:sectPr/>
   </w:body>
 </w:document>

--- a/analysis-code/results.docx
+++ b/analysis-code/results.docx
@@ -21,7 +21,7 @@
         <w:pStyle w:val="Date"/>
       </w:pPr>
       <w:r>
-        <w:t xml:space="preserve">2026-08-21</w:t>
+        <w:t xml:space="preserve">2026-08-24</w:t>
       </w:r>
     </w:p>
     <w:p>
@@ -29,7 +29,7 @@
         <w:br w:type="page"/>
       </w:r>
     </w:p>
-    <w:bookmarkStart w:id="50" w:name="results"/>
+    <w:bookmarkStart w:id="67" w:name="results"/>
     <w:p>
       <w:pPr>
         <w:pStyle w:val="Heading1"/>
@@ -18765,7 +18765,7 @@
     <w:bookmarkEnd w:id="35"/>
     <w:bookmarkEnd w:id="36"/>
     <w:bookmarkEnd w:id="37"/>
-    <w:bookmarkStart w:id="49" w:name="exploratory-analyses"/>
+    <w:bookmarkStart w:id="66" w:name="exploratory-analyses"/>
     <w:p>
       <w:pPr>
         <w:pStyle w:val="Heading2"/>
@@ -19518,19 +19518,19 @@
               <w:jc w:val="right"/>
             </w:pPr>
             <w:r>
-              <w:t xml:space="preserve">-0.466</w:t>
-            </w:r>
-          </w:p>
-        </w:tc>
-        <w:tc>
-          <w:tcPr/>
-          <w:p>
-            <w:pPr>
-              <w:pStyle w:val="Compact"/>
-              <w:jc w:val="right"/>
-            </w:pPr>
-            <w:r>
-              <w:t xml:space="preserve">0.399</w:t>
+              <w:t xml:space="preserve">0.262</w:t>
+            </w:r>
+          </w:p>
+        </w:tc>
+        <w:tc>
+          <w:tcPr/>
+          <w:p>
+            <w:pPr>
+              <w:pStyle w:val="Compact"/>
+              <w:jc w:val="right"/>
+            </w:pPr>
+            <w:r>
+              <w:t xml:space="preserve">0.201</w:t>
             </w:r>
           </w:p>
         </w:tc>
@@ -19542,19 +19542,19 @@
               <w:jc w:val="center"/>
             </w:pPr>
             <w:r>
-              <w:t xml:space="preserve">[-1.247, 0.315]</w:t>
-            </w:r>
-          </w:p>
-        </w:tc>
-        <w:tc>
-          <w:tcPr/>
-          <w:p>
-            <w:pPr>
-              <w:pStyle w:val="Compact"/>
-              <w:jc w:val="right"/>
-            </w:pPr>
-            <w:r>
-              <w:t xml:space="preserve">.243</w:t>
+              <w:t xml:space="preserve">[-0.133, 0.656]</w:t>
+            </w:r>
+          </w:p>
+        </w:tc>
+        <w:tc>
+          <w:tcPr/>
+          <w:p>
+            <w:pPr>
+              <w:pStyle w:val="Compact"/>
+              <w:jc w:val="right"/>
+            </w:pPr>
+            <w:r>
+              <w:t xml:space="preserve">.193</w:t>
             </w:r>
           </w:p>
         </w:tc>
@@ -19580,19 +19580,19 @@
               <w:jc w:val="right"/>
             </w:pPr>
             <w:r>
-              <w:t xml:space="preserve">0.254</w:t>
-            </w:r>
-          </w:p>
-        </w:tc>
-        <w:tc>
-          <w:tcPr/>
-          <w:p>
-            <w:pPr>
-              <w:pStyle w:val="Compact"/>
-              <w:jc w:val="right"/>
-            </w:pPr>
-            <w:r>
-              <w:t xml:space="preserve">0.462</w:t>
+              <w:t xml:space="preserve">0.345</w:t>
+            </w:r>
+          </w:p>
+        </w:tc>
+        <w:tc>
+          <w:tcPr/>
+          <w:p>
+            <w:pPr>
+              <w:pStyle w:val="Compact"/>
+              <w:jc w:val="right"/>
+            </w:pPr>
+            <w:r>
+              <w:t xml:space="preserve">0.046</w:t>
             </w:r>
           </w:p>
         </w:tc>
@@ -19604,19 +19604,19 @@
               <w:jc w:val="center"/>
             </w:pPr>
             <w:r>
-              <w:t xml:space="preserve">[-0.651, 1.159]</w:t>
-            </w:r>
-          </w:p>
-        </w:tc>
-        <w:tc>
-          <w:tcPr/>
-          <w:p>
-            <w:pPr>
-              <w:pStyle w:val="Compact"/>
-              <w:jc w:val="right"/>
-            </w:pPr>
-            <w:r>
-              <w:t xml:space="preserve">.583</w:t>
+              <w:t xml:space="preserve">[0.255, 0.436]</w:t>
+            </w:r>
+          </w:p>
+        </w:tc>
+        <w:tc>
+          <w:tcPr/>
+          <w:p>
+            <w:pPr>
+              <w:pStyle w:val="Compact"/>
+              <w:jc w:val="right"/>
+            </w:pPr>
+            <w:r>
+              <w:t xml:space="preserve">&lt; .001</w:t>
             </w:r>
           </w:p>
         </w:tc>
@@ -19642,19 +19642,19 @@
               <w:jc w:val="right"/>
             </w:pPr>
             <w:r>
-              <w:t xml:space="preserve">0.533</w:t>
-            </w:r>
-          </w:p>
-        </w:tc>
-        <w:tc>
-          <w:tcPr/>
-          <w:p>
-            <w:pPr>
-              <w:pStyle w:val="Compact"/>
-              <w:jc w:val="right"/>
-            </w:pPr>
-            <w:r>
-              <w:t xml:space="preserve">0.470</w:t>
+              <w:t xml:space="preserve">0.252</w:t>
+            </w:r>
+          </w:p>
+        </w:tc>
+        <w:tc>
+          <w:tcPr/>
+          <w:p>
+            <w:pPr>
+              <w:pStyle w:val="Compact"/>
+              <w:jc w:val="right"/>
+            </w:pPr>
+            <w:r>
+              <w:t xml:space="preserve">0.041</w:t>
             </w:r>
           </w:p>
         </w:tc>
@@ -19666,19 +19666,19 @@
               <w:jc w:val="center"/>
             </w:pPr>
             <w:r>
-              <w:t xml:space="preserve">[-0.388, 1.455]</w:t>
-            </w:r>
-          </w:p>
-        </w:tc>
-        <w:tc>
-          <w:tcPr/>
-          <w:p>
-            <w:pPr>
-              <w:pStyle w:val="Compact"/>
-              <w:jc w:val="right"/>
-            </w:pPr>
-            <w:r>
-              <w:t xml:space="preserve">.257</w:t>
+              <w:t xml:space="preserve">[0.172, 0.332]</w:t>
+            </w:r>
+          </w:p>
+        </w:tc>
+        <w:tc>
+          <w:tcPr/>
+          <w:p>
+            <w:pPr>
+              <w:pStyle w:val="Compact"/>
+              <w:jc w:val="right"/>
+            </w:pPr>
+            <w:r>
+              <w:t xml:space="preserve">&lt; .001</w:t>
             </w:r>
           </w:p>
         </w:tc>
@@ -19704,6 +19704,1258 @@
               <w:jc w:val="right"/>
             </w:pPr>
             <w:r>
+              <w:t xml:space="preserve">0.046</w:t>
+            </w:r>
+          </w:p>
+        </w:tc>
+        <w:tc>
+          <w:tcPr/>
+          <w:p>
+            <w:pPr>
+              <w:pStyle w:val="Compact"/>
+              <w:jc w:val="right"/>
+            </w:pPr>
+            <w:r>
+              <w:t xml:space="preserve">0.036</w:t>
+            </w:r>
+          </w:p>
+        </w:tc>
+        <w:tc>
+          <w:tcPr/>
+          <w:p>
+            <w:pPr>
+              <w:pStyle w:val="Compact"/>
+              <w:jc w:val="center"/>
+            </w:pPr>
+            <w:r>
+              <w:t xml:space="preserve">[-0.024, 0.116]</w:t>
+            </w:r>
+          </w:p>
+        </w:tc>
+        <w:tc>
+          <w:tcPr/>
+          <w:p>
+            <w:pPr>
+              <w:pStyle w:val="Compact"/>
+              <w:jc w:val="right"/>
+            </w:pPr>
+            <w:r>
+              <w:t xml:space="preserve">.195</w:t>
+            </w:r>
+          </w:p>
+        </w:tc>
+      </w:tr>
+      <w:tr>
+        <w:tc>
+          <w:tcPr/>
+          <w:p>
+            <w:pPr>
+              <w:pStyle w:val="Compact"/>
+              <w:jc w:val="left"/>
+            </w:pPr>
+            <w:r>
+              <w:t xml:space="preserve">AOT_score</w:t>
+            </w:r>
+          </w:p>
+        </w:tc>
+        <w:tc>
+          <w:tcPr/>
+          <w:p>
+            <w:pPr>
+              <w:pStyle w:val="Compact"/>
+              <w:jc w:val="right"/>
+            </w:pPr>
+            <w:r>
+              <w:t xml:space="preserve">0.154</w:t>
+            </w:r>
+          </w:p>
+        </w:tc>
+        <w:tc>
+          <w:tcPr/>
+          <w:p>
+            <w:pPr>
+              <w:pStyle w:val="Compact"/>
+              <w:jc w:val="right"/>
+            </w:pPr>
+            <w:r>
+              <w:t xml:space="preserve">0.033</w:t>
+            </w:r>
+          </w:p>
+        </w:tc>
+        <w:tc>
+          <w:tcPr/>
+          <w:p>
+            <w:pPr>
+              <w:pStyle w:val="Compact"/>
+              <w:jc w:val="center"/>
+            </w:pPr>
+            <w:r>
+              <w:t xml:space="preserve">[0.089, 0.219]</w:t>
+            </w:r>
+          </w:p>
+        </w:tc>
+        <w:tc>
+          <w:tcPr/>
+          <w:p>
+            <w:pPr>
+              <w:pStyle w:val="Compact"/>
+              <w:jc w:val="right"/>
+            </w:pPr>
+            <w:r>
+              <w:t xml:space="preserve">&lt; .001</w:t>
+            </w:r>
+          </w:p>
+        </w:tc>
+      </w:tr>
+      <w:tr>
+        <w:tc>
+          <w:tcPr/>
+          <w:p>
+            <w:pPr>
+              <w:pStyle w:val="Compact"/>
+              <w:jc w:val="left"/>
+            </w:pPr>
+            <w:r>
+              <w:t xml:space="preserve">IC_HI</w:t>
+            </w:r>
+          </w:p>
+        </w:tc>
+        <w:tc>
+          <w:tcPr/>
+          <w:p>
+            <w:pPr>
+              <w:pStyle w:val="Compact"/>
+              <w:jc w:val="right"/>
+            </w:pPr>
+            <w:r>
+              <w:t xml:space="preserve">-0.004</w:t>
+            </w:r>
+          </w:p>
+        </w:tc>
+        <w:tc>
+          <w:tcPr/>
+          <w:p>
+            <w:pPr>
+              <w:pStyle w:val="Compact"/>
+              <w:jc w:val="right"/>
+            </w:pPr>
+            <w:r>
+              <w:t xml:space="preserve">0.032</w:t>
+            </w:r>
+          </w:p>
+        </w:tc>
+        <w:tc>
+          <w:tcPr/>
+          <w:p>
+            <w:pPr>
+              <w:pStyle w:val="Compact"/>
+              <w:jc w:val="center"/>
+            </w:pPr>
+            <w:r>
+              <w:t xml:space="preserve">[-0.066, 0.058]</w:t>
+            </w:r>
+          </w:p>
+        </w:tc>
+        <w:tc>
+          <w:tcPr/>
+          <w:p>
+            <w:pPr>
+              <w:pStyle w:val="Compact"/>
+              <w:jc w:val="right"/>
+            </w:pPr>
+            <w:r>
+              <w:t xml:space="preserve">.897</w:t>
+            </w:r>
+          </w:p>
+        </w:tc>
+      </w:tr>
+      <w:tr>
+        <w:tc>
+          <w:tcPr/>
+          <w:p>
+            <w:pPr>
+              <w:pStyle w:val="Compact"/>
+              <w:jc w:val="left"/>
+            </w:pPr>
+            <w:r>
+              <w:t xml:space="preserve">IC_VI</w:t>
+            </w:r>
+          </w:p>
+        </w:tc>
+        <w:tc>
+          <w:tcPr/>
+          <w:p>
+            <w:pPr>
+              <w:pStyle w:val="Compact"/>
+              <w:jc w:val="right"/>
+            </w:pPr>
+            <w:r>
+              <w:t xml:space="preserve">-0.050</w:t>
+            </w:r>
+          </w:p>
+        </w:tc>
+        <w:tc>
+          <w:tcPr/>
+          <w:p>
+            <w:pPr>
+              <w:pStyle w:val="Compact"/>
+              <w:jc w:val="right"/>
+            </w:pPr>
+            <w:r>
+              <w:t xml:space="preserve">0.034</w:t>
+            </w:r>
+          </w:p>
+        </w:tc>
+        <w:tc>
+          <w:tcPr/>
+          <w:p>
+            <w:pPr>
+              <w:pStyle w:val="Compact"/>
+              <w:jc w:val="center"/>
+            </w:pPr>
+            <w:r>
+              <w:t xml:space="preserve">[-0.117, 0.018]</w:t>
+            </w:r>
+          </w:p>
+        </w:tc>
+        <w:tc>
+          <w:tcPr/>
+          <w:p>
+            <w:pPr>
+              <w:pStyle w:val="Compact"/>
+              <w:jc w:val="right"/>
+            </w:pPr>
+            <w:r>
+              <w:t xml:space="preserve">.148</w:t>
+            </w:r>
+          </w:p>
+        </w:tc>
+      </w:tr>
+      <w:tr>
+        <w:tc>
+          <w:tcPr/>
+          <w:p>
+            <w:pPr>
+              <w:pStyle w:val="Compact"/>
+              <w:jc w:val="left"/>
+            </w:pPr>
+            <w:r>
+              <w:t xml:space="preserve">IC_HC</w:t>
+            </w:r>
+          </w:p>
+        </w:tc>
+        <w:tc>
+          <w:tcPr/>
+          <w:p>
+            <w:pPr>
+              <w:pStyle w:val="Compact"/>
+              <w:jc w:val="right"/>
+            </w:pPr>
+            <w:r>
+              <w:t xml:space="preserve">-0.085</w:t>
+            </w:r>
+          </w:p>
+        </w:tc>
+        <w:tc>
+          <w:tcPr/>
+          <w:p>
+            <w:pPr>
+              <w:pStyle w:val="Compact"/>
+              <w:jc w:val="right"/>
+            </w:pPr>
+            <w:r>
+              <w:t xml:space="preserve">0.035</w:t>
+            </w:r>
+          </w:p>
+        </w:tc>
+        <w:tc>
+          <w:tcPr/>
+          <w:p>
+            <w:pPr>
+              <w:pStyle w:val="Compact"/>
+              <w:jc w:val="center"/>
+            </w:pPr>
+            <w:r>
+              <w:t xml:space="preserve">[-0.154, -0.015]</w:t>
+            </w:r>
+          </w:p>
+        </w:tc>
+        <w:tc>
+          <w:tcPr/>
+          <w:p>
+            <w:pPr>
+              <w:pStyle w:val="Compact"/>
+              <w:jc w:val="right"/>
+            </w:pPr>
+            <w:r>
+              <w:t xml:space="preserve">.017</w:t>
+            </w:r>
+          </w:p>
+        </w:tc>
+      </w:tr>
+      <w:tr>
+        <w:tc>
+          <w:tcPr/>
+          <w:p>
+            <w:pPr>
+              <w:pStyle w:val="Compact"/>
+              <w:jc w:val="left"/>
+            </w:pPr>
+            <w:r>
+              <w:t xml:space="preserve">IC_VC</w:t>
+            </w:r>
+          </w:p>
+        </w:tc>
+        <w:tc>
+          <w:tcPr/>
+          <w:p>
+            <w:pPr>
+              <w:pStyle w:val="Compact"/>
+              <w:jc w:val="right"/>
+            </w:pPr>
+            <w:r>
+              <w:t xml:space="preserve">-0.029</w:t>
+            </w:r>
+          </w:p>
+        </w:tc>
+        <w:tc>
+          <w:tcPr/>
+          <w:p>
+            <w:pPr>
+              <w:pStyle w:val="Compact"/>
+              <w:jc w:val="right"/>
+            </w:pPr>
+            <w:r>
+              <w:t xml:space="preserve">0.035</w:t>
+            </w:r>
+          </w:p>
+        </w:tc>
+        <w:tc>
+          <w:tcPr/>
+          <w:p>
+            <w:pPr>
+              <w:pStyle w:val="Compact"/>
+              <w:jc w:val="center"/>
+            </w:pPr>
+            <w:r>
+              <w:t xml:space="preserve">[-0.098, 0.040]</w:t>
+            </w:r>
+          </w:p>
+        </w:tc>
+        <w:tc>
+          <w:tcPr/>
+          <w:p>
+            <w:pPr>
+              <w:pStyle w:val="Compact"/>
+              <w:jc w:val="right"/>
+            </w:pPr>
+            <w:r>
+              <w:t xml:space="preserve">.408</w:t>
+            </w:r>
+          </w:p>
+        </w:tc>
+      </w:tr>
+      <w:tr>
+        <w:tc>
+          <w:tcPr/>
+          <w:p>
+            <w:pPr>
+              <w:pStyle w:val="Compact"/>
+              <w:jc w:val="left"/>
+            </w:pPr>
+            <w:r>
+              <w:t xml:space="preserve">feedback:justification</w:t>
+            </w:r>
+          </w:p>
+        </w:tc>
+        <w:tc>
+          <w:tcPr/>
+          <w:p>
+            <w:pPr>
+              <w:pStyle w:val="Compact"/>
+              <w:jc w:val="right"/>
+            </w:pPr>
+            <w:r>
+              <w:t xml:space="preserve">-0.054</w:t>
+            </w:r>
+          </w:p>
+        </w:tc>
+        <w:tc>
+          <w:tcPr/>
+          <w:p>
+            <w:pPr>
+              <w:pStyle w:val="Compact"/>
+              <w:jc w:val="right"/>
+            </w:pPr>
+            <w:r>
+              <w:t xml:space="preserve">0.057</w:t>
+            </w:r>
+          </w:p>
+        </w:tc>
+        <w:tc>
+          <w:tcPr/>
+          <w:p>
+            <w:pPr>
+              <w:pStyle w:val="Compact"/>
+              <w:jc w:val="center"/>
+            </w:pPr>
+            <w:r>
+              <w:t xml:space="preserve">[-0.166, 0.059]</w:t>
+            </w:r>
+          </w:p>
+        </w:tc>
+        <w:tc>
+          <w:tcPr/>
+          <w:p>
+            <w:pPr>
+              <w:pStyle w:val="Compact"/>
+              <w:jc w:val="right"/>
+            </w:pPr>
+            <w:r>
+              <w:t xml:space="preserve">.349</w:t>
+            </w:r>
+          </w:p>
+        </w:tc>
+      </w:tr>
+      <w:tr>
+        <w:tc>
+          <w:tcPr/>
+          <w:p>
+            <w:pPr>
+              <w:pStyle w:val="Compact"/>
+              <w:jc w:val="left"/>
+            </w:pPr>
+            <w:r>
+              <w:t xml:space="preserve">feedback:IH_score</w:t>
+            </w:r>
+          </w:p>
+        </w:tc>
+        <w:tc>
+          <w:tcPr/>
+          <w:p>
+            <w:pPr>
+              <w:pStyle w:val="Compact"/>
+              <w:jc w:val="right"/>
+            </w:pPr>
+            <w:r>
+              <w:t xml:space="preserve">0.000</w:t>
+            </w:r>
+          </w:p>
+        </w:tc>
+        <w:tc>
+          <w:tcPr/>
+          <w:p>
+            <w:pPr>
+              <w:pStyle w:val="Compact"/>
+              <w:jc w:val="right"/>
+            </w:pPr>
+            <w:r>
+              <w:t xml:space="preserve">0.048</w:t>
+            </w:r>
+          </w:p>
+        </w:tc>
+        <w:tc>
+          <w:tcPr/>
+          <w:p>
+            <w:pPr>
+              <w:pStyle w:val="Compact"/>
+              <w:jc w:val="center"/>
+            </w:pPr>
+            <w:r>
+              <w:t xml:space="preserve">[-0.093, 0.094]</w:t>
+            </w:r>
+          </w:p>
+        </w:tc>
+        <w:tc>
+          <w:tcPr/>
+          <w:p>
+            <w:pPr>
+              <w:pStyle w:val="Compact"/>
+              <w:jc w:val="right"/>
+            </w:pPr>
+            <w:r>
+              <w:t xml:space="preserve">.993</w:t>
+            </w:r>
+          </w:p>
+        </w:tc>
+      </w:tr>
+      <w:tr>
+        <w:tc>
+          <w:tcPr/>
+          <w:p>
+            <w:pPr>
+              <w:pStyle w:val="Compact"/>
+              <w:jc w:val="left"/>
+            </w:pPr>
+            <w:r>
+              <w:t xml:space="preserve">feedback:AOT_score</w:t>
+            </w:r>
+          </w:p>
+        </w:tc>
+        <w:tc>
+          <w:tcPr/>
+          <w:p>
+            <w:pPr>
+              <w:pStyle w:val="Compact"/>
+              <w:jc w:val="right"/>
+            </w:pPr>
+            <w:r>
+              <w:t xml:space="preserve">-0.043</w:t>
+            </w:r>
+          </w:p>
+        </w:tc>
+        <w:tc>
+          <w:tcPr/>
+          <w:p>
+            <w:pPr>
+              <w:pStyle w:val="Compact"/>
+              <w:jc w:val="right"/>
+            </w:pPr>
+            <w:r>
+              <w:t xml:space="preserve">0.045</w:t>
+            </w:r>
+          </w:p>
+        </w:tc>
+        <w:tc>
+          <w:tcPr/>
+          <w:p>
+            <w:pPr>
+              <w:pStyle w:val="Compact"/>
+              <w:jc w:val="center"/>
+            </w:pPr>
+            <w:r>
+              <w:t xml:space="preserve">[-0.130, 0.045]</w:t>
+            </w:r>
+          </w:p>
+        </w:tc>
+        <w:tc>
+          <w:tcPr/>
+          <w:p>
+            <w:pPr>
+              <w:pStyle w:val="Compact"/>
+              <w:jc w:val="right"/>
+            </w:pPr>
+            <w:r>
+              <w:t xml:space="preserve">.338</w:t>
+            </w:r>
+          </w:p>
+        </w:tc>
+      </w:tr>
+      <w:tr>
+        <w:tc>
+          <w:tcPr/>
+          <w:p>
+            <w:pPr>
+              <w:pStyle w:val="Compact"/>
+              <w:jc w:val="left"/>
+            </w:pPr>
+            <w:r>
+              <w:t xml:space="preserve">feedback:IC_HI</w:t>
+            </w:r>
+          </w:p>
+        </w:tc>
+        <w:tc>
+          <w:tcPr/>
+          <w:p>
+            <w:pPr>
+              <w:pStyle w:val="Compact"/>
+              <w:jc w:val="right"/>
+            </w:pPr>
+            <w:r>
+              <w:t xml:space="preserve">0.025</w:t>
+            </w:r>
+          </w:p>
+        </w:tc>
+        <w:tc>
+          <w:tcPr/>
+          <w:p>
+            <w:pPr>
+              <w:pStyle w:val="Compact"/>
+              <w:jc w:val="right"/>
+            </w:pPr>
+            <w:r>
+              <w:t xml:space="preserve">0.043</w:t>
+            </w:r>
+          </w:p>
+        </w:tc>
+        <w:tc>
+          <w:tcPr/>
+          <w:p>
+            <w:pPr>
+              <w:pStyle w:val="Compact"/>
+              <w:jc w:val="center"/>
+            </w:pPr>
+            <w:r>
+              <w:t xml:space="preserve">[-0.058, 0.109]</w:t>
+            </w:r>
+          </w:p>
+        </w:tc>
+        <w:tc>
+          <w:tcPr/>
+          <w:p>
+            <w:pPr>
+              <w:pStyle w:val="Compact"/>
+              <w:jc w:val="right"/>
+            </w:pPr>
+            <w:r>
+              <w:t xml:space="preserve">.556</w:t>
+            </w:r>
+          </w:p>
+        </w:tc>
+      </w:tr>
+      <w:tr>
+        <w:tc>
+          <w:tcPr/>
+          <w:p>
+            <w:pPr>
+              <w:pStyle w:val="Compact"/>
+              <w:jc w:val="left"/>
+            </w:pPr>
+            <w:r>
+              <w:t xml:space="preserve">feedback:IC_VI</w:t>
+            </w:r>
+          </w:p>
+        </w:tc>
+        <w:tc>
+          <w:tcPr/>
+          <w:p>
+            <w:pPr>
+              <w:pStyle w:val="Compact"/>
+              <w:jc w:val="right"/>
+            </w:pPr>
+            <w:r>
+              <w:t xml:space="preserve">-0.001</w:t>
+            </w:r>
+          </w:p>
+        </w:tc>
+        <w:tc>
+          <w:tcPr/>
+          <w:p>
+            <w:pPr>
+              <w:pStyle w:val="Compact"/>
+              <w:jc w:val="right"/>
+            </w:pPr>
+            <w:r>
+              <w:t xml:space="preserve">0.046</w:t>
+            </w:r>
+          </w:p>
+        </w:tc>
+        <w:tc>
+          <w:tcPr/>
+          <w:p>
+            <w:pPr>
+              <w:pStyle w:val="Compact"/>
+              <w:jc w:val="center"/>
+            </w:pPr>
+            <w:r>
+              <w:t xml:space="preserve">[-0.091, 0.090]</w:t>
+            </w:r>
+          </w:p>
+        </w:tc>
+        <w:tc>
+          <w:tcPr/>
+          <w:p>
+            <w:pPr>
+              <w:pStyle w:val="Compact"/>
+              <w:jc w:val="right"/>
+            </w:pPr>
+            <w:r>
+              <w:t xml:space="preserve">.990</w:t>
+            </w:r>
+          </w:p>
+        </w:tc>
+      </w:tr>
+      <w:tr>
+        <w:tc>
+          <w:tcPr/>
+          <w:p>
+            <w:pPr>
+              <w:pStyle w:val="Compact"/>
+              <w:jc w:val="left"/>
+            </w:pPr>
+            <w:r>
+              <w:t xml:space="preserve">feedback:IC_HC</w:t>
+            </w:r>
+          </w:p>
+        </w:tc>
+        <w:tc>
+          <w:tcPr/>
+          <w:p>
+            <w:pPr>
+              <w:pStyle w:val="Compact"/>
+              <w:jc w:val="right"/>
+            </w:pPr>
+            <w:r>
+              <w:t xml:space="preserve">0.013</w:t>
+            </w:r>
+          </w:p>
+        </w:tc>
+        <w:tc>
+          <w:tcPr/>
+          <w:p>
+            <w:pPr>
+              <w:pStyle w:val="Compact"/>
+              <w:jc w:val="right"/>
+            </w:pPr>
+            <w:r>
+              <w:t xml:space="preserve">0.047</w:t>
+            </w:r>
+          </w:p>
+        </w:tc>
+        <w:tc>
+          <w:tcPr/>
+          <w:p>
+            <w:pPr>
+              <w:pStyle w:val="Compact"/>
+              <w:jc w:val="center"/>
+            </w:pPr>
+            <w:r>
+              <w:t xml:space="preserve">[-0.079, 0.106]</w:t>
+            </w:r>
+          </w:p>
+        </w:tc>
+        <w:tc>
+          <w:tcPr/>
+          <w:p>
+            <w:pPr>
+              <w:pStyle w:val="Compact"/>
+              <w:jc w:val="right"/>
+            </w:pPr>
+            <w:r>
+              <w:t xml:space="preserve">.775</w:t>
+            </w:r>
+          </w:p>
+        </w:tc>
+      </w:tr>
+      <w:tr>
+        <w:tc>
+          <w:tcPr/>
+          <w:p>
+            <w:pPr>
+              <w:pStyle w:val="Compact"/>
+              <w:jc w:val="left"/>
+            </w:pPr>
+            <w:r>
+              <w:t xml:space="preserve">feedback:IC_VC</w:t>
+            </w:r>
+          </w:p>
+        </w:tc>
+        <w:tc>
+          <w:tcPr/>
+          <w:p>
+            <w:pPr>
+              <w:pStyle w:val="Compact"/>
+              <w:jc w:val="right"/>
+            </w:pPr>
+            <w:r>
+              <w:t xml:space="preserve">0.050</w:t>
+            </w:r>
+          </w:p>
+        </w:tc>
+        <w:tc>
+          <w:tcPr/>
+          <w:p>
+            <w:pPr>
+              <w:pStyle w:val="Compact"/>
+              <w:jc w:val="right"/>
+            </w:pPr>
+            <w:r>
+              <w:t xml:space="preserve">0.047</w:t>
+            </w:r>
+          </w:p>
+        </w:tc>
+        <w:tc>
+          <w:tcPr/>
+          <w:p>
+            <w:pPr>
+              <w:pStyle w:val="Compact"/>
+              <w:jc w:val="center"/>
+            </w:pPr>
+            <w:r>
+              <w:t xml:space="preserve">[-0.042, 0.142]</w:t>
+            </w:r>
+          </w:p>
+        </w:tc>
+        <w:tc>
+          <w:tcPr/>
+          <w:p>
+            <w:pPr>
+              <w:pStyle w:val="Compact"/>
+              <w:jc w:val="right"/>
+            </w:pPr>
+            <w:r>
+              <w:t xml:space="preserve">.291</w:t>
+            </w:r>
+          </w:p>
+        </w:tc>
+      </w:tr>
+      <w:tr>
+        <w:tc>
+          <w:tcPr/>
+          <w:p>
+            <w:pPr>
+              <w:pStyle w:val="Compact"/>
+              <w:jc w:val="left"/>
+            </w:pPr>
+            <w:r>
+              <w:t xml:space="preserve">justification:IH_score</w:t>
+            </w:r>
+          </w:p>
+        </w:tc>
+        <w:tc>
+          <w:tcPr/>
+          <w:p>
+            <w:pPr>
+              <w:pStyle w:val="Compact"/>
+              <w:jc w:val="right"/>
+            </w:pPr>
+            <w:r>
+              <w:t xml:space="preserve">-0.008</w:t>
+            </w:r>
+          </w:p>
+        </w:tc>
+        <w:tc>
+          <w:tcPr/>
+          <w:p>
+            <w:pPr>
+              <w:pStyle w:val="Compact"/>
+              <w:jc w:val="right"/>
+            </w:pPr>
+            <w:r>
+              <w:t xml:space="preserve">0.048</w:t>
+            </w:r>
+          </w:p>
+        </w:tc>
+        <w:tc>
+          <w:tcPr/>
+          <w:p>
+            <w:pPr>
+              <w:pStyle w:val="Compact"/>
+              <w:jc w:val="center"/>
+            </w:pPr>
+            <w:r>
+              <w:t xml:space="preserve">[-0.102, 0.087]</w:t>
+            </w:r>
+          </w:p>
+        </w:tc>
+        <w:tc>
+          <w:tcPr/>
+          <w:p>
+            <w:pPr>
+              <w:pStyle w:val="Compact"/>
+              <w:jc w:val="right"/>
+            </w:pPr>
+            <w:r>
+              <w:t xml:space="preserve">.874</w:t>
+            </w:r>
+          </w:p>
+        </w:tc>
+      </w:tr>
+      <w:tr>
+        <w:tc>
+          <w:tcPr/>
+          <w:p>
+            <w:pPr>
+              <w:pStyle w:val="Compact"/>
+              <w:jc w:val="left"/>
+            </w:pPr>
+            <w:r>
+              <w:t xml:space="preserve">justification:AOT_score</w:t>
+            </w:r>
+          </w:p>
+        </w:tc>
+        <w:tc>
+          <w:tcPr/>
+          <w:p>
+            <w:pPr>
+              <w:pStyle w:val="Compact"/>
+              <w:jc w:val="right"/>
+            </w:pPr>
+            <w:r>
+              <w:t xml:space="preserve">-0.079</w:t>
+            </w:r>
+          </w:p>
+        </w:tc>
+        <w:tc>
+          <w:tcPr/>
+          <w:p>
+            <w:pPr>
+              <w:pStyle w:val="Compact"/>
+              <w:jc w:val="right"/>
+            </w:pPr>
+            <w:r>
+              <w:t xml:space="preserve">0.046</w:t>
+            </w:r>
+          </w:p>
+        </w:tc>
+        <w:tc>
+          <w:tcPr/>
+          <w:p>
+            <w:pPr>
+              <w:pStyle w:val="Compact"/>
+              <w:jc w:val="center"/>
+            </w:pPr>
+            <w:r>
+              <w:t xml:space="preserve">[-0.168, 0.010]</w:t>
+            </w:r>
+          </w:p>
+        </w:tc>
+        <w:tc>
+          <w:tcPr/>
+          <w:p>
+            <w:pPr>
+              <w:pStyle w:val="Compact"/>
+              <w:jc w:val="right"/>
+            </w:pPr>
+            <w:r>
+              <w:t xml:space="preserve">.084</w:t>
+            </w:r>
+          </w:p>
+        </w:tc>
+      </w:tr>
+      <w:tr>
+        <w:tc>
+          <w:tcPr/>
+          <w:p>
+            <w:pPr>
+              <w:pStyle w:val="Compact"/>
+              <w:jc w:val="left"/>
+            </w:pPr>
+            <w:r>
+              <w:t xml:space="preserve">justification:IC_HI</w:t>
+            </w:r>
+          </w:p>
+        </w:tc>
+        <w:tc>
+          <w:tcPr/>
+          <w:p>
+            <w:pPr>
+              <w:pStyle w:val="Compact"/>
+              <w:jc w:val="right"/>
+            </w:pPr>
+            <w:r>
+              <w:t xml:space="preserve">0.027</w:t>
+            </w:r>
+          </w:p>
+        </w:tc>
+        <w:tc>
+          <w:tcPr/>
+          <w:p>
+            <w:pPr>
+              <w:pStyle w:val="Compact"/>
+              <w:jc w:val="right"/>
+            </w:pPr>
+            <w:r>
+              <w:t xml:space="preserve">0.044</w:t>
+            </w:r>
+          </w:p>
+        </w:tc>
+        <w:tc>
+          <w:tcPr/>
+          <w:p>
+            <w:pPr>
+              <w:pStyle w:val="Compact"/>
+              <w:jc w:val="center"/>
+            </w:pPr>
+            <w:r>
+              <w:t xml:space="preserve">[-0.058, 0.112]</w:t>
+            </w:r>
+          </w:p>
+        </w:tc>
+        <w:tc>
+          <w:tcPr/>
+          <w:p>
+            <w:pPr>
+              <w:pStyle w:val="Compact"/>
+              <w:jc w:val="right"/>
+            </w:pPr>
+            <w:r>
+              <w:t xml:space="preserve">.536</w:t>
+            </w:r>
+          </w:p>
+        </w:tc>
+      </w:tr>
+      <w:tr>
+        <w:tc>
+          <w:tcPr/>
+          <w:p>
+            <w:pPr>
+              <w:pStyle w:val="Compact"/>
+              <w:jc w:val="left"/>
+            </w:pPr>
+            <w:r>
+              <w:t xml:space="preserve">justification:IC_VI</w:t>
+            </w:r>
+          </w:p>
+        </w:tc>
+        <w:tc>
+          <w:tcPr/>
+          <w:p>
+            <w:pPr>
+              <w:pStyle w:val="Compact"/>
+              <w:jc w:val="right"/>
+            </w:pPr>
+            <w:r>
+              <w:t xml:space="preserve">-0.006</w:t>
+            </w:r>
+          </w:p>
+        </w:tc>
+        <w:tc>
+          <w:tcPr/>
+          <w:p>
+            <w:pPr>
+              <w:pStyle w:val="Compact"/>
+              <w:jc w:val="right"/>
+            </w:pPr>
+            <w:r>
+              <w:t xml:space="preserve">0.047</w:t>
+            </w:r>
+          </w:p>
+        </w:tc>
+        <w:tc>
+          <w:tcPr/>
+          <w:p>
+            <w:pPr>
+              <w:pStyle w:val="Compact"/>
+              <w:jc w:val="center"/>
+            </w:pPr>
+            <w:r>
+              <w:t xml:space="preserve">[-0.098, 0.086]</w:t>
+            </w:r>
+          </w:p>
+        </w:tc>
+        <w:tc>
+          <w:tcPr/>
+          <w:p>
+            <w:pPr>
+              <w:pStyle w:val="Compact"/>
+              <w:jc w:val="right"/>
+            </w:pPr>
+            <w:r>
+              <w:t xml:space="preserve">.903</w:t>
+            </w:r>
+          </w:p>
+        </w:tc>
+      </w:tr>
+      <w:tr>
+        <w:tc>
+          <w:tcPr/>
+          <w:p>
+            <w:pPr>
+              <w:pStyle w:val="Compact"/>
+              <w:jc w:val="left"/>
+            </w:pPr>
+            <w:r>
+              <w:t xml:space="preserve">justification:IC_HC</w:t>
+            </w:r>
+          </w:p>
+        </w:tc>
+        <w:tc>
+          <w:tcPr/>
+          <w:p>
+            <w:pPr>
+              <w:pStyle w:val="Compact"/>
+              <w:jc w:val="right"/>
+            </w:pPr>
+            <w:r>
+              <w:t xml:space="preserve">0.043</w:t>
+            </w:r>
+          </w:p>
+        </w:tc>
+        <w:tc>
+          <w:tcPr/>
+          <w:p>
+            <w:pPr>
+              <w:pStyle w:val="Compact"/>
+              <w:jc w:val="right"/>
+            </w:pPr>
+            <w:r>
+              <w:t xml:space="preserve">0.048</w:t>
+            </w:r>
+          </w:p>
+        </w:tc>
+        <w:tc>
+          <w:tcPr/>
+          <w:p>
+            <w:pPr>
+              <w:pStyle w:val="Compact"/>
+              <w:jc w:val="center"/>
+            </w:pPr>
+            <w:r>
+              <w:t xml:space="preserve">[-0.050, 0.137]</w:t>
+            </w:r>
+          </w:p>
+        </w:tc>
+        <w:tc>
+          <w:tcPr/>
+          <w:p>
+            <w:pPr>
+              <w:pStyle w:val="Compact"/>
+              <w:jc w:val="right"/>
+            </w:pPr>
+            <w:r>
+              <w:t xml:space="preserve">.365</w:t>
+            </w:r>
+          </w:p>
+        </w:tc>
+      </w:tr>
+      <w:tr>
+        <w:tc>
+          <w:tcPr/>
+          <w:p>
+            <w:pPr>
+              <w:pStyle w:val="Compact"/>
+              <w:jc w:val="left"/>
+            </w:pPr>
+            <w:r>
+              <w:t xml:space="preserve">justification:IC_VC</w:t>
+            </w:r>
+          </w:p>
+        </w:tc>
+        <w:tc>
+          <w:tcPr/>
+          <w:p>
+            <w:pPr>
+              <w:pStyle w:val="Compact"/>
+              <w:jc w:val="right"/>
+            </w:pPr>
+            <w:r>
+              <w:t xml:space="preserve">0.000</w:t>
+            </w:r>
+          </w:p>
+        </w:tc>
+        <w:tc>
+          <w:tcPr/>
+          <w:p>
+            <w:pPr>
+              <w:pStyle w:val="Compact"/>
+              <w:jc w:val="right"/>
+            </w:pPr>
+            <w:r>
+              <w:t xml:space="preserve">0.047</w:t>
+            </w:r>
+          </w:p>
+        </w:tc>
+        <w:tc>
+          <w:tcPr/>
+          <w:p>
+            <w:pPr>
+              <w:pStyle w:val="Compact"/>
+              <w:jc w:val="center"/>
+            </w:pPr>
+            <w:r>
+              <w:t xml:space="preserve">[-0.093, 0.093]</w:t>
+            </w:r>
+          </w:p>
+        </w:tc>
+        <w:tc>
+          <w:tcPr/>
+          <w:p>
+            <w:pPr>
+              <w:pStyle w:val="Compact"/>
+              <w:jc w:val="right"/>
+            </w:pPr>
+            <w:r>
+              <w:t xml:space="preserve">.997</w:t>
+            </w:r>
+          </w:p>
+        </w:tc>
+      </w:tr>
+      <w:tr>
+        <w:tc>
+          <w:tcPr/>
+          <w:p>
+            <w:pPr>
+              <w:pStyle w:val="Compact"/>
+              <w:jc w:val="left"/>
+            </w:pPr>
+            <w:r>
+              <w:t xml:space="preserve">feedback:justification:IH_score</w:t>
+            </w:r>
+          </w:p>
+        </w:tc>
+        <w:tc>
+          <w:tcPr/>
+          <w:p>
+            <w:pPr>
+              <w:pStyle w:val="Compact"/>
+              <w:jc w:val="right"/>
+            </w:pPr>
+            <w:r>
+              <w:t xml:space="preserve">0.001</w:t>
+            </w:r>
+          </w:p>
+        </w:tc>
+        <w:tc>
+          <w:tcPr/>
+          <w:p>
+            <w:pPr>
+              <w:pStyle w:val="Compact"/>
+              <w:jc w:val="right"/>
+            </w:pPr>
+            <w:r>
+              <w:t xml:space="preserve">0.066</w:t>
+            </w:r>
+          </w:p>
+        </w:tc>
+        <w:tc>
+          <w:tcPr/>
+          <w:p>
+            <w:pPr>
+              <w:pStyle w:val="Compact"/>
+              <w:jc w:val="center"/>
+            </w:pPr>
+            <w:r>
+              <w:t xml:space="preserve">[-0.129, 0.132]</w:t>
+            </w:r>
+          </w:p>
+        </w:tc>
+        <w:tc>
+          <w:tcPr/>
+          <w:p>
+            <w:pPr>
+              <w:pStyle w:val="Compact"/>
+              <w:jc w:val="right"/>
+            </w:pPr>
+            <w:r>
+              <w:t xml:space="preserve">.985</w:t>
+            </w:r>
+          </w:p>
+        </w:tc>
+      </w:tr>
+      <w:tr>
+        <w:tc>
+          <w:tcPr/>
+          <w:p>
+            <w:pPr>
+              <w:pStyle w:val="Compact"/>
+              <w:jc w:val="left"/>
+            </w:pPr>
+            <w:r>
+              <w:t xml:space="preserve">feedback:justification:AOT_score</w:t>
+            </w:r>
+          </w:p>
+        </w:tc>
+        <w:tc>
+          <w:tcPr/>
+          <w:p>
+            <w:pPr>
+              <w:pStyle w:val="Compact"/>
+              <w:jc w:val="right"/>
+            </w:pPr>
+            <w:r>
+              <w:t xml:space="preserve">0.051</w:t>
+            </w:r>
+          </w:p>
+        </w:tc>
+        <w:tc>
+          <w:tcPr/>
+          <w:p>
+            <w:pPr>
+              <w:pStyle w:val="Compact"/>
+              <w:jc w:val="right"/>
+            </w:pPr>
+            <w:r>
               <w:t xml:space="preserve">0.063</w:t>
             </w:r>
           </w:p>
@@ -19713,72 +20965,60 @@
           <w:p>
             <w:pPr>
               <w:pStyle w:val="Compact"/>
-              <w:jc w:val="right"/>
-            </w:pPr>
-            <w:r>
-              <w:t xml:space="preserve">0.048</w:t>
-            </w:r>
-          </w:p>
-        </w:tc>
-        <w:tc>
-          <w:tcPr/>
-          <w:p>
-            <w:pPr>
-              <w:pStyle w:val="Compact"/>
               <w:jc w:val="center"/>
             </w:pPr>
             <w:r>
-              <w:t xml:space="preserve">[-0.032, 0.158]</w:t>
-            </w:r>
-          </w:p>
-        </w:tc>
-        <w:tc>
-          <w:tcPr/>
-          <w:p>
-            <w:pPr>
-              <w:pStyle w:val="Compact"/>
-              <w:jc w:val="right"/>
-            </w:pPr>
-            <w:r>
-              <w:t xml:space="preserve">.195</w:t>
-            </w:r>
-          </w:p>
-        </w:tc>
-      </w:tr>
-      <w:tr>
-        <w:tc>
-          <w:tcPr/>
-          <w:p>
-            <w:pPr>
-              <w:pStyle w:val="Compact"/>
-              <w:jc w:val="left"/>
-            </w:pPr>
-            <w:r>
-              <w:t xml:space="preserve">AOT_score</w:t>
-            </w:r>
-          </w:p>
-        </w:tc>
-        <w:tc>
-          <w:tcPr/>
-          <w:p>
-            <w:pPr>
-              <w:pStyle w:val="Compact"/>
-              <w:jc w:val="right"/>
-            </w:pPr>
-            <w:r>
-              <w:t xml:space="preserve">0.255</w:t>
-            </w:r>
-          </w:p>
-        </w:tc>
-        <w:tc>
-          <w:tcPr/>
-          <w:p>
-            <w:pPr>
-              <w:pStyle w:val="Compact"/>
-              <w:jc w:val="right"/>
-            </w:pPr>
-            <w:r>
-              <w:t xml:space="preserve">0.055</w:t>
+              <w:t xml:space="preserve">[-0.072, 0.174]</w:t>
+            </w:r>
+          </w:p>
+        </w:tc>
+        <w:tc>
+          <w:tcPr/>
+          <w:p>
+            <w:pPr>
+              <w:pStyle w:val="Compact"/>
+              <w:jc w:val="right"/>
+            </w:pPr>
+            <w:r>
+              <w:t xml:space="preserve">.418</w:t>
+            </w:r>
+          </w:p>
+        </w:tc>
+      </w:tr>
+      <w:tr>
+        <w:tc>
+          <w:tcPr/>
+          <w:p>
+            <w:pPr>
+              <w:pStyle w:val="Compact"/>
+              <w:jc w:val="left"/>
+            </w:pPr>
+            <w:r>
+              <w:t xml:space="preserve">feedback:justification:IC_HI</w:t>
+            </w:r>
+          </w:p>
+        </w:tc>
+        <w:tc>
+          <w:tcPr/>
+          <w:p>
+            <w:pPr>
+              <w:pStyle w:val="Compact"/>
+              <w:jc w:val="right"/>
+            </w:pPr>
+            <w:r>
+              <w:t xml:space="preserve">0.026</w:t>
+            </w:r>
+          </w:p>
+        </w:tc>
+        <w:tc>
+          <w:tcPr/>
+          <w:p>
+            <w:pPr>
+              <w:pStyle w:val="Compact"/>
+              <w:jc w:val="right"/>
+            </w:pPr>
+            <w:r>
+              <w:t xml:space="preserve">0.060</w:t>
             </w:r>
           </w:p>
         </w:tc>
@@ -19790,57 +21030,57 @@
               <w:jc w:val="center"/>
             </w:pPr>
             <w:r>
-              <w:t xml:space="preserve">[0.147, 0.363]</w:t>
-            </w:r>
-          </w:p>
-        </w:tc>
-        <w:tc>
-          <w:tcPr/>
-          <w:p>
-            <w:pPr>
-              <w:pStyle w:val="Compact"/>
-              <w:jc w:val="right"/>
-            </w:pPr>
-            <w:r>
-              <w:t xml:space="preserve">&lt; .001</w:t>
-            </w:r>
-          </w:p>
-        </w:tc>
-      </w:tr>
-      <w:tr>
-        <w:tc>
-          <w:tcPr/>
-          <w:p>
-            <w:pPr>
-              <w:pStyle w:val="Compact"/>
-              <w:jc w:val="left"/>
-            </w:pPr>
-            <w:r>
-              <w:t xml:space="preserve">IC_HI</w:t>
-            </w:r>
-          </w:p>
-        </w:tc>
-        <w:tc>
-          <w:tcPr/>
-          <w:p>
-            <w:pPr>
-              <w:pStyle w:val="Compact"/>
-              <w:jc w:val="right"/>
-            </w:pPr>
-            <w:r>
-              <w:t xml:space="preserve">-0.001</w:t>
-            </w:r>
-          </w:p>
-        </w:tc>
-        <w:tc>
-          <w:tcPr/>
-          <w:p>
-            <w:pPr>
-              <w:pStyle w:val="Compact"/>
-              <w:jc w:val="right"/>
-            </w:pPr>
-            <w:r>
-              <w:t xml:space="preserve">0.006</w:t>
+              <w:t xml:space="preserve">[-0.091, 0.143]</w:t>
+            </w:r>
+          </w:p>
+        </w:tc>
+        <w:tc>
+          <w:tcPr/>
+          <w:p>
+            <w:pPr>
+              <w:pStyle w:val="Compact"/>
+              <w:jc w:val="right"/>
+            </w:pPr>
+            <w:r>
+              <w:t xml:space="preserve">.664</w:t>
+            </w:r>
+          </w:p>
+        </w:tc>
+      </w:tr>
+      <w:tr>
+        <w:tc>
+          <w:tcPr/>
+          <w:p>
+            <w:pPr>
+              <w:pStyle w:val="Compact"/>
+              <w:jc w:val="left"/>
+            </w:pPr>
+            <w:r>
+              <w:t xml:space="preserve">feedback:justification:IC_VI</w:t>
+            </w:r>
+          </w:p>
+        </w:tc>
+        <w:tc>
+          <w:tcPr/>
+          <w:p>
+            <w:pPr>
+              <w:pStyle w:val="Compact"/>
+              <w:jc w:val="right"/>
+            </w:pPr>
+            <w:r>
+              <w:t xml:space="preserve">-0.002</w:t>
+            </w:r>
+          </w:p>
+        </w:tc>
+        <w:tc>
+          <w:tcPr/>
+          <w:p>
+            <w:pPr>
+              <w:pStyle w:val="Compact"/>
+              <w:jc w:val="right"/>
+            </w:pPr>
+            <w:r>
+              <w:t xml:space="preserve">0.065</w:t>
             </w:r>
           </w:p>
         </w:tc>
@@ -19852,57 +21092,57 @@
               <w:jc w:val="center"/>
             </w:pPr>
             <w:r>
-              <w:t xml:space="preserve">[-0.013, 0.012]</w:t>
-            </w:r>
-          </w:p>
-        </w:tc>
-        <w:tc>
-          <w:tcPr/>
-          <w:p>
-            <w:pPr>
-              <w:pStyle w:val="Compact"/>
-              <w:jc w:val="right"/>
-            </w:pPr>
-            <w:r>
-              <w:t xml:space="preserve">.899</w:t>
-            </w:r>
-          </w:p>
-        </w:tc>
-      </w:tr>
-      <w:tr>
-        <w:tc>
-          <w:tcPr/>
-          <w:p>
-            <w:pPr>
-              <w:pStyle w:val="Compact"/>
-              <w:jc w:val="left"/>
-            </w:pPr>
-            <w:r>
-              <w:t xml:space="preserve">IC_VI</w:t>
-            </w:r>
-          </w:p>
-        </w:tc>
-        <w:tc>
-          <w:tcPr/>
-          <w:p>
-            <w:pPr>
-              <w:pStyle w:val="Compact"/>
-              <w:jc w:val="right"/>
-            </w:pPr>
-            <w:r>
-              <w:t xml:space="preserve">-0.008</w:t>
-            </w:r>
-          </w:p>
-        </w:tc>
-        <w:tc>
-          <w:tcPr/>
-          <w:p>
-            <w:pPr>
-              <w:pStyle w:val="Compact"/>
-              <w:jc w:val="right"/>
-            </w:pPr>
-            <w:r>
-              <w:t xml:space="preserve">0.006</w:t>
+              <w:t xml:space="preserve">[-0.129, 0.125]</w:t>
+            </w:r>
+          </w:p>
+        </w:tc>
+        <w:tc>
+          <w:tcPr/>
+          <w:p>
+            <w:pPr>
+              <w:pStyle w:val="Compact"/>
+              <w:jc w:val="right"/>
+            </w:pPr>
+            <w:r>
+              <w:t xml:space="preserve">.975</w:t>
+            </w:r>
+          </w:p>
+        </w:tc>
+      </w:tr>
+      <w:tr>
+        <w:tc>
+          <w:tcPr/>
+          <w:p>
+            <w:pPr>
+              <w:pStyle w:val="Compact"/>
+              <w:jc w:val="left"/>
+            </w:pPr>
+            <w:r>
+              <w:t xml:space="preserve">feedback:justification:IC_HC</w:t>
+            </w:r>
+          </w:p>
+        </w:tc>
+        <w:tc>
+          <w:tcPr/>
+          <w:p>
+            <w:pPr>
+              <w:pStyle w:val="Compact"/>
+              <w:jc w:val="right"/>
+            </w:pPr>
+            <w:r>
+              <w:t xml:space="preserve">-0.009</w:t>
+            </w:r>
+          </w:p>
+        </w:tc>
+        <w:tc>
+          <w:tcPr/>
+          <w:p>
+            <w:pPr>
+              <w:pStyle w:val="Compact"/>
+              <w:jc w:val="right"/>
+            </w:pPr>
+            <w:r>
+              <w:t xml:space="preserve">0.065</w:t>
             </w:r>
           </w:p>
         </w:tc>
@@ -19914,57 +21154,57 @@
               <w:jc w:val="center"/>
             </w:pPr>
             <w:r>
-              <w:t xml:space="preserve">[-0.019, 0.003]</w:t>
-            </w:r>
-          </w:p>
-        </w:tc>
-        <w:tc>
-          <w:tcPr/>
-          <w:p>
-            <w:pPr>
-              <w:pStyle w:val="Compact"/>
-              <w:jc w:val="right"/>
-            </w:pPr>
-            <w:r>
-              <w:t xml:space="preserve">.147</w:t>
-            </w:r>
-          </w:p>
-        </w:tc>
-      </w:tr>
-      <w:tr>
-        <w:tc>
-          <w:tcPr/>
-          <w:p>
-            <w:pPr>
-              <w:pStyle w:val="Compact"/>
-              <w:jc w:val="left"/>
-            </w:pPr>
-            <w:r>
-              <w:t xml:space="preserve">IC_HC</w:t>
-            </w:r>
-          </w:p>
-        </w:tc>
-        <w:tc>
-          <w:tcPr/>
-          <w:p>
-            <w:pPr>
-              <w:pStyle w:val="Compact"/>
-              <w:jc w:val="right"/>
-            </w:pPr>
-            <w:r>
-              <w:t xml:space="preserve">-0.016</w:t>
-            </w:r>
-          </w:p>
-        </w:tc>
-        <w:tc>
-          <w:tcPr/>
-          <w:p>
-            <w:pPr>
-              <w:pStyle w:val="Compact"/>
-              <w:jc w:val="right"/>
-            </w:pPr>
-            <w:r>
-              <w:t xml:space="preserve">0.007</w:t>
+              <w:t xml:space="preserve">[-0.137, 0.120]</w:t>
+            </w:r>
+          </w:p>
+        </w:tc>
+        <w:tc>
+          <w:tcPr/>
+          <w:p>
+            <w:pPr>
+              <w:pStyle w:val="Compact"/>
+              <w:jc w:val="right"/>
+            </w:pPr>
+            <w:r>
+              <w:t xml:space="preserve">.895</w:t>
+            </w:r>
+          </w:p>
+        </w:tc>
+      </w:tr>
+      <w:tr>
+        <w:tc>
+          <w:tcPr/>
+          <w:p>
+            <w:pPr>
+              <w:pStyle w:val="Compact"/>
+              <w:jc w:val="left"/>
+            </w:pPr>
+            <w:r>
+              <w:t xml:space="preserve">feedback:justification:IC_VC</w:t>
+            </w:r>
+          </w:p>
+        </w:tc>
+        <w:tc>
+          <w:tcPr/>
+          <w:p>
+            <w:pPr>
+              <w:pStyle w:val="Compact"/>
+              <w:jc w:val="right"/>
+            </w:pPr>
+            <w:r>
+              <w:t xml:space="preserve">-0.038</w:t>
+            </w:r>
+          </w:p>
+        </w:tc>
+        <w:tc>
+          <w:tcPr/>
+          <w:p>
+            <w:pPr>
+              <w:pStyle w:val="Compact"/>
+              <w:jc w:val="right"/>
+            </w:pPr>
+            <w:r>
+              <w:t xml:space="preserve">0.065</w:t>
             </w:r>
           </w:p>
         </w:tc>
@@ -19976,1259 +21216,19 @@
               <w:jc w:val="center"/>
             </w:pPr>
             <w:r>
-              <w:t xml:space="preserve">[-0.030, -0.003]</w:t>
-            </w:r>
-          </w:p>
-        </w:tc>
-        <w:tc>
-          <w:tcPr/>
-          <w:p>
-            <w:pPr>
-              <w:pStyle w:val="Compact"/>
-              <w:jc w:val="right"/>
-            </w:pPr>
-            <w:r>
-              <w:t xml:space="preserve">.017</w:t>
-            </w:r>
-          </w:p>
-        </w:tc>
-      </w:tr>
-      <w:tr>
-        <w:tc>
-          <w:tcPr/>
-          <w:p>
-            <w:pPr>
-              <w:pStyle w:val="Compact"/>
-              <w:jc w:val="left"/>
-            </w:pPr>
-            <w:r>
-              <w:t xml:space="preserve">IC_VC</w:t>
-            </w:r>
-          </w:p>
-        </w:tc>
-        <w:tc>
-          <w:tcPr/>
-          <w:p>
-            <w:pPr>
-              <w:pStyle w:val="Compact"/>
-              <w:jc w:val="right"/>
-            </w:pPr>
-            <w:r>
-              <w:t xml:space="preserve">-0.005</w:t>
-            </w:r>
-          </w:p>
-        </w:tc>
-        <w:tc>
-          <w:tcPr/>
-          <w:p>
-            <w:pPr>
-              <w:pStyle w:val="Compact"/>
-              <w:jc w:val="right"/>
-            </w:pPr>
-            <w:r>
-              <w:t xml:space="preserve">0.006</w:t>
-            </w:r>
-          </w:p>
-        </w:tc>
-        <w:tc>
-          <w:tcPr/>
-          <w:p>
-            <w:pPr>
-              <w:pStyle w:val="Compact"/>
-              <w:jc w:val="center"/>
-            </w:pPr>
-            <w:r>
-              <w:t xml:space="preserve">[-0.016, 0.007]</w:t>
-            </w:r>
-          </w:p>
-        </w:tc>
-        <w:tc>
-          <w:tcPr/>
-          <w:p>
-            <w:pPr>
-              <w:pStyle w:val="Compact"/>
-              <w:jc w:val="right"/>
-            </w:pPr>
-            <w:r>
-              <w:t xml:space="preserve">.408</w:t>
-            </w:r>
-          </w:p>
-        </w:tc>
-      </w:tr>
-      <w:tr>
-        <w:tc>
-          <w:tcPr/>
-          <w:p>
-            <w:pPr>
-              <w:pStyle w:val="Compact"/>
-              <w:jc w:val="left"/>
-            </w:pPr>
-            <w:r>
-              <w:t xml:space="preserve">feedback:justification</w:t>
-            </w:r>
-          </w:p>
-        </w:tc>
-        <w:tc>
-          <w:tcPr/>
-          <w:p>
-            <w:pPr>
-              <w:pStyle w:val="Compact"/>
-              <w:jc w:val="right"/>
-            </w:pPr>
-            <w:r>
-              <w:t xml:space="preserve">-0.377</w:t>
-            </w:r>
-          </w:p>
-        </w:tc>
-        <w:tc>
-          <w:tcPr/>
-          <w:p>
-            <w:pPr>
-              <w:pStyle w:val="Compact"/>
-              <w:jc w:val="right"/>
-            </w:pPr>
-            <w:r>
-              <w:t xml:space="preserve">0.656</w:t>
-            </w:r>
-          </w:p>
-        </w:tc>
-        <w:tc>
-          <w:tcPr/>
-          <w:p>
-            <w:pPr>
-              <w:pStyle w:val="Compact"/>
-              <w:jc w:val="center"/>
-            </w:pPr>
-            <w:r>
-              <w:t xml:space="preserve">[-1.663, 0.908]</w:t>
-            </w:r>
-          </w:p>
-        </w:tc>
-        <w:tc>
-          <w:tcPr/>
-          <w:p>
-            <w:pPr>
-              <w:pStyle w:val="Compact"/>
-              <w:jc w:val="right"/>
-            </w:pPr>
-            <w:r>
-              <w:t xml:space="preserve">.565</w:t>
-            </w:r>
-          </w:p>
-        </w:tc>
-      </w:tr>
-      <w:tr>
-        <w:tc>
-          <w:tcPr/>
-          <w:p>
-            <w:pPr>
-              <w:pStyle w:val="Compact"/>
-              <w:jc w:val="left"/>
-            </w:pPr>
-            <w:r>
-              <w:t xml:space="preserve">feedback:IH_score</w:t>
-            </w:r>
-          </w:p>
-        </w:tc>
-        <w:tc>
-          <w:tcPr/>
-          <w:p>
-            <w:pPr>
-              <w:pStyle w:val="Compact"/>
-              <w:jc w:val="right"/>
-            </w:pPr>
-            <w:r>
-              <w:t xml:space="preserve">0.001</w:t>
-            </w:r>
-          </w:p>
-        </w:tc>
-        <w:tc>
-          <w:tcPr/>
-          <w:p>
-            <w:pPr>
-              <w:pStyle w:val="Compact"/>
-              <w:jc w:val="right"/>
-            </w:pPr>
-            <w:r>
-              <w:t xml:space="preserve">0.065</w:t>
-            </w:r>
-          </w:p>
-        </w:tc>
-        <w:tc>
-          <w:tcPr/>
-          <w:p>
-            <w:pPr>
-              <w:pStyle w:val="Compact"/>
-              <w:jc w:val="center"/>
-            </w:pPr>
-            <w:r>
-              <w:t xml:space="preserve">[-0.126, 0.127]</w:t>
-            </w:r>
-          </w:p>
-        </w:tc>
-        <w:tc>
-          <w:tcPr/>
-          <w:p>
-            <w:pPr>
-              <w:pStyle w:val="Compact"/>
-              <w:jc w:val="right"/>
-            </w:pPr>
-            <w:r>
-              <w:t xml:space="preserve">.993</w:t>
-            </w:r>
-          </w:p>
-        </w:tc>
-      </w:tr>
-      <w:tr>
-        <w:tc>
-          <w:tcPr/>
-          <w:p>
-            <w:pPr>
-              <w:pStyle w:val="Compact"/>
-              <w:jc w:val="left"/>
-            </w:pPr>
-            <w:r>
-              <w:t xml:space="preserve">feedback:AOT_score</w:t>
-            </w:r>
-          </w:p>
-        </w:tc>
-        <w:tc>
-          <w:tcPr/>
-          <w:p>
-            <w:pPr>
-              <w:pStyle w:val="Compact"/>
-              <w:jc w:val="right"/>
-            </w:pPr>
-            <w:r>
-              <w:t xml:space="preserve">-0.070</w:t>
-            </w:r>
-          </w:p>
-        </w:tc>
-        <w:tc>
-          <w:tcPr/>
-          <w:p>
-            <w:pPr>
-              <w:pStyle w:val="Compact"/>
-              <w:jc w:val="right"/>
-            </w:pPr>
-            <w:r>
-              <w:t xml:space="preserve">0.074</w:t>
-            </w:r>
-          </w:p>
-        </w:tc>
-        <w:tc>
-          <w:tcPr/>
-          <w:p>
-            <w:pPr>
-              <w:pStyle w:val="Compact"/>
-              <w:jc w:val="center"/>
-            </w:pPr>
-            <w:r>
-              <w:t xml:space="preserve">[-0.215, 0.074]</w:t>
-            </w:r>
-          </w:p>
-        </w:tc>
-        <w:tc>
-          <w:tcPr/>
-          <w:p>
-            <w:pPr>
-              <w:pStyle w:val="Compact"/>
-              <w:jc w:val="right"/>
-            </w:pPr>
-            <w:r>
-              <w:t xml:space="preserve">.340</w:t>
-            </w:r>
-          </w:p>
-        </w:tc>
-      </w:tr>
-      <w:tr>
-        <w:tc>
-          <w:tcPr/>
-          <w:p>
-            <w:pPr>
-              <w:pStyle w:val="Compact"/>
-              <w:jc w:val="left"/>
-            </w:pPr>
-            <w:r>
-              <w:t xml:space="preserve">feedback:IC_HI</w:t>
-            </w:r>
-          </w:p>
-        </w:tc>
-        <w:tc>
-          <w:tcPr/>
-          <w:p>
-            <w:pPr>
-              <w:pStyle w:val="Compact"/>
-              <w:jc w:val="right"/>
-            </w:pPr>
-            <w:r>
-              <w:t xml:space="preserve">0.005</w:t>
-            </w:r>
-          </w:p>
-        </w:tc>
-        <w:tc>
-          <w:tcPr/>
-          <w:p>
-            <w:pPr>
-              <w:pStyle w:val="Compact"/>
-              <w:jc w:val="right"/>
-            </w:pPr>
-            <w:r>
-              <w:t xml:space="preserve">0.009</w:t>
-            </w:r>
-          </w:p>
-        </w:tc>
-        <w:tc>
-          <w:tcPr/>
-          <w:p>
-            <w:pPr>
-              <w:pStyle w:val="Compact"/>
-              <w:jc w:val="center"/>
-            </w:pPr>
-            <w:r>
-              <w:t xml:space="preserve">[-0.012, 0.022]</w:t>
-            </w:r>
-          </w:p>
-        </w:tc>
-        <w:tc>
-          <w:tcPr/>
-          <w:p>
-            <w:pPr>
-              <w:pStyle w:val="Compact"/>
-              <w:jc w:val="right"/>
-            </w:pPr>
-            <w:r>
-              <w:t xml:space="preserve">.558</w:t>
-            </w:r>
-          </w:p>
-        </w:tc>
-      </w:tr>
-      <w:tr>
-        <w:tc>
-          <w:tcPr/>
-          <w:p>
-            <w:pPr>
-              <w:pStyle w:val="Compact"/>
-              <w:jc w:val="left"/>
-            </w:pPr>
-            <w:r>
-              <w:t xml:space="preserve">feedback:IC_VI</w:t>
-            </w:r>
-          </w:p>
-        </w:tc>
-        <w:tc>
-          <w:tcPr/>
-          <w:p>
-            <w:pPr>
-              <w:pStyle w:val="Compact"/>
-              <w:jc w:val="right"/>
-            </w:pPr>
-            <w:r>
-              <w:t xml:space="preserve">-0.000</w:t>
-            </w:r>
-          </w:p>
-        </w:tc>
-        <w:tc>
-          <w:tcPr/>
-          <w:p>
-            <w:pPr>
-              <w:pStyle w:val="Compact"/>
-              <w:jc w:val="right"/>
-            </w:pPr>
-            <w:r>
-              <w:t xml:space="preserve">0.007</w:t>
-            </w:r>
-          </w:p>
-        </w:tc>
-        <w:tc>
-          <w:tcPr/>
-          <w:p>
-            <w:pPr>
-              <w:pStyle w:val="Compact"/>
-              <w:jc w:val="center"/>
-            </w:pPr>
-            <w:r>
-              <w:t xml:space="preserve">[-0.015, 0.014]</w:t>
-            </w:r>
-          </w:p>
-        </w:tc>
-        <w:tc>
-          <w:tcPr/>
-          <w:p>
-            <w:pPr>
-              <w:pStyle w:val="Compact"/>
-              <w:jc w:val="right"/>
-            </w:pPr>
-            <w:r>
-              <w:t xml:space="preserve">.989</w:t>
-            </w:r>
-          </w:p>
-        </w:tc>
-      </w:tr>
-      <w:tr>
-        <w:tc>
-          <w:tcPr/>
-          <w:p>
-            <w:pPr>
-              <w:pStyle w:val="Compact"/>
-              <w:jc w:val="left"/>
-            </w:pPr>
-            <w:r>
-              <w:t xml:space="preserve">feedback:IC_HC</w:t>
-            </w:r>
-          </w:p>
-        </w:tc>
-        <w:tc>
-          <w:tcPr/>
-          <w:p>
-            <w:pPr>
-              <w:pStyle w:val="Compact"/>
-              <w:jc w:val="right"/>
-            </w:pPr>
-            <w:r>
-              <w:t xml:space="preserve">0.003</w:t>
-            </w:r>
-          </w:p>
-        </w:tc>
-        <w:tc>
-          <w:tcPr/>
-          <w:p>
-            <w:pPr>
-              <w:pStyle w:val="Compact"/>
-              <w:jc w:val="right"/>
-            </w:pPr>
-            <w:r>
-              <w:t xml:space="preserve">0.009</w:t>
-            </w:r>
-          </w:p>
-        </w:tc>
-        <w:tc>
-          <w:tcPr/>
-          <w:p>
-            <w:pPr>
-              <w:pStyle w:val="Compact"/>
-              <w:jc w:val="center"/>
-            </w:pPr>
-            <w:r>
-              <w:t xml:space="preserve">[-0.015, 0.020]</w:t>
-            </w:r>
-          </w:p>
-        </w:tc>
-        <w:tc>
-          <w:tcPr/>
-          <w:p>
-            <w:pPr>
-              <w:pStyle w:val="Compact"/>
-              <w:jc w:val="right"/>
-            </w:pPr>
-            <w:r>
-              <w:t xml:space="preserve">.777</w:t>
-            </w:r>
-          </w:p>
-        </w:tc>
-      </w:tr>
-      <w:tr>
-        <w:tc>
-          <w:tcPr/>
-          <w:p>
-            <w:pPr>
-              <w:pStyle w:val="Compact"/>
-              <w:jc w:val="left"/>
-            </w:pPr>
-            <w:r>
-              <w:t xml:space="preserve">feedback:IC_VC</w:t>
-            </w:r>
-          </w:p>
-        </w:tc>
-        <w:tc>
-          <w:tcPr/>
-          <w:p>
-            <w:pPr>
-              <w:pStyle w:val="Compact"/>
-              <w:jc w:val="right"/>
-            </w:pPr>
-            <w:r>
-              <w:t xml:space="preserve">0.008</w:t>
-            </w:r>
-          </w:p>
-        </w:tc>
-        <w:tc>
-          <w:tcPr/>
-          <w:p>
-            <w:pPr>
-              <w:pStyle w:val="Compact"/>
-              <w:jc w:val="right"/>
-            </w:pPr>
-            <w:r>
-              <w:t xml:space="preserve">0.008</w:t>
-            </w:r>
-          </w:p>
-        </w:tc>
-        <w:tc>
-          <w:tcPr/>
-          <w:p>
-            <w:pPr>
-              <w:pStyle w:val="Compact"/>
-              <w:jc w:val="center"/>
-            </w:pPr>
-            <w:r>
-              <w:t xml:space="preserve">[-0.007, 0.024]</w:t>
-            </w:r>
-          </w:p>
-        </w:tc>
-        <w:tc>
-          <w:tcPr/>
-          <w:p>
-            <w:pPr>
-              <w:pStyle w:val="Compact"/>
-              <w:jc w:val="right"/>
-            </w:pPr>
-            <w:r>
-              <w:t xml:space="preserve">.291</w:t>
-            </w:r>
-          </w:p>
-        </w:tc>
-      </w:tr>
-      <w:tr>
-        <w:tc>
-          <w:tcPr/>
-          <w:p>
-            <w:pPr>
-              <w:pStyle w:val="Compact"/>
-              <w:jc w:val="left"/>
-            </w:pPr>
-            <w:r>
-              <w:t xml:space="preserve">justification:IH_score</w:t>
-            </w:r>
-          </w:p>
-        </w:tc>
-        <w:tc>
-          <w:tcPr/>
-          <w:p>
-            <w:pPr>
-              <w:pStyle w:val="Compact"/>
-              <w:jc w:val="right"/>
-            </w:pPr>
-            <w:r>
-              <w:t xml:space="preserve">-0.010</w:t>
-            </w:r>
-          </w:p>
-        </w:tc>
-        <w:tc>
-          <w:tcPr/>
-          <w:p>
-            <w:pPr>
-              <w:pStyle w:val="Compact"/>
-              <w:jc w:val="right"/>
-            </w:pPr>
-            <w:r>
-              <w:t xml:space="preserve">0.065</w:t>
-            </w:r>
-          </w:p>
-        </w:tc>
-        <w:tc>
-          <w:tcPr/>
-          <w:p>
-            <w:pPr>
-              <w:pStyle w:val="Compact"/>
-              <w:jc w:val="center"/>
-            </w:pPr>
-            <w:r>
-              <w:t xml:space="preserve">[-0.139, 0.118]</w:t>
-            </w:r>
-          </w:p>
-        </w:tc>
-        <w:tc>
-          <w:tcPr/>
-          <w:p>
-            <w:pPr>
-              <w:pStyle w:val="Compact"/>
-              <w:jc w:val="right"/>
-            </w:pPr>
-            <w:r>
-              <w:t xml:space="preserve">.874</w:t>
-            </w:r>
-          </w:p>
-        </w:tc>
-      </w:tr>
-      <w:tr>
-        <w:tc>
-          <w:tcPr/>
-          <w:p>
-            <w:pPr>
-              <w:pStyle w:val="Compact"/>
-              <w:jc w:val="left"/>
-            </w:pPr>
-            <w:r>
-              <w:t xml:space="preserve">justification:AOT_score</w:t>
-            </w:r>
-          </w:p>
-        </w:tc>
-        <w:tc>
-          <w:tcPr/>
-          <w:p>
-            <w:pPr>
-              <w:pStyle w:val="Compact"/>
-              <w:jc w:val="right"/>
-            </w:pPr>
-            <w:r>
-              <w:t xml:space="preserve">-0.130</w:t>
-            </w:r>
-          </w:p>
-        </w:tc>
-        <w:tc>
-          <w:tcPr/>
-          <w:p>
-            <w:pPr>
-              <w:pStyle w:val="Compact"/>
-              <w:jc w:val="right"/>
-            </w:pPr>
-            <w:r>
-              <w:t xml:space="preserve">0.075</w:t>
-            </w:r>
-          </w:p>
-        </w:tc>
-        <w:tc>
-          <w:tcPr/>
-          <w:p>
-            <w:pPr>
-              <w:pStyle w:val="Compact"/>
-              <w:jc w:val="center"/>
-            </w:pPr>
-            <w:r>
-              <w:t xml:space="preserve">[-0.278, 0.018]</w:t>
-            </w:r>
-          </w:p>
-        </w:tc>
-        <w:tc>
-          <w:tcPr/>
-          <w:p>
-            <w:pPr>
-              <w:pStyle w:val="Compact"/>
-              <w:jc w:val="right"/>
-            </w:pPr>
-            <w:r>
-              <w:t xml:space="preserve">.084</w:t>
-            </w:r>
-          </w:p>
-        </w:tc>
-      </w:tr>
-      <w:tr>
-        <w:tc>
-          <w:tcPr/>
-          <w:p>
-            <w:pPr>
-              <w:pStyle w:val="Compact"/>
-              <w:jc w:val="left"/>
-            </w:pPr>
-            <w:r>
-              <w:t xml:space="preserve">justification:IC_HI</w:t>
-            </w:r>
-          </w:p>
-        </w:tc>
-        <w:tc>
-          <w:tcPr/>
-          <w:p>
-            <w:pPr>
-              <w:pStyle w:val="Compact"/>
-              <w:jc w:val="right"/>
-            </w:pPr>
-            <w:r>
-              <w:t xml:space="preserve">0.005</w:t>
-            </w:r>
-          </w:p>
-        </w:tc>
-        <w:tc>
-          <w:tcPr/>
-          <w:p>
-            <w:pPr>
-              <w:pStyle w:val="Compact"/>
-              <w:jc w:val="right"/>
-            </w:pPr>
-            <w:r>
-              <w:t xml:space="preserve">0.009</w:t>
-            </w:r>
-          </w:p>
-        </w:tc>
-        <w:tc>
-          <w:tcPr/>
-          <w:p>
-            <w:pPr>
-              <w:pStyle w:val="Compact"/>
-              <w:jc w:val="center"/>
-            </w:pPr>
-            <w:r>
-              <w:t xml:space="preserve">[-0.012, 0.023]</w:t>
-            </w:r>
-          </w:p>
-        </w:tc>
-        <w:tc>
-          <w:tcPr/>
-          <w:p>
-            <w:pPr>
-              <w:pStyle w:val="Compact"/>
-              <w:jc w:val="right"/>
-            </w:pPr>
-            <w:r>
-              <w:t xml:space="preserve">.538</w:t>
-            </w:r>
-          </w:p>
-        </w:tc>
-      </w:tr>
-      <w:tr>
-        <w:tc>
-          <w:tcPr/>
-          <w:p>
-            <w:pPr>
-              <w:pStyle w:val="Compact"/>
-              <w:jc w:val="left"/>
-            </w:pPr>
-            <w:r>
-              <w:t xml:space="preserve">justification:IC_VI</w:t>
-            </w:r>
-          </w:p>
-        </w:tc>
-        <w:tc>
-          <w:tcPr/>
-          <w:p>
-            <w:pPr>
-              <w:pStyle w:val="Compact"/>
-              <w:jc w:val="right"/>
-            </w:pPr>
-            <w:r>
-              <w:t xml:space="preserve">-0.001</w:t>
-            </w:r>
-          </w:p>
-        </w:tc>
-        <w:tc>
-          <w:tcPr/>
-          <w:p>
-            <w:pPr>
-              <w:pStyle w:val="Compact"/>
-              <w:jc w:val="right"/>
-            </w:pPr>
-            <w:r>
-              <w:t xml:space="preserve">0.008</w:t>
-            </w:r>
-          </w:p>
-        </w:tc>
-        <w:tc>
-          <w:tcPr/>
-          <w:p>
-            <w:pPr>
-              <w:pStyle w:val="Compact"/>
-              <w:jc w:val="center"/>
-            </w:pPr>
-            <w:r>
-              <w:t xml:space="preserve">[-0.016, 0.014]</w:t>
-            </w:r>
-          </w:p>
-        </w:tc>
-        <w:tc>
-          <w:tcPr/>
-          <w:p>
-            <w:pPr>
-              <w:pStyle w:val="Compact"/>
-              <w:jc w:val="right"/>
-            </w:pPr>
-            <w:r>
-              <w:t xml:space="preserve">.904</w:t>
-            </w:r>
-          </w:p>
-        </w:tc>
-      </w:tr>
-      <w:tr>
-        <w:tc>
-          <w:tcPr/>
-          <w:p>
-            <w:pPr>
-              <w:pStyle w:val="Compact"/>
-              <w:jc w:val="left"/>
-            </w:pPr>
-            <w:r>
-              <w:t xml:space="preserve">justification:IC_HC</w:t>
-            </w:r>
-          </w:p>
-        </w:tc>
-        <w:tc>
-          <w:tcPr/>
-          <w:p>
-            <w:pPr>
-              <w:pStyle w:val="Compact"/>
-              <w:jc w:val="right"/>
-            </w:pPr>
-            <w:r>
-              <w:t xml:space="preserve">0.008</w:t>
-            </w:r>
-          </w:p>
-        </w:tc>
-        <w:tc>
-          <w:tcPr/>
-          <w:p>
-            <w:pPr>
-              <w:pStyle w:val="Compact"/>
-              <w:jc w:val="right"/>
-            </w:pPr>
-            <w:r>
-              <w:t xml:space="preserve">0.009</w:t>
-            </w:r>
-          </w:p>
-        </w:tc>
-        <w:tc>
-          <w:tcPr/>
-          <w:p>
-            <w:pPr>
-              <w:pStyle w:val="Compact"/>
-              <w:jc w:val="center"/>
-            </w:pPr>
-            <w:r>
-              <w:t xml:space="preserve">[-0.010, 0.026]</w:t>
-            </w:r>
-          </w:p>
-        </w:tc>
-        <w:tc>
-          <w:tcPr/>
-          <w:p>
-            <w:pPr>
-              <w:pStyle w:val="Compact"/>
-              <w:jc w:val="right"/>
-            </w:pPr>
-            <w:r>
-              <w:t xml:space="preserve">.366</w:t>
-            </w:r>
-          </w:p>
-        </w:tc>
-      </w:tr>
-      <w:tr>
-        <w:tc>
-          <w:tcPr/>
-          <w:p>
-            <w:pPr>
-              <w:pStyle w:val="Compact"/>
-              <w:jc w:val="left"/>
-            </w:pPr>
-            <w:r>
-              <w:t xml:space="preserve">justification:IC_VC</w:t>
-            </w:r>
-          </w:p>
-        </w:tc>
-        <w:tc>
-          <w:tcPr/>
-          <w:p>
-            <w:pPr>
-              <w:pStyle w:val="Compact"/>
-              <w:jc w:val="right"/>
-            </w:pPr>
-            <w:r>
-              <w:t xml:space="preserve">0.000</w:t>
-            </w:r>
-          </w:p>
-        </w:tc>
-        <w:tc>
-          <w:tcPr/>
-          <w:p>
-            <w:pPr>
-              <w:pStyle w:val="Compact"/>
-              <w:jc w:val="right"/>
-            </w:pPr>
-            <w:r>
-              <w:t xml:space="preserve">0.008</w:t>
-            </w:r>
-          </w:p>
-        </w:tc>
-        <w:tc>
-          <w:tcPr/>
-          <w:p>
-            <w:pPr>
-              <w:pStyle w:val="Compact"/>
-              <w:jc w:val="center"/>
-            </w:pPr>
-            <w:r>
-              <w:t xml:space="preserve">[-0.015, 0.016]</w:t>
-            </w:r>
-          </w:p>
-        </w:tc>
-        <w:tc>
-          <w:tcPr/>
-          <w:p>
-            <w:pPr>
-              <w:pStyle w:val="Compact"/>
-              <w:jc w:val="right"/>
-            </w:pPr>
-            <w:r>
-              <w:t xml:space="preserve">.996</w:t>
-            </w:r>
-          </w:p>
-        </w:tc>
-      </w:tr>
-      <w:tr>
-        <w:tc>
-          <w:tcPr/>
-          <w:p>
-            <w:pPr>
-              <w:pStyle w:val="Compact"/>
-              <w:jc w:val="left"/>
-            </w:pPr>
-            <w:r>
-              <w:t xml:space="preserve">feedback:justification:IH_score</w:t>
-            </w:r>
-          </w:p>
-        </w:tc>
-        <w:tc>
-          <w:tcPr/>
-          <w:p>
-            <w:pPr>
-              <w:pStyle w:val="Compact"/>
-              <w:jc w:val="right"/>
-            </w:pPr>
-            <w:r>
-              <w:t xml:space="preserve">0.002</w:t>
-            </w:r>
-          </w:p>
-        </w:tc>
-        <w:tc>
-          <w:tcPr/>
-          <w:p>
-            <w:pPr>
-              <w:pStyle w:val="Compact"/>
-              <w:jc w:val="right"/>
-            </w:pPr>
-            <w:r>
-              <w:t xml:space="preserve">0.090</w:t>
-            </w:r>
-          </w:p>
-        </w:tc>
-        <w:tc>
-          <w:tcPr/>
-          <w:p>
-            <w:pPr>
-              <w:pStyle w:val="Compact"/>
-              <w:jc w:val="center"/>
-            </w:pPr>
-            <w:r>
-              <w:t xml:space="preserve">[-0.175, 0.178]</w:t>
-            </w:r>
-          </w:p>
-        </w:tc>
-        <w:tc>
-          <w:tcPr/>
-          <w:p>
-            <w:pPr>
-              <w:pStyle w:val="Compact"/>
-              <w:jc w:val="right"/>
-            </w:pPr>
-            <w:r>
-              <w:t xml:space="preserve">.985</w:t>
-            </w:r>
-          </w:p>
-        </w:tc>
-      </w:tr>
-      <w:tr>
-        <w:tc>
-          <w:tcPr/>
-          <w:p>
-            <w:pPr>
-              <w:pStyle w:val="Compact"/>
-              <w:jc w:val="left"/>
-            </w:pPr>
-            <w:r>
-              <w:t xml:space="preserve">feedback:justification:AOT_score</w:t>
-            </w:r>
-          </w:p>
-        </w:tc>
-        <w:tc>
-          <w:tcPr/>
-          <w:p>
-            <w:pPr>
-              <w:pStyle w:val="Compact"/>
-              <w:jc w:val="right"/>
-            </w:pPr>
-            <w:r>
-              <w:t xml:space="preserve">0.084</w:t>
-            </w:r>
-          </w:p>
-        </w:tc>
-        <w:tc>
-          <w:tcPr/>
-          <w:p>
-            <w:pPr>
-              <w:pStyle w:val="Compact"/>
-              <w:jc w:val="right"/>
-            </w:pPr>
-            <w:r>
-              <w:t xml:space="preserve">0.104</w:t>
-            </w:r>
-          </w:p>
-        </w:tc>
-        <w:tc>
-          <w:tcPr/>
-          <w:p>
-            <w:pPr>
-              <w:pStyle w:val="Compact"/>
-              <w:jc w:val="center"/>
-            </w:pPr>
-            <w:r>
-              <w:t xml:space="preserve">[-0.119, 0.287]</w:t>
-            </w:r>
-          </w:p>
-        </w:tc>
-        <w:tc>
-          <w:tcPr/>
-          <w:p>
-            <w:pPr>
-              <w:pStyle w:val="Compact"/>
-              <w:jc w:val="right"/>
-            </w:pPr>
-            <w:r>
-              <w:t xml:space="preserve">.420</w:t>
-            </w:r>
-          </w:p>
-        </w:tc>
-      </w:tr>
-      <w:tr>
-        <w:tc>
-          <w:tcPr/>
-          <w:p>
-            <w:pPr>
-              <w:pStyle w:val="Compact"/>
-              <w:jc w:val="left"/>
-            </w:pPr>
-            <w:r>
-              <w:t xml:space="preserve">feedback:justification:IC_HI</w:t>
-            </w:r>
-          </w:p>
-        </w:tc>
-        <w:tc>
-          <w:tcPr/>
-          <w:p>
-            <w:pPr>
-              <w:pStyle w:val="Compact"/>
-              <w:jc w:val="right"/>
-            </w:pPr>
-            <w:r>
-              <w:t xml:space="preserve">0.005</w:t>
-            </w:r>
-          </w:p>
-        </w:tc>
-        <w:tc>
-          <w:tcPr/>
-          <w:p>
-            <w:pPr>
-              <w:pStyle w:val="Compact"/>
-              <w:jc w:val="right"/>
-            </w:pPr>
-            <w:r>
-              <w:t xml:space="preserve">0.012</w:t>
-            </w:r>
-          </w:p>
-        </w:tc>
-        <w:tc>
-          <w:tcPr/>
-          <w:p>
-            <w:pPr>
-              <w:pStyle w:val="Compact"/>
-              <w:jc w:val="center"/>
-            </w:pPr>
-            <w:r>
-              <w:t xml:space="preserve">[-0.019, 0.029]</w:t>
-            </w:r>
-          </w:p>
-        </w:tc>
-        <w:tc>
-          <w:tcPr/>
-          <w:p>
-            <w:pPr>
-              <w:pStyle w:val="Compact"/>
-              <w:jc w:val="right"/>
-            </w:pPr>
-            <w:r>
-              <w:t xml:space="preserve">.663</w:t>
-            </w:r>
-          </w:p>
-        </w:tc>
-      </w:tr>
-      <w:tr>
-        <w:tc>
-          <w:tcPr/>
-          <w:p>
-            <w:pPr>
-              <w:pStyle w:val="Compact"/>
-              <w:jc w:val="left"/>
-            </w:pPr>
-            <w:r>
-              <w:t xml:space="preserve">feedback:justification:IC_VI</w:t>
-            </w:r>
-          </w:p>
-        </w:tc>
-        <w:tc>
-          <w:tcPr/>
-          <w:p>
-            <w:pPr>
-              <w:pStyle w:val="Compact"/>
-              <w:jc w:val="right"/>
-            </w:pPr>
-            <w:r>
-              <w:t xml:space="preserve">-0.000</w:t>
-            </w:r>
-          </w:p>
-        </w:tc>
-        <w:tc>
-          <w:tcPr/>
-          <w:p>
-            <w:pPr>
-              <w:pStyle w:val="Compact"/>
-              <w:jc w:val="right"/>
-            </w:pPr>
-            <w:r>
-              <w:t xml:space="preserve">0.010</w:t>
-            </w:r>
-          </w:p>
-        </w:tc>
-        <w:tc>
-          <w:tcPr/>
-          <w:p>
-            <w:pPr>
-              <w:pStyle w:val="Compact"/>
-              <w:jc w:val="center"/>
-            </w:pPr>
-            <w:r>
-              <w:t xml:space="preserve">[-0.021, 0.020]</w:t>
-            </w:r>
-          </w:p>
-        </w:tc>
-        <w:tc>
-          <w:tcPr/>
-          <w:p>
-            <w:pPr>
-              <w:pStyle w:val="Compact"/>
-              <w:jc w:val="right"/>
-            </w:pPr>
-            <w:r>
-              <w:t xml:space="preserve">.975</w:t>
-            </w:r>
-          </w:p>
-        </w:tc>
-      </w:tr>
-      <w:tr>
-        <w:tc>
-          <w:tcPr/>
-          <w:p>
-            <w:pPr>
-              <w:pStyle w:val="Compact"/>
-              <w:jc w:val="left"/>
-            </w:pPr>
-            <w:r>
-              <w:t xml:space="preserve">feedback:justification:IC_HC</w:t>
-            </w:r>
-          </w:p>
-        </w:tc>
-        <w:tc>
-          <w:tcPr/>
-          <w:p>
-            <w:pPr>
-              <w:pStyle w:val="Compact"/>
-              <w:jc w:val="right"/>
-            </w:pPr>
-            <w:r>
-              <w:t xml:space="preserve">-0.002</w:t>
-            </w:r>
-          </w:p>
-        </w:tc>
-        <w:tc>
-          <w:tcPr/>
-          <w:p>
-            <w:pPr>
-              <w:pStyle w:val="Compact"/>
-              <w:jc w:val="right"/>
-            </w:pPr>
-            <w:r>
-              <w:t xml:space="preserve">0.013</w:t>
-            </w:r>
-          </w:p>
-        </w:tc>
-        <w:tc>
-          <w:tcPr/>
-          <w:p>
-            <w:pPr>
-              <w:pStyle w:val="Compact"/>
-              <w:jc w:val="center"/>
-            </w:pPr>
-            <w:r>
-              <w:t xml:space="preserve">[-0.026, 0.023]</w:t>
-            </w:r>
-          </w:p>
-        </w:tc>
-        <w:tc>
-          <w:tcPr/>
-          <w:p>
-            <w:pPr>
-              <w:pStyle w:val="Compact"/>
-              <w:jc w:val="right"/>
-            </w:pPr>
-            <w:r>
-              <w:t xml:space="preserve">.896</w:t>
-            </w:r>
-          </w:p>
-        </w:tc>
-      </w:tr>
-      <w:tr>
-        <w:tc>
-          <w:tcPr/>
-          <w:p>
-            <w:pPr>
-              <w:pStyle w:val="Compact"/>
-              <w:jc w:val="left"/>
-            </w:pPr>
-            <w:r>
-              <w:t xml:space="preserve">feedback:justification:IC_VC</w:t>
-            </w:r>
-          </w:p>
-        </w:tc>
-        <w:tc>
-          <w:tcPr/>
-          <w:p>
-            <w:pPr>
-              <w:pStyle w:val="Compact"/>
-              <w:jc w:val="right"/>
-            </w:pPr>
-            <w:r>
-              <w:t xml:space="preserve">-0.006</w:t>
-            </w:r>
-          </w:p>
-        </w:tc>
-        <w:tc>
-          <w:tcPr/>
-          <w:p>
-            <w:pPr>
-              <w:pStyle w:val="Compact"/>
-              <w:jc w:val="right"/>
-            </w:pPr>
-            <w:r>
-              <w:t xml:space="preserve">0.011</w:t>
-            </w:r>
-          </w:p>
-        </w:tc>
-        <w:tc>
-          <w:tcPr/>
-          <w:p>
-            <w:pPr>
-              <w:pStyle w:val="Compact"/>
-              <w:jc w:val="center"/>
-            </w:pPr>
-            <w:r>
-              <w:t xml:space="preserve">[-0.028, 0.015]</w:t>
-            </w:r>
-          </w:p>
-        </w:tc>
-        <w:tc>
-          <w:tcPr/>
-          <w:p>
-            <w:pPr>
-              <w:pStyle w:val="Compact"/>
-              <w:jc w:val="right"/>
-            </w:pPr>
-            <w:r>
-              <w:t xml:space="preserve">.558</w:t>
+              <w:t xml:space="preserve">[-0.165, 0.089]</w:t>
+            </w:r>
+          </w:p>
+        </w:tc>
+        <w:tc>
+          <w:tcPr/>
+          <w:p>
+            <w:pPr>
+              <w:pStyle w:val="Compact"/>
+              <w:jc w:val="right"/>
+            </w:pPr>
+            <w:r>
+              <w:t xml:space="preserve">.557</w:t>
             </w:r>
           </w:p>
         </w:tc>
@@ -21748,19 +21748,19 @@
               <w:jc w:val="right"/>
             </w:pPr>
             <w:r>
-              <w:t xml:space="preserve">-1.258</w:t>
-            </w:r>
-          </w:p>
-        </w:tc>
-        <w:tc>
-          <w:tcPr/>
-          <w:p>
-            <w:pPr>
-              <w:pStyle w:val="Compact"/>
-              <w:jc w:val="right"/>
-            </w:pPr>
-            <w:r>
-              <w:t xml:space="preserve">0.328</w:t>
+              <w:t xml:space="preserve">-0.510</w:t>
+            </w:r>
+          </w:p>
+        </w:tc>
+        <w:tc>
+          <w:tcPr/>
+          <w:p>
+            <w:pPr>
+              <w:pStyle w:val="Compact"/>
+              <w:jc w:val="right"/>
+            </w:pPr>
+            <w:r>
+              <w:t xml:space="preserve">0.226</w:t>
             </w:r>
           </w:p>
         </w:tc>
@@ -21772,7 +21772,69 @@
               <w:jc w:val="center"/>
             </w:pPr>
             <w:r>
-              <w:t xml:space="preserve">[-1.901, -0.616]</w:t>
+              <w:t xml:space="preserve">[-0.953, -0.067]</w:t>
+            </w:r>
+          </w:p>
+        </w:tc>
+        <w:tc>
+          <w:tcPr/>
+          <w:p>
+            <w:pPr>
+              <w:pStyle w:val="Compact"/>
+              <w:jc w:val="right"/>
+            </w:pPr>
+            <w:r>
+              <w:t xml:space="preserve">.024</w:t>
+            </w:r>
+          </w:p>
+        </w:tc>
+      </w:tr>
+      <w:tr>
+        <w:tc>
+          <w:tcPr/>
+          <w:p>
+            <w:pPr>
+              <w:pStyle w:val="Compact"/>
+              <w:jc w:val="left"/>
+            </w:pPr>
+            <w:r>
+              <w:t xml:space="preserve">feedback</w:t>
+            </w:r>
+          </w:p>
+        </w:tc>
+        <w:tc>
+          <w:tcPr/>
+          <w:p>
+            <w:pPr>
+              <w:pStyle w:val="Compact"/>
+              <w:jc w:val="right"/>
+            </w:pPr>
+            <w:r>
+              <w:t xml:space="preserve">0.647</w:t>
+            </w:r>
+          </w:p>
+        </w:tc>
+        <w:tc>
+          <w:tcPr/>
+          <w:p>
+            <w:pPr>
+              <w:pStyle w:val="Compact"/>
+              <w:jc w:val="right"/>
+            </w:pPr>
+            <w:r>
+              <w:t xml:space="preserve">0.031</w:t>
+            </w:r>
+          </w:p>
+        </w:tc>
+        <w:tc>
+          <w:tcPr/>
+          <w:p>
+            <w:pPr>
+              <w:pStyle w:val="Compact"/>
+              <w:jc w:val="center"/>
+            </w:pPr>
+            <w:r>
+              <w:t xml:space="preserve">[0.587, 0.707]</w:t>
             </w:r>
           </w:p>
         </w:tc>
@@ -21798,31 +21860,31 @@
               <w:jc w:val="left"/>
             </w:pPr>
             <w:r>
-              <w:t xml:space="preserve">feedback</w:t>
-            </w:r>
-          </w:p>
-        </w:tc>
-        <w:tc>
-          <w:tcPr/>
-          <w:p>
-            <w:pPr>
-              <w:pStyle w:val="Compact"/>
-              <w:jc w:val="right"/>
-            </w:pPr>
-            <w:r>
-              <w:t xml:space="preserve">0.060</w:t>
-            </w:r>
-          </w:p>
-        </w:tc>
-        <w:tc>
-          <w:tcPr/>
-          <w:p>
-            <w:pPr>
-              <w:pStyle w:val="Compact"/>
-              <w:jc w:val="right"/>
-            </w:pPr>
-            <w:r>
-              <w:t xml:space="preserve">0.323</w:t>
+              <w:t xml:space="preserve">justification</w:t>
+            </w:r>
+          </w:p>
+        </w:tc>
+        <w:tc>
+          <w:tcPr/>
+          <w:p>
+            <w:pPr>
+              <w:pStyle w:val="Compact"/>
+              <w:jc w:val="right"/>
+            </w:pPr>
+            <w:r>
+              <w:t xml:space="preserve">0.420</w:t>
+            </w:r>
+          </w:p>
+        </w:tc>
+        <w:tc>
+          <w:tcPr/>
+          <w:p>
+            <w:pPr>
+              <w:pStyle w:val="Compact"/>
+              <w:jc w:val="right"/>
+            </w:pPr>
+            <w:r>
+              <w:t xml:space="preserve">0.038</w:t>
             </w:r>
           </w:p>
         </w:tc>
@@ -21834,57 +21896,57 @@
               <w:jc w:val="center"/>
             </w:pPr>
             <w:r>
-              <w:t xml:space="preserve">[-0.573, 0.693]</w:t>
-            </w:r>
-          </w:p>
-        </w:tc>
-        <w:tc>
-          <w:tcPr/>
-          <w:p>
-            <w:pPr>
-              <w:pStyle w:val="Compact"/>
-              <w:jc w:val="right"/>
-            </w:pPr>
-            <w:r>
-              <w:t xml:space="preserve">.852</w:t>
-            </w:r>
-          </w:p>
-        </w:tc>
-      </w:tr>
-      <w:tr>
-        <w:tc>
-          <w:tcPr/>
-          <w:p>
-            <w:pPr>
-              <w:pStyle w:val="Compact"/>
-              <w:jc w:val="left"/>
-            </w:pPr>
-            <w:r>
-              <w:t xml:space="preserve">justification</w:t>
-            </w:r>
-          </w:p>
-        </w:tc>
-        <w:tc>
-          <w:tcPr/>
-          <w:p>
-            <w:pPr>
-              <w:pStyle w:val="Compact"/>
-              <w:jc w:val="right"/>
-            </w:pPr>
-            <w:r>
-              <w:t xml:space="preserve">0.007</w:t>
-            </w:r>
-          </w:p>
-        </w:tc>
-        <w:tc>
-          <w:tcPr/>
-          <w:p>
-            <w:pPr>
-              <w:pStyle w:val="Compact"/>
-              <w:jc w:val="right"/>
-            </w:pPr>
-            <w:r>
-              <w:t xml:space="preserve">0.335</w:t>
+              <w:t xml:space="preserve">[0.346, 0.495]</w:t>
+            </w:r>
+          </w:p>
+        </w:tc>
+        <w:tc>
+          <w:tcPr/>
+          <w:p>
+            <w:pPr>
+              <w:pStyle w:val="Compact"/>
+              <w:jc w:val="right"/>
+            </w:pPr>
+            <w:r>
+              <w:t xml:space="preserve">&lt; .001</w:t>
+            </w:r>
+          </w:p>
+        </w:tc>
+      </w:tr>
+      <w:tr>
+        <w:tc>
+          <w:tcPr/>
+          <w:p>
+            <w:pPr>
+              <w:pStyle w:val="Compact"/>
+              <w:jc w:val="left"/>
+            </w:pPr>
+            <w:r>
+              <w:t xml:space="preserve">IH_score</w:t>
+            </w:r>
+          </w:p>
+        </w:tc>
+        <w:tc>
+          <w:tcPr/>
+          <w:p>
+            <w:pPr>
+              <w:pStyle w:val="Compact"/>
+              <w:jc w:val="right"/>
+            </w:pPr>
+            <w:r>
+              <w:t xml:space="preserve">-0.051</w:t>
+            </w:r>
+          </w:p>
+        </w:tc>
+        <w:tc>
+          <w:tcPr/>
+          <w:p>
+            <w:pPr>
+              <w:pStyle w:val="Compact"/>
+              <w:jc w:val="right"/>
+            </w:pPr>
+            <w:r>
+              <w:t xml:space="preserve">0.024</w:t>
             </w:r>
           </w:p>
         </w:tc>
@@ -21896,45 +21958,417 @@
               <w:jc w:val="center"/>
             </w:pPr>
             <w:r>
-              <w:t xml:space="preserve">[-0.649, 0.663]</w:t>
-            </w:r>
-          </w:p>
-        </w:tc>
-        <w:tc>
-          <w:tcPr/>
-          <w:p>
-            <w:pPr>
-              <w:pStyle w:val="Compact"/>
-              <w:jc w:val="right"/>
-            </w:pPr>
-            <w:r>
-              <w:t xml:space="preserve">.983</w:t>
-            </w:r>
-          </w:p>
-        </w:tc>
-      </w:tr>
-      <w:tr>
-        <w:tc>
-          <w:tcPr/>
-          <w:p>
-            <w:pPr>
-              <w:pStyle w:val="Compact"/>
-              <w:jc w:val="left"/>
-            </w:pPr>
-            <w:r>
-              <w:t xml:space="preserve">IH_score</w:t>
-            </w:r>
-          </w:p>
-        </w:tc>
-        <w:tc>
-          <w:tcPr/>
-          <w:p>
-            <w:pPr>
-              <w:pStyle w:val="Compact"/>
-              <w:jc w:val="right"/>
-            </w:pPr>
-            <w:r>
-              <w:t xml:space="preserve">-0.069</w:t>
+              <w:t xml:space="preserve">[-0.098, -0.003]</w:t>
+            </w:r>
+          </w:p>
+        </w:tc>
+        <w:tc>
+          <w:tcPr/>
+          <w:p>
+            <w:pPr>
+              <w:pStyle w:val="Compact"/>
+              <w:jc w:val="right"/>
+            </w:pPr>
+            <w:r>
+              <w:t xml:space="preserve">.036</w:t>
+            </w:r>
+          </w:p>
+        </w:tc>
+      </w:tr>
+      <w:tr>
+        <w:tc>
+          <w:tcPr/>
+          <w:p>
+            <w:pPr>
+              <w:pStyle w:val="Compact"/>
+              <w:jc w:val="left"/>
+            </w:pPr>
+            <w:r>
+              <w:t xml:space="preserve">AOT_score</w:t>
+            </w:r>
+          </w:p>
+        </w:tc>
+        <w:tc>
+          <w:tcPr/>
+          <w:p>
+            <w:pPr>
+              <w:pStyle w:val="Compact"/>
+              <w:jc w:val="right"/>
+            </w:pPr>
+            <w:r>
+              <w:t xml:space="preserve">0.295</w:t>
+            </w:r>
+          </w:p>
+        </w:tc>
+        <w:tc>
+          <w:tcPr/>
+          <w:p>
+            <w:pPr>
+              <w:pStyle w:val="Compact"/>
+              <w:jc w:val="right"/>
+            </w:pPr>
+            <w:r>
+              <w:t xml:space="preserve">0.023</w:t>
+            </w:r>
+          </w:p>
+        </w:tc>
+        <w:tc>
+          <w:tcPr/>
+          <w:p>
+            <w:pPr>
+              <w:pStyle w:val="Compact"/>
+              <w:jc w:val="center"/>
+            </w:pPr>
+            <w:r>
+              <w:t xml:space="preserve">[0.250, 0.341]</w:t>
+            </w:r>
+          </w:p>
+        </w:tc>
+        <w:tc>
+          <w:tcPr/>
+          <w:p>
+            <w:pPr>
+              <w:pStyle w:val="Compact"/>
+              <w:jc w:val="right"/>
+            </w:pPr>
+            <w:r>
+              <w:t xml:space="preserve">&lt; .001</w:t>
+            </w:r>
+          </w:p>
+        </w:tc>
+      </w:tr>
+      <w:tr>
+        <w:tc>
+          <w:tcPr/>
+          <w:p>
+            <w:pPr>
+              <w:pStyle w:val="Compact"/>
+              <w:jc w:val="left"/>
+            </w:pPr>
+            <w:r>
+              <w:t xml:space="preserve">IC_HI</w:t>
+            </w:r>
+          </w:p>
+        </w:tc>
+        <w:tc>
+          <w:tcPr/>
+          <w:p>
+            <w:pPr>
+              <w:pStyle w:val="Compact"/>
+              <w:jc w:val="right"/>
+            </w:pPr>
+            <w:r>
+              <w:t xml:space="preserve">-0.070</w:t>
+            </w:r>
+          </w:p>
+        </w:tc>
+        <w:tc>
+          <w:tcPr/>
+          <w:p>
+            <w:pPr>
+              <w:pStyle w:val="Compact"/>
+              <w:jc w:val="right"/>
+            </w:pPr>
+            <w:r>
+              <w:t xml:space="preserve">0.021</w:t>
+            </w:r>
+          </w:p>
+        </w:tc>
+        <w:tc>
+          <w:tcPr/>
+          <w:p>
+            <w:pPr>
+              <w:pStyle w:val="Compact"/>
+              <w:jc w:val="center"/>
+            </w:pPr>
+            <w:r>
+              <w:t xml:space="preserve">[-0.112, -0.028]</w:t>
+            </w:r>
+          </w:p>
+        </w:tc>
+        <w:tc>
+          <w:tcPr/>
+          <w:p>
+            <w:pPr>
+              <w:pStyle w:val="Compact"/>
+              <w:jc w:val="right"/>
+            </w:pPr>
+            <w:r>
+              <w:t xml:space="preserve">.001</w:t>
+            </w:r>
+          </w:p>
+        </w:tc>
+      </w:tr>
+      <w:tr>
+        <w:tc>
+          <w:tcPr/>
+          <w:p>
+            <w:pPr>
+              <w:pStyle w:val="Compact"/>
+              <w:jc w:val="left"/>
+            </w:pPr>
+            <w:r>
+              <w:t xml:space="preserve">IC_VI</w:t>
+            </w:r>
+          </w:p>
+        </w:tc>
+        <w:tc>
+          <w:tcPr/>
+          <w:p>
+            <w:pPr>
+              <w:pStyle w:val="Compact"/>
+              <w:jc w:val="right"/>
+            </w:pPr>
+            <w:r>
+              <w:t xml:space="preserve">0.047</w:t>
+            </w:r>
+          </w:p>
+        </w:tc>
+        <w:tc>
+          <w:tcPr/>
+          <w:p>
+            <w:pPr>
+              <w:pStyle w:val="Compact"/>
+              <w:jc w:val="right"/>
+            </w:pPr>
+            <w:r>
+              <w:t xml:space="preserve">0.023</w:t>
+            </w:r>
+          </w:p>
+        </w:tc>
+        <w:tc>
+          <w:tcPr/>
+          <w:p>
+            <w:pPr>
+              <w:pStyle w:val="Compact"/>
+              <w:jc w:val="center"/>
+            </w:pPr>
+            <w:r>
+              <w:t xml:space="preserve">[0.001, 0.092]</w:t>
+            </w:r>
+          </w:p>
+        </w:tc>
+        <w:tc>
+          <w:tcPr/>
+          <w:p>
+            <w:pPr>
+              <w:pStyle w:val="Compact"/>
+              <w:jc w:val="right"/>
+            </w:pPr>
+            <w:r>
+              <w:t xml:space="preserve">.044</w:t>
+            </w:r>
+          </w:p>
+        </w:tc>
+      </w:tr>
+      <w:tr>
+        <w:tc>
+          <w:tcPr/>
+          <w:p>
+            <w:pPr>
+              <w:pStyle w:val="Compact"/>
+              <w:jc w:val="left"/>
+            </w:pPr>
+            <w:r>
+              <w:t xml:space="preserve">IC_HC</w:t>
+            </w:r>
+          </w:p>
+        </w:tc>
+        <w:tc>
+          <w:tcPr/>
+          <w:p>
+            <w:pPr>
+              <w:pStyle w:val="Compact"/>
+              <w:jc w:val="right"/>
+            </w:pPr>
+            <w:r>
+              <w:t xml:space="preserve">-0.087</w:t>
+            </w:r>
+          </w:p>
+        </w:tc>
+        <w:tc>
+          <w:tcPr/>
+          <w:p>
+            <w:pPr>
+              <w:pStyle w:val="Compact"/>
+              <w:jc w:val="right"/>
+            </w:pPr>
+            <w:r>
+              <w:t xml:space="preserve">0.024</w:t>
+            </w:r>
+          </w:p>
+        </w:tc>
+        <w:tc>
+          <w:tcPr/>
+          <w:p>
+            <w:pPr>
+              <w:pStyle w:val="Compact"/>
+              <w:jc w:val="center"/>
+            </w:pPr>
+            <w:r>
+              <w:t xml:space="preserve">[-0.133, -0.040]</w:t>
+            </w:r>
+          </w:p>
+        </w:tc>
+        <w:tc>
+          <w:tcPr/>
+          <w:p>
+            <w:pPr>
+              <w:pStyle w:val="Compact"/>
+              <w:jc w:val="right"/>
+            </w:pPr>
+            <w:r>
+              <w:t xml:space="preserve">&lt; .001</w:t>
+            </w:r>
+          </w:p>
+        </w:tc>
+      </w:tr>
+      <w:tr>
+        <w:tc>
+          <w:tcPr/>
+          <w:p>
+            <w:pPr>
+              <w:pStyle w:val="Compact"/>
+              <w:jc w:val="left"/>
+            </w:pPr>
+            <w:r>
+              <w:t xml:space="preserve">IC_VC</w:t>
+            </w:r>
+          </w:p>
+        </w:tc>
+        <w:tc>
+          <w:tcPr/>
+          <w:p>
+            <w:pPr>
+              <w:pStyle w:val="Compact"/>
+              <w:jc w:val="right"/>
+            </w:pPr>
+            <w:r>
+              <w:t xml:space="preserve">-0.099</w:t>
+            </w:r>
+          </w:p>
+        </w:tc>
+        <w:tc>
+          <w:tcPr/>
+          <w:p>
+            <w:pPr>
+              <w:pStyle w:val="Compact"/>
+              <w:jc w:val="right"/>
+            </w:pPr>
+            <w:r>
+              <w:t xml:space="preserve">0.023</w:t>
+            </w:r>
+          </w:p>
+        </w:tc>
+        <w:tc>
+          <w:tcPr/>
+          <w:p>
+            <w:pPr>
+              <w:pStyle w:val="Compact"/>
+              <w:jc w:val="center"/>
+            </w:pPr>
+            <w:r>
+              <w:t xml:space="preserve">[-0.144, -0.053]</w:t>
+            </w:r>
+          </w:p>
+        </w:tc>
+        <w:tc>
+          <w:tcPr/>
+          <w:p>
+            <w:pPr>
+              <w:pStyle w:val="Compact"/>
+              <w:jc w:val="right"/>
+            </w:pPr>
+            <w:r>
+              <w:t xml:space="preserve">&lt; .001</w:t>
+            </w:r>
+          </w:p>
+        </w:tc>
+      </w:tr>
+      <w:tr>
+        <w:tc>
+          <w:tcPr/>
+          <w:p>
+            <w:pPr>
+              <w:pStyle w:val="Compact"/>
+              <w:jc w:val="left"/>
+            </w:pPr>
+            <w:r>
+              <w:t xml:space="preserve">feedback:justification</w:t>
+            </w:r>
+          </w:p>
+        </w:tc>
+        <w:tc>
+          <w:tcPr/>
+          <w:p>
+            <w:pPr>
+              <w:pStyle w:val="Compact"/>
+              <w:jc w:val="right"/>
+            </w:pPr>
+            <w:r>
+              <w:t xml:space="preserve">-0.043</w:t>
+            </w:r>
+          </w:p>
+        </w:tc>
+        <w:tc>
+          <w:tcPr/>
+          <w:p>
+            <w:pPr>
+              <w:pStyle w:val="Compact"/>
+              <w:jc w:val="right"/>
+            </w:pPr>
+            <w:r>
+              <w:t xml:space="preserve">0.048</w:t>
+            </w:r>
+          </w:p>
+        </w:tc>
+        <w:tc>
+          <w:tcPr/>
+          <w:p>
+            <w:pPr>
+              <w:pStyle w:val="Compact"/>
+              <w:jc w:val="center"/>
+            </w:pPr>
+            <w:r>
+              <w:t xml:space="preserve">[-0.137, 0.052]</w:t>
+            </w:r>
+          </w:p>
+        </w:tc>
+        <w:tc>
+          <w:tcPr/>
+          <w:p>
+            <w:pPr>
+              <w:pStyle w:val="Compact"/>
+              <w:jc w:val="right"/>
+            </w:pPr>
+            <w:r>
+              <w:t xml:space="preserve">.375</w:t>
+            </w:r>
+          </w:p>
+        </w:tc>
+      </w:tr>
+      <w:tr>
+        <w:tc>
+          <w:tcPr/>
+          <w:p>
+            <w:pPr>
+              <w:pStyle w:val="Compact"/>
+              <w:jc w:val="left"/>
+            </w:pPr>
+            <w:r>
+              <w:t xml:space="preserve">feedback:IH_score</w:t>
+            </w:r>
+          </w:p>
+        </w:tc>
+        <w:tc>
+          <w:tcPr/>
+          <w:p>
+            <w:pPr>
+              <w:pStyle w:val="Compact"/>
+              <w:jc w:val="right"/>
+            </w:pPr>
+            <w:r>
+              <w:t xml:space="preserve">0.049</w:t>
             </w:r>
           </w:p>
         </w:tc>
@@ -21958,57 +22392,57 @@
               <w:jc w:val="center"/>
             </w:pPr>
             <w:r>
-              <w:t xml:space="preserve">[-0.133, -0.004]</w:t>
-            </w:r>
-          </w:p>
-        </w:tc>
-        <w:tc>
-          <w:tcPr/>
-          <w:p>
-            <w:pPr>
-              <w:pStyle w:val="Compact"/>
-              <w:jc w:val="right"/>
-            </w:pPr>
-            <w:r>
-              <w:t xml:space="preserve">.036</w:t>
-            </w:r>
-          </w:p>
-        </w:tc>
-      </w:tr>
-      <w:tr>
-        <w:tc>
-          <w:tcPr/>
-          <w:p>
-            <w:pPr>
-              <w:pStyle w:val="Compact"/>
-              <w:jc w:val="left"/>
-            </w:pPr>
-            <w:r>
-              <w:t xml:space="preserve">AOT_score</w:t>
-            </w:r>
-          </w:p>
-        </w:tc>
-        <w:tc>
-          <w:tcPr/>
-          <w:p>
-            <w:pPr>
-              <w:pStyle w:val="Compact"/>
-              <w:jc w:val="right"/>
-            </w:pPr>
-            <w:r>
-              <w:t xml:space="preserve">0.497</w:t>
-            </w:r>
-          </w:p>
-        </w:tc>
-        <w:tc>
-          <w:tcPr/>
-          <w:p>
-            <w:pPr>
-              <w:pStyle w:val="Compact"/>
-              <w:jc w:val="right"/>
-            </w:pPr>
-            <w:r>
-              <w:t xml:space="preserve">0.039</w:t>
+              <w:t xml:space="preserve">[-0.014, 0.113]</w:t>
+            </w:r>
+          </w:p>
+        </w:tc>
+        <w:tc>
+          <w:tcPr/>
+          <w:p>
+            <w:pPr>
+              <w:pStyle w:val="Compact"/>
+              <w:jc w:val="right"/>
+            </w:pPr>
+            <w:r>
+              <w:t xml:space="preserve">.129</w:t>
+            </w:r>
+          </w:p>
+        </w:tc>
+      </w:tr>
+      <w:tr>
+        <w:tc>
+          <w:tcPr/>
+          <w:p>
+            <w:pPr>
+              <w:pStyle w:val="Compact"/>
+              <w:jc w:val="left"/>
+            </w:pPr>
+            <w:r>
+              <w:t xml:space="preserve">feedback:AOT_score</w:t>
+            </w:r>
+          </w:p>
+        </w:tc>
+        <w:tc>
+          <w:tcPr/>
+          <w:p>
+            <w:pPr>
+              <w:pStyle w:val="Compact"/>
+              <w:jc w:val="right"/>
+            </w:pPr>
+            <w:r>
+              <w:t xml:space="preserve">-0.074</w:t>
+            </w:r>
+          </w:p>
+        </w:tc>
+        <w:tc>
+          <w:tcPr/>
+          <w:p>
+            <w:pPr>
+              <w:pStyle w:val="Compact"/>
+              <w:jc w:val="right"/>
+            </w:pPr>
+            <w:r>
+              <w:t xml:space="preserve">0.031</w:t>
             </w:r>
           </w:p>
         </w:tc>
@@ -22020,57 +22454,57 @@
               <w:jc w:val="center"/>
             </w:pPr>
             <w:r>
-              <w:t xml:space="preserve">[0.421, 0.573]</w:t>
-            </w:r>
-          </w:p>
-        </w:tc>
-        <w:tc>
-          <w:tcPr/>
-          <w:p>
-            <w:pPr>
-              <w:pStyle w:val="Compact"/>
-              <w:jc w:val="right"/>
-            </w:pPr>
-            <w:r>
-              <w:t xml:space="preserve">&lt; .001</w:t>
-            </w:r>
-          </w:p>
-        </w:tc>
-      </w:tr>
-      <w:tr>
-        <w:tc>
-          <w:tcPr/>
-          <w:p>
-            <w:pPr>
-              <w:pStyle w:val="Compact"/>
-              <w:jc w:val="left"/>
-            </w:pPr>
-            <w:r>
-              <w:t xml:space="preserve">IC_HI</w:t>
-            </w:r>
-          </w:p>
-        </w:tc>
-        <w:tc>
-          <w:tcPr/>
-          <w:p>
-            <w:pPr>
-              <w:pStyle w:val="Compact"/>
-              <w:jc w:val="right"/>
-            </w:pPr>
-            <w:r>
-              <w:t xml:space="preserve">-0.014</w:t>
-            </w:r>
-          </w:p>
-        </w:tc>
-        <w:tc>
-          <w:tcPr/>
-          <w:p>
-            <w:pPr>
-              <w:pStyle w:val="Compact"/>
-              <w:jc w:val="right"/>
-            </w:pPr>
-            <w:r>
-              <w:t xml:space="preserve">0.004</w:t>
+              <w:t xml:space="preserve">[-0.135, -0.013]</w:t>
+            </w:r>
+          </w:p>
+        </w:tc>
+        <w:tc>
+          <w:tcPr/>
+          <w:p>
+            <w:pPr>
+              <w:pStyle w:val="Compact"/>
+              <w:jc w:val="right"/>
+            </w:pPr>
+            <w:r>
+              <w:t xml:space="preserve">.017</w:t>
+            </w:r>
+          </w:p>
+        </w:tc>
+      </w:tr>
+      <w:tr>
+        <w:tc>
+          <w:tcPr/>
+          <w:p>
+            <w:pPr>
+              <w:pStyle w:val="Compact"/>
+              <w:jc w:val="left"/>
+            </w:pPr>
+            <w:r>
+              <w:t xml:space="preserve">feedback:IC_HI</w:t>
+            </w:r>
+          </w:p>
+        </w:tc>
+        <w:tc>
+          <w:tcPr/>
+          <w:p>
+            <w:pPr>
+              <w:pStyle w:val="Compact"/>
+              <w:jc w:val="right"/>
+            </w:pPr>
+            <w:r>
+              <w:t xml:space="preserve">0.029</w:t>
+            </w:r>
+          </w:p>
+        </w:tc>
+        <w:tc>
+          <w:tcPr/>
+          <w:p>
+            <w:pPr>
+              <w:pStyle w:val="Compact"/>
+              <w:jc w:val="right"/>
+            </w:pPr>
+            <w:r>
+              <w:t xml:space="preserve">0.029</w:t>
             </w:r>
           </w:p>
         </w:tc>
@@ -22082,57 +22516,57 @@
               <w:jc w:val="center"/>
             </w:pPr>
             <w:r>
-              <w:t xml:space="preserve">[-0.022, -0.006]</w:t>
-            </w:r>
-          </w:p>
-        </w:tc>
-        <w:tc>
-          <w:tcPr/>
-          <w:p>
-            <w:pPr>
-              <w:pStyle w:val="Compact"/>
-              <w:jc w:val="right"/>
-            </w:pPr>
-            <w:r>
-              <w:t xml:space="preserve">.001</w:t>
-            </w:r>
-          </w:p>
-        </w:tc>
-      </w:tr>
-      <w:tr>
-        <w:tc>
-          <w:tcPr/>
-          <w:p>
-            <w:pPr>
-              <w:pStyle w:val="Compact"/>
-              <w:jc w:val="left"/>
-            </w:pPr>
-            <w:r>
-              <w:t xml:space="preserve">IC_VI</w:t>
-            </w:r>
-          </w:p>
-        </w:tc>
-        <w:tc>
-          <w:tcPr/>
-          <w:p>
-            <w:pPr>
-              <w:pStyle w:val="Compact"/>
-              <w:jc w:val="right"/>
-            </w:pPr>
-            <w:r>
-              <w:t xml:space="preserve">0.007</w:t>
-            </w:r>
-          </w:p>
-        </w:tc>
-        <w:tc>
-          <w:tcPr/>
-          <w:p>
-            <w:pPr>
-              <w:pStyle w:val="Compact"/>
-              <w:jc w:val="right"/>
-            </w:pPr>
-            <w:r>
-              <w:t xml:space="preserve">0.004</w:t>
+              <w:t xml:space="preserve">[-0.028, 0.086]</w:t>
+            </w:r>
+          </w:p>
+        </w:tc>
+        <w:tc>
+          <w:tcPr/>
+          <w:p>
+            <w:pPr>
+              <w:pStyle w:val="Compact"/>
+              <w:jc w:val="right"/>
+            </w:pPr>
+            <w:r>
+              <w:t xml:space="preserve">.326</w:t>
+            </w:r>
+          </w:p>
+        </w:tc>
+      </w:tr>
+      <w:tr>
+        <w:tc>
+          <w:tcPr/>
+          <w:p>
+            <w:pPr>
+              <w:pStyle w:val="Compact"/>
+              <w:jc w:val="left"/>
+            </w:pPr>
+            <w:r>
+              <w:t xml:space="preserve">feedback:IC_VI</w:t>
+            </w:r>
+          </w:p>
+        </w:tc>
+        <w:tc>
+          <w:tcPr/>
+          <w:p>
+            <w:pPr>
+              <w:pStyle w:val="Compact"/>
+              <w:jc w:val="right"/>
+            </w:pPr>
+            <w:r>
+              <w:t xml:space="preserve">0.013</w:t>
+            </w:r>
+          </w:p>
+        </w:tc>
+        <w:tc>
+          <w:tcPr/>
+          <w:p>
+            <w:pPr>
+              <w:pStyle w:val="Compact"/>
+              <w:jc w:val="right"/>
+            </w:pPr>
+            <w:r>
+              <w:t xml:space="preserve">0.032</w:t>
             </w:r>
           </w:p>
         </w:tc>
@@ -22144,57 +22578,57 @@
               <w:jc w:val="center"/>
             </w:pPr>
             <w:r>
-              <w:t xml:space="preserve">[0.000, 0.015]</w:t>
-            </w:r>
-          </w:p>
-        </w:tc>
-        <w:tc>
-          <w:tcPr/>
-          <w:p>
-            <w:pPr>
-              <w:pStyle w:val="Compact"/>
-              <w:jc w:val="right"/>
-            </w:pPr>
-            <w:r>
-              <w:t xml:space="preserve">.044</w:t>
-            </w:r>
-          </w:p>
-        </w:tc>
-      </w:tr>
-      <w:tr>
-        <w:tc>
-          <w:tcPr/>
-          <w:p>
-            <w:pPr>
-              <w:pStyle w:val="Compact"/>
-              <w:jc w:val="left"/>
-            </w:pPr>
-            <w:r>
-              <w:t xml:space="preserve">IC_HC</w:t>
-            </w:r>
-          </w:p>
-        </w:tc>
-        <w:tc>
-          <w:tcPr/>
-          <w:p>
-            <w:pPr>
-              <w:pStyle w:val="Compact"/>
-              <w:jc w:val="right"/>
-            </w:pPr>
-            <w:r>
-              <w:t xml:space="preserve">-0.017</w:t>
-            </w:r>
-          </w:p>
-        </w:tc>
-        <w:tc>
-          <w:tcPr/>
-          <w:p>
-            <w:pPr>
-              <w:pStyle w:val="Compact"/>
-              <w:jc w:val="right"/>
-            </w:pPr>
-            <w:r>
-              <w:t xml:space="preserve">0.005</w:t>
+              <w:t xml:space="preserve">[-0.049, 0.075]</w:t>
+            </w:r>
+          </w:p>
+        </w:tc>
+        <w:tc>
+          <w:tcPr/>
+          <w:p>
+            <w:pPr>
+              <w:pStyle w:val="Compact"/>
+              <w:jc w:val="right"/>
+            </w:pPr>
+            <w:r>
+              <w:t xml:space="preserve">.673</w:t>
+            </w:r>
+          </w:p>
+        </w:tc>
+      </w:tr>
+      <w:tr>
+        <w:tc>
+          <w:tcPr/>
+          <w:p>
+            <w:pPr>
+              <w:pStyle w:val="Compact"/>
+              <w:jc w:val="left"/>
+            </w:pPr>
+            <w:r>
+              <w:t xml:space="preserve">feedback:IC_HC</w:t>
+            </w:r>
+          </w:p>
+        </w:tc>
+        <w:tc>
+          <w:tcPr/>
+          <w:p>
+            <w:pPr>
+              <w:pStyle w:val="Compact"/>
+              <w:jc w:val="right"/>
+            </w:pPr>
+            <w:r>
+              <w:t xml:space="preserve">0.061</w:t>
+            </w:r>
+          </w:p>
+        </w:tc>
+        <w:tc>
+          <w:tcPr/>
+          <w:p>
+            <w:pPr>
+              <w:pStyle w:val="Compact"/>
+              <w:jc w:val="right"/>
+            </w:pPr>
+            <w:r>
+              <w:t xml:space="preserve">0.032</w:t>
             </w:r>
           </w:p>
         </w:tc>
@@ -22206,57 +22640,57 @@
               <w:jc w:val="center"/>
             </w:pPr>
             <w:r>
-              <w:t xml:space="preserve">[-0.026, -0.008]</w:t>
-            </w:r>
-          </w:p>
-        </w:tc>
-        <w:tc>
-          <w:tcPr/>
-          <w:p>
-            <w:pPr>
-              <w:pStyle w:val="Compact"/>
-              <w:jc w:val="right"/>
-            </w:pPr>
-            <w:r>
-              <w:t xml:space="preserve">&lt; .001</w:t>
-            </w:r>
-          </w:p>
-        </w:tc>
-      </w:tr>
-      <w:tr>
-        <w:tc>
-          <w:tcPr/>
-          <w:p>
-            <w:pPr>
-              <w:pStyle w:val="Compact"/>
-              <w:jc w:val="left"/>
-            </w:pPr>
-            <w:r>
-              <w:t xml:space="preserve">IC_VC</w:t>
-            </w:r>
-          </w:p>
-        </w:tc>
-        <w:tc>
-          <w:tcPr/>
-          <w:p>
-            <w:pPr>
-              <w:pStyle w:val="Compact"/>
-              <w:jc w:val="right"/>
-            </w:pPr>
-            <w:r>
-              <w:t xml:space="preserve">-0.016</w:t>
-            </w:r>
-          </w:p>
-        </w:tc>
-        <w:tc>
-          <w:tcPr/>
-          <w:p>
-            <w:pPr>
-              <w:pStyle w:val="Compact"/>
-              <w:jc w:val="right"/>
-            </w:pPr>
-            <w:r>
-              <w:t xml:space="preserve">0.004</w:t>
+              <w:t xml:space="preserve">[-0.002, 0.124]</w:t>
+            </w:r>
+          </w:p>
+        </w:tc>
+        <w:tc>
+          <w:tcPr/>
+          <w:p>
+            <w:pPr>
+              <w:pStyle w:val="Compact"/>
+              <w:jc w:val="right"/>
+            </w:pPr>
+            <w:r>
+              <w:t xml:space="preserve">.056</w:t>
+            </w:r>
+          </w:p>
+        </w:tc>
+      </w:tr>
+      <w:tr>
+        <w:tc>
+          <w:tcPr/>
+          <w:p>
+            <w:pPr>
+              <w:pStyle w:val="Compact"/>
+              <w:jc w:val="left"/>
+            </w:pPr>
+            <w:r>
+              <w:t xml:space="preserve">feedback:IC_VC</w:t>
+            </w:r>
+          </w:p>
+        </w:tc>
+        <w:tc>
+          <w:tcPr/>
+          <w:p>
+            <w:pPr>
+              <w:pStyle w:val="Compact"/>
+              <w:jc w:val="right"/>
+            </w:pPr>
+            <w:r>
+              <w:t xml:space="preserve">0.066</w:t>
+            </w:r>
+          </w:p>
+        </w:tc>
+        <w:tc>
+          <w:tcPr/>
+          <w:p>
+            <w:pPr>
+              <w:pStyle w:val="Compact"/>
+              <w:jc w:val="right"/>
+            </w:pPr>
+            <w:r>
+              <w:t xml:space="preserve">0.032</w:t>
             </w:r>
           </w:p>
         </w:tc>
@@ -22268,57 +22702,57 @@
               <w:jc w:val="center"/>
             </w:pPr>
             <w:r>
-              <w:t xml:space="preserve">[-0.024, -0.009]</w:t>
-            </w:r>
-          </w:p>
-        </w:tc>
-        <w:tc>
-          <w:tcPr/>
-          <w:p>
-            <w:pPr>
-              <w:pStyle w:val="Compact"/>
-              <w:jc w:val="right"/>
-            </w:pPr>
-            <w:r>
-              <w:t xml:space="preserve">&lt; .001</w:t>
-            </w:r>
-          </w:p>
-        </w:tc>
-      </w:tr>
-      <w:tr>
-        <w:tc>
-          <w:tcPr/>
-          <w:p>
-            <w:pPr>
-              <w:pStyle w:val="Compact"/>
-              <w:jc w:val="left"/>
-            </w:pPr>
-            <w:r>
-              <w:t xml:space="preserve">feedback:justification</w:t>
-            </w:r>
-          </w:p>
-        </w:tc>
-        <w:tc>
-          <w:tcPr/>
-          <w:p>
-            <w:pPr>
-              <w:pStyle w:val="Compact"/>
-              <w:jc w:val="right"/>
-            </w:pPr>
-            <w:r>
-              <w:t xml:space="preserve">-0.173</w:t>
-            </w:r>
-          </w:p>
-        </w:tc>
-        <w:tc>
-          <w:tcPr/>
-          <w:p>
-            <w:pPr>
-              <w:pStyle w:val="Compact"/>
-              <w:jc w:val="right"/>
-            </w:pPr>
-            <w:r>
-              <w:t xml:space="preserve">0.469</w:t>
+              <w:t xml:space="preserve">[0.004, 0.128]</w:t>
+            </w:r>
+          </w:p>
+        </w:tc>
+        <w:tc>
+          <w:tcPr/>
+          <w:p>
+            <w:pPr>
+              <w:pStyle w:val="Compact"/>
+              <w:jc w:val="right"/>
+            </w:pPr>
+            <w:r>
+              <w:t xml:space="preserve">.038</w:t>
+            </w:r>
+          </w:p>
+        </w:tc>
+      </w:tr>
+      <w:tr>
+        <w:tc>
+          <w:tcPr/>
+          <w:p>
+            <w:pPr>
+              <w:pStyle w:val="Compact"/>
+              <w:jc w:val="left"/>
+            </w:pPr>
+            <w:r>
+              <w:t xml:space="preserve">justification:IH_score</w:t>
+            </w:r>
+          </w:p>
+        </w:tc>
+        <w:tc>
+          <w:tcPr/>
+          <w:p>
+            <w:pPr>
+              <w:pStyle w:val="Compact"/>
+              <w:jc w:val="right"/>
+            </w:pPr>
+            <w:r>
+              <w:t xml:space="preserve">-0.000</w:t>
+            </w:r>
+          </w:p>
+        </w:tc>
+        <w:tc>
+          <w:tcPr/>
+          <w:p>
+            <w:pPr>
+              <w:pStyle w:val="Compact"/>
+              <w:jc w:val="right"/>
+            </w:pPr>
+            <w:r>
+              <w:t xml:space="preserve">0.033</w:t>
             </w:r>
           </w:p>
         </w:tc>
@@ -22330,57 +22764,57 @@
               <w:jc w:val="center"/>
             </w:pPr>
             <w:r>
-              <w:t xml:space="preserve">[-1.093, 0.746]</w:t>
-            </w:r>
-          </w:p>
-        </w:tc>
-        <w:tc>
-          <w:tcPr/>
-          <w:p>
-            <w:pPr>
-              <w:pStyle w:val="Compact"/>
-              <w:jc w:val="right"/>
-            </w:pPr>
-            <w:r>
-              <w:t xml:space="preserve">.712</w:t>
-            </w:r>
-          </w:p>
-        </w:tc>
-      </w:tr>
-      <w:tr>
-        <w:tc>
-          <w:tcPr/>
-          <w:p>
-            <w:pPr>
-              <w:pStyle w:val="Compact"/>
-              <w:jc w:val="left"/>
-            </w:pPr>
-            <w:r>
-              <w:t xml:space="preserve">feedback:IH_score</w:t>
-            </w:r>
-          </w:p>
-        </w:tc>
-        <w:tc>
-          <w:tcPr/>
-          <w:p>
-            <w:pPr>
-              <w:pStyle w:val="Compact"/>
-              <w:jc w:val="right"/>
-            </w:pPr>
-            <w:r>
-              <w:t xml:space="preserve">0.067</w:t>
-            </w:r>
-          </w:p>
-        </w:tc>
-        <w:tc>
-          <w:tcPr/>
-          <w:p>
-            <w:pPr>
-              <w:pStyle w:val="Compact"/>
-              <w:jc w:val="right"/>
-            </w:pPr>
-            <w:r>
-              <w:t xml:space="preserve">0.044</w:t>
+              <w:t xml:space="preserve">[-0.066, 0.065]</w:t>
+            </w:r>
+          </w:p>
+        </w:tc>
+        <w:tc>
+          <w:tcPr/>
+          <w:p>
+            <w:pPr>
+              <w:pStyle w:val="Compact"/>
+              <w:jc w:val="right"/>
+            </w:pPr>
+            <w:r>
+              <w:t xml:space="preserve">.994</w:t>
+            </w:r>
+          </w:p>
+        </w:tc>
+      </w:tr>
+      <w:tr>
+        <w:tc>
+          <w:tcPr/>
+          <w:p>
+            <w:pPr>
+              <w:pStyle w:val="Compact"/>
+              <w:jc w:val="left"/>
+            </w:pPr>
+            <w:r>
+              <w:t xml:space="preserve">justification:AOT_score</w:t>
+            </w:r>
+          </w:p>
+        </w:tc>
+        <w:tc>
+          <w:tcPr/>
+          <w:p>
+            <w:pPr>
+              <w:pStyle w:val="Compact"/>
+              <w:jc w:val="right"/>
+            </w:pPr>
+            <w:r>
+              <w:t xml:space="preserve">-0.019</w:t>
+            </w:r>
+          </w:p>
+        </w:tc>
+        <w:tc>
+          <w:tcPr/>
+          <w:p>
+            <w:pPr>
+              <w:pStyle w:val="Compact"/>
+              <w:jc w:val="right"/>
+            </w:pPr>
+            <w:r>
+              <w:t xml:space="preserve">0.032</w:t>
             </w:r>
           </w:p>
         </w:tc>
@@ -22392,57 +22826,57 @@
               <w:jc w:val="center"/>
             </w:pPr>
             <w:r>
-              <w:t xml:space="preserve">[-0.020, 0.154]</w:t>
-            </w:r>
-          </w:p>
-        </w:tc>
-        <w:tc>
-          <w:tcPr/>
-          <w:p>
-            <w:pPr>
-              <w:pStyle w:val="Compact"/>
-              <w:jc w:val="right"/>
-            </w:pPr>
-            <w:r>
-              <w:t xml:space="preserve">.130</w:t>
-            </w:r>
-          </w:p>
-        </w:tc>
-      </w:tr>
-      <w:tr>
-        <w:tc>
-          <w:tcPr/>
-          <w:p>
-            <w:pPr>
-              <w:pStyle w:val="Compact"/>
-              <w:jc w:val="left"/>
-            </w:pPr>
-            <w:r>
-              <w:t xml:space="preserve">feedback:AOT_score</w:t>
-            </w:r>
-          </w:p>
-        </w:tc>
-        <w:tc>
-          <w:tcPr/>
-          <w:p>
-            <w:pPr>
-              <w:pStyle w:val="Compact"/>
-              <w:jc w:val="right"/>
-            </w:pPr>
-            <w:r>
-              <w:t xml:space="preserve">-0.124</w:t>
-            </w:r>
-          </w:p>
-        </w:tc>
-        <w:tc>
-          <w:tcPr/>
-          <w:p>
-            <w:pPr>
-              <w:pStyle w:val="Compact"/>
-              <w:jc w:val="right"/>
-            </w:pPr>
-            <w:r>
-              <w:t xml:space="preserve">0.052</w:t>
+              <w:t xml:space="preserve">[-0.082, 0.043]</w:t>
+            </w:r>
+          </w:p>
+        </w:tc>
+        <w:tc>
+          <w:tcPr/>
+          <w:p>
+            <w:pPr>
+              <w:pStyle w:val="Compact"/>
+              <w:jc w:val="right"/>
+            </w:pPr>
+            <w:r>
+              <w:t xml:space="preserve">.550</w:t>
+            </w:r>
+          </w:p>
+        </w:tc>
+      </w:tr>
+      <w:tr>
+        <w:tc>
+          <w:tcPr/>
+          <w:p>
+            <w:pPr>
+              <w:pStyle w:val="Compact"/>
+              <w:jc w:val="left"/>
+            </w:pPr>
+            <w:r>
+              <w:t xml:space="preserve">justification:IC_HI</w:t>
+            </w:r>
+          </w:p>
+        </w:tc>
+        <w:tc>
+          <w:tcPr/>
+          <w:p>
+            <w:pPr>
+              <w:pStyle w:val="Compact"/>
+              <w:jc w:val="right"/>
+            </w:pPr>
+            <w:r>
+              <w:t xml:space="preserve">0.045</w:t>
+            </w:r>
+          </w:p>
+        </w:tc>
+        <w:tc>
+          <w:tcPr/>
+          <w:p>
+            <w:pPr>
+              <w:pStyle w:val="Compact"/>
+              <w:jc w:val="right"/>
+            </w:pPr>
+            <w:r>
+              <w:t xml:space="preserve">0.030</w:t>
             </w:r>
           </w:p>
         </w:tc>
@@ -22454,57 +22888,57 @@
               <w:jc w:val="center"/>
             </w:pPr>
             <w:r>
-              <w:t xml:space="preserve">[-0.227, -0.021]</w:t>
-            </w:r>
-          </w:p>
-        </w:tc>
-        <w:tc>
-          <w:tcPr/>
-          <w:p>
-            <w:pPr>
-              <w:pStyle w:val="Compact"/>
-              <w:jc w:val="right"/>
-            </w:pPr>
-            <w:r>
-              <w:t xml:space="preserve">.018</w:t>
-            </w:r>
-          </w:p>
-        </w:tc>
-      </w:tr>
-      <w:tr>
-        <w:tc>
-          <w:tcPr/>
-          <w:p>
-            <w:pPr>
-              <w:pStyle w:val="Compact"/>
-              <w:jc w:val="left"/>
-            </w:pPr>
-            <w:r>
-              <w:t xml:space="preserve">feedback:IC_HI</w:t>
-            </w:r>
-          </w:p>
-        </w:tc>
-        <w:tc>
-          <w:tcPr/>
-          <w:p>
-            <w:pPr>
-              <w:pStyle w:val="Compact"/>
-              <w:jc w:val="right"/>
-            </w:pPr>
-            <w:r>
-              <w:t xml:space="preserve">0.006</w:t>
-            </w:r>
-          </w:p>
-        </w:tc>
-        <w:tc>
-          <w:tcPr/>
-          <w:p>
-            <w:pPr>
-              <w:pStyle w:val="Compact"/>
-              <w:jc w:val="right"/>
-            </w:pPr>
-            <w:r>
-              <w:t xml:space="preserve">0.006</w:t>
+              <w:t xml:space="preserve">[-0.014, 0.103]</w:t>
+            </w:r>
+          </w:p>
+        </w:tc>
+        <w:tc>
+          <w:tcPr/>
+          <w:p>
+            <w:pPr>
+              <w:pStyle w:val="Compact"/>
+              <w:jc w:val="right"/>
+            </w:pPr>
+            <w:r>
+              <w:t xml:space="preserve">.135</w:t>
+            </w:r>
+          </w:p>
+        </w:tc>
+      </w:tr>
+      <w:tr>
+        <w:tc>
+          <w:tcPr/>
+          <w:p>
+            <w:pPr>
+              <w:pStyle w:val="Compact"/>
+              <w:jc w:val="left"/>
+            </w:pPr>
+            <w:r>
+              <w:t xml:space="preserve">justification:IC_VI</w:t>
+            </w:r>
+          </w:p>
+        </w:tc>
+        <w:tc>
+          <w:tcPr/>
+          <w:p>
+            <w:pPr>
+              <w:pStyle w:val="Compact"/>
+              <w:jc w:val="right"/>
+            </w:pPr>
+            <w:r>
+              <w:t xml:space="preserve">0.030</w:t>
+            </w:r>
+          </w:p>
+        </w:tc>
+        <w:tc>
+          <w:tcPr/>
+          <w:p>
+            <w:pPr>
+              <w:pStyle w:val="Compact"/>
+              <w:jc w:val="right"/>
+            </w:pPr>
+            <w:r>
+              <w:t xml:space="preserve">0.032</w:t>
             </w:r>
           </w:p>
         </w:tc>
@@ -22516,57 +22950,57 @@
               <w:jc w:val="center"/>
             </w:pPr>
             <w:r>
-              <w:t xml:space="preserve">[-0.006, 0.017]</w:t>
-            </w:r>
-          </w:p>
-        </w:tc>
-        <w:tc>
-          <w:tcPr/>
-          <w:p>
-            <w:pPr>
-              <w:pStyle w:val="Compact"/>
-              <w:jc w:val="right"/>
-            </w:pPr>
-            <w:r>
-              <w:t xml:space="preserve">.328</w:t>
-            </w:r>
-          </w:p>
-        </w:tc>
-      </w:tr>
-      <w:tr>
-        <w:tc>
-          <w:tcPr/>
-          <w:p>
-            <w:pPr>
-              <w:pStyle w:val="Compact"/>
-              <w:jc w:val="left"/>
-            </w:pPr>
-            <w:r>
-              <w:t xml:space="preserve">feedback:IC_VI</w:t>
-            </w:r>
-          </w:p>
-        </w:tc>
-        <w:tc>
-          <w:tcPr/>
-          <w:p>
-            <w:pPr>
-              <w:pStyle w:val="Compact"/>
-              <w:jc w:val="right"/>
-            </w:pPr>
-            <w:r>
-              <w:t xml:space="preserve">0.002</w:t>
-            </w:r>
-          </w:p>
-        </w:tc>
-        <w:tc>
-          <w:tcPr/>
-          <w:p>
-            <w:pPr>
-              <w:pStyle w:val="Compact"/>
-              <w:jc w:val="right"/>
-            </w:pPr>
-            <w:r>
-              <w:t xml:space="preserve">0.005</w:t>
+              <w:t xml:space="preserve">[-0.034, 0.093]</w:t>
+            </w:r>
+          </w:p>
+        </w:tc>
+        <w:tc>
+          <w:tcPr/>
+          <w:p>
+            <w:pPr>
+              <w:pStyle w:val="Compact"/>
+              <w:jc w:val="right"/>
+            </w:pPr>
+            <w:r>
+              <w:t xml:space="preserve">.355</w:t>
+            </w:r>
+          </w:p>
+        </w:tc>
+      </w:tr>
+      <w:tr>
+        <w:tc>
+          <w:tcPr/>
+          <w:p>
+            <w:pPr>
+              <w:pStyle w:val="Compact"/>
+              <w:jc w:val="left"/>
+            </w:pPr>
+            <w:r>
+              <w:t xml:space="preserve">justification:IC_HC</w:t>
+            </w:r>
+          </w:p>
+        </w:tc>
+        <w:tc>
+          <w:tcPr/>
+          <w:p>
+            <w:pPr>
+              <w:pStyle w:val="Compact"/>
+              <w:jc w:val="right"/>
+            </w:pPr>
+            <w:r>
+              <w:t xml:space="preserve">0.053</w:t>
+            </w:r>
+          </w:p>
+        </w:tc>
+        <w:tc>
+          <w:tcPr/>
+          <w:p>
+            <w:pPr>
+              <w:pStyle w:val="Compact"/>
+              <w:jc w:val="right"/>
+            </w:pPr>
+            <w:r>
+              <w:t xml:space="preserve">0.033</w:t>
             </w:r>
           </w:p>
         </w:tc>
@@ -22578,57 +23012,57 @@
               <w:jc w:val="center"/>
             </w:pPr>
             <w:r>
-              <w:t xml:space="preserve">[-0.008, 0.012]</w:t>
-            </w:r>
-          </w:p>
-        </w:tc>
-        <w:tc>
-          <w:tcPr/>
-          <w:p>
-            <w:pPr>
-              <w:pStyle w:val="Compact"/>
-              <w:jc w:val="right"/>
-            </w:pPr>
-            <w:r>
-              <w:t xml:space="preserve">.674</w:t>
-            </w:r>
-          </w:p>
-        </w:tc>
-      </w:tr>
-      <w:tr>
-        <w:tc>
-          <w:tcPr/>
-          <w:p>
-            <w:pPr>
-              <w:pStyle w:val="Compact"/>
-              <w:jc w:val="left"/>
-            </w:pPr>
-            <w:r>
-              <w:t xml:space="preserve">feedback:IC_HC</w:t>
-            </w:r>
-          </w:p>
-        </w:tc>
-        <w:tc>
-          <w:tcPr/>
-          <w:p>
-            <w:pPr>
-              <w:pStyle w:val="Compact"/>
-              <w:jc w:val="right"/>
-            </w:pPr>
-            <w:r>
-              <w:t xml:space="preserve">0.012</w:t>
-            </w:r>
-          </w:p>
-        </w:tc>
-        <w:tc>
-          <w:tcPr/>
-          <w:p>
-            <w:pPr>
-              <w:pStyle w:val="Compact"/>
-              <w:jc w:val="right"/>
-            </w:pPr>
-            <w:r>
-              <w:t xml:space="preserve">0.006</w:t>
+              <w:t xml:space="preserve">[-0.012, 0.117]</w:t>
+            </w:r>
+          </w:p>
+        </w:tc>
+        <w:tc>
+          <w:tcPr/>
+          <w:p>
+            <w:pPr>
+              <w:pStyle w:val="Compact"/>
+              <w:jc w:val="right"/>
+            </w:pPr>
+            <w:r>
+              <w:t xml:space="preserve">.110</w:t>
+            </w:r>
+          </w:p>
+        </w:tc>
+      </w:tr>
+      <w:tr>
+        <w:tc>
+          <w:tcPr/>
+          <w:p>
+            <w:pPr>
+              <w:pStyle w:val="Compact"/>
+              <w:jc w:val="left"/>
+            </w:pPr>
+            <w:r>
+              <w:t xml:space="preserve">justification:IC_VC</w:t>
+            </w:r>
+          </w:p>
+        </w:tc>
+        <w:tc>
+          <w:tcPr/>
+          <w:p>
+            <w:pPr>
+              <w:pStyle w:val="Compact"/>
+              <w:jc w:val="right"/>
+            </w:pPr>
+            <w:r>
+              <w:t xml:space="preserve">-0.015</w:t>
+            </w:r>
+          </w:p>
+        </w:tc>
+        <w:tc>
+          <w:tcPr/>
+          <w:p>
+            <w:pPr>
+              <w:pStyle w:val="Compact"/>
+              <w:jc w:val="right"/>
+            </w:pPr>
+            <w:r>
+              <w:t xml:space="preserve">0.032</w:t>
             </w:r>
           </w:p>
         </w:tc>
@@ -22640,57 +23074,57 @@
               <w:jc w:val="center"/>
             </w:pPr>
             <w:r>
-              <w:t xml:space="preserve">[-0.000, 0.024]</w:t>
-            </w:r>
-          </w:p>
-        </w:tc>
-        <w:tc>
-          <w:tcPr/>
-          <w:p>
-            <w:pPr>
-              <w:pStyle w:val="Compact"/>
-              <w:jc w:val="right"/>
-            </w:pPr>
-            <w:r>
-              <w:t xml:space="preserve">.057</w:t>
-            </w:r>
-          </w:p>
-        </w:tc>
-      </w:tr>
-      <w:tr>
-        <w:tc>
-          <w:tcPr/>
-          <w:p>
-            <w:pPr>
-              <w:pStyle w:val="Compact"/>
-              <w:jc w:val="left"/>
-            </w:pPr>
-            <w:r>
-              <w:t xml:space="preserve">feedback:IC_VC</w:t>
-            </w:r>
-          </w:p>
-        </w:tc>
-        <w:tc>
-          <w:tcPr/>
-          <w:p>
-            <w:pPr>
-              <w:pStyle w:val="Compact"/>
-              <w:jc w:val="right"/>
-            </w:pPr>
-            <w:r>
-              <w:t xml:space="preserve">0.011</w:t>
-            </w:r>
-          </w:p>
-        </w:tc>
-        <w:tc>
-          <w:tcPr/>
-          <w:p>
-            <w:pPr>
-              <w:pStyle w:val="Compact"/>
-              <w:jc w:val="right"/>
-            </w:pPr>
-            <w:r>
-              <w:t xml:space="preserve">0.005</w:t>
+              <w:t xml:space="preserve">[-0.079, 0.048]</w:t>
+            </w:r>
+          </w:p>
+        </w:tc>
+        <w:tc>
+          <w:tcPr/>
+          <w:p>
+            <w:pPr>
+              <w:pStyle w:val="Compact"/>
+              <w:jc w:val="right"/>
+            </w:pPr>
+            <w:r>
+              <w:t xml:space="preserve">.631</w:t>
+            </w:r>
+          </w:p>
+        </w:tc>
+      </w:tr>
+      <w:tr>
+        <w:tc>
+          <w:tcPr/>
+          <w:p>
+            <w:pPr>
+              <w:pStyle w:val="Compact"/>
+              <w:jc w:val="left"/>
+            </w:pPr>
+            <w:r>
+              <w:t xml:space="preserve">feedback:justification:IH_score</w:t>
+            </w:r>
+          </w:p>
+        </w:tc>
+        <w:tc>
+          <w:tcPr/>
+          <w:p>
+            <w:pPr>
+              <w:pStyle w:val="Compact"/>
+              <w:jc w:val="right"/>
+            </w:pPr>
+            <w:r>
+              <w:t xml:space="preserve">-0.020</w:t>
+            </w:r>
+          </w:p>
+        </w:tc>
+        <w:tc>
+          <w:tcPr/>
+          <w:p>
+            <w:pPr>
+              <w:pStyle w:val="Compact"/>
+              <w:jc w:val="right"/>
+            </w:pPr>
+            <w:r>
+              <w:t xml:space="preserve">0.047</w:t>
             </w:r>
           </w:p>
         </w:tc>
@@ -22702,45 +23136,45 @@
               <w:jc w:val="center"/>
             </w:pPr>
             <w:r>
-              <w:t xml:space="preserve">[0.001, 0.021]</w:t>
-            </w:r>
-          </w:p>
-        </w:tc>
-        <w:tc>
-          <w:tcPr/>
-          <w:p>
-            <w:pPr>
-              <w:pStyle w:val="Compact"/>
-              <w:jc w:val="right"/>
-            </w:pPr>
-            <w:r>
-              <w:t xml:space="preserve">.037</w:t>
-            </w:r>
-          </w:p>
-        </w:tc>
-      </w:tr>
-      <w:tr>
-        <w:tc>
-          <w:tcPr/>
-          <w:p>
-            <w:pPr>
-              <w:pStyle w:val="Compact"/>
-              <w:jc w:val="left"/>
-            </w:pPr>
-            <w:r>
-              <w:t xml:space="preserve">justification:IH_score</w:t>
-            </w:r>
-          </w:p>
-        </w:tc>
-        <w:tc>
-          <w:tcPr/>
-          <w:p>
-            <w:pPr>
-              <w:pStyle w:val="Compact"/>
-              <w:jc w:val="right"/>
-            </w:pPr>
-            <w:r>
-              <w:t xml:space="preserve">-0.000</w:t>
+              <w:t xml:space="preserve">[-0.111, 0.071]</w:t>
+            </w:r>
+          </w:p>
+        </w:tc>
+        <w:tc>
+          <w:tcPr/>
+          <w:p>
+            <w:pPr>
+              <w:pStyle w:val="Compact"/>
+              <w:jc w:val="right"/>
+            </w:pPr>
+            <w:r>
+              <w:t xml:space="preserve">.669</w:t>
+            </w:r>
+          </w:p>
+        </w:tc>
+      </w:tr>
+      <w:tr>
+        <w:tc>
+          <w:tcPr/>
+          <w:p>
+            <w:pPr>
+              <w:pStyle w:val="Compact"/>
+              <w:jc w:val="left"/>
+            </w:pPr>
+            <w:r>
+              <w:t xml:space="preserve">feedback:justification:AOT_score</w:t>
+            </w:r>
+          </w:p>
+        </w:tc>
+        <w:tc>
+          <w:tcPr/>
+          <w:p>
+            <w:pPr>
+              <w:pStyle w:val="Compact"/>
+              <w:jc w:val="right"/>
+            </w:pPr>
+            <w:r>
+              <w:t xml:space="preserve">0.099</w:t>
             </w:r>
           </w:p>
         </w:tc>
@@ -22764,57 +23198,57 @@
               <w:jc w:val="center"/>
             </w:pPr>
             <w:r>
-              <w:t xml:space="preserve">[-0.090, 0.089]</w:t>
-            </w:r>
-          </w:p>
-        </w:tc>
-        <w:tc>
-          <w:tcPr/>
-          <w:p>
-            <w:pPr>
-              <w:pStyle w:val="Compact"/>
-              <w:jc w:val="right"/>
-            </w:pPr>
-            <w:r>
-              <w:t xml:space="preserve">.994</w:t>
-            </w:r>
-          </w:p>
-        </w:tc>
-      </w:tr>
-      <w:tr>
-        <w:tc>
-          <w:tcPr/>
-          <w:p>
-            <w:pPr>
-              <w:pStyle w:val="Compact"/>
-              <w:jc w:val="left"/>
-            </w:pPr>
-            <w:r>
-              <w:t xml:space="preserve">justification:AOT_score</w:t>
-            </w:r>
-          </w:p>
-        </w:tc>
-        <w:tc>
-          <w:tcPr/>
-          <w:p>
-            <w:pPr>
-              <w:pStyle w:val="Compact"/>
-              <w:jc w:val="right"/>
-            </w:pPr>
-            <w:r>
-              <w:t xml:space="preserve">-0.032</w:t>
-            </w:r>
-          </w:p>
-        </w:tc>
-        <w:tc>
-          <w:tcPr/>
-          <w:p>
-            <w:pPr>
-              <w:pStyle w:val="Compact"/>
-              <w:jc w:val="right"/>
-            </w:pPr>
-            <w:r>
-              <w:t xml:space="preserve">0.054</w:t>
+              <w:t xml:space="preserve">[0.012, 0.187]</w:t>
+            </w:r>
+          </w:p>
+        </w:tc>
+        <w:tc>
+          <w:tcPr/>
+          <w:p>
+            <w:pPr>
+              <w:pStyle w:val="Compact"/>
+              <w:jc w:val="right"/>
+            </w:pPr>
+            <w:r>
+              <w:t xml:space="preserve">.026</w:t>
+            </w:r>
+          </w:p>
+        </w:tc>
+      </w:tr>
+      <w:tr>
+        <w:tc>
+          <w:tcPr/>
+          <w:p>
+            <w:pPr>
+              <w:pStyle w:val="Compact"/>
+              <w:jc w:val="left"/>
+            </w:pPr>
+            <w:r>
+              <w:t xml:space="preserve">feedback:justification:IC_HI</w:t>
+            </w:r>
+          </w:p>
+        </w:tc>
+        <w:tc>
+          <w:tcPr/>
+          <w:p>
+            <w:pPr>
+              <w:pStyle w:val="Compact"/>
+              <w:jc w:val="right"/>
+            </w:pPr>
+            <w:r>
+              <w:t xml:space="preserve">-0.015</w:t>
+            </w:r>
+          </w:p>
+        </w:tc>
+        <w:tc>
+          <w:tcPr/>
+          <w:p>
+            <w:pPr>
+              <w:pStyle w:val="Compact"/>
+              <w:jc w:val="right"/>
+            </w:pPr>
+            <w:r>
+              <w:t xml:space="preserve">0.042</w:t>
             </w:r>
           </w:p>
         </w:tc>
@@ -22826,57 +23260,57 @@
               <w:jc w:val="center"/>
             </w:pPr>
             <w:r>
-              <w:t xml:space="preserve">[-0.137, 0.073]</w:t>
-            </w:r>
-          </w:p>
-        </w:tc>
-        <w:tc>
-          <w:tcPr/>
-          <w:p>
-            <w:pPr>
-              <w:pStyle w:val="Compact"/>
-              <w:jc w:val="right"/>
-            </w:pPr>
-            <w:r>
-              <w:t xml:space="preserve">.553</w:t>
-            </w:r>
-          </w:p>
-        </w:tc>
-      </w:tr>
-      <w:tr>
-        <w:tc>
-          <w:tcPr/>
-          <w:p>
-            <w:pPr>
-              <w:pStyle w:val="Compact"/>
-              <w:jc w:val="left"/>
-            </w:pPr>
-            <w:r>
-              <w:t xml:space="preserve">justification:IC_HI</w:t>
-            </w:r>
-          </w:p>
-        </w:tc>
-        <w:tc>
-          <w:tcPr/>
-          <w:p>
-            <w:pPr>
-              <w:pStyle w:val="Compact"/>
-              <w:jc w:val="right"/>
-            </w:pPr>
-            <w:r>
-              <w:t xml:space="preserve">0.009</w:t>
-            </w:r>
-          </w:p>
-        </w:tc>
-        <w:tc>
-          <w:tcPr/>
-          <w:p>
-            <w:pPr>
-              <w:pStyle w:val="Compact"/>
-              <w:jc w:val="right"/>
-            </w:pPr>
-            <w:r>
-              <w:t xml:space="preserve">0.006</w:t>
+              <w:t xml:space="preserve">[-0.096, 0.067]</w:t>
+            </w:r>
+          </w:p>
+        </w:tc>
+        <w:tc>
+          <w:tcPr/>
+          <w:p>
+            <w:pPr>
+              <w:pStyle w:val="Compact"/>
+              <w:jc w:val="right"/>
+            </w:pPr>
+            <w:r>
+              <w:t xml:space="preserve">.725</w:t>
+            </w:r>
+          </w:p>
+        </w:tc>
+      </w:tr>
+      <w:tr>
+        <w:tc>
+          <w:tcPr/>
+          <w:p>
+            <w:pPr>
+              <w:pStyle w:val="Compact"/>
+              <w:jc w:val="left"/>
+            </w:pPr>
+            <w:r>
+              <w:t xml:space="preserve">feedback:justification:IC_VI</w:t>
+            </w:r>
+          </w:p>
+        </w:tc>
+        <w:tc>
+          <w:tcPr/>
+          <w:p>
+            <w:pPr>
+              <w:pStyle w:val="Compact"/>
+              <w:jc w:val="right"/>
+            </w:pPr>
+            <w:r>
+              <w:t xml:space="preserve">-0.040</w:t>
+            </w:r>
+          </w:p>
+        </w:tc>
+        <w:tc>
+          <w:tcPr/>
+          <w:p>
+            <w:pPr>
+              <w:pStyle w:val="Compact"/>
+              <w:jc w:val="right"/>
+            </w:pPr>
+            <w:r>
+              <w:t xml:space="preserve">0.045</w:t>
             </w:r>
           </w:p>
         </w:tc>
@@ -22888,57 +23322,57 @@
               <w:jc w:val="center"/>
             </w:pPr>
             <w:r>
-              <w:t xml:space="preserve">[-0.003, 0.021]</w:t>
-            </w:r>
-          </w:p>
-        </w:tc>
-        <w:tc>
-          <w:tcPr/>
-          <w:p>
-            <w:pPr>
-              <w:pStyle w:val="Compact"/>
-              <w:jc w:val="right"/>
-            </w:pPr>
-            <w:r>
-              <w:t xml:space="preserve">.136</w:t>
-            </w:r>
-          </w:p>
-        </w:tc>
-      </w:tr>
-      <w:tr>
-        <w:tc>
-          <w:tcPr/>
-          <w:p>
-            <w:pPr>
-              <w:pStyle w:val="Compact"/>
-              <w:jc w:val="left"/>
-            </w:pPr>
-            <w:r>
-              <w:t xml:space="preserve">justification:IC_VI</w:t>
-            </w:r>
-          </w:p>
-        </w:tc>
-        <w:tc>
-          <w:tcPr/>
-          <w:p>
-            <w:pPr>
-              <w:pStyle w:val="Compact"/>
-              <w:jc w:val="right"/>
-            </w:pPr>
-            <w:r>
-              <w:t xml:space="preserve">0.005</w:t>
-            </w:r>
-          </w:p>
-        </w:tc>
-        <w:tc>
-          <w:tcPr/>
-          <w:p>
-            <w:pPr>
-              <w:pStyle w:val="Compact"/>
-              <w:jc w:val="right"/>
-            </w:pPr>
-            <w:r>
-              <w:t xml:space="preserve">0.005</w:t>
+              <w:t xml:space="preserve">[-0.129, 0.048]</w:t>
+            </w:r>
+          </w:p>
+        </w:tc>
+        <w:tc>
+          <w:tcPr/>
+          <w:p>
+            <w:pPr>
+              <w:pStyle w:val="Compact"/>
+              <w:jc w:val="right"/>
+            </w:pPr>
+            <w:r>
+              <w:t xml:space="preserve">.372</w:t>
+            </w:r>
+          </w:p>
+        </w:tc>
+      </w:tr>
+      <w:tr>
+        <w:tc>
+          <w:tcPr/>
+          <w:p>
+            <w:pPr>
+              <w:pStyle w:val="Compact"/>
+              <w:jc w:val="left"/>
+            </w:pPr>
+            <w:r>
+              <w:t xml:space="preserve">feedback:justification:IC_HC</w:t>
+            </w:r>
+          </w:p>
+        </w:tc>
+        <w:tc>
+          <w:tcPr/>
+          <w:p>
+            <w:pPr>
+              <w:pStyle w:val="Compact"/>
+              <w:jc w:val="right"/>
+            </w:pPr>
+            <w:r>
+              <w:t xml:space="preserve">-0.009</w:t>
+            </w:r>
+          </w:p>
+        </w:tc>
+        <w:tc>
+          <w:tcPr/>
+          <w:p>
+            <w:pPr>
+              <w:pStyle w:val="Compact"/>
+              <w:jc w:val="right"/>
+            </w:pPr>
+            <w:r>
+              <w:t xml:space="preserve">0.046</w:t>
             </w:r>
           </w:p>
         </w:tc>
@@ -22950,57 +23384,57 @@
               <w:jc w:val="center"/>
             </w:pPr>
             <w:r>
-              <w:t xml:space="preserve">[-0.005, 0.015]</w:t>
-            </w:r>
-          </w:p>
-        </w:tc>
-        <w:tc>
-          <w:tcPr/>
-          <w:p>
-            <w:pPr>
-              <w:pStyle w:val="Compact"/>
-              <w:jc w:val="right"/>
-            </w:pPr>
-            <w:r>
-              <w:t xml:space="preserve">.356</w:t>
-            </w:r>
-          </w:p>
-        </w:tc>
-      </w:tr>
-      <w:tr>
-        <w:tc>
-          <w:tcPr/>
-          <w:p>
-            <w:pPr>
-              <w:pStyle w:val="Compact"/>
-              <w:jc w:val="left"/>
-            </w:pPr>
-            <w:r>
-              <w:t xml:space="preserve">justification:IC_HC</w:t>
-            </w:r>
-          </w:p>
-        </w:tc>
-        <w:tc>
-          <w:tcPr/>
-          <w:p>
-            <w:pPr>
-              <w:pStyle w:val="Compact"/>
-              <w:jc w:val="right"/>
-            </w:pPr>
-            <w:r>
-              <w:t xml:space="preserve">0.010</w:t>
-            </w:r>
-          </w:p>
-        </w:tc>
-        <w:tc>
-          <w:tcPr/>
-          <w:p>
-            <w:pPr>
-              <w:pStyle w:val="Compact"/>
-              <w:jc w:val="right"/>
-            </w:pPr>
-            <w:r>
-              <w:t xml:space="preserve">0.006</w:t>
+              <w:t xml:space="preserve">[-0.099, 0.080]</w:t>
+            </w:r>
+          </w:p>
+        </w:tc>
+        <w:tc>
+          <w:tcPr/>
+          <w:p>
+            <w:pPr>
+              <w:pStyle w:val="Compact"/>
+              <w:jc w:val="right"/>
+            </w:pPr>
+            <w:r>
+              <w:t xml:space="preserve">.837</w:t>
+            </w:r>
+          </w:p>
+        </w:tc>
+      </w:tr>
+      <w:tr>
+        <w:tc>
+          <w:tcPr/>
+          <w:p>
+            <w:pPr>
+              <w:pStyle w:val="Compact"/>
+              <w:jc w:val="left"/>
+            </w:pPr>
+            <w:r>
+              <w:t xml:space="preserve">feedback:justification:IC_VC</w:t>
+            </w:r>
+          </w:p>
+        </w:tc>
+        <w:tc>
+          <w:tcPr/>
+          <w:p>
+            <w:pPr>
+              <w:pStyle w:val="Compact"/>
+              <w:jc w:val="right"/>
+            </w:pPr>
+            <w:r>
+              <w:t xml:space="preserve">-0.051</w:t>
+            </w:r>
+          </w:p>
+        </w:tc>
+        <w:tc>
+          <w:tcPr/>
+          <w:p>
+            <w:pPr>
+              <w:pStyle w:val="Compact"/>
+              <w:jc w:val="right"/>
+            </w:pPr>
+            <w:r>
+              <w:t xml:space="preserve">0.045</w:t>
             </w:r>
           </w:p>
         </w:tc>
@@ -23012,453 +23446,19 @@
               <w:jc w:val="center"/>
             </w:pPr>
             <w:r>
-              <w:t xml:space="preserve">[-0.002, 0.023]</w:t>
-            </w:r>
-          </w:p>
-        </w:tc>
-        <w:tc>
-          <w:tcPr/>
-          <w:p>
-            <w:pPr>
-              <w:pStyle w:val="Compact"/>
-              <w:jc w:val="right"/>
-            </w:pPr>
-            <w:r>
-              <w:t xml:space="preserve">.111</w:t>
-            </w:r>
-          </w:p>
-        </w:tc>
-      </w:tr>
-      <w:tr>
-        <w:tc>
-          <w:tcPr/>
-          <w:p>
-            <w:pPr>
-              <w:pStyle w:val="Compact"/>
-              <w:jc w:val="left"/>
-            </w:pPr>
-            <w:r>
-              <w:t xml:space="preserve">justification:IC_VC</w:t>
-            </w:r>
-          </w:p>
-        </w:tc>
-        <w:tc>
-          <w:tcPr/>
-          <w:p>
-            <w:pPr>
-              <w:pStyle w:val="Compact"/>
-              <w:jc w:val="right"/>
-            </w:pPr>
-            <w:r>
-              <w:t xml:space="preserve">-0.003</w:t>
-            </w:r>
-          </w:p>
-        </w:tc>
-        <w:tc>
-          <w:tcPr/>
-          <w:p>
-            <w:pPr>
-              <w:pStyle w:val="Compact"/>
-              <w:jc w:val="right"/>
-            </w:pPr>
-            <w:r>
-              <w:t xml:space="preserve">0.005</w:t>
-            </w:r>
-          </w:p>
-        </w:tc>
-        <w:tc>
-          <w:tcPr/>
-          <w:p>
-            <w:pPr>
-              <w:pStyle w:val="Compact"/>
-              <w:jc w:val="center"/>
-            </w:pPr>
-            <w:r>
-              <w:t xml:space="preserve">[-0.013, 0.008]</w:t>
-            </w:r>
-          </w:p>
-        </w:tc>
-        <w:tc>
-          <w:tcPr/>
-          <w:p>
-            <w:pPr>
-              <w:pStyle w:val="Compact"/>
-              <w:jc w:val="right"/>
-            </w:pPr>
-            <w:r>
-              <w:t xml:space="preserve">.632</w:t>
-            </w:r>
-          </w:p>
-        </w:tc>
-      </w:tr>
-      <w:tr>
-        <w:tc>
-          <w:tcPr/>
-          <w:p>
-            <w:pPr>
-              <w:pStyle w:val="Compact"/>
-              <w:jc w:val="left"/>
-            </w:pPr>
-            <w:r>
-              <w:t xml:space="preserve">feedback:justification:IH_score</w:t>
-            </w:r>
-          </w:p>
-        </w:tc>
-        <w:tc>
-          <w:tcPr/>
-          <w:p>
-            <w:pPr>
-              <w:pStyle w:val="Compact"/>
-              <w:jc w:val="right"/>
-            </w:pPr>
-            <w:r>
-              <w:t xml:space="preserve">-0.027</w:t>
-            </w:r>
-          </w:p>
-        </w:tc>
-        <w:tc>
-          <w:tcPr/>
-          <w:p>
-            <w:pPr>
-              <w:pStyle w:val="Compact"/>
-              <w:jc w:val="right"/>
-            </w:pPr>
-            <w:r>
-              <w:t xml:space="preserve">0.063</w:t>
-            </w:r>
-          </w:p>
-        </w:tc>
-        <w:tc>
-          <w:tcPr/>
-          <w:p>
-            <w:pPr>
-              <w:pStyle w:val="Compact"/>
-              <w:jc w:val="center"/>
-            </w:pPr>
-            <w:r>
-              <w:t xml:space="preserve">[-0.151, 0.097]</w:t>
-            </w:r>
-          </w:p>
-        </w:tc>
-        <w:tc>
-          <w:tcPr/>
-          <w:p>
-            <w:pPr>
-              <w:pStyle w:val="Compact"/>
-              <w:jc w:val="right"/>
-            </w:pPr>
-            <w:r>
-              <w:t xml:space="preserve">.671</w:t>
-            </w:r>
-          </w:p>
-        </w:tc>
-      </w:tr>
-      <w:tr>
-        <w:tc>
-          <w:tcPr/>
-          <w:p>
-            <w:pPr>
-              <w:pStyle w:val="Compact"/>
-              <w:jc w:val="left"/>
-            </w:pPr>
-            <w:r>
-              <w:t xml:space="preserve">feedback:justification:AOT_score</w:t>
-            </w:r>
-          </w:p>
-        </w:tc>
-        <w:tc>
-          <w:tcPr/>
-          <w:p>
-            <w:pPr>
-              <w:pStyle w:val="Compact"/>
-              <w:jc w:val="right"/>
-            </w:pPr>
-            <w:r>
-              <w:t xml:space="preserve">0.167</w:t>
-            </w:r>
-          </w:p>
-        </w:tc>
-        <w:tc>
-          <w:tcPr/>
-          <w:p>
-            <w:pPr>
-              <w:pStyle w:val="Compact"/>
-              <w:jc w:val="right"/>
-            </w:pPr>
-            <w:r>
-              <w:t xml:space="preserve">0.075</w:t>
-            </w:r>
-          </w:p>
-        </w:tc>
-        <w:tc>
-          <w:tcPr/>
-          <w:p>
-            <w:pPr>
-              <w:pStyle w:val="Compact"/>
-              <w:jc w:val="center"/>
-            </w:pPr>
-            <w:r>
-              <w:t xml:space="preserve">[0.019, 0.314]</w:t>
-            </w:r>
-          </w:p>
-        </w:tc>
-        <w:tc>
-          <w:tcPr/>
-          <w:p>
-            <w:pPr>
-              <w:pStyle w:val="Compact"/>
-              <w:jc w:val="right"/>
-            </w:pPr>
-            <w:r>
-              <w:t xml:space="preserve">.027</w:t>
-            </w:r>
-          </w:p>
-        </w:tc>
-      </w:tr>
-      <w:tr>
-        <w:tc>
-          <w:tcPr/>
-          <w:p>
-            <w:pPr>
-              <w:pStyle w:val="Compact"/>
-              <w:jc w:val="left"/>
-            </w:pPr>
-            <w:r>
-              <w:t xml:space="preserve">feedback:justification:IC_HI</w:t>
-            </w:r>
-          </w:p>
-        </w:tc>
-        <w:tc>
-          <w:tcPr/>
-          <w:p>
-            <w:pPr>
-              <w:pStyle w:val="Compact"/>
-              <w:jc w:val="right"/>
-            </w:pPr>
-            <w:r>
-              <w:t xml:space="preserve">-0.003</w:t>
-            </w:r>
-          </w:p>
-        </w:tc>
-        <w:tc>
-          <w:tcPr/>
-          <w:p>
-            <w:pPr>
-              <w:pStyle w:val="Compact"/>
-              <w:jc w:val="right"/>
-            </w:pPr>
-            <w:r>
-              <w:t xml:space="preserve">0.008</w:t>
-            </w:r>
-          </w:p>
-        </w:tc>
-        <w:tc>
-          <w:tcPr/>
-          <w:p>
-            <w:pPr>
-              <w:pStyle w:val="Compact"/>
-              <w:jc w:val="center"/>
-            </w:pPr>
-            <w:r>
-              <w:t xml:space="preserve">[-0.019, 0.014]</w:t>
-            </w:r>
-          </w:p>
-        </w:tc>
-        <w:tc>
-          <w:tcPr/>
-          <w:p>
-            <w:pPr>
-              <w:pStyle w:val="Compact"/>
-              <w:jc w:val="right"/>
-            </w:pPr>
-            <w:r>
-              <w:t xml:space="preserve">.727</w:t>
-            </w:r>
-          </w:p>
-        </w:tc>
-      </w:tr>
-      <w:tr>
-        <w:tc>
-          <w:tcPr/>
-          <w:p>
-            <w:pPr>
-              <w:pStyle w:val="Compact"/>
-              <w:jc w:val="left"/>
-            </w:pPr>
-            <w:r>
-              <w:t xml:space="preserve">feedback:justification:IC_VI</w:t>
-            </w:r>
-          </w:p>
-        </w:tc>
-        <w:tc>
-          <w:tcPr/>
-          <w:p>
-            <w:pPr>
-              <w:pStyle w:val="Compact"/>
-              <w:jc w:val="right"/>
-            </w:pPr>
-            <w:r>
-              <w:t xml:space="preserve">-0.006</w:t>
-            </w:r>
-          </w:p>
-        </w:tc>
-        <w:tc>
-          <w:tcPr/>
-          <w:p>
-            <w:pPr>
-              <w:pStyle w:val="Compact"/>
-              <w:jc w:val="right"/>
-            </w:pPr>
-            <w:r>
-              <w:t xml:space="preserve">0.007</w:t>
-            </w:r>
-          </w:p>
-        </w:tc>
-        <w:tc>
-          <w:tcPr/>
-          <w:p>
-            <w:pPr>
-              <w:pStyle w:val="Compact"/>
-              <w:jc w:val="center"/>
-            </w:pPr>
-            <w:r>
-              <w:t xml:space="preserve">[-0.021, 0.008]</w:t>
-            </w:r>
-          </w:p>
-        </w:tc>
-        <w:tc>
-          <w:tcPr/>
-          <w:p>
-            <w:pPr>
-              <w:pStyle w:val="Compact"/>
-              <w:jc w:val="right"/>
-            </w:pPr>
-            <w:r>
-              <w:t xml:space="preserve">.372</w:t>
-            </w:r>
-          </w:p>
-        </w:tc>
-      </w:tr>
-      <w:tr>
-        <w:tc>
-          <w:tcPr/>
-          <w:p>
-            <w:pPr>
-              <w:pStyle w:val="Compact"/>
-              <w:jc w:val="left"/>
-            </w:pPr>
-            <w:r>
-              <w:t xml:space="preserve">feedback:justification:IC_HC</w:t>
-            </w:r>
-          </w:p>
-        </w:tc>
-        <w:tc>
-          <w:tcPr/>
-          <w:p>
-            <w:pPr>
-              <w:pStyle w:val="Compact"/>
-              <w:jc w:val="right"/>
-            </w:pPr>
-            <w:r>
-              <w:t xml:space="preserve">-0.002</w:t>
-            </w:r>
-          </w:p>
-        </w:tc>
-        <w:tc>
-          <w:tcPr/>
-          <w:p>
-            <w:pPr>
-              <w:pStyle w:val="Compact"/>
-              <w:jc w:val="right"/>
-            </w:pPr>
-            <w:r>
-              <w:t xml:space="preserve">0.009</w:t>
-            </w:r>
-          </w:p>
-        </w:tc>
-        <w:tc>
-          <w:tcPr/>
-          <w:p>
-            <w:pPr>
-              <w:pStyle w:val="Compact"/>
-              <w:jc w:val="center"/>
-            </w:pPr>
-            <w:r>
-              <w:t xml:space="preserve">[-0.019, 0.015]</w:t>
-            </w:r>
-          </w:p>
-        </w:tc>
-        <w:tc>
-          <w:tcPr/>
-          <w:p>
-            <w:pPr>
-              <w:pStyle w:val="Compact"/>
-              <w:jc w:val="right"/>
-            </w:pPr>
-            <w:r>
-              <w:t xml:space="preserve">.838</w:t>
-            </w:r>
-          </w:p>
-        </w:tc>
-      </w:tr>
-      <w:tr>
-        <w:tc>
-          <w:tcPr/>
-          <w:p>
-            <w:pPr>
-              <w:pStyle w:val="Compact"/>
-              <w:jc w:val="left"/>
-            </w:pPr>
-            <w:r>
-              <w:t xml:space="preserve">feedback:justification:IC_VC</w:t>
-            </w:r>
-          </w:p>
-        </w:tc>
-        <w:tc>
-          <w:tcPr/>
-          <w:p>
-            <w:pPr>
-              <w:pStyle w:val="Compact"/>
-              <w:jc w:val="right"/>
-            </w:pPr>
-            <w:r>
-              <w:t xml:space="preserve">-0.008</w:t>
-            </w:r>
-          </w:p>
-        </w:tc>
-        <w:tc>
-          <w:tcPr/>
-          <w:p>
-            <w:pPr>
-              <w:pStyle w:val="Compact"/>
-              <w:jc w:val="right"/>
-            </w:pPr>
-            <w:r>
-              <w:t xml:space="preserve">0.007</w:t>
-            </w:r>
-          </w:p>
-        </w:tc>
-        <w:tc>
-          <w:tcPr/>
-          <w:p>
-            <w:pPr>
-              <w:pStyle w:val="Compact"/>
-              <w:jc w:val="center"/>
-            </w:pPr>
-            <w:r>
-              <w:t xml:space="preserve">[-0.023, 0.006]</w:t>
-            </w:r>
-          </w:p>
-        </w:tc>
-        <w:tc>
-          <w:tcPr/>
-          <w:p>
-            <w:pPr>
-              <w:pStyle w:val="Compact"/>
-              <w:jc w:val="right"/>
-            </w:pPr>
-            <w:r>
-              <w:t xml:space="preserve">.256</w:t>
+              <w:t xml:space="preserve">[-0.140, 0.037]</w:t>
+            </w:r>
+          </w:p>
+        </w:tc>
+        <w:tc>
+          <w:tcPr/>
+          <w:p>
+            <w:pPr>
+              <w:pStyle w:val="Compact"/>
+              <w:jc w:val="right"/>
+            </w:pPr>
+            <w:r>
+              <w:t xml:space="preserve">.257</w:t>
             </w:r>
           </w:p>
         </w:tc>
@@ -26244,7 +26244,7 @@
       </w:tr>
     </w:tbl>
     <w:bookmarkEnd w:id="39"/>
-    <w:bookmarkStart w:id="48" w:name="X55d5bb31491588f7d81cfb0349cc27cc194710e"/>
+    <w:bookmarkStart w:id="65" w:name="X55d5bb31491588f7d81cfb0349cc27cc194710e"/>
     <w:p>
       <w:pPr>
         <w:pStyle w:val="Heading3"/>
@@ -27368,9 +27368,1344 @@
         </w:tc>
       </w:tr>
     </w:tbl>
-    <w:bookmarkEnd w:id="48"/>
-    <w:bookmarkEnd w:id="49"/>
-    <w:bookmarkEnd w:id="50"/>
+    <w:tbl>
+      <w:tblPr>
+        <w:tblStyle w:val="Table"/>
+        <w:tblW w:type="pct" w:w="5000"/>
+        <w:tblLayout w:type="fixed"/>
+        <w:tblLook w:firstRow="0" w:lastRow="0" w:firstColumn="0" w:lastColumn="0" w:noHBand="0" w:noVBand="0" w:val="0000"/>
+      </w:tblPr>
+      <w:tblGrid>
+        <w:gridCol w:w="7920"/>
+      </w:tblGrid>
+      <w:tr>
+        <w:tc>
+          <w:tcPr/>
+          <w:bookmarkStart w:id="51" w:name="fig-calibration-model-2"/>
+          <w:p>
+            <w:pPr>
+              <w:pStyle w:val="Compact"/>
+              <w:jc w:val="center"/>
+            </w:pPr>
+            <w:r>
+              <w:drawing>
+                <wp:inline>
+                  <wp:extent cx="5334000" cy="2667000"/>
+                  <wp:effectExtent b="0" l="0" r="0" t="0"/>
+                  <wp:docPr descr="" title="" id="49" name="Picture"/>
+                  <a:graphic>
+                    <a:graphicData uri="http://schemas.openxmlformats.org/drawingml/2006/picture">
+                      <pic:pic>
+                        <pic:nvPicPr>
+                          <pic:cNvPr descr="results_files/figure-docx/fig-calibration-model-2-1.png" id="50" name="Picture"/>
+                          <pic:cNvPicPr>
+                            <a:picLocks noChangeArrowheads="1" noChangeAspect="1"/>
+                          </pic:cNvPicPr>
+                        </pic:nvPicPr>
+                        <pic:blipFill>
+                          <a:blip r:embed="rId48"/>
+                          <a:stretch>
+                            <a:fillRect/>
+                          </a:stretch>
+                        </pic:blipFill>
+                        <pic:spPr bwMode="auto">
+                          <a:xfrm>
+                            <a:off x="0" y="0"/>
+                            <a:ext cx="5334000" cy="2667000"/>
+                          </a:xfrm>
+                          <a:prstGeom prst="rect">
+                            <a:avLst/>
+                          </a:prstGeom>
+                          <a:noFill/>
+                          <a:ln w="9525">
+                            <a:noFill/>
+                            <a:headEnd/>
+                            <a:tailEnd/>
+                          </a:ln>
+                        </pic:spPr>
+                      </pic:pic>
+                    </a:graphicData>
+                  </a:graphic>
+                </wp:inline>
+              </w:drawing>
+            </w:r>
+          </w:p>
+          <w:p>
+            <w:pPr>
+              <w:jc w:val="center"/>
+            </w:pPr>
+            <w:pPr>
+              <w:jc w:val="start"/>
+              <w:spacing w:before="200"/>
+              <w:pStyle w:val="ImageCaption"/>
+            </w:pPr>
+            <w:r>
+              <w:t xml:space="preserve">Figure 4: Intellectual humility, actual accuracy, and estimated performance. Generalised additive models (GAMs) predicting participants’ estimated number of correct answers from actual accuracy and intellectual humility, fitted separately for the intuitive (left) and reflective (right) phases. Lines show model-predicted estimates across the observed range of intellectual humility scores, plotted separately for each level of actual accuracy; shaded bands indicate 95% confidence intervals. In the intuitive phase, intellectual humility was associated with a small overall downward shift in estimated performance across accuracy levels. In the reflective phase, the association between intellectual humility and estimated performance varied modestly as a function of actual accuracy, consistent with a small but significant interaction.</w:t>
+            </w:r>
+          </w:p>
+          <w:bookmarkEnd w:id="51"/>
+        </w:tc>
+      </w:tr>
+    </w:tbl>
+    <w:p>
+      <w:r>
+        <w:br w:type="page"/>
+      </w:r>
+    </w:p>
+    <w:bookmarkStart w:id="52" w:name="robustness-analysis-quasibinomial-gams"/>
+    <w:p>
+      <w:pPr>
+        <w:pStyle w:val="Heading4"/>
+      </w:pPr>
+      <w:r>
+        <w:t xml:space="preserve">1.4.3.1 Robustness analysis: quasibinomial GAMs</w:t>
+      </w:r>
+    </w:p>
+    <w:p>
+      <w:pPr>
+        <w:pStyle w:val="FirstParagraph"/>
+      </w:pPr>
+      <w:r>
+        <w:t xml:space="preserve">As a robustness analysis, we repeated the calibration analyses using quasibinomial GAMs. These models constrain predicted estimates to the possible 0–6 range while allowing for overdispersion relative to the binomial variance.</w:t>
+      </w:r>
+    </w:p>
+    <w:bookmarkEnd w:id="52"/>
+    <w:bookmarkStart w:id="54" w:name="model-estimates"/>
+    <w:p>
+      <w:pPr>
+        <w:pStyle w:val="Heading4"/>
+      </w:pPr>
+      <w:r>
+        <w:t xml:space="preserve">1.4.3.2 Model estimates</w:t>
+      </w:r>
+    </w:p>
+    <w:tbl>
+      <w:tblPr>
+        <w:tblStyle w:val="Table"/>
+        <w:tblW w:type="pct" w:w="5000"/>
+        <w:tblLayout w:type="fixed"/>
+        <w:tblLook w:firstRow="0" w:lastRow="0" w:firstColumn="0" w:lastColumn="0" w:noHBand="0" w:noVBand="0" w:val="0000"/>
+      </w:tblPr>
+      <w:tblGrid>
+        <w:gridCol w:w="7920"/>
+      </w:tblGrid>
+      <w:tr>
+        <w:tc>
+          <w:tcPr/>
+          <w:bookmarkStart w:id="53" w:name="tbl-gam-quasibinomial"/>
+          <w:p>
+            <w:pPr>
+              <w:jc w:val="center"/>
+            </w:pPr>
+            <w:pPr>
+              <w:jc w:val="start"/>
+              <w:spacing w:before="200"/>
+              <w:pStyle w:val="ImageCaption"/>
+            </w:pPr>
+            <w:r>
+              <w:t xml:space="preserve">Table 1: Quasibinomial generalised additive models predicting participants’ estimates of performance.</w:t>
+            </w:r>
+          </w:p>
+          <w:tbl>
+            <w:tblPr>
+              <w:tblStyle w:val="Table"/>
+              <w:tblW w:type="pct" w:w="5000"/>
+              <w:tblLayout w:type="fixed"/>
+              <w:tblLook w:firstRow="1" w:lastRow="0" w:firstColumn="0" w:lastColumn="0" w:noHBand="0" w:noVBand="0" w:val="0020"/>
+            </w:tblPr>
+            <w:tblGrid>
+              <w:gridCol w:w="806"/>
+              <w:gridCol w:w="806"/>
+              <w:gridCol w:w="2933"/>
+              <w:gridCol w:w="660"/>
+              <w:gridCol w:w="440"/>
+              <w:gridCol w:w="440"/>
+              <w:gridCol w:w="586"/>
+              <w:gridCol w:w="733"/>
+              <w:gridCol w:w="513"/>
+            </w:tblGrid>
+            <w:tr>
+              <w:trPr>
+                <w:tblHeader w:val="on"/>
+              </w:trPr>
+              <w:tc>
+                <w:tcPr/>
+                <w:p>
+                  <w:pPr>
+                    <w:pStyle w:val="Compact"/>
+                    <w:jc w:val="left"/>
+                    <w:jc w:val="center"/>
+                  </w:pPr>
+                  <w:r>
+                    <w:t xml:space="preserve">Model</w:t>
+                  </w:r>
+                </w:p>
+              </w:tc>
+              <w:tc>
+                <w:tcPr/>
+                <w:p>
+                  <w:pPr>
+                    <w:pStyle w:val="Compact"/>
+                    <w:jc w:val="left"/>
+                    <w:jc w:val="center"/>
+                  </w:pPr>
+                  <w:r>
+                    <w:t xml:space="preserve">Component</w:t>
+                  </w:r>
+                </w:p>
+              </w:tc>
+              <w:tc>
+                <w:tcPr/>
+                <w:p>
+                  <w:pPr>
+                    <w:pStyle w:val="Compact"/>
+                    <w:jc w:val="left"/>
+                    <w:jc w:val="center"/>
+                  </w:pPr>
+                  <w:r>
+                    <w:t xml:space="preserve">Term</w:t>
+                  </w:r>
+                </w:p>
+              </w:tc>
+              <w:tc>
+                <w:tcPr/>
+                <w:p>
+                  <w:pPr>
+                    <w:pStyle w:val="Compact"/>
+                    <w:jc w:val="right"/>
+                    <w:jc w:val="center"/>
+                  </w:pPr>
+                  <w:r>
+                    <w:t xml:space="preserve">Estimate</w:t>
+                  </w:r>
+                </w:p>
+              </w:tc>
+              <w:tc>
+                <w:tcPr/>
+                <w:p>
+                  <w:pPr>
+                    <w:pStyle w:val="Compact"/>
+                    <w:jc w:val="right"/>
+                    <w:jc w:val="center"/>
+                  </w:pPr>
+                  <w:r>
+                    <w:t xml:space="preserve">SE</w:t>
+                  </w:r>
+                </w:p>
+              </w:tc>
+              <w:tc>
+                <w:tcPr/>
+                <w:p>
+                  <w:pPr>
+                    <w:pStyle w:val="Compact"/>
+                    <w:jc w:val="right"/>
+                    <w:jc w:val="center"/>
+                  </w:pPr>
+                  <w:r>
+                    <w:t xml:space="preserve">edf</w:t>
+                  </w:r>
+                </w:p>
+              </w:tc>
+              <w:tc>
+                <w:tcPr/>
+                <w:p>
+                  <w:pPr>
+                    <w:pStyle w:val="Compact"/>
+                    <w:jc w:val="right"/>
+                    <w:jc w:val="center"/>
+                  </w:pPr>
+                  <w:r>
+                    <w:t xml:space="preserve">Ref. df</w:t>
+                  </w:r>
+                </w:p>
+              </w:tc>
+              <w:tc>
+                <w:tcPr/>
+                <w:p>
+                  <w:pPr>
+                    <w:pStyle w:val="Compact"/>
+                    <w:jc w:val="right"/>
+                    <w:jc w:val="center"/>
+                  </w:pPr>
+                  <w:r>
+                    <w:t xml:space="preserve">Statistic</w:t>
+                  </w:r>
+                </w:p>
+              </w:tc>
+              <w:tc>
+                <w:tcPr/>
+                <w:p>
+                  <w:pPr>
+                    <w:pStyle w:val="Compact"/>
+                    <w:jc w:val="right"/>
+                    <w:jc w:val="center"/>
+                  </w:pPr>
+                  <w:r>
+                    <w:t xml:space="preserve">p</w:t>
+                  </w:r>
+                </w:p>
+              </w:tc>
+            </w:tr>
+            <w:tr>
+              <w:tc>
+                <w:tcPr/>
+                <w:p>
+                  <w:pPr>
+                    <w:pStyle w:val="Compact"/>
+                    <w:jc w:val="left"/>
+                    <w:jc w:val="center"/>
+                  </w:pPr>
+                  <w:r>
+                    <w:t xml:space="preserve">Intuitive</w:t>
+                  </w:r>
+                </w:p>
+              </w:tc>
+              <w:tc>
+                <w:tcPr/>
+                <w:p>
+                  <w:pPr>
+                    <w:pStyle w:val="Compact"/>
+                    <w:jc w:val="left"/>
+                    <w:jc w:val="center"/>
+                  </w:pPr>
+                  <w:r>
+                    <w:t xml:space="preserve">Parametric</w:t>
+                  </w:r>
+                </w:p>
+              </w:tc>
+              <w:tc>
+                <w:tcPr/>
+                <w:p>
+                  <w:pPr>
+                    <w:pStyle w:val="Compact"/>
+                    <w:jc w:val="left"/>
+                    <w:jc w:val="center"/>
+                  </w:pPr>
+                  <w:r>
+                    <w:t xml:space="preserve">Intercept</w:t>
+                  </w:r>
+                </w:p>
+              </w:tc>
+              <w:tc>
+                <w:tcPr/>
+                <w:p>
+                  <w:pPr>
+                    <w:pStyle w:val="Compact"/>
+                    <w:jc w:val="right"/>
+                    <w:jc w:val="center"/>
+                  </w:pPr>
+                  <w:r>
+                    <w:t xml:space="preserve">0.502</w:t>
+                  </w:r>
+                </w:p>
+              </w:tc>
+              <w:tc>
+                <w:tcPr/>
+                <w:p>
+                  <w:pPr>
+                    <w:pStyle w:val="Compact"/>
+                    <w:jc w:val="right"/>
+                    <w:jc w:val="center"/>
+                  </w:pPr>
+                  <w:r>
+                    <w:t xml:space="preserve">0.008</w:t>
+                  </w:r>
+                </w:p>
+              </w:tc>
+              <w:tc>
+                <w:tcPr/>
+                <w:p>
+                  <w:pPr>
+                    <w:pStyle w:val="Compact"/>
+                  </w:pPr>
+                </w:p>
+              </w:tc>
+              <w:tc>
+                <w:tcPr/>
+                <w:p>
+                  <w:pPr>
+                    <w:pStyle w:val="Compact"/>
+                  </w:pPr>
+                </w:p>
+              </w:tc>
+              <w:tc>
+                <w:tcPr/>
+                <w:p>
+                  <w:pPr>
+                    <w:pStyle w:val="Compact"/>
+                    <w:jc w:val="right"/>
+                    <w:jc w:val="center"/>
+                  </w:pPr>
+                  <w:r>
+                    <w:t xml:space="preserve">65.621</w:t>
+                  </w:r>
+                </w:p>
+              </w:tc>
+              <w:tc>
+                <w:tcPr/>
+                <w:p>
+                  <w:pPr>
+                    <w:pStyle w:val="Compact"/>
+                    <w:jc w:val="right"/>
+                    <w:jc w:val="center"/>
+                  </w:pPr>
+                  <w:r>
+                    <w:t xml:space="preserve">&lt; .001</w:t>
+                  </w:r>
+                </w:p>
+              </w:tc>
+            </w:tr>
+            <w:tr>
+              <w:tc>
+                <w:tcPr/>
+                <w:p>
+                  <w:pPr>
+                    <w:pStyle w:val="Compact"/>
+                    <w:jc w:val="left"/>
+                    <w:jc w:val="center"/>
+                  </w:pPr>
+                  <w:r>
+                    <w:t xml:space="preserve">Intuitive</w:t>
+                  </w:r>
+                </w:p>
+              </w:tc>
+              <w:tc>
+                <w:tcPr/>
+                <w:p>
+                  <w:pPr>
+                    <w:pStyle w:val="Compact"/>
+                    <w:jc w:val="left"/>
+                    <w:jc w:val="center"/>
+                  </w:pPr>
+                  <w:r>
+                    <w:t xml:space="preserve">Smooth</w:t>
+                  </w:r>
+                </w:p>
+              </w:tc>
+              <w:tc>
+                <w:tcPr/>
+                <w:p>
+                  <w:pPr>
+                    <w:pStyle w:val="Compact"/>
+                    <w:jc w:val="left"/>
+                    <w:jc w:val="center"/>
+                  </w:pPr>
+                  <w:r>
+                    <w:t xml:space="preserve">Actual accuracy</w:t>
+                  </w:r>
+                </w:p>
+              </w:tc>
+              <w:tc>
+                <w:tcPr/>
+                <w:p>
+                  <w:pPr>
+                    <w:pStyle w:val="Compact"/>
+                  </w:pPr>
+                </w:p>
+              </w:tc>
+              <w:tc>
+                <w:tcPr/>
+                <w:p>
+                  <w:pPr>
+                    <w:pStyle w:val="Compact"/>
+                  </w:pPr>
+                </w:p>
+              </w:tc>
+              <w:tc>
+                <w:tcPr/>
+                <w:p>
+                  <w:pPr>
+                    <w:pStyle w:val="Compact"/>
+                    <w:jc w:val="right"/>
+                    <w:jc w:val="center"/>
+                  </w:pPr>
+                  <w:r>
+                    <w:t xml:space="preserve">4.420</w:t>
+                  </w:r>
+                </w:p>
+              </w:tc>
+              <w:tc>
+                <w:tcPr/>
+                <w:p>
+                  <w:pPr>
+                    <w:pStyle w:val="Compact"/>
+                    <w:jc w:val="right"/>
+                    <w:jc w:val="center"/>
+                  </w:pPr>
+                  <w:r>
+                    <w:t xml:space="preserve">5.032</w:t>
+                  </w:r>
+                </w:p>
+              </w:tc>
+              <w:tc>
+                <w:tcPr/>
+                <w:p>
+                  <w:pPr>
+                    <w:pStyle w:val="Compact"/>
+                    <w:jc w:val="right"/>
+                    <w:jc w:val="center"/>
+                  </w:pPr>
+                  <w:r>
+                    <w:t xml:space="preserve">135.304</w:t>
+                  </w:r>
+                </w:p>
+              </w:tc>
+              <w:tc>
+                <w:tcPr/>
+                <w:p>
+                  <w:pPr>
+                    <w:pStyle w:val="Compact"/>
+                    <w:jc w:val="right"/>
+                    <w:jc w:val="center"/>
+                  </w:pPr>
+                  <w:r>
+                    <w:t xml:space="preserve">&lt; .001</w:t>
+                  </w:r>
+                </w:p>
+              </w:tc>
+            </w:tr>
+            <w:tr>
+              <w:tc>
+                <w:tcPr/>
+                <w:p>
+                  <w:pPr>
+                    <w:pStyle w:val="Compact"/>
+                    <w:jc w:val="left"/>
+                    <w:jc w:val="center"/>
+                  </w:pPr>
+                  <w:r>
+                    <w:t xml:space="preserve">Intuitive</w:t>
+                  </w:r>
+                </w:p>
+              </w:tc>
+              <w:tc>
+                <w:tcPr/>
+                <w:p>
+                  <w:pPr>
+                    <w:pStyle w:val="Compact"/>
+                    <w:jc w:val="left"/>
+                    <w:jc w:val="center"/>
+                  </w:pPr>
+                  <w:r>
+                    <w:t xml:space="preserve">Smooth</w:t>
+                  </w:r>
+                </w:p>
+              </w:tc>
+              <w:tc>
+                <w:tcPr/>
+                <w:p>
+                  <w:pPr>
+                    <w:pStyle w:val="Compact"/>
+                    <w:jc w:val="left"/>
+                    <w:jc w:val="center"/>
+                  </w:pPr>
+                  <w:r>
+                    <w:t xml:space="preserve">Intellectual humility</w:t>
+                  </w:r>
+                </w:p>
+              </w:tc>
+              <w:tc>
+                <w:tcPr/>
+                <w:p>
+                  <w:pPr>
+                    <w:pStyle w:val="Compact"/>
+                  </w:pPr>
+                </w:p>
+              </w:tc>
+              <w:tc>
+                <w:tcPr/>
+                <w:p>
+                  <w:pPr>
+                    <w:pStyle w:val="Compact"/>
+                  </w:pPr>
+                </w:p>
+              </w:tc>
+              <w:tc>
+                <w:tcPr/>
+                <w:p>
+                  <w:pPr>
+                    <w:pStyle w:val="Compact"/>
+                    <w:jc w:val="right"/>
+                    <w:jc w:val="center"/>
+                  </w:pPr>
+                  <w:r>
+                    <w:t xml:space="preserve">2.187</w:t>
+                  </w:r>
+                </w:p>
+              </w:tc>
+              <w:tc>
+                <w:tcPr/>
+                <w:p>
+                  <w:pPr>
+                    <w:pStyle w:val="Compact"/>
+                    <w:jc w:val="right"/>
+                    <w:jc w:val="center"/>
+                  </w:pPr>
+                  <w:r>
+                    <w:t xml:space="preserve">2.661</w:t>
+                  </w:r>
+                </w:p>
+              </w:tc>
+              <w:tc>
+                <w:tcPr/>
+                <w:p>
+                  <w:pPr>
+                    <w:pStyle w:val="Compact"/>
+                    <w:jc w:val="right"/>
+                    <w:jc w:val="center"/>
+                  </w:pPr>
+                  <w:r>
+                    <w:t xml:space="preserve">10.229</w:t>
+                  </w:r>
+                </w:p>
+              </w:tc>
+              <w:tc>
+                <w:tcPr/>
+                <w:p>
+                  <w:pPr>
+                    <w:pStyle w:val="Compact"/>
+                    <w:jc w:val="right"/>
+                    <w:jc w:val="center"/>
+                  </w:pPr>
+                  <w:r>
+                    <w:t xml:space="preserve">&lt; .001</w:t>
+                  </w:r>
+                </w:p>
+              </w:tc>
+            </w:tr>
+            <w:tr>
+              <w:tc>
+                <w:tcPr/>
+                <w:p>
+                  <w:pPr>
+                    <w:pStyle w:val="Compact"/>
+                    <w:jc w:val="left"/>
+                    <w:jc w:val="center"/>
+                  </w:pPr>
+                  <w:r>
+                    <w:t xml:space="preserve">Intuitive</w:t>
+                  </w:r>
+                </w:p>
+              </w:tc>
+              <w:tc>
+                <w:tcPr/>
+                <w:p>
+                  <w:pPr>
+                    <w:pStyle w:val="Compact"/>
+                    <w:jc w:val="left"/>
+                    <w:jc w:val="center"/>
+                  </w:pPr>
+                  <w:r>
+                    <w:t xml:space="preserve">Smooth</w:t>
+                  </w:r>
+                </w:p>
+              </w:tc>
+              <w:tc>
+                <w:tcPr/>
+                <w:p>
+                  <w:pPr>
+                    <w:pStyle w:val="Compact"/>
+                    <w:jc w:val="left"/>
+                    <w:jc w:val="center"/>
+                  </w:pPr>
+                  <w:r>
+                    <w:t xml:space="preserve">Actual accuracy × intellectual humility</w:t>
+                  </w:r>
+                </w:p>
+              </w:tc>
+              <w:tc>
+                <w:tcPr/>
+                <w:p>
+                  <w:pPr>
+                    <w:pStyle w:val="Compact"/>
+                  </w:pPr>
+                </w:p>
+              </w:tc>
+              <w:tc>
+                <w:tcPr/>
+                <w:p>
+                  <w:pPr>
+                    <w:pStyle w:val="Compact"/>
+                  </w:pPr>
+                </w:p>
+              </w:tc>
+              <w:tc>
+                <w:tcPr/>
+                <w:p>
+                  <w:pPr>
+                    <w:pStyle w:val="Compact"/>
+                    <w:jc w:val="right"/>
+                    <w:jc w:val="center"/>
+                  </w:pPr>
+                  <w:r>
+                    <w:t xml:space="preserve">1.610</w:t>
+                  </w:r>
+                </w:p>
+              </w:tc>
+              <w:tc>
+                <w:tcPr/>
+                <w:p>
+                  <w:pPr>
+                    <w:pStyle w:val="Compact"/>
+                    <w:jc w:val="right"/>
+                    <w:jc w:val="center"/>
+                  </w:pPr>
+                  <w:r>
+                    <w:t xml:space="preserve">2.009</w:t>
+                  </w:r>
+                </w:p>
+              </w:tc>
+              <w:tc>
+                <w:tcPr/>
+                <w:p>
+                  <w:pPr>
+                    <w:pStyle w:val="Compact"/>
+                    <w:jc w:val="right"/>
+                    <w:jc w:val="center"/>
+                  </w:pPr>
+                  <w:r>
+                    <w:t xml:space="preserve">0.582</w:t>
+                  </w:r>
+                </w:p>
+              </w:tc>
+              <w:tc>
+                <w:tcPr/>
+                <w:p>
+                  <w:pPr>
+                    <w:pStyle w:val="Compact"/>
+                    <w:jc w:val="right"/>
+                    <w:jc w:val="center"/>
+                  </w:pPr>
+                  <w:r>
+                    <w:t xml:space="preserve">.570</w:t>
+                  </w:r>
+                </w:p>
+              </w:tc>
+            </w:tr>
+            <w:tr>
+              <w:tc>
+                <w:tcPr/>
+                <w:p>
+                  <w:pPr>
+                    <w:pStyle w:val="Compact"/>
+                    <w:jc w:val="left"/>
+                    <w:jc w:val="center"/>
+                  </w:pPr>
+                  <w:r>
+                    <w:t xml:space="preserve">Reflective</w:t>
+                  </w:r>
+                </w:p>
+              </w:tc>
+              <w:tc>
+                <w:tcPr/>
+                <w:p>
+                  <w:pPr>
+                    <w:pStyle w:val="Compact"/>
+                    <w:jc w:val="left"/>
+                    <w:jc w:val="center"/>
+                  </w:pPr>
+                  <w:r>
+                    <w:t xml:space="preserve">Parametric</w:t>
+                  </w:r>
+                </w:p>
+              </w:tc>
+              <w:tc>
+                <w:tcPr/>
+                <w:p>
+                  <w:pPr>
+                    <w:pStyle w:val="Compact"/>
+                    <w:jc w:val="left"/>
+                    <w:jc w:val="center"/>
+                  </w:pPr>
+                  <w:r>
+                    <w:t xml:space="preserve">Intercept</w:t>
+                  </w:r>
+                </w:p>
+              </w:tc>
+              <w:tc>
+                <w:tcPr/>
+                <w:p>
+                  <w:pPr>
+                    <w:pStyle w:val="Compact"/>
+                    <w:jc w:val="right"/>
+                    <w:jc w:val="center"/>
+                  </w:pPr>
+                  <w:r>
+                    <w:t xml:space="preserve">1.662</w:t>
+                  </w:r>
+                </w:p>
+              </w:tc>
+              <w:tc>
+                <w:tcPr/>
+                <w:p>
+                  <w:pPr>
+                    <w:pStyle w:val="Compact"/>
+                    <w:jc w:val="right"/>
+                    <w:jc w:val="center"/>
+                  </w:pPr>
+                  <w:r>
+                    <w:t xml:space="preserve">0.011</w:t>
+                  </w:r>
+                </w:p>
+              </w:tc>
+              <w:tc>
+                <w:tcPr/>
+                <w:p>
+                  <w:pPr>
+                    <w:pStyle w:val="Compact"/>
+                  </w:pPr>
+                </w:p>
+              </w:tc>
+              <w:tc>
+                <w:tcPr/>
+                <w:p>
+                  <w:pPr>
+                    <w:pStyle w:val="Compact"/>
+                  </w:pPr>
+                </w:p>
+              </w:tc>
+              <w:tc>
+                <w:tcPr/>
+                <w:p>
+                  <w:pPr>
+                    <w:pStyle w:val="Compact"/>
+                    <w:jc w:val="right"/>
+                    <w:jc w:val="center"/>
+                  </w:pPr>
+                  <w:r>
+                    <w:t xml:space="preserve">150.685</w:t>
+                  </w:r>
+                </w:p>
+              </w:tc>
+              <w:tc>
+                <w:tcPr/>
+                <w:p>
+                  <w:pPr>
+                    <w:pStyle w:val="Compact"/>
+                    <w:jc w:val="right"/>
+                    <w:jc w:val="center"/>
+                  </w:pPr>
+                  <w:r>
+                    <w:t xml:space="preserve">&lt; .001</w:t>
+                  </w:r>
+                </w:p>
+              </w:tc>
+            </w:tr>
+            <w:tr>
+              <w:tc>
+                <w:tcPr/>
+                <w:p>
+                  <w:pPr>
+                    <w:pStyle w:val="Compact"/>
+                    <w:jc w:val="left"/>
+                    <w:jc w:val="center"/>
+                  </w:pPr>
+                  <w:r>
+                    <w:t xml:space="preserve">Reflective</w:t>
+                  </w:r>
+                </w:p>
+              </w:tc>
+              <w:tc>
+                <w:tcPr/>
+                <w:p>
+                  <w:pPr>
+                    <w:pStyle w:val="Compact"/>
+                    <w:jc w:val="left"/>
+                    <w:jc w:val="center"/>
+                  </w:pPr>
+                  <w:r>
+                    <w:t xml:space="preserve">Smooth</w:t>
+                  </w:r>
+                </w:p>
+              </w:tc>
+              <w:tc>
+                <w:tcPr/>
+                <w:p>
+                  <w:pPr>
+                    <w:pStyle w:val="Compact"/>
+                    <w:jc w:val="left"/>
+                    <w:jc w:val="center"/>
+                  </w:pPr>
+                  <w:r>
+                    <w:t xml:space="preserve">Actual accuracy</w:t>
+                  </w:r>
+                </w:p>
+              </w:tc>
+              <w:tc>
+                <w:tcPr/>
+                <w:p>
+                  <w:pPr>
+                    <w:pStyle w:val="Compact"/>
+                  </w:pPr>
+                </w:p>
+              </w:tc>
+              <w:tc>
+                <w:tcPr/>
+                <w:p>
+                  <w:pPr>
+                    <w:pStyle w:val="Compact"/>
+                  </w:pPr>
+                </w:p>
+              </w:tc>
+              <w:tc>
+                <w:tcPr/>
+                <w:p>
+                  <w:pPr>
+                    <w:pStyle w:val="Compact"/>
+                    <w:jc w:val="right"/>
+                    <w:jc w:val="center"/>
+                  </w:pPr>
+                  <w:r>
+                    <w:t xml:space="preserve">5.151</w:t>
+                  </w:r>
+                </w:p>
+              </w:tc>
+              <w:tc>
+                <w:tcPr/>
+                <w:p>
+                  <w:pPr>
+                    <w:pStyle w:val="Compact"/>
+                    <w:jc w:val="right"/>
+                    <w:jc w:val="center"/>
+                  </w:pPr>
+                  <w:r>
+                    <w:t xml:space="preserve">5.754</w:t>
+                  </w:r>
+                </w:p>
+              </w:tc>
+              <w:tc>
+                <w:tcPr/>
+                <w:p>
+                  <w:pPr>
+                    <w:pStyle w:val="Compact"/>
+                    <w:jc w:val="right"/>
+                    <w:jc w:val="center"/>
+                  </w:pPr>
+                  <w:r>
+                    <w:t xml:space="preserve">257.390</w:t>
+                  </w:r>
+                </w:p>
+              </w:tc>
+              <w:tc>
+                <w:tcPr/>
+                <w:p>
+                  <w:pPr>
+                    <w:pStyle w:val="Compact"/>
+                    <w:jc w:val="right"/>
+                    <w:jc w:val="center"/>
+                  </w:pPr>
+                  <w:r>
+                    <w:t xml:space="preserve">&lt; .001</w:t>
+                  </w:r>
+                </w:p>
+              </w:tc>
+            </w:tr>
+            <w:tr>
+              <w:tc>
+                <w:tcPr/>
+                <w:p>
+                  <w:pPr>
+                    <w:pStyle w:val="Compact"/>
+                    <w:jc w:val="left"/>
+                    <w:jc w:val="center"/>
+                  </w:pPr>
+                  <w:r>
+                    <w:t xml:space="preserve">Reflective</w:t>
+                  </w:r>
+                </w:p>
+              </w:tc>
+              <w:tc>
+                <w:tcPr/>
+                <w:p>
+                  <w:pPr>
+                    <w:pStyle w:val="Compact"/>
+                    <w:jc w:val="left"/>
+                    <w:jc w:val="center"/>
+                  </w:pPr>
+                  <w:r>
+                    <w:t xml:space="preserve">Smooth</w:t>
+                  </w:r>
+                </w:p>
+              </w:tc>
+              <w:tc>
+                <w:tcPr/>
+                <w:p>
+                  <w:pPr>
+                    <w:pStyle w:val="Compact"/>
+                    <w:jc w:val="left"/>
+                    <w:jc w:val="center"/>
+                  </w:pPr>
+                  <w:r>
+                    <w:t xml:space="preserve">Intellectual humility</w:t>
+                  </w:r>
+                </w:p>
+              </w:tc>
+              <w:tc>
+                <w:tcPr/>
+                <w:p>
+                  <w:pPr>
+                    <w:pStyle w:val="Compact"/>
+                  </w:pPr>
+                </w:p>
+              </w:tc>
+              <w:tc>
+                <w:tcPr/>
+                <w:p>
+                  <w:pPr>
+                    <w:pStyle w:val="Compact"/>
+                  </w:pPr>
+                </w:p>
+              </w:tc>
+              <w:tc>
+                <w:tcPr/>
+                <w:p>
+                  <w:pPr>
+                    <w:pStyle w:val="Compact"/>
+                    <w:jc w:val="right"/>
+                    <w:jc w:val="center"/>
+                  </w:pPr>
+                  <w:r>
+                    <w:t xml:space="preserve">2.011</w:t>
+                  </w:r>
+                </w:p>
+              </w:tc>
+              <w:tc>
+                <w:tcPr/>
+                <w:p>
+                  <w:pPr>
+                    <w:pStyle w:val="Compact"/>
+                    <w:jc w:val="right"/>
+                    <w:jc w:val="center"/>
+                  </w:pPr>
+                  <w:r>
+                    <w:t xml:space="preserve">2.473</w:t>
+                  </w:r>
+                </w:p>
+              </w:tc>
+              <w:tc>
+                <w:tcPr/>
+                <w:p>
+                  <w:pPr>
+                    <w:pStyle w:val="Compact"/>
+                    <w:jc w:val="right"/>
+                    <w:jc w:val="center"/>
+                  </w:pPr>
+                  <w:r>
+                    <w:t xml:space="preserve">2.162</w:t>
+                  </w:r>
+                </w:p>
+              </w:tc>
+              <w:tc>
+                <w:tcPr/>
+                <w:p>
+                  <w:pPr>
+                    <w:pStyle w:val="Compact"/>
+                    <w:jc w:val="right"/>
+                    <w:jc w:val="center"/>
+                  </w:pPr>
+                  <w:r>
+                    <w:t xml:space="preserve">.093</w:t>
+                  </w:r>
+                </w:p>
+              </w:tc>
+            </w:tr>
+            <w:tr>
+              <w:tc>
+                <w:tcPr/>
+                <w:p>
+                  <w:pPr>
+                    <w:pStyle w:val="Compact"/>
+                    <w:jc w:val="left"/>
+                    <w:jc w:val="center"/>
+                  </w:pPr>
+                  <w:r>
+                    <w:t xml:space="preserve">Reflective</w:t>
+                  </w:r>
+                </w:p>
+              </w:tc>
+              <w:tc>
+                <w:tcPr/>
+                <w:p>
+                  <w:pPr>
+                    <w:pStyle w:val="Compact"/>
+                    <w:jc w:val="left"/>
+                    <w:jc w:val="center"/>
+                  </w:pPr>
+                  <w:r>
+                    <w:t xml:space="preserve">Smooth</w:t>
+                  </w:r>
+                </w:p>
+              </w:tc>
+              <w:tc>
+                <w:tcPr/>
+                <w:p>
+                  <w:pPr>
+                    <w:pStyle w:val="Compact"/>
+                    <w:jc w:val="left"/>
+                    <w:jc w:val="center"/>
+                  </w:pPr>
+                  <w:r>
+                    <w:t xml:space="preserve">Actual accuracy × intellectual humility</w:t>
+                  </w:r>
+                </w:p>
+              </w:tc>
+              <w:tc>
+                <w:tcPr/>
+                <w:p>
+                  <w:pPr>
+                    <w:pStyle w:val="Compact"/>
+                  </w:pPr>
+                </w:p>
+              </w:tc>
+              <w:tc>
+                <w:tcPr/>
+                <w:p>
+                  <w:pPr>
+                    <w:pStyle w:val="Compact"/>
+                  </w:pPr>
+                </w:p>
+              </w:tc>
+              <w:tc>
+                <w:tcPr/>
+                <w:p>
+                  <w:pPr>
+                    <w:pStyle w:val="Compact"/>
+                    <w:jc w:val="right"/>
+                    <w:jc w:val="center"/>
+                  </w:pPr>
+                  <w:r>
+                    <w:t xml:space="preserve">2.341</w:t>
+                  </w:r>
+                </w:p>
+              </w:tc>
+              <w:tc>
+                <w:tcPr/>
+                <w:p>
+                  <w:pPr>
+                    <w:pStyle w:val="Compact"/>
+                    <w:jc w:val="right"/>
+                    <w:jc w:val="center"/>
+                  </w:pPr>
+                  <w:r>
+                    <w:t xml:space="preserve">2.936</w:t>
+                  </w:r>
+                </w:p>
+              </w:tc>
+              <w:tc>
+                <w:tcPr/>
+                <w:p>
+                  <w:pPr>
+                    <w:pStyle w:val="Compact"/>
+                    <w:jc w:val="right"/>
+                    <w:jc w:val="center"/>
+                  </w:pPr>
+                  <w:r>
+                    <w:t xml:space="preserve">5.344</w:t>
+                  </w:r>
+                </w:p>
+              </w:tc>
+              <w:tc>
+                <w:tcPr/>
+                <w:p>
+                  <w:pPr>
+                    <w:pStyle w:val="Compact"/>
+                    <w:jc w:val="right"/>
+                    <w:jc w:val="center"/>
+                  </w:pPr>
+                  <w:r>
+                    <w:t xml:space="preserve">.002</w:t>
+                  </w:r>
+                </w:p>
+              </w:tc>
+            </w:tr>
+          </w:tbl>
+          <w:bookmarkEnd w:id="53"/>
+          <w:p/>
+        </w:tc>
+      </w:tr>
+    </w:tbl>
+    <w:bookmarkEnd w:id="54"/>
+    <w:bookmarkStart w:id="59" w:name="predicted-calibration-curves"/>
+    <w:p>
+      <w:pPr>
+        <w:pStyle w:val="Heading4"/>
+      </w:pPr>
+      <w:r>
+        <w:t xml:space="preserve">1.4.3.3 Predicted calibration curves</w:t>
+      </w:r>
+    </w:p>
+    <w:tbl>
+      <w:tblPr>
+        <w:tblStyle w:val="Table"/>
+        <w:tblW w:type="pct" w:w="5000"/>
+        <w:tblLayout w:type="fixed"/>
+        <w:tblLook w:firstRow="0" w:lastRow="0" w:firstColumn="0" w:lastColumn="0" w:noHBand="0" w:noVBand="0" w:val="0000"/>
+      </w:tblPr>
+      <w:tblGrid>
+        <w:gridCol w:w="7920"/>
+      </w:tblGrid>
+      <w:tr>
+        <w:tc>
+          <w:tcPr/>
+          <w:bookmarkStart w:id="58" w:name="fig-gam-qbin-calibration"/>
+          <w:p>
+            <w:pPr>
+              <w:pStyle w:val="Compact"/>
+              <w:jc w:val="center"/>
+            </w:pPr>
+            <w:r>
+              <w:drawing>
+                <wp:inline>
+                  <wp:extent cx="5334000" cy="2667000"/>
+                  <wp:effectExtent b="0" l="0" r="0" t="0"/>
+                  <wp:docPr descr="" title="" id="56" name="Picture"/>
+                  <a:graphic>
+                    <a:graphicData uri="http://schemas.openxmlformats.org/drawingml/2006/picture">
+                      <pic:pic>
+                        <pic:nvPicPr>
+                          <pic:cNvPr descr="results_files/figure-docx/fig-gam-qbin-calibration-1.png" id="57" name="Picture"/>
+                          <pic:cNvPicPr>
+                            <a:picLocks noChangeArrowheads="1" noChangeAspect="1"/>
+                          </pic:cNvPicPr>
+                        </pic:nvPicPr>
+                        <pic:blipFill>
+                          <a:blip r:embed="rId55"/>
+                          <a:stretch>
+                            <a:fillRect/>
+                          </a:stretch>
+                        </pic:blipFill>
+                        <pic:spPr bwMode="auto">
+                          <a:xfrm>
+                            <a:off x="0" y="0"/>
+                            <a:ext cx="5334000" cy="2667000"/>
+                          </a:xfrm>
+                          <a:prstGeom prst="rect">
+                            <a:avLst/>
+                          </a:prstGeom>
+                          <a:noFill/>
+                          <a:ln w="9525">
+                            <a:noFill/>
+                            <a:headEnd/>
+                            <a:tailEnd/>
+                          </a:ln>
+                        </pic:spPr>
+                      </pic:pic>
+                    </a:graphicData>
+                  </a:graphic>
+                </wp:inline>
+              </w:drawing>
+            </w:r>
+          </w:p>
+          <w:p>
+            <w:pPr>
+              <w:jc w:val="center"/>
+            </w:pPr>
+            <w:pPr>
+              <w:jc w:val="start"/>
+              <w:spacing w:before="200"/>
+              <w:pStyle w:val="ImageCaption"/>
+            </w:pPr>
+            <w:r>
+              <w:t xml:space="preserve">Figure 5: Quasibinomial robustness analysis of intellectual humility and calibration of estimated performance. Lines show model-predicted estimates at the mean and ±1 SD of intellectual humility; shaded bands indicate 95% confidence intervals. The dashed diagonal indicates perfect calibration.</w:t>
+            </w:r>
+          </w:p>
+          <w:bookmarkEnd w:id="58"/>
+        </w:tc>
+      </w:tr>
+    </w:tbl>
+    <w:bookmarkEnd w:id="59"/>
+    <w:bookmarkStart w:id="64" w:name="intellectual-humility-interaction-plots"/>
+    <w:p>
+      <w:pPr>
+        <w:pStyle w:val="Heading4"/>
+      </w:pPr>
+      <w:r>
+        <w:t xml:space="preserve">1.4.3.4 Intellectual humility interaction plots</w:t>
+      </w:r>
+    </w:p>
+    <w:tbl>
+      <w:tblPr>
+        <w:tblStyle w:val="Table"/>
+        <w:tblW w:type="pct" w:w="5000"/>
+        <w:tblLayout w:type="fixed"/>
+        <w:tblLook w:firstRow="0" w:lastRow="0" w:firstColumn="0" w:lastColumn="0" w:noHBand="0" w:noVBand="0" w:val="0000"/>
+      </w:tblPr>
+      <w:tblGrid>
+        <w:gridCol w:w="7920"/>
+      </w:tblGrid>
+      <w:tr>
+        <w:tc>
+          <w:tcPr/>
+          <w:bookmarkStart w:id="63" w:name="fig-gam-qbin-IH"/>
+          <w:p>
+            <w:pPr>
+              <w:pStyle w:val="Compact"/>
+              <w:jc w:val="center"/>
+            </w:pPr>
+            <w:r>
+              <w:drawing>
+                <wp:inline>
+                  <wp:extent cx="5334000" cy="2667000"/>
+                  <wp:effectExtent b="0" l="0" r="0" t="0"/>
+                  <wp:docPr descr="" title="" id="61" name="Picture"/>
+                  <a:graphic>
+                    <a:graphicData uri="http://schemas.openxmlformats.org/drawingml/2006/picture">
+                      <pic:pic>
+                        <pic:nvPicPr>
+                          <pic:cNvPr descr="results_files/figure-docx/fig-gam-qbin-IH-1.png" id="62" name="Picture"/>
+                          <pic:cNvPicPr>
+                            <a:picLocks noChangeArrowheads="1" noChangeAspect="1"/>
+                          </pic:cNvPicPr>
+                        </pic:nvPicPr>
+                        <pic:blipFill>
+                          <a:blip r:embed="rId60"/>
+                          <a:stretch>
+                            <a:fillRect/>
+                          </a:stretch>
+                        </pic:blipFill>
+                        <pic:spPr bwMode="auto">
+                          <a:xfrm>
+                            <a:off x="0" y="0"/>
+                            <a:ext cx="5334000" cy="2667000"/>
+                          </a:xfrm>
+                          <a:prstGeom prst="rect">
+                            <a:avLst/>
+                          </a:prstGeom>
+                          <a:noFill/>
+                          <a:ln w="9525">
+                            <a:noFill/>
+                            <a:headEnd/>
+                            <a:tailEnd/>
+                          </a:ln>
+                        </pic:spPr>
+                      </pic:pic>
+                    </a:graphicData>
+                  </a:graphic>
+                </wp:inline>
+              </w:drawing>
+            </w:r>
+          </w:p>
+          <w:p>
+            <w:pPr>
+              <w:jc w:val="center"/>
+            </w:pPr>
+            <w:pPr>
+              <w:jc w:val="start"/>
+              <w:spacing w:before="200"/>
+              <w:pStyle w:val="ImageCaption"/>
+            </w:pPr>
+            <w:r>
+              <w:t xml:space="preserve">Figure 6: Quasibinomial robustness analysis of intellectual humility, actual accuracy, and estimated performance. Lines show model-predicted estimates across the observed range of intellectual humility scores, separately for each level of actual accuracy; shaded bands indicate 95% confidence intervals.</w:t>
+            </w:r>
+          </w:p>
+          <w:bookmarkEnd w:id="63"/>
+        </w:tc>
+      </w:tr>
+    </w:tbl>
+    <w:bookmarkEnd w:id="64"/>
+    <w:bookmarkEnd w:id="65"/>
+    <w:bookmarkEnd w:id="66"/>
+    <w:bookmarkEnd w:id="67"/>
     <w:sectPr/>
   </w:body>
 </w:document>

--- a/analysis-code/results.docx
+++ b/analysis-code/results.docx
@@ -21,7 +21,7 @@
         <w:pStyle w:val="Date"/>
       </w:pPr>
       <w:r>
-        <w:t xml:space="preserve">2026-08-24</w:t>
+        <w:t xml:space="preserve">2026-09-03</w:t>
       </w:r>
     </w:p>
     <w:p>
@@ -29,7 +29,7 @@
         <w:br w:type="page"/>
       </w:r>
     </w:p>
-    <w:bookmarkStart w:id="67" w:name="results"/>
+    <w:bookmarkStart w:id="69" w:name="results"/>
     <w:p>
       <w:pPr>
         <w:pStyle w:val="Heading1"/>
@@ -18765,7 +18765,7 @@
     <w:bookmarkEnd w:id="35"/>
     <w:bookmarkEnd w:id="36"/>
     <w:bookmarkEnd w:id="37"/>
-    <w:bookmarkStart w:id="66" w:name="exploratory-analyses"/>
+    <w:bookmarkStart w:id="68" w:name="exploratory-analyses"/>
     <w:p>
       <w:pPr>
         <w:pStyle w:val="Heading2"/>
@@ -18774,13 +18774,2058 @@
         <w:t xml:space="preserve">1.4 Exploratory Analyses</w:t>
       </w:r>
     </w:p>
-    <w:bookmarkStart w:id="38" w:name="X715d53ed7a3146640af0b1534337bb41a21f168"/>
+    <w:bookmarkStart w:id="39" w:name="Xb93f2b75b28b47f87e65e047c9dd8bb7e61497d"/>
     <w:p>
       <w:pPr>
         <w:pStyle w:val="Heading3"/>
       </w:pPr>
       <w:r>
-        <w:t xml:space="preserve">1.4.1 Individual Differences and Corrective Behaviour</w:t>
+        <w:t xml:space="preserve">1.4.1 Scales reliability and measurement invariance</w:t>
+      </w:r>
+    </w:p>
+    <w:p>
+      <w:pPr>
+        <w:pStyle w:val="FirstParagraph"/>
+      </w:pPr>
+      <w:r>
+        <w:t xml:space="preserve">Note: for these analyses I have included only countries with N</w:t>
+      </w:r>
+      <w:r>
+        <w:t xml:space="preserve"> </w:t>
+      </w:r>
+      <m:oMath>
+        <m:r>
+          <m:rPr>
+            <m:sty m:val="p"/>
+          </m:rPr>
+          <m:t>≥</m:t>
+        </m:r>
+      </m:oMath>
+      <w:r>
+        <w:t xml:space="preserve"> </w:t>
+      </w:r>
+      <w:r>
+        <w:t xml:space="preserve">100.</w:t>
+      </w:r>
+    </w:p>
+    <w:bookmarkStart w:id="38" w:name="intellectual-humility"/>
+    <w:p>
+      <w:pPr>
+        <w:pStyle w:val="Heading4"/>
+      </w:pPr>
+      <w:r>
+        <w:t xml:space="preserve">1.4.1.1 Intellectual humility</w:t>
+      </w:r>
+    </w:p>
+    <w:p>
+      <w:pPr>
+        <w:pStyle w:val="TableCaption"/>
+      </w:pPr>
+      <w:r>
+        <w:t xml:space="preserve">Internal consistency of the Intellectual Humility scale by country (only countries with N&gt;100 shown).</w:t>
+      </w:r>
+    </w:p>
+    <w:tbl>
+      <w:tblPr>
+        <w:tblStyle w:val="Table"/>
+        <w:tblW w:type="auto" w:w="0"/>
+        <w:tblLook w:firstRow="1" w:lastRow="0" w:firstColumn="0" w:lastColumn="0" w:noHBand="0" w:noVBand="0" w:val="0020"/>
+        <w:tblCaption w:val="Internal consistency of the Intellectual Humility scale by country (only countries with N&gt;100 shown)."/>
+      </w:tblPr>
+      <w:tblGrid>
+        <w:gridCol w:w="2640"/>
+        <w:gridCol w:w="2640"/>
+        <w:gridCol w:w="2640"/>
+      </w:tblGrid>
+      <w:tr>
+        <w:trPr>
+          <w:tblHeader w:val="on"/>
+        </w:trPr>
+        <w:tc>
+          <w:tcPr/>
+          <w:p>
+            <w:pPr>
+              <w:pStyle w:val="Compact"/>
+              <w:jc w:val="left"/>
+            </w:pPr>
+            <w:r>
+              <w:t xml:space="preserve">Country</w:t>
+            </w:r>
+          </w:p>
+        </w:tc>
+        <w:tc>
+          <w:tcPr/>
+          <w:p>
+            <w:pPr>
+              <w:pStyle w:val="Compact"/>
+              <w:jc w:val="right"/>
+            </w:pPr>
+            <w:r>
+              <w:t xml:space="preserve">N</w:t>
+            </w:r>
+          </w:p>
+        </w:tc>
+        <w:tc>
+          <w:tcPr/>
+          <w:p>
+            <w:pPr>
+              <w:pStyle w:val="Compact"/>
+              <w:jc w:val="right"/>
+            </w:pPr>
+            <w:r>
+              <w:t xml:space="preserve">alpha</w:t>
+            </w:r>
+          </w:p>
+        </w:tc>
+      </w:tr>
+      <w:tr>
+        <w:tc>
+          <w:tcPr/>
+          <w:p>
+            <w:pPr>
+              <w:pStyle w:val="Compact"/>
+              <w:jc w:val="left"/>
+            </w:pPr>
+            <w:r>
+              <w:t xml:space="preserve">United States</w:t>
+            </w:r>
+          </w:p>
+        </w:tc>
+        <w:tc>
+          <w:tcPr/>
+          <w:p>
+            <w:pPr>
+              <w:pStyle w:val="Compact"/>
+              <w:jc w:val="right"/>
+            </w:pPr>
+            <w:r>
+              <w:t xml:space="preserve">1672</w:t>
+            </w:r>
+          </w:p>
+        </w:tc>
+        <w:tc>
+          <w:tcPr/>
+          <w:p>
+            <w:pPr>
+              <w:pStyle w:val="Compact"/>
+              <w:jc w:val="right"/>
+            </w:pPr>
+            <w:r>
+              <w:t xml:space="preserve">0.64</w:t>
+            </w:r>
+          </w:p>
+        </w:tc>
+      </w:tr>
+      <w:tr>
+        <w:tc>
+          <w:tcPr/>
+          <w:p>
+            <w:pPr>
+              <w:pStyle w:val="Compact"/>
+              <w:jc w:val="left"/>
+            </w:pPr>
+            <w:r>
+              <w:t xml:space="preserve">Turkey</w:t>
+            </w:r>
+          </w:p>
+        </w:tc>
+        <w:tc>
+          <w:tcPr/>
+          <w:p>
+            <w:pPr>
+              <w:pStyle w:val="Compact"/>
+              <w:jc w:val="right"/>
+            </w:pPr>
+            <w:r>
+              <w:t xml:space="preserve">1468</w:t>
+            </w:r>
+          </w:p>
+        </w:tc>
+        <w:tc>
+          <w:tcPr/>
+          <w:p>
+            <w:pPr>
+              <w:pStyle w:val="Compact"/>
+              <w:jc w:val="right"/>
+            </w:pPr>
+            <w:r>
+              <w:t xml:space="preserve">0.65</w:t>
+            </w:r>
+          </w:p>
+        </w:tc>
+      </w:tr>
+      <w:tr>
+        <w:tc>
+          <w:tcPr/>
+          <w:p>
+            <w:pPr>
+              <w:pStyle w:val="Compact"/>
+              <w:jc w:val="left"/>
+            </w:pPr>
+            <w:r>
+              <w:t xml:space="preserve">Spain</w:t>
+            </w:r>
+          </w:p>
+        </w:tc>
+        <w:tc>
+          <w:tcPr/>
+          <w:p>
+            <w:pPr>
+              <w:pStyle w:val="Compact"/>
+              <w:jc w:val="right"/>
+            </w:pPr>
+            <w:r>
+              <w:t xml:space="preserve">1446</w:t>
+            </w:r>
+          </w:p>
+        </w:tc>
+        <w:tc>
+          <w:tcPr/>
+          <w:p>
+            <w:pPr>
+              <w:pStyle w:val="Compact"/>
+              <w:jc w:val="right"/>
+            </w:pPr>
+            <w:r>
+              <w:t xml:space="preserve">0.64</w:t>
+            </w:r>
+          </w:p>
+        </w:tc>
+      </w:tr>
+      <w:tr>
+        <w:tc>
+          <w:tcPr/>
+          <w:p>
+            <w:pPr>
+              <w:pStyle w:val="Compact"/>
+              <w:jc w:val="left"/>
+            </w:pPr>
+            <w:r>
+              <w:t xml:space="preserve">Italy</w:t>
+            </w:r>
+          </w:p>
+        </w:tc>
+        <w:tc>
+          <w:tcPr/>
+          <w:p>
+            <w:pPr>
+              <w:pStyle w:val="Compact"/>
+              <w:jc w:val="right"/>
+            </w:pPr>
+            <w:r>
+              <w:t xml:space="preserve">896</w:t>
+            </w:r>
+          </w:p>
+        </w:tc>
+        <w:tc>
+          <w:tcPr/>
+          <w:p>
+            <w:pPr>
+              <w:pStyle w:val="Compact"/>
+              <w:jc w:val="right"/>
+            </w:pPr>
+            <w:r>
+              <w:t xml:space="preserve">0.57</w:t>
+            </w:r>
+          </w:p>
+        </w:tc>
+      </w:tr>
+      <w:tr>
+        <w:tc>
+          <w:tcPr/>
+          <w:p>
+            <w:pPr>
+              <w:pStyle w:val="Compact"/>
+              <w:jc w:val="left"/>
+            </w:pPr>
+            <w:r>
+              <w:t xml:space="preserve">United Kingdom</w:t>
+            </w:r>
+          </w:p>
+        </w:tc>
+        <w:tc>
+          <w:tcPr/>
+          <w:p>
+            <w:pPr>
+              <w:pStyle w:val="Compact"/>
+              <w:jc w:val="right"/>
+            </w:pPr>
+            <w:r>
+              <w:t xml:space="preserve">842</w:t>
+            </w:r>
+          </w:p>
+        </w:tc>
+        <w:tc>
+          <w:tcPr/>
+          <w:p>
+            <w:pPr>
+              <w:pStyle w:val="Compact"/>
+              <w:jc w:val="right"/>
+            </w:pPr>
+            <w:r>
+              <w:t xml:space="preserve">0.67</w:t>
+            </w:r>
+          </w:p>
+        </w:tc>
+      </w:tr>
+      <w:tr>
+        <w:tc>
+          <w:tcPr/>
+          <w:p>
+            <w:pPr>
+              <w:pStyle w:val="Compact"/>
+              <w:jc w:val="left"/>
+            </w:pPr>
+            <w:r>
+              <w:t xml:space="preserve">Poland</w:t>
+            </w:r>
+          </w:p>
+        </w:tc>
+        <w:tc>
+          <w:tcPr/>
+          <w:p>
+            <w:pPr>
+              <w:pStyle w:val="Compact"/>
+              <w:jc w:val="right"/>
+            </w:pPr>
+            <w:r>
+              <w:t xml:space="preserve">452</w:t>
+            </w:r>
+          </w:p>
+        </w:tc>
+        <w:tc>
+          <w:tcPr/>
+          <w:p>
+            <w:pPr>
+              <w:pStyle w:val="Compact"/>
+              <w:jc w:val="right"/>
+            </w:pPr>
+            <w:r>
+              <w:t xml:space="preserve">0.62</w:t>
+            </w:r>
+          </w:p>
+        </w:tc>
+      </w:tr>
+      <w:tr>
+        <w:tc>
+          <w:tcPr/>
+          <w:p>
+            <w:pPr>
+              <w:pStyle w:val="Compact"/>
+              <w:jc w:val="left"/>
+            </w:pPr>
+            <w:r>
+              <w:t xml:space="preserve">Philippines</w:t>
+            </w:r>
+          </w:p>
+        </w:tc>
+        <w:tc>
+          <w:tcPr/>
+          <w:p>
+            <w:pPr>
+              <w:pStyle w:val="Compact"/>
+              <w:jc w:val="right"/>
+            </w:pPr>
+            <w:r>
+              <w:t xml:space="preserve">414</w:t>
+            </w:r>
+          </w:p>
+        </w:tc>
+        <w:tc>
+          <w:tcPr/>
+          <w:p>
+            <w:pPr>
+              <w:pStyle w:val="Compact"/>
+              <w:jc w:val="right"/>
+            </w:pPr>
+            <w:r>
+              <w:t xml:space="preserve">0.68</w:t>
+            </w:r>
+          </w:p>
+        </w:tc>
+      </w:tr>
+      <w:tr>
+        <w:tc>
+          <w:tcPr/>
+          <w:p>
+            <w:pPr>
+              <w:pStyle w:val="Compact"/>
+              <w:jc w:val="left"/>
+            </w:pPr>
+            <w:r>
+              <w:t xml:space="preserve">Australia</w:t>
+            </w:r>
+          </w:p>
+        </w:tc>
+        <w:tc>
+          <w:tcPr/>
+          <w:p>
+            <w:pPr>
+              <w:pStyle w:val="Compact"/>
+              <w:jc w:val="right"/>
+            </w:pPr>
+            <w:r>
+              <w:t xml:space="preserve">410</w:t>
+            </w:r>
+          </w:p>
+        </w:tc>
+        <w:tc>
+          <w:tcPr/>
+          <w:p>
+            <w:pPr>
+              <w:pStyle w:val="Compact"/>
+              <w:jc w:val="right"/>
+            </w:pPr>
+            <w:r>
+              <w:t xml:space="preserve">0.66</w:t>
+            </w:r>
+          </w:p>
+        </w:tc>
+      </w:tr>
+      <w:tr>
+        <w:tc>
+          <w:tcPr/>
+          <w:p>
+            <w:pPr>
+              <w:pStyle w:val="Compact"/>
+              <w:jc w:val="left"/>
+            </w:pPr>
+            <w:r>
+              <w:t xml:space="preserve">Germany</w:t>
+            </w:r>
+          </w:p>
+        </w:tc>
+        <w:tc>
+          <w:tcPr/>
+          <w:p>
+            <w:pPr>
+              <w:pStyle w:val="Compact"/>
+              <w:jc w:val="right"/>
+            </w:pPr>
+            <w:r>
+              <w:t xml:space="preserve">373</w:t>
+            </w:r>
+          </w:p>
+        </w:tc>
+        <w:tc>
+          <w:tcPr/>
+          <w:p>
+            <w:pPr>
+              <w:pStyle w:val="Compact"/>
+              <w:jc w:val="right"/>
+            </w:pPr>
+            <w:r>
+              <w:t xml:space="preserve">0.65</w:t>
+            </w:r>
+          </w:p>
+        </w:tc>
+      </w:tr>
+      <w:tr>
+        <w:tc>
+          <w:tcPr/>
+          <w:p>
+            <w:pPr>
+              <w:pStyle w:val="Compact"/>
+              <w:jc w:val="left"/>
+            </w:pPr>
+            <w:r>
+              <w:t xml:space="preserve">Colombia</w:t>
+            </w:r>
+          </w:p>
+        </w:tc>
+        <w:tc>
+          <w:tcPr/>
+          <w:p>
+            <w:pPr>
+              <w:pStyle w:val="Compact"/>
+              <w:jc w:val="right"/>
+            </w:pPr>
+            <w:r>
+              <w:t xml:space="preserve">372</w:t>
+            </w:r>
+          </w:p>
+        </w:tc>
+        <w:tc>
+          <w:tcPr/>
+          <w:p>
+            <w:pPr>
+              <w:pStyle w:val="Compact"/>
+              <w:jc w:val="right"/>
+            </w:pPr>
+            <w:r>
+              <w:t xml:space="preserve">0.67</w:t>
+            </w:r>
+          </w:p>
+        </w:tc>
+      </w:tr>
+      <w:tr>
+        <w:tc>
+          <w:tcPr/>
+          <w:p>
+            <w:pPr>
+              <w:pStyle w:val="Compact"/>
+              <w:jc w:val="left"/>
+            </w:pPr>
+            <w:r>
+              <w:t xml:space="preserve">Malaysia</w:t>
+            </w:r>
+          </w:p>
+        </w:tc>
+        <w:tc>
+          <w:tcPr/>
+          <w:p>
+            <w:pPr>
+              <w:pStyle w:val="Compact"/>
+              <w:jc w:val="right"/>
+            </w:pPr>
+            <w:r>
+              <w:t xml:space="preserve">349</w:t>
+            </w:r>
+          </w:p>
+        </w:tc>
+        <w:tc>
+          <w:tcPr/>
+          <w:p>
+            <w:pPr>
+              <w:pStyle w:val="Compact"/>
+              <w:jc w:val="right"/>
+            </w:pPr>
+            <w:r>
+              <w:t xml:space="preserve">0.62</w:t>
+            </w:r>
+          </w:p>
+        </w:tc>
+      </w:tr>
+      <w:tr>
+        <w:tc>
+          <w:tcPr/>
+          <w:p>
+            <w:pPr>
+              <w:pStyle w:val="Compact"/>
+              <w:jc w:val="left"/>
+            </w:pPr>
+            <w:r>
+              <w:t xml:space="preserve">Bulgaria</w:t>
+            </w:r>
+          </w:p>
+        </w:tc>
+        <w:tc>
+          <w:tcPr/>
+          <w:p>
+            <w:pPr>
+              <w:pStyle w:val="Compact"/>
+              <w:jc w:val="right"/>
+            </w:pPr>
+            <w:r>
+              <w:t xml:space="preserve">348</w:t>
+            </w:r>
+          </w:p>
+        </w:tc>
+        <w:tc>
+          <w:tcPr/>
+          <w:p>
+            <w:pPr>
+              <w:pStyle w:val="Compact"/>
+              <w:jc w:val="right"/>
+            </w:pPr>
+            <w:r>
+              <w:t xml:space="preserve">0.64</w:t>
+            </w:r>
+          </w:p>
+        </w:tc>
+      </w:tr>
+      <w:tr>
+        <w:tc>
+          <w:tcPr/>
+          <w:p>
+            <w:pPr>
+              <w:pStyle w:val="Compact"/>
+              <w:jc w:val="left"/>
+            </w:pPr>
+            <w:r>
+              <w:t xml:space="preserve">Austria</w:t>
+            </w:r>
+          </w:p>
+        </w:tc>
+        <w:tc>
+          <w:tcPr/>
+          <w:p>
+            <w:pPr>
+              <w:pStyle w:val="Compact"/>
+              <w:jc w:val="right"/>
+            </w:pPr>
+            <w:r>
+              <w:t xml:space="preserve">287</w:t>
+            </w:r>
+          </w:p>
+        </w:tc>
+        <w:tc>
+          <w:tcPr/>
+          <w:p>
+            <w:pPr>
+              <w:pStyle w:val="Compact"/>
+              <w:jc w:val="right"/>
+            </w:pPr>
+            <w:r>
+              <w:t xml:space="preserve">0.62</w:t>
+            </w:r>
+          </w:p>
+        </w:tc>
+      </w:tr>
+      <w:tr>
+        <w:tc>
+          <w:tcPr/>
+          <w:p>
+            <w:pPr>
+              <w:pStyle w:val="Compact"/>
+              <w:jc w:val="left"/>
+            </w:pPr>
+            <w:r>
+              <w:t xml:space="preserve">Canada</w:t>
+            </w:r>
+          </w:p>
+        </w:tc>
+        <w:tc>
+          <w:tcPr/>
+          <w:p>
+            <w:pPr>
+              <w:pStyle w:val="Compact"/>
+              <w:jc w:val="right"/>
+            </w:pPr>
+            <w:r>
+              <w:t xml:space="preserve">278</w:t>
+            </w:r>
+          </w:p>
+        </w:tc>
+        <w:tc>
+          <w:tcPr/>
+          <w:p>
+            <w:pPr>
+              <w:pStyle w:val="Compact"/>
+              <w:jc w:val="right"/>
+            </w:pPr>
+            <w:r>
+              <w:t xml:space="preserve">0.64</w:t>
+            </w:r>
+          </w:p>
+        </w:tc>
+      </w:tr>
+      <w:tr>
+        <w:tc>
+          <w:tcPr/>
+          <w:p>
+            <w:pPr>
+              <w:pStyle w:val="Compact"/>
+              <w:jc w:val="left"/>
+            </w:pPr>
+            <w:r>
+              <w:t xml:space="preserve">Netherlands</w:t>
+            </w:r>
+          </w:p>
+        </w:tc>
+        <w:tc>
+          <w:tcPr/>
+          <w:p>
+            <w:pPr>
+              <w:pStyle w:val="Compact"/>
+              <w:jc w:val="right"/>
+            </w:pPr>
+            <w:r>
+              <w:t xml:space="preserve">276</w:t>
+            </w:r>
+          </w:p>
+        </w:tc>
+        <w:tc>
+          <w:tcPr/>
+          <w:p>
+            <w:pPr>
+              <w:pStyle w:val="Compact"/>
+              <w:jc w:val="right"/>
+            </w:pPr>
+            <w:r>
+              <w:t xml:space="preserve">0.67</w:t>
+            </w:r>
+          </w:p>
+        </w:tc>
+      </w:tr>
+      <w:tr>
+        <w:tc>
+          <w:tcPr/>
+          <w:p>
+            <w:pPr>
+              <w:pStyle w:val="Compact"/>
+              <w:jc w:val="left"/>
+            </w:pPr>
+            <w:r>
+              <w:t xml:space="preserve">Greece</w:t>
+            </w:r>
+          </w:p>
+        </w:tc>
+        <w:tc>
+          <w:tcPr/>
+          <w:p>
+            <w:pPr>
+              <w:pStyle w:val="Compact"/>
+              <w:jc w:val="right"/>
+            </w:pPr>
+            <w:r>
+              <w:t xml:space="preserve">273</w:t>
+            </w:r>
+          </w:p>
+        </w:tc>
+        <w:tc>
+          <w:tcPr/>
+          <w:p>
+            <w:pPr>
+              <w:pStyle w:val="Compact"/>
+              <w:jc w:val="right"/>
+            </w:pPr>
+            <w:r>
+              <w:t xml:space="preserve">0.71</w:t>
+            </w:r>
+          </w:p>
+        </w:tc>
+      </w:tr>
+      <w:tr>
+        <w:tc>
+          <w:tcPr/>
+          <w:p>
+            <w:pPr>
+              <w:pStyle w:val="Compact"/>
+              <w:jc w:val="left"/>
+            </w:pPr>
+            <w:r>
+              <w:t xml:space="preserve">India</w:t>
+            </w:r>
+          </w:p>
+        </w:tc>
+        <w:tc>
+          <w:tcPr/>
+          <w:p>
+            <w:pPr>
+              <w:pStyle w:val="Compact"/>
+              <w:jc w:val="right"/>
+            </w:pPr>
+            <w:r>
+              <w:t xml:space="preserve">268</w:t>
+            </w:r>
+          </w:p>
+        </w:tc>
+        <w:tc>
+          <w:tcPr/>
+          <w:p>
+            <w:pPr>
+              <w:pStyle w:val="Compact"/>
+              <w:jc w:val="right"/>
+            </w:pPr>
+            <w:r>
+              <w:t xml:space="preserve">0.71</w:t>
+            </w:r>
+          </w:p>
+        </w:tc>
+      </w:tr>
+      <w:tr>
+        <w:tc>
+          <w:tcPr/>
+          <w:p>
+            <w:pPr>
+              <w:pStyle w:val="Compact"/>
+              <w:jc w:val="left"/>
+            </w:pPr>
+            <w:r>
+              <w:t xml:space="preserve">Pakistan</w:t>
+            </w:r>
+          </w:p>
+        </w:tc>
+        <w:tc>
+          <w:tcPr/>
+          <w:p>
+            <w:pPr>
+              <w:pStyle w:val="Compact"/>
+              <w:jc w:val="right"/>
+            </w:pPr>
+            <w:r>
+              <w:t xml:space="preserve">257</w:t>
+            </w:r>
+          </w:p>
+        </w:tc>
+        <w:tc>
+          <w:tcPr/>
+          <w:p>
+            <w:pPr>
+              <w:pStyle w:val="Compact"/>
+              <w:jc w:val="right"/>
+            </w:pPr>
+            <w:r>
+              <w:t xml:space="preserve">0.64</w:t>
+            </w:r>
+          </w:p>
+        </w:tc>
+      </w:tr>
+      <w:tr>
+        <w:tc>
+          <w:tcPr/>
+          <w:p>
+            <w:pPr>
+              <w:pStyle w:val="Compact"/>
+              <w:jc w:val="left"/>
+            </w:pPr>
+            <w:r>
+              <w:t xml:space="preserve">Slovakia</w:t>
+            </w:r>
+          </w:p>
+        </w:tc>
+        <w:tc>
+          <w:tcPr/>
+          <w:p>
+            <w:pPr>
+              <w:pStyle w:val="Compact"/>
+              <w:jc w:val="right"/>
+            </w:pPr>
+            <w:r>
+              <w:t xml:space="preserve">236</w:t>
+            </w:r>
+          </w:p>
+        </w:tc>
+        <w:tc>
+          <w:tcPr/>
+          <w:p>
+            <w:pPr>
+              <w:pStyle w:val="Compact"/>
+              <w:jc w:val="right"/>
+            </w:pPr>
+            <w:r>
+              <w:t xml:space="preserve">0.69</w:t>
+            </w:r>
+          </w:p>
+        </w:tc>
+      </w:tr>
+      <w:tr>
+        <w:tc>
+          <w:tcPr/>
+          <w:p>
+            <w:pPr>
+              <w:pStyle w:val="Compact"/>
+              <w:jc w:val="left"/>
+            </w:pPr>
+            <w:r>
+              <w:t xml:space="preserve">Hungary</w:t>
+            </w:r>
+          </w:p>
+        </w:tc>
+        <w:tc>
+          <w:tcPr/>
+          <w:p>
+            <w:pPr>
+              <w:pStyle w:val="Compact"/>
+              <w:jc w:val="right"/>
+            </w:pPr>
+            <w:r>
+              <w:t xml:space="preserve">226</w:t>
+            </w:r>
+          </w:p>
+        </w:tc>
+        <w:tc>
+          <w:tcPr/>
+          <w:p>
+            <w:pPr>
+              <w:pStyle w:val="Compact"/>
+              <w:jc w:val="right"/>
+            </w:pPr>
+            <w:r>
+              <w:t xml:space="preserve">0.64</w:t>
+            </w:r>
+          </w:p>
+        </w:tc>
+      </w:tr>
+      <w:tr>
+        <w:tc>
+          <w:tcPr/>
+          <w:p>
+            <w:pPr>
+              <w:pStyle w:val="Compact"/>
+              <w:jc w:val="left"/>
+            </w:pPr>
+            <w:r>
+              <w:t xml:space="preserve">Serbia</w:t>
+            </w:r>
+          </w:p>
+        </w:tc>
+        <w:tc>
+          <w:tcPr/>
+          <w:p>
+            <w:pPr>
+              <w:pStyle w:val="Compact"/>
+              <w:jc w:val="right"/>
+            </w:pPr>
+            <w:r>
+              <w:t xml:space="preserve">220</w:t>
+            </w:r>
+          </w:p>
+        </w:tc>
+        <w:tc>
+          <w:tcPr/>
+          <w:p>
+            <w:pPr>
+              <w:pStyle w:val="Compact"/>
+              <w:jc w:val="right"/>
+            </w:pPr>
+            <w:r>
+              <w:t xml:space="preserve">0.66</w:t>
+            </w:r>
+          </w:p>
+        </w:tc>
+      </w:tr>
+      <w:tr>
+        <w:tc>
+          <w:tcPr/>
+          <w:p>
+            <w:pPr>
+              <w:pStyle w:val="Compact"/>
+              <w:jc w:val="left"/>
+            </w:pPr>
+            <w:r>
+              <w:t xml:space="preserve">Portugal</w:t>
+            </w:r>
+          </w:p>
+        </w:tc>
+        <w:tc>
+          <w:tcPr/>
+          <w:p>
+            <w:pPr>
+              <w:pStyle w:val="Compact"/>
+              <w:jc w:val="right"/>
+            </w:pPr>
+            <w:r>
+              <w:t xml:space="preserve">219</w:t>
+            </w:r>
+          </w:p>
+        </w:tc>
+        <w:tc>
+          <w:tcPr/>
+          <w:p>
+            <w:pPr>
+              <w:pStyle w:val="Compact"/>
+              <w:jc w:val="right"/>
+            </w:pPr>
+            <w:r>
+              <w:t xml:space="preserve">0.67</w:t>
+            </w:r>
+          </w:p>
+        </w:tc>
+      </w:tr>
+      <w:tr>
+        <w:tc>
+          <w:tcPr/>
+          <w:p>
+            <w:pPr>
+              <w:pStyle w:val="Compact"/>
+              <w:jc w:val="left"/>
+            </w:pPr>
+            <w:r>
+              <w:t xml:space="preserve">Russia</w:t>
+            </w:r>
+          </w:p>
+        </w:tc>
+        <w:tc>
+          <w:tcPr/>
+          <w:p>
+            <w:pPr>
+              <w:pStyle w:val="Compact"/>
+              <w:jc w:val="right"/>
+            </w:pPr>
+            <w:r>
+              <w:t xml:space="preserve">201</w:t>
+            </w:r>
+          </w:p>
+        </w:tc>
+        <w:tc>
+          <w:tcPr/>
+          <w:p>
+            <w:pPr>
+              <w:pStyle w:val="Compact"/>
+              <w:jc w:val="right"/>
+            </w:pPr>
+            <w:r>
+              <w:t xml:space="preserve">0.69</w:t>
+            </w:r>
+          </w:p>
+        </w:tc>
+      </w:tr>
+      <w:tr>
+        <w:tc>
+          <w:tcPr/>
+          <w:p>
+            <w:pPr>
+              <w:pStyle w:val="Compact"/>
+              <w:jc w:val="left"/>
+            </w:pPr>
+            <w:r>
+              <w:t xml:space="preserve">Chile</w:t>
+            </w:r>
+          </w:p>
+        </w:tc>
+        <w:tc>
+          <w:tcPr/>
+          <w:p>
+            <w:pPr>
+              <w:pStyle w:val="Compact"/>
+              <w:jc w:val="right"/>
+            </w:pPr>
+            <w:r>
+              <w:t xml:space="preserve">197</w:t>
+            </w:r>
+          </w:p>
+        </w:tc>
+        <w:tc>
+          <w:tcPr/>
+          <w:p>
+            <w:pPr>
+              <w:pStyle w:val="Compact"/>
+              <w:jc w:val="right"/>
+            </w:pPr>
+            <w:r>
+              <w:t xml:space="preserve">0.78</w:t>
+            </w:r>
+          </w:p>
+        </w:tc>
+      </w:tr>
+      <w:tr>
+        <w:tc>
+          <w:tcPr/>
+          <w:p>
+            <w:pPr>
+              <w:pStyle w:val="Compact"/>
+              <w:jc w:val="left"/>
+            </w:pPr>
+            <w:r>
+              <w:t xml:space="preserve">North Macedonia</w:t>
+            </w:r>
+          </w:p>
+        </w:tc>
+        <w:tc>
+          <w:tcPr/>
+          <w:p>
+            <w:pPr>
+              <w:pStyle w:val="Compact"/>
+              <w:jc w:val="right"/>
+            </w:pPr>
+            <w:r>
+              <w:t xml:space="preserve">186</w:t>
+            </w:r>
+          </w:p>
+        </w:tc>
+        <w:tc>
+          <w:tcPr/>
+          <w:p>
+            <w:pPr>
+              <w:pStyle w:val="Compact"/>
+              <w:jc w:val="right"/>
+            </w:pPr>
+            <w:r>
+              <w:t xml:space="preserve">0.62</w:t>
+            </w:r>
+          </w:p>
+        </w:tc>
+      </w:tr>
+      <w:tr>
+        <w:tc>
+          <w:tcPr/>
+          <w:p>
+            <w:pPr>
+              <w:pStyle w:val="Compact"/>
+              <w:jc w:val="left"/>
+            </w:pPr>
+            <w:r>
+              <w:t xml:space="preserve">Egypt</w:t>
+            </w:r>
+          </w:p>
+        </w:tc>
+        <w:tc>
+          <w:tcPr/>
+          <w:p>
+            <w:pPr>
+              <w:pStyle w:val="Compact"/>
+              <w:jc w:val="right"/>
+            </w:pPr>
+            <w:r>
+              <w:t xml:space="preserve">183</w:t>
+            </w:r>
+          </w:p>
+        </w:tc>
+        <w:tc>
+          <w:tcPr/>
+          <w:p>
+            <w:pPr>
+              <w:pStyle w:val="Compact"/>
+              <w:jc w:val="right"/>
+            </w:pPr>
+            <w:r>
+              <w:t xml:space="preserve">0.52</w:t>
+            </w:r>
+          </w:p>
+        </w:tc>
+      </w:tr>
+      <w:tr>
+        <w:tc>
+          <w:tcPr/>
+          <w:p>
+            <w:pPr>
+              <w:pStyle w:val="Compact"/>
+              <w:jc w:val="left"/>
+            </w:pPr>
+            <w:r>
+              <w:t xml:space="preserve">Singapore</w:t>
+            </w:r>
+          </w:p>
+        </w:tc>
+        <w:tc>
+          <w:tcPr/>
+          <w:p>
+            <w:pPr>
+              <w:pStyle w:val="Compact"/>
+              <w:jc w:val="right"/>
+            </w:pPr>
+            <w:r>
+              <w:t xml:space="preserve">176</w:t>
+            </w:r>
+          </w:p>
+        </w:tc>
+        <w:tc>
+          <w:tcPr/>
+          <w:p>
+            <w:pPr>
+              <w:pStyle w:val="Compact"/>
+              <w:jc w:val="right"/>
+            </w:pPr>
+            <w:r>
+              <w:t xml:space="preserve">0.73</w:t>
+            </w:r>
+          </w:p>
+        </w:tc>
+      </w:tr>
+      <w:tr>
+        <w:tc>
+          <w:tcPr/>
+          <w:p>
+            <w:pPr>
+              <w:pStyle w:val="Compact"/>
+              <w:jc w:val="left"/>
+            </w:pPr>
+            <w:r>
+              <w:t xml:space="preserve">Kuwait</w:t>
+            </w:r>
+          </w:p>
+        </w:tc>
+        <w:tc>
+          <w:tcPr/>
+          <w:p>
+            <w:pPr>
+              <w:pStyle w:val="Compact"/>
+              <w:jc w:val="right"/>
+            </w:pPr>
+            <w:r>
+              <w:t xml:space="preserve">168</w:t>
+            </w:r>
+          </w:p>
+        </w:tc>
+        <w:tc>
+          <w:tcPr/>
+          <w:p>
+            <w:pPr>
+              <w:pStyle w:val="Compact"/>
+              <w:jc w:val="right"/>
+            </w:pPr>
+            <w:r>
+              <w:t xml:space="preserve">0.71</w:t>
+            </w:r>
+          </w:p>
+        </w:tc>
+      </w:tr>
+      <w:tr>
+        <w:tc>
+          <w:tcPr/>
+          <w:p>
+            <w:pPr>
+              <w:pStyle w:val="Compact"/>
+              <w:jc w:val="left"/>
+            </w:pPr>
+            <w:r>
+              <w:t xml:space="preserve">France</w:t>
+            </w:r>
+          </w:p>
+        </w:tc>
+        <w:tc>
+          <w:tcPr/>
+          <w:p>
+            <w:pPr>
+              <w:pStyle w:val="Compact"/>
+              <w:jc w:val="right"/>
+            </w:pPr>
+            <w:r>
+              <w:t xml:space="preserve">166</w:t>
+            </w:r>
+          </w:p>
+        </w:tc>
+        <w:tc>
+          <w:tcPr/>
+          <w:p>
+            <w:pPr>
+              <w:pStyle w:val="Compact"/>
+              <w:jc w:val="right"/>
+            </w:pPr>
+            <w:r>
+              <w:t xml:space="preserve">0.56</w:t>
+            </w:r>
+          </w:p>
+        </w:tc>
+      </w:tr>
+      <w:tr>
+        <w:tc>
+          <w:tcPr/>
+          <w:p>
+            <w:pPr>
+              <w:pStyle w:val="Compact"/>
+              <w:jc w:val="left"/>
+            </w:pPr>
+            <w:r>
+              <w:t xml:space="preserve">Czech Republic</w:t>
+            </w:r>
+          </w:p>
+        </w:tc>
+        <w:tc>
+          <w:tcPr/>
+          <w:p>
+            <w:pPr>
+              <w:pStyle w:val="Compact"/>
+              <w:jc w:val="right"/>
+            </w:pPr>
+            <w:r>
+              <w:t xml:space="preserve">158</w:t>
+            </w:r>
+          </w:p>
+        </w:tc>
+        <w:tc>
+          <w:tcPr/>
+          <w:p>
+            <w:pPr>
+              <w:pStyle w:val="Compact"/>
+              <w:jc w:val="right"/>
+            </w:pPr>
+            <w:r>
+              <w:t xml:space="preserve">0.67</w:t>
+            </w:r>
+          </w:p>
+        </w:tc>
+      </w:tr>
+      <w:tr>
+        <w:tc>
+          <w:tcPr/>
+          <w:p>
+            <w:pPr>
+              <w:pStyle w:val="Compact"/>
+              <w:jc w:val="left"/>
+            </w:pPr>
+            <w:r>
+              <w:t xml:space="preserve">Sierra Leone</w:t>
+            </w:r>
+          </w:p>
+        </w:tc>
+        <w:tc>
+          <w:tcPr/>
+          <w:p>
+            <w:pPr>
+              <w:pStyle w:val="Compact"/>
+              <w:jc w:val="right"/>
+            </w:pPr>
+            <w:r>
+              <w:t xml:space="preserve">146</w:t>
+            </w:r>
+          </w:p>
+        </w:tc>
+        <w:tc>
+          <w:tcPr/>
+          <w:p>
+            <w:pPr>
+              <w:pStyle w:val="Compact"/>
+              <w:jc w:val="right"/>
+            </w:pPr>
+            <w:r>
+              <w:t xml:space="preserve">0.71</w:t>
+            </w:r>
+          </w:p>
+        </w:tc>
+      </w:tr>
+      <w:tr>
+        <w:tc>
+          <w:tcPr/>
+          <w:p>
+            <w:pPr>
+              <w:pStyle w:val="Compact"/>
+              <w:jc w:val="left"/>
+            </w:pPr>
+            <w:r>
+              <w:t xml:space="preserve">Nigeria</w:t>
+            </w:r>
+          </w:p>
+        </w:tc>
+        <w:tc>
+          <w:tcPr/>
+          <w:p>
+            <w:pPr>
+              <w:pStyle w:val="Compact"/>
+              <w:jc w:val="right"/>
+            </w:pPr>
+            <w:r>
+              <w:t xml:space="preserve">144</w:t>
+            </w:r>
+          </w:p>
+        </w:tc>
+        <w:tc>
+          <w:tcPr/>
+          <w:p>
+            <w:pPr>
+              <w:pStyle w:val="Compact"/>
+              <w:jc w:val="right"/>
+            </w:pPr>
+            <w:r>
+              <w:t xml:space="preserve">0.67</w:t>
+            </w:r>
+          </w:p>
+        </w:tc>
+      </w:tr>
+      <w:tr>
+        <w:tc>
+          <w:tcPr/>
+          <w:p>
+            <w:pPr>
+              <w:pStyle w:val="Compact"/>
+              <w:jc w:val="left"/>
+            </w:pPr>
+            <w:r>
+              <w:t xml:space="preserve">Kenya</w:t>
+            </w:r>
+          </w:p>
+        </w:tc>
+        <w:tc>
+          <w:tcPr/>
+          <w:p>
+            <w:pPr>
+              <w:pStyle w:val="Compact"/>
+              <w:jc w:val="right"/>
+            </w:pPr>
+            <w:r>
+              <w:t xml:space="preserve">143</w:t>
+            </w:r>
+          </w:p>
+        </w:tc>
+        <w:tc>
+          <w:tcPr/>
+          <w:p>
+            <w:pPr>
+              <w:pStyle w:val="Compact"/>
+              <w:jc w:val="right"/>
+            </w:pPr>
+            <w:r>
+              <w:t xml:space="preserve">0.74</w:t>
+            </w:r>
+          </w:p>
+        </w:tc>
+      </w:tr>
+      <w:tr>
+        <w:tc>
+          <w:tcPr/>
+          <w:p>
+            <w:pPr>
+              <w:pStyle w:val="Compact"/>
+              <w:jc w:val="left"/>
+            </w:pPr>
+            <w:r>
+              <w:t xml:space="preserve">China</w:t>
+            </w:r>
+          </w:p>
+        </w:tc>
+        <w:tc>
+          <w:tcPr/>
+          <w:p>
+            <w:pPr>
+              <w:pStyle w:val="Compact"/>
+              <w:jc w:val="right"/>
+            </w:pPr>
+            <w:r>
+              <w:t xml:space="preserve">136</w:t>
+            </w:r>
+          </w:p>
+        </w:tc>
+        <w:tc>
+          <w:tcPr/>
+          <w:p>
+            <w:pPr>
+              <w:pStyle w:val="Compact"/>
+              <w:jc w:val="right"/>
+            </w:pPr>
+            <w:r>
+              <w:t xml:space="preserve">0.57</w:t>
+            </w:r>
+          </w:p>
+        </w:tc>
+      </w:tr>
+      <w:tr>
+        <w:tc>
+          <w:tcPr/>
+          <w:p>
+            <w:pPr>
+              <w:pStyle w:val="Compact"/>
+              <w:jc w:val="left"/>
+            </w:pPr>
+            <w:r>
+              <w:t xml:space="preserve">South Africa</w:t>
+            </w:r>
+          </w:p>
+        </w:tc>
+        <w:tc>
+          <w:tcPr/>
+          <w:p>
+            <w:pPr>
+              <w:pStyle w:val="Compact"/>
+              <w:jc w:val="right"/>
+            </w:pPr>
+            <w:r>
+              <w:t xml:space="preserve">133</w:t>
+            </w:r>
+          </w:p>
+        </w:tc>
+        <w:tc>
+          <w:tcPr/>
+          <w:p>
+            <w:pPr>
+              <w:pStyle w:val="Compact"/>
+              <w:jc w:val="right"/>
+            </w:pPr>
+            <w:r>
+              <w:t xml:space="preserve">0.72</w:t>
+            </w:r>
+          </w:p>
+        </w:tc>
+      </w:tr>
+      <w:tr>
+        <w:tc>
+          <w:tcPr/>
+          <w:p>
+            <w:pPr>
+              <w:pStyle w:val="Compact"/>
+              <w:jc w:val="left"/>
+            </w:pPr>
+            <w:r>
+              <w:t xml:space="preserve">Indonesia</w:t>
+            </w:r>
+          </w:p>
+        </w:tc>
+        <w:tc>
+          <w:tcPr/>
+          <w:p>
+            <w:pPr>
+              <w:pStyle w:val="Compact"/>
+              <w:jc w:val="right"/>
+            </w:pPr>
+            <w:r>
+              <w:t xml:space="preserve">123</w:t>
+            </w:r>
+          </w:p>
+        </w:tc>
+        <w:tc>
+          <w:tcPr/>
+          <w:p>
+            <w:pPr>
+              <w:pStyle w:val="Compact"/>
+              <w:jc w:val="right"/>
+            </w:pPr>
+            <w:r>
+              <w:t xml:space="preserve">0.64</w:t>
+            </w:r>
+          </w:p>
+        </w:tc>
+      </w:tr>
+      <w:tr>
+        <w:tc>
+          <w:tcPr/>
+          <w:p>
+            <w:pPr>
+              <w:pStyle w:val="Compact"/>
+              <w:jc w:val="left"/>
+            </w:pPr>
+            <w:r>
+              <w:t xml:space="preserve">Mexico</w:t>
+            </w:r>
+          </w:p>
+        </w:tc>
+        <w:tc>
+          <w:tcPr/>
+          <w:p>
+            <w:pPr>
+              <w:pStyle w:val="Compact"/>
+              <w:jc w:val="right"/>
+            </w:pPr>
+            <w:r>
+              <w:t xml:space="preserve">122</w:t>
+            </w:r>
+          </w:p>
+        </w:tc>
+        <w:tc>
+          <w:tcPr/>
+          <w:p>
+            <w:pPr>
+              <w:pStyle w:val="Compact"/>
+              <w:jc w:val="right"/>
+            </w:pPr>
+            <w:r>
+              <w:t xml:space="preserve">0.68</w:t>
+            </w:r>
+          </w:p>
+        </w:tc>
+      </w:tr>
+      <w:tr>
+        <w:tc>
+          <w:tcPr/>
+          <w:p>
+            <w:pPr>
+              <w:pStyle w:val="Compact"/>
+              <w:jc w:val="left"/>
+            </w:pPr>
+            <w:r>
+              <w:t xml:space="preserve">Ghana</w:t>
+            </w:r>
+          </w:p>
+        </w:tc>
+        <w:tc>
+          <w:tcPr/>
+          <w:p>
+            <w:pPr>
+              <w:pStyle w:val="Compact"/>
+              <w:jc w:val="right"/>
+            </w:pPr>
+            <w:r>
+              <w:t xml:space="preserve">110</w:t>
+            </w:r>
+          </w:p>
+        </w:tc>
+        <w:tc>
+          <w:tcPr/>
+          <w:p>
+            <w:pPr>
+              <w:pStyle w:val="Compact"/>
+              <w:jc w:val="right"/>
+            </w:pPr>
+            <w:r>
+              <w:t xml:space="preserve">0.83</w:t>
+            </w:r>
+          </w:p>
+        </w:tc>
+      </w:tr>
+      <w:tr>
+        <w:tc>
+          <w:tcPr/>
+          <w:p>
+            <w:pPr>
+              <w:pStyle w:val="Compact"/>
+              <w:jc w:val="left"/>
+            </w:pPr>
+            <w:r>
+              <w:t xml:space="preserve">Ethiopia</w:t>
+            </w:r>
+          </w:p>
+        </w:tc>
+        <w:tc>
+          <w:tcPr/>
+          <w:p>
+            <w:pPr>
+              <w:pStyle w:val="Compact"/>
+              <w:jc w:val="right"/>
+            </w:pPr>
+            <w:r>
+              <w:t xml:space="preserve">109</w:t>
+            </w:r>
+          </w:p>
+        </w:tc>
+        <w:tc>
+          <w:tcPr/>
+          <w:p>
+            <w:pPr>
+              <w:pStyle w:val="Compact"/>
+              <w:jc w:val="right"/>
+            </w:pPr>
+            <w:r>
+              <w:t xml:space="preserve">0.63</w:t>
+            </w:r>
+          </w:p>
+        </w:tc>
+      </w:tr>
+      <w:tr>
+        <w:tc>
+          <w:tcPr/>
+          <w:p>
+            <w:pPr>
+              <w:pStyle w:val="Compact"/>
+              <w:jc w:val="left"/>
+            </w:pPr>
+            <w:r>
+              <w:t xml:space="preserve">Cameroon</w:t>
+            </w:r>
+          </w:p>
+        </w:tc>
+        <w:tc>
+          <w:tcPr/>
+          <w:p>
+            <w:pPr>
+              <w:pStyle w:val="Compact"/>
+              <w:jc w:val="right"/>
+            </w:pPr>
+            <w:r>
+              <w:t xml:space="preserve">108</w:t>
+            </w:r>
+          </w:p>
+        </w:tc>
+        <w:tc>
+          <w:tcPr/>
+          <w:p>
+            <w:pPr>
+              <w:pStyle w:val="Compact"/>
+              <w:jc w:val="right"/>
+            </w:pPr>
+            <w:r>
+              <w:t xml:space="preserve">0.84</w:t>
+            </w:r>
+          </w:p>
+        </w:tc>
+      </w:tr>
+      <w:tr>
+        <w:tc>
+          <w:tcPr/>
+          <w:p>
+            <w:pPr>
+              <w:pStyle w:val="Compact"/>
+              <w:jc w:val="left"/>
+            </w:pPr>
+            <w:r>
+              <w:t xml:space="preserve">New Zealand</w:t>
+            </w:r>
+          </w:p>
+        </w:tc>
+        <w:tc>
+          <w:tcPr/>
+          <w:p>
+            <w:pPr>
+              <w:pStyle w:val="Compact"/>
+              <w:jc w:val="right"/>
+            </w:pPr>
+            <w:r>
+              <w:t xml:space="preserve">104</w:t>
+            </w:r>
+          </w:p>
+        </w:tc>
+        <w:tc>
+          <w:tcPr/>
+          <w:p>
+            <w:pPr>
+              <w:pStyle w:val="Compact"/>
+              <w:jc w:val="right"/>
+            </w:pPr>
+            <w:r>
+              <w:t xml:space="preserve">0.71</w:t>
+            </w:r>
+          </w:p>
+        </w:tc>
+      </w:tr>
+    </w:tbl>
+    <w:p>
+      <w:pPr>
+        <w:pStyle w:val="TableCaption"/>
+      </w:pPr>
+      <w:r>
+        <w:t xml:space="preserve">Measurement invariance analysis for the Intellectual Humility scale</w:t>
+      </w:r>
+    </w:p>
+    <w:tbl>
+      <w:tblPr>
+        <w:tblStyle w:val="Table"/>
+        <w:tblW w:type="auto" w:w="0"/>
+        <w:tblLook w:firstRow="1" w:lastRow="0" w:firstColumn="0" w:lastColumn="0" w:noHBand="0" w:noVBand="0" w:val="0020"/>
+        <w:tblCaption w:val="Measurement invariance analysis for the Intellectual Humility scale"/>
+      </w:tblPr>
+      <w:tblGrid>
+        <w:gridCol w:w="1131"/>
+        <w:gridCol w:w="1131"/>
+        <w:gridCol w:w="1131"/>
+        <w:gridCol w:w="1131"/>
+        <w:gridCol w:w="1131"/>
+        <w:gridCol w:w="1131"/>
+        <w:gridCol w:w="1131"/>
+      </w:tblGrid>
+      <w:tr>
+        <w:trPr>
+          <w:tblHeader w:val="on"/>
+        </w:trPr>
+        <w:tc>
+          <w:tcPr/>
+          <w:p>
+            <w:pPr>
+              <w:pStyle w:val="Compact"/>
+              <w:jc w:val="left"/>
+            </w:pPr>
+            <w:r>
+              <w:t xml:space="preserve">Model</w:t>
+            </w:r>
+          </w:p>
+        </w:tc>
+        <w:tc>
+          <w:tcPr/>
+          <w:p>
+            <w:pPr>
+              <w:pStyle w:val="Compact"/>
+              <w:jc w:val="center"/>
+            </w:pPr>
+            <w:r>
+              <w:t xml:space="preserve">CFI</w:t>
+            </w:r>
+          </w:p>
+        </w:tc>
+        <w:tc>
+          <w:tcPr/>
+          <w:p>
+            <w:pPr>
+              <w:pStyle w:val="Compact"/>
+              <w:jc w:val="center"/>
+            </w:pPr>
+            <w:r>
+              <w:t xml:space="preserve">TLI</w:t>
+            </w:r>
+          </w:p>
+        </w:tc>
+        <w:tc>
+          <w:tcPr/>
+          <w:p>
+            <w:pPr>
+              <w:pStyle w:val="Compact"/>
+              <w:jc w:val="center"/>
+            </w:pPr>
+            <w:r>
+              <w:t xml:space="preserve">RMSEA</w:t>
+            </w:r>
+          </w:p>
+        </w:tc>
+        <w:tc>
+          <w:tcPr/>
+          <w:p>
+            <w:pPr>
+              <w:pStyle w:val="Compact"/>
+              <w:jc w:val="center"/>
+            </w:pPr>
+            <w:r>
+              <w:t xml:space="preserve">SRMR</w:t>
+            </w:r>
+          </w:p>
+        </w:tc>
+        <w:tc>
+          <w:tcPr/>
+          <w:p>
+            <w:pPr>
+              <w:pStyle w:val="Compact"/>
+              <w:jc w:val="center"/>
+            </w:pPr>
+            <w:r>
+              <w:t xml:space="preserve">ΔCFI</w:t>
+            </w:r>
+          </w:p>
+        </w:tc>
+        <w:tc>
+          <w:tcPr/>
+          <w:p>
+            <w:pPr>
+              <w:pStyle w:val="Compact"/>
+              <w:jc w:val="center"/>
+            </w:pPr>
+            <w:r>
+              <w:t xml:space="preserve">ΔRMSEA</w:t>
+            </w:r>
+          </w:p>
+        </w:tc>
+      </w:tr>
+      <w:tr>
+        <w:tc>
+          <w:tcPr/>
+          <w:p>
+            <w:pPr>
+              <w:pStyle w:val="Compact"/>
+              <w:jc w:val="left"/>
+            </w:pPr>
+            <w:r>
+              <w:t xml:space="preserve">Configural</w:t>
+            </w:r>
+          </w:p>
+        </w:tc>
+        <w:tc>
+          <w:tcPr/>
+          <w:p>
+            <w:pPr>
+              <w:pStyle w:val="Compact"/>
+              <w:jc w:val="center"/>
+            </w:pPr>
+            <w:r>
+              <w:t xml:space="preserve">0.973</w:t>
+            </w:r>
+          </w:p>
+        </w:tc>
+        <w:tc>
+          <w:tcPr/>
+          <w:p>
+            <w:pPr>
+              <w:pStyle w:val="Compact"/>
+              <w:jc w:val="center"/>
+            </w:pPr>
+            <w:r>
+              <w:t xml:space="preserve">0.943</w:t>
+            </w:r>
+          </w:p>
+        </w:tc>
+        <w:tc>
+          <w:tcPr/>
+          <w:p>
+            <w:pPr>
+              <w:pStyle w:val="Compact"/>
+              <w:jc w:val="center"/>
+            </w:pPr>
+            <w:r>
+              <w:t xml:space="preserve">0.050</w:t>
+            </w:r>
+          </w:p>
+        </w:tc>
+        <w:tc>
+          <w:tcPr/>
+          <w:p>
+            <w:pPr>
+              <w:pStyle w:val="Compact"/>
+              <w:jc w:val="center"/>
+            </w:pPr>
+            <w:r>
+              <w:t xml:space="preserve">0.029</w:t>
+            </w:r>
+          </w:p>
+        </w:tc>
+        <w:tc>
+          <w:tcPr/>
+          <w:p>
+            <w:pPr>
+              <w:pStyle w:val="Compact"/>
+              <w:jc w:val="center"/>
+            </w:pPr>
+            <w:r>
+              <w:t xml:space="preserve">NA</w:t>
+            </w:r>
+          </w:p>
+        </w:tc>
+        <w:tc>
+          <w:tcPr/>
+          <w:p>
+            <w:pPr>
+              <w:pStyle w:val="Compact"/>
+              <w:jc w:val="center"/>
+            </w:pPr>
+            <w:r>
+              <w:t xml:space="preserve">NA</w:t>
+            </w:r>
+          </w:p>
+        </w:tc>
+      </w:tr>
+      <w:tr>
+        <w:tc>
+          <w:tcPr/>
+          <w:p>
+            <w:pPr>
+              <w:pStyle w:val="Compact"/>
+              <w:jc w:val="left"/>
+            </w:pPr>
+            <w:r>
+              <w:t xml:space="preserve">Metric</w:t>
+            </w:r>
+          </w:p>
+        </w:tc>
+        <w:tc>
+          <w:tcPr/>
+          <w:p>
+            <w:pPr>
+              <w:pStyle w:val="Compact"/>
+              <w:jc w:val="center"/>
+            </w:pPr>
+            <w:r>
+              <w:t xml:space="preserve">0.956</w:t>
+            </w:r>
+          </w:p>
+        </w:tc>
+        <w:tc>
+          <w:tcPr/>
+          <w:p>
+            <w:pPr>
+              <w:pStyle w:val="Compact"/>
+              <w:jc w:val="center"/>
+            </w:pPr>
+            <w:r>
+              <w:t xml:space="preserve">0.930</w:t>
+            </w:r>
+          </w:p>
+        </w:tc>
+        <w:tc>
+          <w:tcPr/>
+          <w:p>
+            <w:pPr>
+              <w:pStyle w:val="Compact"/>
+              <w:jc w:val="center"/>
+            </w:pPr>
+            <w:r>
+              <w:t xml:space="preserve">0.056</w:t>
+            </w:r>
+          </w:p>
+        </w:tc>
+        <w:tc>
+          <w:tcPr/>
+          <w:p>
+            <w:pPr>
+              <w:pStyle w:val="Compact"/>
+              <w:jc w:val="center"/>
+            </w:pPr>
+            <w:r>
+              <w:t xml:space="preserve">0.046</w:t>
+            </w:r>
+          </w:p>
+        </w:tc>
+        <w:tc>
+          <w:tcPr/>
+          <w:p>
+            <w:pPr>
+              <w:pStyle w:val="Compact"/>
+              <w:jc w:val="center"/>
+            </w:pPr>
+            <w:r>
+              <w:t xml:space="preserve">-0.017</w:t>
+            </w:r>
+          </w:p>
+        </w:tc>
+        <w:tc>
+          <w:tcPr/>
+          <w:p>
+            <w:pPr>
+              <w:pStyle w:val="Compact"/>
+              <w:jc w:val="center"/>
+            </w:pPr>
+            <w:r>
+              <w:t xml:space="preserve">0.005</w:t>
+            </w:r>
+          </w:p>
+        </w:tc>
+      </w:tr>
+      <w:tr>
+        <w:tc>
+          <w:tcPr/>
+          <w:p>
+            <w:pPr>
+              <w:pStyle w:val="Compact"/>
+              <w:jc w:val="left"/>
+            </w:pPr>
+            <w:r>
+              <w:t xml:space="preserve">Scalar</w:t>
+            </w:r>
+          </w:p>
+        </w:tc>
+        <w:tc>
+          <w:tcPr/>
+          <w:p>
+            <w:pPr>
+              <w:pStyle w:val="Compact"/>
+              <w:jc w:val="center"/>
+            </w:pPr>
+            <w:r>
+              <w:t xml:space="preserve">0.924</w:t>
+            </w:r>
+          </w:p>
+        </w:tc>
+        <w:tc>
+          <w:tcPr/>
+          <w:p>
+            <w:pPr>
+              <w:pStyle w:val="Compact"/>
+              <w:jc w:val="center"/>
+            </w:pPr>
+            <w:r>
+              <w:t xml:space="preserve">0.905</w:t>
+            </w:r>
+          </w:p>
+        </w:tc>
+        <w:tc>
+          <w:tcPr/>
+          <w:p>
+            <w:pPr>
+              <w:pStyle w:val="Compact"/>
+              <w:jc w:val="center"/>
+            </w:pPr>
+            <w:r>
+              <w:t xml:space="preserve">0.065</w:t>
+            </w:r>
+          </w:p>
+        </w:tc>
+        <w:tc>
+          <w:tcPr/>
+          <w:p>
+            <w:pPr>
+              <w:pStyle w:val="Compact"/>
+              <w:jc w:val="center"/>
+            </w:pPr>
+            <w:r>
+              <w:t xml:space="preserve">0.062</w:t>
+            </w:r>
+          </w:p>
+        </w:tc>
+        <w:tc>
+          <w:tcPr/>
+          <w:p>
+            <w:pPr>
+              <w:pStyle w:val="Compact"/>
+              <w:jc w:val="center"/>
+            </w:pPr>
+            <w:r>
+              <w:t xml:space="preserve">-0.032</w:t>
+            </w:r>
+          </w:p>
+        </w:tc>
+        <w:tc>
+          <w:tcPr/>
+          <w:p>
+            <w:pPr>
+              <w:pStyle w:val="Compact"/>
+              <w:jc w:val="center"/>
+            </w:pPr>
+            <w:r>
+              <w:t xml:space="preserve">0.009</w:t>
+            </w:r>
+          </w:p>
+        </w:tc>
+      </w:tr>
+    </w:tbl>
+    <w:p>
+      <w:pPr>
+        <w:pStyle w:val="BodyText"/>
+      </w:pPr>
+      <w:r>
+        <w:t xml:space="preserve">As an exploratory test of cross-country measurement invariance, we fitted multi-group CFAs in which the nine items loaded on a substantive intellectual-humility (IH) factor while separate positive- and negative-wording method factors captured the method effects identified in the original scale validation. The IH factor was specified as independent of the wording factors, while the two method factors were allowed to covary. The configural model showed good fit (CFI = .973, RMSEA = .050, SRMR = .029). We then constrained only the substantive IH loadings to equality across countries, leaving wording-factor loadings free; this produced a modest deterioration in fit (ΔCFI = −.017, ΔRMSEA = .005, ΔSRMR = .017). Adding equality constraints on item intercepts produced a larger deterioration (ΔCFI = −.032, ΔRMSEA = .009, ΔSRMR = .016). Thus, using the conventional ΔCFI ≤ .01 criterion, strict metric and scalar invariance were not supported, although departures from metric invariance were relatively modest. These results suggest that the scale captures a broadly similar construct across countries, but some caution is warranted.</w:t>
+      </w:r>
+    </w:p>
+    <w:bookmarkEnd w:id="38"/>
+    <w:bookmarkEnd w:id="39"/>
+    <w:bookmarkStart w:id="40" w:name="X715d53ed7a3146640af0b1534337bb41a21f168"/>
+    <w:p>
+      <w:pPr>
+        <w:pStyle w:val="Heading3"/>
+      </w:pPr>
+      <w:r>
+        <w:t xml:space="preserve">1.4.2 Individual Differences and Corrective Behaviour</w:t>
       </w:r>
     </w:p>
     <w:p>
@@ -23864,14 +25909,14 @@
         </w:tc>
       </w:tr>
     </w:tbl>
-    <w:bookmarkEnd w:id="38"/>
-    <w:bookmarkStart w:id="39" w:name="community-and-student-sample-differences"/>
+    <w:bookmarkEnd w:id="40"/>
+    <w:bookmarkStart w:id="41" w:name="community-and-student-sample-differences"/>
     <w:p>
       <w:pPr>
         <w:pStyle w:val="Heading3"/>
       </w:pPr>
       <w:r>
-        <w:t xml:space="preserve">1.4.2 Community and Student Sample Differences</w:t>
+        <w:t xml:space="preserve">1.4.3 Community and Student Sample Differences</w:t>
       </w:r>
     </w:p>
     <w:p>
@@ -26243,14 +28288,14 @@
         </w:tc>
       </w:tr>
     </w:tbl>
-    <w:bookmarkEnd w:id="39"/>
-    <w:bookmarkStart w:id="65" w:name="X55d5bb31491588f7d81cfb0349cc27cc194710e"/>
+    <w:bookmarkEnd w:id="41"/>
+    <w:bookmarkStart w:id="67" w:name="X55d5bb31491588f7d81cfb0349cc27cc194710e"/>
     <w:p>
       <w:pPr>
         <w:pStyle w:val="Heading3"/>
       </w:pPr>
       <w:r>
-        <w:t xml:space="preserve">1.4.3 Confidence Calibration and Intellectual Humility</w:t>
+        <w:t xml:space="preserve">1.4.4 Confidence Calibration and Intellectual Humility</w:t>
       </w:r>
     </w:p>
     <w:tbl>
@@ -26266,7 +28311,7 @@
       <w:tr>
         <w:tc>
           <w:tcPr/>
-          <w:bookmarkStart w:id="43" w:name="fig-calibration"/>
+          <w:bookmarkStart w:id="45" w:name="fig-calibration"/>
           <w:p>
             <w:pPr>
               <w:pStyle w:val="Compact"/>
@@ -26277,18 +28322,18 @@
                 <wp:inline>
                   <wp:extent cx="5334000" cy="2667000"/>
                   <wp:effectExtent b="0" l="0" r="0" t="0"/>
-                  <wp:docPr descr="" title="" id="41" name="Picture"/>
+                  <wp:docPr descr="" title="" id="43" name="Picture"/>
                   <a:graphic>
                     <a:graphicData uri="http://schemas.openxmlformats.org/drawingml/2006/picture">
                       <pic:pic>
                         <pic:nvPicPr>
-                          <pic:cNvPr descr="results_files/figure-docx/fig-calibration-1.png" id="42" name="Picture"/>
+                          <pic:cNvPr descr="results_files/figure-docx/fig-calibration-1.png" id="44" name="Picture"/>
                           <pic:cNvPicPr>
                             <a:picLocks noChangeArrowheads="1" noChangeAspect="1"/>
                           </pic:cNvPicPr>
                         </pic:nvPicPr>
                         <pic:blipFill>
-                          <a:blip r:embed="rId40"/>
+                          <a:blip r:embed="rId42"/>
                           <a:stretch>
                             <a:fillRect/>
                           </a:stretch>
@@ -26328,7 +28373,7 @@
               <w:t xml:space="preserve">Figure 2: Number of correct answer (vertical coordinates) plotted as a function of the answer to the calibration responses (e.g. the participant’s estimates of their own accuracy; horizontal coordinates). Some jitter added for visibility. Both plots demonstrates substantial over-confidence, since in both cases most points lie below the identity line. For this plot we only excluded problems where participants declared using external resources.</w:t>
             </w:r>
           </w:p>
-          <w:bookmarkEnd w:id="43"/>
+          <w:bookmarkEnd w:id="45"/>
         </w:tc>
       </w:tr>
     </w:tbl>
@@ -27302,7 +29347,7 @@
       <w:tr>
         <w:tc>
           <w:tcPr/>
-          <w:bookmarkStart w:id="47" w:name="fig-calibration-model"/>
+          <w:bookmarkStart w:id="49" w:name="fig-calibration-model"/>
           <w:p>
             <w:pPr>
               <w:pStyle w:val="Compact"/>
@@ -27313,18 +29358,18 @@
                 <wp:inline>
                   <wp:extent cx="5334000" cy="2667000"/>
                   <wp:effectExtent b="0" l="0" r="0" t="0"/>
-                  <wp:docPr descr="" title="" id="45" name="Picture"/>
+                  <wp:docPr descr="" title="" id="47" name="Picture"/>
                   <a:graphic>
                     <a:graphicData uri="http://schemas.openxmlformats.org/drawingml/2006/picture">
                       <pic:pic>
                         <pic:nvPicPr>
-                          <pic:cNvPr descr="results_files/figure-docx/fig-calibration-model-1.png" id="46" name="Picture"/>
+                          <pic:cNvPr descr="results_files/figure-docx/fig-calibration-model-1.png" id="48" name="Picture"/>
                           <pic:cNvPicPr>
                             <a:picLocks noChangeArrowheads="1" noChangeAspect="1"/>
                           </pic:cNvPicPr>
                         </pic:nvPicPr>
                         <pic:blipFill>
-                          <a:blip r:embed="rId44"/>
+                          <a:blip r:embed="rId46"/>
                           <a:stretch>
                             <a:fillRect/>
                           </a:stretch>
@@ -27364,7 +29409,7 @@
               <w:t xml:space="preserve">Figure 3: Intellectual humility and calibration of estimated performance. Generalised additive models (GAMs) predicting participants’ estimated number of correct answers from their actual accuracy and intellectual humility, fitted separately for the intuitive (left) and reflective (right) phases. Lines show model-predicted estimates for intellectual humility at the mean and ±1 SD; shaded bands indicate 95% confidence intervals. The dashed diagonal indicates perfect calibration, such that values above the line reflect overestimation and values below the line reflect underestimation. Intellectual humility was associated with a small overall shift in estimates in the intuitive phase, whereas in the reflective phase it showed a small but significant interaction with actual accuracy.</w:t>
             </w:r>
           </w:p>
-          <w:bookmarkEnd w:id="47"/>
+          <w:bookmarkEnd w:id="49"/>
         </w:tc>
       </w:tr>
     </w:tbl>
@@ -27381,7 +29426,7 @@
       <w:tr>
         <w:tc>
           <w:tcPr/>
-          <w:bookmarkStart w:id="51" w:name="fig-calibration-model-2"/>
+          <w:bookmarkStart w:id="53" w:name="fig-calibration-model-2"/>
           <w:p>
             <w:pPr>
               <w:pStyle w:val="Compact"/>
@@ -27392,18 +29437,18 @@
                 <wp:inline>
                   <wp:extent cx="5334000" cy="2667000"/>
                   <wp:effectExtent b="0" l="0" r="0" t="0"/>
-                  <wp:docPr descr="" title="" id="49" name="Picture"/>
+                  <wp:docPr descr="" title="" id="51" name="Picture"/>
                   <a:graphic>
                     <a:graphicData uri="http://schemas.openxmlformats.org/drawingml/2006/picture">
                       <pic:pic>
                         <pic:nvPicPr>
-                          <pic:cNvPr descr="results_files/figure-docx/fig-calibration-model-2-1.png" id="50" name="Picture"/>
+                          <pic:cNvPr descr="results_files/figure-docx/fig-calibration-model-2-1.png" id="52" name="Picture"/>
                           <pic:cNvPicPr>
                             <a:picLocks noChangeArrowheads="1" noChangeAspect="1"/>
                           </pic:cNvPicPr>
                         </pic:nvPicPr>
                         <pic:blipFill>
-                          <a:blip r:embed="rId48"/>
+                          <a:blip r:embed="rId50"/>
                           <a:stretch>
                             <a:fillRect/>
                           </a:stretch>
@@ -27443,7 +29488,7 @@
               <w:t xml:space="preserve">Figure 4: Intellectual humility, actual accuracy, and estimated performance. Generalised additive models (GAMs) predicting participants’ estimated number of correct answers from actual accuracy and intellectual humility, fitted separately for the intuitive (left) and reflective (right) phases. Lines show model-predicted estimates across the observed range of intellectual humility scores, plotted separately for each level of actual accuracy; shaded bands indicate 95% confidence intervals. In the intuitive phase, intellectual humility was associated with a small overall downward shift in estimated performance across accuracy levels. In the reflective phase, the association between intellectual humility and estimated performance varied modestly as a function of actual accuracy, consistent with a small but significant interaction.</w:t>
             </w:r>
           </w:p>
-          <w:bookmarkEnd w:id="51"/>
+          <w:bookmarkEnd w:id="53"/>
         </w:tc>
       </w:tr>
     </w:tbl>
@@ -27452,13 +29497,13 @@
         <w:br w:type="page"/>
       </w:r>
     </w:p>
-    <w:bookmarkStart w:id="52" w:name="robustness-analysis-quasibinomial-gams"/>
+    <w:bookmarkStart w:id="54" w:name="robustness-analysis-quasibinomial-gams"/>
     <w:p>
       <w:pPr>
         <w:pStyle w:val="Heading4"/>
       </w:pPr>
       <w:r>
-        <w:t xml:space="preserve">1.4.3.1 Robustness analysis: quasibinomial GAMs</w:t>
+        <w:t xml:space="preserve">1.4.4.1 Robustness analysis: quasibinomial GAMs</w:t>
       </w:r>
     </w:p>
     <w:p>
@@ -27469,14 +29514,14 @@
         <w:t xml:space="preserve">As a robustness analysis, we repeated the calibration analyses using quasibinomial GAMs. These models constrain predicted estimates to the possible 0–6 range while allowing for overdispersion relative to the binomial variance.</w:t>
       </w:r>
     </w:p>
-    <w:bookmarkEnd w:id="52"/>
-    <w:bookmarkStart w:id="54" w:name="model-estimates"/>
+    <w:bookmarkEnd w:id="54"/>
+    <w:bookmarkStart w:id="56" w:name="model-estimates"/>
     <w:p>
       <w:pPr>
         <w:pStyle w:val="Heading4"/>
       </w:pPr>
       <w:r>
-        <w:t xml:space="preserve">1.4.3.2 Model estimates</w:t>
+        <w:t xml:space="preserve">1.4.4.2 Model estimates</w:t>
       </w:r>
     </w:p>
     <w:tbl>
@@ -27492,7 +29537,7 @@
       <w:tr>
         <w:tc>
           <w:tcPr/>
-          <w:bookmarkStart w:id="53" w:name="tbl-gam-quasibinomial"/>
+          <w:bookmarkStart w:id="55" w:name="tbl-gam-quasibinomial"/>
           <w:p>
             <w:pPr>
               <w:jc w:val="center"/>
@@ -28519,19 +30564,19 @@
               </w:tc>
             </w:tr>
           </w:tbl>
-          <w:bookmarkEnd w:id="53"/>
+          <w:bookmarkEnd w:id="55"/>
           <w:p/>
         </w:tc>
       </w:tr>
     </w:tbl>
-    <w:bookmarkEnd w:id="54"/>
-    <w:bookmarkStart w:id="59" w:name="predicted-calibration-curves"/>
+    <w:bookmarkEnd w:id="56"/>
+    <w:bookmarkStart w:id="61" w:name="predicted-calibration-curves"/>
     <w:p>
       <w:pPr>
         <w:pStyle w:val="Heading4"/>
       </w:pPr>
       <w:r>
-        <w:t xml:space="preserve">1.4.3.3 Predicted calibration curves</w:t>
+        <w:t xml:space="preserve">1.4.4.3 Predicted calibration curves</w:t>
       </w:r>
     </w:p>
     <w:tbl>
@@ -28547,7 +30592,7 @@
       <w:tr>
         <w:tc>
           <w:tcPr/>
-          <w:bookmarkStart w:id="58" w:name="fig-gam-qbin-calibration"/>
+          <w:bookmarkStart w:id="60" w:name="fig-gam-qbin-calibration"/>
           <w:p>
             <w:pPr>
               <w:pStyle w:val="Compact"/>
@@ -28558,18 +30603,18 @@
                 <wp:inline>
                   <wp:extent cx="5334000" cy="2667000"/>
                   <wp:effectExtent b="0" l="0" r="0" t="0"/>
-                  <wp:docPr descr="" title="" id="56" name="Picture"/>
+                  <wp:docPr descr="" title="" id="58" name="Picture"/>
                   <a:graphic>
                     <a:graphicData uri="http://schemas.openxmlformats.org/drawingml/2006/picture">
                       <pic:pic>
                         <pic:nvPicPr>
-                          <pic:cNvPr descr="results_files/figure-docx/fig-gam-qbin-calibration-1.png" id="57" name="Picture"/>
+                          <pic:cNvPr descr="results_files/figure-docx/fig-gam-qbin-calibration-1.png" id="59" name="Picture"/>
                           <pic:cNvPicPr>
                             <a:picLocks noChangeArrowheads="1" noChangeAspect="1"/>
                           </pic:cNvPicPr>
                         </pic:nvPicPr>
                         <pic:blipFill>
-                          <a:blip r:embed="rId55"/>
+                          <a:blip r:embed="rId57"/>
                           <a:stretch>
                             <a:fillRect/>
                           </a:stretch>
@@ -28609,18 +30654,18 @@
               <w:t xml:space="preserve">Figure 5: Quasibinomial robustness analysis of intellectual humility and calibration of estimated performance. Lines show model-predicted estimates at the mean and ±1 SD of intellectual humility; shaded bands indicate 95% confidence intervals. The dashed diagonal indicates perfect calibration.</w:t>
             </w:r>
           </w:p>
-          <w:bookmarkEnd w:id="58"/>
+          <w:bookmarkEnd w:id="60"/>
         </w:tc>
       </w:tr>
     </w:tbl>
-    <w:bookmarkEnd w:id="59"/>
-    <w:bookmarkStart w:id="64" w:name="intellectual-humility-interaction-plots"/>
+    <w:bookmarkEnd w:id="61"/>
+    <w:bookmarkStart w:id="66" w:name="intellectual-humility-interaction-plots"/>
     <w:p>
       <w:pPr>
         <w:pStyle w:val="Heading4"/>
       </w:pPr>
       <w:r>
-        <w:t xml:space="preserve">1.4.3.4 Intellectual humility interaction plots</w:t>
+        <w:t xml:space="preserve">1.4.4.4 Intellectual humility interaction plots</w:t>
       </w:r>
     </w:p>
     <w:tbl>
@@ -28636,7 +30681,7 @@
       <w:tr>
         <w:tc>
           <w:tcPr/>
-          <w:bookmarkStart w:id="63" w:name="fig-gam-qbin-IH"/>
+          <w:bookmarkStart w:id="65" w:name="fig-gam-qbin-IH"/>
           <w:p>
             <w:pPr>
               <w:pStyle w:val="Compact"/>
@@ -28647,18 +30692,18 @@
                 <wp:inline>
                   <wp:extent cx="5334000" cy="2667000"/>
                   <wp:effectExtent b="0" l="0" r="0" t="0"/>
-                  <wp:docPr descr="" title="" id="61" name="Picture"/>
+                  <wp:docPr descr="" title="" id="63" name="Picture"/>
                   <a:graphic>
                     <a:graphicData uri="http://schemas.openxmlformats.org/drawingml/2006/picture">
                       <pic:pic>
                         <pic:nvPicPr>
-                          <pic:cNvPr descr="results_files/figure-docx/fig-gam-qbin-IH-1.png" id="62" name="Picture"/>
+                          <pic:cNvPr descr="results_files/figure-docx/fig-gam-qbin-IH-1.png" id="64" name="Picture"/>
                           <pic:cNvPicPr>
                             <a:picLocks noChangeArrowheads="1" noChangeAspect="1"/>
                           </pic:cNvPicPr>
                         </pic:nvPicPr>
                         <pic:blipFill>
-                          <a:blip r:embed="rId60"/>
+                          <a:blip r:embed="rId62"/>
                           <a:stretch>
                             <a:fillRect/>
                           </a:stretch>
@@ -28698,14 +30743,14 @@
               <w:t xml:space="preserve">Figure 6: Quasibinomial robustness analysis of intellectual humility, actual accuracy, and estimated performance. Lines show model-predicted estimates across the observed range of intellectual humility scores, separately for each level of actual accuracy; shaded bands indicate 95% confidence intervals.</w:t>
             </w:r>
           </w:p>
-          <w:bookmarkEnd w:id="63"/>
+          <w:bookmarkEnd w:id="65"/>
         </w:tc>
       </w:tr>
     </w:tbl>
-    <w:bookmarkEnd w:id="64"/>
-    <w:bookmarkEnd w:id="65"/>
     <w:bookmarkEnd w:id="66"/>
     <w:bookmarkEnd w:id="67"/>
+    <w:bookmarkEnd w:id="68"/>
+    <w:bookmarkEnd w:id="69"/>
     <w:sectPr/>
   </w:body>
 </w:document>

--- a/analysis-code/results.docx
+++ b/analysis-code/results.docx
@@ -21,7 +21,7 @@
         <w:pStyle w:val="Date"/>
       </w:pPr>
       <w:r>
-        <w:t xml:space="preserve">2026-09-03</w:t>
+        <w:t xml:space="preserve">2026-09-30</w:t>
       </w:r>
     </w:p>
     <w:p>
@@ -29,7 +29,7 @@
         <w:br w:type="page"/>
       </w:r>
     </w:p>
-    <w:bookmarkStart w:id="69" w:name="results"/>
+    <w:bookmarkStart w:id="72" w:name="results"/>
     <w:p>
       <w:pPr>
         <w:pStyle w:val="Heading1"/>
@@ -18765,7 +18765,7 @@
     <w:bookmarkEnd w:id="35"/>
     <w:bookmarkEnd w:id="36"/>
     <w:bookmarkEnd w:id="37"/>
-    <w:bookmarkStart w:id="68" w:name="exploratory-analyses"/>
+    <w:bookmarkStart w:id="71" w:name="exploratory-analyses"/>
     <w:p>
       <w:pPr>
         <w:pStyle w:val="Heading2"/>
@@ -18774,7 +18774,7 @@
         <w:t xml:space="preserve">1.4 Exploratory Analyses</w:t>
       </w:r>
     </w:p>
-    <w:bookmarkStart w:id="39" w:name="Xb93f2b75b28b47f87e65e047c9dd8bb7e61497d"/>
+    <w:bookmarkStart w:id="41" w:name="Xb93f2b75b28b47f87e65e047c9dd8bb7e61497d"/>
     <w:p>
       <w:pPr>
         <w:pStyle w:val="Heading3"/>
@@ -20818,14 +20818,922 @@
       </w:r>
     </w:p>
     <w:bookmarkEnd w:id="38"/>
+    <w:bookmarkStart w:id="39" w:name="actively-open-minded-thinking-scale"/>
+    <w:p>
+      <w:pPr>
+        <w:pStyle w:val="Heading4"/>
+      </w:pPr>
+      <w:r>
+        <w:t xml:space="preserve">1.4.1.2 Actively open-minded thinking scale</w:t>
+      </w:r>
+    </w:p>
+    <w:p>
+      <w:pPr>
+        <w:pStyle w:val="TableCaption"/>
+      </w:pPr>
+      <w:r>
+        <w:t xml:space="preserve">Measurement invariance analysis for the Actively Open-Minded Thinking scale</w:t>
+      </w:r>
+    </w:p>
+    <w:tbl>
+      <w:tblPr>
+        <w:tblStyle w:val="Table"/>
+        <w:tblW w:type="auto" w:w="0"/>
+        <w:tblLook w:firstRow="1" w:lastRow="0" w:firstColumn="0" w:lastColumn="0" w:noHBand="0" w:noVBand="0" w:val="0020"/>
+        <w:tblCaption w:val="Measurement invariance analysis for the Actively Open-Minded Thinking scale"/>
+      </w:tblPr>
+      <w:tblGrid>
+        <w:gridCol w:w="990"/>
+        <w:gridCol w:w="990"/>
+        <w:gridCol w:w="990"/>
+        <w:gridCol w:w="990"/>
+        <w:gridCol w:w="990"/>
+        <w:gridCol w:w="990"/>
+        <w:gridCol w:w="990"/>
+        <w:gridCol w:w="990"/>
+      </w:tblGrid>
+      <w:tr>
+        <w:trPr>
+          <w:tblHeader w:val="on"/>
+        </w:trPr>
+        <w:tc>
+          <w:tcPr/>
+          <w:p>
+            <w:pPr>
+              <w:pStyle w:val="Compact"/>
+              <w:jc w:val="left"/>
+            </w:pPr>
+            <w:r>
+              <w:t xml:space="preserve">Model</w:t>
+            </w:r>
+          </w:p>
+        </w:tc>
+        <w:tc>
+          <w:tcPr/>
+          <w:p>
+            <w:pPr>
+              <w:pStyle w:val="Compact"/>
+              <w:jc w:val="center"/>
+            </w:pPr>
+            <w:r>
+              <w:t xml:space="preserve">CFI</w:t>
+            </w:r>
+          </w:p>
+        </w:tc>
+        <w:tc>
+          <w:tcPr/>
+          <w:p>
+            <w:pPr>
+              <w:pStyle w:val="Compact"/>
+              <w:jc w:val="center"/>
+            </w:pPr>
+            <w:r>
+              <w:t xml:space="preserve">TLI</w:t>
+            </w:r>
+          </w:p>
+        </w:tc>
+        <w:tc>
+          <w:tcPr/>
+          <w:p>
+            <w:pPr>
+              <w:pStyle w:val="Compact"/>
+              <w:jc w:val="center"/>
+            </w:pPr>
+            <w:r>
+              <w:t xml:space="preserve">RMSEA</w:t>
+            </w:r>
+          </w:p>
+        </w:tc>
+        <w:tc>
+          <w:tcPr/>
+          <w:p>
+            <w:pPr>
+              <w:pStyle w:val="Compact"/>
+              <w:jc w:val="center"/>
+            </w:pPr>
+            <w:r>
+              <w:t xml:space="preserve">SRMR</w:t>
+            </w:r>
+          </w:p>
+        </w:tc>
+        <w:tc>
+          <w:tcPr/>
+          <w:p>
+            <w:pPr>
+              <w:pStyle w:val="Compact"/>
+              <w:jc w:val="center"/>
+            </w:pPr>
+            <w:r>
+              <w:t xml:space="preserve">ΔCFI</w:t>
+            </w:r>
+          </w:p>
+        </w:tc>
+        <w:tc>
+          <w:tcPr/>
+          <w:p>
+            <w:pPr>
+              <w:pStyle w:val="Compact"/>
+              <w:jc w:val="center"/>
+            </w:pPr>
+            <w:r>
+              <w:t xml:space="preserve">ΔRMSEA</w:t>
+            </w:r>
+          </w:p>
+        </w:tc>
+        <w:tc>
+          <w:tcPr/>
+          <w:p>
+            <w:pPr>
+              <w:pStyle w:val="Compact"/>
+              <w:jc w:val="center"/>
+            </w:pPr>
+            <w:r>
+              <w:t xml:space="preserve">ΔSRMR</w:t>
+            </w:r>
+          </w:p>
+        </w:tc>
+      </w:tr>
+      <w:tr>
+        <w:tc>
+          <w:tcPr/>
+          <w:p>
+            <w:pPr>
+              <w:pStyle w:val="Compact"/>
+              <w:jc w:val="left"/>
+            </w:pPr>
+            <w:r>
+              <w:t xml:space="preserve">Configural</w:t>
+            </w:r>
+          </w:p>
+        </w:tc>
+        <w:tc>
+          <w:tcPr/>
+          <w:p>
+            <w:pPr>
+              <w:pStyle w:val="Compact"/>
+              <w:jc w:val="center"/>
+            </w:pPr>
+            <w:r>
+              <w:t xml:space="preserve">0.923</w:t>
+            </w:r>
+          </w:p>
+        </w:tc>
+        <w:tc>
+          <w:tcPr/>
+          <w:p>
+            <w:pPr>
+              <w:pStyle w:val="Compact"/>
+              <w:jc w:val="center"/>
+            </w:pPr>
+            <w:r>
+              <w:t xml:space="preserve">0.894</w:t>
+            </w:r>
+          </w:p>
+        </w:tc>
+        <w:tc>
+          <w:tcPr/>
+          <w:p>
+            <w:pPr>
+              <w:pStyle w:val="Compact"/>
+              <w:jc w:val="center"/>
+            </w:pPr>
+            <w:r>
+              <w:t xml:space="preserve">0.051</w:t>
+            </w:r>
+          </w:p>
+        </w:tc>
+        <w:tc>
+          <w:tcPr/>
+          <w:p>
+            <w:pPr>
+              <w:pStyle w:val="Compact"/>
+              <w:jc w:val="center"/>
+            </w:pPr>
+            <w:r>
+              <w:t xml:space="preserve">0.044</w:t>
+            </w:r>
+          </w:p>
+        </w:tc>
+        <w:tc>
+          <w:tcPr/>
+          <w:p>
+            <w:pPr>
+              <w:pStyle w:val="Compact"/>
+              <w:jc w:val="center"/>
+            </w:pPr>
+            <w:r>
+              <w:t xml:space="preserve">NA</w:t>
+            </w:r>
+          </w:p>
+        </w:tc>
+        <w:tc>
+          <w:tcPr/>
+          <w:p>
+            <w:pPr>
+              <w:pStyle w:val="Compact"/>
+              <w:jc w:val="center"/>
+            </w:pPr>
+            <w:r>
+              <w:t xml:space="preserve">NA</w:t>
+            </w:r>
+          </w:p>
+        </w:tc>
+        <w:tc>
+          <w:tcPr/>
+          <w:p>
+            <w:pPr>
+              <w:pStyle w:val="Compact"/>
+              <w:jc w:val="center"/>
+            </w:pPr>
+            <w:r>
+              <w:t xml:space="preserve">NA</w:t>
+            </w:r>
+          </w:p>
+        </w:tc>
+      </w:tr>
+      <w:tr>
+        <w:tc>
+          <w:tcPr/>
+          <w:p>
+            <w:pPr>
+              <w:pStyle w:val="Compact"/>
+              <w:jc w:val="left"/>
+            </w:pPr>
+            <w:r>
+              <w:t xml:space="preserve">Metric</w:t>
+            </w:r>
+          </w:p>
+        </w:tc>
+        <w:tc>
+          <w:tcPr/>
+          <w:p>
+            <w:pPr>
+              <w:pStyle w:val="Compact"/>
+              <w:jc w:val="center"/>
+            </w:pPr>
+            <w:r>
+              <w:t xml:space="preserve">0.889</w:t>
+            </w:r>
+          </w:p>
+        </w:tc>
+        <w:tc>
+          <w:tcPr/>
+          <w:p>
+            <w:pPr>
+              <w:pStyle w:val="Compact"/>
+              <w:jc w:val="center"/>
+            </w:pPr>
+            <w:r>
+              <w:t xml:space="preserve">0.872</w:t>
+            </w:r>
+          </w:p>
+        </w:tc>
+        <w:tc>
+          <w:tcPr/>
+          <w:p>
+            <w:pPr>
+              <w:pStyle w:val="Compact"/>
+              <w:jc w:val="center"/>
+            </w:pPr>
+            <w:r>
+              <w:t xml:space="preserve">0.056</w:t>
+            </w:r>
+          </w:p>
+        </w:tc>
+        <w:tc>
+          <w:tcPr/>
+          <w:p>
+            <w:pPr>
+              <w:pStyle w:val="Compact"/>
+              <w:jc w:val="center"/>
+            </w:pPr>
+            <w:r>
+              <w:t xml:space="preserve">0.067</w:t>
+            </w:r>
+          </w:p>
+        </w:tc>
+        <w:tc>
+          <w:tcPr/>
+          <w:p>
+            <w:pPr>
+              <w:pStyle w:val="Compact"/>
+              <w:jc w:val="center"/>
+            </w:pPr>
+            <w:r>
+              <w:t xml:space="preserve">-0.034</w:t>
+            </w:r>
+          </w:p>
+        </w:tc>
+        <w:tc>
+          <w:tcPr/>
+          <w:p>
+            <w:pPr>
+              <w:pStyle w:val="Compact"/>
+              <w:jc w:val="center"/>
+            </w:pPr>
+            <w:r>
+              <w:t xml:space="preserve">0.005</w:t>
+            </w:r>
+          </w:p>
+        </w:tc>
+        <w:tc>
+          <w:tcPr/>
+          <w:p>
+            <w:pPr>
+              <w:pStyle w:val="Compact"/>
+              <w:jc w:val="center"/>
+            </w:pPr>
+            <w:r>
+              <w:t xml:space="preserve">0.023</w:t>
+            </w:r>
+          </w:p>
+        </w:tc>
+      </w:tr>
+      <w:tr>
+        <w:tc>
+          <w:tcPr/>
+          <w:p>
+            <w:pPr>
+              <w:pStyle w:val="Compact"/>
+              <w:jc w:val="left"/>
+            </w:pPr>
+            <w:r>
+              <w:t xml:space="preserve">Scalar</w:t>
+            </w:r>
+          </w:p>
+        </w:tc>
+        <w:tc>
+          <w:tcPr/>
+          <w:p>
+            <w:pPr>
+              <w:pStyle w:val="Compact"/>
+              <w:jc w:val="center"/>
+            </w:pPr>
+            <w:r>
+              <w:t xml:space="preserve">0.750</w:t>
+            </w:r>
+          </w:p>
+        </w:tc>
+        <w:tc>
+          <w:tcPr/>
+          <w:p>
+            <w:pPr>
+              <w:pStyle w:val="Compact"/>
+              <w:jc w:val="center"/>
+            </w:pPr>
+            <w:r>
+              <w:t xml:space="preserve">0.752</w:t>
+            </w:r>
+          </w:p>
+        </w:tc>
+        <w:tc>
+          <w:tcPr/>
+          <w:p>
+            <w:pPr>
+              <w:pStyle w:val="Compact"/>
+              <w:jc w:val="center"/>
+            </w:pPr>
+            <w:r>
+              <w:t xml:space="preserve">0.079</w:t>
+            </w:r>
+          </w:p>
+        </w:tc>
+        <w:tc>
+          <w:tcPr/>
+          <w:p>
+            <w:pPr>
+              <w:pStyle w:val="Compact"/>
+              <w:jc w:val="center"/>
+            </w:pPr>
+            <w:r>
+              <w:t xml:space="preserve">0.091</w:t>
+            </w:r>
+          </w:p>
+        </w:tc>
+        <w:tc>
+          <w:tcPr/>
+          <w:p>
+            <w:pPr>
+              <w:pStyle w:val="Compact"/>
+              <w:jc w:val="center"/>
+            </w:pPr>
+            <w:r>
+              <w:t xml:space="preserve">-0.139</w:t>
+            </w:r>
+          </w:p>
+        </w:tc>
+        <w:tc>
+          <w:tcPr/>
+          <w:p>
+            <w:pPr>
+              <w:pStyle w:val="Compact"/>
+              <w:jc w:val="center"/>
+            </w:pPr>
+            <w:r>
+              <w:t xml:space="preserve">0.022</w:t>
+            </w:r>
+          </w:p>
+        </w:tc>
+        <w:tc>
+          <w:tcPr/>
+          <w:p>
+            <w:pPr>
+              <w:pStyle w:val="Compact"/>
+              <w:jc w:val="center"/>
+            </w:pPr>
+            <w:r>
+              <w:t xml:space="preserve">0.024</w:t>
+            </w:r>
+          </w:p>
+        </w:tc>
+      </w:tr>
+    </w:tbl>
+    <w:p>
+      <w:pPr>
+        <w:pStyle w:val="BodyText"/>
+      </w:pPr>
+      <w:r>
+        <w:t xml:space="preserve">The AOT scale showed mixed evidence of configural fit (CFI = .923, RMSEA = .051, SRMR = .044). When equality constraints were imposed only on the substantive AOT loadings, while allowing loadings on the negative-wording method factor to vary across countries, model fit deteriorated moderately (ΔCFI = −.034, ΔRMSEA = .005, ΔSRMR = .023), indicating departures from full metric invariance. Imposing equality constraints on item intercepts produced a much larger deterioration in fit (ΔCFI = −.139, ΔRMSEA = .022, ΔSRMR = .024), providing clear evidence against scalar invariance.</w:t>
+      </w:r>
+    </w:p>
     <w:bookmarkEnd w:id="39"/>
-    <w:bookmarkStart w:id="40" w:name="X715d53ed7a3146640af0b1534337bb41a21f168"/>
+    <w:bookmarkStart w:id="40" w:name="Xbfb87116056c8a08106c6671c7d8b0dc5c49dcf"/>
+    <w:p>
+      <w:pPr>
+        <w:pStyle w:val="Heading4"/>
+      </w:pPr>
+      <w:r>
+        <w:t xml:space="preserve">1.4.1.3 Individualistic and collectivistic cultural tendencies scale</w:t>
+      </w:r>
+    </w:p>
+    <w:p>
+      <w:pPr>
+        <w:pStyle w:val="BlockText"/>
+      </w:pPr>
+      <w:r>
+        <w:t xml:space="preserve">The original 1998 paper only reported that an EFA-supported four-factor structure, followed by convergent/discriminant validity analyses; they did not do an extensive four-factor CFA structure validation of the 16-items scale.</w:t>
+      </w:r>
+    </w:p>
+    <w:p>
+      <w:pPr>
+        <w:pStyle w:val="BlockText"/>
+      </w:pPr>
+      <w:r>
+        <w:t xml:space="preserve">NOTE: post-fitting diagnostic check (</w:t>
+      </w:r>
+      <w:r>
+        <w:rPr>
+          <w:rStyle w:val="VerbatimChar"/>
+        </w:rPr>
+        <w:t xml:space="preserve">lavInspect(fit, "post.check")</w:t>
+      </w:r>
+      <w:r>
+        <w:t xml:space="preserve">) was failing for these model, in particular Egypt, Kuwait and Ghana (with N ranging from 110 to 183) had negative eigenvalues, indicating non-positive defined covariance matrices. Therefore I have increased the threshold for being included in the analysis from 100 to 200 responses (considering also that this is a more complex 4 factor model).</w:t>
+      </w:r>
+    </w:p>
+    <w:p>
+      <w:pPr>
+        <w:pStyle w:val="TableCaption"/>
+      </w:pPr>
+      <w:r>
+        <w:t xml:space="preserve">Measurement invariance analysis for the Individualism–Collectivism scale</w:t>
+      </w:r>
+    </w:p>
+    <w:tbl>
+      <w:tblPr>
+        <w:tblStyle w:val="Table"/>
+        <w:tblW w:type="auto" w:w="0"/>
+        <w:tblLook w:firstRow="1" w:lastRow="0" w:firstColumn="0" w:lastColumn="0" w:noHBand="0" w:noVBand="0" w:val="0020"/>
+        <w:tblCaption w:val="Measurement invariance analysis for the Individualism–Collectivism scale"/>
+      </w:tblPr>
+      <w:tblGrid>
+        <w:gridCol w:w="990"/>
+        <w:gridCol w:w="990"/>
+        <w:gridCol w:w="990"/>
+        <w:gridCol w:w="990"/>
+        <w:gridCol w:w="990"/>
+        <w:gridCol w:w="990"/>
+        <w:gridCol w:w="990"/>
+        <w:gridCol w:w="990"/>
+      </w:tblGrid>
+      <w:tr>
+        <w:trPr>
+          <w:tblHeader w:val="on"/>
+        </w:trPr>
+        <w:tc>
+          <w:tcPr/>
+          <w:p>
+            <w:pPr>
+              <w:pStyle w:val="Compact"/>
+              <w:jc w:val="left"/>
+            </w:pPr>
+            <w:r>
+              <w:t xml:space="preserve">Model</w:t>
+            </w:r>
+          </w:p>
+        </w:tc>
+        <w:tc>
+          <w:tcPr/>
+          <w:p>
+            <w:pPr>
+              <w:pStyle w:val="Compact"/>
+              <w:jc w:val="center"/>
+            </w:pPr>
+            <w:r>
+              <w:t xml:space="preserve">CFI</w:t>
+            </w:r>
+          </w:p>
+        </w:tc>
+        <w:tc>
+          <w:tcPr/>
+          <w:p>
+            <w:pPr>
+              <w:pStyle w:val="Compact"/>
+              <w:jc w:val="center"/>
+            </w:pPr>
+            <w:r>
+              <w:t xml:space="preserve">TLI</w:t>
+            </w:r>
+          </w:p>
+        </w:tc>
+        <w:tc>
+          <w:tcPr/>
+          <w:p>
+            <w:pPr>
+              <w:pStyle w:val="Compact"/>
+              <w:jc w:val="center"/>
+            </w:pPr>
+            <w:r>
+              <w:t xml:space="preserve">RMSEA</w:t>
+            </w:r>
+          </w:p>
+        </w:tc>
+        <w:tc>
+          <w:tcPr/>
+          <w:p>
+            <w:pPr>
+              <w:pStyle w:val="Compact"/>
+              <w:jc w:val="center"/>
+            </w:pPr>
+            <w:r>
+              <w:t xml:space="preserve">SRMR</w:t>
+            </w:r>
+          </w:p>
+        </w:tc>
+        <w:tc>
+          <w:tcPr/>
+          <w:p>
+            <w:pPr>
+              <w:pStyle w:val="Compact"/>
+              <w:jc w:val="center"/>
+            </w:pPr>
+            <w:r>
+              <w:t xml:space="preserve">ΔCFI</w:t>
+            </w:r>
+          </w:p>
+        </w:tc>
+        <w:tc>
+          <w:tcPr/>
+          <w:p>
+            <w:pPr>
+              <w:pStyle w:val="Compact"/>
+              <w:jc w:val="center"/>
+            </w:pPr>
+            <w:r>
+              <w:t xml:space="preserve">ΔRMSEA</w:t>
+            </w:r>
+          </w:p>
+        </w:tc>
+        <w:tc>
+          <w:tcPr/>
+          <w:p>
+            <w:pPr>
+              <w:pStyle w:val="Compact"/>
+              <w:jc w:val="center"/>
+            </w:pPr>
+            <w:r>
+              <w:t xml:space="preserve">ΔSRMR</w:t>
+            </w:r>
+          </w:p>
+        </w:tc>
+      </w:tr>
+      <w:tr>
+        <w:tc>
+          <w:tcPr/>
+          <w:p>
+            <w:pPr>
+              <w:pStyle w:val="Compact"/>
+              <w:jc w:val="left"/>
+            </w:pPr>
+            <w:r>
+              <w:t xml:space="preserve">Configural</w:t>
+            </w:r>
+          </w:p>
+        </w:tc>
+        <w:tc>
+          <w:tcPr/>
+          <w:p>
+            <w:pPr>
+              <w:pStyle w:val="Compact"/>
+              <w:jc w:val="center"/>
+            </w:pPr>
+            <w:r>
+              <w:t xml:space="preserve">0.833</w:t>
+            </w:r>
+          </w:p>
+        </w:tc>
+        <w:tc>
+          <w:tcPr/>
+          <w:p>
+            <w:pPr>
+              <w:pStyle w:val="Compact"/>
+              <w:jc w:val="center"/>
+            </w:pPr>
+            <w:r>
+              <w:t xml:space="preserve">0.796</w:t>
+            </w:r>
+          </w:p>
+        </w:tc>
+        <w:tc>
+          <w:tcPr/>
+          <w:p>
+            <w:pPr>
+              <w:pStyle w:val="Compact"/>
+              <w:jc w:val="center"/>
+            </w:pPr>
+            <w:r>
+              <w:t xml:space="preserve">0.075</w:t>
+            </w:r>
+          </w:p>
+        </w:tc>
+        <w:tc>
+          <w:tcPr/>
+          <w:p>
+            <w:pPr>
+              <w:pStyle w:val="Compact"/>
+              <w:jc w:val="center"/>
+            </w:pPr>
+            <w:r>
+              <w:t xml:space="preserve">0.074</w:t>
+            </w:r>
+          </w:p>
+        </w:tc>
+        <w:tc>
+          <w:tcPr/>
+          <w:p>
+            <w:pPr>
+              <w:pStyle w:val="Compact"/>
+              <w:jc w:val="center"/>
+            </w:pPr>
+            <w:r>
+              <w:t xml:space="preserve">NA</w:t>
+            </w:r>
+          </w:p>
+        </w:tc>
+        <w:tc>
+          <w:tcPr/>
+          <w:p>
+            <w:pPr>
+              <w:pStyle w:val="Compact"/>
+              <w:jc w:val="center"/>
+            </w:pPr>
+            <w:r>
+              <w:t xml:space="preserve">NA</w:t>
+            </w:r>
+          </w:p>
+        </w:tc>
+        <w:tc>
+          <w:tcPr/>
+          <w:p>
+            <w:pPr>
+              <w:pStyle w:val="Compact"/>
+              <w:jc w:val="center"/>
+            </w:pPr>
+            <w:r>
+              <w:t xml:space="preserve">NA</w:t>
+            </w:r>
+          </w:p>
+        </w:tc>
+      </w:tr>
+      <w:tr>
+        <w:tc>
+          <w:tcPr/>
+          <w:p>
+            <w:pPr>
+              <w:pStyle w:val="Compact"/>
+              <w:jc w:val="left"/>
+            </w:pPr>
+            <w:r>
+              <w:t xml:space="preserve">Metric</w:t>
+            </w:r>
+          </w:p>
+        </w:tc>
+        <w:tc>
+          <w:tcPr/>
+          <w:p>
+            <w:pPr>
+              <w:pStyle w:val="Compact"/>
+              <w:jc w:val="center"/>
+            </w:pPr>
+            <w:r>
+              <w:t xml:space="preserve">0.816</w:t>
+            </w:r>
+          </w:p>
+        </w:tc>
+        <w:tc>
+          <w:tcPr/>
+          <w:p>
+            <w:pPr>
+              <w:pStyle w:val="Compact"/>
+              <w:jc w:val="center"/>
+            </w:pPr>
+            <w:r>
+              <w:t xml:space="preserve">0.798</w:t>
+            </w:r>
+          </w:p>
+        </w:tc>
+        <w:tc>
+          <w:tcPr/>
+          <w:p>
+            <w:pPr>
+              <w:pStyle w:val="Compact"/>
+              <w:jc w:val="center"/>
+            </w:pPr>
+            <w:r>
+              <w:t xml:space="preserve">0.075</w:t>
+            </w:r>
+          </w:p>
+        </w:tc>
+        <w:tc>
+          <w:tcPr/>
+          <w:p>
+            <w:pPr>
+              <w:pStyle w:val="Compact"/>
+              <w:jc w:val="center"/>
+            </w:pPr>
+            <w:r>
+              <w:t xml:space="preserve">0.081</w:t>
+            </w:r>
+          </w:p>
+        </w:tc>
+        <w:tc>
+          <w:tcPr/>
+          <w:p>
+            <w:pPr>
+              <w:pStyle w:val="Compact"/>
+              <w:jc w:val="center"/>
+            </w:pPr>
+            <w:r>
+              <w:t xml:space="preserve">-0.018</w:t>
+            </w:r>
+          </w:p>
+        </w:tc>
+        <w:tc>
+          <w:tcPr/>
+          <w:p>
+            <w:pPr>
+              <w:pStyle w:val="Compact"/>
+              <w:jc w:val="center"/>
+            </w:pPr>
+            <w:r>
+              <w:t xml:space="preserve">0.000</w:t>
+            </w:r>
+          </w:p>
+        </w:tc>
+        <w:tc>
+          <w:tcPr/>
+          <w:p>
+            <w:pPr>
+              <w:pStyle w:val="Compact"/>
+              <w:jc w:val="center"/>
+            </w:pPr>
+            <w:r>
+              <w:t xml:space="preserve">0.007</w:t>
+            </w:r>
+          </w:p>
+        </w:tc>
+      </w:tr>
+      <w:tr>
+        <w:tc>
+          <w:tcPr/>
+          <w:p>
+            <w:pPr>
+              <w:pStyle w:val="Compact"/>
+              <w:jc w:val="left"/>
+            </w:pPr>
+            <w:r>
+              <w:t xml:space="preserve">Scalar</w:t>
+            </w:r>
+          </w:p>
+        </w:tc>
+        <w:tc>
+          <w:tcPr/>
+          <w:p>
+            <w:pPr>
+              <w:pStyle w:val="Compact"/>
+              <w:jc w:val="center"/>
+            </w:pPr>
+            <w:r>
+              <w:t xml:space="preserve">0.625</w:t>
+            </w:r>
+          </w:p>
+        </w:tc>
+        <w:tc>
+          <w:tcPr/>
+          <w:p>
+            <w:pPr>
+              <w:pStyle w:val="Compact"/>
+              <w:jc w:val="center"/>
+            </w:pPr>
+            <w:r>
+              <w:t xml:space="preserve">0.627</w:t>
+            </w:r>
+          </w:p>
+        </w:tc>
+        <w:tc>
+          <w:tcPr/>
+          <w:p>
+            <w:pPr>
+              <w:pStyle w:val="Compact"/>
+              <w:jc w:val="center"/>
+            </w:pPr>
+            <w:r>
+              <w:t xml:space="preserve">0.102</w:t>
+            </w:r>
+          </w:p>
+        </w:tc>
+        <w:tc>
+          <w:tcPr/>
+          <w:p>
+            <w:pPr>
+              <w:pStyle w:val="Compact"/>
+              <w:jc w:val="center"/>
+            </w:pPr>
+            <w:r>
+              <w:t xml:space="preserve">0.104</w:t>
+            </w:r>
+          </w:p>
+        </w:tc>
+        <w:tc>
+          <w:tcPr/>
+          <w:p>
+            <w:pPr>
+              <w:pStyle w:val="Compact"/>
+              <w:jc w:val="center"/>
+            </w:pPr>
+            <w:r>
+              <w:t xml:space="preserve">-0.191</w:t>
+            </w:r>
+          </w:p>
+        </w:tc>
+        <w:tc>
+          <w:tcPr/>
+          <w:p>
+            <w:pPr>
+              <w:pStyle w:val="Compact"/>
+              <w:jc w:val="center"/>
+            </w:pPr>
+            <w:r>
+              <w:t xml:space="preserve">0.027</w:t>
+            </w:r>
+          </w:p>
+        </w:tc>
+        <w:tc>
+          <w:tcPr/>
+          <w:p>
+            <w:pPr>
+              <w:pStyle w:val="Compact"/>
+              <w:jc w:val="center"/>
+            </w:pPr>
+            <w:r>
+              <w:t xml:space="preserve">0.023</w:t>
+            </w:r>
+          </w:p>
+        </w:tc>
+      </w:tr>
+    </w:tbl>
+    <w:p>
+      <w:pPr>
+        <w:pStyle w:val="BodyText"/>
+      </w:pPr>
+      <w:r>
+        <w:t xml:space="preserve">For the Individualism–Collectivism scale, measurement invariance was examined using the proposed four-factor structure (horizontal individualism, vertical individualism, horizontal collectivism, and vertical collectivism). Because models including smaller country samples produced inadmissible solutions, analyses were restricted to countries with at least 200 participants. The configural model showed mixed absolute fit (CFI = .833, RMSEA = .075, SRMR = .074), providing only moderate support for the four-factor structure across countries. Constraining factor loadings to equality resulted in a relatively small deterioration in fit (ΔCFI = −.018, ΔRMSEA = .000, ΔSRMR = .007); thus, strict metric invariance was not supported according to the conventional ΔCFI ≤ .01 criterion, although the results were broadly consistent with approximate metric comparability. In contrast, imposing equality constraints on item intercepts produced a substantial deterioration in fit (ΔCFI = −.191, ΔRMSEA = .027, ΔSRMR = .023), providing clear evidence against scalar invariance. Accordingly, associations involving the four dimensions may be reasonably comparable across countries, but cross-country comparisons of their observed mean levels should be interpreted with considerable caution.</w:t>
+      </w:r>
+    </w:p>
+    <w:p>
+      <w:r>
+        <w:br w:type="page"/>
+      </w:r>
+    </w:p>
+    <w:bookmarkEnd w:id="40"/>
+    <w:bookmarkEnd w:id="41"/>
+    <w:bookmarkStart w:id="42" w:name="Xb49a20ebcbb09d9c1eeaed25274a31a622e34ff"/>
     <w:p>
       <w:pPr>
         <w:pStyle w:val="Heading3"/>
       </w:pPr>
       <w:r>
-        <w:t xml:space="preserve">1.4.2 Individual Differences and Corrective Behaviour</w:t>
+        <w:t xml:space="preserve">1.4.2 Individual Differences and Corrective Behaviour (pre-registered analyses)</w:t>
       </w:r>
     </w:p>
     <w:p>
@@ -25909,14 +26817,4497 @@
         </w:tc>
       </w:tr>
     </w:tbl>
-    <w:bookmarkEnd w:id="40"/>
-    <w:bookmarkStart w:id="41" w:name="community-and-student-sample-differences"/>
+    <w:bookmarkEnd w:id="42"/>
+    <w:bookmarkStart w:id="43" w:name="Xe0524e843c68570f0895039f78afb70667ae107"/>
     <w:p>
       <w:pPr>
         <w:pStyle w:val="Heading3"/>
       </w:pPr>
       <w:r>
-        <w:t xml:space="preserve">1.4.3 Community and Student Sample Differences</w:t>
+        <w:t xml:space="preserve">1.4.3 Individual Differences and Corrective Behaviour (revised)</w:t>
+      </w:r>
+    </w:p>
+    <w:p>
+      <w:pPr>
+        <w:pStyle w:val="FirstParagraph"/>
+      </w:pPr>
+      <w:r>
+        <w:t xml:space="preserve">In this version all scales are centred within country, to mitigate issues of violation of scalar invariance and improve comparability across countries.</w:t>
+      </w:r>
+    </w:p>
+    <w:p>
+      <w:r>
+        <w:br w:type="page"/>
+      </w:r>
+    </w:p>
+    <w:p>
+      <w:pPr>
+        <w:pStyle w:val="TableCaption"/>
+      </w:pPr>
+      <w:r>
+        <w:t xml:space="preserve">Model for H1, including all individual differences measures as predictors.</w:t>
+      </w:r>
+    </w:p>
+    <w:tbl>
+      <w:tblPr>
+        <w:tblStyle w:val="Table"/>
+        <w:tblW w:type="pct" w:w="5000"/>
+        <w:tblLayout w:type="fixed"/>
+        <w:tblLook w:firstRow="1" w:lastRow="0" w:firstColumn="0" w:lastColumn="0" w:noHBand="0" w:noVBand="0" w:val="0020"/>
+        <w:tblCaption w:val="Model for H1, including all individual differences measures as predictors."/>
+      </w:tblPr>
+      <w:tblGrid>
+        <w:gridCol w:w="3756"/>
+        <w:gridCol w:w="913"/>
+        <w:gridCol w:w="609"/>
+        <w:gridCol w:w="1827"/>
+        <w:gridCol w:w="812"/>
+      </w:tblGrid>
+      <w:tr>
+        <w:trPr>
+          <w:tblHeader w:val="on"/>
+        </w:trPr>
+        <w:tc>
+          <w:tcPr/>
+          <w:p>
+            <w:pPr>
+              <w:pStyle w:val="Compact"/>
+              <w:jc w:val="left"/>
+            </w:pPr>
+            <w:r>
+              <w:t xml:space="preserve">Predictor</w:t>
+            </w:r>
+          </w:p>
+        </w:tc>
+        <w:tc>
+          <w:tcPr/>
+          <w:p>
+            <w:pPr>
+              <w:pStyle w:val="Compact"/>
+              <w:jc w:val="right"/>
+            </w:pPr>
+            <w:r>
+              <w:t xml:space="preserve">Estimate</w:t>
+            </w:r>
+          </w:p>
+        </w:tc>
+        <w:tc>
+          <w:tcPr/>
+          <w:p>
+            <w:pPr>
+              <w:pStyle w:val="Compact"/>
+              <w:jc w:val="right"/>
+            </w:pPr>
+            <w:r>
+              <w:t xml:space="preserve">SE</w:t>
+            </w:r>
+          </w:p>
+        </w:tc>
+        <w:tc>
+          <w:tcPr/>
+          <w:p>
+            <w:pPr>
+              <w:pStyle w:val="Compact"/>
+              <w:jc w:val="center"/>
+            </w:pPr>
+            <w:r>
+              <w:t xml:space="preserve">95% CI</w:t>
+            </w:r>
+          </w:p>
+        </w:tc>
+        <w:tc>
+          <w:tcPr/>
+          <w:p>
+            <w:pPr>
+              <w:pStyle w:val="Compact"/>
+              <w:jc w:val="right"/>
+            </w:pPr>
+            <w:r>
+              <w:t xml:space="preserve">p-value</w:t>
+            </w:r>
+          </w:p>
+        </w:tc>
+      </w:tr>
+      <w:tr>
+        <w:tc>
+          <w:tcPr/>
+          <w:p>
+            <w:pPr>
+              <w:pStyle w:val="Compact"/>
+              <w:jc w:val="left"/>
+            </w:pPr>
+            <w:r>
+              <w:t xml:space="preserve">(Intercept)</w:t>
+            </w:r>
+          </w:p>
+        </w:tc>
+        <w:tc>
+          <w:tcPr/>
+          <w:p>
+            <w:pPr>
+              <w:pStyle w:val="Compact"/>
+              <w:jc w:val="right"/>
+            </w:pPr>
+            <w:r>
+              <w:t xml:space="preserve">0.236</w:t>
+            </w:r>
+          </w:p>
+        </w:tc>
+        <w:tc>
+          <w:tcPr/>
+          <w:p>
+            <w:pPr>
+              <w:pStyle w:val="Compact"/>
+              <w:jc w:val="right"/>
+            </w:pPr>
+            <w:r>
+              <w:t xml:space="preserve">0.204</w:t>
+            </w:r>
+          </w:p>
+        </w:tc>
+        <w:tc>
+          <w:tcPr/>
+          <w:p>
+            <w:pPr>
+              <w:pStyle w:val="Compact"/>
+              <w:jc w:val="center"/>
+            </w:pPr>
+            <w:r>
+              <w:t xml:space="preserve">[-0.163, 0.636]</w:t>
+            </w:r>
+          </w:p>
+        </w:tc>
+        <w:tc>
+          <w:tcPr/>
+          <w:p>
+            <w:pPr>
+              <w:pStyle w:val="Compact"/>
+              <w:jc w:val="right"/>
+            </w:pPr>
+            <w:r>
+              <w:t xml:space="preserve">.246</w:t>
+            </w:r>
+          </w:p>
+        </w:tc>
+      </w:tr>
+      <w:tr>
+        <w:tc>
+          <w:tcPr/>
+          <w:p>
+            <w:pPr>
+              <w:pStyle w:val="Compact"/>
+              <w:jc w:val="left"/>
+            </w:pPr>
+            <w:r>
+              <w:t xml:space="preserve">feedback</w:t>
+            </w:r>
+          </w:p>
+        </w:tc>
+        <w:tc>
+          <w:tcPr/>
+          <w:p>
+            <w:pPr>
+              <w:pStyle w:val="Compact"/>
+              <w:jc w:val="right"/>
+            </w:pPr>
+            <w:r>
+              <w:t xml:space="preserve">0.349</w:t>
+            </w:r>
+          </w:p>
+        </w:tc>
+        <w:tc>
+          <w:tcPr/>
+          <w:p>
+            <w:pPr>
+              <w:pStyle w:val="Compact"/>
+              <w:jc w:val="right"/>
+            </w:pPr>
+            <w:r>
+              <w:t xml:space="preserve">0.045</w:t>
+            </w:r>
+          </w:p>
+        </w:tc>
+        <w:tc>
+          <w:tcPr/>
+          <w:p>
+            <w:pPr>
+              <w:pStyle w:val="Compact"/>
+              <w:jc w:val="center"/>
+            </w:pPr>
+            <w:r>
+              <w:t xml:space="preserve">[0.261, 0.437]</w:t>
+            </w:r>
+          </w:p>
+        </w:tc>
+        <w:tc>
+          <w:tcPr/>
+          <w:p>
+            <w:pPr>
+              <w:pStyle w:val="Compact"/>
+              <w:jc w:val="right"/>
+            </w:pPr>
+            <w:r>
+              <w:t xml:space="preserve">&lt; .001</w:t>
+            </w:r>
+          </w:p>
+        </w:tc>
+      </w:tr>
+      <w:tr>
+        <w:tc>
+          <w:tcPr/>
+          <w:p>
+            <w:pPr>
+              <w:pStyle w:val="Compact"/>
+              <w:jc w:val="left"/>
+            </w:pPr>
+            <w:r>
+              <w:t xml:space="preserve">justification</w:t>
+            </w:r>
+          </w:p>
+        </w:tc>
+        <w:tc>
+          <w:tcPr/>
+          <w:p>
+            <w:pPr>
+              <w:pStyle w:val="Compact"/>
+              <w:jc w:val="right"/>
+            </w:pPr>
+            <w:r>
+              <w:t xml:space="preserve">0.251</w:t>
+            </w:r>
+          </w:p>
+        </w:tc>
+        <w:tc>
+          <w:tcPr/>
+          <w:p>
+            <w:pPr>
+              <w:pStyle w:val="Compact"/>
+              <w:jc w:val="right"/>
+            </w:pPr>
+            <w:r>
+              <w:t xml:space="preserve">0.041</w:t>
+            </w:r>
+          </w:p>
+        </w:tc>
+        <w:tc>
+          <w:tcPr/>
+          <w:p>
+            <w:pPr>
+              <w:pStyle w:val="Compact"/>
+              <w:jc w:val="center"/>
+            </w:pPr>
+            <w:r>
+              <w:t xml:space="preserve">[0.171, 0.332]</w:t>
+            </w:r>
+          </w:p>
+        </w:tc>
+        <w:tc>
+          <w:tcPr/>
+          <w:p>
+            <w:pPr>
+              <w:pStyle w:val="Compact"/>
+              <w:jc w:val="right"/>
+            </w:pPr>
+            <w:r>
+              <w:t xml:space="preserve">&lt; .001</w:t>
+            </w:r>
+          </w:p>
+        </w:tc>
+      </w:tr>
+      <w:tr>
+        <w:tc>
+          <w:tcPr/>
+          <w:p>
+            <w:pPr>
+              <w:pStyle w:val="Compact"/>
+              <w:jc w:val="left"/>
+            </w:pPr>
+            <w:r>
+              <w:t xml:space="preserve">IH_score_wc</w:t>
+            </w:r>
+          </w:p>
+        </w:tc>
+        <w:tc>
+          <w:tcPr/>
+          <w:p>
+            <w:pPr>
+              <w:pStyle w:val="Compact"/>
+              <w:jc w:val="right"/>
+            </w:pPr>
+            <w:r>
+              <w:t xml:space="preserve">0.045</w:t>
+            </w:r>
+          </w:p>
+        </w:tc>
+        <w:tc>
+          <w:tcPr/>
+          <w:p>
+            <w:pPr>
+              <w:pStyle w:val="Compact"/>
+              <w:jc w:val="right"/>
+            </w:pPr>
+            <w:r>
+              <w:t xml:space="preserve">0.035</w:t>
+            </w:r>
+          </w:p>
+        </w:tc>
+        <w:tc>
+          <w:tcPr/>
+          <w:p>
+            <w:pPr>
+              <w:pStyle w:val="Compact"/>
+              <w:jc w:val="center"/>
+            </w:pPr>
+            <w:r>
+              <w:t xml:space="preserve">[-0.024, 0.115]</w:t>
+            </w:r>
+          </w:p>
+        </w:tc>
+        <w:tc>
+          <w:tcPr/>
+          <w:p>
+            <w:pPr>
+              <w:pStyle w:val="Compact"/>
+              <w:jc w:val="right"/>
+            </w:pPr>
+            <w:r>
+              <w:t xml:space="preserve">.200</w:t>
+            </w:r>
+          </w:p>
+        </w:tc>
+      </w:tr>
+      <w:tr>
+        <w:tc>
+          <w:tcPr/>
+          <w:p>
+            <w:pPr>
+              <w:pStyle w:val="Compact"/>
+              <w:jc w:val="left"/>
+            </w:pPr>
+            <w:r>
+              <w:t xml:space="preserve">AOT_score_wc</w:t>
+            </w:r>
+          </w:p>
+        </w:tc>
+        <w:tc>
+          <w:tcPr/>
+          <w:p>
+            <w:pPr>
+              <w:pStyle w:val="Compact"/>
+              <w:jc w:val="right"/>
+            </w:pPr>
+            <w:r>
+              <w:t xml:space="preserve">0.136</w:t>
+            </w:r>
+          </w:p>
+        </w:tc>
+        <w:tc>
+          <w:tcPr/>
+          <w:p>
+            <w:pPr>
+              <w:pStyle w:val="Compact"/>
+              <w:jc w:val="right"/>
+            </w:pPr>
+            <w:r>
+              <w:t xml:space="preserve">0.032</w:t>
+            </w:r>
+          </w:p>
+        </w:tc>
+        <w:tc>
+          <w:tcPr/>
+          <w:p>
+            <w:pPr>
+              <w:pStyle w:val="Compact"/>
+              <w:jc w:val="center"/>
+            </w:pPr>
+            <w:r>
+              <w:t xml:space="preserve">[0.073, 0.199]</w:t>
+            </w:r>
+          </w:p>
+        </w:tc>
+        <w:tc>
+          <w:tcPr/>
+          <w:p>
+            <w:pPr>
+              <w:pStyle w:val="Compact"/>
+              <w:jc w:val="right"/>
+            </w:pPr>
+            <w:r>
+              <w:t xml:space="preserve">&lt; .001</w:t>
+            </w:r>
+          </w:p>
+        </w:tc>
+      </w:tr>
+      <w:tr>
+        <w:tc>
+          <w:tcPr/>
+          <w:p>
+            <w:pPr>
+              <w:pStyle w:val="Compact"/>
+              <w:jc w:val="left"/>
+            </w:pPr>
+            <w:r>
+              <w:t xml:space="preserve">IC_HI_wc</w:t>
+            </w:r>
+          </w:p>
+        </w:tc>
+        <w:tc>
+          <w:tcPr/>
+          <w:p>
+            <w:pPr>
+              <w:pStyle w:val="Compact"/>
+              <w:jc w:val="right"/>
+            </w:pPr>
+            <w:r>
+              <w:t xml:space="preserve">0.003</w:t>
+            </w:r>
+          </w:p>
+        </w:tc>
+        <w:tc>
+          <w:tcPr/>
+          <w:p>
+            <w:pPr>
+              <w:pStyle w:val="Compact"/>
+              <w:jc w:val="right"/>
+            </w:pPr>
+            <w:r>
+              <w:t xml:space="preserve">0.031</w:t>
+            </w:r>
+          </w:p>
+        </w:tc>
+        <w:tc>
+          <w:tcPr/>
+          <w:p>
+            <w:pPr>
+              <w:pStyle w:val="Compact"/>
+              <w:jc w:val="center"/>
+            </w:pPr>
+            <w:r>
+              <w:t xml:space="preserve">[-0.058, 0.065]</w:t>
+            </w:r>
+          </w:p>
+        </w:tc>
+        <w:tc>
+          <w:tcPr/>
+          <w:p>
+            <w:pPr>
+              <w:pStyle w:val="Compact"/>
+              <w:jc w:val="right"/>
+            </w:pPr>
+            <w:r>
+              <w:t xml:space="preserve">.920</w:t>
+            </w:r>
+          </w:p>
+        </w:tc>
+      </w:tr>
+      <w:tr>
+        <w:tc>
+          <w:tcPr/>
+          <w:p>
+            <w:pPr>
+              <w:pStyle w:val="Compact"/>
+              <w:jc w:val="left"/>
+            </w:pPr>
+            <w:r>
+              <w:t xml:space="preserve">IC_VI_wc</w:t>
+            </w:r>
+          </w:p>
+        </w:tc>
+        <w:tc>
+          <w:tcPr/>
+          <w:p>
+            <w:pPr>
+              <w:pStyle w:val="Compact"/>
+              <w:jc w:val="right"/>
+            </w:pPr>
+            <w:r>
+              <w:t xml:space="preserve">-0.042</w:t>
+            </w:r>
+          </w:p>
+        </w:tc>
+        <w:tc>
+          <w:tcPr/>
+          <w:p>
+            <w:pPr>
+              <w:pStyle w:val="Compact"/>
+              <w:jc w:val="right"/>
+            </w:pPr>
+            <w:r>
+              <w:t xml:space="preserve">0.033</w:t>
+            </w:r>
+          </w:p>
+        </w:tc>
+        <w:tc>
+          <w:tcPr/>
+          <w:p>
+            <w:pPr>
+              <w:pStyle w:val="Compact"/>
+              <w:jc w:val="center"/>
+            </w:pPr>
+            <w:r>
+              <w:t xml:space="preserve">[-0.107, 0.022]</w:t>
+            </w:r>
+          </w:p>
+        </w:tc>
+        <w:tc>
+          <w:tcPr/>
+          <w:p>
+            <w:pPr>
+              <w:pStyle w:val="Compact"/>
+              <w:jc w:val="right"/>
+            </w:pPr>
+            <w:r>
+              <w:t xml:space="preserve">.199</w:t>
+            </w:r>
+          </w:p>
+        </w:tc>
+      </w:tr>
+      <w:tr>
+        <w:tc>
+          <w:tcPr/>
+          <w:p>
+            <w:pPr>
+              <w:pStyle w:val="Compact"/>
+              <w:jc w:val="left"/>
+            </w:pPr>
+            <w:r>
+              <w:t xml:space="preserve">IC_HC_wc</w:t>
+            </w:r>
+          </w:p>
+        </w:tc>
+        <w:tc>
+          <w:tcPr/>
+          <w:p>
+            <w:pPr>
+              <w:pStyle w:val="Compact"/>
+              <w:jc w:val="right"/>
+            </w:pPr>
+            <w:r>
+              <w:t xml:space="preserve">-0.084</w:t>
+            </w:r>
+          </w:p>
+        </w:tc>
+        <w:tc>
+          <w:tcPr/>
+          <w:p>
+            <w:pPr>
+              <w:pStyle w:val="Compact"/>
+              <w:jc w:val="right"/>
+            </w:pPr>
+            <w:r>
+              <w:t xml:space="preserve">0.035</w:t>
+            </w:r>
+          </w:p>
+        </w:tc>
+        <w:tc>
+          <w:tcPr/>
+          <w:p>
+            <w:pPr>
+              <w:pStyle w:val="Compact"/>
+              <w:jc w:val="center"/>
+            </w:pPr>
+            <w:r>
+              <w:t xml:space="preserve">[-0.152, -0.015]</w:t>
+            </w:r>
+          </w:p>
+        </w:tc>
+        <w:tc>
+          <w:tcPr/>
+          <w:p>
+            <w:pPr>
+              <w:pStyle w:val="Compact"/>
+              <w:jc w:val="right"/>
+            </w:pPr>
+            <w:r>
+              <w:t xml:space="preserve">.017</w:t>
+            </w:r>
+          </w:p>
+        </w:tc>
+      </w:tr>
+      <w:tr>
+        <w:tc>
+          <w:tcPr/>
+          <w:p>
+            <w:pPr>
+              <w:pStyle w:val="Compact"/>
+              <w:jc w:val="left"/>
+            </w:pPr>
+            <w:r>
+              <w:t xml:space="preserve">IC_VC_wc</w:t>
+            </w:r>
+          </w:p>
+        </w:tc>
+        <w:tc>
+          <w:tcPr/>
+          <w:p>
+            <w:pPr>
+              <w:pStyle w:val="Compact"/>
+              <w:jc w:val="right"/>
+            </w:pPr>
+            <w:r>
+              <w:t xml:space="preserve">-0.025</w:t>
+            </w:r>
+          </w:p>
+        </w:tc>
+        <w:tc>
+          <w:tcPr/>
+          <w:p>
+            <w:pPr>
+              <w:pStyle w:val="Compact"/>
+              <w:jc w:val="right"/>
+            </w:pPr>
+            <w:r>
+              <w:t xml:space="preserve">0.034</w:t>
+            </w:r>
+          </w:p>
+        </w:tc>
+        <w:tc>
+          <w:tcPr/>
+          <w:p>
+            <w:pPr>
+              <w:pStyle w:val="Compact"/>
+              <w:jc w:val="center"/>
+            </w:pPr>
+            <w:r>
+              <w:t xml:space="preserve">[-0.092, 0.042]</w:t>
+            </w:r>
+          </w:p>
+        </w:tc>
+        <w:tc>
+          <w:tcPr/>
+          <w:p>
+            <w:pPr>
+              <w:pStyle w:val="Compact"/>
+              <w:jc w:val="right"/>
+            </w:pPr>
+            <w:r>
+              <w:t xml:space="preserve">.467</w:t>
+            </w:r>
+          </w:p>
+        </w:tc>
+      </w:tr>
+      <w:tr>
+        <w:tc>
+          <w:tcPr/>
+          <w:p>
+            <w:pPr>
+              <w:pStyle w:val="Compact"/>
+              <w:jc w:val="left"/>
+            </w:pPr>
+            <w:r>
+              <w:t xml:space="preserve">feedback:justification</w:t>
+            </w:r>
+          </w:p>
+        </w:tc>
+        <w:tc>
+          <w:tcPr/>
+          <w:p>
+            <w:pPr>
+              <w:pStyle w:val="Compact"/>
+              <w:jc w:val="right"/>
+            </w:pPr>
+            <w:r>
+              <w:t xml:space="preserve">-0.053</w:t>
+            </w:r>
+          </w:p>
+        </w:tc>
+        <w:tc>
+          <w:tcPr/>
+          <w:p>
+            <w:pPr>
+              <w:pStyle w:val="Compact"/>
+              <w:jc w:val="right"/>
+            </w:pPr>
+            <w:r>
+              <w:t xml:space="preserve">0.057</w:t>
+            </w:r>
+          </w:p>
+        </w:tc>
+        <w:tc>
+          <w:tcPr/>
+          <w:p>
+            <w:pPr>
+              <w:pStyle w:val="Compact"/>
+              <w:jc w:val="center"/>
+            </w:pPr>
+            <w:r>
+              <w:t xml:space="preserve">[-0.165, 0.059]</w:t>
+            </w:r>
+          </w:p>
+        </w:tc>
+        <w:tc>
+          <w:tcPr/>
+          <w:p>
+            <w:pPr>
+              <w:pStyle w:val="Compact"/>
+              <w:jc w:val="right"/>
+            </w:pPr>
+            <w:r>
+              <w:t xml:space="preserve">.351</w:t>
+            </w:r>
+          </w:p>
+        </w:tc>
+      </w:tr>
+      <w:tr>
+        <w:tc>
+          <w:tcPr/>
+          <w:p>
+            <w:pPr>
+              <w:pStyle w:val="Compact"/>
+              <w:jc w:val="left"/>
+            </w:pPr>
+            <w:r>
+              <w:t xml:space="preserve">feedback:IH_score_wc</w:t>
+            </w:r>
+          </w:p>
+        </w:tc>
+        <w:tc>
+          <w:tcPr/>
+          <w:p>
+            <w:pPr>
+              <w:pStyle w:val="Compact"/>
+              <w:jc w:val="right"/>
+            </w:pPr>
+            <w:r>
+              <w:t xml:space="preserve">0.004</w:t>
+            </w:r>
+          </w:p>
+        </w:tc>
+        <w:tc>
+          <w:tcPr/>
+          <w:p>
+            <w:pPr>
+              <w:pStyle w:val="Compact"/>
+              <w:jc w:val="right"/>
+            </w:pPr>
+            <w:r>
+              <w:t xml:space="preserve">0.048</w:t>
+            </w:r>
+          </w:p>
+        </w:tc>
+        <w:tc>
+          <w:tcPr/>
+          <w:p>
+            <w:pPr>
+              <w:pStyle w:val="Compact"/>
+              <w:jc w:val="center"/>
+            </w:pPr>
+            <w:r>
+              <w:t xml:space="preserve">[-0.089, 0.097]</w:t>
+            </w:r>
+          </w:p>
+        </w:tc>
+        <w:tc>
+          <w:tcPr/>
+          <w:p>
+            <w:pPr>
+              <w:pStyle w:val="Compact"/>
+              <w:jc w:val="right"/>
+            </w:pPr>
+            <w:r>
+              <w:t xml:space="preserve">.932</w:t>
+            </w:r>
+          </w:p>
+        </w:tc>
+      </w:tr>
+      <w:tr>
+        <w:tc>
+          <w:tcPr/>
+          <w:p>
+            <w:pPr>
+              <w:pStyle w:val="Compact"/>
+              <w:jc w:val="left"/>
+            </w:pPr>
+            <w:r>
+              <w:t xml:space="preserve">feedback:AOT_score_wc</w:t>
+            </w:r>
+          </w:p>
+        </w:tc>
+        <w:tc>
+          <w:tcPr/>
+          <w:p>
+            <w:pPr>
+              <w:pStyle w:val="Compact"/>
+              <w:jc w:val="right"/>
+            </w:pPr>
+            <w:r>
+              <w:t xml:space="preserve">-0.032</w:t>
+            </w:r>
+          </w:p>
+        </w:tc>
+        <w:tc>
+          <w:tcPr/>
+          <w:p>
+            <w:pPr>
+              <w:pStyle w:val="Compact"/>
+              <w:jc w:val="right"/>
+            </w:pPr>
+            <w:r>
+              <w:t xml:space="preserve">0.044</w:t>
+            </w:r>
+          </w:p>
+        </w:tc>
+        <w:tc>
+          <w:tcPr/>
+          <w:p>
+            <w:pPr>
+              <w:pStyle w:val="Compact"/>
+              <w:jc w:val="center"/>
+            </w:pPr>
+            <w:r>
+              <w:t xml:space="preserve">[-0.118, 0.053]</w:t>
+            </w:r>
+          </w:p>
+        </w:tc>
+        <w:tc>
+          <w:tcPr/>
+          <w:p>
+            <w:pPr>
+              <w:pStyle w:val="Compact"/>
+              <w:jc w:val="right"/>
+            </w:pPr>
+            <w:r>
+              <w:t xml:space="preserve">.460</w:t>
+            </w:r>
+          </w:p>
+        </w:tc>
+      </w:tr>
+      <w:tr>
+        <w:tc>
+          <w:tcPr/>
+          <w:p>
+            <w:pPr>
+              <w:pStyle w:val="Compact"/>
+              <w:jc w:val="left"/>
+            </w:pPr>
+            <w:r>
+              <w:t xml:space="preserve">feedback:IC_HI_wc</w:t>
+            </w:r>
+          </w:p>
+        </w:tc>
+        <w:tc>
+          <w:tcPr/>
+          <w:p>
+            <w:pPr>
+              <w:pStyle w:val="Compact"/>
+              <w:jc w:val="right"/>
+            </w:pPr>
+            <w:r>
+              <w:t xml:space="preserve">0.015</w:t>
+            </w:r>
+          </w:p>
+        </w:tc>
+        <w:tc>
+          <w:tcPr/>
+          <w:p>
+            <w:pPr>
+              <w:pStyle w:val="Compact"/>
+              <w:jc w:val="right"/>
+            </w:pPr>
+            <w:r>
+              <w:t xml:space="preserve">0.042</w:t>
+            </w:r>
+          </w:p>
+        </w:tc>
+        <w:tc>
+          <w:tcPr/>
+          <w:p>
+            <w:pPr>
+              <w:pStyle w:val="Compact"/>
+              <w:jc w:val="center"/>
+            </w:pPr>
+            <w:r>
+              <w:t xml:space="preserve">[-0.068, 0.098]</w:t>
+            </w:r>
+          </w:p>
+        </w:tc>
+        <w:tc>
+          <w:tcPr/>
+          <w:p>
+            <w:pPr>
+              <w:pStyle w:val="Compact"/>
+              <w:jc w:val="right"/>
+            </w:pPr>
+            <w:r>
+              <w:t xml:space="preserve">.724</w:t>
+            </w:r>
+          </w:p>
+        </w:tc>
+      </w:tr>
+      <w:tr>
+        <w:tc>
+          <w:tcPr/>
+          <w:p>
+            <w:pPr>
+              <w:pStyle w:val="Compact"/>
+              <w:jc w:val="left"/>
+            </w:pPr>
+            <w:r>
+              <w:t xml:space="preserve">feedback:IC_VI_wc</w:t>
+            </w:r>
+          </w:p>
+        </w:tc>
+        <w:tc>
+          <w:tcPr/>
+          <w:p>
+            <w:pPr>
+              <w:pStyle w:val="Compact"/>
+              <w:jc w:val="right"/>
+            </w:pPr>
+            <w:r>
+              <w:t xml:space="preserve">-0.001</w:t>
+            </w:r>
+          </w:p>
+        </w:tc>
+        <w:tc>
+          <w:tcPr/>
+          <w:p>
+            <w:pPr>
+              <w:pStyle w:val="Compact"/>
+              <w:jc w:val="right"/>
+            </w:pPr>
+            <w:r>
+              <w:t xml:space="preserve">0.044</w:t>
+            </w:r>
+          </w:p>
+        </w:tc>
+        <w:tc>
+          <w:tcPr/>
+          <w:p>
+            <w:pPr>
+              <w:pStyle w:val="Compact"/>
+              <w:jc w:val="center"/>
+            </w:pPr>
+            <w:r>
+              <w:t xml:space="preserve">[-0.088, 0.086]</w:t>
+            </w:r>
+          </w:p>
+        </w:tc>
+        <w:tc>
+          <w:tcPr/>
+          <w:p>
+            <w:pPr>
+              <w:pStyle w:val="Compact"/>
+              <w:jc w:val="right"/>
+            </w:pPr>
+            <w:r>
+              <w:t xml:space="preserve">.975</w:t>
+            </w:r>
+          </w:p>
+        </w:tc>
+      </w:tr>
+      <w:tr>
+        <w:tc>
+          <w:tcPr/>
+          <w:p>
+            <w:pPr>
+              <w:pStyle w:val="Compact"/>
+              <w:jc w:val="left"/>
+            </w:pPr>
+            <w:r>
+              <w:t xml:space="preserve">feedback:IC_HC_wc</w:t>
+            </w:r>
+          </w:p>
+        </w:tc>
+        <w:tc>
+          <w:tcPr/>
+          <w:p>
+            <w:pPr>
+              <w:pStyle w:val="Compact"/>
+              <w:jc w:val="right"/>
+            </w:pPr>
+            <w:r>
+              <w:t xml:space="preserve">0.016</w:t>
+            </w:r>
+          </w:p>
+        </w:tc>
+        <w:tc>
+          <w:tcPr/>
+          <w:p>
+            <w:pPr>
+              <w:pStyle w:val="Compact"/>
+              <w:jc w:val="right"/>
+            </w:pPr>
+            <w:r>
+              <w:t xml:space="preserve">0.046</w:t>
+            </w:r>
+          </w:p>
+        </w:tc>
+        <w:tc>
+          <w:tcPr/>
+          <w:p>
+            <w:pPr>
+              <w:pStyle w:val="Compact"/>
+              <w:jc w:val="center"/>
+            </w:pPr>
+            <w:r>
+              <w:t xml:space="preserve">[-0.075, 0.107]</w:t>
+            </w:r>
+          </w:p>
+        </w:tc>
+        <w:tc>
+          <w:tcPr/>
+          <w:p>
+            <w:pPr>
+              <w:pStyle w:val="Compact"/>
+              <w:jc w:val="right"/>
+            </w:pPr>
+            <w:r>
+              <w:t xml:space="preserve">.732</w:t>
+            </w:r>
+          </w:p>
+        </w:tc>
+      </w:tr>
+      <w:tr>
+        <w:tc>
+          <w:tcPr/>
+          <w:p>
+            <w:pPr>
+              <w:pStyle w:val="Compact"/>
+              <w:jc w:val="left"/>
+            </w:pPr>
+            <w:r>
+              <w:t xml:space="preserve">feedback:IC_VC_wc</w:t>
+            </w:r>
+          </w:p>
+        </w:tc>
+        <w:tc>
+          <w:tcPr/>
+          <w:p>
+            <w:pPr>
+              <w:pStyle w:val="Compact"/>
+              <w:jc w:val="right"/>
+            </w:pPr>
+            <w:r>
+              <w:t xml:space="preserve">0.053</w:t>
+            </w:r>
+          </w:p>
+        </w:tc>
+        <w:tc>
+          <w:tcPr/>
+          <w:p>
+            <w:pPr>
+              <w:pStyle w:val="Compact"/>
+              <w:jc w:val="right"/>
+            </w:pPr>
+            <w:r>
+              <w:t xml:space="preserve">0.046</w:t>
+            </w:r>
+          </w:p>
+        </w:tc>
+        <w:tc>
+          <w:tcPr/>
+          <w:p>
+            <w:pPr>
+              <w:pStyle w:val="Compact"/>
+              <w:jc w:val="center"/>
+            </w:pPr>
+            <w:r>
+              <w:t xml:space="preserve">[-0.036, 0.142]</w:t>
+            </w:r>
+          </w:p>
+        </w:tc>
+        <w:tc>
+          <w:tcPr/>
+          <w:p>
+            <w:pPr>
+              <w:pStyle w:val="Compact"/>
+              <w:jc w:val="right"/>
+            </w:pPr>
+            <w:r>
+              <w:t xml:space="preserve">.245</w:t>
+            </w:r>
+          </w:p>
+        </w:tc>
+      </w:tr>
+      <w:tr>
+        <w:tc>
+          <w:tcPr/>
+          <w:p>
+            <w:pPr>
+              <w:pStyle w:val="Compact"/>
+              <w:jc w:val="left"/>
+            </w:pPr>
+            <w:r>
+              <w:t xml:space="preserve">justification:IH_score_wc</w:t>
+            </w:r>
+          </w:p>
+        </w:tc>
+        <w:tc>
+          <w:tcPr/>
+          <w:p>
+            <w:pPr>
+              <w:pStyle w:val="Compact"/>
+              <w:jc w:val="right"/>
+            </w:pPr>
+            <w:r>
+              <w:t xml:space="preserve">-0.008</w:t>
+            </w:r>
+          </w:p>
+        </w:tc>
+        <w:tc>
+          <w:tcPr/>
+          <w:p>
+            <w:pPr>
+              <w:pStyle w:val="Compact"/>
+              <w:jc w:val="right"/>
+            </w:pPr>
+            <w:r>
+              <w:t xml:space="preserve">0.048</w:t>
+            </w:r>
+          </w:p>
+        </w:tc>
+        <w:tc>
+          <w:tcPr/>
+          <w:p>
+            <w:pPr>
+              <w:pStyle w:val="Compact"/>
+              <w:jc w:val="center"/>
+            </w:pPr>
+            <w:r>
+              <w:t xml:space="preserve">[-0.102, 0.087]</w:t>
+            </w:r>
+          </w:p>
+        </w:tc>
+        <w:tc>
+          <w:tcPr/>
+          <w:p>
+            <w:pPr>
+              <w:pStyle w:val="Compact"/>
+              <w:jc w:val="right"/>
+            </w:pPr>
+            <w:r>
+              <w:t xml:space="preserve">.876</w:t>
+            </w:r>
+          </w:p>
+        </w:tc>
+      </w:tr>
+      <w:tr>
+        <w:tc>
+          <w:tcPr/>
+          <w:p>
+            <w:pPr>
+              <w:pStyle w:val="Compact"/>
+              <w:jc w:val="left"/>
+            </w:pPr>
+            <w:r>
+              <w:t xml:space="preserve">justification:AOT_score_wc</w:t>
+            </w:r>
+          </w:p>
+        </w:tc>
+        <w:tc>
+          <w:tcPr/>
+          <w:p>
+            <w:pPr>
+              <w:pStyle w:val="Compact"/>
+              <w:jc w:val="right"/>
+            </w:pPr>
+            <w:r>
+              <w:t xml:space="preserve">-0.074</w:t>
+            </w:r>
+          </w:p>
+        </w:tc>
+        <w:tc>
+          <w:tcPr/>
+          <w:p>
+            <w:pPr>
+              <w:pStyle w:val="Compact"/>
+              <w:jc w:val="right"/>
+            </w:pPr>
+            <w:r>
+              <w:t xml:space="preserve">0.045</w:t>
+            </w:r>
+          </w:p>
+        </w:tc>
+        <w:tc>
+          <w:tcPr/>
+          <w:p>
+            <w:pPr>
+              <w:pStyle w:val="Compact"/>
+              <w:jc w:val="center"/>
+            </w:pPr>
+            <w:r>
+              <w:t xml:space="preserve">[-0.162, 0.014]</w:t>
+            </w:r>
+          </w:p>
+        </w:tc>
+        <w:tc>
+          <w:tcPr/>
+          <w:p>
+            <w:pPr>
+              <w:pStyle w:val="Compact"/>
+              <w:jc w:val="right"/>
+            </w:pPr>
+            <w:r>
+              <w:t xml:space="preserve">.099</w:t>
+            </w:r>
+          </w:p>
+        </w:tc>
+      </w:tr>
+      <w:tr>
+        <w:tc>
+          <w:tcPr/>
+          <w:p>
+            <w:pPr>
+              <w:pStyle w:val="Compact"/>
+              <w:jc w:val="left"/>
+            </w:pPr>
+            <w:r>
+              <w:t xml:space="preserve">justification:IC_HI_wc</w:t>
+            </w:r>
+          </w:p>
+        </w:tc>
+        <w:tc>
+          <w:tcPr/>
+          <w:p>
+            <w:pPr>
+              <w:pStyle w:val="Compact"/>
+              <w:jc w:val="right"/>
+            </w:pPr>
+            <w:r>
+              <w:t xml:space="preserve">0.012</w:t>
+            </w:r>
+          </w:p>
+        </w:tc>
+        <w:tc>
+          <w:tcPr/>
+          <w:p>
+            <w:pPr>
+              <w:pStyle w:val="Compact"/>
+              <w:jc w:val="right"/>
+            </w:pPr>
+            <w:r>
+              <w:t xml:space="preserve">0.043</w:t>
+            </w:r>
+          </w:p>
+        </w:tc>
+        <w:tc>
+          <w:tcPr/>
+          <w:p>
+            <w:pPr>
+              <w:pStyle w:val="Compact"/>
+              <w:jc w:val="center"/>
+            </w:pPr>
+            <w:r>
+              <w:t xml:space="preserve">[-0.073, 0.097]</w:t>
+            </w:r>
+          </w:p>
+        </w:tc>
+        <w:tc>
+          <w:tcPr/>
+          <w:p>
+            <w:pPr>
+              <w:pStyle w:val="Compact"/>
+              <w:jc w:val="right"/>
+            </w:pPr>
+            <w:r>
+              <w:t xml:space="preserve">.776</w:t>
+            </w:r>
+          </w:p>
+        </w:tc>
+      </w:tr>
+      <w:tr>
+        <w:tc>
+          <w:tcPr/>
+          <w:p>
+            <w:pPr>
+              <w:pStyle w:val="Compact"/>
+              <w:jc w:val="left"/>
+            </w:pPr>
+            <w:r>
+              <w:t xml:space="preserve">justification:IC_VI_wc</w:t>
+            </w:r>
+          </w:p>
+        </w:tc>
+        <w:tc>
+          <w:tcPr/>
+          <w:p>
+            <w:pPr>
+              <w:pStyle w:val="Compact"/>
+              <w:jc w:val="right"/>
+            </w:pPr>
+            <w:r>
+              <w:t xml:space="preserve">-0.000</w:t>
+            </w:r>
+          </w:p>
+        </w:tc>
+        <w:tc>
+          <w:tcPr/>
+          <w:p>
+            <w:pPr>
+              <w:pStyle w:val="Compact"/>
+              <w:jc w:val="right"/>
+            </w:pPr>
+            <w:r>
+              <w:t xml:space="preserve">0.046</w:t>
+            </w:r>
+          </w:p>
+        </w:tc>
+        <w:tc>
+          <w:tcPr/>
+          <w:p>
+            <w:pPr>
+              <w:pStyle w:val="Compact"/>
+              <w:jc w:val="center"/>
+            </w:pPr>
+            <w:r>
+              <w:t xml:space="preserve">[-0.089, 0.089]</w:t>
+            </w:r>
+          </w:p>
+        </w:tc>
+        <w:tc>
+          <w:tcPr/>
+          <w:p>
+            <w:pPr>
+              <w:pStyle w:val="Compact"/>
+              <w:jc w:val="right"/>
+            </w:pPr>
+            <w:r>
+              <w:t xml:space="preserve">.999</w:t>
+            </w:r>
+          </w:p>
+        </w:tc>
+      </w:tr>
+      <w:tr>
+        <w:tc>
+          <w:tcPr/>
+          <w:p>
+            <w:pPr>
+              <w:pStyle w:val="Compact"/>
+              <w:jc w:val="left"/>
+            </w:pPr>
+            <w:r>
+              <w:t xml:space="preserve">justification:IC_HC_wc</w:t>
+            </w:r>
+          </w:p>
+        </w:tc>
+        <w:tc>
+          <w:tcPr/>
+          <w:p>
+            <w:pPr>
+              <w:pStyle w:val="Compact"/>
+              <w:jc w:val="right"/>
+            </w:pPr>
+            <w:r>
+              <w:t xml:space="preserve">0.046</w:t>
+            </w:r>
+          </w:p>
+        </w:tc>
+        <w:tc>
+          <w:tcPr/>
+          <w:p>
+            <w:pPr>
+              <w:pStyle w:val="Compact"/>
+              <w:jc w:val="right"/>
+            </w:pPr>
+            <w:r>
+              <w:t xml:space="preserve">0.048</w:t>
+            </w:r>
+          </w:p>
+        </w:tc>
+        <w:tc>
+          <w:tcPr/>
+          <w:p>
+            <w:pPr>
+              <w:pStyle w:val="Compact"/>
+              <w:jc w:val="center"/>
+            </w:pPr>
+            <w:r>
+              <w:t xml:space="preserve">[-0.047, 0.139]</w:t>
+            </w:r>
+          </w:p>
+        </w:tc>
+        <w:tc>
+          <w:tcPr/>
+          <w:p>
+            <w:pPr>
+              <w:pStyle w:val="Compact"/>
+              <w:jc w:val="right"/>
+            </w:pPr>
+            <w:r>
+              <w:t xml:space="preserve">.333</w:t>
+            </w:r>
+          </w:p>
+        </w:tc>
+      </w:tr>
+      <w:tr>
+        <w:tc>
+          <w:tcPr/>
+          <w:p>
+            <w:pPr>
+              <w:pStyle w:val="Compact"/>
+              <w:jc w:val="left"/>
+            </w:pPr>
+            <w:r>
+              <w:t xml:space="preserve">justification:IC_VC_wc</w:t>
+            </w:r>
+          </w:p>
+        </w:tc>
+        <w:tc>
+          <w:tcPr/>
+          <w:p>
+            <w:pPr>
+              <w:pStyle w:val="Compact"/>
+              <w:jc w:val="right"/>
+            </w:pPr>
+            <w:r>
+              <w:t xml:space="preserve">-0.009</w:t>
+            </w:r>
+          </w:p>
+        </w:tc>
+        <w:tc>
+          <w:tcPr/>
+          <w:p>
+            <w:pPr>
+              <w:pStyle w:val="Compact"/>
+              <w:jc w:val="right"/>
+            </w:pPr>
+            <w:r>
+              <w:t xml:space="preserve">0.046</w:t>
+            </w:r>
+          </w:p>
+        </w:tc>
+        <w:tc>
+          <w:tcPr/>
+          <w:p>
+            <w:pPr>
+              <w:pStyle w:val="Compact"/>
+              <w:jc w:val="center"/>
+            </w:pPr>
+            <w:r>
+              <w:t xml:space="preserve">[-0.100, 0.081]</w:t>
+            </w:r>
+          </w:p>
+        </w:tc>
+        <w:tc>
+          <w:tcPr/>
+          <w:p>
+            <w:pPr>
+              <w:pStyle w:val="Compact"/>
+              <w:jc w:val="right"/>
+            </w:pPr>
+            <w:r>
+              <w:t xml:space="preserve">.841</w:t>
+            </w:r>
+          </w:p>
+        </w:tc>
+      </w:tr>
+      <w:tr>
+        <w:tc>
+          <w:tcPr/>
+          <w:p>
+            <w:pPr>
+              <w:pStyle w:val="Compact"/>
+              <w:jc w:val="left"/>
+            </w:pPr>
+            <w:r>
+              <w:t xml:space="preserve">feedback:justification:IH_score_wc</w:t>
+            </w:r>
+          </w:p>
+        </w:tc>
+        <w:tc>
+          <w:tcPr/>
+          <w:p>
+            <w:pPr>
+              <w:pStyle w:val="Compact"/>
+              <w:jc w:val="right"/>
+            </w:pPr>
+            <w:r>
+              <w:t xml:space="preserve">0.001</w:t>
+            </w:r>
+          </w:p>
+        </w:tc>
+        <w:tc>
+          <w:tcPr/>
+          <w:p>
+            <w:pPr>
+              <w:pStyle w:val="Compact"/>
+              <w:jc w:val="right"/>
+            </w:pPr>
+            <w:r>
+              <w:t xml:space="preserve">0.067</w:t>
+            </w:r>
+          </w:p>
+        </w:tc>
+        <w:tc>
+          <w:tcPr/>
+          <w:p>
+            <w:pPr>
+              <w:pStyle w:val="Compact"/>
+              <w:jc w:val="center"/>
+            </w:pPr>
+            <w:r>
+              <w:t xml:space="preserve">[-0.129, 0.132]</w:t>
+            </w:r>
+          </w:p>
+        </w:tc>
+        <w:tc>
+          <w:tcPr/>
+          <w:p>
+            <w:pPr>
+              <w:pStyle w:val="Compact"/>
+              <w:jc w:val="right"/>
+            </w:pPr>
+            <w:r>
+              <w:t xml:space="preserve">.985</w:t>
+            </w:r>
+          </w:p>
+        </w:tc>
+      </w:tr>
+      <w:tr>
+        <w:tc>
+          <w:tcPr/>
+          <w:p>
+            <w:pPr>
+              <w:pStyle w:val="Compact"/>
+              <w:jc w:val="left"/>
+            </w:pPr>
+            <w:r>
+              <w:t xml:space="preserve">feedback:justification:AOT_score_wc</w:t>
+            </w:r>
+          </w:p>
+        </w:tc>
+        <w:tc>
+          <w:tcPr/>
+          <w:p>
+            <w:pPr>
+              <w:pStyle w:val="Compact"/>
+              <w:jc w:val="right"/>
+            </w:pPr>
+            <w:r>
+              <w:t xml:space="preserve">0.043</w:t>
+            </w:r>
+          </w:p>
+        </w:tc>
+        <w:tc>
+          <w:tcPr/>
+          <w:p>
+            <w:pPr>
+              <w:pStyle w:val="Compact"/>
+              <w:jc w:val="right"/>
+            </w:pPr>
+            <w:r>
+              <w:t xml:space="preserve">0.062</w:t>
+            </w:r>
+          </w:p>
+        </w:tc>
+        <w:tc>
+          <w:tcPr/>
+          <w:p>
+            <w:pPr>
+              <w:pStyle w:val="Compact"/>
+              <w:jc w:val="center"/>
+            </w:pPr>
+            <w:r>
+              <w:t xml:space="preserve">[-0.077, 0.164]</w:t>
+            </w:r>
+          </w:p>
+        </w:tc>
+        <w:tc>
+          <w:tcPr/>
+          <w:p>
+            <w:pPr>
+              <w:pStyle w:val="Compact"/>
+              <w:jc w:val="right"/>
+            </w:pPr>
+            <w:r>
+              <w:t xml:space="preserve">.482</w:t>
+            </w:r>
+          </w:p>
+        </w:tc>
+      </w:tr>
+      <w:tr>
+        <w:tc>
+          <w:tcPr/>
+          <w:p>
+            <w:pPr>
+              <w:pStyle w:val="Compact"/>
+              <w:jc w:val="left"/>
+            </w:pPr>
+            <w:r>
+              <w:t xml:space="preserve">feedback:justification:IC_HI_wc</w:t>
+            </w:r>
+          </w:p>
+        </w:tc>
+        <w:tc>
+          <w:tcPr/>
+          <w:p>
+            <w:pPr>
+              <w:pStyle w:val="Compact"/>
+              <w:jc w:val="right"/>
+            </w:pPr>
+            <w:r>
+              <w:t xml:space="preserve">0.050</w:t>
+            </w:r>
+          </w:p>
+        </w:tc>
+        <w:tc>
+          <w:tcPr/>
+          <w:p>
+            <w:pPr>
+              <w:pStyle w:val="Compact"/>
+              <w:jc w:val="right"/>
+            </w:pPr>
+            <w:r>
+              <w:t xml:space="preserve">0.059</w:t>
+            </w:r>
+          </w:p>
+        </w:tc>
+        <w:tc>
+          <w:tcPr/>
+          <w:p>
+            <w:pPr>
+              <w:pStyle w:val="Compact"/>
+              <w:jc w:val="center"/>
+            </w:pPr>
+            <w:r>
+              <w:t xml:space="preserve">[-0.066, 0.166]</w:t>
+            </w:r>
+          </w:p>
+        </w:tc>
+        <w:tc>
+          <w:tcPr/>
+          <w:p>
+            <w:pPr>
+              <w:pStyle w:val="Compact"/>
+              <w:jc w:val="right"/>
+            </w:pPr>
+            <w:r>
+              <w:t xml:space="preserve">.401</w:t>
+            </w:r>
+          </w:p>
+        </w:tc>
+      </w:tr>
+      <w:tr>
+        <w:tc>
+          <w:tcPr/>
+          <w:p>
+            <w:pPr>
+              <w:pStyle w:val="Compact"/>
+              <w:jc w:val="left"/>
+            </w:pPr>
+            <w:r>
+              <w:t xml:space="preserve">feedback:justification:IC_VI_wc</w:t>
+            </w:r>
+          </w:p>
+        </w:tc>
+        <w:tc>
+          <w:tcPr/>
+          <w:p>
+            <w:pPr>
+              <w:pStyle w:val="Compact"/>
+              <w:jc w:val="right"/>
+            </w:pPr>
+            <w:r>
+              <w:t xml:space="preserve">-0.007</w:t>
+            </w:r>
+          </w:p>
+        </w:tc>
+        <w:tc>
+          <w:tcPr/>
+          <w:p>
+            <w:pPr>
+              <w:pStyle w:val="Compact"/>
+              <w:jc w:val="right"/>
+            </w:pPr>
+            <w:r>
+              <w:t xml:space="preserve">0.063</w:t>
+            </w:r>
+          </w:p>
+        </w:tc>
+        <w:tc>
+          <w:tcPr/>
+          <w:p>
+            <w:pPr>
+              <w:pStyle w:val="Compact"/>
+              <w:jc w:val="center"/>
+            </w:pPr>
+            <w:r>
+              <w:t xml:space="preserve">[-0.130, 0.116]</w:t>
+            </w:r>
+          </w:p>
+        </w:tc>
+        <w:tc>
+          <w:tcPr/>
+          <w:p>
+            <w:pPr>
+              <w:pStyle w:val="Compact"/>
+              <w:jc w:val="right"/>
+            </w:pPr>
+            <w:r>
+              <w:t xml:space="preserve">.909</w:t>
+            </w:r>
+          </w:p>
+        </w:tc>
+      </w:tr>
+      <w:tr>
+        <w:tc>
+          <w:tcPr/>
+          <w:p>
+            <w:pPr>
+              <w:pStyle w:val="Compact"/>
+              <w:jc w:val="left"/>
+            </w:pPr>
+            <w:r>
+              <w:t xml:space="preserve">feedback:justification:IC_HC_wc</w:t>
+            </w:r>
+          </w:p>
+        </w:tc>
+        <w:tc>
+          <w:tcPr/>
+          <w:p>
+            <w:pPr>
+              <w:pStyle w:val="Compact"/>
+              <w:jc w:val="right"/>
+            </w:pPr>
+            <w:r>
+              <w:t xml:space="preserve">-0.017</w:t>
+            </w:r>
+          </w:p>
+        </w:tc>
+        <w:tc>
+          <w:tcPr/>
+          <w:p>
+            <w:pPr>
+              <w:pStyle w:val="Compact"/>
+              <w:jc w:val="right"/>
+            </w:pPr>
+            <w:r>
+              <w:t xml:space="preserve">0.065</w:t>
+            </w:r>
+          </w:p>
+        </w:tc>
+        <w:tc>
+          <w:tcPr/>
+          <w:p>
+            <w:pPr>
+              <w:pStyle w:val="Compact"/>
+              <w:jc w:val="center"/>
+            </w:pPr>
+            <w:r>
+              <w:t xml:space="preserve">[-0.145, 0.110]</w:t>
+            </w:r>
+          </w:p>
+        </w:tc>
+        <w:tc>
+          <w:tcPr/>
+          <w:p>
+            <w:pPr>
+              <w:pStyle w:val="Compact"/>
+              <w:jc w:val="right"/>
+            </w:pPr>
+            <w:r>
+              <w:t xml:space="preserve">.789</w:t>
+            </w:r>
+          </w:p>
+        </w:tc>
+      </w:tr>
+      <w:tr>
+        <w:tc>
+          <w:tcPr/>
+          <w:p>
+            <w:pPr>
+              <w:pStyle w:val="Compact"/>
+              <w:jc w:val="left"/>
+            </w:pPr>
+            <w:r>
+              <w:t xml:space="preserve">feedback:justification:IC_VC_wc</w:t>
+            </w:r>
+          </w:p>
+        </w:tc>
+        <w:tc>
+          <w:tcPr/>
+          <w:p>
+            <w:pPr>
+              <w:pStyle w:val="Compact"/>
+              <w:jc w:val="right"/>
+            </w:pPr>
+            <w:r>
+              <w:t xml:space="preserve">-0.022</w:t>
+            </w:r>
+          </w:p>
+        </w:tc>
+        <w:tc>
+          <w:tcPr/>
+          <w:p>
+            <w:pPr>
+              <w:pStyle w:val="Compact"/>
+              <w:jc w:val="right"/>
+            </w:pPr>
+            <w:r>
+              <w:t xml:space="preserve">0.063</w:t>
+            </w:r>
+          </w:p>
+        </w:tc>
+        <w:tc>
+          <w:tcPr/>
+          <w:p>
+            <w:pPr>
+              <w:pStyle w:val="Compact"/>
+              <w:jc w:val="center"/>
+            </w:pPr>
+            <w:r>
+              <w:t xml:space="preserve">[-0.146, 0.103]</w:t>
+            </w:r>
+          </w:p>
+        </w:tc>
+        <w:tc>
+          <w:tcPr/>
+          <w:p>
+            <w:pPr>
+              <w:pStyle w:val="Compact"/>
+              <w:jc w:val="right"/>
+            </w:pPr>
+            <w:r>
+              <w:t xml:space="preserve">.734</w:t>
+            </w:r>
+          </w:p>
+        </w:tc>
+      </w:tr>
+      <w:tr>
+        <w:tc>
+          <w:tcPr/>
+          <w:p>
+            <w:pPr>
+              <w:pStyle w:val="Compact"/>
+              <w:jc w:val="left"/>
+            </w:pPr>
+            <w:r>
+              <w:t xml:space="preserve">SD (Country: (Intercept))</w:t>
+            </w:r>
+          </w:p>
+        </w:tc>
+        <w:tc>
+          <w:tcPr/>
+          <w:p>
+            <w:pPr>
+              <w:pStyle w:val="Compact"/>
+              <w:jc w:val="right"/>
+            </w:pPr>
+            <w:r>
+              <w:t xml:space="preserve">0.475</w:t>
+            </w:r>
+          </w:p>
+        </w:tc>
+        <w:tc>
+          <w:tcPr/>
+          <w:p>
+            <w:pPr>
+              <w:pStyle w:val="Compact"/>
+            </w:pPr>
+          </w:p>
+        </w:tc>
+        <w:tc>
+          <w:tcPr/>
+          <w:p>
+            <w:pPr>
+              <w:pStyle w:val="Compact"/>
+            </w:pPr>
+          </w:p>
+        </w:tc>
+        <w:tc>
+          <w:tcPr/>
+          <w:p>
+            <w:pPr>
+              <w:pStyle w:val="Compact"/>
+            </w:pPr>
+          </w:p>
+        </w:tc>
+      </w:tr>
+      <w:tr>
+        <w:tc>
+          <w:tcPr/>
+          <w:p>
+            <w:pPr>
+              <w:pStyle w:val="Compact"/>
+              <w:jc w:val="left"/>
+            </w:pPr>
+            <w:r>
+              <w:t xml:space="preserve">SD (Country: feedback)</w:t>
+            </w:r>
+          </w:p>
+        </w:tc>
+        <w:tc>
+          <w:tcPr/>
+          <w:p>
+            <w:pPr>
+              <w:pStyle w:val="Compact"/>
+              <w:jc w:val="right"/>
+            </w:pPr>
+            <w:r>
+              <w:t xml:space="preserve">0.094</w:t>
+            </w:r>
+          </w:p>
+        </w:tc>
+        <w:tc>
+          <w:tcPr/>
+          <w:p>
+            <w:pPr>
+              <w:pStyle w:val="Compact"/>
+            </w:pPr>
+          </w:p>
+        </w:tc>
+        <w:tc>
+          <w:tcPr/>
+          <w:p>
+            <w:pPr>
+              <w:pStyle w:val="Compact"/>
+            </w:pPr>
+          </w:p>
+        </w:tc>
+        <w:tc>
+          <w:tcPr/>
+          <w:p>
+            <w:pPr>
+              <w:pStyle w:val="Compact"/>
+            </w:pPr>
+          </w:p>
+        </w:tc>
+      </w:tr>
+      <w:tr>
+        <w:tc>
+          <w:tcPr/>
+          <w:p>
+            <w:pPr>
+              <w:pStyle w:val="Compact"/>
+              <w:jc w:val="left"/>
+            </w:pPr>
+            <w:r>
+              <w:t xml:space="preserve">SD (Country: justification)</w:t>
+            </w:r>
+          </w:p>
+        </w:tc>
+        <w:tc>
+          <w:tcPr/>
+          <w:p>
+            <w:pPr>
+              <w:pStyle w:val="Compact"/>
+              <w:jc w:val="right"/>
+            </w:pPr>
+            <w:r>
+              <w:t xml:space="preserve">0.000</w:t>
+            </w:r>
+          </w:p>
+        </w:tc>
+        <w:tc>
+          <w:tcPr/>
+          <w:p>
+            <w:pPr>
+              <w:pStyle w:val="Compact"/>
+            </w:pPr>
+          </w:p>
+        </w:tc>
+        <w:tc>
+          <w:tcPr/>
+          <w:p>
+            <w:pPr>
+              <w:pStyle w:val="Compact"/>
+            </w:pPr>
+          </w:p>
+        </w:tc>
+        <w:tc>
+          <w:tcPr/>
+          <w:p>
+            <w:pPr>
+              <w:pStyle w:val="Compact"/>
+            </w:pPr>
+          </w:p>
+        </w:tc>
+      </w:tr>
+      <w:tr>
+        <w:tc>
+          <w:tcPr/>
+          <w:p>
+            <w:pPr>
+              <w:pStyle w:val="Compact"/>
+              <w:jc w:val="left"/>
+            </w:pPr>
+            <w:r>
+              <w:t xml:space="preserve">SD (Country: feedback:justification)</w:t>
+            </w:r>
+          </w:p>
+        </w:tc>
+        <w:tc>
+          <w:tcPr/>
+          <w:p>
+            <w:pPr>
+              <w:pStyle w:val="Compact"/>
+              <w:jc w:val="right"/>
+            </w:pPr>
+            <w:r>
+              <w:t xml:space="preserve">0.052</w:t>
+            </w:r>
+          </w:p>
+        </w:tc>
+        <w:tc>
+          <w:tcPr/>
+          <w:p>
+            <w:pPr>
+              <w:pStyle w:val="Compact"/>
+            </w:pPr>
+          </w:p>
+        </w:tc>
+        <w:tc>
+          <w:tcPr/>
+          <w:p>
+            <w:pPr>
+              <w:pStyle w:val="Compact"/>
+            </w:pPr>
+          </w:p>
+        </w:tc>
+        <w:tc>
+          <w:tcPr/>
+          <w:p>
+            <w:pPr>
+              <w:pStyle w:val="Compact"/>
+            </w:pPr>
+          </w:p>
+        </w:tc>
+      </w:tr>
+      <w:tr>
+        <w:tc>
+          <w:tcPr/>
+          <w:p>
+            <w:pPr>
+              <w:pStyle w:val="Compact"/>
+              <w:jc w:val="left"/>
+            </w:pPr>
+            <w:r>
+              <w:t xml:space="preserve">SD (problem: (Intercept))</w:t>
+            </w:r>
+          </w:p>
+        </w:tc>
+        <w:tc>
+          <w:tcPr/>
+          <w:p>
+            <w:pPr>
+              <w:pStyle w:val="Compact"/>
+              <w:jc w:val="right"/>
+            </w:pPr>
+            <w:r>
+              <w:t xml:space="preserve">0.464</w:t>
+            </w:r>
+          </w:p>
+        </w:tc>
+        <w:tc>
+          <w:tcPr/>
+          <w:p>
+            <w:pPr>
+              <w:pStyle w:val="Compact"/>
+            </w:pPr>
+          </w:p>
+        </w:tc>
+        <w:tc>
+          <w:tcPr/>
+          <w:p>
+            <w:pPr>
+              <w:pStyle w:val="Compact"/>
+            </w:pPr>
+          </w:p>
+        </w:tc>
+        <w:tc>
+          <w:tcPr/>
+          <w:p>
+            <w:pPr>
+              <w:pStyle w:val="Compact"/>
+            </w:pPr>
+          </w:p>
+        </w:tc>
+      </w:tr>
+      <w:tr>
+        <w:tc>
+          <w:tcPr/>
+          <w:p>
+            <w:pPr>
+              <w:pStyle w:val="Compact"/>
+              <w:jc w:val="left"/>
+            </w:pPr>
+            <w:r>
+              <w:t xml:space="preserve">N</w:t>
+            </w:r>
+          </w:p>
+        </w:tc>
+        <w:tc>
+          <w:tcPr/>
+          <w:p>
+            <w:pPr>
+              <w:pStyle w:val="Compact"/>
+              <w:jc w:val="right"/>
+            </w:pPr>
+            <w:r>
+              <w:t xml:space="preserve">24218</w:t>
+            </w:r>
+          </w:p>
+        </w:tc>
+        <w:tc>
+          <w:tcPr/>
+          <w:p>
+            <w:pPr>
+              <w:pStyle w:val="Compact"/>
+            </w:pPr>
+          </w:p>
+        </w:tc>
+        <w:tc>
+          <w:tcPr/>
+          <w:p>
+            <w:pPr>
+              <w:pStyle w:val="Compact"/>
+            </w:pPr>
+          </w:p>
+        </w:tc>
+        <w:tc>
+          <w:tcPr/>
+          <w:p>
+            <w:pPr>
+              <w:pStyle w:val="Compact"/>
+            </w:pPr>
+          </w:p>
+        </w:tc>
+      </w:tr>
+      <w:tr>
+        <w:tc>
+          <w:tcPr/>
+          <w:p>
+            <w:pPr>
+              <w:pStyle w:val="Compact"/>
+              <w:jc w:val="left"/>
+            </w:pPr>
+            <w:r>
+              <w:t xml:space="preserve">N Country</w:t>
+            </w:r>
+          </w:p>
+        </w:tc>
+        <w:tc>
+          <w:tcPr/>
+          <w:p>
+            <w:pPr>
+              <w:pStyle w:val="Compact"/>
+              <w:jc w:val="right"/>
+            </w:pPr>
+            <w:r>
+              <w:t xml:space="preserve">53</w:t>
+            </w:r>
+          </w:p>
+        </w:tc>
+        <w:tc>
+          <w:tcPr/>
+          <w:p>
+            <w:pPr>
+              <w:pStyle w:val="Compact"/>
+            </w:pPr>
+          </w:p>
+        </w:tc>
+        <w:tc>
+          <w:tcPr/>
+          <w:p>
+            <w:pPr>
+              <w:pStyle w:val="Compact"/>
+            </w:pPr>
+          </w:p>
+        </w:tc>
+        <w:tc>
+          <w:tcPr/>
+          <w:p>
+            <w:pPr>
+              <w:pStyle w:val="Compact"/>
+            </w:pPr>
+          </w:p>
+        </w:tc>
+      </w:tr>
+      <w:tr>
+        <w:tc>
+          <w:tcPr/>
+          <w:p>
+            <w:pPr>
+              <w:pStyle w:val="Compact"/>
+              <w:jc w:val="left"/>
+            </w:pPr>
+            <w:r>
+              <w:t xml:space="preserve">N problem</w:t>
+            </w:r>
+          </w:p>
+        </w:tc>
+        <w:tc>
+          <w:tcPr/>
+          <w:p>
+            <w:pPr>
+              <w:pStyle w:val="Compact"/>
+              <w:jc w:val="right"/>
+            </w:pPr>
+            <w:r>
+              <w:t xml:space="preserve">6</w:t>
+            </w:r>
+          </w:p>
+        </w:tc>
+        <w:tc>
+          <w:tcPr/>
+          <w:p>
+            <w:pPr>
+              <w:pStyle w:val="Compact"/>
+            </w:pPr>
+          </w:p>
+        </w:tc>
+        <w:tc>
+          <w:tcPr/>
+          <w:p>
+            <w:pPr>
+              <w:pStyle w:val="Compact"/>
+            </w:pPr>
+          </w:p>
+        </w:tc>
+        <w:tc>
+          <w:tcPr/>
+          <w:p>
+            <w:pPr>
+              <w:pStyle w:val="Compact"/>
+            </w:pPr>
+          </w:p>
+        </w:tc>
+      </w:tr>
+    </w:tbl>
+    <w:p>
+      <w:r>
+        <w:br w:type="page"/>
+      </w:r>
+    </w:p>
+    <w:p>
+      <w:pPr>
+        <w:pStyle w:val="TableCaption"/>
+      </w:pPr>
+      <w:r>
+        <w:t xml:space="preserve">Model for H2-H3, including all individual differences measures as predictors.</w:t>
+      </w:r>
+    </w:p>
+    <w:tbl>
+      <w:tblPr>
+        <w:tblStyle w:val="Table"/>
+        <w:tblW w:type="pct" w:w="5000"/>
+        <w:tblLayout w:type="fixed"/>
+        <w:tblLook w:firstRow="1" w:lastRow="0" w:firstColumn="0" w:lastColumn="0" w:noHBand="0" w:noVBand="0" w:val="0020"/>
+        <w:tblCaption w:val="Model for H2-H3, including all individual differences measures as predictors."/>
+      </w:tblPr>
+      <w:tblGrid>
+        <w:gridCol w:w="3756"/>
+        <w:gridCol w:w="913"/>
+        <w:gridCol w:w="609"/>
+        <w:gridCol w:w="1827"/>
+        <w:gridCol w:w="812"/>
+      </w:tblGrid>
+      <w:tr>
+        <w:trPr>
+          <w:tblHeader w:val="on"/>
+        </w:trPr>
+        <w:tc>
+          <w:tcPr/>
+          <w:p>
+            <w:pPr>
+              <w:pStyle w:val="Compact"/>
+              <w:jc w:val="left"/>
+            </w:pPr>
+            <w:r>
+              <w:t xml:space="preserve">Predictor</w:t>
+            </w:r>
+          </w:p>
+        </w:tc>
+        <w:tc>
+          <w:tcPr/>
+          <w:p>
+            <w:pPr>
+              <w:pStyle w:val="Compact"/>
+              <w:jc w:val="right"/>
+            </w:pPr>
+            <w:r>
+              <w:t xml:space="preserve">Estimate</w:t>
+            </w:r>
+          </w:p>
+        </w:tc>
+        <w:tc>
+          <w:tcPr/>
+          <w:p>
+            <w:pPr>
+              <w:pStyle w:val="Compact"/>
+              <w:jc w:val="right"/>
+            </w:pPr>
+            <w:r>
+              <w:t xml:space="preserve">SE</w:t>
+            </w:r>
+          </w:p>
+        </w:tc>
+        <w:tc>
+          <w:tcPr/>
+          <w:p>
+            <w:pPr>
+              <w:pStyle w:val="Compact"/>
+              <w:jc w:val="center"/>
+            </w:pPr>
+            <w:r>
+              <w:t xml:space="preserve">95% CI</w:t>
+            </w:r>
+          </w:p>
+        </w:tc>
+        <w:tc>
+          <w:tcPr/>
+          <w:p>
+            <w:pPr>
+              <w:pStyle w:val="Compact"/>
+              <w:jc w:val="right"/>
+            </w:pPr>
+            <w:r>
+              <w:t xml:space="preserve">p-value</w:t>
+            </w:r>
+          </w:p>
+        </w:tc>
+      </w:tr>
+      <w:tr>
+        <w:tc>
+          <w:tcPr/>
+          <w:p>
+            <w:pPr>
+              <w:pStyle w:val="Compact"/>
+              <w:jc w:val="left"/>
+            </w:pPr>
+            <w:r>
+              <w:t xml:space="preserve">(Intercept)</w:t>
+            </w:r>
+          </w:p>
+        </w:tc>
+        <w:tc>
+          <w:tcPr/>
+          <w:p>
+            <w:pPr>
+              <w:pStyle w:val="Compact"/>
+              <w:jc w:val="right"/>
+            </w:pPr>
+            <w:r>
+              <w:t xml:space="preserve">-0.545</w:t>
+            </w:r>
+          </w:p>
+        </w:tc>
+        <w:tc>
+          <w:tcPr/>
+          <w:p>
+            <w:pPr>
+              <w:pStyle w:val="Compact"/>
+              <w:jc w:val="right"/>
+            </w:pPr>
+            <w:r>
+              <w:t xml:space="preserve">0.229</w:t>
+            </w:r>
+          </w:p>
+        </w:tc>
+        <w:tc>
+          <w:tcPr/>
+          <w:p>
+            <w:pPr>
+              <w:pStyle w:val="Compact"/>
+              <w:jc w:val="center"/>
+            </w:pPr>
+            <w:r>
+              <w:t xml:space="preserve">[-0.995, -0.095]</w:t>
+            </w:r>
+          </w:p>
+        </w:tc>
+        <w:tc>
+          <w:tcPr/>
+          <w:p>
+            <w:pPr>
+              <w:pStyle w:val="Compact"/>
+              <w:jc w:val="right"/>
+            </w:pPr>
+            <w:r>
+              <w:t xml:space="preserve">.017</w:t>
+            </w:r>
+          </w:p>
+        </w:tc>
+      </w:tr>
+      <w:tr>
+        <w:tc>
+          <w:tcPr/>
+          <w:p>
+            <w:pPr>
+              <w:pStyle w:val="Compact"/>
+              <w:jc w:val="left"/>
+            </w:pPr>
+            <w:r>
+              <w:t xml:space="preserve">feedback</w:t>
+            </w:r>
+          </w:p>
+        </w:tc>
+        <w:tc>
+          <w:tcPr/>
+          <w:p>
+            <w:pPr>
+              <w:pStyle w:val="Compact"/>
+              <w:jc w:val="right"/>
+            </w:pPr>
+            <w:r>
+              <w:t xml:space="preserve">0.646</w:t>
+            </w:r>
+          </w:p>
+        </w:tc>
+        <w:tc>
+          <w:tcPr/>
+          <w:p>
+            <w:pPr>
+              <w:pStyle w:val="Compact"/>
+              <w:jc w:val="right"/>
+            </w:pPr>
+            <w:r>
+              <w:t xml:space="preserve">0.030</w:t>
+            </w:r>
+          </w:p>
+        </w:tc>
+        <w:tc>
+          <w:tcPr/>
+          <w:p>
+            <w:pPr>
+              <w:pStyle w:val="Compact"/>
+              <w:jc w:val="center"/>
+            </w:pPr>
+            <w:r>
+              <w:t xml:space="preserve">[0.586, 0.705]</w:t>
+            </w:r>
+          </w:p>
+        </w:tc>
+        <w:tc>
+          <w:tcPr/>
+          <w:p>
+            <w:pPr>
+              <w:pStyle w:val="Compact"/>
+              <w:jc w:val="right"/>
+            </w:pPr>
+            <w:r>
+              <w:t xml:space="preserve">&lt; .001</w:t>
+            </w:r>
+          </w:p>
+        </w:tc>
+      </w:tr>
+      <w:tr>
+        <w:tc>
+          <w:tcPr/>
+          <w:p>
+            <w:pPr>
+              <w:pStyle w:val="Compact"/>
+              <w:jc w:val="left"/>
+            </w:pPr>
+            <w:r>
+              <w:t xml:space="preserve">justification</w:t>
+            </w:r>
+          </w:p>
+        </w:tc>
+        <w:tc>
+          <w:tcPr/>
+          <w:p>
+            <w:pPr>
+              <w:pStyle w:val="Compact"/>
+              <w:jc w:val="right"/>
+            </w:pPr>
+            <w:r>
+              <w:t xml:space="preserve">0.415</w:t>
+            </w:r>
+          </w:p>
+        </w:tc>
+        <w:tc>
+          <w:tcPr/>
+          <w:p>
+            <w:pPr>
+              <w:pStyle w:val="Compact"/>
+              <w:jc w:val="right"/>
+            </w:pPr>
+            <w:r>
+              <w:t xml:space="preserve">0.038</w:t>
+            </w:r>
+          </w:p>
+        </w:tc>
+        <w:tc>
+          <w:tcPr/>
+          <w:p>
+            <w:pPr>
+              <w:pStyle w:val="Compact"/>
+              <w:jc w:val="center"/>
+            </w:pPr>
+            <w:r>
+              <w:t xml:space="preserve">[0.341, 0.489]</w:t>
+            </w:r>
+          </w:p>
+        </w:tc>
+        <w:tc>
+          <w:tcPr/>
+          <w:p>
+            <w:pPr>
+              <w:pStyle w:val="Compact"/>
+              <w:jc w:val="right"/>
+            </w:pPr>
+            <w:r>
+              <w:t xml:space="preserve">&lt; .001</w:t>
+            </w:r>
+          </w:p>
+        </w:tc>
+      </w:tr>
+      <w:tr>
+        <w:tc>
+          <w:tcPr/>
+          <w:p>
+            <w:pPr>
+              <w:pStyle w:val="Compact"/>
+              <w:jc w:val="left"/>
+            </w:pPr>
+            <w:r>
+              <w:t xml:space="preserve">IH_score_wc</w:t>
+            </w:r>
+          </w:p>
+        </w:tc>
+        <w:tc>
+          <w:tcPr/>
+          <w:p>
+            <w:pPr>
+              <w:pStyle w:val="Compact"/>
+              <w:jc w:val="right"/>
+            </w:pPr>
+            <w:r>
+              <w:t xml:space="preserve">-0.055</w:t>
+            </w:r>
+          </w:p>
+        </w:tc>
+        <w:tc>
+          <w:tcPr/>
+          <w:p>
+            <w:pPr>
+              <w:pStyle w:val="Compact"/>
+              <w:jc w:val="right"/>
+            </w:pPr>
+            <w:r>
+              <w:t xml:space="preserve">0.024</w:t>
+            </w:r>
+          </w:p>
+        </w:tc>
+        <w:tc>
+          <w:tcPr/>
+          <w:p>
+            <w:pPr>
+              <w:pStyle w:val="Compact"/>
+              <w:jc w:val="center"/>
+            </w:pPr>
+            <w:r>
+              <w:t xml:space="preserve">[-0.101, -0.008]</w:t>
+            </w:r>
+          </w:p>
+        </w:tc>
+        <w:tc>
+          <w:tcPr/>
+          <w:p>
+            <w:pPr>
+              <w:pStyle w:val="Compact"/>
+              <w:jc w:val="right"/>
+            </w:pPr>
+            <w:r>
+              <w:t xml:space="preserve">.022</w:t>
+            </w:r>
+          </w:p>
+        </w:tc>
+      </w:tr>
+      <w:tr>
+        <w:tc>
+          <w:tcPr/>
+          <w:p>
+            <w:pPr>
+              <w:pStyle w:val="Compact"/>
+              <w:jc w:val="left"/>
+            </w:pPr>
+            <w:r>
+              <w:t xml:space="preserve">AOT_score_wc</w:t>
+            </w:r>
+          </w:p>
+        </w:tc>
+        <w:tc>
+          <w:tcPr/>
+          <w:p>
+            <w:pPr>
+              <w:pStyle w:val="Compact"/>
+              <w:jc w:val="right"/>
+            </w:pPr>
+            <w:r>
+              <w:t xml:space="preserve">0.274</w:t>
+            </w:r>
+          </w:p>
+        </w:tc>
+        <w:tc>
+          <w:tcPr/>
+          <w:p>
+            <w:pPr>
+              <w:pStyle w:val="Compact"/>
+              <w:jc w:val="right"/>
+            </w:pPr>
+            <w:r>
+              <w:t xml:space="preserve">0.022</w:t>
+            </w:r>
+          </w:p>
+        </w:tc>
+        <w:tc>
+          <w:tcPr/>
+          <w:p>
+            <w:pPr>
+              <w:pStyle w:val="Compact"/>
+              <w:jc w:val="center"/>
+            </w:pPr>
+            <w:r>
+              <w:t xml:space="preserve">[0.230, 0.317]</w:t>
+            </w:r>
+          </w:p>
+        </w:tc>
+        <w:tc>
+          <w:tcPr/>
+          <w:p>
+            <w:pPr>
+              <w:pStyle w:val="Compact"/>
+              <w:jc w:val="right"/>
+            </w:pPr>
+            <w:r>
+              <w:t xml:space="preserve">&lt; .001</w:t>
+            </w:r>
+          </w:p>
+        </w:tc>
+      </w:tr>
+      <w:tr>
+        <w:tc>
+          <w:tcPr/>
+          <w:p>
+            <w:pPr>
+              <w:pStyle w:val="Compact"/>
+              <w:jc w:val="left"/>
+            </w:pPr>
+            <w:r>
+              <w:t xml:space="preserve">IC_HI_wc</w:t>
+            </w:r>
+          </w:p>
+        </w:tc>
+        <w:tc>
+          <w:tcPr/>
+          <w:p>
+            <w:pPr>
+              <w:pStyle w:val="Compact"/>
+              <w:jc w:val="right"/>
+            </w:pPr>
+            <w:r>
+              <w:t xml:space="preserve">-0.065</w:t>
+            </w:r>
+          </w:p>
+        </w:tc>
+        <w:tc>
+          <w:tcPr/>
+          <w:p>
+            <w:pPr>
+              <w:pStyle w:val="Compact"/>
+              <w:jc w:val="right"/>
+            </w:pPr>
+            <w:r>
+              <w:t xml:space="preserve">0.021</w:t>
+            </w:r>
+          </w:p>
+        </w:tc>
+        <w:tc>
+          <w:tcPr/>
+          <w:p>
+            <w:pPr>
+              <w:pStyle w:val="Compact"/>
+              <w:jc w:val="center"/>
+            </w:pPr>
+            <w:r>
+              <w:t xml:space="preserve">[-0.106, -0.024]</w:t>
+            </w:r>
+          </w:p>
+        </w:tc>
+        <w:tc>
+          <w:tcPr/>
+          <w:p>
+            <w:pPr>
+              <w:pStyle w:val="Compact"/>
+              <w:jc w:val="right"/>
+            </w:pPr>
+            <w:r>
+              <w:t xml:space="preserve">.002</w:t>
+            </w:r>
+          </w:p>
+        </w:tc>
+      </w:tr>
+      <w:tr>
+        <w:tc>
+          <w:tcPr/>
+          <w:p>
+            <w:pPr>
+              <w:pStyle w:val="Compact"/>
+              <w:jc w:val="left"/>
+            </w:pPr>
+            <w:r>
+              <w:t xml:space="preserve">IC_VI_wc</w:t>
+            </w:r>
+          </w:p>
+        </w:tc>
+        <w:tc>
+          <w:tcPr/>
+          <w:p>
+            <w:pPr>
+              <w:pStyle w:val="Compact"/>
+              <w:jc w:val="right"/>
+            </w:pPr>
+            <w:r>
+              <w:t xml:space="preserve">0.037</w:t>
+            </w:r>
+          </w:p>
+        </w:tc>
+        <w:tc>
+          <w:tcPr/>
+          <w:p>
+            <w:pPr>
+              <w:pStyle w:val="Compact"/>
+              <w:jc w:val="right"/>
+            </w:pPr>
+            <w:r>
+              <w:t xml:space="preserve">0.022</w:t>
+            </w:r>
+          </w:p>
+        </w:tc>
+        <w:tc>
+          <w:tcPr/>
+          <w:p>
+            <w:pPr>
+              <w:pStyle w:val="Compact"/>
+              <w:jc w:val="center"/>
+            </w:pPr>
+            <w:r>
+              <w:t xml:space="preserve">[-0.006, 0.080]</w:t>
+            </w:r>
+          </w:p>
+        </w:tc>
+        <w:tc>
+          <w:tcPr/>
+          <w:p>
+            <w:pPr>
+              <w:pStyle w:val="Compact"/>
+              <w:jc w:val="right"/>
+            </w:pPr>
+            <w:r>
+              <w:t xml:space="preserve">.093</w:t>
+            </w:r>
+          </w:p>
+        </w:tc>
+      </w:tr>
+      <w:tr>
+        <w:tc>
+          <w:tcPr/>
+          <w:p>
+            <w:pPr>
+              <w:pStyle w:val="Compact"/>
+              <w:jc w:val="left"/>
+            </w:pPr>
+            <w:r>
+              <w:t xml:space="preserve">IC_HC_wc</w:t>
+            </w:r>
+          </w:p>
+        </w:tc>
+        <w:tc>
+          <w:tcPr/>
+          <w:p>
+            <w:pPr>
+              <w:pStyle w:val="Compact"/>
+              <w:jc w:val="right"/>
+            </w:pPr>
+            <w:r>
+              <w:t xml:space="preserve">-0.079</w:t>
+            </w:r>
+          </w:p>
+        </w:tc>
+        <w:tc>
+          <w:tcPr/>
+          <w:p>
+            <w:pPr>
+              <w:pStyle w:val="Compact"/>
+              <w:jc w:val="right"/>
+            </w:pPr>
+            <w:r>
+              <w:t xml:space="preserve">0.023</w:t>
+            </w:r>
+          </w:p>
+        </w:tc>
+        <w:tc>
+          <w:tcPr/>
+          <w:p>
+            <w:pPr>
+              <w:pStyle w:val="Compact"/>
+              <w:jc w:val="center"/>
+            </w:pPr>
+            <w:r>
+              <w:t xml:space="preserve">[-0.125, -0.033]</w:t>
+            </w:r>
+          </w:p>
+        </w:tc>
+        <w:tc>
+          <w:tcPr/>
+          <w:p>
+            <w:pPr>
+              <w:pStyle w:val="Compact"/>
+              <w:jc w:val="right"/>
+            </w:pPr>
+            <w:r>
+              <w:t xml:space="preserve">&lt; .001</w:t>
+            </w:r>
+          </w:p>
+        </w:tc>
+      </w:tr>
+      <w:tr>
+        <w:tc>
+          <w:tcPr/>
+          <w:p>
+            <w:pPr>
+              <w:pStyle w:val="Compact"/>
+              <w:jc w:val="left"/>
+            </w:pPr>
+            <w:r>
+              <w:t xml:space="preserve">IC_VC_wc</w:t>
+            </w:r>
+          </w:p>
+        </w:tc>
+        <w:tc>
+          <w:tcPr/>
+          <w:p>
+            <w:pPr>
+              <w:pStyle w:val="Compact"/>
+              <w:jc w:val="right"/>
+            </w:pPr>
+            <w:r>
+              <w:t xml:space="preserve">-0.088</w:t>
+            </w:r>
+          </w:p>
+        </w:tc>
+        <w:tc>
+          <w:tcPr/>
+          <w:p>
+            <w:pPr>
+              <w:pStyle w:val="Compact"/>
+              <w:jc w:val="right"/>
+            </w:pPr>
+            <w:r>
+              <w:t xml:space="preserve">0.023</w:t>
+            </w:r>
+          </w:p>
+        </w:tc>
+        <w:tc>
+          <w:tcPr/>
+          <w:p>
+            <w:pPr>
+              <w:pStyle w:val="Compact"/>
+              <w:jc w:val="center"/>
+            </w:pPr>
+            <w:r>
+              <w:t xml:space="preserve">[-0.133, -0.044]</w:t>
+            </w:r>
+          </w:p>
+        </w:tc>
+        <w:tc>
+          <w:tcPr/>
+          <w:p>
+            <w:pPr>
+              <w:pStyle w:val="Compact"/>
+              <w:jc w:val="right"/>
+            </w:pPr>
+            <w:r>
+              <w:t xml:space="preserve">&lt; .001</w:t>
+            </w:r>
+          </w:p>
+        </w:tc>
+      </w:tr>
+      <w:tr>
+        <w:tc>
+          <w:tcPr/>
+          <w:p>
+            <w:pPr>
+              <w:pStyle w:val="Compact"/>
+              <w:jc w:val="left"/>
+            </w:pPr>
+            <w:r>
+              <w:t xml:space="preserve">feedback:justification</w:t>
+            </w:r>
+          </w:p>
+        </w:tc>
+        <w:tc>
+          <w:tcPr/>
+          <w:p>
+            <w:pPr>
+              <w:pStyle w:val="Compact"/>
+              <w:jc w:val="right"/>
+            </w:pPr>
+            <w:r>
+              <w:t xml:space="preserve">-0.047</w:t>
+            </w:r>
+          </w:p>
+        </w:tc>
+        <w:tc>
+          <w:tcPr/>
+          <w:p>
+            <w:pPr>
+              <w:pStyle w:val="Compact"/>
+              <w:jc w:val="right"/>
+            </w:pPr>
+            <w:r>
+              <w:t xml:space="preserve">0.049</w:t>
+            </w:r>
+          </w:p>
+        </w:tc>
+        <w:tc>
+          <w:tcPr/>
+          <w:p>
+            <w:pPr>
+              <w:pStyle w:val="Compact"/>
+              <w:jc w:val="center"/>
+            </w:pPr>
+            <w:r>
+              <w:t xml:space="preserve">[-0.142, 0.049]</w:t>
+            </w:r>
+          </w:p>
+        </w:tc>
+        <w:tc>
+          <w:tcPr/>
+          <w:p>
+            <w:pPr>
+              <w:pStyle w:val="Compact"/>
+              <w:jc w:val="right"/>
+            </w:pPr>
+            <w:r>
+              <w:t xml:space="preserve">.338</w:t>
+            </w:r>
+          </w:p>
+        </w:tc>
+      </w:tr>
+      <w:tr>
+        <w:tc>
+          <w:tcPr/>
+          <w:p>
+            <w:pPr>
+              <w:pStyle w:val="Compact"/>
+              <w:jc w:val="left"/>
+            </w:pPr>
+            <w:r>
+              <w:t xml:space="preserve">feedback:IH_score_wc</w:t>
+            </w:r>
+          </w:p>
+        </w:tc>
+        <w:tc>
+          <w:tcPr/>
+          <w:p>
+            <w:pPr>
+              <w:pStyle w:val="Compact"/>
+              <w:jc w:val="right"/>
+            </w:pPr>
+            <w:r>
+              <w:t xml:space="preserve">0.055</w:t>
+            </w:r>
+          </w:p>
+        </w:tc>
+        <w:tc>
+          <w:tcPr/>
+          <w:p>
+            <w:pPr>
+              <w:pStyle w:val="Compact"/>
+              <w:jc w:val="right"/>
+            </w:pPr>
+            <w:r>
+              <w:t xml:space="preserve">0.032</w:t>
+            </w:r>
+          </w:p>
+        </w:tc>
+        <w:tc>
+          <w:tcPr/>
+          <w:p>
+            <w:pPr>
+              <w:pStyle w:val="Compact"/>
+              <w:jc w:val="center"/>
+            </w:pPr>
+            <w:r>
+              <w:t xml:space="preserve">[-0.008, 0.119]</w:t>
+            </w:r>
+          </w:p>
+        </w:tc>
+        <w:tc>
+          <w:tcPr/>
+          <w:p>
+            <w:pPr>
+              <w:pStyle w:val="Compact"/>
+              <w:jc w:val="right"/>
+            </w:pPr>
+            <w:r>
+              <w:t xml:space="preserve">.089</w:t>
+            </w:r>
+          </w:p>
+        </w:tc>
+      </w:tr>
+      <w:tr>
+        <w:tc>
+          <w:tcPr/>
+          <w:p>
+            <w:pPr>
+              <w:pStyle w:val="Compact"/>
+              <w:jc w:val="left"/>
+            </w:pPr>
+            <w:r>
+              <w:t xml:space="preserve">feedback:AOT_score_wc</w:t>
+            </w:r>
+          </w:p>
+        </w:tc>
+        <w:tc>
+          <w:tcPr/>
+          <w:p>
+            <w:pPr>
+              <w:pStyle w:val="Compact"/>
+              <w:jc w:val="right"/>
+            </w:pPr>
+            <w:r>
+              <w:t xml:space="preserve">-0.064</w:t>
+            </w:r>
+          </w:p>
+        </w:tc>
+        <w:tc>
+          <w:tcPr/>
+          <w:p>
+            <w:pPr>
+              <w:pStyle w:val="Compact"/>
+              <w:jc w:val="right"/>
+            </w:pPr>
+            <w:r>
+              <w:t xml:space="preserve">0.030</w:t>
+            </w:r>
+          </w:p>
+        </w:tc>
+        <w:tc>
+          <w:tcPr/>
+          <w:p>
+            <w:pPr>
+              <w:pStyle w:val="Compact"/>
+              <w:jc w:val="center"/>
+            </w:pPr>
+            <w:r>
+              <w:t xml:space="preserve">[-0.124, -0.005]</w:t>
+            </w:r>
+          </w:p>
+        </w:tc>
+        <w:tc>
+          <w:tcPr/>
+          <w:p>
+            <w:pPr>
+              <w:pStyle w:val="Compact"/>
+              <w:jc w:val="right"/>
+            </w:pPr>
+            <w:r>
+              <w:t xml:space="preserve">.034</w:t>
+            </w:r>
+          </w:p>
+        </w:tc>
+      </w:tr>
+      <w:tr>
+        <w:tc>
+          <w:tcPr/>
+          <w:p>
+            <w:pPr>
+              <w:pStyle w:val="Compact"/>
+              <w:jc w:val="left"/>
+            </w:pPr>
+            <w:r>
+              <w:t xml:space="preserve">feedback:IC_HI_wc</w:t>
+            </w:r>
+          </w:p>
+        </w:tc>
+        <w:tc>
+          <w:tcPr/>
+          <w:p>
+            <w:pPr>
+              <w:pStyle w:val="Compact"/>
+              <w:jc w:val="right"/>
+            </w:pPr>
+            <w:r>
+              <w:t xml:space="preserve">0.023</w:t>
+            </w:r>
+          </w:p>
+        </w:tc>
+        <w:tc>
+          <w:tcPr/>
+          <w:p>
+            <w:pPr>
+              <w:pStyle w:val="Compact"/>
+              <w:jc w:val="right"/>
+            </w:pPr>
+            <w:r>
+              <w:t xml:space="preserve">0.029</w:t>
+            </w:r>
+          </w:p>
+        </w:tc>
+        <w:tc>
+          <w:tcPr/>
+          <w:p>
+            <w:pPr>
+              <w:pStyle w:val="Compact"/>
+              <w:jc w:val="center"/>
+            </w:pPr>
+            <w:r>
+              <w:t xml:space="preserve">[-0.034, 0.079]</w:t>
+            </w:r>
+          </w:p>
+        </w:tc>
+        <w:tc>
+          <w:tcPr/>
+          <w:p>
+            <w:pPr>
+              <w:pStyle w:val="Compact"/>
+              <w:jc w:val="right"/>
+            </w:pPr>
+            <w:r>
+              <w:t xml:space="preserve">.430</w:t>
+            </w:r>
+          </w:p>
+        </w:tc>
+      </w:tr>
+      <w:tr>
+        <w:tc>
+          <w:tcPr/>
+          <w:p>
+            <w:pPr>
+              <w:pStyle w:val="Compact"/>
+              <w:jc w:val="left"/>
+            </w:pPr>
+            <w:r>
+              <w:t xml:space="preserve">feedback:IC_VI_wc</w:t>
+            </w:r>
+          </w:p>
+        </w:tc>
+        <w:tc>
+          <w:tcPr/>
+          <w:p>
+            <w:pPr>
+              <w:pStyle w:val="Compact"/>
+              <w:jc w:val="right"/>
+            </w:pPr>
+            <w:r>
+              <w:t xml:space="preserve">0.023</w:t>
+            </w:r>
+          </w:p>
+        </w:tc>
+        <w:tc>
+          <w:tcPr/>
+          <w:p>
+            <w:pPr>
+              <w:pStyle w:val="Compact"/>
+              <w:jc w:val="right"/>
+            </w:pPr>
+            <w:r>
+              <w:t xml:space="preserve">0.031</w:t>
+            </w:r>
+          </w:p>
+        </w:tc>
+        <w:tc>
+          <w:tcPr/>
+          <w:p>
+            <w:pPr>
+              <w:pStyle w:val="Compact"/>
+              <w:jc w:val="center"/>
+            </w:pPr>
+            <w:r>
+              <w:t xml:space="preserve">[-0.037, 0.083]</w:t>
+            </w:r>
+          </w:p>
+        </w:tc>
+        <w:tc>
+          <w:tcPr/>
+          <w:p>
+            <w:pPr>
+              <w:pStyle w:val="Compact"/>
+              <w:jc w:val="right"/>
+            </w:pPr>
+            <w:r>
+              <w:t xml:space="preserve">.453</w:t>
+            </w:r>
+          </w:p>
+        </w:tc>
+      </w:tr>
+      <w:tr>
+        <w:tc>
+          <w:tcPr/>
+          <w:p>
+            <w:pPr>
+              <w:pStyle w:val="Compact"/>
+              <w:jc w:val="left"/>
+            </w:pPr>
+            <w:r>
+              <w:t xml:space="preserve">feedback:IC_HC_wc</w:t>
+            </w:r>
+          </w:p>
+        </w:tc>
+        <w:tc>
+          <w:tcPr/>
+          <w:p>
+            <w:pPr>
+              <w:pStyle w:val="Compact"/>
+              <w:jc w:val="right"/>
+            </w:pPr>
+            <w:r>
+              <w:t xml:space="preserve">0.056</w:t>
+            </w:r>
+          </w:p>
+        </w:tc>
+        <w:tc>
+          <w:tcPr/>
+          <w:p>
+            <w:pPr>
+              <w:pStyle w:val="Compact"/>
+              <w:jc w:val="right"/>
+            </w:pPr>
+            <w:r>
+              <w:t xml:space="preserve">0.032</w:t>
+            </w:r>
+          </w:p>
+        </w:tc>
+        <w:tc>
+          <w:tcPr/>
+          <w:p>
+            <w:pPr>
+              <w:pStyle w:val="Compact"/>
+              <w:jc w:val="center"/>
+            </w:pPr>
+            <w:r>
+              <w:t xml:space="preserve">[-0.006, 0.118]</w:t>
+            </w:r>
+          </w:p>
+        </w:tc>
+        <w:tc>
+          <w:tcPr/>
+          <w:p>
+            <w:pPr>
+              <w:pStyle w:val="Compact"/>
+              <w:jc w:val="right"/>
+            </w:pPr>
+            <w:r>
+              <w:t xml:space="preserve">.078</w:t>
+            </w:r>
+          </w:p>
+        </w:tc>
+      </w:tr>
+      <w:tr>
+        <w:tc>
+          <w:tcPr/>
+          <w:p>
+            <w:pPr>
+              <w:pStyle w:val="Compact"/>
+              <w:jc w:val="left"/>
+            </w:pPr>
+            <w:r>
+              <w:t xml:space="preserve">feedback:IC_VC_wc</w:t>
+            </w:r>
+          </w:p>
+        </w:tc>
+        <w:tc>
+          <w:tcPr/>
+          <w:p>
+            <w:pPr>
+              <w:pStyle w:val="Compact"/>
+              <w:jc w:val="right"/>
+            </w:pPr>
+            <w:r>
+              <w:t xml:space="preserve">0.056</w:t>
+            </w:r>
+          </w:p>
+        </w:tc>
+        <w:tc>
+          <w:tcPr/>
+          <w:p>
+            <w:pPr>
+              <w:pStyle w:val="Compact"/>
+              <w:jc w:val="right"/>
+            </w:pPr>
+            <w:r>
+              <w:t xml:space="preserve">0.031</w:t>
+            </w:r>
+          </w:p>
+        </w:tc>
+        <w:tc>
+          <w:tcPr/>
+          <w:p>
+            <w:pPr>
+              <w:pStyle w:val="Compact"/>
+              <w:jc w:val="center"/>
+            </w:pPr>
+            <w:r>
+              <w:t xml:space="preserve">[-0.005, 0.117]</w:t>
+            </w:r>
+          </w:p>
+        </w:tc>
+        <w:tc>
+          <w:tcPr/>
+          <w:p>
+            <w:pPr>
+              <w:pStyle w:val="Compact"/>
+              <w:jc w:val="right"/>
+            </w:pPr>
+            <w:r>
+              <w:t xml:space="preserve">.070</w:t>
+            </w:r>
+          </w:p>
+        </w:tc>
+      </w:tr>
+      <w:tr>
+        <w:tc>
+          <w:tcPr/>
+          <w:p>
+            <w:pPr>
+              <w:pStyle w:val="Compact"/>
+              <w:jc w:val="left"/>
+            </w:pPr>
+            <w:r>
+              <w:t xml:space="preserve">justification:IH_score_wc</w:t>
+            </w:r>
+          </w:p>
+        </w:tc>
+        <w:tc>
+          <w:tcPr/>
+          <w:p>
+            <w:pPr>
+              <w:pStyle w:val="Compact"/>
+              <w:jc w:val="right"/>
+            </w:pPr>
+            <w:r>
+              <w:t xml:space="preserve">0.010</w:t>
+            </w:r>
+          </w:p>
+        </w:tc>
+        <w:tc>
+          <w:tcPr/>
+          <w:p>
+            <w:pPr>
+              <w:pStyle w:val="Compact"/>
+              <w:jc w:val="right"/>
+            </w:pPr>
+            <w:r>
+              <w:t xml:space="preserve">0.033</w:t>
+            </w:r>
+          </w:p>
+        </w:tc>
+        <w:tc>
+          <w:tcPr/>
+          <w:p>
+            <w:pPr>
+              <w:pStyle w:val="Compact"/>
+              <w:jc w:val="center"/>
+            </w:pPr>
+            <w:r>
+              <w:t xml:space="preserve">[-0.055, 0.075]</w:t>
+            </w:r>
+          </w:p>
+        </w:tc>
+        <w:tc>
+          <w:tcPr/>
+          <w:p>
+            <w:pPr>
+              <w:pStyle w:val="Compact"/>
+              <w:jc w:val="right"/>
+            </w:pPr>
+            <w:r>
+              <w:t xml:space="preserve">.765</w:t>
+            </w:r>
+          </w:p>
+        </w:tc>
+      </w:tr>
+      <w:tr>
+        <w:tc>
+          <w:tcPr/>
+          <w:p>
+            <w:pPr>
+              <w:pStyle w:val="Compact"/>
+              <w:jc w:val="left"/>
+            </w:pPr>
+            <w:r>
+              <w:t xml:space="preserve">justification:AOT_score_wc</w:t>
+            </w:r>
+          </w:p>
+        </w:tc>
+        <w:tc>
+          <w:tcPr/>
+          <w:p>
+            <w:pPr>
+              <w:pStyle w:val="Compact"/>
+              <w:jc w:val="right"/>
+            </w:pPr>
+            <w:r>
+              <w:t xml:space="preserve">-0.013</w:t>
+            </w:r>
+          </w:p>
+        </w:tc>
+        <w:tc>
+          <w:tcPr/>
+          <w:p>
+            <w:pPr>
+              <w:pStyle w:val="Compact"/>
+              <w:jc w:val="right"/>
+            </w:pPr>
+            <w:r>
+              <w:t xml:space="preserve">0.031</w:t>
+            </w:r>
+          </w:p>
+        </w:tc>
+        <w:tc>
+          <w:tcPr/>
+          <w:p>
+            <w:pPr>
+              <w:pStyle w:val="Compact"/>
+              <w:jc w:val="center"/>
+            </w:pPr>
+            <w:r>
+              <w:t xml:space="preserve">[-0.073, 0.048]</w:t>
+            </w:r>
+          </w:p>
+        </w:tc>
+        <w:tc>
+          <w:tcPr/>
+          <w:p>
+            <w:pPr>
+              <w:pStyle w:val="Compact"/>
+              <w:jc w:val="right"/>
+            </w:pPr>
+            <w:r>
+              <w:t xml:space="preserve">.679</w:t>
+            </w:r>
+          </w:p>
+        </w:tc>
+      </w:tr>
+      <w:tr>
+        <w:tc>
+          <w:tcPr/>
+          <w:p>
+            <w:pPr>
+              <w:pStyle w:val="Compact"/>
+              <w:jc w:val="left"/>
+            </w:pPr>
+            <w:r>
+              <w:t xml:space="preserve">justification:IC_HI_wc</w:t>
+            </w:r>
+          </w:p>
+        </w:tc>
+        <w:tc>
+          <w:tcPr/>
+          <w:p>
+            <w:pPr>
+              <w:pStyle w:val="Compact"/>
+              <w:jc w:val="right"/>
+            </w:pPr>
+            <w:r>
+              <w:t xml:space="preserve">0.043</w:t>
+            </w:r>
+          </w:p>
+        </w:tc>
+        <w:tc>
+          <w:tcPr/>
+          <w:p>
+            <w:pPr>
+              <w:pStyle w:val="Compact"/>
+              <w:jc w:val="right"/>
+            </w:pPr>
+            <w:r>
+              <w:t xml:space="preserve">0.029</w:t>
+            </w:r>
+          </w:p>
+        </w:tc>
+        <w:tc>
+          <w:tcPr/>
+          <w:p>
+            <w:pPr>
+              <w:pStyle w:val="Compact"/>
+              <w:jc w:val="center"/>
+            </w:pPr>
+            <w:r>
+              <w:t xml:space="preserve">[-0.014, 0.101]</w:t>
+            </w:r>
+          </w:p>
+        </w:tc>
+        <w:tc>
+          <w:tcPr/>
+          <w:p>
+            <w:pPr>
+              <w:pStyle w:val="Compact"/>
+              <w:jc w:val="right"/>
+            </w:pPr>
+            <w:r>
+              <w:t xml:space="preserve">.141</w:t>
+            </w:r>
+          </w:p>
+        </w:tc>
+      </w:tr>
+      <w:tr>
+        <w:tc>
+          <w:tcPr/>
+          <w:p>
+            <w:pPr>
+              <w:pStyle w:val="Compact"/>
+              <w:jc w:val="left"/>
+            </w:pPr>
+            <w:r>
+              <w:t xml:space="preserve">justification:IC_VI_wc</w:t>
+            </w:r>
+          </w:p>
+        </w:tc>
+        <w:tc>
+          <w:tcPr/>
+          <w:p>
+            <w:pPr>
+              <w:pStyle w:val="Compact"/>
+              <w:jc w:val="right"/>
+            </w:pPr>
+            <w:r>
+              <w:t xml:space="preserve">0.038</w:t>
+            </w:r>
+          </w:p>
+        </w:tc>
+        <w:tc>
+          <w:tcPr/>
+          <w:p>
+            <w:pPr>
+              <w:pStyle w:val="Compact"/>
+              <w:jc w:val="right"/>
+            </w:pPr>
+            <w:r>
+              <w:t xml:space="preserve">0.031</w:t>
+            </w:r>
+          </w:p>
+        </w:tc>
+        <w:tc>
+          <w:tcPr/>
+          <w:p>
+            <w:pPr>
+              <w:pStyle w:val="Compact"/>
+              <w:jc w:val="center"/>
+            </w:pPr>
+            <w:r>
+              <w:t xml:space="preserve">[-0.023, 0.099]</w:t>
+            </w:r>
+          </w:p>
+        </w:tc>
+        <w:tc>
+          <w:tcPr/>
+          <w:p>
+            <w:pPr>
+              <w:pStyle w:val="Compact"/>
+              <w:jc w:val="right"/>
+            </w:pPr>
+            <w:r>
+              <w:t xml:space="preserve">.223</w:t>
+            </w:r>
+          </w:p>
+        </w:tc>
+      </w:tr>
+      <w:tr>
+        <w:tc>
+          <w:tcPr/>
+          <w:p>
+            <w:pPr>
+              <w:pStyle w:val="Compact"/>
+              <w:jc w:val="left"/>
+            </w:pPr>
+            <w:r>
+              <w:t xml:space="preserve">justification:IC_HC_wc</w:t>
+            </w:r>
+          </w:p>
+        </w:tc>
+        <w:tc>
+          <w:tcPr/>
+          <w:p>
+            <w:pPr>
+              <w:pStyle w:val="Compact"/>
+              <w:jc w:val="right"/>
+            </w:pPr>
+            <w:r>
+              <w:t xml:space="preserve">0.043</w:t>
+            </w:r>
+          </w:p>
+        </w:tc>
+        <w:tc>
+          <w:tcPr/>
+          <w:p>
+            <w:pPr>
+              <w:pStyle w:val="Compact"/>
+              <w:jc w:val="right"/>
+            </w:pPr>
+            <w:r>
+              <w:t xml:space="preserve">0.032</w:t>
+            </w:r>
+          </w:p>
+        </w:tc>
+        <w:tc>
+          <w:tcPr/>
+          <w:p>
+            <w:pPr>
+              <w:pStyle w:val="Compact"/>
+              <w:jc w:val="center"/>
+            </w:pPr>
+            <w:r>
+              <w:t xml:space="preserve">[-0.021, 0.106]</w:t>
+            </w:r>
+          </w:p>
+        </w:tc>
+        <w:tc>
+          <w:tcPr/>
+          <w:p>
+            <w:pPr>
+              <w:pStyle w:val="Compact"/>
+              <w:jc w:val="right"/>
+            </w:pPr>
+            <w:r>
+              <w:t xml:space="preserve">.188</w:t>
+            </w:r>
+          </w:p>
+        </w:tc>
+      </w:tr>
+      <w:tr>
+        <w:tc>
+          <w:tcPr/>
+          <w:p>
+            <w:pPr>
+              <w:pStyle w:val="Compact"/>
+              <w:jc w:val="left"/>
+            </w:pPr>
+            <w:r>
+              <w:t xml:space="preserve">justification:IC_VC_wc</w:t>
+            </w:r>
+          </w:p>
+        </w:tc>
+        <w:tc>
+          <w:tcPr/>
+          <w:p>
+            <w:pPr>
+              <w:pStyle w:val="Compact"/>
+              <w:jc w:val="right"/>
+            </w:pPr>
+            <w:r>
+              <w:t xml:space="preserve">-0.020</w:t>
+            </w:r>
+          </w:p>
+        </w:tc>
+        <w:tc>
+          <w:tcPr/>
+          <w:p>
+            <w:pPr>
+              <w:pStyle w:val="Compact"/>
+              <w:jc w:val="right"/>
+            </w:pPr>
+            <w:r>
+              <w:t xml:space="preserve">0.031</w:t>
+            </w:r>
+          </w:p>
+        </w:tc>
+        <w:tc>
+          <w:tcPr/>
+          <w:p>
+            <w:pPr>
+              <w:pStyle w:val="Compact"/>
+              <w:jc w:val="center"/>
+            </w:pPr>
+            <w:r>
+              <w:t xml:space="preserve">[-0.082, 0.041]</w:t>
+            </w:r>
+          </w:p>
+        </w:tc>
+        <w:tc>
+          <w:tcPr/>
+          <w:p>
+            <w:pPr>
+              <w:pStyle w:val="Compact"/>
+              <w:jc w:val="right"/>
+            </w:pPr>
+            <w:r>
+              <w:t xml:space="preserve">.518</w:t>
+            </w:r>
+          </w:p>
+        </w:tc>
+      </w:tr>
+      <w:tr>
+        <w:tc>
+          <w:tcPr/>
+          <w:p>
+            <w:pPr>
+              <w:pStyle w:val="Compact"/>
+              <w:jc w:val="left"/>
+            </w:pPr>
+            <w:r>
+              <w:t xml:space="preserve">feedback:justification:IH_score_wc</w:t>
+            </w:r>
+          </w:p>
+        </w:tc>
+        <w:tc>
+          <w:tcPr/>
+          <w:p>
+            <w:pPr>
+              <w:pStyle w:val="Compact"/>
+              <w:jc w:val="right"/>
+            </w:pPr>
+            <w:r>
+              <w:t xml:space="preserve">-0.029</w:t>
+            </w:r>
+          </w:p>
+        </w:tc>
+        <w:tc>
+          <w:tcPr/>
+          <w:p>
+            <w:pPr>
+              <w:pStyle w:val="Compact"/>
+              <w:jc w:val="right"/>
+            </w:pPr>
+            <w:r>
+              <w:t xml:space="preserve">0.046</w:t>
+            </w:r>
+          </w:p>
+        </w:tc>
+        <w:tc>
+          <w:tcPr/>
+          <w:p>
+            <w:pPr>
+              <w:pStyle w:val="Compact"/>
+              <w:jc w:val="center"/>
+            </w:pPr>
+            <w:r>
+              <w:t xml:space="preserve">[-0.120, 0.061]</w:t>
+            </w:r>
+          </w:p>
+        </w:tc>
+        <w:tc>
+          <w:tcPr/>
+          <w:p>
+            <w:pPr>
+              <w:pStyle w:val="Compact"/>
+              <w:jc w:val="right"/>
+            </w:pPr>
+            <w:r>
+              <w:t xml:space="preserve">.525</w:t>
+            </w:r>
+          </w:p>
+        </w:tc>
+      </w:tr>
+      <w:tr>
+        <w:tc>
+          <w:tcPr/>
+          <w:p>
+            <w:pPr>
+              <w:pStyle w:val="Compact"/>
+              <w:jc w:val="left"/>
+            </w:pPr>
+            <w:r>
+              <w:t xml:space="preserve">feedback:justification:AOT_score_wc</w:t>
+            </w:r>
+          </w:p>
+        </w:tc>
+        <w:tc>
+          <w:tcPr/>
+          <w:p>
+            <w:pPr>
+              <w:pStyle w:val="Compact"/>
+              <w:jc w:val="right"/>
+            </w:pPr>
+            <w:r>
+              <w:t xml:space="preserve">0.079</w:t>
+            </w:r>
+          </w:p>
+        </w:tc>
+        <w:tc>
+          <w:tcPr/>
+          <w:p>
+            <w:pPr>
+              <w:pStyle w:val="Compact"/>
+              <w:jc w:val="right"/>
+            </w:pPr>
+            <w:r>
+              <w:t xml:space="preserve">0.043</w:t>
+            </w:r>
+          </w:p>
+        </w:tc>
+        <w:tc>
+          <w:tcPr/>
+          <w:p>
+            <w:pPr>
+              <w:pStyle w:val="Compact"/>
+              <w:jc w:val="center"/>
+            </w:pPr>
+            <w:r>
+              <w:t xml:space="preserve">[-0.006, 0.164]</w:t>
+            </w:r>
+          </w:p>
+        </w:tc>
+        <w:tc>
+          <w:tcPr/>
+          <w:p>
+            <w:pPr>
+              <w:pStyle w:val="Compact"/>
+              <w:jc w:val="right"/>
+            </w:pPr>
+            <w:r>
+              <w:t xml:space="preserve">.069</w:t>
+            </w:r>
+          </w:p>
+        </w:tc>
+      </w:tr>
+      <w:tr>
+        <w:tc>
+          <w:tcPr/>
+          <w:p>
+            <w:pPr>
+              <w:pStyle w:val="Compact"/>
+              <w:jc w:val="left"/>
+            </w:pPr>
+            <w:r>
+              <w:t xml:space="preserve">feedback:justification:IC_HI_wc</w:t>
+            </w:r>
+          </w:p>
+        </w:tc>
+        <w:tc>
+          <w:tcPr/>
+          <w:p>
+            <w:pPr>
+              <w:pStyle w:val="Compact"/>
+              <w:jc w:val="right"/>
+            </w:pPr>
+            <w:r>
+              <w:t xml:space="preserve">-0.010</w:t>
+            </w:r>
+          </w:p>
+        </w:tc>
+        <w:tc>
+          <w:tcPr/>
+          <w:p>
+            <w:pPr>
+              <w:pStyle w:val="Compact"/>
+              <w:jc w:val="right"/>
+            </w:pPr>
+            <w:r>
+              <w:t xml:space="preserve">0.041</w:t>
+            </w:r>
+          </w:p>
+        </w:tc>
+        <w:tc>
+          <w:tcPr/>
+          <w:p>
+            <w:pPr>
+              <w:pStyle w:val="Compact"/>
+              <w:jc w:val="center"/>
+            </w:pPr>
+            <w:r>
+              <w:t xml:space="preserve">[-0.090, 0.071]</w:t>
+            </w:r>
+          </w:p>
+        </w:tc>
+        <w:tc>
+          <w:tcPr/>
+          <w:p>
+            <w:pPr>
+              <w:pStyle w:val="Compact"/>
+              <w:jc w:val="right"/>
+            </w:pPr>
+            <w:r>
+              <w:t xml:space="preserve">.816</w:t>
+            </w:r>
+          </w:p>
+        </w:tc>
+      </w:tr>
+      <w:tr>
+        <w:tc>
+          <w:tcPr/>
+          <w:p>
+            <w:pPr>
+              <w:pStyle w:val="Compact"/>
+              <w:jc w:val="left"/>
+            </w:pPr>
+            <w:r>
+              <w:t xml:space="preserve">feedback:justification:IC_VI_wc</w:t>
+            </w:r>
+          </w:p>
+        </w:tc>
+        <w:tc>
+          <w:tcPr/>
+          <w:p>
+            <w:pPr>
+              <w:pStyle w:val="Compact"/>
+              <w:jc w:val="right"/>
+            </w:pPr>
+            <w:r>
+              <w:t xml:space="preserve">-0.049</w:t>
+            </w:r>
+          </w:p>
+        </w:tc>
+        <w:tc>
+          <w:tcPr/>
+          <w:p>
+            <w:pPr>
+              <w:pStyle w:val="Compact"/>
+              <w:jc w:val="right"/>
+            </w:pPr>
+            <w:r>
+              <w:t xml:space="preserve">0.044</w:t>
+            </w:r>
+          </w:p>
+        </w:tc>
+        <w:tc>
+          <w:tcPr/>
+          <w:p>
+            <w:pPr>
+              <w:pStyle w:val="Compact"/>
+              <w:jc w:val="center"/>
+            </w:pPr>
+            <w:r>
+              <w:t xml:space="preserve">[-0.135, 0.036]</w:t>
+            </w:r>
+          </w:p>
+        </w:tc>
+        <w:tc>
+          <w:tcPr/>
+          <w:p>
+            <w:pPr>
+              <w:pStyle w:val="Compact"/>
+              <w:jc w:val="right"/>
+            </w:pPr>
+            <w:r>
+              <w:t xml:space="preserve">.260</w:t>
+            </w:r>
+          </w:p>
+        </w:tc>
+      </w:tr>
+      <w:tr>
+        <w:tc>
+          <w:tcPr/>
+          <w:p>
+            <w:pPr>
+              <w:pStyle w:val="Compact"/>
+              <w:jc w:val="left"/>
+            </w:pPr>
+            <w:r>
+              <w:t xml:space="preserve">feedback:justification:IC_HC_wc</w:t>
+            </w:r>
+          </w:p>
+        </w:tc>
+        <w:tc>
+          <w:tcPr/>
+          <w:p>
+            <w:pPr>
+              <w:pStyle w:val="Compact"/>
+              <w:jc w:val="right"/>
+            </w:pPr>
+            <w:r>
+              <w:t xml:space="preserve">-0.001</w:t>
+            </w:r>
+          </w:p>
+        </w:tc>
+        <w:tc>
+          <w:tcPr/>
+          <w:p>
+            <w:pPr>
+              <w:pStyle w:val="Compact"/>
+              <w:jc w:val="right"/>
+            </w:pPr>
+            <w:r>
+              <w:t xml:space="preserve">0.045</w:t>
+            </w:r>
+          </w:p>
+        </w:tc>
+        <w:tc>
+          <w:tcPr/>
+          <w:p>
+            <w:pPr>
+              <w:pStyle w:val="Compact"/>
+              <w:jc w:val="center"/>
+            </w:pPr>
+            <w:r>
+              <w:t xml:space="preserve">[-0.089, 0.087]</w:t>
+            </w:r>
+          </w:p>
+        </w:tc>
+        <w:tc>
+          <w:tcPr/>
+          <w:p>
+            <w:pPr>
+              <w:pStyle w:val="Compact"/>
+              <w:jc w:val="right"/>
+            </w:pPr>
+            <w:r>
+              <w:t xml:space="preserve">.984</w:t>
+            </w:r>
+          </w:p>
+        </w:tc>
+      </w:tr>
+      <w:tr>
+        <w:tc>
+          <w:tcPr/>
+          <w:p>
+            <w:pPr>
+              <w:pStyle w:val="Compact"/>
+              <w:jc w:val="left"/>
+            </w:pPr>
+            <w:r>
+              <w:t xml:space="preserve">feedback:justification:IC_VC_wc</w:t>
+            </w:r>
+          </w:p>
+        </w:tc>
+        <w:tc>
+          <w:tcPr/>
+          <w:p>
+            <w:pPr>
+              <w:pStyle w:val="Compact"/>
+              <w:jc w:val="right"/>
+            </w:pPr>
+            <w:r>
+              <w:t xml:space="preserve">-0.037</w:t>
+            </w:r>
+          </w:p>
+        </w:tc>
+        <w:tc>
+          <w:tcPr/>
+          <w:p>
+            <w:pPr>
+              <w:pStyle w:val="Compact"/>
+              <w:jc w:val="right"/>
+            </w:pPr>
+            <w:r>
+              <w:t xml:space="preserve">0.044</w:t>
+            </w:r>
+          </w:p>
+        </w:tc>
+        <w:tc>
+          <w:tcPr/>
+          <w:p>
+            <w:pPr>
+              <w:pStyle w:val="Compact"/>
+              <w:jc w:val="center"/>
+            </w:pPr>
+            <w:r>
+              <w:t xml:space="preserve">[-0.124, 0.049]</w:t>
+            </w:r>
+          </w:p>
+        </w:tc>
+        <w:tc>
+          <w:tcPr/>
+          <w:p>
+            <w:pPr>
+              <w:pStyle w:val="Compact"/>
+              <w:jc w:val="right"/>
+            </w:pPr>
+            <w:r>
+              <w:t xml:space="preserve">.398</w:t>
+            </w:r>
+          </w:p>
+        </w:tc>
+      </w:tr>
+      <w:tr>
+        <w:tc>
+          <w:tcPr/>
+          <w:p>
+            <w:pPr>
+              <w:pStyle w:val="Compact"/>
+              <w:jc w:val="left"/>
+            </w:pPr>
+            <w:r>
+              <w:t xml:space="preserve">SD (Country: (Intercept))</w:t>
+            </w:r>
+          </w:p>
+        </w:tc>
+        <w:tc>
+          <w:tcPr/>
+          <w:p>
+            <w:pPr>
+              <w:pStyle w:val="Compact"/>
+              <w:jc w:val="right"/>
+            </w:pPr>
+            <w:r>
+              <w:t xml:space="preserve">0.519</w:t>
+            </w:r>
+          </w:p>
+        </w:tc>
+        <w:tc>
+          <w:tcPr/>
+          <w:p>
+            <w:pPr>
+              <w:pStyle w:val="Compact"/>
+            </w:pPr>
+          </w:p>
+        </w:tc>
+        <w:tc>
+          <w:tcPr/>
+          <w:p>
+            <w:pPr>
+              <w:pStyle w:val="Compact"/>
+            </w:pPr>
+          </w:p>
+        </w:tc>
+        <w:tc>
+          <w:tcPr/>
+          <w:p>
+            <w:pPr>
+              <w:pStyle w:val="Compact"/>
+            </w:pPr>
+          </w:p>
+        </w:tc>
+      </w:tr>
+      <w:tr>
+        <w:tc>
+          <w:tcPr/>
+          <w:p>
+            <w:pPr>
+              <w:pStyle w:val="Compact"/>
+              <w:jc w:val="left"/>
+            </w:pPr>
+            <w:r>
+              <w:t xml:space="preserve">SD (Country: feedback)</w:t>
+            </w:r>
+          </w:p>
+        </w:tc>
+        <w:tc>
+          <w:tcPr/>
+          <w:p>
+            <w:pPr>
+              <w:pStyle w:val="Compact"/>
+              <w:jc w:val="right"/>
+            </w:pPr>
+            <w:r>
+              <w:t xml:space="preserve">0.061</w:t>
+            </w:r>
+          </w:p>
+        </w:tc>
+        <w:tc>
+          <w:tcPr/>
+          <w:p>
+            <w:pPr>
+              <w:pStyle w:val="Compact"/>
+            </w:pPr>
+          </w:p>
+        </w:tc>
+        <w:tc>
+          <w:tcPr/>
+          <w:p>
+            <w:pPr>
+              <w:pStyle w:val="Compact"/>
+            </w:pPr>
+          </w:p>
+        </w:tc>
+        <w:tc>
+          <w:tcPr/>
+          <w:p>
+            <w:pPr>
+              <w:pStyle w:val="Compact"/>
+            </w:pPr>
+          </w:p>
+        </w:tc>
+      </w:tr>
+      <w:tr>
+        <w:tc>
+          <w:tcPr/>
+          <w:p>
+            <w:pPr>
+              <w:pStyle w:val="Compact"/>
+              <w:jc w:val="left"/>
+            </w:pPr>
+            <w:r>
+              <w:t xml:space="preserve">SD (Country: justification)</w:t>
+            </w:r>
+          </w:p>
+        </w:tc>
+        <w:tc>
+          <w:tcPr/>
+          <w:p>
+            <w:pPr>
+              <w:pStyle w:val="Compact"/>
+              <w:jc w:val="right"/>
+            </w:pPr>
+            <w:r>
+              <w:t xml:space="preserve">0.146</w:t>
+            </w:r>
+          </w:p>
+        </w:tc>
+        <w:tc>
+          <w:tcPr/>
+          <w:p>
+            <w:pPr>
+              <w:pStyle w:val="Compact"/>
+            </w:pPr>
+          </w:p>
+        </w:tc>
+        <w:tc>
+          <w:tcPr/>
+          <w:p>
+            <w:pPr>
+              <w:pStyle w:val="Compact"/>
+            </w:pPr>
+          </w:p>
+        </w:tc>
+        <w:tc>
+          <w:tcPr/>
+          <w:p>
+            <w:pPr>
+              <w:pStyle w:val="Compact"/>
+            </w:pPr>
+          </w:p>
+        </w:tc>
+      </w:tr>
+      <w:tr>
+        <w:tc>
+          <w:tcPr/>
+          <w:p>
+            <w:pPr>
+              <w:pStyle w:val="Compact"/>
+              <w:jc w:val="left"/>
+            </w:pPr>
+            <w:r>
+              <w:t xml:space="preserve">SD (Country: feedback:justification)</w:t>
+            </w:r>
+          </w:p>
+        </w:tc>
+        <w:tc>
+          <w:tcPr/>
+          <w:p>
+            <w:pPr>
+              <w:pStyle w:val="Compact"/>
+              <w:jc w:val="right"/>
+            </w:pPr>
+            <w:r>
+              <w:t xml:space="preserve">0.160</w:t>
+            </w:r>
+          </w:p>
+        </w:tc>
+        <w:tc>
+          <w:tcPr/>
+          <w:p>
+            <w:pPr>
+              <w:pStyle w:val="Compact"/>
+            </w:pPr>
+          </w:p>
+        </w:tc>
+        <w:tc>
+          <w:tcPr/>
+          <w:p>
+            <w:pPr>
+              <w:pStyle w:val="Compact"/>
+            </w:pPr>
+          </w:p>
+        </w:tc>
+        <w:tc>
+          <w:tcPr/>
+          <w:p>
+            <w:pPr>
+              <w:pStyle w:val="Compact"/>
+            </w:pPr>
+          </w:p>
+        </w:tc>
+      </w:tr>
+      <w:tr>
+        <w:tc>
+          <w:tcPr/>
+          <w:p>
+            <w:pPr>
+              <w:pStyle w:val="Compact"/>
+              <w:jc w:val="left"/>
+            </w:pPr>
+            <w:r>
+              <w:t xml:space="preserve">SD (problem: (Intercept))</w:t>
+            </w:r>
+          </w:p>
+        </w:tc>
+        <w:tc>
+          <w:tcPr/>
+          <w:p>
+            <w:pPr>
+              <w:pStyle w:val="Compact"/>
+              <w:jc w:val="right"/>
+            </w:pPr>
+            <w:r>
+              <w:t xml:space="preserve">0.531</w:t>
+            </w:r>
+          </w:p>
+        </w:tc>
+        <w:tc>
+          <w:tcPr/>
+          <w:p>
+            <w:pPr>
+              <w:pStyle w:val="Compact"/>
+            </w:pPr>
+          </w:p>
+        </w:tc>
+        <w:tc>
+          <w:tcPr/>
+          <w:p>
+            <w:pPr>
+              <w:pStyle w:val="Compact"/>
+            </w:pPr>
+          </w:p>
+        </w:tc>
+        <w:tc>
+          <w:tcPr/>
+          <w:p>
+            <w:pPr>
+              <w:pStyle w:val="Compact"/>
+            </w:pPr>
+          </w:p>
+        </w:tc>
+      </w:tr>
+      <w:tr>
+        <w:tc>
+          <w:tcPr/>
+          <w:p>
+            <w:pPr>
+              <w:pStyle w:val="Compact"/>
+              <w:jc w:val="left"/>
+            </w:pPr>
+            <w:r>
+              <w:t xml:space="preserve">N</w:t>
+            </w:r>
+          </w:p>
+        </w:tc>
+        <w:tc>
+          <w:tcPr/>
+          <w:p>
+            <w:pPr>
+              <w:pStyle w:val="Compact"/>
+              <w:jc w:val="right"/>
+            </w:pPr>
+            <w:r>
+              <w:t xml:space="preserve">48036</w:t>
+            </w:r>
+          </w:p>
+        </w:tc>
+        <w:tc>
+          <w:tcPr/>
+          <w:p>
+            <w:pPr>
+              <w:pStyle w:val="Compact"/>
+            </w:pPr>
+          </w:p>
+        </w:tc>
+        <w:tc>
+          <w:tcPr/>
+          <w:p>
+            <w:pPr>
+              <w:pStyle w:val="Compact"/>
+            </w:pPr>
+          </w:p>
+        </w:tc>
+        <w:tc>
+          <w:tcPr/>
+          <w:p>
+            <w:pPr>
+              <w:pStyle w:val="Compact"/>
+            </w:pPr>
+          </w:p>
+        </w:tc>
+      </w:tr>
+      <w:tr>
+        <w:tc>
+          <w:tcPr/>
+          <w:p>
+            <w:pPr>
+              <w:pStyle w:val="Compact"/>
+              <w:jc w:val="left"/>
+            </w:pPr>
+            <w:r>
+              <w:t xml:space="preserve">N Country</w:t>
+            </w:r>
+          </w:p>
+        </w:tc>
+        <w:tc>
+          <w:tcPr/>
+          <w:p>
+            <w:pPr>
+              <w:pStyle w:val="Compact"/>
+              <w:jc w:val="right"/>
+            </w:pPr>
+            <w:r>
+              <w:t xml:space="preserve">53</w:t>
+            </w:r>
+          </w:p>
+        </w:tc>
+        <w:tc>
+          <w:tcPr/>
+          <w:p>
+            <w:pPr>
+              <w:pStyle w:val="Compact"/>
+            </w:pPr>
+          </w:p>
+        </w:tc>
+        <w:tc>
+          <w:tcPr/>
+          <w:p>
+            <w:pPr>
+              <w:pStyle w:val="Compact"/>
+            </w:pPr>
+          </w:p>
+        </w:tc>
+        <w:tc>
+          <w:tcPr/>
+          <w:p>
+            <w:pPr>
+              <w:pStyle w:val="Compact"/>
+            </w:pPr>
+          </w:p>
+        </w:tc>
+      </w:tr>
+      <w:tr>
+        <w:tc>
+          <w:tcPr/>
+          <w:p>
+            <w:pPr>
+              <w:pStyle w:val="Compact"/>
+              <w:jc w:val="left"/>
+            </w:pPr>
+            <w:r>
+              <w:t xml:space="preserve">N problem</w:t>
+            </w:r>
+          </w:p>
+        </w:tc>
+        <w:tc>
+          <w:tcPr/>
+          <w:p>
+            <w:pPr>
+              <w:pStyle w:val="Compact"/>
+              <w:jc w:val="right"/>
+            </w:pPr>
+            <w:r>
+              <w:t xml:space="preserve">6</w:t>
+            </w:r>
+          </w:p>
+        </w:tc>
+        <w:tc>
+          <w:tcPr/>
+          <w:p>
+            <w:pPr>
+              <w:pStyle w:val="Compact"/>
+            </w:pPr>
+          </w:p>
+        </w:tc>
+        <w:tc>
+          <w:tcPr/>
+          <w:p>
+            <w:pPr>
+              <w:pStyle w:val="Compact"/>
+            </w:pPr>
+          </w:p>
+        </w:tc>
+        <w:tc>
+          <w:tcPr/>
+          <w:p>
+            <w:pPr>
+              <w:pStyle w:val="Compact"/>
+            </w:pPr>
+          </w:p>
+        </w:tc>
+      </w:tr>
+    </w:tbl>
+    <w:p>
+      <w:r>
+        <w:br w:type="page"/>
+      </w:r>
+    </w:p>
+    <w:bookmarkEnd w:id="43"/>
+    <w:bookmarkStart w:id="44" w:name="community-and-student-sample-differences"/>
+    <w:p>
+      <w:pPr>
+        <w:pStyle w:val="Heading3"/>
+      </w:pPr>
+      <w:r>
+        <w:t xml:space="preserve">1.4.4 Community and Student Sample Differences</w:t>
       </w:r>
     </w:p>
     <w:p>
@@ -28288,14 +33679,19 @@
         </w:tc>
       </w:tr>
     </w:tbl>
-    <w:bookmarkEnd w:id="41"/>
-    <w:bookmarkStart w:id="67" w:name="X55d5bb31491588f7d81cfb0349cc27cc194710e"/>
+    <w:p>
+      <w:r>
+        <w:br w:type="page"/>
+      </w:r>
+    </w:p>
+    <w:bookmarkEnd w:id="44"/>
+    <w:bookmarkStart w:id="70" w:name="X55d5bb31491588f7d81cfb0349cc27cc194710e"/>
     <w:p>
       <w:pPr>
         <w:pStyle w:val="Heading3"/>
       </w:pPr>
       <w:r>
-        <w:t xml:space="preserve">1.4.4 Confidence Calibration and Intellectual Humility</w:t>
+        <w:t xml:space="preserve">1.4.5 Confidence Calibration and Intellectual Humility</w:t>
       </w:r>
     </w:p>
     <w:tbl>
@@ -28311,7 +33707,7 @@
       <w:tr>
         <w:tc>
           <w:tcPr/>
-          <w:bookmarkStart w:id="45" w:name="fig-calibration"/>
+          <w:bookmarkStart w:id="48" w:name="fig-calibration"/>
           <w:p>
             <w:pPr>
               <w:pStyle w:val="Compact"/>
@@ -28322,18 +33718,18 @@
                 <wp:inline>
                   <wp:extent cx="5334000" cy="2667000"/>
                   <wp:effectExtent b="0" l="0" r="0" t="0"/>
-                  <wp:docPr descr="" title="" id="43" name="Picture"/>
+                  <wp:docPr descr="" title="" id="46" name="Picture"/>
                   <a:graphic>
                     <a:graphicData uri="http://schemas.openxmlformats.org/drawingml/2006/picture">
                       <pic:pic>
                         <pic:nvPicPr>
-                          <pic:cNvPr descr="results_files/figure-docx/fig-calibration-1.png" id="44" name="Picture"/>
+                          <pic:cNvPr descr="results_files/figure-docx/fig-calibration-1.png" id="47" name="Picture"/>
                           <pic:cNvPicPr>
                             <a:picLocks noChangeArrowheads="1" noChangeAspect="1"/>
                           </pic:cNvPicPr>
                         </pic:nvPicPr>
                         <pic:blipFill>
-                          <a:blip r:embed="rId42"/>
+                          <a:blip r:embed="rId45"/>
                           <a:stretch>
                             <a:fillRect/>
                           </a:stretch>
@@ -28373,7 +33769,7 @@
               <w:t xml:space="preserve">Figure 2: Number of correct answer (vertical coordinates) plotted as a function of the answer to the calibration responses (e.g. the participant’s estimates of their own accuracy; horizontal coordinates). Some jitter added for visibility. Both plots demonstrates substantial over-confidence, since in both cases most points lie below the identity line. For this plot we only excluded problems where participants declared using external resources.</w:t>
             </w:r>
           </w:p>
-          <w:bookmarkEnd w:id="45"/>
+          <w:bookmarkEnd w:id="48"/>
         </w:tc>
       </w:tr>
     </w:tbl>
@@ -29347,7 +34743,7 @@
       <w:tr>
         <w:tc>
           <w:tcPr/>
-          <w:bookmarkStart w:id="49" w:name="fig-calibration-model"/>
+          <w:bookmarkStart w:id="52" w:name="fig-calibration-model"/>
           <w:p>
             <w:pPr>
               <w:pStyle w:val="Compact"/>
@@ -29358,18 +34754,18 @@
                 <wp:inline>
                   <wp:extent cx="5334000" cy="2667000"/>
                   <wp:effectExtent b="0" l="0" r="0" t="0"/>
-                  <wp:docPr descr="" title="" id="47" name="Picture"/>
+                  <wp:docPr descr="" title="" id="50" name="Picture"/>
                   <a:graphic>
                     <a:graphicData uri="http://schemas.openxmlformats.org/drawingml/2006/picture">
                       <pic:pic>
                         <pic:nvPicPr>
-                          <pic:cNvPr descr="results_files/figure-docx/fig-calibration-model-1.png" id="48" name="Picture"/>
+                          <pic:cNvPr descr="results_files/figure-docx/fig-calibration-model-1.png" id="51" name="Picture"/>
                           <pic:cNvPicPr>
                             <a:picLocks noChangeArrowheads="1" noChangeAspect="1"/>
                           </pic:cNvPicPr>
                         </pic:nvPicPr>
                         <pic:blipFill>
-                          <a:blip r:embed="rId46"/>
+                          <a:blip r:embed="rId49"/>
                           <a:stretch>
                             <a:fillRect/>
                           </a:stretch>
@@ -29409,7 +34805,7 @@
               <w:t xml:space="preserve">Figure 3: Intellectual humility and calibration of estimated performance. Generalised additive models (GAMs) predicting participants’ estimated number of correct answers from their actual accuracy and intellectual humility, fitted separately for the intuitive (left) and reflective (right) phases. Lines show model-predicted estimates for intellectual humility at the mean and ±1 SD; shaded bands indicate 95% confidence intervals. The dashed diagonal indicates perfect calibration, such that values above the line reflect overestimation and values below the line reflect underestimation. Intellectual humility was associated with a small overall shift in estimates in the intuitive phase, whereas in the reflective phase it showed a small but significant interaction with actual accuracy.</w:t>
             </w:r>
           </w:p>
-          <w:bookmarkEnd w:id="49"/>
+          <w:bookmarkEnd w:id="52"/>
         </w:tc>
       </w:tr>
     </w:tbl>
@@ -29426,7 +34822,7 @@
       <w:tr>
         <w:tc>
           <w:tcPr/>
-          <w:bookmarkStart w:id="53" w:name="fig-calibration-model-2"/>
+          <w:bookmarkStart w:id="56" w:name="fig-calibration-model-2"/>
           <w:p>
             <w:pPr>
               <w:pStyle w:val="Compact"/>
@@ -29437,18 +34833,18 @@
                 <wp:inline>
                   <wp:extent cx="5334000" cy="2667000"/>
                   <wp:effectExtent b="0" l="0" r="0" t="0"/>
-                  <wp:docPr descr="" title="" id="51" name="Picture"/>
+                  <wp:docPr descr="" title="" id="54" name="Picture"/>
                   <a:graphic>
                     <a:graphicData uri="http://schemas.openxmlformats.org/drawingml/2006/picture">
                       <pic:pic>
                         <pic:nvPicPr>
-                          <pic:cNvPr descr="results_files/figure-docx/fig-calibration-model-2-1.png" id="52" name="Picture"/>
+                          <pic:cNvPr descr="results_files/figure-docx/fig-calibration-model-2-1.png" id="55" name="Picture"/>
                           <pic:cNvPicPr>
                             <a:picLocks noChangeArrowheads="1" noChangeAspect="1"/>
                           </pic:cNvPicPr>
                         </pic:nvPicPr>
                         <pic:blipFill>
-                          <a:blip r:embed="rId50"/>
+                          <a:blip r:embed="rId53"/>
                           <a:stretch>
                             <a:fillRect/>
                           </a:stretch>
@@ -29488,7 +34884,7 @@
               <w:t xml:space="preserve">Figure 4: Intellectual humility, actual accuracy, and estimated performance. Generalised additive models (GAMs) predicting participants’ estimated number of correct answers from actual accuracy and intellectual humility, fitted separately for the intuitive (left) and reflective (right) phases. Lines show model-predicted estimates across the observed range of intellectual humility scores, plotted separately for each level of actual accuracy; shaded bands indicate 95% confidence intervals. In the intuitive phase, intellectual humility was associated with a small overall downward shift in estimated performance across accuracy levels. In the reflective phase, the association between intellectual humility and estimated performance varied modestly as a function of actual accuracy, consistent with a small but significant interaction.</w:t>
             </w:r>
           </w:p>
-          <w:bookmarkEnd w:id="53"/>
+          <w:bookmarkEnd w:id="56"/>
         </w:tc>
       </w:tr>
     </w:tbl>
@@ -29497,13 +34893,13 @@
         <w:br w:type="page"/>
       </w:r>
     </w:p>
-    <w:bookmarkStart w:id="54" w:name="robustness-analysis-quasibinomial-gams"/>
+    <w:bookmarkStart w:id="57" w:name="robustness-analysis-quasibinomial-gams"/>
     <w:p>
       <w:pPr>
         <w:pStyle w:val="Heading4"/>
       </w:pPr>
       <w:r>
-        <w:t xml:space="preserve">1.4.4.1 Robustness analysis: quasibinomial GAMs</w:t>
+        <w:t xml:space="preserve">1.4.5.1 Robustness analysis: quasibinomial GAMs</w:t>
       </w:r>
     </w:p>
     <w:p>
@@ -29514,14 +34910,14 @@
         <w:t xml:space="preserve">As a robustness analysis, we repeated the calibration analyses using quasibinomial GAMs. These models constrain predicted estimates to the possible 0–6 range while allowing for overdispersion relative to the binomial variance.</w:t>
       </w:r>
     </w:p>
-    <w:bookmarkEnd w:id="54"/>
-    <w:bookmarkStart w:id="56" w:name="model-estimates"/>
+    <w:bookmarkEnd w:id="57"/>
+    <w:bookmarkStart w:id="59" w:name="model-estimates"/>
     <w:p>
       <w:pPr>
         <w:pStyle w:val="Heading4"/>
       </w:pPr>
       <w:r>
-        <w:t xml:space="preserve">1.4.4.2 Model estimates</w:t>
+        <w:t xml:space="preserve">1.4.5.2 Model estimates</w:t>
       </w:r>
     </w:p>
     <w:tbl>
@@ -29537,7 +34933,7 @@
       <w:tr>
         <w:tc>
           <w:tcPr/>
-          <w:bookmarkStart w:id="55" w:name="tbl-gam-quasibinomial"/>
+          <w:bookmarkStart w:id="58" w:name="tbl-gam-quasibinomial"/>
           <w:p>
             <w:pPr>
               <w:jc w:val="center"/>
@@ -30564,19 +35960,19 @@
               </w:tc>
             </w:tr>
           </w:tbl>
-          <w:bookmarkEnd w:id="55"/>
+          <w:bookmarkEnd w:id="58"/>
           <w:p/>
         </w:tc>
       </w:tr>
     </w:tbl>
-    <w:bookmarkEnd w:id="56"/>
-    <w:bookmarkStart w:id="61" w:name="predicted-calibration-curves"/>
+    <w:bookmarkEnd w:id="59"/>
+    <w:bookmarkStart w:id="64" w:name="predicted-calibration-curves"/>
     <w:p>
       <w:pPr>
         <w:pStyle w:val="Heading4"/>
       </w:pPr>
       <w:r>
-        <w:t xml:space="preserve">1.4.4.3 Predicted calibration curves</w:t>
+        <w:t xml:space="preserve">1.4.5.3 Predicted calibration curves</w:t>
       </w:r>
     </w:p>
     <w:tbl>
@@ -30592,7 +35988,7 @@
       <w:tr>
         <w:tc>
           <w:tcPr/>
-          <w:bookmarkStart w:id="60" w:name="fig-gam-qbin-calibration"/>
+          <w:bookmarkStart w:id="63" w:name="fig-gam-qbin-calibration"/>
           <w:p>
             <w:pPr>
               <w:pStyle w:val="Compact"/>
@@ -30603,18 +35999,18 @@
                 <wp:inline>
                   <wp:extent cx="5334000" cy="2667000"/>
                   <wp:effectExtent b="0" l="0" r="0" t="0"/>
-                  <wp:docPr descr="" title="" id="58" name="Picture"/>
+                  <wp:docPr descr="" title="" id="61" name="Picture"/>
                   <a:graphic>
                     <a:graphicData uri="http://schemas.openxmlformats.org/drawingml/2006/picture">
                       <pic:pic>
                         <pic:nvPicPr>
-                          <pic:cNvPr descr="results_files/figure-docx/fig-gam-qbin-calibration-1.png" id="59" name="Picture"/>
+                          <pic:cNvPr descr="results_files/figure-docx/fig-gam-qbin-calibration-1.png" id="62" name="Picture"/>
                           <pic:cNvPicPr>
                             <a:picLocks noChangeArrowheads="1" noChangeAspect="1"/>
                           </pic:cNvPicPr>
                         </pic:nvPicPr>
                         <pic:blipFill>
-                          <a:blip r:embed="rId57"/>
+                          <a:blip r:embed="rId60"/>
                           <a:stretch>
                             <a:fillRect/>
                           </a:stretch>
@@ -30654,18 +36050,18 @@
               <w:t xml:space="preserve">Figure 5: Quasibinomial robustness analysis of intellectual humility and calibration of estimated performance. Lines show model-predicted estimates at the mean and ±1 SD of intellectual humility; shaded bands indicate 95% confidence intervals. The dashed diagonal indicates perfect calibration.</w:t>
             </w:r>
           </w:p>
-          <w:bookmarkEnd w:id="60"/>
+          <w:bookmarkEnd w:id="63"/>
         </w:tc>
       </w:tr>
     </w:tbl>
-    <w:bookmarkEnd w:id="61"/>
-    <w:bookmarkStart w:id="66" w:name="intellectual-humility-interaction-plots"/>
+    <w:bookmarkEnd w:id="64"/>
+    <w:bookmarkStart w:id="69" w:name="intellectual-humility-interaction-plots"/>
     <w:p>
       <w:pPr>
         <w:pStyle w:val="Heading4"/>
       </w:pPr>
       <w:r>
-        <w:t xml:space="preserve">1.4.4.4 Intellectual humility interaction plots</w:t>
+        <w:t xml:space="preserve">1.4.5.4 Intellectual humility interaction plots</w:t>
       </w:r>
     </w:p>
     <w:tbl>
@@ -30681,7 +36077,7 @@
       <w:tr>
         <w:tc>
           <w:tcPr/>
-          <w:bookmarkStart w:id="65" w:name="fig-gam-qbin-IH"/>
+          <w:bookmarkStart w:id="68" w:name="fig-gam-qbin-IH"/>
           <w:p>
             <w:pPr>
               <w:pStyle w:val="Compact"/>
@@ -30692,18 +36088,18 @@
                 <wp:inline>
                   <wp:extent cx="5334000" cy="2667000"/>
                   <wp:effectExtent b="0" l="0" r="0" t="0"/>
-                  <wp:docPr descr="" title="" id="63" name="Picture"/>
+                  <wp:docPr descr="" title="" id="66" name="Picture"/>
                   <a:graphic>
                     <a:graphicData uri="http://schemas.openxmlformats.org/drawingml/2006/picture">
                       <pic:pic>
                         <pic:nvPicPr>
-                          <pic:cNvPr descr="results_files/figure-docx/fig-gam-qbin-IH-1.png" id="64" name="Picture"/>
+                          <pic:cNvPr descr="results_files/figure-docx/fig-gam-qbin-IH-1.png" id="67" name="Picture"/>
                           <pic:cNvPicPr>
                             <a:picLocks noChangeArrowheads="1" noChangeAspect="1"/>
                           </pic:cNvPicPr>
                         </pic:nvPicPr>
                         <pic:blipFill>
-                          <a:blip r:embed="rId62"/>
+                          <a:blip r:embed="rId65"/>
                           <a:stretch>
                             <a:fillRect/>
                           </a:stretch>
@@ -30743,14 +36139,14 @@
               <w:t xml:space="preserve">Figure 6: Quasibinomial robustness analysis of intellectual humility, actual accuracy, and estimated performance. Lines show model-predicted estimates across the observed range of intellectual humility scores, separately for each level of actual accuracy; shaded bands indicate 95% confidence intervals.</w:t>
             </w:r>
           </w:p>
-          <w:bookmarkEnd w:id="65"/>
+          <w:bookmarkEnd w:id="68"/>
         </w:tc>
       </w:tr>
     </w:tbl>
-    <w:bookmarkEnd w:id="66"/>
-    <w:bookmarkEnd w:id="67"/>
-    <w:bookmarkEnd w:id="68"/>
     <w:bookmarkEnd w:id="69"/>
+    <w:bookmarkEnd w:id="70"/>
+    <w:bookmarkEnd w:id="71"/>
+    <w:bookmarkEnd w:id="72"/>
     <w:sectPr/>
   </w:body>
 </w:document>
